--- a/DB-Course Project.docx
+++ b/DB-Course Project.docx
@@ -1,6 +1,6 @@
 
 <file path=word/document.xml><?xml version="1.0" encoding="utf-8"?>
-<w:document xmlns:wpc="http://schemas.microsoft.com/office/word/2010/wordprocessingCanvas" xmlns:cx="http://schemas.microsoft.com/office/drawing/2014/chartex" xmlns:cx1="http://schemas.microsoft.com/office/drawing/2015/9/8/chartex" xmlns:cx2="http://schemas.microsoft.com/office/drawing/2015/10/21/chartex" xmlns:cx3="http://schemas.microsoft.com/office/drawing/2016/5/9/chartex" xmlns:cx4="http://schemas.microsoft.com/office/drawing/2016/5/10/chartex" xmlns:cx5="http://schemas.microsoft.com/office/drawing/2016/5/11/chartex" xmlns:cx6="http://schemas.microsoft.com/office/drawing/2016/5/12/chartex" xmlns:cx7="http://schemas.microsoft.com/office/drawing/2016/5/13/chartex" xmlns:cx8="http://schemas.microsoft.com/office/drawing/2016/5/14/chartex" xmlns:mc="http://schemas.openxmlformats.org/markup-compatibility/2006" xmlns:m="http://schemas.openxmlformats.org/officeDocument/2006/math" xmlns:aink="http://schemas.microsoft.com/office/drawing/2016/ink" xmlns:am3d="http://schemas.microsoft.com/office/drawing/2017/model3d" xmlns:oel="http://schemas.microsoft.com/office/2019/extlst" xmlns:r="http://schemas.openxmlformats.org/officeDocument/2006/relationships" xmlns:wp14="http://schemas.microsoft.com/office/word/2010/wordprocessingDrawing" xmlns:wp="http://schemas.openxmlformats.org/drawingml/2006/wordprocessingDrawing" xmlns:wpg="http://schemas.microsoft.com/office/word/2010/wordprocessingGroup" xmlns:wpi="http://schemas.microsoft.com/office/word/2010/wordprocessingInk" xmlns:wps="http://schemas.microsoft.com/office/word/2010/wordprocessingShape" xmlns:o="urn:schemas-microsoft-com:office:office" xmlns:v="urn:schemas-microsoft-com:vml" xmlns:w10="urn:schemas-microsoft-com:office:word" xmlns:w="http://schemas.openxmlformats.org/wordprocessingml/2006/main" xmlns:w14="http://schemas.microsoft.com/office/word/2010/wordml" xmlns:w15="http://schemas.microsoft.com/office/word/2012/wordml" xmlns:w16cex="http://schemas.microsoft.com/office/word/2018/wordml/cex" xmlns:w16cid="http://schemas.microsoft.com/office/word/2016/wordml/cid" xmlns:w16="http://schemas.microsoft.com/office/word/2018/wordml" xmlns:w16sdtdh="http://schemas.microsoft.com/office/word/2020/wordml/sdtdatahash" xmlns:w16sdtfl="http://schemas.microsoft.com/office/word/2024/wordml/sdtformatlock" xmlns:w16se="http://schemas.microsoft.com/office/word/2015/wordml/symex" xmlns:w16du="http://schemas.microsoft.com/office/word/2023/wordml/word16du" xmlns:wne="http://schemas.microsoft.com/office/word/2006/wordml" mc:Ignorable="w14 w15 w16se w16cid w16 w16cex w16sdtdh w16sdtfl w16du wp14">
+<w:document xmlns:wpc="http://schemas.microsoft.com/office/word/2010/wordprocessingCanvas" xmlns:cx="http://schemas.microsoft.com/office/drawing/2014/chartex" xmlns:cx1="http://schemas.microsoft.com/office/drawing/2015/9/8/chartex" xmlns:cx2="http://schemas.microsoft.com/office/drawing/2015/10/21/chartex" xmlns:cx3="http://schemas.microsoft.com/office/drawing/2016/5/9/chartex" xmlns:cx4="http://schemas.microsoft.com/office/drawing/2016/5/10/chartex" xmlns:cx5="http://schemas.microsoft.com/office/drawing/2016/5/11/chartex" xmlns:cx6="http://schemas.microsoft.com/office/drawing/2016/5/12/chartex" xmlns:cx7="http://schemas.microsoft.com/office/drawing/2016/5/13/chartex" xmlns:cx8="http://schemas.microsoft.com/office/drawing/2016/5/14/chartex" xmlns:mc="http://schemas.openxmlformats.org/markup-compatibility/2006" xmlns:aink="http://schemas.microsoft.com/office/drawing/2016/ink" xmlns:am3d="http://schemas.microsoft.com/office/drawing/2017/model3d" xmlns:o="urn:schemas-microsoft-com:office:office" xmlns:oel="http://schemas.microsoft.com/office/2019/extlst" xmlns:r="http://schemas.openxmlformats.org/officeDocument/2006/relationships" xmlns:m="http://schemas.openxmlformats.org/officeDocument/2006/math" xmlns:v="urn:schemas-microsoft-com:vml" xmlns:wp14="http://schemas.microsoft.com/office/word/2010/wordprocessingDrawing" xmlns:wp="http://schemas.openxmlformats.org/drawingml/2006/wordprocessingDrawing" xmlns:w10="urn:schemas-microsoft-com:office:word" xmlns:w="http://schemas.openxmlformats.org/wordprocessingml/2006/main" xmlns:w14="http://schemas.microsoft.com/office/word/2010/wordml" xmlns:w15="http://schemas.microsoft.com/office/word/2012/wordml" xmlns:w16cex="http://schemas.microsoft.com/office/word/2018/wordml/cex" xmlns:w16cid="http://schemas.microsoft.com/office/word/2016/wordml/cid" xmlns:w16="http://schemas.microsoft.com/office/word/2018/wordml" xmlns:w16du="http://schemas.microsoft.com/office/word/2023/wordml/word16du" xmlns:w16sdtdh="http://schemas.microsoft.com/office/word/2020/wordml/sdtdatahash" xmlns:w16sdtfl="http://schemas.microsoft.com/office/word/2024/wordml/sdtformatlock" xmlns:w16se="http://schemas.microsoft.com/office/word/2015/wordml/symex" xmlns:wpg="http://schemas.microsoft.com/office/word/2010/wordprocessingGroup" xmlns:wpi="http://schemas.microsoft.com/office/word/2010/wordprocessingInk" xmlns:wne="http://schemas.microsoft.com/office/word/2006/wordml" xmlns:wps="http://schemas.microsoft.com/office/word/2010/wordprocessingShape" mc:Ignorable="w14 w15 w16se w16cid w16 w16cex w16sdtdh w16sdtfl w16du wp14">
   <w:body>
     <w:p>
       <w:pPr>
@@ -1014,7 +1014,7 @@
                 <v:stroke joinstyle="miter"/>
                 <v:path gradientshapeok="t" o:connecttype="rect"/>
               </v:shapetype>
-              <v:shape id="Text Box 2" o:spid="_x0000_s1027" type="#_x0000_t202" style="position:absolute;margin-left:40.3pt;margin-top:.05pt;width:545.45pt;height:87.55pt;z-index:251679744;visibility:visible;mso-wrap-style:square;mso-width-percent:0;mso-height-percent:0;mso-wrap-distance-left:9pt;mso-wrap-distance-top:7.2pt;mso-wrap-distance-right:9pt;mso-wrap-distance-bottom:7.2pt;mso-position-horizontal:absolute;mso-position-horizontal-relative:page;mso-position-vertical:absolute;mso-position-vertical-relative:text;mso-width-percent:0;mso-height-percent:0;mso-width-relative:margin;mso-height-relative:margin;v-text-anchor:top" o:gfxdata="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" filled="f" stroked="f">
+              <v:shape id="Text Box 2" o:spid="_x0000_s1027" type="#_x0000_t202" style="position:absolute;margin-left:40.3pt;margin-top:.05pt;width:545.45pt;height:87.55pt;z-index:251679744;visibility:visible;mso-wrap-style:square;mso-width-percent:0;mso-height-percent:0;mso-wrap-distance-left:9pt;mso-wrap-distance-top:7.2pt;mso-wrap-distance-right:9pt;mso-wrap-distance-bottom:7.2pt;mso-position-horizontal:absolute;mso-position-horizontal-relative:page;mso-position-vertical:absolute;mso-position-vertical-relative:text;mso-width-percent:0;mso-height-percent:0;mso-width-relative:margin;mso-height-relative:margin;v-text-anchor:top" o:gfxdata="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" filled="f" stroked="f">
                 <v:textbox>
                   <w:txbxContent>
                     <w:p>
@@ -2665,7 +2665,11 @@
               </mc:Choice>
               <mc:Fallback>
                 <w:pict>
-                  <v:shape w14:anchorId="7CBAAF0B" id="Text Box 15" o:spid="_x0000_s1031" type="#_x0000_t202" alt="contact info" style="position:absolute;margin-left:36pt;margin-top:228.75pt;width:540pt;height:99.75pt;z-index:251675648;visibility:visible;mso-wrap-style:square;mso-width-percent:1282;mso-height-percent:0;mso-wrap-distance-left:9pt;mso-wrap-distance-top:0;mso-wrap-distance-right:9pt;mso-wrap-distance-bottom:0;mso-position-horizontal:absolute;mso-position-horizontal-relative:page;mso-position-vertical:absolute;mso-position-vertical-relative:margin;mso-width-percent:1282;mso-height-percent:0;mso-width-relative:margin;mso-height-relative:margin;v-text-anchor:bottom" o:gfxdata="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" o:allowoverlap="f" filled="f" stroked="f" strokeweight=".5pt">
+                  <v:shapetype w14:anchorId="7CBAAF0B" id="_x0000_t202" coordsize="21600,21600" o:spt="202" path="m,l,21600r21600,l21600,xe">
+                    <v:stroke joinstyle="miter"/>
+                    <v:path gradientshapeok="t" o:connecttype="rect"/>
+                  </v:shapetype>
+                  <v:shape id="Text Box 15" o:spid="_x0000_s1031" type="#_x0000_t202" alt="contact info" style="position:absolute;margin-left:36pt;margin-top:228.75pt;width:540pt;height:99.75pt;z-index:251675648;visibility:visible;mso-wrap-style:square;mso-width-percent:1282;mso-height-percent:0;mso-wrap-distance-left:9pt;mso-wrap-distance-top:0;mso-wrap-distance-right:9pt;mso-wrap-distance-bottom:0;mso-position-horizontal:absolute;mso-position-horizontal-relative:page;mso-position-vertical:absolute;mso-position-vertical-relative:margin;mso-width-percent:1282;mso-height-percent:0;mso-width-relative:margin;mso-height-relative:margin;v-text-anchor:bottom" o:gfxdata="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" o:allowoverlap="f" filled="f" stroked="f" strokeweight=".5pt">
                     <v:textbox inset="0,0,0,0">
                       <w:txbxContent>
                         <w:p>
@@ -3738,25 +3742,7 @@
           <w:sz w:val="24"/>
           <w:szCs w:val="24"/>
         </w:rPr>
-        <w:t xml:space="preserve">Task </w:t>
-      </w:r>
-      <w:proofErr w:type="gramStart"/>
-      <w:r>
-        <w:rPr>
-          <w:rFonts w:ascii="Times New Roman" w:hAnsi="Times New Roman" w:cs="Times New Roman"/>
-          <w:sz w:val="24"/>
-          <w:szCs w:val="24"/>
-        </w:rPr>
-        <w:t>1 :</w:t>
-      </w:r>
-      <w:proofErr w:type="gramEnd"/>
-      <w:r>
-        <w:rPr>
-          <w:rFonts w:ascii="Times New Roman" w:hAnsi="Times New Roman" w:cs="Times New Roman"/>
-          <w:sz w:val="24"/>
-          <w:szCs w:val="24"/>
-        </w:rPr>
-        <w:t xml:space="preserve"> database design</w:t>
+        <w:t>Task 1 : database design</w:t>
       </w:r>
     </w:p>
     <w:p>
@@ -4042,25 +4028,7 @@
           <w:sz w:val="24"/>
           <w:szCs w:val="24"/>
         </w:rPr>
-        <w:t xml:space="preserve"> describing the completed work, key decisions, challenges, </w:t>
-      </w:r>
-      <w:proofErr w:type="gramStart"/>
-      <w:r>
-        <w:rPr>
-          <w:rFonts w:ascii="Times New Roman" w:hAnsi="Times New Roman" w:cs="Times New Roman"/>
-          <w:sz w:val="24"/>
-          <w:szCs w:val="24"/>
-        </w:rPr>
-        <w:t>future plan</w:t>
-      </w:r>
-      <w:proofErr w:type="gramEnd"/>
-      <w:r>
-        <w:rPr>
-          <w:rFonts w:ascii="Times New Roman" w:hAnsi="Times New Roman" w:cs="Times New Roman"/>
-          <w:sz w:val="24"/>
-          <w:szCs w:val="24"/>
-        </w:rPr>
-        <w:t>, and contribution of each group member.</w:t>
+        <w:t xml:space="preserve"> describing the completed work, key decisions, challenges, future plan, and contribution of each group member.</w:t>
       </w:r>
     </w:p>
     <w:p>
@@ -5446,6 +5414,336 @@
     </w:p>
     <w:p>
       <w:pPr>
+        <w:pStyle w:val="NormalWeb"/>
+        <w:numPr>
+          <w:ilvl w:val="0"/>
+          <w:numId w:val="25"/>
+        </w:numPr>
+        <w:spacing w:before="160" w:beforeAutospacing="0" w:after="0" w:afterAutospacing="0"/>
+        <w:jc w:val="both"/>
+      </w:pPr>
+      <w:r>
+        <w:rPr>
+          <w:b/>
+          <w:bCs/>
+          <w:color w:val="595959"/>
+        </w:rPr>
+        <w:t>Reflection on the Smart Clinic Database Project</w:t>
+      </w:r>
+    </w:p>
+    <w:p>
+      <w:pPr>
+        <w:pStyle w:val="NormalWeb"/>
+        <w:numPr>
+          <w:ilvl w:val="0"/>
+          <w:numId w:val="25"/>
+        </w:numPr>
+        <w:spacing w:before="160" w:beforeAutospacing="0" w:after="0" w:afterAutospacing="0"/>
+        <w:jc w:val="both"/>
+      </w:pPr>
+      <w:r>
+        <w:rPr>
+          <w:b/>
+          <w:bCs/>
+          <w:color w:val="595959"/>
+        </w:rPr>
+        <w:t>1. Challenge Encountered and Resolution</w:t>
+      </w:r>
+    </w:p>
+    <w:p>
+      <w:pPr>
+        <w:pStyle w:val="NormalWeb"/>
+        <w:numPr>
+          <w:ilvl w:val="0"/>
+          <w:numId w:val="25"/>
+        </w:numPr>
+        <w:spacing w:before="160" w:beforeAutospacing="0" w:after="0" w:afterAutospacing="0"/>
+        <w:jc w:val="both"/>
+      </w:pPr>
+      <w:r>
+        <w:rPr>
+          <w:color w:val="595959"/>
+        </w:rPr>
+        <w:t xml:space="preserve">One of the main challenges I faced was converting the specialization between </w:t>
+      </w:r>
+      <w:proofErr w:type="spellStart"/>
+      <w:r>
+        <w:rPr>
+          <w:color w:val="595959"/>
+        </w:rPr>
+        <w:t>ClinicPerson</w:t>
+      </w:r>
+      <w:proofErr w:type="spellEnd"/>
+      <w:r>
+        <w:rPr>
+          <w:color w:val="595959"/>
+        </w:rPr>
+        <w:t>, Patient, and Doctor into relational tables without duplicating shared information. At first, the original design stored names, phone numbers, and email addresses separately in both the Patient and Doctor tables. This created unnecessary repetition and could lead to inconsistent data. I identified the issue while mapping the EER diagram into the relational model because the same personal attributes appeared in two entities.</w:t>
+      </w:r>
+    </w:p>
+    <w:p>
+      <w:pPr>
+        <w:pStyle w:val="NormalWeb"/>
+        <w:numPr>
+          <w:ilvl w:val="0"/>
+          <w:numId w:val="25"/>
+        </w:numPr>
+        <w:spacing w:before="160" w:beforeAutospacing="0" w:after="0" w:afterAutospacing="0"/>
+        <w:jc w:val="both"/>
+      </w:pPr>
+      <w:r>
+        <w:rPr>
+          <w:color w:val="595959"/>
+        </w:rPr>
+        <w:t xml:space="preserve">To resolve it, I created a </w:t>
+      </w:r>
+      <w:proofErr w:type="spellStart"/>
+      <w:r>
+        <w:rPr>
+          <w:color w:val="595959"/>
+        </w:rPr>
+        <w:t>ClinicPerson</w:t>
+      </w:r>
+      <w:proofErr w:type="spellEnd"/>
+      <w:r>
+        <w:rPr>
+          <w:color w:val="595959"/>
+        </w:rPr>
+        <w:t xml:space="preserve"> superclass containing </w:t>
+      </w:r>
+      <w:proofErr w:type="spellStart"/>
+      <w:r>
+        <w:rPr>
+          <w:color w:val="595959"/>
+        </w:rPr>
+        <w:t>PersonID</w:t>
+      </w:r>
+      <w:proofErr w:type="spellEnd"/>
+      <w:r>
+        <w:rPr>
+          <w:color w:val="595959"/>
+        </w:rPr>
+        <w:t xml:space="preserve">, </w:t>
+      </w:r>
+      <w:proofErr w:type="spellStart"/>
+      <w:r>
+        <w:rPr>
+          <w:color w:val="595959"/>
+        </w:rPr>
+        <w:t>FullName</w:t>
+      </w:r>
+      <w:proofErr w:type="spellEnd"/>
+      <w:r>
+        <w:rPr>
+          <w:color w:val="595959"/>
+        </w:rPr>
+        <w:t xml:space="preserve">, Phone, and Email. The Patient and Doctor tables were then implemented as subclasses. Their identifiers became both primary keys and foreign keys referencing </w:t>
+      </w:r>
+      <w:proofErr w:type="spellStart"/>
+      <w:r>
+        <w:rPr>
+          <w:color w:val="595959"/>
+        </w:rPr>
+        <w:t>ClinicPerson.PersonID</w:t>
+      </w:r>
+      <w:proofErr w:type="spellEnd"/>
+      <w:r>
+        <w:rPr>
+          <w:color w:val="595959"/>
+        </w:rPr>
+        <w:t xml:space="preserve">. Patient-specific attributes, such as </w:t>
+      </w:r>
+      <w:proofErr w:type="spellStart"/>
+      <w:r>
+        <w:rPr>
+          <w:color w:val="595959"/>
+        </w:rPr>
+        <w:t>NationalID</w:t>
+      </w:r>
+      <w:proofErr w:type="spellEnd"/>
+      <w:r>
+        <w:rPr>
+          <w:color w:val="595959"/>
+        </w:rPr>
+        <w:t xml:space="preserve">, </w:t>
+      </w:r>
+      <w:proofErr w:type="spellStart"/>
+      <w:r>
+        <w:rPr>
+          <w:color w:val="595959"/>
+        </w:rPr>
+        <w:t>BirthDate</w:t>
+      </w:r>
+      <w:proofErr w:type="spellEnd"/>
+      <w:r>
+        <w:rPr>
+          <w:color w:val="595959"/>
+        </w:rPr>
+        <w:t xml:space="preserve">, and Address, remained in Patient, while Specialty and </w:t>
+      </w:r>
+      <w:proofErr w:type="spellStart"/>
+      <w:r>
+        <w:rPr>
+          <w:color w:val="595959"/>
+        </w:rPr>
+        <w:t>LicenseNo</w:t>
+      </w:r>
+      <w:proofErr w:type="spellEnd"/>
+      <w:r>
+        <w:rPr>
+          <w:color w:val="595959"/>
+        </w:rPr>
+        <w:t xml:space="preserve"> remained in Doctor. I also tested the insertion order to confirm that a </w:t>
+      </w:r>
+      <w:proofErr w:type="spellStart"/>
+      <w:r>
+        <w:rPr>
+          <w:color w:val="595959"/>
+        </w:rPr>
+        <w:t>ClinicPerson</w:t>
+      </w:r>
+      <w:proofErr w:type="spellEnd"/>
+      <w:r>
+        <w:rPr>
+          <w:color w:val="595959"/>
+        </w:rPr>
+        <w:t xml:space="preserve"> record had to exist before its related subclass record could be inserted.</w:t>
+      </w:r>
+    </w:p>
+    <w:p>
+      <w:pPr>
+        <w:pStyle w:val="NormalWeb"/>
+        <w:numPr>
+          <w:ilvl w:val="0"/>
+          <w:numId w:val="25"/>
+        </w:numPr>
+        <w:spacing w:before="160" w:beforeAutospacing="0" w:after="0" w:afterAutospacing="0"/>
+        <w:jc w:val="both"/>
+      </w:pPr>
+      <w:r>
+        <w:rPr>
+          <w:b/>
+          <w:bCs/>
+          <w:color w:val="595959"/>
+        </w:rPr>
+        <w:t>2. Selected Approach and Tradeoffs</w:t>
+      </w:r>
+    </w:p>
+    <w:p>
+      <w:pPr>
+        <w:pStyle w:val="NormalWeb"/>
+        <w:numPr>
+          <w:ilvl w:val="0"/>
+          <w:numId w:val="25"/>
+        </w:numPr>
+        <w:spacing w:before="160" w:beforeAutospacing="0" w:after="0" w:afterAutospacing="0"/>
+        <w:jc w:val="both"/>
+      </w:pPr>
+      <w:r>
+        <w:rPr>
+          <w:color w:val="595959"/>
+        </w:rPr>
+        <w:t xml:space="preserve">I chose the superclass–subclass approach instead of creating two completely independent Patient and Doctor tables. The main advantage was reduced </w:t>
+      </w:r>
+      <w:r>
+        <w:rPr>
+          <w:color w:val="595959"/>
+        </w:rPr>
+        <w:lastRenderedPageBreak/>
+        <w:t>duplication and clearer representation of the EER specialization. It also allowed shared constraints, such as unique email addresses, to be controlled in one place.</w:t>
+      </w:r>
+    </w:p>
+    <w:p>
+      <w:pPr>
+        <w:pStyle w:val="NormalWeb"/>
+        <w:numPr>
+          <w:ilvl w:val="0"/>
+          <w:numId w:val="25"/>
+        </w:numPr>
+        <w:spacing w:before="160" w:beforeAutospacing="0" w:after="0" w:afterAutospacing="0"/>
+        <w:jc w:val="both"/>
+      </w:pPr>
+      <w:r>
+        <w:rPr>
+          <w:color w:val="595959"/>
+        </w:rPr>
+        <w:t>The alternative would have been simpler because each table could store all required attributes directly. However, that design would repeat personal details and make future changes harder. The selected method required additional joins when retrieving names and introduced a more complex insertion process, but these disadvantages were acceptable because the database became more normalized and consistent.</w:t>
+      </w:r>
+    </w:p>
+    <w:p>
+      <w:pPr>
+        <w:pStyle w:val="NormalWeb"/>
+        <w:numPr>
+          <w:ilvl w:val="0"/>
+          <w:numId w:val="25"/>
+        </w:numPr>
+        <w:spacing w:before="160" w:beforeAutospacing="0" w:after="0" w:afterAutospacing="0"/>
+        <w:jc w:val="both"/>
+      </w:pPr>
+      <w:r>
+        <w:rPr>
+          <w:b/>
+          <w:bCs/>
+          <w:color w:val="595959"/>
+        </w:rPr>
+        <w:t>3. Use of AI Tools</w:t>
+      </w:r>
+    </w:p>
+    <w:p>
+      <w:pPr>
+        <w:pStyle w:val="NormalWeb"/>
+        <w:numPr>
+          <w:ilvl w:val="0"/>
+          <w:numId w:val="25"/>
+        </w:numPr>
+        <w:spacing w:before="160" w:beforeAutospacing="0" w:after="0" w:afterAutospacing="0"/>
+        <w:jc w:val="both"/>
+      </w:pPr>
+      <w:r>
+        <w:rPr>
+          <w:color w:val="595959"/>
+        </w:rPr>
+        <w:t>I used ChatGPT during the project for brainstorming the database structure, reviewing MySQL syntax, drafting sample queries, and checking the clarity of written explanations. It was particularly useful when developing the payment trigger and the appointment summary view. I did not accept the generated output without checking it. I compared every query with the final table definitions, verified primary and foreign key references, and modified details such as Saudi payment methods, data types, constraint names, and sample records. I also reviewed the trigger logic to ensure that cumulative payments could not exceed treatment costs.</w:t>
+      </w:r>
+    </w:p>
+    <w:p>
+      <w:pPr>
+        <w:pStyle w:val="NormalWeb"/>
+        <w:numPr>
+          <w:ilvl w:val="0"/>
+          <w:numId w:val="25"/>
+        </w:numPr>
+        <w:spacing w:before="160" w:beforeAutospacing="0" w:after="0" w:afterAutospacing="0"/>
+        <w:jc w:val="both"/>
+      </w:pPr>
+      <w:r>
+        <w:rPr>
+          <w:b/>
+          <w:bCs/>
+          <w:color w:val="595959"/>
+        </w:rPr>
+        <w:t>4. Improvements for Future Work</w:t>
+      </w:r>
+    </w:p>
+    <w:p>
+      <w:pPr>
+        <w:pStyle w:val="NormalWeb"/>
+        <w:numPr>
+          <w:ilvl w:val="0"/>
+          <w:numId w:val="25"/>
+        </w:numPr>
+        <w:spacing w:before="160" w:beforeAutospacing="0" w:after="0" w:afterAutospacing="0"/>
+        <w:jc w:val="both"/>
+      </w:pPr>
+      <w:r>
+        <w:rPr>
+          <w:color w:val="595959"/>
+        </w:rPr>
+        <w:t>With more time, I would test the database through a complete clinic application rather than only through SQL statements. I would also add user accounts, staff roles, audit logs, appointment duration, room allocation, insurance details, and stronger scheduling controls. More extensive test data would help evaluate performance, exceptional cases, and the accuracy of reports under realistic clinic workloads.</w:t>
+      </w:r>
+    </w:p>
+    <w:p>
+      <w:pPr>
         <w:pStyle w:val="ListBullet"/>
         <w:numPr>
           <w:ilvl w:val="0"/>
@@ -5777,7 +6075,7 @@
 </file>
 
 <file path=word/endnotes.xml><?xml version="1.0" encoding="utf-8"?>
-<w:endnotes xmlns:wpc="http://schemas.microsoft.com/office/word/2010/wordprocessingCanvas" xmlns:cx="http://schemas.microsoft.com/office/drawing/2014/chartex" xmlns:cx1="http://schemas.microsoft.com/office/drawing/2015/9/8/chartex" xmlns:cx2="http://schemas.microsoft.com/office/drawing/2015/10/21/chartex" xmlns:cx3="http://schemas.microsoft.com/office/drawing/2016/5/9/chartex" xmlns:cx4="http://schemas.microsoft.com/office/drawing/2016/5/10/chartex" xmlns:cx5="http://schemas.microsoft.com/office/drawing/2016/5/11/chartex" xmlns:cx6="http://schemas.microsoft.com/office/drawing/2016/5/12/chartex" xmlns:cx7="http://schemas.microsoft.com/office/drawing/2016/5/13/chartex" xmlns:cx8="http://schemas.microsoft.com/office/drawing/2016/5/14/chartex" xmlns:mc="http://schemas.openxmlformats.org/markup-compatibility/2006" xmlns:m="http://schemas.openxmlformats.org/officeDocument/2006/math" xmlns:aink="http://schemas.microsoft.com/office/drawing/2016/ink" xmlns:am3d="http://schemas.microsoft.com/office/drawing/2017/model3d" xmlns:oel="http://schemas.microsoft.com/office/2019/extlst" xmlns:r="http://schemas.openxmlformats.org/officeDocument/2006/relationships" xmlns:wp14="http://schemas.microsoft.com/office/word/2010/wordprocessingDrawing" xmlns:wp="http://schemas.openxmlformats.org/drawingml/2006/wordprocessingDrawing" xmlns:wpg="http://schemas.microsoft.com/office/word/2010/wordprocessingGroup" xmlns:wpi="http://schemas.microsoft.com/office/word/2010/wordprocessingInk" xmlns:wps="http://schemas.microsoft.com/office/word/2010/wordprocessingShape" xmlns:o="urn:schemas-microsoft-com:office:office" xmlns:v="urn:schemas-microsoft-com:vml" xmlns:w10="urn:schemas-microsoft-com:office:word" xmlns:w="http://schemas.openxmlformats.org/wordprocessingml/2006/main" xmlns:w14="http://schemas.microsoft.com/office/word/2010/wordml" xmlns:w15="http://schemas.microsoft.com/office/word/2012/wordml" xmlns:w16cex="http://schemas.microsoft.com/office/word/2018/wordml/cex" xmlns:w16cid="http://schemas.microsoft.com/office/word/2016/wordml/cid" xmlns:w16="http://schemas.microsoft.com/office/word/2018/wordml" xmlns:w16sdtdh="http://schemas.microsoft.com/office/word/2020/wordml/sdtdatahash" xmlns:w16sdtfl="http://schemas.microsoft.com/office/word/2024/wordml/sdtformatlock" xmlns:w16se="http://schemas.microsoft.com/office/word/2015/wordml/symex" xmlns:w16du="http://schemas.microsoft.com/office/word/2023/wordml/word16du" xmlns:wne="http://schemas.microsoft.com/office/word/2006/wordml" mc:Ignorable="w14 w15 w16se w16cid w16 w16cex w16sdtdh w16sdtfl w16du wp14">
+<w:endnotes xmlns:wpc="http://schemas.microsoft.com/office/word/2010/wordprocessingCanvas" xmlns:cx="http://schemas.microsoft.com/office/drawing/2014/chartex" xmlns:cx1="http://schemas.microsoft.com/office/drawing/2015/9/8/chartex" xmlns:cx2="http://schemas.microsoft.com/office/drawing/2015/10/21/chartex" xmlns:cx3="http://schemas.microsoft.com/office/drawing/2016/5/9/chartex" xmlns:cx4="http://schemas.microsoft.com/office/drawing/2016/5/10/chartex" xmlns:cx5="http://schemas.microsoft.com/office/drawing/2016/5/11/chartex" xmlns:cx6="http://schemas.microsoft.com/office/drawing/2016/5/12/chartex" xmlns:cx7="http://schemas.microsoft.com/office/drawing/2016/5/13/chartex" xmlns:cx8="http://schemas.microsoft.com/office/drawing/2016/5/14/chartex" xmlns:mc="http://schemas.openxmlformats.org/markup-compatibility/2006" xmlns:aink="http://schemas.microsoft.com/office/drawing/2016/ink" xmlns:am3d="http://schemas.microsoft.com/office/drawing/2017/model3d" xmlns:o="urn:schemas-microsoft-com:office:office" xmlns:oel="http://schemas.microsoft.com/office/2019/extlst" xmlns:r="http://schemas.openxmlformats.org/officeDocument/2006/relationships" xmlns:m="http://schemas.openxmlformats.org/officeDocument/2006/math" xmlns:v="urn:schemas-microsoft-com:vml" xmlns:wp14="http://schemas.microsoft.com/office/word/2010/wordprocessingDrawing" xmlns:wp="http://schemas.openxmlformats.org/drawingml/2006/wordprocessingDrawing" xmlns:w10="urn:schemas-microsoft-com:office:word" xmlns:w="http://schemas.openxmlformats.org/wordprocessingml/2006/main" xmlns:w14="http://schemas.microsoft.com/office/word/2010/wordml" xmlns:w15="http://schemas.microsoft.com/office/word/2012/wordml" xmlns:w16cex="http://schemas.microsoft.com/office/word/2018/wordml/cex" xmlns:w16cid="http://schemas.microsoft.com/office/word/2016/wordml/cid" xmlns:w16="http://schemas.microsoft.com/office/word/2018/wordml" xmlns:w16du="http://schemas.microsoft.com/office/word/2023/wordml/word16du" xmlns:w16sdtdh="http://schemas.microsoft.com/office/word/2020/wordml/sdtdatahash" xmlns:w16sdtfl="http://schemas.microsoft.com/office/word/2024/wordml/sdtformatlock" xmlns:w16se="http://schemas.microsoft.com/office/word/2015/wordml/symex" xmlns:wpg="http://schemas.microsoft.com/office/word/2010/wordprocessingGroup" xmlns:wpi="http://schemas.microsoft.com/office/word/2010/wordprocessingInk" xmlns:wne="http://schemas.microsoft.com/office/word/2006/wordml" xmlns:wps="http://schemas.microsoft.com/office/word/2010/wordprocessingShape" mc:Ignorable="w14 w15 w16se w16cid w16 w16cex w16sdtdh w16sdtfl w16du wp14">
   <w:endnote w:type="separator" w:id="-1">
     <w:p>
       <w:pPr>
@@ -5806,7 +6104,7 @@
 </file>
 
 <file path=word/footer1.xml><?xml version="1.0" encoding="utf-8"?>
-<w:ftr xmlns:wpc="http://schemas.microsoft.com/office/word/2010/wordprocessingCanvas" xmlns:cx="http://schemas.microsoft.com/office/drawing/2014/chartex" xmlns:cx1="http://schemas.microsoft.com/office/drawing/2015/9/8/chartex" xmlns:cx2="http://schemas.microsoft.com/office/drawing/2015/10/21/chartex" xmlns:cx3="http://schemas.microsoft.com/office/drawing/2016/5/9/chartex" xmlns:cx4="http://schemas.microsoft.com/office/drawing/2016/5/10/chartex" xmlns:cx5="http://schemas.microsoft.com/office/drawing/2016/5/11/chartex" xmlns:cx6="http://schemas.microsoft.com/office/drawing/2016/5/12/chartex" xmlns:cx7="http://schemas.microsoft.com/office/drawing/2016/5/13/chartex" xmlns:cx8="http://schemas.microsoft.com/office/drawing/2016/5/14/chartex" xmlns:mc="http://schemas.openxmlformats.org/markup-compatibility/2006" xmlns:m="http://schemas.openxmlformats.org/officeDocument/2006/math" xmlns:aink="http://schemas.microsoft.com/office/drawing/2016/ink" xmlns:am3d="http://schemas.microsoft.com/office/drawing/2017/model3d" xmlns:oel="http://schemas.microsoft.com/office/2019/extlst" xmlns:r="http://schemas.openxmlformats.org/officeDocument/2006/relationships" xmlns:wp14="http://schemas.microsoft.com/office/word/2010/wordprocessingDrawing" xmlns:wp="http://schemas.openxmlformats.org/drawingml/2006/wordprocessingDrawing" xmlns:wpg="http://schemas.microsoft.com/office/word/2010/wordprocessingGroup" xmlns:wpi="http://schemas.microsoft.com/office/word/2010/wordprocessingInk" xmlns:wps="http://schemas.microsoft.com/office/word/2010/wordprocessingShape" xmlns:o="urn:schemas-microsoft-com:office:office" xmlns:v="urn:schemas-microsoft-com:vml" xmlns:w10="urn:schemas-microsoft-com:office:word" xmlns:w="http://schemas.openxmlformats.org/wordprocessingml/2006/main" xmlns:w14="http://schemas.microsoft.com/office/word/2010/wordml" xmlns:w15="http://schemas.microsoft.com/office/word/2012/wordml" xmlns:w16cex="http://schemas.microsoft.com/office/word/2018/wordml/cex" xmlns:w16cid="http://schemas.microsoft.com/office/word/2016/wordml/cid" xmlns:w16="http://schemas.microsoft.com/office/word/2018/wordml" xmlns:w16sdtdh="http://schemas.microsoft.com/office/word/2020/wordml/sdtdatahash" xmlns:w16sdtfl="http://schemas.microsoft.com/office/word/2024/wordml/sdtformatlock" xmlns:w16se="http://schemas.microsoft.com/office/word/2015/wordml/symex" xmlns:w16du="http://schemas.microsoft.com/office/word/2023/wordml/word16du" xmlns:wne="http://schemas.microsoft.com/office/word/2006/wordml" mc:Ignorable="w14 w15 w16se w16cid w16 w16cex w16sdtdh w16sdtfl w16du wp14">
+<w:ftr xmlns:wpc="http://schemas.microsoft.com/office/word/2010/wordprocessingCanvas" xmlns:cx="http://schemas.microsoft.com/office/drawing/2014/chartex" xmlns:cx1="http://schemas.microsoft.com/office/drawing/2015/9/8/chartex" xmlns:cx2="http://schemas.microsoft.com/office/drawing/2015/10/21/chartex" xmlns:cx3="http://schemas.microsoft.com/office/drawing/2016/5/9/chartex" xmlns:cx4="http://schemas.microsoft.com/office/drawing/2016/5/10/chartex" xmlns:cx5="http://schemas.microsoft.com/office/drawing/2016/5/11/chartex" xmlns:cx6="http://schemas.microsoft.com/office/drawing/2016/5/12/chartex" xmlns:cx7="http://schemas.microsoft.com/office/drawing/2016/5/13/chartex" xmlns:cx8="http://schemas.microsoft.com/office/drawing/2016/5/14/chartex" xmlns:mc="http://schemas.openxmlformats.org/markup-compatibility/2006" xmlns:aink="http://schemas.microsoft.com/office/drawing/2016/ink" xmlns:am3d="http://schemas.microsoft.com/office/drawing/2017/model3d" xmlns:o="urn:schemas-microsoft-com:office:office" xmlns:oel="http://schemas.microsoft.com/office/2019/extlst" xmlns:r="http://schemas.openxmlformats.org/officeDocument/2006/relationships" xmlns:m="http://schemas.openxmlformats.org/officeDocument/2006/math" xmlns:v="urn:schemas-microsoft-com:vml" xmlns:wp14="http://schemas.microsoft.com/office/word/2010/wordprocessingDrawing" xmlns:wp="http://schemas.openxmlformats.org/drawingml/2006/wordprocessingDrawing" xmlns:w10="urn:schemas-microsoft-com:office:word" xmlns:w="http://schemas.openxmlformats.org/wordprocessingml/2006/main" xmlns:w14="http://schemas.microsoft.com/office/word/2010/wordml" xmlns:w15="http://schemas.microsoft.com/office/word/2012/wordml" xmlns:w16cex="http://schemas.microsoft.com/office/word/2018/wordml/cex" xmlns:w16cid="http://schemas.microsoft.com/office/word/2016/wordml/cid" xmlns:w16="http://schemas.microsoft.com/office/word/2018/wordml" xmlns:w16du="http://schemas.microsoft.com/office/word/2023/wordml/word16du" xmlns:w16sdtdh="http://schemas.microsoft.com/office/word/2020/wordml/sdtdatahash" xmlns:w16sdtfl="http://schemas.microsoft.com/office/word/2024/wordml/sdtformatlock" xmlns:w16se="http://schemas.microsoft.com/office/word/2015/wordml/symex" xmlns:wpg="http://schemas.microsoft.com/office/word/2010/wordprocessingGroup" xmlns:wpi="http://schemas.microsoft.com/office/word/2010/wordprocessingInk" xmlns:wne="http://schemas.microsoft.com/office/word/2006/wordml" xmlns:wps="http://schemas.microsoft.com/office/word/2010/wordprocessingShape" mc:Ignorable="w14 w15 w16se w16cid w16 w16cex w16sdtdh w16sdtfl w16du wp14">
   <w:p>
     <w:pPr>
       <w:pStyle w:val="Footer"/>
@@ -5963,7 +6261,7 @@
 </file>
 
 <file path=word/footer2.xml><?xml version="1.0" encoding="utf-8"?>
-<w:ftr xmlns:wpc="http://schemas.microsoft.com/office/word/2010/wordprocessingCanvas" xmlns:cx="http://schemas.microsoft.com/office/drawing/2014/chartex" xmlns:cx1="http://schemas.microsoft.com/office/drawing/2015/9/8/chartex" xmlns:cx2="http://schemas.microsoft.com/office/drawing/2015/10/21/chartex" xmlns:cx3="http://schemas.microsoft.com/office/drawing/2016/5/9/chartex" xmlns:cx4="http://schemas.microsoft.com/office/drawing/2016/5/10/chartex" xmlns:cx5="http://schemas.microsoft.com/office/drawing/2016/5/11/chartex" xmlns:cx6="http://schemas.microsoft.com/office/drawing/2016/5/12/chartex" xmlns:cx7="http://schemas.microsoft.com/office/drawing/2016/5/13/chartex" xmlns:cx8="http://schemas.microsoft.com/office/drawing/2016/5/14/chartex" xmlns:mc="http://schemas.openxmlformats.org/markup-compatibility/2006" xmlns:m="http://schemas.openxmlformats.org/officeDocument/2006/math" xmlns:aink="http://schemas.microsoft.com/office/drawing/2016/ink" xmlns:am3d="http://schemas.microsoft.com/office/drawing/2017/model3d" xmlns:oel="http://schemas.microsoft.com/office/2019/extlst" xmlns:r="http://schemas.openxmlformats.org/officeDocument/2006/relationships" xmlns:wp14="http://schemas.microsoft.com/office/word/2010/wordprocessingDrawing" xmlns:wp="http://schemas.openxmlformats.org/drawingml/2006/wordprocessingDrawing" xmlns:wpg="http://schemas.microsoft.com/office/word/2010/wordprocessingGroup" xmlns:wpi="http://schemas.microsoft.com/office/word/2010/wordprocessingInk" xmlns:wps="http://schemas.microsoft.com/office/word/2010/wordprocessingShape" xmlns:o="urn:schemas-microsoft-com:office:office" xmlns:v="urn:schemas-microsoft-com:vml" xmlns:w10="urn:schemas-microsoft-com:office:word" xmlns:w="http://schemas.openxmlformats.org/wordprocessingml/2006/main" xmlns:w14="http://schemas.microsoft.com/office/word/2010/wordml" xmlns:w15="http://schemas.microsoft.com/office/word/2012/wordml" xmlns:w16cex="http://schemas.microsoft.com/office/word/2018/wordml/cex" xmlns:w16cid="http://schemas.microsoft.com/office/word/2016/wordml/cid" xmlns:w16="http://schemas.microsoft.com/office/word/2018/wordml" xmlns:w16sdtdh="http://schemas.microsoft.com/office/word/2020/wordml/sdtdatahash" xmlns:w16sdtfl="http://schemas.microsoft.com/office/word/2024/wordml/sdtformatlock" xmlns:w16se="http://schemas.microsoft.com/office/word/2015/wordml/symex" xmlns:w16du="http://schemas.microsoft.com/office/word/2023/wordml/word16du" xmlns:wne="http://schemas.microsoft.com/office/word/2006/wordml" mc:Ignorable="w14 w15 w16se w16cid w16 w16cex w16sdtdh w16sdtfl w16du wp14">
+<w:ftr xmlns:wpc="http://schemas.microsoft.com/office/word/2010/wordprocessingCanvas" xmlns:cx="http://schemas.microsoft.com/office/drawing/2014/chartex" xmlns:cx1="http://schemas.microsoft.com/office/drawing/2015/9/8/chartex" xmlns:cx2="http://schemas.microsoft.com/office/drawing/2015/10/21/chartex" xmlns:cx3="http://schemas.microsoft.com/office/drawing/2016/5/9/chartex" xmlns:cx4="http://schemas.microsoft.com/office/drawing/2016/5/10/chartex" xmlns:cx5="http://schemas.microsoft.com/office/drawing/2016/5/11/chartex" xmlns:cx6="http://schemas.microsoft.com/office/drawing/2016/5/12/chartex" xmlns:cx7="http://schemas.microsoft.com/office/drawing/2016/5/13/chartex" xmlns:cx8="http://schemas.microsoft.com/office/drawing/2016/5/14/chartex" xmlns:mc="http://schemas.openxmlformats.org/markup-compatibility/2006" xmlns:aink="http://schemas.microsoft.com/office/drawing/2016/ink" xmlns:am3d="http://schemas.microsoft.com/office/drawing/2017/model3d" xmlns:o="urn:schemas-microsoft-com:office:office" xmlns:oel="http://schemas.microsoft.com/office/2019/extlst" xmlns:r="http://schemas.openxmlformats.org/officeDocument/2006/relationships" xmlns:m="http://schemas.openxmlformats.org/officeDocument/2006/math" xmlns:v="urn:schemas-microsoft-com:vml" xmlns:wp14="http://schemas.microsoft.com/office/word/2010/wordprocessingDrawing" xmlns:wp="http://schemas.openxmlformats.org/drawingml/2006/wordprocessingDrawing" xmlns:w10="urn:schemas-microsoft-com:office:word" xmlns:w="http://schemas.openxmlformats.org/wordprocessingml/2006/main" xmlns:w14="http://schemas.microsoft.com/office/word/2010/wordml" xmlns:w15="http://schemas.microsoft.com/office/word/2012/wordml" xmlns:w16cex="http://schemas.microsoft.com/office/word/2018/wordml/cex" xmlns:w16cid="http://schemas.microsoft.com/office/word/2016/wordml/cid" xmlns:w16="http://schemas.microsoft.com/office/word/2018/wordml" xmlns:w16du="http://schemas.microsoft.com/office/word/2023/wordml/word16du" xmlns:w16sdtdh="http://schemas.microsoft.com/office/word/2020/wordml/sdtdatahash" xmlns:w16sdtfl="http://schemas.microsoft.com/office/word/2024/wordml/sdtformatlock" xmlns:w16se="http://schemas.microsoft.com/office/word/2015/wordml/symex" xmlns:wpg="http://schemas.microsoft.com/office/word/2010/wordprocessingGroup" xmlns:wpi="http://schemas.microsoft.com/office/word/2010/wordprocessingInk" xmlns:wne="http://schemas.microsoft.com/office/word/2006/wordml" xmlns:wps="http://schemas.microsoft.com/office/word/2010/wordprocessingShape" mc:Ignorable="w14 w15 w16se w16cid w16 w16cex w16sdtdh w16sdtfl w16du wp14">
   <w:p>
     <w:pPr>
       <w:pStyle w:val="Footer"/>
@@ -6120,7 +6418,7 @@
 </file>
 
 <file path=word/footer3.xml><?xml version="1.0" encoding="utf-8"?>
-<w:ftr xmlns:wpc="http://schemas.microsoft.com/office/word/2010/wordprocessingCanvas" xmlns:cx="http://schemas.microsoft.com/office/drawing/2014/chartex" xmlns:cx1="http://schemas.microsoft.com/office/drawing/2015/9/8/chartex" xmlns:cx2="http://schemas.microsoft.com/office/drawing/2015/10/21/chartex" xmlns:cx3="http://schemas.microsoft.com/office/drawing/2016/5/9/chartex" xmlns:cx4="http://schemas.microsoft.com/office/drawing/2016/5/10/chartex" xmlns:cx5="http://schemas.microsoft.com/office/drawing/2016/5/11/chartex" xmlns:cx6="http://schemas.microsoft.com/office/drawing/2016/5/12/chartex" xmlns:cx7="http://schemas.microsoft.com/office/drawing/2016/5/13/chartex" xmlns:cx8="http://schemas.microsoft.com/office/drawing/2016/5/14/chartex" xmlns:mc="http://schemas.openxmlformats.org/markup-compatibility/2006" xmlns:m="http://schemas.openxmlformats.org/officeDocument/2006/math" xmlns:aink="http://schemas.microsoft.com/office/drawing/2016/ink" xmlns:am3d="http://schemas.microsoft.com/office/drawing/2017/model3d" xmlns:oel="http://schemas.microsoft.com/office/2019/extlst" xmlns:r="http://schemas.openxmlformats.org/officeDocument/2006/relationships" xmlns:wp14="http://schemas.microsoft.com/office/word/2010/wordprocessingDrawing" xmlns:wp="http://schemas.openxmlformats.org/drawingml/2006/wordprocessingDrawing" xmlns:wpg="http://schemas.microsoft.com/office/word/2010/wordprocessingGroup" xmlns:wpi="http://schemas.microsoft.com/office/word/2010/wordprocessingInk" xmlns:wps="http://schemas.microsoft.com/office/word/2010/wordprocessingShape" xmlns:o="urn:schemas-microsoft-com:office:office" xmlns:v="urn:schemas-microsoft-com:vml" xmlns:w10="urn:schemas-microsoft-com:office:word" xmlns:w="http://schemas.openxmlformats.org/wordprocessingml/2006/main" xmlns:w14="http://schemas.microsoft.com/office/word/2010/wordml" xmlns:w15="http://schemas.microsoft.com/office/word/2012/wordml" xmlns:w16cex="http://schemas.microsoft.com/office/word/2018/wordml/cex" xmlns:w16cid="http://schemas.microsoft.com/office/word/2016/wordml/cid" xmlns:w16="http://schemas.microsoft.com/office/word/2018/wordml" xmlns:w16sdtdh="http://schemas.microsoft.com/office/word/2020/wordml/sdtdatahash" xmlns:w16sdtfl="http://schemas.microsoft.com/office/word/2024/wordml/sdtformatlock" xmlns:w16se="http://schemas.microsoft.com/office/word/2015/wordml/symex" xmlns:w16du="http://schemas.microsoft.com/office/word/2023/wordml/word16du" xmlns:wne="http://schemas.microsoft.com/office/word/2006/wordml" mc:Ignorable="w14 w15 w16se w16cid w16 w16cex w16sdtdh w16sdtfl w16du wp14">
+<w:ftr xmlns:wpc="http://schemas.microsoft.com/office/word/2010/wordprocessingCanvas" xmlns:cx="http://schemas.microsoft.com/office/drawing/2014/chartex" xmlns:cx1="http://schemas.microsoft.com/office/drawing/2015/9/8/chartex" xmlns:cx2="http://schemas.microsoft.com/office/drawing/2015/10/21/chartex" xmlns:cx3="http://schemas.microsoft.com/office/drawing/2016/5/9/chartex" xmlns:cx4="http://schemas.microsoft.com/office/drawing/2016/5/10/chartex" xmlns:cx5="http://schemas.microsoft.com/office/drawing/2016/5/11/chartex" xmlns:cx6="http://schemas.microsoft.com/office/drawing/2016/5/12/chartex" xmlns:cx7="http://schemas.microsoft.com/office/drawing/2016/5/13/chartex" xmlns:cx8="http://schemas.microsoft.com/office/drawing/2016/5/14/chartex" xmlns:mc="http://schemas.openxmlformats.org/markup-compatibility/2006" xmlns:aink="http://schemas.microsoft.com/office/drawing/2016/ink" xmlns:am3d="http://schemas.microsoft.com/office/drawing/2017/model3d" xmlns:o="urn:schemas-microsoft-com:office:office" xmlns:oel="http://schemas.microsoft.com/office/2019/extlst" xmlns:r="http://schemas.openxmlformats.org/officeDocument/2006/relationships" xmlns:m="http://schemas.openxmlformats.org/officeDocument/2006/math" xmlns:v="urn:schemas-microsoft-com:vml" xmlns:wp14="http://schemas.microsoft.com/office/word/2010/wordprocessingDrawing" xmlns:wp="http://schemas.openxmlformats.org/drawingml/2006/wordprocessingDrawing" xmlns:w10="urn:schemas-microsoft-com:office:word" xmlns:w="http://schemas.openxmlformats.org/wordprocessingml/2006/main" xmlns:w14="http://schemas.microsoft.com/office/word/2010/wordml" xmlns:w15="http://schemas.microsoft.com/office/word/2012/wordml" xmlns:w16cex="http://schemas.microsoft.com/office/word/2018/wordml/cex" xmlns:w16cid="http://schemas.microsoft.com/office/word/2016/wordml/cid" xmlns:w16="http://schemas.microsoft.com/office/word/2018/wordml" xmlns:w16du="http://schemas.microsoft.com/office/word/2023/wordml/word16du" xmlns:w16sdtdh="http://schemas.microsoft.com/office/word/2020/wordml/sdtdatahash" xmlns:w16sdtfl="http://schemas.microsoft.com/office/word/2024/wordml/sdtformatlock" xmlns:w16se="http://schemas.microsoft.com/office/word/2015/wordml/symex" xmlns:wpg="http://schemas.microsoft.com/office/word/2010/wordprocessingGroup" xmlns:wpi="http://schemas.microsoft.com/office/word/2010/wordprocessingInk" xmlns:wne="http://schemas.microsoft.com/office/word/2006/wordml" xmlns:wps="http://schemas.microsoft.com/office/word/2010/wordprocessingShape" mc:Ignorable="w14 w15 w16se w16cid w16 w16cex w16sdtdh w16sdtfl w16du wp14">
   <w:p>
     <w:pPr>
       <w:pStyle w:val="Footer"/>
@@ -6277,7 +6575,7 @@
 </file>
 
 <file path=word/footnotes.xml><?xml version="1.0" encoding="utf-8"?>
-<w:footnotes xmlns:wpc="http://schemas.microsoft.com/office/word/2010/wordprocessingCanvas" xmlns:cx="http://schemas.microsoft.com/office/drawing/2014/chartex" xmlns:cx1="http://schemas.microsoft.com/office/drawing/2015/9/8/chartex" xmlns:cx2="http://schemas.microsoft.com/office/drawing/2015/10/21/chartex" xmlns:cx3="http://schemas.microsoft.com/office/drawing/2016/5/9/chartex" xmlns:cx4="http://schemas.microsoft.com/office/drawing/2016/5/10/chartex" xmlns:cx5="http://schemas.microsoft.com/office/drawing/2016/5/11/chartex" xmlns:cx6="http://schemas.microsoft.com/office/drawing/2016/5/12/chartex" xmlns:cx7="http://schemas.microsoft.com/office/drawing/2016/5/13/chartex" xmlns:cx8="http://schemas.microsoft.com/office/drawing/2016/5/14/chartex" xmlns:mc="http://schemas.openxmlformats.org/markup-compatibility/2006" xmlns:m="http://schemas.openxmlformats.org/officeDocument/2006/math" xmlns:aink="http://schemas.microsoft.com/office/drawing/2016/ink" xmlns:am3d="http://schemas.microsoft.com/office/drawing/2017/model3d" xmlns:oel="http://schemas.microsoft.com/office/2019/extlst" xmlns:r="http://schemas.openxmlformats.org/officeDocument/2006/relationships" xmlns:wp14="http://schemas.microsoft.com/office/word/2010/wordprocessingDrawing" xmlns:wp="http://schemas.openxmlformats.org/drawingml/2006/wordprocessingDrawing" xmlns:wpg="http://schemas.microsoft.com/office/word/2010/wordprocessingGroup" xmlns:wpi="http://schemas.microsoft.com/office/word/2010/wordprocessingInk" xmlns:wps="http://schemas.microsoft.com/office/word/2010/wordprocessingShape" xmlns:o="urn:schemas-microsoft-com:office:office" xmlns:v="urn:schemas-microsoft-com:vml" xmlns:w10="urn:schemas-microsoft-com:office:word" xmlns:w="http://schemas.openxmlformats.org/wordprocessingml/2006/main" xmlns:w14="http://schemas.microsoft.com/office/word/2010/wordml" xmlns:w15="http://schemas.microsoft.com/office/word/2012/wordml" xmlns:w16cex="http://schemas.microsoft.com/office/word/2018/wordml/cex" xmlns:w16cid="http://schemas.microsoft.com/office/word/2016/wordml/cid" xmlns:w16="http://schemas.microsoft.com/office/word/2018/wordml" xmlns:w16sdtdh="http://schemas.microsoft.com/office/word/2020/wordml/sdtdatahash" xmlns:w16sdtfl="http://schemas.microsoft.com/office/word/2024/wordml/sdtformatlock" xmlns:w16se="http://schemas.microsoft.com/office/word/2015/wordml/symex" xmlns:w16du="http://schemas.microsoft.com/office/word/2023/wordml/word16du" xmlns:wne="http://schemas.microsoft.com/office/word/2006/wordml" mc:Ignorable="w14 w15 w16se w16cid w16 w16cex w16sdtdh w16sdtfl w16du wp14">
+<w:footnotes xmlns:wpc="http://schemas.microsoft.com/office/word/2010/wordprocessingCanvas" xmlns:cx="http://schemas.microsoft.com/office/drawing/2014/chartex" xmlns:cx1="http://schemas.microsoft.com/office/drawing/2015/9/8/chartex" xmlns:cx2="http://schemas.microsoft.com/office/drawing/2015/10/21/chartex" xmlns:cx3="http://schemas.microsoft.com/office/drawing/2016/5/9/chartex" xmlns:cx4="http://schemas.microsoft.com/office/drawing/2016/5/10/chartex" xmlns:cx5="http://schemas.microsoft.com/office/drawing/2016/5/11/chartex" xmlns:cx6="http://schemas.microsoft.com/office/drawing/2016/5/12/chartex" xmlns:cx7="http://schemas.microsoft.com/office/drawing/2016/5/13/chartex" xmlns:cx8="http://schemas.microsoft.com/office/drawing/2016/5/14/chartex" xmlns:mc="http://schemas.openxmlformats.org/markup-compatibility/2006" xmlns:aink="http://schemas.microsoft.com/office/drawing/2016/ink" xmlns:am3d="http://schemas.microsoft.com/office/drawing/2017/model3d" xmlns:o="urn:schemas-microsoft-com:office:office" xmlns:oel="http://schemas.microsoft.com/office/2019/extlst" xmlns:r="http://schemas.openxmlformats.org/officeDocument/2006/relationships" xmlns:m="http://schemas.openxmlformats.org/officeDocument/2006/math" xmlns:v="urn:schemas-microsoft-com:vml" xmlns:wp14="http://schemas.microsoft.com/office/word/2010/wordprocessingDrawing" xmlns:wp="http://schemas.openxmlformats.org/drawingml/2006/wordprocessingDrawing" xmlns:w10="urn:schemas-microsoft-com:office:word" xmlns:w="http://schemas.openxmlformats.org/wordprocessingml/2006/main" xmlns:w14="http://schemas.microsoft.com/office/word/2010/wordml" xmlns:w15="http://schemas.microsoft.com/office/word/2012/wordml" xmlns:w16cex="http://schemas.microsoft.com/office/word/2018/wordml/cex" xmlns:w16cid="http://schemas.microsoft.com/office/word/2016/wordml/cid" xmlns:w16="http://schemas.microsoft.com/office/word/2018/wordml" xmlns:w16du="http://schemas.microsoft.com/office/word/2023/wordml/word16du" xmlns:w16sdtdh="http://schemas.microsoft.com/office/word/2020/wordml/sdtdatahash" xmlns:w16sdtfl="http://schemas.microsoft.com/office/word/2024/wordml/sdtformatlock" xmlns:w16se="http://schemas.microsoft.com/office/word/2015/wordml/symex" xmlns:wpg="http://schemas.microsoft.com/office/word/2010/wordprocessingGroup" xmlns:wpi="http://schemas.microsoft.com/office/word/2010/wordprocessingInk" xmlns:wne="http://schemas.microsoft.com/office/word/2006/wordml" xmlns:wps="http://schemas.microsoft.com/office/word/2010/wordprocessingShape" mc:Ignorable="w14 w15 w16se w16cid w16 w16cex w16sdtdh w16sdtfl w16du wp14">
   <w:footnote w:type="separator" w:id="-1">
     <w:p>
       <w:pPr>
@@ -6306,7 +6604,7 @@
 </file>
 
 <file path=word/header1.xml><?xml version="1.0" encoding="utf-8"?>
-<w:hdr xmlns:wpc="http://schemas.microsoft.com/office/word/2010/wordprocessingCanvas" xmlns:cx="http://schemas.microsoft.com/office/drawing/2014/chartex" xmlns:cx1="http://schemas.microsoft.com/office/drawing/2015/9/8/chartex" xmlns:cx2="http://schemas.microsoft.com/office/drawing/2015/10/21/chartex" xmlns:cx3="http://schemas.microsoft.com/office/drawing/2016/5/9/chartex" xmlns:cx4="http://schemas.microsoft.com/office/drawing/2016/5/10/chartex" xmlns:cx5="http://schemas.microsoft.com/office/drawing/2016/5/11/chartex" xmlns:cx6="http://schemas.microsoft.com/office/drawing/2016/5/12/chartex" xmlns:cx7="http://schemas.microsoft.com/office/drawing/2016/5/13/chartex" xmlns:cx8="http://schemas.microsoft.com/office/drawing/2016/5/14/chartex" xmlns:mc="http://schemas.openxmlformats.org/markup-compatibility/2006" xmlns:m="http://schemas.openxmlformats.org/officeDocument/2006/math" xmlns:aink="http://schemas.microsoft.com/office/drawing/2016/ink" xmlns:am3d="http://schemas.microsoft.com/office/drawing/2017/model3d" xmlns:oel="http://schemas.microsoft.com/office/2019/extlst" xmlns:r="http://schemas.openxmlformats.org/officeDocument/2006/relationships" xmlns:wp14="http://schemas.microsoft.com/office/word/2010/wordprocessingDrawing" xmlns:wp="http://schemas.openxmlformats.org/drawingml/2006/wordprocessingDrawing" xmlns:wpg="http://schemas.microsoft.com/office/word/2010/wordprocessingGroup" xmlns:wpi="http://schemas.microsoft.com/office/word/2010/wordprocessingInk" xmlns:wps="http://schemas.microsoft.com/office/word/2010/wordprocessingShape" xmlns:o="urn:schemas-microsoft-com:office:office" xmlns:v="urn:schemas-microsoft-com:vml" xmlns:w10="urn:schemas-microsoft-com:office:word" xmlns:w="http://schemas.openxmlformats.org/wordprocessingml/2006/main" xmlns:w14="http://schemas.microsoft.com/office/word/2010/wordml" xmlns:w15="http://schemas.microsoft.com/office/word/2012/wordml" xmlns:w16cex="http://schemas.microsoft.com/office/word/2018/wordml/cex" xmlns:w16cid="http://schemas.microsoft.com/office/word/2016/wordml/cid" xmlns:w16="http://schemas.microsoft.com/office/word/2018/wordml" xmlns:w16sdtdh="http://schemas.microsoft.com/office/word/2020/wordml/sdtdatahash" xmlns:w16sdtfl="http://schemas.microsoft.com/office/word/2024/wordml/sdtformatlock" xmlns:w16se="http://schemas.microsoft.com/office/word/2015/wordml/symex" xmlns:w16du="http://schemas.microsoft.com/office/word/2023/wordml/word16du" xmlns:wne="http://schemas.microsoft.com/office/word/2006/wordml" mc:Ignorable="w14 w15 w16se w16cid w16 w16cex w16sdtdh w16sdtfl w16du wp14">
+<w:hdr xmlns:wpc="http://schemas.microsoft.com/office/word/2010/wordprocessingCanvas" xmlns:cx="http://schemas.microsoft.com/office/drawing/2014/chartex" xmlns:cx1="http://schemas.microsoft.com/office/drawing/2015/9/8/chartex" xmlns:cx2="http://schemas.microsoft.com/office/drawing/2015/10/21/chartex" xmlns:cx3="http://schemas.microsoft.com/office/drawing/2016/5/9/chartex" xmlns:cx4="http://schemas.microsoft.com/office/drawing/2016/5/10/chartex" xmlns:cx5="http://schemas.microsoft.com/office/drawing/2016/5/11/chartex" xmlns:cx6="http://schemas.microsoft.com/office/drawing/2016/5/12/chartex" xmlns:cx7="http://schemas.microsoft.com/office/drawing/2016/5/13/chartex" xmlns:cx8="http://schemas.microsoft.com/office/drawing/2016/5/14/chartex" xmlns:mc="http://schemas.openxmlformats.org/markup-compatibility/2006" xmlns:aink="http://schemas.microsoft.com/office/drawing/2016/ink" xmlns:am3d="http://schemas.microsoft.com/office/drawing/2017/model3d" xmlns:o="urn:schemas-microsoft-com:office:office" xmlns:oel="http://schemas.microsoft.com/office/2019/extlst" xmlns:r="http://schemas.openxmlformats.org/officeDocument/2006/relationships" xmlns:m="http://schemas.openxmlformats.org/officeDocument/2006/math" xmlns:v="urn:schemas-microsoft-com:vml" xmlns:wp14="http://schemas.microsoft.com/office/word/2010/wordprocessingDrawing" xmlns:wp="http://schemas.openxmlformats.org/drawingml/2006/wordprocessingDrawing" xmlns:w10="urn:schemas-microsoft-com:office:word" xmlns:w="http://schemas.openxmlformats.org/wordprocessingml/2006/main" xmlns:w14="http://schemas.microsoft.com/office/word/2010/wordml" xmlns:w15="http://schemas.microsoft.com/office/word/2012/wordml" xmlns:w16cex="http://schemas.microsoft.com/office/word/2018/wordml/cex" xmlns:w16cid="http://schemas.microsoft.com/office/word/2016/wordml/cid" xmlns:w16="http://schemas.microsoft.com/office/word/2018/wordml" xmlns:w16du="http://schemas.microsoft.com/office/word/2023/wordml/word16du" xmlns:w16sdtdh="http://schemas.microsoft.com/office/word/2020/wordml/sdtdatahash" xmlns:w16sdtfl="http://schemas.microsoft.com/office/word/2024/wordml/sdtformatlock" xmlns:w16se="http://schemas.microsoft.com/office/word/2015/wordml/symex" xmlns:wpg="http://schemas.microsoft.com/office/word/2010/wordprocessingGroup" xmlns:wpi="http://schemas.microsoft.com/office/word/2010/wordprocessingInk" xmlns:wne="http://schemas.microsoft.com/office/word/2006/wordml" xmlns:wps="http://schemas.microsoft.com/office/word/2010/wordprocessingShape" mc:Ignorable="w14 w15 w16se w16cid w16 w16cex w16sdtdh w16sdtfl w16du wp14">
   <w:tbl>
     <w:tblPr>
       <w:tblW w:w="6410" w:type="pct"/>
@@ -6406,7 +6704,7 @@
 </file>
 
 <file path=word/header2.xml><?xml version="1.0" encoding="utf-8"?>
-<w:hdr xmlns:wpc="http://schemas.microsoft.com/office/word/2010/wordprocessingCanvas" xmlns:cx="http://schemas.microsoft.com/office/drawing/2014/chartex" xmlns:cx1="http://schemas.microsoft.com/office/drawing/2015/9/8/chartex" xmlns:cx2="http://schemas.microsoft.com/office/drawing/2015/10/21/chartex" xmlns:cx3="http://schemas.microsoft.com/office/drawing/2016/5/9/chartex" xmlns:cx4="http://schemas.microsoft.com/office/drawing/2016/5/10/chartex" xmlns:cx5="http://schemas.microsoft.com/office/drawing/2016/5/11/chartex" xmlns:cx6="http://schemas.microsoft.com/office/drawing/2016/5/12/chartex" xmlns:cx7="http://schemas.microsoft.com/office/drawing/2016/5/13/chartex" xmlns:cx8="http://schemas.microsoft.com/office/drawing/2016/5/14/chartex" xmlns:mc="http://schemas.openxmlformats.org/markup-compatibility/2006" xmlns:m="http://schemas.openxmlformats.org/officeDocument/2006/math" xmlns:aink="http://schemas.microsoft.com/office/drawing/2016/ink" xmlns:am3d="http://schemas.microsoft.com/office/drawing/2017/model3d" xmlns:oel="http://schemas.microsoft.com/office/2019/extlst" xmlns:r="http://schemas.openxmlformats.org/officeDocument/2006/relationships" xmlns:wp14="http://schemas.microsoft.com/office/word/2010/wordprocessingDrawing" xmlns:wp="http://schemas.openxmlformats.org/drawingml/2006/wordprocessingDrawing" xmlns:wpg="http://schemas.microsoft.com/office/word/2010/wordprocessingGroup" xmlns:wpi="http://schemas.microsoft.com/office/word/2010/wordprocessingInk" xmlns:wps="http://schemas.microsoft.com/office/word/2010/wordprocessingShape" xmlns:o="urn:schemas-microsoft-com:office:office" xmlns:v="urn:schemas-microsoft-com:vml" xmlns:w10="urn:schemas-microsoft-com:office:word" xmlns:w="http://schemas.openxmlformats.org/wordprocessingml/2006/main" xmlns:w14="http://schemas.microsoft.com/office/word/2010/wordml" xmlns:w15="http://schemas.microsoft.com/office/word/2012/wordml" xmlns:w16cex="http://schemas.microsoft.com/office/word/2018/wordml/cex" xmlns:w16cid="http://schemas.microsoft.com/office/word/2016/wordml/cid" xmlns:w16="http://schemas.microsoft.com/office/word/2018/wordml" xmlns:w16sdtdh="http://schemas.microsoft.com/office/word/2020/wordml/sdtdatahash" xmlns:w16sdtfl="http://schemas.microsoft.com/office/word/2024/wordml/sdtformatlock" xmlns:w16se="http://schemas.microsoft.com/office/word/2015/wordml/symex" xmlns:w16du="http://schemas.microsoft.com/office/word/2023/wordml/word16du" xmlns:wne="http://schemas.microsoft.com/office/word/2006/wordml" mc:Ignorable="w14 w15 w16se w16cid w16 w16cex w16sdtdh w16sdtfl w16du wp14">
+<w:hdr xmlns:wpc="http://schemas.microsoft.com/office/word/2010/wordprocessingCanvas" xmlns:cx="http://schemas.microsoft.com/office/drawing/2014/chartex" xmlns:cx1="http://schemas.microsoft.com/office/drawing/2015/9/8/chartex" xmlns:cx2="http://schemas.microsoft.com/office/drawing/2015/10/21/chartex" xmlns:cx3="http://schemas.microsoft.com/office/drawing/2016/5/9/chartex" xmlns:cx4="http://schemas.microsoft.com/office/drawing/2016/5/10/chartex" xmlns:cx5="http://schemas.microsoft.com/office/drawing/2016/5/11/chartex" xmlns:cx6="http://schemas.microsoft.com/office/drawing/2016/5/12/chartex" xmlns:cx7="http://schemas.microsoft.com/office/drawing/2016/5/13/chartex" xmlns:cx8="http://schemas.microsoft.com/office/drawing/2016/5/14/chartex" xmlns:mc="http://schemas.openxmlformats.org/markup-compatibility/2006" xmlns:aink="http://schemas.microsoft.com/office/drawing/2016/ink" xmlns:am3d="http://schemas.microsoft.com/office/drawing/2017/model3d" xmlns:o="urn:schemas-microsoft-com:office:office" xmlns:oel="http://schemas.microsoft.com/office/2019/extlst" xmlns:r="http://schemas.openxmlformats.org/officeDocument/2006/relationships" xmlns:m="http://schemas.openxmlformats.org/officeDocument/2006/math" xmlns:v="urn:schemas-microsoft-com:vml" xmlns:wp14="http://schemas.microsoft.com/office/word/2010/wordprocessingDrawing" xmlns:wp="http://schemas.openxmlformats.org/drawingml/2006/wordprocessingDrawing" xmlns:w10="urn:schemas-microsoft-com:office:word" xmlns:w="http://schemas.openxmlformats.org/wordprocessingml/2006/main" xmlns:w14="http://schemas.microsoft.com/office/word/2010/wordml" xmlns:w15="http://schemas.microsoft.com/office/word/2012/wordml" xmlns:w16cex="http://schemas.microsoft.com/office/word/2018/wordml/cex" xmlns:w16cid="http://schemas.microsoft.com/office/word/2016/wordml/cid" xmlns:w16="http://schemas.microsoft.com/office/word/2018/wordml" xmlns:w16du="http://schemas.microsoft.com/office/word/2023/wordml/word16du" xmlns:w16sdtdh="http://schemas.microsoft.com/office/word/2020/wordml/sdtdatahash" xmlns:w16sdtfl="http://schemas.microsoft.com/office/word/2024/wordml/sdtformatlock" xmlns:w16se="http://schemas.microsoft.com/office/word/2015/wordml/symex" xmlns:wpg="http://schemas.microsoft.com/office/word/2010/wordprocessingGroup" xmlns:wpi="http://schemas.microsoft.com/office/word/2010/wordprocessingInk" xmlns:wne="http://schemas.microsoft.com/office/word/2006/wordml" xmlns:wps="http://schemas.microsoft.com/office/word/2010/wordprocessingShape" mc:Ignorable="w14 w15 w16se w16cid w16 w16cex w16sdtdh w16sdtfl w16du wp14">
   <w:p>
     <w:pPr>
       <w:ind w:left="-2340"/>
@@ -6591,7 +6889,7 @@
 </file>
 
 <file path=word/header3.xml><?xml version="1.0" encoding="utf-8"?>
-<w:hdr xmlns:wpc="http://schemas.microsoft.com/office/word/2010/wordprocessingCanvas" xmlns:cx="http://schemas.microsoft.com/office/drawing/2014/chartex" xmlns:cx1="http://schemas.microsoft.com/office/drawing/2015/9/8/chartex" xmlns:cx2="http://schemas.microsoft.com/office/drawing/2015/10/21/chartex" xmlns:cx3="http://schemas.microsoft.com/office/drawing/2016/5/9/chartex" xmlns:cx4="http://schemas.microsoft.com/office/drawing/2016/5/10/chartex" xmlns:cx5="http://schemas.microsoft.com/office/drawing/2016/5/11/chartex" xmlns:cx6="http://schemas.microsoft.com/office/drawing/2016/5/12/chartex" xmlns:cx7="http://schemas.microsoft.com/office/drawing/2016/5/13/chartex" xmlns:cx8="http://schemas.microsoft.com/office/drawing/2016/5/14/chartex" xmlns:mc="http://schemas.openxmlformats.org/markup-compatibility/2006" xmlns:m="http://schemas.openxmlformats.org/officeDocument/2006/math" xmlns:aink="http://schemas.microsoft.com/office/drawing/2016/ink" xmlns:am3d="http://schemas.microsoft.com/office/drawing/2017/model3d" xmlns:oel="http://schemas.microsoft.com/office/2019/extlst" xmlns:r="http://schemas.openxmlformats.org/officeDocument/2006/relationships" xmlns:wp14="http://schemas.microsoft.com/office/word/2010/wordprocessingDrawing" xmlns:wp="http://schemas.openxmlformats.org/drawingml/2006/wordprocessingDrawing" xmlns:wpg="http://schemas.microsoft.com/office/word/2010/wordprocessingGroup" xmlns:wpi="http://schemas.microsoft.com/office/word/2010/wordprocessingInk" xmlns:wps="http://schemas.microsoft.com/office/word/2010/wordprocessingShape" xmlns:o="urn:schemas-microsoft-com:office:office" xmlns:v="urn:schemas-microsoft-com:vml" xmlns:w10="urn:schemas-microsoft-com:office:word" xmlns:w="http://schemas.openxmlformats.org/wordprocessingml/2006/main" xmlns:w14="http://schemas.microsoft.com/office/word/2010/wordml" xmlns:w15="http://schemas.microsoft.com/office/word/2012/wordml" xmlns:w16cex="http://schemas.microsoft.com/office/word/2018/wordml/cex" xmlns:w16cid="http://schemas.microsoft.com/office/word/2016/wordml/cid" xmlns:w16="http://schemas.microsoft.com/office/word/2018/wordml" xmlns:w16sdtdh="http://schemas.microsoft.com/office/word/2020/wordml/sdtdatahash" xmlns:w16sdtfl="http://schemas.microsoft.com/office/word/2024/wordml/sdtformatlock" xmlns:w16se="http://schemas.microsoft.com/office/word/2015/wordml/symex" xmlns:w16du="http://schemas.microsoft.com/office/word/2023/wordml/word16du" xmlns:wne="http://schemas.microsoft.com/office/word/2006/wordml" mc:Ignorable="w14 w15 w16se w16cid w16 w16cex w16sdtdh w16sdtfl w16du wp14">
+<w:hdr xmlns:wpc="http://schemas.microsoft.com/office/word/2010/wordprocessingCanvas" xmlns:cx="http://schemas.microsoft.com/office/drawing/2014/chartex" xmlns:cx1="http://schemas.microsoft.com/office/drawing/2015/9/8/chartex" xmlns:cx2="http://schemas.microsoft.com/office/drawing/2015/10/21/chartex" xmlns:cx3="http://schemas.microsoft.com/office/drawing/2016/5/9/chartex" xmlns:cx4="http://schemas.microsoft.com/office/drawing/2016/5/10/chartex" xmlns:cx5="http://schemas.microsoft.com/office/drawing/2016/5/11/chartex" xmlns:cx6="http://schemas.microsoft.com/office/drawing/2016/5/12/chartex" xmlns:cx7="http://schemas.microsoft.com/office/drawing/2016/5/13/chartex" xmlns:cx8="http://schemas.microsoft.com/office/drawing/2016/5/14/chartex" xmlns:mc="http://schemas.openxmlformats.org/markup-compatibility/2006" xmlns:aink="http://schemas.microsoft.com/office/drawing/2016/ink" xmlns:am3d="http://schemas.microsoft.com/office/drawing/2017/model3d" xmlns:o="urn:schemas-microsoft-com:office:office" xmlns:oel="http://schemas.microsoft.com/office/2019/extlst" xmlns:r="http://schemas.openxmlformats.org/officeDocument/2006/relationships" xmlns:m="http://schemas.openxmlformats.org/officeDocument/2006/math" xmlns:v="urn:schemas-microsoft-com:vml" xmlns:wp14="http://schemas.microsoft.com/office/word/2010/wordprocessingDrawing" xmlns:wp="http://schemas.openxmlformats.org/drawingml/2006/wordprocessingDrawing" xmlns:w10="urn:schemas-microsoft-com:office:word" xmlns:w="http://schemas.openxmlformats.org/wordprocessingml/2006/main" xmlns:w14="http://schemas.microsoft.com/office/word/2010/wordml" xmlns:w15="http://schemas.microsoft.com/office/word/2012/wordml" xmlns:w16cex="http://schemas.microsoft.com/office/word/2018/wordml/cex" xmlns:w16cid="http://schemas.microsoft.com/office/word/2016/wordml/cid" xmlns:w16="http://schemas.microsoft.com/office/word/2018/wordml" xmlns:w16du="http://schemas.microsoft.com/office/word/2023/wordml/word16du" xmlns:w16sdtdh="http://schemas.microsoft.com/office/word/2020/wordml/sdtdatahash" xmlns:w16sdtfl="http://schemas.microsoft.com/office/word/2024/wordml/sdtformatlock" xmlns:w16se="http://schemas.microsoft.com/office/word/2015/wordml/symex" xmlns:wpg="http://schemas.microsoft.com/office/word/2010/wordprocessingGroup" xmlns:wpi="http://schemas.microsoft.com/office/word/2010/wordprocessingInk" xmlns:wne="http://schemas.microsoft.com/office/word/2006/wordml" xmlns:wps="http://schemas.microsoft.com/office/word/2010/wordprocessingShape" mc:Ignorable="w14 w15 w16se w16cid w16 w16cex w16sdtdh w16sdtfl w16du wp14">
   <w:tbl>
     <w:tblPr>
       <w:tblW w:w="6410" w:type="pct"/>
@@ -6687,7 +6985,7 @@
             <w:rPr>
               <w:noProof/>
             </w:rPr>
-            <w:instrText>Project Instructions</w:instrText>
+            <w:instrText>Deliverables</w:instrText>
           </w:r>
           <w:r>
             <w:rPr>
@@ -6720,7 +7018,7 @@
             <w:rPr>
               <w:noProof/>
             </w:rPr>
-            <w:instrText>Project Instructions</w:instrText>
+            <w:instrText>Deliverables</w:instrText>
           </w:r>
           <w:r>
             <w:rPr>
@@ -6738,7 +7036,7 @@
             <w:rPr>
               <w:noProof/>
             </w:rPr>
-            <w:t xml:space="preserve">Project Instructions </w:t>
+            <w:t xml:space="preserve">Deliverables </w:t>
           </w:r>
           <w:r>
             <w:fldChar w:fldCharType="end"/>
@@ -6796,7 +7094,7 @@
 </file>
 
 <file path=word/numbering.xml><?xml version="1.0" encoding="utf-8"?>
-<w:numbering xmlns:wpc="http://schemas.microsoft.com/office/word/2010/wordprocessingCanvas" xmlns:cx="http://schemas.microsoft.com/office/drawing/2014/chartex" xmlns:cx1="http://schemas.microsoft.com/office/drawing/2015/9/8/chartex" xmlns:cx2="http://schemas.microsoft.com/office/drawing/2015/10/21/chartex" xmlns:cx3="http://schemas.microsoft.com/office/drawing/2016/5/9/chartex" xmlns:cx4="http://schemas.microsoft.com/office/drawing/2016/5/10/chartex" xmlns:cx5="http://schemas.microsoft.com/office/drawing/2016/5/11/chartex" xmlns:cx6="http://schemas.microsoft.com/office/drawing/2016/5/12/chartex" xmlns:cx7="http://schemas.microsoft.com/office/drawing/2016/5/13/chartex" xmlns:cx8="http://schemas.microsoft.com/office/drawing/2016/5/14/chartex" xmlns:mc="http://schemas.openxmlformats.org/markup-compatibility/2006" xmlns:m="http://schemas.openxmlformats.org/officeDocument/2006/math" xmlns:aink="http://schemas.microsoft.com/office/drawing/2016/ink" xmlns:am3d="http://schemas.microsoft.com/office/drawing/2017/model3d" xmlns:oel="http://schemas.microsoft.com/office/2019/extlst" xmlns:r="http://schemas.openxmlformats.org/officeDocument/2006/relationships" xmlns:wp14="http://schemas.microsoft.com/office/word/2010/wordprocessingDrawing" xmlns:wp="http://schemas.openxmlformats.org/drawingml/2006/wordprocessingDrawing" xmlns:wpg="http://schemas.microsoft.com/office/word/2010/wordprocessingGroup" xmlns:wpi="http://schemas.microsoft.com/office/word/2010/wordprocessingInk" xmlns:wps="http://schemas.microsoft.com/office/word/2010/wordprocessingShape" xmlns:o="urn:schemas-microsoft-com:office:office" xmlns:v="urn:schemas-microsoft-com:vml" xmlns:w10="urn:schemas-microsoft-com:office:word" xmlns:w="http://schemas.openxmlformats.org/wordprocessingml/2006/main" xmlns:w14="http://schemas.microsoft.com/office/word/2010/wordml" xmlns:w15="http://schemas.microsoft.com/office/word/2012/wordml" xmlns:w16cex="http://schemas.microsoft.com/office/word/2018/wordml/cex" xmlns:w16cid="http://schemas.microsoft.com/office/word/2016/wordml/cid" xmlns:w16="http://schemas.microsoft.com/office/word/2018/wordml" xmlns:w16sdtdh="http://schemas.microsoft.com/office/word/2020/wordml/sdtdatahash" xmlns:w16sdtfl="http://schemas.microsoft.com/office/word/2024/wordml/sdtformatlock" xmlns:w16se="http://schemas.microsoft.com/office/word/2015/wordml/symex" xmlns:w16du="http://schemas.microsoft.com/office/word/2023/wordml/word16du" xmlns:wne="http://schemas.microsoft.com/office/word/2006/wordml" mc:Ignorable="w14 w15 w16se w16cid w16 w16cex w16sdtdh w16sdtfl w16du wp14">
+<w:numbering xmlns:wpc="http://schemas.microsoft.com/office/word/2010/wordprocessingCanvas" xmlns:cx="http://schemas.microsoft.com/office/drawing/2014/chartex" xmlns:cx1="http://schemas.microsoft.com/office/drawing/2015/9/8/chartex" xmlns:cx2="http://schemas.microsoft.com/office/drawing/2015/10/21/chartex" xmlns:cx3="http://schemas.microsoft.com/office/drawing/2016/5/9/chartex" xmlns:cx4="http://schemas.microsoft.com/office/drawing/2016/5/10/chartex" xmlns:cx5="http://schemas.microsoft.com/office/drawing/2016/5/11/chartex" xmlns:cx6="http://schemas.microsoft.com/office/drawing/2016/5/12/chartex" xmlns:cx7="http://schemas.microsoft.com/office/drawing/2016/5/13/chartex" xmlns:cx8="http://schemas.microsoft.com/office/drawing/2016/5/14/chartex" xmlns:mc="http://schemas.openxmlformats.org/markup-compatibility/2006" xmlns:aink="http://schemas.microsoft.com/office/drawing/2016/ink" xmlns:am3d="http://schemas.microsoft.com/office/drawing/2017/model3d" xmlns:o="urn:schemas-microsoft-com:office:office" xmlns:oel="http://schemas.microsoft.com/office/2019/extlst" xmlns:r="http://schemas.openxmlformats.org/officeDocument/2006/relationships" xmlns:m="http://schemas.openxmlformats.org/officeDocument/2006/math" xmlns:v="urn:schemas-microsoft-com:vml" xmlns:wp14="http://schemas.microsoft.com/office/word/2010/wordprocessingDrawing" xmlns:wp="http://schemas.openxmlformats.org/drawingml/2006/wordprocessingDrawing" xmlns:w10="urn:schemas-microsoft-com:office:word" xmlns:w="http://schemas.openxmlformats.org/wordprocessingml/2006/main" xmlns:w14="http://schemas.microsoft.com/office/word/2010/wordml" xmlns:w15="http://schemas.microsoft.com/office/word/2012/wordml" xmlns:w16cex="http://schemas.microsoft.com/office/word/2018/wordml/cex" xmlns:w16cid="http://schemas.microsoft.com/office/word/2016/wordml/cid" xmlns:w16="http://schemas.microsoft.com/office/word/2018/wordml" xmlns:w16du="http://schemas.microsoft.com/office/word/2023/wordml/word16du" xmlns:w16sdtdh="http://schemas.microsoft.com/office/word/2020/wordml/sdtdatahash" xmlns:w16sdtfl="http://schemas.microsoft.com/office/word/2024/wordml/sdtformatlock" xmlns:w16se="http://schemas.microsoft.com/office/word/2015/wordml/symex" xmlns:wpg="http://schemas.microsoft.com/office/word/2010/wordprocessingGroup" xmlns:wpi="http://schemas.microsoft.com/office/word/2010/wordprocessingInk" xmlns:wne="http://schemas.microsoft.com/office/word/2006/wordml" xmlns:wps="http://schemas.microsoft.com/office/word/2010/wordprocessingShape" mc:Ignorable="w14 w15 w16se w16cid w16 w16cex w16sdtdh w16sdtfl w16du wp14">
   <w:abstractNum w:abstractNumId="0" w15:restartNumberingAfterBreak="0">
     <w:nsid w:val="FFFFFF89"/>
     <w:multiLevelType w:val="singleLevel"/>
@@ -9150,7 +9448,7 @@
 </file>
 
 <file path=word/styles.xml><?xml version="1.0" encoding="utf-8"?>
-<w:styles xmlns:mc="http://schemas.openxmlformats.org/markup-compatibility/2006" xmlns:r="http://schemas.openxmlformats.org/officeDocument/2006/relationships" xmlns:w="http://schemas.openxmlformats.org/wordprocessingml/2006/main" xmlns:w14="http://schemas.microsoft.com/office/word/2010/wordml" xmlns:w15="http://schemas.microsoft.com/office/word/2012/wordml" xmlns:w16cex="http://schemas.microsoft.com/office/word/2018/wordml/cex" xmlns:w16cid="http://schemas.microsoft.com/office/word/2016/wordml/cid" xmlns:w16="http://schemas.microsoft.com/office/word/2018/wordml" xmlns:w16sdtdh="http://schemas.microsoft.com/office/word/2020/wordml/sdtdatahash" xmlns:w16sdtfl="http://schemas.microsoft.com/office/word/2024/wordml/sdtformatlock" xmlns:w16se="http://schemas.microsoft.com/office/word/2015/wordml/symex" xmlns:w16du="http://schemas.microsoft.com/office/word/2023/wordml/word16du" mc:Ignorable="w14 w15 w16se w16cid w16 w16cex w16sdtdh w16sdtfl w16du">
+<w:styles xmlns:mc="http://schemas.openxmlformats.org/markup-compatibility/2006" xmlns:r="http://schemas.openxmlformats.org/officeDocument/2006/relationships" xmlns:w="http://schemas.openxmlformats.org/wordprocessingml/2006/main" xmlns:w14="http://schemas.microsoft.com/office/word/2010/wordml" xmlns:w15="http://schemas.microsoft.com/office/word/2012/wordml" xmlns:w16cex="http://schemas.microsoft.com/office/word/2018/wordml/cex" xmlns:w16cid="http://schemas.microsoft.com/office/word/2016/wordml/cid" xmlns:w16="http://schemas.microsoft.com/office/word/2018/wordml" xmlns:w16du="http://schemas.microsoft.com/office/word/2023/wordml/word16du" xmlns:w16sdtdh="http://schemas.microsoft.com/office/word/2020/wordml/sdtdatahash" xmlns:w16sdtfl="http://schemas.microsoft.com/office/word/2024/wordml/sdtformatlock" xmlns:w16se="http://schemas.microsoft.com/office/word/2015/wordml/symex" mc:Ignorable="w14 w15 w16se w16cid w16 w16cex w16sdtdh w16sdtfl w16du">
   <w:docDefaults>
     <w:rPrDefault>
       <w:rPr>
@@ -10447,7 +10745,7 @@
 </file>
 
 <file path=word/glossary/document.xml><?xml version="1.0" encoding="utf-8"?>
-<w:glossaryDocument xmlns:wpc="http://schemas.microsoft.com/office/word/2010/wordprocessingCanvas" xmlns:cx="http://schemas.microsoft.com/office/drawing/2014/chartex" xmlns:cx1="http://schemas.microsoft.com/office/drawing/2015/9/8/chartex" xmlns:cx2="http://schemas.microsoft.com/office/drawing/2015/10/21/chartex" xmlns:cx3="http://schemas.microsoft.com/office/drawing/2016/5/9/chartex" xmlns:cx4="http://schemas.microsoft.com/office/drawing/2016/5/10/chartex" xmlns:cx5="http://schemas.microsoft.com/office/drawing/2016/5/11/chartex" xmlns:cx6="http://schemas.microsoft.com/office/drawing/2016/5/12/chartex" xmlns:cx7="http://schemas.microsoft.com/office/drawing/2016/5/13/chartex" xmlns:cx8="http://schemas.microsoft.com/office/drawing/2016/5/14/chartex" xmlns:mc="http://schemas.openxmlformats.org/markup-compatibility/2006" xmlns:m="http://schemas.openxmlformats.org/officeDocument/2006/math" xmlns:aink="http://schemas.microsoft.com/office/drawing/2016/ink" xmlns:am3d="http://schemas.microsoft.com/office/drawing/2017/model3d" xmlns:oel="http://schemas.microsoft.com/office/2019/extlst" xmlns:r="http://schemas.openxmlformats.org/officeDocument/2006/relationships" xmlns:wp14="http://schemas.microsoft.com/office/word/2010/wordprocessingDrawing" xmlns:wp="http://schemas.openxmlformats.org/drawingml/2006/wordprocessingDrawing" xmlns:wpg="http://schemas.microsoft.com/office/word/2010/wordprocessingGroup" xmlns:wpi="http://schemas.microsoft.com/office/word/2010/wordprocessingInk" xmlns:wps="http://schemas.microsoft.com/office/word/2010/wordprocessingShape" xmlns:o="urn:schemas-microsoft-com:office:office" xmlns:v="urn:schemas-microsoft-com:vml" xmlns:w10="urn:schemas-microsoft-com:office:word" xmlns:w="http://schemas.openxmlformats.org/wordprocessingml/2006/main" xmlns:w14="http://schemas.microsoft.com/office/word/2010/wordml" xmlns:w15="http://schemas.microsoft.com/office/word/2012/wordml" xmlns:w16cex="http://schemas.microsoft.com/office/word/2018/wordml/cex" xmlns:w16cid="http://schemas.microsoft.com/office/word/2016/wordml/cid" xmlns:w16="http://schemas.microsoft.com/office/word/2018/wordml" xmlns:w16sdtdh="http://schemas.microsoft.com/office/word/2020/wordml/sdtdatahash" xmlns:w16sdtfl="http://schemas.microsoft.com/office/word/2024/wordml/sdtformatlock" xmlns:w16se="http://schemas.microsoft.com/office/word/2015/wordml/symex" xmlns:w16du="http://schemas.microsoft.com/office/word/2023/wordml/word16du" xmlns:wne="http://schemas.microsoft.com/office/word/2006/wordml" mc:Ignorable="w14 w15 w16se w16cid w16 w16cex w16sdtdh w16sdtfl w16du wp14">
+<w:glossaryDocument xmlns:wpc="http://schemas.microsoft.com/office/word/2010/wordprocessingCanvas" xmlns:cx="http://schemas.microsoft.com/office/drawing/2014/chartex" xmlns:cx1="http://schemas.microsoft.com/office/drawing/2015/9/8/chartex" xmlns:cx2="http://schemas.microsoft.com/office/drawing/2015/10/21/chartex" xmlns:cx3="http://schemas.microsoft.com/office/drawing/2016/5/9/chartex" xmlns:cx4="http://schemas.microsoft.com/office/drawing/2016/5/10/chartex" xmlns:cx5="http://schemas.microsoft.com/office/drawing/2016/5/11/chartex" xmlns:cx6="http://schemas.microsoft.com/office/drawing/2016/5/12/chartex" xmlns:cx7="http://schemas.microsoft.com/office/drawing/2016/5/13/chartex" xmlns:cx8="http://schemas.microsoft.com/office/drawing/2016/5/14/chartex" xmlns:mc="http://schemas.openxmlformats.org/markup-compatibility/2006" xmlns:aink="http://schemas.microsoft.com/office/drawing/2016/ink" xmlns:am3d="http://schemas.microsoft.com/office/drawing/2017/model3d" xmlns:o="urn:schemas-microsoft-com:office:office" xmlns:oel="http://schemas.microsoft.com/office/2019/extlst" xmlns:r="http://schemas.openxmlformats.org/officeDocument/2006/relationships" xmlns:m="http://schemas.openxmlformats.org/officeDocument/2006/math" xmlns:v="urn:schemas-microsoft-com:vml" xmlns:wp14="http://schemas.microsoft.com/office/word/2010/wordprocessingDrawing" xmlns:wp="http://schemas.openxmlformats.org/drawingml/2006/wordprocessingDrawing" xmlns:w10="urn:schemas-microsoft-com:office:word" xmlns:w="http://schemas.openxmlformats.org/wordprocessingml/2006/main" xmlns:w14="http://schemas.microsoft.com/office/word/2010/wordml" xmlns:w15="http://schemas.microsoft.com/office/word/2012/wordml" xmlns:w16cex="http://schemas.microsoft.com/office/word/2018/wordml/cex" xmlns:w16cid="http://schemas.microsoft.com/office/word/2016/wordml/cid" xmlns:w16="http://schemas.microsoft.com/office/word/2018/wordml" xmlns:w16du="http://schemas.microsoft.com/office/word/2023/wordml/word16du" xmlns:w16sdtdh="http://schemas.microsoft.com/office/word/2020/wordml/sdtdatahash" xmlns:w16sdtfl="http://schemas.microsoft.com/office/word/2024/wordml/sdtformatlock" xmlns:w16se="http://schemas.microsoft.com/office/word/2015/wordml/symex" xmlns:wpg="http://schemas.microsoft.com/office/word/2010/wordprocessingGroup" xmlns:wpi="http://schemas.microsoft.com/office/word/2010/wordprocessingInk" xmlns:wne="http://schemas.microsoft.com/office/word/2006/wordml" xmlns:wps="http://schemas.microsoft.com/office/word/2010/wordprocessingShape" mc:Ignorable="w14 w15 w16se w16cid w16 w16cex w16sdtdh w16sdtfl w16du wp14">
   <w:docParts>
     <w:docPart>
       <w:docPartPr>
@@ -10532,7 +10830,7 @@
 </file>
 
 <file path=word/glossary/fontTable.xml><?xml version="1.0" encoding="utf-8"?>
-<w:fonts xmlns:mc="http://schemas.openxmlformats.org/markup-compatibility/2006" xmlns:r="http://schemas.openxmlformats.org/officeDocument/2006/relationships" xmlns:w="http://schemas.openxmlformats.org/wordprocessingml/2006/main" xmlns:w14="http://schemas.microsoft.com/office/word/2010/wordml" xmlns:w15="http://schemas.microsoft.com/office/word/2012/wordml" xmlns:w16cex="http://schemas.microsoft.com/office/word/2018/wordml/cex" xmlns:w16cid="http://schemas.microsoft.com/office/word/2016/wordml/cid" xmlns:w16="http://schemas.microsoft.com/office/word/2018/wordml" xmlns:w16sdtdh="http://schemas.microsoft.com/office/word/2020/wordml/sdtdatahash" xmlns:w16sdtfl="http://schemas.microsoft.com/office/word/2024/wordml/sdtformatlock" xmlns:w16se="http://schemas.microsoft.com/office/word/2015/wordml/symex" xmlns:w16du="http://schemas.microsoft.com/office/word/2023/wordml/word16du" mc:Ignorable="w14 w15 w16se w16cid w16 w16cex w16sdtdh w16sdtfl w16du">
+<w:fonts xmlns:mc="http://schemas.openxmlformats.org/markup-compatibility/2006" xmlns:r="http://schemas.openxmlformats.org/officeDocument/2006/relationships" xmlns:w="http://schemas.openxmlformats.org/wordprocessingml/2006/main" xmlns:w14="http://schemas.microsoft.com/office/word/2010/wordml" xmlns:w15="http://schemas.microsoft.com/office/word/2012/wordml" xmlns:w16cex="http://schemas.microsoft.com/office/word/2018/wordml/cex" xmlns:w16cid="http://schemas.microsoft.com/office/word/2016/wordml/cid" xmlns:w16="http://schemas.microsoft.com/office/word/2018/wordml" xmlns:w16du="http://schemas.microsoft.com/office/word/2023/wordml/word16du" xmlns:w16sdtdh="http://schemas.microsoft.com/office/word/2020/wordml/sdtdatahash" xmlns:w16sdtfl="http://schemas.microsoft.com/office/word/2024/wordml/sdtformatlock" xmlns:w16se="http://schemas.microsoft.com/office/word/2015/wordml/symex" mc:Ignorable="w14 w15 w16se w16cid w16 w16cex w16sdtdh w16sdtfl w16du">
   <w:font w:name="Cambria">
     <w:panose1 w:val="02040503050406030204"/>
     <w:charset w:val="00"/>
@@ -10550,16 +10848,16 @@
   <w:font w:name="Symbol">
     <w:panose1 w:val="05050102010706020507"/>
     <w:charset w:val="02"/>
-    <w:family w:val="decorative"/>
+    <w:family w:val="roman"/>
     <w:pitch w:val="variable"/>
     <w:sig w:usb0="00000000" w:usb1="10000000" w:usb2="00000000" w:usb3="00000000" w:csb0="80000000" w:csb1="00000000"/>
   </w:font>
   <w:font w:name="Wingdings">
     <w:panose1 w:val="05000000000000000000"/>
-    <w:charset w:val="4D"/>
-    <w:family w:val="decorative"/>
+    <w:charset w:val="02"/>
+    <w:family w:val="auto"/>
     <w:pitch w:val="variable"/>
-    <w:sig w:usb0="00000003" w:usb1="00000000" w:usb2="00000000" w:usb3="00000000" w:csb0="80000001" w:csb1="00000000"/>
+    <w:sig w:usb0="00000000" w:usb1="10000000" w:usb2="00000000" w:usb3="00000000" w:csb0="80000000" w:csb1="00000000"/>
   </w:font>
   <w:font w:name="Courier New">
     <w:panose1 w:val="02070309020205020404"/>
@@ -10590,14 +10888,12 @@
     <w:sig w:usb0="E1002EFF" w:usb1="C000605B" w:usb2="00000029" w:usb3="00000000" w:csb0="000101FF" w:csb1="00000000"/>
   </w:font>
   <w:font w:name="Aptos">
-    <w:panose1 w:val="020B0004020202020204"/>
     <w:charset w:val="00"/>
     <w:family w:val="swiss"/>
     <w:pitch w:val="variable"/>
     <w:sig w:usb0="20000287" w:usb1="00000003" w:usb2="00000000" w:usb3="00000000" w:csb0="0000019F" w:csb1="00000000"/>
   </w:font>
   <w:font w:name="Yu Mincho">
-    <w:panose1 w:val="02020400000000000000"/>
     <w:charset w:val="80"/>
     <w:family w:val="roman"/>
     <w:pitch w:val="variable"/>
@@ -10611,7 +10907,6 @@
     <w:sig w:usb0="E00002FF" w:usb1="2AC7FDFF" w:usb2="00000016" w:usb3="00000000" w:csb0="0002009F" w:csb1="00000000"/>
   </w:font>
   <w:font w:name="Aptos Display">
-    <w:panose1 w:val="020B0004020202020204"/>
     <w:charset w:val="00"/>
     <w:family w:val="swiss"/>
     <w:pitch w:val="variable"/>
@@ -10621,7 +10916,7 @@
 </file>
 
 <file path=word/glossary/numbering.xml><?xml version="1.0" encoding="utf-8"?>
-<w:numbering xmlns:wpc="http://schemas.microsoft.com/office/word/2010/wordprocessingCanvas" xmlns:cx="http://schemas.microsoft.com/office/drawing/2014/chartex" xmlns:cx1="http://schemas.microsoft.com/office/drawing/2015/9/8/chartex" xmlns:cx2="http://schemas.microsoft.com/office/drawing/2015/10/21/chartex" xmlns:cx3="http://schemas.microsoft.com/office/drawing/2016/5/9/chartex" xmlns:cx4="http://schemas.microsoft.com/office/drawing/2016/5/10/chartex" xmlns:cx5="http://schemas.microsoft.com/office/drawing/2016/5/11/chartex" xmlns:cx6="http://schemas.microsoft.com/office/drawing/2016/5/12/chartex" xmlns:cx7="http://schemas.microsoft.com/office/drawing/2016/5/13/chartex" xmlns:cx8="http://schemas.microsoft.com/office/drawing/2016/5/14/chartex" xmlns:mc="http://schemas.openxmlformats.org/markup-compatibility/2006" xmlns:m="http://schemas.openxmlformats.org/officeDocument/2006/math" xmlns:aink="http://schemas.microsoft.com/office/drawing/2016/ink" xmlns:am3d="http://schemas.microsoft.com/office/drawing/2017/model3d" xmlns:oel="http://schemas.microsoft.com/office/2019/extlst" xmlns:r="http://schemas.openxmlformats.org/officeDocument/2006/relationships" xmlns:wp14="http://schemas.microsoft.com/office/word/2010/wordprocessingDrawing" xmlns:wp="http://schemas.openxmlformats.org/drawingml/2006/wordprocessingDrawing" xmlns:wpg="http://schemas.microsoft.com/office/word/2010/wordprocessingGroup" xmlns:wpi="http://schemas.microsoft.com/office/word/2010/wordprocessingInk" xmlns:wps="http://schemas.microsoft.com/office/word/2010/wordprocessingShape" xmlns:o="urn:schemas-microsoft-com:office:office" xmlns:v="urn:schemas-microsoft-com:vml" xmlns:w10="urn:schemas-microsoft-com:office:word" xmlns:w="http://schemas.openxmlformats.org/wordprocessingml/2006/main" xmlns:w14="http://schemas.microsoft.com/office/word/2010/wordml" xmlns:w15="http://schemas.microsoft.com/office/word/2012/wordml" xmlns:w16cex="http://schemas.microsoft.com/office/word/2018/wordml/cex" xmlns:w16cid="http://schemas.microsoft.com/office/word/2016/wordml/cid" xmlns:w16="http://schemas.microsoft.com/office/word/2018/wordml" xmlns:w16sdtdh="http://schemas.microsoft.com/office/word/2020/wordml/sdtdatahash" xmlns:w16sdtfl="http://schemas.microsoft.com/office/word/2024/wordml/sdtformatlock" xmlns:w16se="http://schemas.microsoft.com/office/word/2015/wordml/symex" xmlns:w16du="http://schemas.microsoft.com/office/word/2023/wordml/word16du" xmlns:wne="http://schemas.microsoft.com/office/word/2006/wordml" mc:Ignorable="w14 w15 w16se w16cid w16 w16cex w16sdtdh w16sdtfl w16du wp14">
+<w:numbering xmlns:wpc="http://schemas.microsoft.com/office/word/2010/wordprocessingCanvas" xmlns:cx="http://schemas.microsoft.com/office/drawing/2014/chartex" xmlns:cx1="http://schemas.microsoft.com/office/drawing/2015/9/8/chartex" xmlns:cx2="http://schemas.microsoft.com/office/drawing/2015/10/21/chartex" xmlns:cx3="http://schemas.microsoft.com/office/drawing/2016/5/9/chartex" xmlns:cx4="http://schemas.microsoft.com/office/drawing/2016/5/10/chartex" xmlns:cx5="http://schemas.microsoft.com/office/drawing/2016/5/11/chartex" xmlns:cx6="http://schemas.microsoft.com/office/drawing/2016/5/12/chartex" xmlns:cx7="http://schemas.microsoft.com/office/drawing/2016/5/13/chartex" xmlns:cx8="http://schemas.microsoft.com/office/drawing/2016/5/14/chartex" xmlns:mc="http://schemas.openxmlformats.org/markup-compatibility/2006" xmlns:aink="http://schemas.microsoft.com/office/drawing/2016/ink" xmlns:am3d="http://schemas.microsoft.com/office/drawing/2017/model3d" xmlns:o="urn:schemas-microsoft-com:office:office" xmlns:oel="http://schemas.microsoft.com/office/2019/extlst" xmlns:r="http://schemas.openxmlformats.org/officeDocument/2006/relationships" xmlns:m="http://schemas.openxmlformats.org/officeDocument/2006/math" xmlns:v="urn:schemas-microsoft-com:vml" xmlns:wp14="http://schemas.microsoft.com/office/word/2010/wordprocessingDrawing" xmlns:wp="http://schemas.openxmlformats.org/drawingml/2006/wordprocessingDrawing" xmlns:w10="urn:schemas-microsoft-com:office:word" xmlns:w="http://schemas.openxmlformats.org/wordprocessingml/2006/main" xmlns:w14="http://schemas.microsoft.com/office/word/2010/wordml" xmlns:w15="http://schemas.microsoft.com/office/word/2012/wordml" xmlns:w16cex="http://schemas.microsoft.com/office/word/2018/wordml/cex" xmlns:w16cid="http://schemas.microsoft.com/office/word/2016/wordml/cid" xmlns:w16="http://schemas.microsoft.com/office/word/2018/wordml" xmlns:w16du="http://schemas.microsoft.com/office/word/2023/wordml/word16du" xmlns:w16sdtdh="http://schemas.microsoft.com/office/word/2020/wordml/sdtdatahash" xmlns:w16sdtfl="http://schemas.microsoft.com/office/word/2024/wordml/sdtformatlock" xmlns:w16se="http://schemas.microsoft.com/office/word/2015/wordml/symex" xmlns:wpg="http://schemas.microsoft.com/office/word/2010/wordprocessingGroup" xmlns:wpi="http://schemas.microsoft.com/office/word/2010/wordprocessingInk" xmlns:wne="http://schemas.microsoft.com/office/word/2006/wordml" xmlns:wps="http://schemas.microsoft.com/office/word/2010/wordprocessingShape" mc:Ignorable="w14 w15 w16se w16cid w16 w16cex w16sdtdh w16sdtfl w16du wp14">
   <w:abstractNum w:abstractNumId="0" w15:restartNumberingAfterBreak="0">
     <w:nsid w:val="FFFFFF89"/>
     <w:multiLevelType w:val="singleLevel"/>
@@ -10648,7 +10943,7 @@
 </file>
 
 <file path=word/glossary/settings.xml><?xml version="1.0" encoding="utf-8"?>
-<w:settings xmlns:mc="http://schemas.openxmlformats.org/markup-compatibility/2006" xmlns:m="http://schemas.openxmlformats.org/officeDocument/2006/math" xmlns:r="http://schemas.openxmlformats.org/officeDocument/2006/relationships" xmlns:sl="http://schemas.openxmlformats.org/schemaLibrary/2006/main" xmlns:o="urn:schemas-microsoft-com:office:office" xmlns:v="urn:schemas-microsoft-com:vml" xmlns:w10="urn:schemas-microsoft-com:office:word" xmlns:w="http://schemas.openxmlformats.org/wordprocessingml/2006/main" xmlns:w14="http://schemas.microsoft.com/office/word/2010/wordml" xmlns:w15="http://schemas.microsoft.com/office/word/2012/wordml" xmlns:w16cex="http://schemas.microsoft.com/office/word/2018/wordml/cex" xmlns:w16cid="http://schemas.microsoft.com/office/word/2016/wordml/cid" xmlns:w16="http://schemas.microsoft.com/office/word/2018/wordml" xmlns:w16sdtdh="http://schemas.microsoft.com/office/word/2020/wordml/sdtdatahash" xmlns:w16sdtfl="http://schemas.microsoft.com/office/word/2024/wordml/sdtformatlock" xmlns:w16se="http://schemas.microsoft.com/office/word/2015/wordml/symex" xmlns:w16du="http://schemas.microsoft.com/office/word/2023/wordml/word16du" mc:Ignorable="w14 w15 w16se w16cid w16 w16cex w16sdtdh w16sdtfl w16du">
+<w:settings xmlns:mc="http://schemas.openxmlformats.org/markup-compatibility/2006" xmlns:o="urn:schemas-microsoft-com:office:office" xmlns:r="http://schemas.openxmlformats.org/officeDocument/2006/relationships" xmlns:m="http://schemas.openxmlformats.org/officeDocument/2006/math" xmlns:v="urn:schemas-microsoft-com:vml" xmlns:w10="urn:schemas-microsoft-com:office:word" xmlns:w="http://schemas.openxmlformats.org/wordprocessingml/2006/main" xmlns:w14="http://schemas.microsoft.com/office/word/2010/wordml" xmlns:w15="http://schemas.microsoft.com/office/word/2012/wordml" xmlns:w16cex="http://schemas.microsoft.com/office/word/2018/wordml/cex" xmlns:w16cid="http://schemas.microsoft.com/office/word/2016/wordml/cid" xmlns:w16="http://schemas.microsoft.com/office/word/2018/wordml" xmlns:w16du="http://schemas.microsoft.com/office/word/2023/wordml/word16du" xmlns:w16sdtdh="http://schemas.microsoft.com/office/word/2020/wordml/sdtdatahash" xmlns:w16sdtfl="http://schemas.microsoft.com/office/word/2024/wordml/sdtformatlock" xmlns:w16se="http://schemas.microsoft.com/office/word/2015/wordml/symex" xmlns:sl="http://schemas.openxmlformats.org/schemaLibrary/2006/main" mc:Ignorable="w14 w15 w16se w16cid w16 w16cex w16sdtdh w16sdtfl w16du">
   <w:view w:val="normal"/>
   <w:defaultTabStop w:val="720"/>
   <w:characterSpacingControl w:val="doNotCompress"/>
@@ -10691,6 +10986,7 @@
     <w:rsid w:val="008A4AE7"/>
     <w:rsid w:val="00900C2A"/>
     <w:rsid w:val="00902777"/>
+    <w:rsid w:val="00921B6A"/>
     <w:rsid w:val="00977680"/>
     <w:rsid w:val="009955B4"/>
     <w:rsid w:val="009A2761"/>
@@ -10714,6 +11010,7 @@
     <w:rsid w:val="00D57C07"/>
     <w:rsid w:val="00D93E49"/>
     <w:rsid w:val="00DC401B"/>
+    <w:rsid w:val="00DE0B80"/>
     <w:rsid w:val="00E552F8"/>
     <w:rsid w:val="00E70F80"/>
     <w:rsid w:val="00E9596B"/>
@@ -10743,7 +11040,7 @@
 </file>
 
 <file path=word/glossary/styles.xml><?xml version="1.0" encoding="utf-8"?>
-<w:styles xmlns:mc="http://schemas.openxmlformats.org/markup-compatibility/2006" xmlns:r="http://schemas.openxmlformats.org/officeDocument/2006/relationships" xmlns:w="http://schemas.openxmlformats.org/wordprocessingml/2006/main" xmlns:w14="http://schemas.microsoft.com/office/word/2010/wordml" xmlns:w15="http://schemas.microsoft.com/office/word/2012/wordml" xmlns:w16cex="http://schemas.microsoft.com/office/word/2018/wordml/cex" xmlns:w16cid="http://schemas.microsoft.com/office/word/2016/wordml/cid" xmlns:w16="http://schemas.microsoft.com/office/word/2018/wordml" xmlns:w16sdtdh="http://schemas.microsoft.com/office/word/2020/wordml/sdtdatahash" xmlns:w16sdtfl="http://schemas.microsoft.com/office/word/2024/wordml/sdtformatlock" xmlns:w16se="http://schemas.microsoft.com/office/word/2015/wordml/symex" xmlns:w16du="http://schemas.microsoft.com/office/word/2023/wordml/word16du" mc:Ignorable="w14 w15 w16se w16cid w16 w16cex w16sdtdh w16sdtfl w16du">
+<w:styles xmlns:mc="http://schemas.openxmlformats.org/markup-compatibility/2006" xmlns:r="http://schemas.openxmlformats.org/officeDocument/2006/relationships" xmlns:w="http://schemas.openxmlformats.org/wordprocessingml/2006/main" xmlns:w14="http://schemas.microsoft.com/office/word/2010/wordml" xmlns:w15="http://schemas.microsoft.com/office/word/2012/wordml" xmlns:w16cex="http://schemas.microsoft.com/office/word/2018/wordml/cex" xmlns:w16cid="http://schemas.microsoft.com/office/word/2016/wordml/cid" xmlns:w16="http://schemas.microsoft.com/office/word/2018/wordml" xmlns:w16du="http://schemas.microsoft.com/office/word/2023/wordml/word16du" xmlns:w16sdtdh="http://schemas.microsoft.com/office/word/2020/wordml/sdtdatahash" xmlns:w16sdtfl="http://schemas.microsoft.com/office/word/2024/wordml/sdtformatlock" xmlns:w16se="http://schemas.microsoft.com/office/word/2015/wordml/symex" mc:Ignorable="w14 w15 w16se w16cid w16 w16cex w16sdtdh w16sdtfl w16du">
   <w:docDefaults>
     <w:rPrDefault>
       <w:rPr>
@@ -11210,7 +11507,7 @@
 </file>
 
 <file path=word/glossary/webSettings.xml><?xml version="1.0" encoding="utf-8"?>
-<w:webSettings xmlns:mc="http://schemas.openxmlformats.org/markup-compatibility/2006" xmlns:r="http://schemas.openxmlformats.org/officeDocument/2006/relationships" xmlns:w="http://schemas.openxmlformats.org/wordprocessingml/2006/main" xmlns:w14="http://schemas.microsoft.com/office/word/2010/wordml" xmlns:w15="http://schemas.microsoft.com/office/word/2012/wordml" xmlns:w16cex="http://schemas.microsoft.com/office/word/2018/wordml/cex" xmlns:w16cid="http://schemas.microsoft.com/office/word/2016/wordml/cid" xmlns:w16="http://schemas.microsoft.com/office/word/2018/wordml" xmlns:w16sdtdh="http://schemas.microsoft.com/office/word/2020/wordml/sdtdatahash" xmlns:w16sdtfl="http://schemas.microsoft.com/office/word/2024/wordml/sdtformatlock" xmlns:w16se="http://schemas.microsoft.com/office/word/2015/wordml/symex" xmlns:w16du="http://schemas.microsoft.com/office/word/2023/wordml/word16du" mc:Ignorable="w14 w15 w16se w16cid w16 w16cex w16sdtdh w16sdtfl w16du">
+<w:webSettings xmlns:mc="http://schemas.openxmlformats.org/markup-compatibility/2006" xmlns:r="http://schemas.openxmlformats.org/officeDocument/2006/relationships" xmlns:w="http://schemas.openxmlformats.org/wordprocessingml/2006/main" xmlns:w14="http://schemas.microsoft.com/office/word/2010/wordml" xmlns:w15="http://schemas.microsoft.com/office/word/2012/wordml" xmlns:w16cex="http://schemas.microsoft.com/office/word/2018/wordml/cex" xmlns:w16cid="http://schemas.microsoft.com/office/word/2016/wordml/cid" xmlns:w16="http://schemas.microsoft.com/office/word/2018/wordml" xmlns:w16du="http://schemas.microsoft.com/office/word/2023/wordml/word16du" xmlns:w16sdtdh="http://schemas.microsoft.com/office/word/2020/wordml/sdtdatahash" xmlns:w16sdtfl="http://schemas.microsoft.com/office/word/2024/wordml/sdtformatlock" xmlns:w16se="http://schemas.microsoft.com/office/word/2015/wordml/symex" mc:Ignorable="w14 w15 w16se w16cid w16 w16cex w16sdtdh w16sdtfl w16du">
   <w:optimizeForBrowser/>
   <w:allowPNG/>
 </w:webSettings>
@@ -11544,16 +11841,16 @@
 </file>
 
 <file path=customXml/item2.xml><?xml version="1.0" encoding="utf-8"?>
+<b:Sources xmlns:b="http://schemas.openxmlformats.org/officeDocument/2006/bibliography" SelectedStyle="\APA.XSL" StyleName="APA"/>
+</file>
+
+<file path=customXml/item3.xml><?xml version="1.0" encoding="utf-8"?>
 <?mso-contentType ?>
 <FormTemplates xmlns="http://schemas.microsoft.com/sharepoint/v3/contenttype/forms">
   <Display>DocumentLibraryForm</Display>
   <Edit>AssetEditForm</Edit>
   <New>DocumentLibraryForm</New>
 </FormTemplates>
-</file>
-
-<file path=customXml/item3.xml><?xml version="1.0" encoding="utf-8"?>
-<b:Sources xmlns:b="http://schemas.openxmlformats.org/officeDocument/2006/bibliography" SelectedStyle="\APA.XSL" StyleName="APA"/>
 </file>
 
 <file path=customXml/itemProps1.xml><?xml version="1.0" encoding="utf-8"?>
@@ -11565,17 +11862,17 @@
 </file>
 
 <file path=customXml/itemProps2.xml><?xml version="1.0" encoding="utf-8"?>
+<ds:datastoreItem xmlns:ds="http://schemas.openxmlformats.org/officeDocument/2006/customXml" ds:itemID="{355C5113-D031-41DB-A6D8-43CE1A0E6695}">
+  <ds:schemaRefs>
+    <ds:schemaRef ds:uri="http://schemas.openxmlformats.org/officeDocument/2006/bibliography"/>
+  </ds:schemaRefs>
+</ds:datastoreItem>
+</file>
+
+<file path=customXml/itemProps3.xml><?xml version="1.0" encoding="utf-8"?>
 <ds:datastoreItem xmlns:ds="http://schemas.openxmlformats.org/officeDocument/2006/customXml" ds:itemID="{E34C63B7-A026-4A37-9535-4FBB4C03A11D}">
   <ds:schemaRefs>
     <ds:schemaRef ds:uri="http://schemas.microsoft.com/sharepoint/v3/contenttype/forms"/>
   </ds:schemaRefs>
 </ds:datastoreItem>
-</file>
-
-<file path=customXml/itemProps3.xml><?xml version="1.0" encoding="utf-8"?>
-<ds:datastoreItem xmlns:ds="http://schemas.openxmlformats.org/officeDocument/2006/customXml" ds:itemID="{355C5113-D031-41DB-A6D8-43CE1A0E6695}">
-  <ds:schemaRefs>
-    <ds:schemaRef ds:uri="http://schemas.openxmlformats.org/officeDocument/2006/bibliography"/>
-  </ds:schemaRefs>
-</ds:datastoreItem>
 </file>
--- a/DB-Course Project.docx
+++ b/DB-Course Project.docx
@@ -471,7 +471,6 @@
                         <w:dataBinding w:prefixMappings="xmlns:ns0='http://purl.org/dc/elements/1.1/' xmlns:ns1='http://schemas.openxmlformats.org/package/2006/metadata/core-properties' " w:xpath="/ns1:coreProperties[1]/ns0:title[1]" w:storeItemID="{6C3C8BC8-F283-45AE-878A-BAB7291924A1}"/>
                         <w:text/>
                       </w:sdtPr>
-                      <w:sdtEndPr/>
                       <w:sdtContent>
                         <w:p>
                           <w:pPr>
@@ -529,7 +528,6 @@
                           <w:dataBinding w:prefixMappings="xmlns:ns0='http://purl.org/dc/elements/1.1/' xmlns:ns1='http://schemas.openxmlformats.org/package/2006/metadata/core-properties' " w:xpath="/ns1:coreProperties[1]/ns0:subject[1]" w:storeItemID="{6C3C8BC8-F283-45AE-878A-BAB7291924A1}"/>
                           <w:text/>
                         </w:sdtPr>
-                        <w:sdtEndPr/>
                         <w:sdtContent>
                           <w:r>
                             <w:rPr>
@@ -772,7 +770,6 @@
                         <w:dataBinding w:prefixMappings="xmlns:ns0='http://schemas.microsoft.com/office/2006/coverPageProps'" w:xpath="/ns0:CoverPageProperties[1]/ns0:Abstract[1]" w:storeItemID="{55AF091B-3C7A-41E3-B477-F2FDAA23CFDA}"/>
                         <w:text/>
                       </w:sdtPr>
-                      <w:sdtEndPr/>
                       <w:sdtContent>
                         <w:p>
                           <w:pPr>
@@ -1010,11 +1007,7 @@
           </mc:Choice>
           <mc:Fallback>
             <w:pict>
-              <v:shapetype w14:anchorId="6466823C" id="_x0000_t202" coordsize="21600,21600" o:spt="202" path="m,l,21600r21600,l21600,xe">
-                <v:stroke joinstyle="miter"/>
-                <v:path gradientshapeok="t" o:connecttype="rect"/>
-              </v:shapetype>
-              <v:shape id="Text Box 2" o:spid="_x0000_s1027" type="#_x0000_t202" style="position:absolute;margin-left:40.3pt;margin-top:.05pt;width:545.45pt;height:87.55pt;z-index:251679744;visibility:visible;mso-wrap-style:square;mso-width-percent:0;mso-height-percent:0;mso-wrap-distance-left:9pt;mso-wrap-distance-top:7.2pt;mso-wrap-distance-right:9pt;mso-wrap-distance-bottom:7.2pt;mso-position-horizontal:absolute;mso-position-horizontal-relative:page;mso-position-vertical:absolute;mso-position-vertical-relative:text;mso-width-percent:0;mso-height-percent:0;mso-width-relative:margin;mso-height-relative:margin;v-text-anchor:top" o:gfxdata="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" filled="f" stroked="f">
+              <v:shape w14:anchorId="6466823C" id="Text Box 2" o:spid="_x0000_s1027" type="#_x0000_t202" style="position:absolute;margin-left:40.3pt;margin-top:.05pt;width:545.45pt;height:87.55pt;z-index:251679744;visibility:visible;mso-wrap-style:square;mso-width-percent:0;mso-height-percent:0;mso-wrap-distance-left:9pt;mso-wrap-distance-top:7.2pt;mso-wrap-distance-right:9pt;mso-wrap-distance-bottom:7.2pt;mso-position-horizontal:absolute;mso-position-horizontal-relative:page;mso-position-vertical:absolute;mso-position-vertical-relative:text;mso-width-percent:0;mso-height-percent:0;mso-width-relative:margin;mso-height-relative:margin;v-text-anchor:top" o:gfxdata="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" filled="f" stroked="f">
                 <v:textbox>
                   <w:txbxContent>
                     <w:p>
@@ -2665,11 +2658,7 @@
               </mc:Choice>
               <mc:Fallback>
                 <w:pict>
-                  <v:shapetype w14:anchorId="7CBAAF0B" id="_x0000_t202" coordsize="21600,21600" o:spt="202" path="m,l,21600r21600,l21600,xe">
-                    <v:stroke joinstyle="miter"/>
-                    <v:path gradientshapeok="t" o:connecttype="rect"/>
-                  </v:shapetype>
-                  <v:shape id="Text Box 15" o:spid="_x0000_s1031" type="#_x0000_t202" alt="contact info" style="position:absolute;margin-left:36pt;margin-top:228.75pt;width:540pt;height:99.75pt;z-index:251675648;visibility:visible;mso-wrap-style:square;mso-width-percent:1282;mso-height-percent:0;mso-wrap-distance-left:9pt;mso-wrap-distance-top:0;mso-wrap-distance-right:9pt;mso-wrap-distance-bottom:0;mso-position-horizontal:absolute;mso-position-horizontal-relative:page;mso-position-vertical:absolute;mso-position-vertical-relative:margin;mso-width-percent:1282;mso-height-percent:0;mso-width-relative:margin;mso-height-relative:margin;v-text-anchor:bottom" o:gfxdata="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" o:allowoverlap="f" filled="f" stroked="f" strokeweight=".5pt">
+                  <v:shape w14:anchorId="7CBAAF0B" id="Text Box 15" o:spid="_x0000_s1031" type="#_x0000_t202" alt="contact info" style="position:absolute;margin-left:36pt;margin-top:228.75pt;width:540pt;height:99.75pt;z-index:251675648;visibility:visible;mso-wrap-style:square;mso-width-percent:1282;mso-height-percent:0;mso-wrap-distance-left:9pt;mso-wrap-distance-top:0;mso-wrap-distance-right:9pt;mso-wrap-distance-bottom:0;mso-position-horizontal:absolute;mso-position-horizontal-relative:page;mso-position-vertical:absolute;mso-position-vertical-relative:margin;mso-width-percent:1282;mso-height-percent:0;mso-width-relative:margin;mso-height-relative:margin;v-text-anchor:bottom" o:gfxdata="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" o:allowoverlap="f" filled="f" stroked="f" strokeweight=".5pt">
                     <v:textbox inset="0,0,0,0">
                       <w:txbxContent>
                         <w:p>
@@ -4071,25 +4060,7 @@
           <w:sz w:val="24"/>
           <w:szCs w:val="24"/>
         </w:rPr>
-        <w:t xml:space="preserve"> to the live report document, GitHub/GitLab repository, and Google </w:t>
-      </w:r>
-      <w:proofErr w:type="spellStart"/>
-      <w:r>
-        <w:rPr>
-          <w:rFonts w:ascii="Times New Roman" w:hAnsi="Times New Roman" w:cs="Times New Roman"/>
-          <w:sz w:val="24"/>
-          <w:szCs w:val="24"/>
-        </w:rPr>
-        <w:t>Colab</w:t>
-      </w:r>
-      <w:proofErr w:type="spellEnd"/>
-      <w:r>
-        <w:rPr>
-          <w:rFonts w:ascii="Times New Roman" w:hAnsi="Times New Roman" w:cs="Times New Roman"/>
-          <w:sz w:val="24"/>
-          <w:szCs w:val="24"/>
-        </w:rPr>
-        <w:t xml:space="preserve"> notebook (if applicable) in the </w:t>
+        <w:t xml:space="preserve"> to the live report document, GitHub/GitLab repository, and Google Colab notebook (if applicable) in the </w:t>
       </w:r>
       <w:r>
         <w:rPr>
@@ -4845,27 +4816,7 @@
           <w:szCs w:val="24"/>
           <w:lang w:val="es-ES"/>
         </w:rPr>
-        <w:t xml:space="preserve">A complete ER/EER </w:t>
-      </w:r>
-      <w:proofErr w:type="spellStart"/>
-      <w:r>
-        <w:rPr>
-          <w:rFonts w:ascii="Times New Roman" w:hAnsi="Times New Roman" w:cs="Times New Roman"/>
-          <w:sz w:val="24"/>
-          <w:szCs w:val="24"/>
-          <w:lang w:val="es-ES"/>
-        </w:rPr>
-        <w:t>diagram</w:t>
-      </w:r>
-      <w:proofErr w:type="spellEnd"/>
-      <w:r>
-        <w:rPr>
-          <w:rFonts w:ascii="Times New Roman" w:hAnsi="Times New Roman" w:cs="Times New Roman"/>
-          <w:sz w:val="24"/>
-          <w:szCs w:val="24"/>
-          <w:lang w:val="es-ES"/>
-        </w:rPr>
-        <w:t>.</w:t>
+        <w:t>A complete ER/EER diagram.</w:t>
       </w:r>
     </w:p>
     <w:p>
@@ -5325,8 +5276,9 @@
         <w:pStyle w:val="ListBullet"/>
         <w:numPr>
           <w:ilvl w:val="0"/>
-          <w:numId w:val="25"/>
+          <w:numId w:val="0"/>
         </w:numPr>
+        <w:ind w:left="351"/>
         <w:jc w:val="both"/>
         <w:rPr>
           <w:rFonts w:ascii="Times New Roman" w:hAnsi="Times New Roman" w:cs="Times New Roman"/>
@@ -5348,8 +5300,9 @@
         <w:pStyle w:val="ListBullet"/>
         <w:numPr>
           <w:ilvl w:val="0"/>
-          <w:numId w:val="25"/>
+          <w:numId w:val="0"/>
         </w:numPr>
+        <w:ind w:left="351"/>
         <w:jc w:val="both"/>
         <w:rPr>
           <w:rFonts w:ascii="Times New Roman" w:hAnsi="Times New Roman" w:cs="Times New Roman"/>
@@ -5371,8 +5324,9 @@
         <w:pStyle w:val="ListBullet"/>
         <w:numPr>
           <w:ilvl w:val="0"/>
-          <w:numId w:val="25"/>
+          <w:numId w:val="0"/>
         </w:numPr>
+        <w:ind w:left="351"/>
         <w:jc w:val="both"/>
         <w:rPr>
           <w:rFonts w:ascii="Times New Roman" w:hAnsi="Times New Roman" w:cs="Times New Roman"/>
@@ -5394,8 +5348,9 @@
         <w:pStyle w:val="ListBullet"/>
         <w:numPr>
           <w:ilvl w:val="0"/>
-          <w:numId w:val="25"/>
+          <w:numId w:val="0"/>
         </w:numPr>
+        <w:ind w:left="351"/>
         <w:jc w:val="both"/>
         <w:rPr>
           <w:rFonts w:ascii="Times New Roman" w:hAnsi="Times New Roman" w:cs="Times New Roman"/>
@@ -5415,11 +5370,8 @@
     <w:p>
       <w:pPr>
         <w:pStyle w:val="NormalWeb"/>
-        <w:numPr>
-          <w:ilvl w:val="0"/>
-          <w:numId w:val="25"/>
-        </w:numPr>
         <w:spacing w:before="160" w:beforeAutospacing="0" w:after="0" w:afterAutospacing="0"/>
+        <w:ind w:left="351"/>
         <w:jc w:val="both"/>
       </w:pPr>
       <w:r>
@@ -5434,11 +5386,8 @@
     <w:p>
       <w:pPr>
         <w:pStyle w:val="NormalWeb"/>
-        <w:numPr>
-          <w:ilvl w:val="0"/>
-          <w:numId w:val="25"/>
-        </w:numPr>
         <w:spacing w:before="160" w:beforeAutospacing="0" w:after="0" w:afterAutospacing="0"/>
+        <w:ind w:left="351"/>
         <w:jc w:val="both"/>
       </w:pPr>
       <w:r>
@@ -5453,171 +5402,36 @@
     <w:p>
       <w:pPr>
         <w:pStyle w:val="NormalWeb"/>
-        <w:numPr>
-          <w:ilvl w:val="0"/>
-          <w:numId w:val="25"/>
-        </w:numPr>
         <w:spacing w:before="160" w:beforeAutospacing="0" w:after="0" w:afterAutospacing="0"/>
+        <w:ind w:left="351"/>
         <w:jc w:val="both"/>
       </w:pPr>
       <w:r>
         <w:rPr>
           <w:color w:val="595959"/>
         </w:rPr>
-        <w:t xml:space="preserve">One of the main challenges I faced was converting the specialization between </w:t>
-      </w:r>
-      <w:proofErr w:type="spellStart"/>
-      <w:r>
-        <w:rPr>
-          <w:color w:val="595959"/>
-        </w:rPr>
-        <w:t>ClinicPerson</w:t>
-      </w:r>
-      <w:proofErr w:type="spellEnd"/>
-      <w:r>
-        <w:rPr>
-          <w:color w:val="595959"/>
-        </w:rPr>
-        <w:t>, Patient, and Doctor into relational tables without duplicating shared information. At first, the original design stored names, phone numbers, and email addresses separately in both the Patient and Doctor tables. This created unnecessary repetition and could lead to inconsistent data. I identified the issue while mapping the EER diagram into the relational model because the same personal attributes appeared in two entities.</w:t>
+        <w:t>One of the main challenges I faced was converting the specialization between ClinicPerson, Patient, and Doctor into relational tables without duplicating shared information. At first, the original design stored names, phone numbers, and email addresses separately in both the Patient and Doctor tables. This created unnecessary repetition and could lead to inconsistent data. I identified the issue while mapping the EER diagram into the relational model because the same personal attributes appeared in two entities.</w:t>
       </w:r>
     </w:p>
     <w:p>
       <w:pPr>
         <w:pStyle w:val="NormalWeb"/>
-        <w:numPr>
-          <w:ilvl w:val="0"/>
-          <w:numId w:val="25"/>
-        </w:numPr>
         <w:spacing w:before="160" w:beforeAutospacing="0" w:after="0" w:afterAutospacing="0"/>
+        <w:ind w:left="351"/>
         <w:jc w:val="both"/>
       </w:pPr>
       <w:r>
         <w:rPr>
           <w:color w:val="595959"/>
         </w:rPr>
-        <w:t xml:space="preserve">To resolve it, I created a </w:t>
-      </w:r>
-      <w:proofErr w:type="spellStart"/>
-      <w:r>
-        <w:rPr>
-          <w:color w:val="595959"/>
-        </w:rPr>
-        <w:t>ClinicPerson</w:t>
-      </w:r>
-      <w:proofErr w:type="spellEnd"/>
-      <w:r>
-        <w:rPr>
-          <w:color w:val="595959"/>
-        </w:rPr>
-        <w:t xml:space="preserve"> superclass containing </w:t>
-      </w:r>
-      <w:proofErr w:type="spellStart"/>
-      <w:r>
-        <w:rPr>
-          <w:color w:val="595959"/>
-        </w:rPr>
-        <w:t>PersonID</w:t>
-      </w:r>
-      <w:proofErr w:type="spellEnd"/>
-      <w:r>
-        <w:rPr>
-          <w:color w:val="595959"/>
-        </w:rPr>
-        <w:t xml:space="preserve">, </w:t>
-      </w:r>
-      <w:proofErr w:type="spellStart"/>
-      <w:r>
-        <w:rPr>
-          <w:color w:val="595959"/>
-        </w:rPr>
-        <w:t>FullName</w:t>
-      </w:r>
-      <w:proofErr w:type="spellEnd"/>
-      <w:r>
-        <w:rPr>
-          <w:color w:val="595959"/>
-        </w:rPr>
-        <w:t xml:space="preserve">, Phone, and Email. The Patient and Doctor tables were then implemented as subclasses. Their identifiers became both primary keys and foreign keys referencing </w:t>
-      </w:r>
-      <w:proofErr w:type="spellStart"/>
-      <w:r>
-        <w:rPr>
-          <w:color w:val="595959"/>
-        </w:rPr>
-        <w:t>ClinicPerson.PersonID</w:t>
-      </w:r>
-      <w:proofErr w:type="spellEnd"/>
-      <w:r>
-        <w:rPr>
-          <w:color w:val="595959"/>
-        </w:rPr>
-        <w:t xml:space="preserve">. Patient-specific attributes, such as </w:t>
-      </w:r>
-      <w:proofErr w:type="spellStart"/>
-      <w:r>
-        <w:rPr>
-          <w:color w:val="595959"/>
-        </w:rPr>
-        <w:t>NationalID</w:t>
-      </w:r>
-      <w:proofErr w:type="spellEnd"/>
-      <w:r>
-        <w:rPr>
-          <w:color w:val="595959"/>
-        </w:rPr>
-        <w:t xml:space="preserve">, </w:t>
-      </w:r>
-      <w:proofErr w:type="spellStart"/>
-      <w:r>
-        <w:rPr>
-          <w:color w:val="595959"/>
-        </w:rPr>
-        <w:t>BirthDate</w:t>
-      </w:r>
-      <w:proofErr w:type="spellEnd"/>
-      <w:r>
-        <w:rPr>
-          <w:color w:val="595959"/>
-        </w:rPr>
-        <w:t xml:space="preserve">, and Address, remained in Patient, while Specialty and </w:t>
-      </w:r>
-      <w:proofErr w:type="spellStart"/>
-      <w:r>
-        <w:rPr>
-          <w:color w:val="595959"/>
-        </w:rPr>
-        <w:t>LicenseNo</w:t>
-      </w:r>
-      <w:proofErr w:type="spellEnd"/>
-      <w:r>
-        <w:rPr>
-          <w:color w:val="595959"/>
-        </w:rPr>
-        <w:t xml:space="preserve"> remained in Doctor. I also tested the insertion order to confirm that a </w:t>
-      </w:r>
-      <w:proofErr w:type="spellStart"/>
-      <w:r>
-        <w:rPr>
-          <w:color w:val="595959"/>
-        </w:rPr>
-        <w:t>ClinicPerson</w:t>
-      </w:r>
-      <w:proofErr w:type="spellEnd"/>
-      <w:r>
-        <w:rPr>
-          <w:color w:val="595959"/>
-        </w:rPr>
-        <w:t xml:space="preserve"> record had to exist before its related subclass record could be inserted.</w:t>
+        <w:t>To resolve it, I created a ClinicPerson superclass containing PersonID, FullName, Phone, and Email. The Patient and Doctor tables were then implemented as subclasses. Their identifiers became both primary keys and foreign keys referencing ClinicPerson.PersonID. Patient-specific attributes, such as NationalID, BirthDate, and Address, remained in Patient, while Specialty and LicenseNo remained in Doctor. I also tested the insertion order to confirm that a ClinicPerson record had to exist before its related subclass record could be inserted.</w:t>
       </w:r>
     </w:p>
     <w:p>
       <w:pPr>
         <w:pStyle w:val="NormalWeb"/>
-        <w:numPr>
-          <w:ilvl w:val="0"/>
-          <w:numId w:val="25"/>
-        </w:numPr>
         <w:spacing w:before="160" w:beforeAutospacing="0" w:after="0" w:afterAutospacing="0"/>
+        <w:ind w:left="351"/>
         <w:jc w:val="both"/>
       </w:pPr>
       <w:r>
@@ -5632,52 +5446,37 @@
     <w:p>
       <w:pPr>
         <w:pStyle w:val="NormalWeb"/>
-        <w:numPr>
-          <w:ilvl w:val="0"/>
-          <w:numId w:val="25"/>
-        </w:numPr>
         <w:spacing w:before="160" w:beforeAutospacing="0" w:after="0" w:afterAutospacing="0"/>
+        <w:ind w:left="351"/>
         <w:jc w:val="both"/>
       </w:pPr>
       <w:r>
         <w:rPr>
           <w:color w:val="595959"/>
         </w:rPr>
-        <w:t xml:space="preserve">I chose the superclass–subclass approach instead of creating two completely independent Patient and Doctor tables. The main advantage was reduced </w:t>
-      </w:r>
-      <w:r>
-        <w:rPr>
-          <w:color w:val="595959"/>
-        </w:rPr>
-        <w:lastRenderedPageBreak/>
-        <w:t>duplication and clearer representation of the EER specialization. It also allowed shared constraints, such as unique email addresses, to be controlled in one place.</w:t>
+        <w:t>I chose the superclass–subclass approach instead of creating two completely independent Patient and Doctor tables. The main advantage was reduced duplication and clearer representation of the EER specialization. It also allowed shared constraints, such as unique email addresses, to be controlled in one place.</w:t>
       </w:r>
     </w:p>
     <w:p>
       <w:pPr>
         <w:pStyle w:val="NormalWeb"/>
-        <w:numPr>
-          <w:ilvl w:val="0"/>
-          <w:numId w:val="25"/>
-        </w:numPr>
         <w:spacing w:before="160" w:beforeAutospacing="0" w:after="0" w:afterAutospacing="0"/>
+        <w:ind w:left="351"/>
         <w:jc w:val="both"/>
       </w:pPr>
       <w:r>
         <w:rPr>
           <w:color w:val="595959"/>
         </w:rPr>
+        <w:lastRenderedPageBreak/>
         <w:t>The alternative would have been simpler because each table could store all required attributes directly. However, that design would repeat personal details and make future changes harder. The selected method required additional joins when retrieving names and introduced a more complex insertion process, but these disadvantages were acceptable because the database became more normalized and consistent.</w:t>
       </w:r>
     </w:p>
     <w:p>
       <w:pPr>
         <w:pStyle w:val="NormalWeb"/>
-        <w:numPr>
-          <w:ilvl w:val="0"/>
-          <w:numId w:val="25"/>
-        </w:numPr>
         <w:spacing w:before="160" w:beforeAutospacing="0" w:after="0" w:afterAutospacing="0"/>
+        <w:ind w:left="351"/>
         <w:jc w:val="both"/>
       </w:pPr>
       <w:r>
@@ -5692,11 +5491,8 @@
     <w:p>
       <w:pPr>
         <w:pStyle w:val="NormalWeb"/>
-        <w:numPr>
-          <w:ilvl w:val="0"/>
-          <w:numId w:val="25"/>
-        </w:numPr>
         <w:spacing w:before="160" w:beforeAutospacing="0" w:after="0" w:afterAutospacing="0"/>
+        <w:ind w:left="351"/>
         <w:jc w:val="both"/>
       </w:pPr>
       <w:r>
@@ -5709,11 +5505,8 @@
     <w:p>
       <w:pPr>
         <w:pStyle w:val="NormalWeb"/>
-        <w:numPr>
-          <w:ilvl w:val="0"/>
-          <w:numId w:val="25"/>
-        </w:numPr>
         <w:spacing w:before="160" w:beforeAutospacing="0" w:after="0" w:afterAutospacing="0"/>
+        <w:ind w:left="351"/>
         <w:jc w:val="both"/>
       </w:pPr>
       <w:r>
@@ -5728,11 +5521,8 @@
     <w:p>
       <w:pPr>
         <w:pStyle w:val="NormalWeb"/>
-        <w:numPr>
-          <w:ilvl w:val="0"/>
-          <w:numId w:val="25"/>
-        </w:numPr>
         <w:spacing w:before="160" w:beforeAutospacing="0" w:after="0" w:afterAutospacing="0"/>
+        <w:ind w:left="351"/>
         <w:jc w:val="both"/>
       </w:pPr>
       <w:r>
@@ -5820,29 +5610,7 @@
           <w:sz w:val="24"/>
           <w:szCs w:val="24"/>
         </w:rPr>
-        <w:t>SQL Script (.</w:t>
-      </w:r>
-      <w:proofErr w:type="spellStart"/>
-      <w:r>
-        <w:rPr>
-          <w:rFonts w:ascii="Times New Roman" w:hAnsi="Times New Roman" w:cs="Times New Roman"/>
-          <w:b/>
-          <w:bCs/>
-          <w:sz w:val="24"/>
-          <w:szCs w:val="24"/>
-        </w:rPr>
-        <w:t>sql</w:t>
-      </w:r>
-      <w:proofErr w:type="spellEnd"/>
-      <w:r>
-        <w:rPr>
-          <w:rFonts w:ascii="Times New Roman" w:hAnsi="Times New Roman" w:cs="Times New Roman"/>
-          <w:b/>
-          <w:bCs/>
-          <w:sz w:val="24"/>
-          <w:szCs w:val="24"/>
-        </w:rPr>
-        <w:t>)</w:t>
+        <w:t>SQL Script (.sql)</w:t>
       </w:r>
       <w:r>
         <w:rPr>
@@ -6012,25 +5780,7 @@
           <w:sz w:val="24"/>
           <w:szCs w:val="24"/>
         </w:rPr>
-        <w:t xml:space="preserve">Google </w:t>
-      </w:r>
-      <w:proofErr w:type="spellStart"/>
-      <w:r>
-        <w:rPr>
-          <w:rFonts w:ascii="Times New Roman" w:hAnsi="Times New Roman" w:cs="Times New Roman"/>
-          <w:sz w:val="24"/>
-          <w:szCs w:val="24"/>
-        </w:rPr>
-        <w:t>Colab</w:t>
-      </w:r>
-      <w:proofErr w:type="spellEnd"/>
-      <w:r>
-        <w:rPr>
-          <w:rFonts w:ascii="Times New Roman" w:hAnsi="Times New Roman" w:cs="Times New Roman"/>
-          <w:sz w:val="24"/>
-          <w:szCs w:val="24"/>
-        </w:rPr>
-        <w:t xml:space="preserve"> notebook (if applicable): [link]</w:t>
+        <w:t>Google Colab notebook (if applicable): [link]</w:t>
       </w:r>
     </w:p>
     <w:p>
@@ -10969,6 +10719,8 @@
     <w:rsid w:val="002A69BE"/>
     <w:rsid w:val="00324ACF"/>
     <w:rsid w:val="00351A43"/>
+    <w:rsid w:val="003A0995"/>
+    <w:rsid w:val="003B49E9"/>
     <w:rsid w:val="004A7EE6"/>
     <w:rsid w:val="004E5C8C"/>
     <w:rsid w:val="005443A0"/>
@@ -11841,16 +11593,16 @@
 </file>
 
 <file path=customXml/item2.xml><?xml version="1.0" encoding="utf-8"?>
-<b:Sources xmlns:b="http://schemas.openxmlformats.org/officeDocument/2006/bibliography" SelectedStyle="\APA.XSL" StyleName="APA"/>
-</file>
-
-<file path=customXml/item3.xml><?xml version="1.0" encoding="utf-8"?>
 <?mso-contentType ?>
 <FormTemplates xmlns="http://schemas.microsoft.com/sharepoint/v3/contenttype/forms">
   <Display>DocumentLibraryForm</Display>
   <Edit>AssetEditForm</Edit>
   <New>DocumentLibraryForm</New>
 </FormTemplates>
+</file>
+
+<file path=customXml/item3.xml><?xml version="1.0" encoding="utf-8"?>
+<b:Sources xmlns:b="http://schemas.openxmlformats.org/officeDocument/2006/bibliography" SelectedStyle="\APA.XSL" StyleName="APA"/>
 </file>
 
 <file path=customXml/itemProps1.xml><?xml version="1.0" encoding="utf-8"?>
@@ -11862,17 +11614,17 @@
 </file>
 
 <file path=customXml/itemProps2.xml><?xml version="1.0" encoding="utf-8"?>
+<ds:datastoreItem xmlns:ds="http://schemas.openxmlformats.org/officeDocument/2006/customXml" ds:itemID="{E34C63B7-A026-4A37-9535-4FBB4C03A11D}">
+  <ds:schemaRefs>
+    <ds:schemaRef ds:uri="http://schemas.microsoft.com/sharepoint/v3/contenttype/forms"/>
+  </ds:schemaRefs>
+</ds:datastoreItem>
+</file>
+
+<file path=customXml/itemProps3.xml><?xml version="1.0" encoding="utf-8"?>
 <ds:datastoreItem xmlns:ds="http://schemas.openxmlformats.org/officeDocument/2006/customXml" ds:itemID="{355C5113-D031-41DB-A6D8-43CE1A0E6695}">
   <ds:schemaRefs>
     <ds:schemaRef ds:uri="http://schemas.openxmlformats.org/officeDocument/2006/bibliography"/>
   </ds:schemaRefs>
 </ds:datastoreItem>
-</file>
-
-<file path=customXml/itemProps3.xml><?xml version="1.0" encoding="utf-8"?>
-<ds:datastoreItem xmlns:ds="http://schemas.openxmlformats.org/officeDocument/2006/customXml" ds:itemID="{E34C63B7-A026-4A37-9535-4FBB4C03A11D}">
-  <ds:schemaRefs>
-    <ds:schemaRef ds:uri="http://schemas.microsoft.com/sharepoint/v3/contenttype/forms"/>
-  </ds:schemaRefs>
-</ds:datastoreItem>
 </file>
--- a/DB-Course Project.docx
+++ b/DB-Course Project.docx
@@ -1,6 +1,6 @@
 
 <file path=word/document.xml><?xml version="1.0" encoding="utf-8"?>
-<w:document xmlns:wpc="http://schemas.microsoft.com/office/word/2010/wordprocessingCanvas" xmlns:cx="http://schemas.microsoft.com/office/drawing/2014/chartex" xmlns:cx1="http://schemas.microsoft.com/office/drawing/2015/9/8/chartex" xmlns:cx2="http://schemas.microsoft.com/office/drawing/2015/10/21/chartex" xmlns:cx3="http://schemas.microsoft.com/office/drawing/2016/5/9/chartex" xmlns:cx4="http://schemas.microsoft.com/office/drawing/2016/5/10/chartex" xmlns:cx5="http://schemas.microsoft.com/office/drawing/2016/5/11/chartex" xmlns:cx6="http://schemas.microsoft.com/office/drawing/2016/5/12/chartex" xmlns:cx7="http://schemas.microsoft.com/office/drawing/2016/5/13/chartex" xmlns:cx8="http://schemas.microsoft.com/office/drawing/2016/5/14/chartex" xmlns:mc="http://schemas.openxmlformats.org/markup-compatibility/2006" xmlns:aink="http://schemas.microsoft.com/office/drawing/2016/ink" xmlns:am3d="http://schemas.microsoft.com/office/drawing/2017/model3d" xmlns:o="urn:schemas-microsoft-com:office:office" xmlns:oel="http://schemas.microsoft.com/office/2019/extlst" xmlns:r="http://schemas.openxmlformats.org/officeDocument/2006/relationships" xmlns:m="http://schemas.openxmlformats.org/officeDocument/2006/math" xmlns:v="urn:schemas-microsoft-com:vml" xmlns:wp14="http://schemas.microsoft.com/office/word/2010/wordprocessingDrawing" xmlns:wp="http://schemas.openxmlformats.org/drawingml/2006/wordprocessingDrawing" xmlns:w10="urn:schemas-microsoft-com:office:word" xmlns:w="http://schemas.openxmlformats.org/wordprocessingml/2006/main" xmlns:w14="http://schemas.microsoft.com/office/word/2010/wordml" xmlns:w15="http://schemas.microsoft.com/office/word/2012/wordml" xmlns:w16cex="http://schemas.microsoft.com/office/word/2018/wordml/cex" xmlns:w16cid="http://schemas.microsoft.com/office/word/2016/wordml/cid" xmlns:w16="http://schemas.microsoft.com/office/word/2018/wordml" xmlns:w16du="http://schemas.microsoft.com/office/word/2023/wordml/word16du" xmlns:w16sdtdh="http://schemas.microsoft.com/office/word/2020/wordml/sdtdatahash" xmlns:w16sdtfl="http://schemas.microsoft.com/office/word/2024/wordml/sdtformatlock" xmlns:w16se="http://schemas.microsoft.com/office/word/2015/wordml/symex" xmlns:wpg="http://schemas.microsoft.com/office/word/2010/wordprocessingGroup" xmlns:wpi="http://schemas.microsoft.com/office/word/2010/wordprocessingInk" xmlns:wne="http://schemas.microsoft.com/office/word/2006/wordml" xmlns:wps="http://schemas.microsoft.com/office/word/2010/wordprocessingShape" mc:Ignorable="w14 w15 w16se w16cid w16 w16cex w16sdtdh w16sdtfl w16du wp14">
+<w:document xmlns:wpc="http://schemas.microsoft.com/office/word/2010/wordprocessingCanvas" xmlns:cx="http://schemas.microsoft.com/office/drawing/2014/chartex" xmlns:cx1="http://schemas.microsoft.com/office/drawing/2015/9/8/chartex" xmlns:cx2="http://schemas.microsoft.com/office/drawing/2015/10/21/chartex" xmlns:cx3="http://schemas.microsoft.com/office/drawing/2016/5/9/chartex" xmlns:cx4="http://schemas.microsoft.com/office/drawing/2016/5/10/chartex" xmlns:cx5="http://schemas.microsoft.com/office/drawing/2016/5/11/chartex" xmlns:cx6="http://schemas.microsoft.com/office/drawing/2016/5/12/chartex" xmlns:cx7="http://schemas.microsoft.com/office/drawing/2016/5/13/chartex" xmlns:cx8="http://schemas.microsoft.com/office/drawing/2016/5/14/chartex" xmlns:mc="http://schemas.openxmlformats.org/markup-compatibility/2006" xmlns:m="http://schemas.openxmlformats.org/officeDocument/2006/math" xmlns:aink="http://schemas.microsoft.com/office/drawing/2016/ink" xmlns:am3d="http://schemas.microsoft.com/office/drawing/2017/model3d" xmlns:oel="http://schemas.microsoft.com/office/2019/extlst" xmlns:r="http://schemas.openxmlformats.org/officeDocument/2006/relationships" xmlns:wp14="http://schemas.microsoft.com/office/word/2010/wordprocessingDrawing" xmlns:wp="http://schemas.openxmlformats.org/drawingml/2006/wordprocessingDrawing" xmlns:wpg="http://schemas.microsoft.com/office/word/2010/wordprocessingGroup" xmlns:wpi="http://schemas.microsoft.com/office/word/2010/wordprocessingInk" xmlns:wps="http://schemas.microsoft.com/office/word/2010/wordprocessingShape" xmlns:o="urn:schemas-microsoft-com:office:office" xmlns:v="urn:schemas-microsoft-com:vml" xmlns:w10="urn:schemas-microsoft-com:office:word" xmlns:w="http://schemas.openxmlformats.org/wordprocessingml/2006/main" xmlns:w14="http://schemas.microsoft.com/office/word/2010/wordml" xmlns:w15="http://schemas.microsoft.com/office/word/2012/wordml" xmlns:w16cei="http://schemas.microsoft.com/office/word/2026/wordml/cei" xmlns:w16cex="http://schemas.microsoft.com/office/word/2018/wordml/cex" xmlns:w16cid="http://schemas.microsoft.com/office/word/2016/wordml/cid" xmlns:w16="http://schemas.microsoft.com/office/word/2018/wordml" xmlns:w16sdtdh="http://schemas.microsoft.com/office/word/2020/wordml/sdtdatahash" xmlns:w16sdtfl="http://schemas.microsoft.com/office/word/2024/wordml/sdtformatlock" xmlns:w16se="http://schemas.microsoft.com/office/word/2015/wordml/symex" xmlns:w16du="http://schemas.microsoft.com/office/word/2023/wordml/word16du" xmlns:wne="http://schemas.microsoft.com/office/word/2006/wordml" mc:Ignorable="w14 w15 w16se w16cid w16 w16cex w16sdtdh w16sdtfl w16du wp14">
   <w:body>
     <w:p>
       <w:pPr>
@@ -453,7 +453,7 @@
                 <v:stroke joinstyle="miter"/>
                 <v:path gradientshapeok="t" o:connecttype="rect"/>
               </v:shapetype>
-              <v:shape id="Text Box 14" o:spid="_x0000_s1026" type="#_x0000_t202" alt="Report title" style="position:absolute;margin-left:36pt;margin-top:85.4pt;width:540pt;height:148.1pt;z-index:-251641856;visibility:visible;mso-wrap-style:square;mso-width-percent:0;mso-height-percent:0;mso-wrap-distance-left:9pt;mso-wrap-distance-top:0;mso-wrap-distance-right:9pt;mso-wrap-distance-bottom:0;mso-position-horizontal:absolute;mso-position-horizontal-relative:page;mso-position-vertical:absolute;mso-position-vertical-relative:margin;mso-width-percent:0;mso-height-percent:0;mso-width-relative:margin;mso-height-relative:margin;v-text-anchor:bottom" o:gfxdata="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" o:allowoverlap="f" filled="f" stroked="f">
+              <v:shape id="Text Box 14" o:spid="_x0000_s1026" type="#_x0000_t202" alt="Report title" style="position:absolute;margin-left:36pt;margin-top:85.4pt;width:540pt;height:148.1pt;z-index:-251641856;visibility:visible;mso-wrap-style:square;mso-width-percent:0;mso-height-percent:0;mso-wrap-distance-left:9pt;mso-wrap-distance-top:0;mso-wrap-distance-right:9pt;mso-wrap-distance-bottom:0;mso-position-horizontal:absolute;mso-position-horizontal-relative:page;mso-position-vertical:absolute;mso-position-vertical-relative:margin;mso-width-percent:0;mso-height-percent:0;mso-width-relative:margin;mso-height-relative:margin;v-text-anchor:bottom" o:gfxdata="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" o:allowoverlap="f" filled="f" stroked="f">
                 <v:textbox inset="0,0,0,0">
                   <w:txbxContent>
                     <w:sdt>
@@ -1007,7 +1007,7 @@
           </mc:Choice>
           <mc:Fallback>
             <w:pict>
-              <v:shape w14:anchorId="6466823C" id="Text Box 2" o:spid="_x0000_s1027" type="#_x0000_t202" style="position:absolute;margin-left:40.3pt;margin-top:.05pt;width:545.45pt;height:87.55pt;z-index:251679744;visibility:visible;mso-wrap-style:square;mso-width-percent:0;mso-height-percent:0;mso-wrap-distance-left:9pt;mso-wrap-distance-top:7.2pt;mso-wrap-distance-right:9pt;mso-wrap-distance-bottom:7.2pt;mso-position-horizontal:absolute;mso-position-horizontal-relative:page;mso-position-vertical:absolute;mso-position-vertical-relative:text;mso-width-percent:0;mso-height-percent:0;mso-width-relative:margin;mso-height-relative:margin;v-text-anchor:top" o:gfxdata="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" filled="f" stroked="f">
+              <v:shape w14:anchorId="6466823C" id="Text Box 2" o:spid="_x0000_s1027" type="#_x0000_t202" style="position:absolute;margin-left:40.3pt;margin-top:.05pt;width:545.45pt;height:87.55pt;z-index:251679744;visibility:visible;mso-wrap-style:square;mso-width-percent:0;mso-height-percent:0;mso-wrap-distance-left:9pt;mso-wrap-distance-top:7.2pt;mso-wrap-distance-right:9pt;mso-wrap-distance-bottom:7.2pt;mso-position-horizontal:absolute;mso-position-horizontal-relative:page;mso-position-vertical:absolute;mso-position-vertical-relative:text;mso-width-percent:0;mso-height-percent:0;mso-width-relative:margin;mso-height-relative:margin;v-text-anchor:top" o:gfxdata="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" filled="f" stroked="f">
                 <v:textbox>
                   <w:txbxContent>
                     <w:p>
@@ -1739,8 +1739,8 @@
               </mc:Choice>
               <mc:Fallback>
                 <w:pict>
-                  <v:group w14:anchorId="31857F9A" id="Group 198" o:spid="_x0000_s1028" style="position:absolute;margin-left:-105.75pt;margin-top:341.4pt;width:518.25pt;height:318.6pt;z-index:251677696;mso-wrap-distance-left:14.4pt;mso-wrap-distance-top:3.6pt;mso-wrap-distance-right:14.4pt;mso-wrap-distance-bottom:3.6pt;mso-position-horizontal-relative:margin;mso-position-vertical-relative:margin;mso-width-relative:margin;mso-height-relative:margin" coordorigin=",228" coordsize="35784,22576" o:gfxdata="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">
-                    <v:rect id="Rectangle 199" o:spid="_x0000_s1029" style="position:absolute;top:228;width:35674;height:2448;visibility:visible;mso-wrap-style:square;v-text-anchor:middle" o:gfxdata="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" fillcolor="#ef4623 [3204]" stroked="f" strokeweight="2pt">
+                  <v:group w14:anchorId="31857F9A" id="Group 198" o:spid="_x0000_s1028" style="position:absolute;margin-left:-105.75pt;margin-top:341.4pt;width:518.25pt;height:318.6pt;z-index:251677696;mso-wrap-distance-left:14.4pt;mso-wrap-distance-top:3.6pt;mso-wrap-distance-right:14.4pt;mso-wrap-distance-bottom:3.6pt;mso-position-horizontal-relative:margin;mso-position-vertical-relative:margin;mso-width-relative:margin;mso-height-relative:margin" coordorigin=",228" coordsize="35784,22576" o:gfxdata="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">
+                    <v:rect id="Rectangle 199" o:spid="_x0000_s1029" style="position:absolute;top:228;width:35674;height:2448;visibility:visible;mso-wrap-style:square;v-text-anchor:middle" o:gfxdata="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" fillcolor="#ef4623 [3204]" stroked="f" strokeweight="2pt">
                       <v:textbox>
                         <w:txbxContent>
                           <w:p>
@@ -1769,7 +1769,7 @@
                         </w:txbxContent>
                       </v:textbox>
                     </v:rect>
-                    <v:shape id="Text Box 200" o:spid="_x0000_s1030" type="#_x0000_t202" style="position:absolute;top:2896;width:35784;height:19908;visibility:visible;mso-wrap-style:square;v-text-anchor:top" o:gfxdata="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" filled="f" stroked="f" strokeweight=".5pt">
+                    <v:shape id="Text Box 200" o:spid="_x0000_s1030" type="#_x0000_t202" style="position:absolute;top:2896;width:35784;height:19908;visibility:visible;mso-wrap-style:square;v-text-anchor:top" o:gfxdata="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" filled="f" stroked="f" strokeweight=".5pt">
                       <v:textbox inset=",7.2pt,,0">
                         <w:txbxContent>
                           <w:p>
@@ -2364,6 +2364,15 @@
                                         </w:rPr>
                                         <w:t xml:space="preserve"> </w:t>
                                       </w:r>
+                                      <w:r>
+                                        <w:rPr>
+                                          <w:b/>
+                                          <w:bCs/>
+                                          <w:sz w:val="28"/>
+                                          <w:szCs w:val="28"/>
+                                        </w:rPr>
+                                        <w:t>Abdulaziz alghamdi</w:t>
+                                      </w:r>
                                     </w:p>
                                     <w:p>
                                       <w:pPr>
@@ -2499,6 +2508,15 @@
                                           <w:szCs w:val="28"/>
                                         </w:rPr>
                                         <w:t xml:space="preserve">ID: </w:t>
+                                      </w:r>
+                                      <w:r>
+                                        <w:rPr>
+                                          <w:b/>
+                                          <w:bCs/>
+                                          <w:sz w:val="28"/>
+                                          <w:szCs w:val="28"/>
+                                        </w:rPr>
+                                        <w:t>s230046758</w:t>
                                       </w:r>
                                     </w:p>
                                     <w:p>
@@ -2658,7 +2676,7 @@
               </mc:Choice>
               <mc:Fallback>
                 <w:pict>
-                  <v:shape w14:anchorId="7CBAAF0B" id="Text Box 15" o:spid="_x0000_s1031" type="#_x0000_t202" alt="contact info" style="position:absolute;margin-left:36pt;margin-top:228.75pt;width:540pt;height:99.75pt;z-index:251675648;visibility:visible;mso-wrap-style:square;mso-width-percent:1282;mso-height-percent:0;mso-wrap-distance-left:9pt;mso-wrap-distance-top:0;mso-wrap-distance-right:9pt;mso-wrap-distance-bottom:0;mso-position-horizontal:absolute;mso-position-horizontal-relative:page;mso-position-vertical:absolute;mso-position-vertical-relative:margin;mso-width-percent:1282;mso-height-percent:0;mso-width-relative:margin;mso-height-relative:margin;v-text-anchor:bottom" o:gfxdata="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" o:allowoverlap="f" filled="f" stroked="f" strokeweight=".5pt">
+                  <v:shape w14:anchorId="7CBAAF0B" id="Text Box 15" o:spid="_x0000_s1031" type="#_x0000_t202" alt="contact info" style="position:absolute;margin-left:36pt;margin-top:228.75pt;width:540pt;height:99.75pt;z-index:251675648;visibility:visible;mso-wrap-style:square;mso-width-percent:1282;mso-height-percent:0;mso-wrap-distance-left:9pt;mso-wrap-distance-top:0;mso-wrap-distance-right:9pt;mso-wrap-distance-bottom:0;mso-position-horizontal:absolute;mso-position-horizontal-relative:page;mso-position-vertical:absolute;mso-position-vertical-relative:margin;mso-width-percent:1282;mso-height-percent:0;mso-width-relative:margin;mso-height-relative:margin;v-text-anchor:bottom" o:gfxdata="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" o:allowoverlap="f" filled="f" stroked="f" strokeweight=".5pt">
                     <v:textbox inset="0,0,0,0">
                       <w:txbxContent>
                         <w:p>
@@ -2761,6 +2779,15 @@
                                     <w:szCs w:val="28"/>
                                   </w:rPr>
                                   <w:t xml:space="preserve"> </w:t>
+                                </w:r>
+                                <w:r>
+                                  <w:rPr>
+                                    <w:b/>
+                                    <w:bCs/>
+                                    <w:sz w:val="28"/>
+                                    <w:szCs w:val="28"/>
+                                  </w:rPr>
+                                  <w:t>Abdulaziz alghamdi</w:t>
                                 </w:r>
                               </w:p>
                               <w:p>
@@ -2897,6 +2924,15 @@
                                     <w:szCs w:val="28"/>
                                   </w:rPr>
                                   <w:t xml:space="preserve">ID: </w:t>
+                                </w:r>
+                                <w:r>
+                                  <w:rPr>
+                                    <w:b/>
+                                    <w:bCs/>
+                                    <w:sz w:val="28"/>
+                                    <w:szCs w:val="28"/>
+                                  </w:rPr>
+                                  <w:t>s230046758</w:t>
                                 </w:r>
                               </w:p>
                               <w:p>
@@ -3731,7 +3767,25 @@
           <w:sz w:val="24"/>
           <w:szCs w:val="24"/>
         </w:rPr>
-        <w:t>Task 1 : database design</w:t>
+        <w:t xml:space="preserve">Task </w:t>
+      </w:r>
+      <w:proofErr w:type="gramStart"/>
+      <w:r>
+        <w:rPr>
+          <w:rFonts w:ascii="Times New Roman" w:hAnsi="Times New Roman" w:cs="Times New Roman"/>
+          <w:sz w:val="24"/>
+          <w:szCs w:val="24"/>
+        </w:rPr>
+        <w:t>1 :</w:t>
+      </w:r>
+      <w:proofErr w:type="gramEnd"/>
+      <w:r>
+        <w:rPr>
+          <w:rFonts w:ascii="Times New Roman" w:hAnsi="Times New Roman" w:cs="Times New Roman"/>
+          <w:sz w:val="24"/>
+          <w:szCs w:val="24"/>
+        </w:rPr>
+        <w:t xml:space="preserve"> database design</w:t>
       </w:r>
     </w:p>
     <w:p>
@@ -4017,7 +4071,25 @@
           <w:sz w:val="24"/>
           <w:szCs w:val="24"/>
         </w:rPr>
-        <w:t xml:space="preserve"> describing the completed work, key decisions, challenges, future plan, and contribution of each group member.</w:t>
+        <w:t xml:space="preserve"> describing the completed work, key decisions, challenges, </w:t>
+      </w:r>
+      <w:proofErr w:type="gramStart"/>
+      <w:r>
+        <w:rPr>
+          <w:rFonts w:ascii="Times New Roman" w:hAnsi="Times New Roman" w:cs="Times New Roman"/>
+          <w:sz w:val="24"/>
+          <w:szCs w:val="24"/>
+        </w:rPr>
+        <w:t>future plan</w:t>
+      </w:r>
+      <w:proofErr w:type="gramEnd"/>
+      <w:r>
+        <w:rPr>
+          <w:rFonts w:ascii="Times New Roman" w:hAnsi="Times New Roman" w:cs="Times New Roman"/>
+          <w:sz w:val="24"/>
+          <w:szCs w:val="24"/>
+        </w:rPr>
+        <w:t>, and contribution of each group member.</w:t>
       </w:r>
     </w:p>
     <w:p>
@@ -4060,7 +4132,25 @@
           <w:sz w:val="24"/>
           <w:szCs w:val="24"/>
         </w:rPr>
-        <w:t xml:space="preserve"> to the live report document, GitHub/GitLab repository, and Google Colab notebook (if applicable) in the </w:t>
+        <w:t xml:space="preserve"> to the live report document, GitHub/GitLab repository, and Google </w:t>
+      </w:r>
+      <w:proofErr w:type="spellStart"/>
+      <w:r>
+        <w:rPr>
+          <w:rFonts w:ascii="Times New Roman" w:hAnsi="Times New Roman" w:cs="Times New Roman"/>
+          <w:sz w:val="24"/>
+          <w:szCs w:val="24"/>
+        </w:rPr>
+        <w:t>Colab</w:t>
+      </w:r>
+      <w:proofErr w:type="spellEnd"/>
+      <w:r>
+        <w:rPr>
+          <w:rFonts w:ascii="Times New Roman" w:hAnsi="Times New Roman" w:cs="Times New Roman"/>
+          <w:sz w:val="24"/>
+          <w:szCs w:val="24"/>
+        </w:rPr>
+        <w:t xml:space="preserve"> notebook (if applicable) in the </w:t>
       </w:r>
       <w:r>
         <w:rPr>
@@ -4612,7 +4702,7 @@
           </mc:Choice>
           <mc:Fallback>
             <w:pict>
-              <v:shape w14:anchorId="2E8B6DDD" id="Text Box 1" o:spid="_x0000_s1032" type="#_x0000_t202" alt="Sidebar" style="position:absolute;left:0;text-align:left;margin-left:32.5pt;margin-top:6.6pt;width:95.9pt;height:181.45pt;z-index:251681792;visibility:visible;mso-wrap-style:square;mso-width-percent:250;mso-height-percent:950;mso-wrap-distance-left:14.4pt;mso-wrap-distance-top:0;mso-wrap-distance-right:14.4pt;mso-wrap-distance-bottom:3in;mso-position-horizontal:absolute;mso-position-horizontal-relative:page;mso-position-vertical:absolute;mso-position-vertical-relative:margin;mso-width-percent:250;mso-height-percent:950;mso-width-relative:margin;mso-height-relative:margin;v-text-anchor:top" o:gfxdata="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" filled="f" stroked="f" strokeweight=".5pt">
+              <v:shape w14:anchorId="2E8B6DDD" id="Text Box 1" o:spid="_x0000_s1032" type="#_x0000_t202" alt="Sidebar" style="position:absolute;left:0;text-align:left;margin-left:32.5pt;margin-top:6.6pt;width:95.9pt;height:181.45pt;z-index:251681792;visibility:visible;mso-wrap-style:square;mso-width-percent:250;mso-height-percent:950;mso-wrap-distance-left:14.4pt;mso-wrap-distance-top:0;mso-wrap-distance-right:14.4pt;mso-wrap-distance-bottom:3in;mso-position-horizontal:absolute;mso-position-horizontal-relative:page;mso-position-vertical:absolute;mso-position-vertical-relative:margin;mso-width-percent:250;mso-height-percent:950;mso-width-relative:margin;mso-height-relative:margin;v-text-anchor:top" o:gfxdata="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" filled="f" stroked="f" strokeweight=".5pt">
                 <v:textbox inset="3.6pt,0,3.6pt,0">
                   <w:txbxContent>
                     <w:p>
@@ -4816,7 +4906,27 @@
           <w:szCs w:val="24"/>
           <w:lang w:val="es-ES"/>
         </w:rPr>
-        <w:t>A complete ER/EER diagram.</w:t>
+        <w:t xml:space="preserve">A complete ER/EER </w:t>
+      </w:r>
+      <w:proofErr w:type="spellStart"/>
+      <w:r>
+        <w:rPr>
+          <w:rFonts w:ascii="Times New Roman" w:hAnsi="Times New Roman" w:cs="Times New Roman"/>
+          <w:sz w:val="24"/>
+          <w:szCs w:val="24"/>
+          <w:lang w:val="es-ES"/>
+        </w:rPr>
+        <w:t>diagram</w:t>
+      </w:r>
+      <w:proofErr w:type="spellEnd"/>
+      <w:r>
+        <w:rPr>
+          <w:rFonts w:ascii="Times New Roman" w:hAnsi="Times New Roman" w:cs="Times New Roman"/>
+          <w:sz w:val="24"/>
+          <w:szCs w:val="24"/>
+          <w:lang w:val="es-ES"/>
+        </w:rPr>
+        <w:t>.</w:t>
       </w:r>
     </w:p>
     <w:p>
@@ -4890,6 +5000,2735 @@
         </w:rPr>
         <w:t>Any assumptions made during the design process.</w:t>
       </w:r>
+    </w:p>
+    <w:p>
+      <w:pPr>
+        <w:pStyle w:val="IT"/>
+        <w:rPr>
+          <w:b/>
+          <w:bCs/>
+        </w:rPr>
+      </w:pPr>
+      <w:bookmarkStart w:id="5" w:name="_Hlk235258935"/>
+      <w:r>
+        <w:rPr>
+          <w:b/>
+          <w:bCs/>
+        </w:rPr>
+        <w:t>Answer:</w:t>
+      </w:r>
+    </w:p>
+    <w:p>
+      <w:pPr>
+        <w:pStyle w:val="IT"/>
+        <w:rPr>
+          <w:lang/>
+        </w:rPr>
+      </w:pPr>
+      <w:bookmarkStart w:id="6" w:name="_Hlk235363843"/>
+      <w:r>
+        <w:rPr>
+          <w:b/>
+          <w:bCs/>
+          <w:lang/>
+        </w:rPr>
+        <w:t>Relational Design for the Smart Clinic System</w:t>
+      </w:r>
+    </w:p>
+    <w:p>
+      <w:pPr>
+        <w:pStyle w:val="IT"/>
+        <w:rPr>
+          <w:lang/>
+        </w:rPr>
+      </w:pPr>
+      <w:r>
+        <w:rPr>
+          <w:b/>
+          <w:bCs/>
+          <w:lang/>
+        </w:rPr>
+        <w:t>Entity Structure</w:t>
+      </w:r>
+    </w:p>
+    <w:tbl>
+      <w:tblPr>
+        <w:tblStyle w:val="GridTable6Colorful-Accent1"/>
+        <w:tblW w:w="0" w:type="auto"/>
+        <w:tblLook w:val="04A0" w:firstRow="1" w:lastRow="0" w:firstColumn="1" w:lastColumn="0" w:noHBand="0" w:noVBand="1"/>
+      </w:tblPr>
+      <w:tblGrid>
+        <w:gridCol w:w="1577"/>
+        <w:gridCol w:w="4157"/>
+        <w:gridCol w:w="2680"/>
+      </w:tblGrid>
+      <w:tr>
+        <w:trPr>
+          <w:cnfStyle w:val="100000000000" w:firstRow="1" w:lastRow="0" w:firstColumn="0" w:lastColumn="0" w:oddVBand="0" w:evenVBand="0" w:oddHBand="0" w:evenHBand="0" w:firstRowFirstColumn="0" w:firstRowLastColumn="0" w:lastRowFirstColumn="0" w:lastRowLastColumn="0"/>
+        </w:trPr>
+        <w:tc>
+          <w:tcPr>
+            <w:cnfStyle w:val="001000000000" w:firstRow="0" w:lastRow="0" w:firstColumn="1" w:lastColumn="0" w:oddVBand="0" w:evenVBand="0" w:oddHBand="0" w:evenHBand="0" w:firstRowFirstColumn="0" w:firstRowLastColumn="0" w:lastRowFirstColumn="0" w:lastRowLastColumn="0"/>
+            <w:tcW w:w="0" w:type="auto"/>
+            <w:hideMark/>
+          </w:tcPr>
+          <w:p>
+            <w:pPr>
+              <w:pStyle w:val="IT"/>
+              <w:rPr>
+                <w:lang/>
+              </w:rPr>
+            </w:pPr>
+            <w:r>
+              <w:rPr>
+                <w:lang/>
+              </w:rPr>
+              <w:t>Entity</w:t>
+            </w:r>
+          </w:p>
+        </w:tc>
+        <w:tc>
+          <w:tcPr>
+            <w:tcW w:w="0" w:type="auto"/>
+            <w:hideMark/>
+          </w:tcPr>
+          <w:p>
+            <w:pPr>
+              <w:pStyle w:val="IT"/>
+              <w:cnfStyle w:val="100000000000" w:firstRow="1" w:lastRow="0" w:firstColumn="0" w:lastColumn="0" w:oddVBand="0" w:evenVBand="0" w:oddHBand="0" w:evenHBand="0" w:firstRowFirstColumn="0" w:firstRowLastColumn="0" w:lastRowFirstColumn="0" w:lastRowLastColumn="0"/>
+              <w:rPr>
+                <w:lang/>
+              </w:rPr>
+            </w:pPr>
+            <w:r>
+              <w:rPr>
+                <w:lang/>
+              </w:rPr>
+              <w:t>Main Attributes</w:t>
+            </w:r>
+          </w:p>
+        </w:tc>
+        <w:tc>
+          <w:tcPr>
+            <w:tcW w:w="0" w:type="auto"/>
+            <w:hideMark/>
+          </w:tcPr>
+          <w:p>
+            <w:pPr>
+              <w:pStyle w:val="IT"/>
+              <w:cnfStyle w:val="100000000000" w:firstRow="1" w:lastRow="0" w:firstColumn="0" w:lastColumn="0" w:oddVBand="0" w:evenVBand="0" w:oddHBand="0" w:evenHBand="0" w:firstRowFirstColumn="0" w:firstRowLastColumn="0" w:lastRowFirstColumn="0" w:lastRowLastColumn="0"/>
+              <w:rPr>
+                <w:lang/>
+              </w:rPr>
+            </w:pPr>
+            <w:r>
+              <w:rPr>
+                <w:lang/>
+              </w:rPr>
+              <w:t>Purpose</w:t>
+            </w:r>
+          </w:p>
+        </w:tc>
+      </w:tr>
+      <w:tr>
+        <w:trPr>
+          <w:cnfStyle w:val="000000100000" w:firstRow="0" w:lastRow="0" w:firstColumn="0" w:lastColumn="0" w:oddVBand="0" w:evenVBand="0" w:oddHBand="1" w:evenHBand="0" w:firstRowFirstColumn="0" w:firstRowLastColumn="0" w:lastRowFirstColumn="0" w:lastRowLastColumn="0"/>
+        </w:trPr>
+        <w:tc>
+          <w:tcPr>
+            <w:cnfStyle w:val="001000000000" w:firstRow="0" w:lastRow="0" w:firstColumn="1" w:lastColumn="0" w:oddVBand="0" w:evenVBand="0" w:oddHBand="0" w:evenHBand="0" w:firstRowFirstColumn="0" w:firstRowLastColumn="0" w:lastRowFirstColumn="0" w:lastRowLastColumn="0"/>
+            <w:tcW w:w="0" w:type="auto"/>
+            <w:hideMark/>
+          </w:tcPr>
+          <w:p>
+            <w:pPr>
+              <w:pStyle w:val="IT"/>
+              <w:rPr>
+                <w:lang/>
+              </w:rPr>
+            </w:pPr>
+            <w:r>
+              <w:rPr>
+                <w:lang/>
+              </w:rPr>
+              <w:t>Patient</w:t>
+            </w:r>
+          </w:p>
+        </w:tc>
+        <w:tc>
+          <w:tcPr>
+            <w:tcW w:w="0" w:type="auto"/>
+            <w:hideMark/>
+          </w:tcPr>
+          <w:p>
+            <w:pPr>
+              <w:pStyle w:val="IT"/>
+              <w:jc w:val="left"/>
+              <w:cnfStyle w:val="000000100000" w:firstRow="0" w:lastRow="0" w:firstColumn="0" w:lastColumn="0" w:oddVBand="0" w:evenVBand="0" w:oddHBand="1" w:evenHBand="0" w:firstRowFirstColumn="0" w:firstRowLastColumn="0" w:lastRowFirstColumn="0" w:lastRowLastColumn="0"/>
+              <w:rPr>
+                <w:lang/>
+              </w:rPr>
+            </w:pPr>
+            <w:r>
+              <w:rPr>
+                <w:lang/>
+              </w:rPr>
+              <w:t>PatientID, NationalID, FullName, BirthDate, Gender, Phone, Email, Address</w:t>
+            </w:r>
+          </w:p>
+        </w:tc>
+        <w:tc>
+          <w:tcPr>
+            <w:tcW w:w="0" w:type="auto"/>
+            <w:hideMark/>
+          </w:tcPr>
+          <w:p>
+            <w:pPr>
+              <w:pStyle w:val="IT"/>
+              <w:jc w:val="left"/>
+              <w:cnfStyle w:val="000000100000" w:firstRow="0" w:lastRow="0" w:firstColumn="0" w:lastColumn="0" w:oddVBand="0" w:evenVBand="0" w:oddHBand="1" w:evenHBand="0" w:firstRowFirstColumn="0" w:firstRowLastColumn="0" w:lastRowFirstColumn="0" w:lastRowLastColumn="0"/>
+              <w:rPr>
+                <w:lang/>
+              </w:rPr>
+            </w:pPr>
+            <w:r>
+              <w:rPr>
+                <w:lang/>
+              </w:rPr>
+              <w:t>Maintains the clinic’s patient records</w:t>
+            </w:r>
+          </w:p>
+        </w:tc>
+      </w:tr>
+      <w:tr>
+        <w:tc>
+          <w:tcPr>
+            <w:cnfStyle w:val="001000000000" w:firstRow="0" w:lastRow="0" w:firstColumn="1" w:lastColumn="0" w:oddVBand="0" w:evenVBand="0" w:oddHBand="0" w:evenHBand="0" w:firstRowFirstColumn="0" w:firstRowLastColumn="0" w:lastRowFirstColumn="0" w:lastRowLastColumn="0"/>
+            <w:tcW w:w="0" w:type="auto"/>
+            <w:hideMark/>
+          </w:tcPr>
+          <w:p>
+            <w:pPr>
+              <w:pStyle w:val="IT"/>
+              <w:rPr>
+                <w:lang/>
+              </w:rPr>
+            </w:pPr>
+            <w:r>
+              <w:rPr>
+                <w:lang/>
+              </w:rPr>
+              <w:t>Doctor</w:t>
+            </w:r>
+          </w:p>
+        </w:tc>
+        <w:tc>
+          <w:tcPr>
+            <w:tcW w:w="0" w:type="auto"/>
+            <w:hideMark/>
+          </w:tcPr>
+          <w:p>
+            <w:pPr>
+              <w:pStyle w:val="IT"/>
+              <w:jc w:val="left"/>
+              <w:cnfStyle w:val="000000000000" w:firstRow="0" w:lastRow="0" w:firstColumn="0" w:lastColumn="0" w:oddVBand="0" w:evenVBand="0" w:oddHBand="0" w:evenHBand="0" w:firstRowFirstColumn="0" w:firstRowLastColumn="0" w:lastRowFirstColumn="0" w:lastRowLastColumn="0"/>
+              <w:rPr>
+                <w:lang/>
+              </w:rPr>
+            </w:pPr>
+            <w:r>
+              <w:rPr>
+                <w:lang/>
+              </w:rPr>
+              <w:t>DoctorID, FullName, Specialty, LicenseNo, Phone, Email</w:t>
+            </w:r>
+          </w:p>
+        </w:tc>
+        <w:tc>
+          <w:tcPr>
+            <w:tcW w:w="0" w:type="auto"/>
+            <w:hideMark/>
+          </w:tcPr>
+          <w:p>
+            <w:pPr>
+              <w:pStyle w:val="IT"/>
+              <w:jc w:val="left"/>
+              <w:cnfStyle w:val="000000000000" w:firstRow="0" w:lastRow="0" w:firstColumn="0" w:lastColumn="0" w:oddVBand="0" w:evenVBand="0" w:oddHBand="0" w:evenHBand="0" w:firstRowFirstColumn="0" w:firstRowLastColumn="0" w:lastRowFirstColumn="0" w:lastRowLastColumn="0"/>
+              <w:rPr>
+                <w:lang/>
+              </w:rPr>
+            </w:pPr>
+            <w:r>
+              <w:rPr>
+                <w:lang/>
+              </w:rPr>
+              <w:t>Stores professional and contact details for doctors</w:t>
+            </w:r>
+          </w:p>
+        </w:tc>
+      </w:tr>
+      <w:tr>
+        <w:trPr>
+          <w:cnfStyle w:val="000000100000" w:firstRow="0" w:lastRow="0" w:firstColumn="0" w:lastColumn="0" w:oddVBand="0" w:evenVBand="0" w:oddHBand="1" w:evenHBand="0" w:firstRowFirstColumn="0" w:firstRowLastColumn="0" w:lastRowFirstColumn="0" w:lastRowLastColumn="0"/>
+        </w:trPr>
+        <w:tc>
+          <w:tcPr>
+            <w:cnfStyle w:val="001000000000" w:firstRow="0" w:lastRow="0" w:firstColumn="1" w:lastColumn="0" w:oddVBand="0" w:evenVBand="0" w:oddHBand="0" w:evenHBand="0" w:firstRowFirstColumn="0" w:firstRowLastColumn="0" w:lastRowFirstColumn="0" w:lastRowLastColumn="0"/>
+            <w:tcW w:w="0" w:type="auto"/>
+            <w:hideMark/>
+          </w:tcPr>
+          <w:p>
+            <w:pPr>
+              <w:pStyle w:val="IT"/>
+              <w:rPr>
+                <w:lang/>
+              </w:rPr>
+            </w:pPr>
+            <w:r>
+              <w:rPr>
+                <w:lang/>
+              </w:rPr>
+              <w:t>Appointment</w:t>
+            </w:r>
+          </w:p>
+        </w:tc>
+        <w:tc>
+          <w:tcPr>
+            <w:tcW w:w="0" w:type="auto"/>
+            <w:hideMark/>
+          </w:tcPr>
+          <w:p>
+            <w:pPr>
+              <w:pStyle w:val="IT"/>
+              <w:jc w:val="left"/>
+              <w:cnfStyle w:val="000000100000" w:firstRow="0" w:lastRow="0" w:firstColumn="0" w:lastColumn="0" w:oddVBand="0" w:evenVBand="0" w:oddHBand="1" w:evenHBand="0" w:firstRowFirstColumn="0" w:firstRowLastColumn="0" w:lastRowFirstColumn="0" w:lastRowLastColumn="0"/>
+              <w:rPr>
+                <w:lang/>
+              </w:rPr>
+            </w:pPr>
+            <w:r>
+              <w:rPr>
+                <w:lang/>
+              </w:rPr>
+              <w:t>AppointmentID, PatientID, DoctorID, ScheduledAt, VisitReason, AppointmentStatus</w:t>
+            </w:r>
+          </w:p>
+        </w:tc>
+        <w:tc>
+          <w:tcPr>
+            <w:tcW w:w="0" w:type="auto"/>
+            <w:hideMark/>
+          </w:tcPr>
+          <w:p>
+            <w:pPr>
+              <w:pStyle w:val="IT"/>
+              <w:jc w:val="left"/>
+              <w:cnfStyle w:val="000000100000" w:firstRow="0" w:lastRow="0" w:firstColumn="0" w:lastColumn="0" w:oddVBand="0" w:evenVBand="0" w:oddHBand="1" w:evenHBand="0" w:firstRowFirstColumn="0" w:firstRowLastColumn="0" w:lastRowFirstColumn="0" w:lastRowLastColumn="0"/>
+              <w:rPr>
+                <w:lang/>
+              </w:rPr>
+            </w:pPr>
+            <w:r>
+              <w:rPr>
+                <w:lang/>
+              </w:rPr>
+              <w:t>Connects a patient with a doctor at a specific date and time</w:t>
+            </w:r>
+          </w:p>
+        </w:tc>
+      </w:tr>
+      <w:tr>
+        <w:tc>
+          <w:tcPr>
+            <w:cnfStyle w:val="001000000000" w:firstRow="0" w:lastRow="0" w:firstColumn="1" w:lastColumn="0" w:oddVBand="0" w:evenVBand="0" w:oddHBand="0" w:evenHBand="0" w:firstRowFirstColumn="0" w:firstRowLastColumn="0" w:lastRowFirstColumn="0" w:lastRowLastColumn="0"/>
+            <w:tcW w:w="0" w:type="auto"/>
+            <w:hideMark/>
+          </w:tcPr>
+          <w:p>
+            <w:pPr>
+              <w:pStyle w:val="IT"/>
+              <w:rPr>
+                <w:lang/>
+              </w:rPr>
+            </w:pPr>
+            <w:r>
+              <w:rPr>
+                <w:lang/>
+              </w:rPr>
+              <w:t>Treatment</w:t>
+            </w:r>
+          </w:p>
+        </w:tc>
+        <w:tc>
+          <w:tcPr>
+            <w:tcW w:w="0" w:type="auto"/>
+            <w:hideMark/>
+          </w:tcPr>
+          <w:p>
+            <w:pPr>
+              <w:pStyle w:val="IT"/>
+              <w:jc w:val="left"/>
+              <w:cnfStyle w:val="000000000000" w:firstRow="0" w:lastRow="0" w:firstColumn="0" w:lastColumn="0" w:oddVBand="0" w:evenVBand="0" w:oddHBand="0" w:evenHBand="0" w:firstRowFirstColumn="0" w:firstRowLastColumn="0" w:lastRowFirstColumn="0" w:lastRowLastColumn="0"/>
+              <w:rPr>
+                <w:lang/>
+              </w:rPr>
+            </w:pPr>
+            <w:r>
+              <w:rPr>
+                <w:lang/>
+              </w:rPr>
+              <w:t>TreatmentID, AppointmentID, Diagnosis, ProcedureName, TreatmentNotes, Cost</w:t>
+            </w:r>
+          </w:p>
+        </w:tc>
+        <w:tc>
+          <w:tcPr>
+            <w:tcW w:w="0" w:type="auto"/>
+            <w:hideMark/>
+          </w:tcPr>
+          <w:p>
+            <w:pPr>
+              <w:pStyle w:val="IT"/>
+              <w:jc w:val="left"/>
+              <w:cnfStyle w:val="000000000000" w:firstRow="0" w:lastRow="0" w:firstColumn="0" w:lastColumn="0" w:oddVBand="0" w:evenVBand="0" w:oddHBand="0" w:evenHBand="0" w:firstRowFirstColumn="0" w:firstRowLastColumn="0" w:lastRowFirstColumn="0" w:lastRowLastColumn="0"/>
+              <w:rPr>
+                <w:lang/>
+              </w:rPr>
+            </w:pPr>
+            <w:r>
+              <w:rPr>
+                <w:lang/>
+              </w:rPr>
+              <w:t>Records the medical care provided during a completed visit</w:t>
+            </w:r>
+          </w:p>
+        </w:tc>
+      </w:tr>
+      <w:tr>
+        <w:trPr>
+          <w:cnfStyle w:val="000000100000" w:firstRow="0" w:lastRow="0" w:firstColumn="0" w:lastColumn="0" w:oddVBand="0" w:evenVBand="0" w:oddHBand="1" w:evenHBand="0" w:firstRowFirstColumn="0" w:firstRowLastColumn="0" w:lastRowFirstColumn="0" w:lastRowLastColumn="0"/>
+        </w:trPr>
+        <w:tc>
+          <w:tcPr>
+            <w:cnfStyle w:val="001000000000" w:firstRow="0" w:lastRow="0" w:firstColumn="1" w:lastColumn="0" w:oddVBand="0" w:evenVBand="0" w:oddHBand="0" w:evenHBand="0" w:firstRowFirstColumn="0" w:firstRowLastColumn="0" w:lastRowFirstColumn="0" w:lastRowLastColumn="0"/>
+            <w:tcW w:w="0" w:type="auto"/>
+            <w:hideMark/>
+          </w:tcPr>
+          <w:p>
+            <w:pPr>
+              <w:pStyle w:val="IT"/>
+              <w:rPr>
+                <w:lang/>
+              </w:rPr>
+            </w:pPr>
+            <w:r>
+              <w:rPr>
+                <w:lang/>
+              </w:rPr>
+              <w:lastRenderedPageBreak/>
+              <w:t>Prescription</w:t>
+            </w:r>
+          </w:p>
+        </w:tc>
+        <w:tc>
+          <w:tcPr>
+            <w:tcW w:w="0" w:type="auto"/>
+            <w:hideMark/>
+          </w:tcPr>
+          <w:p>
+            <w:pPr>
+              <w:pStyle w:val="IT"/>
+              <w:jc w:val="left"/>
+              <w:cnfStyle w:val="000000100000" w:firstRow="0" w:lastRow="0" w:firstColumn="0" w:lastColumn="0" w:oddVBand="0" w:evenVBand="0" w:oddHBand="1" w:evenHBand="0" w:firstRowFirstColumn="0" w:firstRowLastColumn="0" w:lastRowFirstColumn="0" w:lastRowLastColumn="0"/>
+              <w:rPr>
+                <w:lang/>
+              </w:rPr>
+            </w:pPr>
+            <w:r>
+              <w:rPr>
+                <w:lang/>
+              </w:rPr>
+              <w:t>PrescriptionID, AppointmentID, MedicineName, Dosage, Frequency, DurationDays, Instructions</w:t>
+            </w:r>
+          </w:p>
+        </w:tc>
+        <w:tc>
+          <w:tcPr>
+            <w:tcW w:w="0" w:type="auto"/>
+            <w:hideMark/>
+          </w:tcPr>
+          <w:p>
+            <w:pPr>
+              <w:pStyle w:val="IT"/>
+              <w:jc w:val="left"/>
+              <w:cnfStyle w:val="000000100000" w:firstRow="0" w:lastRow="0" w:firstColumn="0" w:lastColumn="0" w:oddVBand="0" w:evenVBand="0" w:oddHBand="1" w:evenHBand="0" w:firstRowFirstColumn="0" w:firstRowLastColumn="0" w:lastRowFirstColumn="0" w:lastRowLastColumn="0"/>
+              <w:rPr>
+                <w:lang/>
+              </w:rPr>
+            </w:pPr>
+            <w:r>
+              <w:rPr>
+                <w:lang/>
+              </w:rPr>
+              <w:t>Documents medication prescribed during an appointment</w:t>
+            </w:r>
+          </w:p>
+        </w:tc>
+      </w:tr>
+      <w:tr>
+        <w:tc>
+          <w:tcPr>
+            <w:cnfStyle w:val="001000000000" w:firstRow="0" w:lastRow="0" w:firstColumn="1" w:lastColumn="0" w:oddVBand="0" w:evenVBand="0" w:oddHBand="0" w:evenHBand="0" w:firstRowFirstColumn="0" w:firstRowLastColumn="0" w:lastRowFirstColumn="0" w:lastRowLastColumn="0"/>
+            <w:tcW w:w="0" w:type="auto"/>
+            <w:hideMark/>
+          </w:tcPr>
+          <w:p>
+            <w:pPr>
+              <w:pStyle w:val="IT"/>
+              <w:rPr>
+                <w:lang/>
+              </w:rPr>
+            </w:pPr>
+            <w:r>
+              <w:rPr>
+                <w:lang/>
+              </w:rPr>
+              <w:t>Payment</w:t>
+            </w:r>
+          </w:p>
+        </w:tc>
+        <w:tc>
+          <w:tcPr>
+            <w:tcW w:w="0" w:type="auto"/>
+            <w:hideMark/>
+          </w:tcPr>
+          <w:p>
+            <w:pPr>
+              <w:pStyle w:val="IT"/>
+              <w:jc w:val="left"/>
+              <w:cnfStyle w:val="000000000000" w:firstRow="0" w:lastRow="0" w:firstColumn="0" w:lastColumn="0" w:oddVBand="0" w:evenVBand="0" w:oddHBand="0" w:evenHBand="0" w:firstRowFirstColumn="0" w:firstRowLastColumn="0" w:lastRowFirstColumn="0" w:lastRowLastColumn="0"/>
+              <w:rPr>
+                <w:lang/>
+              </w:rPr>
+            </w:pPr>
+            <w:r>
+              <w:rPr>
+                <w:lang/>
+              </w:rPr>
+              <w:t>PaymentID, AppointmentID, AmountPaid, PaymentDate, PaymentMethod, PaymentStatus</w:t>
+            </w:r>
+          </w:p>
+        </w:tc>
+        <w:tc>
+          <w:tcPr>
+            <w:tcW w:w="0" w:type="auto"/>
+            <w:hideMark/>
+          </w:tcPr>
+          <w:p>
+            <w:pPr>
+              <w:pStyle w:val="IT"/>
+              <w:jc w:val="left"/>
+              <w:cnfStyle w:val="000000000000" w:firstRow="0" w:lastRow="0" w:firstColumn="0" w:lastColumn="0" w:oddVBand="0" w:evenVBand="0" w:oddHBand="0" w:evenHBand="0" w:firstRowFirstColumn="0" w:firstRowLastColumn="0" w:lastRowFirstColumn="0" w:lastRowLastColumn="0"/>
+              <w:rPr>
+                <w:lang/>
+              </w:rPr>
+            </w:pPr>
+            <w:r>
+              <w:rPr>
+                <w:lang/>
+              </w:rPr>
+              <w:t>Tracks financial transactions related to clinic visits</w:t>
+            </w:r>
+          </w:p>
+        </w:tc>
+      </w:tr>
+    </w:tbl>
+    <w:p>
+      <w:pPr>
+        <w:pStyle w:val="IT"/>
+        <w:rPr>
+          <w:lang/>
+        </w:rPr>
+      </w:pPr>
+      <w:r>
+        <w:rPr>
+          <w:b/>
+          <w:bCs/>
+          <w:lang/>
+        </w:rPr>
+        <w:t>Keys and Relationships</w:t>
+      </w:r>
+    </w:p>
+    <w:p>
+      <w:pPr>
+        <w:pStyle w:val="IT"/>
+        <w:numPr>
+          <w:ilvl w:val="0"/>
+          <w:numId w:val="28"/>
+        </w:numPr>
+        <w:rPr>
+          <w:lang/>
+        </w:rPr>
+      </w:pPr>
+      <w:r>
+        <w:rPr>
+          <w:lang/>
+        </w:rPr>
+        <w:t xml:space="preserve">PatientID is the primary key of Patient. </w:t>
+      </w:r>
+    </w:p>
+    <w:p>
+      <w:pPr>
+        <w:pStyle w:val="IT"/>
+        <w:numPr>
+          <w:ilvl w:val="0"/>
+          <w:numId w:val="28"/>
+        </w:numPr>
+        <w:rPr>
+          <w:lang/>
+        </w:rPr>
+      </w:pPr>
+      <w:r>
+        <w:rPr>
+          <w:lang/>
+        </w:rPr>
+        <w:t xml:space="preserve">DoctorID is the primary key of Doctor. </w:t>
+      </w:r>
+    </w:p>
+    <w:p>
+      <w:pPr>
+        <w:pStyle w:val="IT"/>
+        <w:numPr>
+          <w:ilvl w:val="0"/>
+          <w:numId w:val="28"/>
+        </w:numPr>
+        <w:rPr>
+          <w:lang/>
+        </w:rPr>
+      </w:pPr>
+      <w:r>
+        <w:rPr>
+          <w:lang/>
+        </w:rPr>
+        <w:t xml:space="preserve">AppointmentID is the primary key of Appointment and links to both Patient and Doctor. </w:t>
+      </w:r>
+    </w:p>
+    <w:p>
+      <w:pPr>
+        <w:pStyle w:val="IT"/>
+        <w:numPr>
+          <w:ilvl w:val="0"/>
+          <w:numId w:val="28"/>
+        </w:numPr>
+        <w:rPr>
+          <w:lang/>
+        </w:rPr>
+      </w:pPr>
+      <w:r>
+        <w:rPr>
+          <w:lang/>
+        </w:rPr>
+        <w:t xml:space="preserve">Treatment, Prescription, and Payment each reference Appointment through a foreign key. </w:t>
+      </w:r>
+    </w:p>
+    <w:p>
+      <w:pPr>
+        <w:pStyle w:val="IT"/>
+        <w:rPr>
+          <w:lang/>
+        </w:rPr>
+      </w:pPr>
+      <w:r>
+        <w:rPr>
+          <w:lang/>
+        </w:rPr>
+        <w:t>The main cardinalities are:</w:t>
+      </w:r>
+    </w:p>
+    <w:p>
+      <w:pPr>
+        <w:pStyle w:val="IT"/>
+        <w:numPr>
+          <w:ilvl w:val="0"/>
+          <w:numId w:val="29"/>
+        </w:numPr>
+        <w:rPr>
+          <w:lang/>
+        </w:rPr>
+      </w:pPr>
+      <w:r>
+        <w:rPr>
+          <w:lang/>
+        </w:rPr>
+        <w:t xml:space="preserve">A patient may have several appointments, but each appointment belongs to one patient. </w:t>
+      </w:r>
+    </w:p>
+    <w:p>
+      <w:pPr>
+        <w:pStyle w:val="IT"/>
+        <w:numPr>
+          <w:ilvl w:val="0"/>
+          <w:numId w:val="29"/>
+        </w:numPr>
+        <w:rPr>
+          <w:lang/>
+        </w:rPr>
+      </w:pPr>
+      <w:r>
+        <w:rPr>
+          <w:lang/>
+        </w:rPr>
+        <w:t xml:space="preserve">A doctor may handle several appointments, but one doctor is assigned to each appointment. </w:t>
+      </w:r>
+    </w:p>
+    <w:p>
+      <w:pPr>
+        <w:pStyle w:val="IT"/>
+        <w:numPr>
+          <w:ilvl w:val="0"/>
+          <w:numId w:val="29"/>
+        </w:numPr>
+        <w:rPr>
+          <w:lang/>
+        </w:rPr>
+      </w:pPr>
+      <w:r>
+        <w:rPr>
+          <w:lang/>
+        </w:rPr>
+        <w:t xml:space="preserve">An appointment may result in one or more treatments. </w:t>
+      </w:r>
+    </w:p>
+    <w:p>
+      <w:pPr>
+        <w:pStyle w:val="IT"/>
+        <w:numPr>
+          <w:ilvl w:val="0"/>
+          <w:numId w:val="29"/>
+        </w:numPr>
+        <w:rPr>
+          <w:lang/>
+        </w:rPr>
+      </w:pPr>
+      <w:r>
+        <w:rPr>
+          <w:lang/>
+        </w:rPr>
+        <w:t xml:space="preserve">An appointment may include several prescribed medicines. </w:t>
+      </w:r>
+    </w:p>
+    <w:p>
+      <w:pPr>
+        <w:pStyle w:val="IT"/>
+        <w:numPr>
+          <w:ilvl w:val="0"/>
+          <w:numId w:val="29"/>
+        </w:numPr>
+        <w:rPr>
+          <w:lang/>
+        </w:rPr>
+      </w:pPr>
+      <w:r>
+        <w:rPr>
+          <w:lang/>
+        </w:rPr>
+        <w:t>An appointment may have more than one payment record, which supports partial payments.</w:t>
+      </w:r>
+    </w:p>
+    <w:bookmarkEnd w:id="6"/>
+    <w:p>
+      <w:pPr>
+        <w:pStyle w:val="IT"/>
+        <w:rPr>
+          <w:lang/>
+        </w:rPr>
+      </w:pPr>
+    </w:p>
+    <w:p>
+      <w:pPr>
+        <w:pStyle w:val="IT"/>
+        <w:rPr>
+          <w:b/>
+          <w:bCs/>
+          <w:lang w:val="es-ES"/>
+        </w:rPr>
+      </w:pPr>
+      <w:r>
+        <w:rPr>
+          <w:b/>
+          <w:bCs/>
+          <w:lang w:val="es-ES"/>
+        </w:rPr>
+        <w:t xml:space="preserve">A complete ER/EER </w:t>
+      </w:r>
+      <w:proofErr w:type="spellStart"/>
+      <w:r>
+        <w:rPr>
+          <w:b/>
+          <w:bCs/>
+          <w:lang w:val="es-ES"/>
+        </w:rPr>
+        <w:t>diagram</w:t>
+      </w:r>
+      <w:proofErr w:type="spellEnd"/>
+    </w:p>
+    <w:p>
+      <w:pPr>
+        <w:pStyle w:val="IT"/>
+        <w:rPr>
+          <w:lang/>
+        </w:rPr>
+      </w:pPr>
+      <w:r>
+        <w:rPr>
+          <w:noProof/>
+          <w:lang/>
+        </w:rPr>
+        <w:drawing>
+          <wp:inline distT="0" distB="0" distL="0" distR="0" wp14:anchorId="52ECCF0E" wp14:editId="61D0373B">
+            <wp:extent cx="5349240" cy="3435350"/>
+            <wp:effectExtent l="0" t="0" r="0" b="6350"/>
+            <wp:docPr id="2027306701" name="Picture 1"/>
+            <wp:cNvGraphicFramePr>
+              <a:graphicFrameLocks xmlns:a="http://schemas.openxmlformats.org/drawingml/2006/main" noChangeAspect="1"/>
+            </wp:cNvGraphicFramePr>
+            <a:graphic xmlns:a="http://schemas.openxmlformats.org/drawingml/2006/main">
+              <a:graphicData uri="http://schemas.openxmlformats.org/drawingml/2006/picture">
+                <pic:pic xmlns:pic="http://schemas.openxmlformats.org/drawingml/2006/picture">
+                  <pic:nvPicPr>
+                    <pic:cNvPr id="2027306701" name=""/>
+                    <pic:cNvPicPr/>
+                  </pic:nvPicPr>
+                  <pic:blipFill>
+                    <a:blip r:embed="rId15"/>
+                    <a:stretch>
+                      <a:fillRect/>
+                    </a:stretch>
+                  </pic:blipFill>
+                  <pic:spPr>
+                    <a:xfrm>
+                      <a:off x="0" y="0"/>
+                      <a:ext cx="5349240" cy="3435350"/>
+                    </a:xfrm>
+                    <a:prstGeom prst="rect">
+                      <a:avLst/>
+                    </a:prstGeom>
+                  </pic:spPr>
+                </pic:pic>
+              </a:graphicData>
+            </a:graphic>
+          </wp:inline>
+        </w:drawing>
+      </w:r>
+    </w:p>
+    <w:p>
+      <w:pPr>
+        <w:pStyle w:val="IT"/>
+        <w:rPr>
+          <w:lang/>
+        </w:rPr>
+      </w:pPr>
+    </w:p>
+    <w:p>
+      <w:pPr>
+        <w:pStyle w:val="IT"/>
+        <w:rPr>
+          <w:lang/>
+        </w:rPr>
+      </w:pPr>
+      <w:r>
+        <w:rPr>
+          <w:b/>
+          <w:bCs/>
+          <w:lang/>
+        </w:rPr>
+        <w:t>Primary and Foreign Keys</w:t>
+      </w:r>
+    </w:p>
+    <w:tbl>
+      <w:tblPr>
+        <w:tblStyle w:val="GridTable6Colorful-Accent1"/>
+        <w:tblW w:w="0" w:type="auto"/>
+        <w:tblLook w:val="04A0" w:firstRow="1" w:lastRow="0" w:firstColumn="1" w:lastColumn="0" w:noHBand="0" w:noVBand="1"/>
+      </w:tblPr>
+      <w:tblGrid>
+        <w:gridCol w:w="1577"/>
+        <w:gridCol w:w="1736"/>
+        <w:gridCol w:w="2176"/>
+      </w:tblGrid>
+      <w:tr>
+        <w:trPr>
+          <w:cnfStyle w:val="100000000000" w:firstRow="1" w:lastRow="0" w:firstColumn="0" w:lastColumn="0" w:oddVBand="0" w:evenVBand="0" w:oddHBand="0" w:evenHBand="0" w:firstRowFirstColumn="0" w:firstRowLastColumn="0" w:lastRowFirstColumn="0" w:lastRowLastColumn="0"/>
+        </w:trPr>
+        <w:tc>
+          <w:tcPr>
+            <w:cnfStyle w:val="001000000000" w:firstRow="0" w:lastRow="0" w:firstColumn="1" w:lastColumn="0" w:oddVBand="0" w:evenVBand="0" w:oddHBand="0" w:evenHBand="0" w:firstRowFirstColumn="0" w:firstRowLastColumn="0" w:lastRowFirstColumn="0" w:lastRowLastColumn="0"/>
+            <w:tcW w:w="0" w:type="auto"/>
+            <w:hideMark/>
+          </w:tcPr>
+          <w:p>
+            <w:pPr>
+              <w:pStyle w:val="IT"/>
+              <w:rPr>
+                <w:lang/>
+              </w:rPr>
+            </w:pPr>
+            <w:r>
+              <w:rPr>
+                <w:lang/>
+              </w:rPr>
+              <w:t>Entity</w:t>
+            </w:r>
+          </w:p>
+        </w:tc>
+        <w:tc>
+          <w:tcPr>
+            <w:tcW w:w="0" w:type="auto"/>
+            <w:hideMark/>
+          </w:tcPr>
+          <w:p>
+            <w:pPr>
+              <w:pStyle w:val="IT"/>
+              <w:cnfStyle w:val="100000000000" w:firstRow="1" w:lastRow="0" w:firstColumn="0" w:lastColumn="0" w:oddVBand="0" w:evenVBand="0" w:oddHBand="0" w:evenHBand="0" w:firstRowFirstColumn="0" w:firstRowLastColumn="0" w:lastRowFirstColumn="0" w:lastRowLastColumn="0"/>
+              <w:rPr>
+                <w:lang/>
+              </w:rPr>
+            </w:pPr>
+            <w:r>
+              <w:rPr>
+                <w:lang/>
+              </w:rPr>
+              <w:t>Primary Key</w:t>
+            </w:r>
+          </w:p>
+        </w:tc>
+        <w:tc>
+          <w:tcPr>
+            <w:tcW w:w="0" w:type="auto"/>
+            <w:hideMark/>
+          </w:tcPr>
+          <w:p>
+            <w:pPr>
+              <w:pStyle w:val="IT"/>
+              <w:cnfStyle w:val="100000000000" w:firstRow="1" w:lastRow="0" w:firstColumn="0" w:lastColumn="0" w:oddVBand="0" w:evenVBand="0" w:oddHBand="0" w:evenHBand="0" w:firstRowFirstColumn="0" w:firstRowLastColumn="0" w:lastRowFirstColumn="0" w:lastRowLastColumn="0"/>
+              <w:rPr>
+                <w:lang/>
+              </w:rPr>
+            </w:pPr>
+            <w:r>
+              <w:rPr>
+                <w:lang/>
+              </w:rPr>
+              <w:t>Foreign Key(s)</w:t>
+            </w:r>
+          </w:p>
+        </w:tc>
+      </w:tr>
+      <w:tr>
+        <w:trPr>
+          <w:cnfStyle w:val="000000100000" w:firstRow="0" w:lastRow="0" w:firstColumn="0" w:lastColumn="0" w:oddVBand="0" w:evenVBand="0" w:oddHBand="1" w:evenHBand="0" w:firstRowFirstColumn="0" w:firstRowLastColumn="0" w:lastRowFirstColumn="0" w:lastRowLastColumn="0"/>
+        </w:trPr>
+        <w:tc>
+          <w:tcPr>
+            <w:cnfStyle w:val="001000000000" w:firstRow="0" w:lastRow="0" w:firstColumn="1" w:lastColumn="0" w:oddVBand="0" w:evenVBand="0" w:oddHBand="0" w:evenHBand="0" w:firstRowFirstColumn="0" w:firstRowLastColumn="0" w:lastRowFirstColumn="0" w:lastRowLastColumn="0"/>
+            <w:tcW w:w="0" w:type="auto"/>
+            <w:hideMark/>
+          </w:tcPr>
+          <w:p>
+            <w:pPr>
+              <w:pStyle w:val="IT"/>
+              <w:rPr>
+                <w:lang/>
+              </w:rPr>
+            </w:pPr>
+            <w:r>
+              <w:rPr>
+                <w:lang/>
+              </w:rPr>
+              <w:t>Patient</w:t>
+            </w:r>
+          </w:p>
+        </w:tc>
+        <w:tc>
+          <w:tcPr>
+            <w:tcW w:w="0" w:type="auto"/>
+            <w:hideMark/>
+          </w:tcPr>
+          <w:p>
+            <w:pPr>
+              <w:pStyle w:val="IT"/>
+              <w:cnfStyle w:val="000000100000" w:firstRow="0" w:lastRow="0" w:firstColumn="0" w:lastColumn="0" w:oddVBand="0" w:evenVBand="0" w:oddHBand="1" w:evenHBand="0" w:firstRowFirstColumn="0" w:firstRowLastColumn="0" w:lastRowFirstColumn="0" w:lastRowLastColumn="0"/>
+              <w:rPr>
+                <w:lang/>
+              </w:rPr>
+            </w:pPr>
+            <w:r>
+              <w:rPr>
+                <w:lang/>
+              </w:rPr>
+              <w:t>PatientID</w:t>
+            </w:r>
+          </w:p>
+        </w:tc>
+        <w:tc>
+          <w:tcPr>
+            <w:tcW w:w="0" w:type="auto"/>
+            <w:hideMark/>
+          </w:tcPr>
+          <w:p>
+            <w:pPr>
+              <w:pStyle w:val="IT"/>
+              <w:cnfStyle w:val="000000100000" w:firstRow="0" w:lastRow="0" w:firstColumn="0" w:lastColumn="0" w:oddVBand="0" w:evenVBand="0" w:oddHBand="1" w:evenHBand="0" w:firstRowFirstColumn="0" w:firstRowLastColumn="0" w:lastRowFirstColumn="0" w:lastRowLastColumn="0"/>
+              <w:rPr>
+                <w:lang/>
+              </w:rPr>
+            </w:pPr>
+            <w:r>
+              <w:rPr>
+                <w:lang/>
+              </w:rPr>
+              <w:t>None</w:t>
+            </w:r>
+          </w:p>
+        </w:tc>
+      </w:tr>
+      <w:tr>
+        <w:tc>
+          <w:tcPr>
+            <w:cnfStyle w:val="001000000000" w:firstRow="0" w:lastRow="0" w:firstColumn="1" w:lastColumn="0" w:oddVBand="0" w:evenVBand="0" w:oddHBand="0" w:evenHBand="0" w:firstRowFirstColumn="0" w:firstRowLastColumn="0" w:lastRowFirstColumn="0" w:lastRowLastColumn="0"/>
+            <w:tcW w:w="0" w:type="auto"/>
+            <w:hideMark/>
+          </w:tcPr>
+          <w:p>
+            <w:pPr>
+              <w:pStyle w:val="IT"/>
+              <w:rPr>
+                <w:lang/>
+              </w:rPr>
+            </w:pPr>
+            <w:r>
+              <w:rPr>
+                <w:lang/>
+              </w:rPr>
+              <w:t>Doctor</w:t>
+            </w:r>
+          </w:p>
+        </w:tc>
+        <w:tc>
+          <w:tcPr>
+            <w:tcW w:w="0" w:type="auto"/>
+            <w:hideMark/>
+          </w:tcPr>
+          <w:p>
+            <w:pPr>
+              <w:pStyle w:val="IT"/>
+              <w:cnfStyle w:val="000000000000" w:firstRow="0" w:lastRow="0" w:firstColumn="0" w:lastColumn="0" w:oddVBand="0" w:evenVBand="0" w:oddHBand="0" w:evenHBand="0" w:firstRowFirstColumn="0" w:firstRowLastColumn="0" w:lastRowFirstColumn="0" w:lastRowLastColumn="0"/>
+              <w:rPr>
+                <w:lang/>
+              </w:rPr>
+            </w:pPr>
+            <w:r>
+              <w:rPr>
+                <w:lang/>
+              </w:rPr>
+              <w:t>DoctorID</w:t>
+            </w:r>
+          </w:p>
+        </w:tc>
+        <w:tc>
+          <w:tcPr>
+            <w:tcW w:w="0" w:type="auto"/>
+            <w:hideMark/>
+          </w:tcPr>
+          <w:p>
+            <w:pPr>
+              <w:pStyle w:val="IT"/>
+              <w:cnfStyle w:val="000000000000" w:firstRow="0" w:lastRow="0" w:firstColumn="0" w:lastColumn="0" w:oddVBand="0" w:evenVBand="0" w:oddHBand="0" w:evenHBand="0" w:firstRowFirstColumn="0" w:firstRowLastColumn="0" w:lastRowFirstColumn="0" w:lastRowLastColumn="0"/>
+              <w:rPr>
+                <w:lang/>
+              </w:rPr>
+            </w:pPr>
+            <w:r>
+              <w:rPr>
+                <w:lang/>
+              </w:rPr>
+              <w:t>None</w:t>
+            </w:r>
+          </w:p>
+        </w:tc>
+      </w:tr>
+      <w:tr>
+        <w:trPr>
+          <w:cnfStyle w:val="000000100000" w:firstRow="0" w:lastRow="0" w:firstColumn="0" w:lastColumn="0" w:oddVBand="0" w:evenVBand="0" w:oddHBand="1" w:evenHBand="0" w:firstRowFirstColumn="0" w:firstRowLastColumn="0" w:lastRowFirstColumn="0" w:lastRowLastColumn="0"/>
+        </w:trPr>
+        <w:tc>
+          <w:tcPr>
+            <w:cnfStyle w:val="001000000000" w:firstRow="0" w:lastRow="0" w:firstColumn="1" w:lastColumn="0" w:oddVBand="0" w:evenVBand="0" w:oddHBand="0" w:evenHBand="0" w:firstRowFirstColumn="0" w:firstRowLastColumn="0" w:lastRowFirstColumn="0" w:lastRowLastColumn="0"/>
+            <w:tcW w:w="0" w:type="auto"/>
+            <w:hideMark/>
+          </w:tcPr>
+          <w:p>
+            <w:pPr>
+              <w:pStyle w:val="IT"/>
+              <w:rPr>
+                <w:lang/>
+              </w:rPr>
+            </w:pPr>
+            <w:r>
+              <w:rPr>
+                <w:lang/>
+              </w:rPr>
+              <w:t>Appointment</w:t>
+            </w:r>
+          </w:p>
+        </w:tc>
+        <w:tc>
+          <w:tcPr>
+            <w:tcW w:w="0" w:type="auto"/>
+            <w:hideMark/>
+          </w:tcPr>
+          <w:p>
+            <w:pPr>
+              <w:pStyle w:val="IT"/>
+              <w:cnfStyle w:val="000000100000" w:firstRow="0" w:lastRow="0" w:firstColumn="0" w:lastColumn="0" w:oddVBand="0" w:evenVBand="0" w:oddHBand="1" w:evenHBand="0" w:firstRowFirstColumn="0" w:firstRowLastColumn="0" w:lastRowFirstColumn="0" w:lastRowLastColumn="0"/>
+              <w:rPr>
+                <w:lang/>
+              </w:rPr>
+            </w:pPr>
+            <w:r>
+              <w:rPr>
+                <w:lang/>
+              </w:rPr>
+              <w:t>AppointmentID</w:t>
+            </w:r>
+          </w:p>
+        </w:tc>
+        <w:tc>
+          <w:tcPr>
+            <w:tcW w:w="0" w:type="auto"/>
+            <w:hideMark/>
+          </w:tcPr>
+          <w:p>
+            <w:pPr>
+              <w:pStyle w:val="IT"/>
+              <w:cnfStyle w:val="000000100000" w:firstRow="0" w:lastRow="0" w:firstColumn="0" w:lastColumn="0" w:oddVBand="0" w:evenVBand="0" w:oddHBand="1" w:evenHBand="0" w:firstRowFirstColumn="0" w:firstRowLastColumn="0" w:lastRowFirstColumn="0" w:lastRowLastColumn="0"/>
+              <w:rPr>
+                <w:lang/>
+              </w:rPr>
+            </w:pPr>
+            <w:r>
+              <w:rPr>
+                <w:lang/>
+              </w:rPr>
+              <w:t>PatientID, DoctorID</w:t>
+            </w:r>
+          </w:p>
+        </w:tc>
+      </w:tr>
+      <w:tr>
+        <w:tc>
+          <w:tcPr>
+            <w:cnfStyle w:val="001000000000" w:firstRow="0" w:lastRow="0" w:firstColumn="1" w:lastColumn="0" w:oddVBand="0" w:evenVBand="0" w:oddHBand="0" w:evenHBand="0" w:firstRowFirstColumn="0" w:firstRowLastColumn="0" w:lastRowFirstColumn="0" w:lastRowLastColumn="0"/>
+            <w:tcW w:w="0" w:type="auto"/>
+            <w:hideMark/>
+          </w:tcPr>
+          <w:p>
+            <w:pPr>
+              <w:pStyle w:val="IT"/>
+              <w:rPr>
+                <w:lang/>
+              </w:rPr>
+            </w:pPr>
+            <w:r>
+              <w:rPr>
+                <w:lang/>
+              </w:rPr>
+              <w:t>Treatment</w:t>
+            </w:r>
+          </w:p>
+        </w:tc>
+        <w:tc>
+          <w:tcPr>
+            <w:tcW w:w="0" w:type="auto"/>
+            <w:hideMark/>
+          </w:tcPr>
+          <w:p>
+            <w:pPr>
+              <w:pStyle w:val="IT"/>
+              <w:cnfStyle w:val="000000000000" w:firstRow="0" w:lastRow="0" w:firstColumn="0" w:lastColumn="0" w:oddVBand="0" w:evenVBand="0" w:oddHBand="0" w:evenHBand="0" w:firstRowFirstColumn="0" w:firstRowLastColumn="0" w:lastRowFirstColumn="0" w:lastRowLastColumn="0"/>
+              <w:rPr>
+                <w:lang/>
+              </w:rPr>
+            </w:pPr>
+            <w:r>
+              <w:rPr>
+                <w:lang/>
+              </w:rPr>
+              <w:t>TreatmentID</w:t>
+            </w:r>
+          </w:p>
+        </w:tc>
+        <w:tc>
+          <w:tcPr>
+            <w:tcW w:w="0" w:type="auto"/>
+            <w:hideMark/>
+          </w:tcPr>
+          <w:p>
+            <w:pPr>
+              <w:pStyle w:val="IT"/>
+              <w:cnfStyle w:val="000000000000" w:firstRow="0" w:lastRow="0" w:firstColumn="0" w:lastColumn="0" w:oddVBand="0" w:evenVBand="0" w:oddHBand="0" w:evenHBand="0" w:firstRowFirstColumn="0" w:firstRowLastColumn="0" w:lastRowFirstColumn="0" w:lastRowLastColumn="0"/>
+              <w:rPr>
+                <w:lang/>
+              </w:rPr>
+            </w:pPr>
+            <w:r>
+              <w:rPr>
+                <w:lang/>
+              </w:rPr>
+              <w:t>AppointmentID</w:t>
+            </w:r>
+          </w:p>
+        </w:tc>
+      </w:tr>
+      <w:tr>
+        <w:trPr>
+          <w:cnfStyle w:val="000000100000" w:firstRow="0" w:lastRow="0" w:firstColumn="0" w:lastColumn="0" w:oddVBand="0" w:evenVBand="0" w:oddHBand="1" w:evenHBand="0" w:firstRowFirstColumn="0" w:firstRowLastColumn="0" w:lastRowFirstColumn="0" w:lastRowLastColumn="0"/>
+        </w:trPr>
+        <w:tc>
+          <w:tcPr>
+            <w:cnfStyle w:val="001000000000" w:firstRow="0" w:lastRow="0" w:firstColumn="1" w:lastColumn="0" w:oddVBand="0" w:evenVBand="0" w:oddHBand="0" w:evenHBand="0" w:firstRowFirstColumn="0" w:firstRowLastColumn="0" w:lastRowFirstColumn="0" w:lastRowLastColumn="0"/>
+            <w:tcW w:w="0" w:type="auto"/>
+            <w:hideMark/>
+          </w:tcPr>
+          <w:p>
+            <w:pPr>
+              <w:pStyle w:val="IT"/>
+              <w:rPr>
+                <w:lang/>
+              </w:rPr>
+            </w:pPr>
+            <w:r>
+              <w:rPr>
+                <w:lang/>
+              </w:rPr>
+              <w:t>Prescription</w:t>
+            </w:r>
+          </w:p>
+        </w:tc>
+        <w:tc>
+          <w:tcPr>
+            <w:tcW w:w="0" w:type="auto"/>
+            <w:hideMark/>
+          </w:tcPr>
+          <w:p>
+            <w:pPr>
+              <w:pStyle w:val="IT"/>
+              <w:cnfStyle w:val="000000100000" w:firstRow="0" w:lastRow="0" w:firstColumn="0" w:lastColumn="0" w:oddVBand="0" w:evenVBand="0" w:oddHBand="1" w:evenHBand="0" w:firstRowFirstColumn="0" w:firstRowLastColumn="0" w:lastRowFirstColumn="0" w:lastRowLastColumn="0"/>
+              <w:rPr>
+                <w:lang/>
+              </w:rPr>
+            </w:pPr>
+            <w:r>
+              <w:rPr>
+                <w:lang/>
+              </w:rPr>
+              <w:t>PrescriptionID</w:t>
+            </w:r>
+          </w:p>
+        </w:tc>
+        <w:tc>
+          <w:tcPr>
+            <w:tcW w:w="0" w:type="auto"/>
+            <w:hideMark/>
+          </w:tcPr>
+          <w:p>
+            <w:pPr>
+              <w:pStyle w:val="IT"/>
+              <w:cnfStyle w:val="000000100000" w:firstRow="0" w:lastRow="0" w:firstColumn="0" w:lastColumn="0" w:oddVBand="0" w:evenVBand="0" w:oddHBand="1" w:evenHBand="0" w:firstRowFirstColumn="0" w:firstRowLastColumn="0" w:lastRowFirstColumn="0" w:lastRowLastColumn="0"/>
+              <w:rPr>
+                <w:lang/>
+              </w:rPr>
+            </w:pPr>
+            <w:r>
+              <w:rPr>
+                <w:lang/>
+              </w:rPr>
+              <w:t>AppointmentID</w:t>
+            </w:r>
+          </w:p>
+        </w:tc>
+      </w:tr>
+      <w:tr>
+        <w:tc>
+          <w:tcPr>
+            <w:cnfStyle w:val="001000000000" w:firstRow="0" w:lastRow="0" w:firstColumn="1" w:lastColumn="0" w:oddVBand="0" w:evenVBand="0" w:oddHBand="0" w:evenHBand="0" w:firstRowFirstColumn="0" w:firstRowLastColumn="0" w:lastRowFirstColumn="0" w:lastRowLastColumn="0"/>
+            <w:tcW w:w="0" w:type="auto"/>
+            <w:hideMark/>
+          </w:tcPr>
+          <w:p>
+            <w:pPr>
+              <w:pStyle w:val="IT"/>
+              <w:rPr>
+                <w:lang/>
+              </w:rPr>
+            </w:pPr>
+            <w:r>
+              <w:rPr>
+                <w:lang/>
+              </w:rPr>
+              <w:lastRenderedPageBreak/>
+              <w:t>Payment</w:t>
+            </w:r>
+          </w:p>
+        </w:tc>
+        <w:tc>
+          <w:tcPr>
+            <w:tcW w:w="0" w:type="auto"/>
+            <w:hideMark/>
+          </w:tcPr>
+          <w:p>
+            <w:pPr>
+              <w:pStyle w:val="IT"/>
+              <w:cnfStyle w:val="000000000000" w:firstRow="0" w:lastRow="0" w:firstColumn="0" w:lastColumn="0" w:oddVBand="0" w:evenVBand="0" w:oddHBand="0" w:evenHBand="0" w:firstRowFirstColumn="0" w:firstRowLastColumn="0" w:lastRowFirstColumn="0" w:lastRowLastColumn="0"/>
+              <w:rPr>
+                <w:lang/>
+              </w:rPr>
+            </w:pPr>
+            <w:r>
+              <w:rPr>
+                <w:lang/>
+              </w:rPr>
+              <w:t>PaymentID</w:t>
+            </w:r>
+          </w:p>
+        </w:tc>
+        <w:tc>
+          <w:tcPr>
+            <w:tcW w:w="0" w:type="auto"/>
+            <w:hideMark/>
+          </w:tcPr>
+          <w:p>
+            <w:pPr>
+              <w:pStyle w:val="IT"/>
+              <w:cnfStyle w:val="000000000000" w:firstRow="0" w:lastRow="0" w:firstColumn="0" w:lastColumn="0" w:oddVBand="0" w:evenVBand="0" w:oddHBand="0" w:evenHBand="0" w:firstRowFirstColumn="0" w:firstRowLastColumn="0" w:lastRowFirstColumn="0" w:lastRowLastColumn="0"/>
+              <w:rPr>
+                <w:lang/>
+              </w:rPr>
+            </w:pPr>
+            <w:r>
+              <w:rPr>
+                <w:lang/>
+              </w:rPr>
+              <w:t>AppointmentID</w:t>
+            </w:r>
+          </w:p>
+        </w:tc>
+      </w:tr>
+    </w:tbl>
+    <w:p>
+      <w:pPr>
+        <w:pStyle w:val="IT"/>
+        <w:rPr>
+          <w:lang/>
+        </w:rPr>
+      </w:pPr>
+      <w:r>
+        <w:rPr>
+          <w:b/>
+          <w:bCs/>
+          <w:lang/>
+        </w:rPr>
+        <w:t>Key Relationships</w:t>
+      </w:r>
+    </w:p>
+    <w:p>
+      <w:pPr>
+        <w:pStyle w:val="IT"/>
+        <w:numPr>
+          <w:ilvl w:val="0"/>
+          <w:numId w:val="30"/>
+        </w:numPr>
+        <w:rPr>
+          <w:lang/>
+        </w:rPr>
+      </w:pPr>
+      <w:r>
+        <w:rPr>
+          <w:lang/>
+        </w:rPr>
+        <w:t>Appointment.PatientID references Patient.PatientID.</w:t>
+      </w:r>
+    </w:p>
+    <w:p>
+      <w:pPr>
+        <w:pStyle w:val="IT"/>
+        <w:numPr>
+          <w:ilvl w:val="0"/>
+          <w:numId w:val="30"/>
+        </w:numPr>
+        <w:rPr>
+          <w:lang/>
+        </w:rPr>
+      </w:pPr>
+      <w:r>
+        <w:rPr>
+          <w:lang/>
+        </w:rPr>
+        <w:t>Appointment.DoctorID references Doctor.DoctorID.</w:t>
+      </w:r>
+    </w:p>
+    <w:p>
+      <w:pPr>
+        <w:pStyle w:val="IT"/>
+        <w:numPr>
+          <w:ilvl w:val="0"/>
+          <w:numId w:val="30"/>
+        </w:numPr>
+        <w:rPr>
+          <w:lang/>
+        </w:rPr>
+      </w:pPr>
+      <w:r>
+        <w:rPr>
+          <w:lang/>
+        </w:rPr>
+        <w:t>Treatment.AppointmentID references Appointment.AppointmentID.</w:t>
+      </w:r>
+    </w:p>
+    <w:p>
+      <w:pPr>
+        <w:pStyle w:val="IT"/>
+        <w:numPr>
+          <w:ilvl w:val="0"/>
+          <w:numId w:val="30"/>
+        </w:numPr>
+        <w:rPr>
+          <w:lang/>
+        </w:rPr>
+      </w:pPr>
+      <w:r>
+        <w:rPr>
+          <w:lang/>
+        </w:rPr>
+        <w:t>Prescription.AppointmentID references Appointment.AppointmentID.</w:t>
+      </w:r>
+    </w:p>
+    <w:p>
+      <w:pPr>
+        <w:pStyle w:val="IT"/>
+        <w:numPr>
+          <w:ilvl w:val="0"/>
+          <w:numId w:val="30"/>
+        </w:numPr>
+        <w:rPr>
+          <w:lang/>
+        </w:rPr>
+      </w:pPr>
+      <w:r>
+        <w:rPr>
+          <w:lang/>
+        </w:rPr>
+        <w:t>Payment.AppointmentID references Appointment.AppointmentID.</w:t>
+      </w:r>
+    </w:p>
+    <w:p>
+      <w:pPr>
+        <w:pStyle w:val="IT"/>
+        <w:rPr>
+          <w:lang/>
+        </w:rPr>
+      </w:pPr>
+      <w:r>
+        <w:rPr>
+          <w:lang/>
+        </w:rPr>
+        <w:t>The primary keys uniquely identify each record. The foreign keys connect the related tables and maintain referential integrity within the Smart Clinic database.</w:t>
+      </w:r>
+    </w:p>
+    <w:p>
+      <w:pPr>
+        <w:pStyle w:val="IT"/>
+        <w:rPr>
+          <w:lang/>
+        </w:rPr>
+      </w:pPr>
+    </w:p>
+    <w:p>
+      <w:pPr>
+        <w:pStyle w:val="IT"/>
+        <w:rPr>
+          <w:lang/>
+        </w:rPr>
+      </w:pPr>
+      <w:r>
+        <w:rPr>
+          <w:b/>
+          <w:bCs/>
+          <w:lang/>
+        </w:rPr>
+        <w:t>Relationships and Cardinalities</w:t>
+      </w:r>
+    </w:p>
+    <w:tbl>
+      <w:tblPr>
+        <w:tblStyle w:val="GridTable6Colorful-Accent1"/>
+        <w:tblW w:w="0" w:type="auto"/>
+        <w:tblLook w:val="04A0" w:firstRow="1" w:lastRow="0" w:firstColumn="1" w:lastColumn="0" w:noHBand="0" w:noVBand="1"/>
+      </w:tblPr>
+      <w:tblGrid>
+        <w:gridCol w:w="2464"/>
+        <w:gridCol w:w="1403"/>
+        <w:gridCol w:w="4547"/>
+      </w:tblGrid>
+      <w:tr>
+        <w:trPr>
+          <w:cnfStyle w:val="100000000000" w:firstRow="1" w:lastRow="0" w:firstColumn="0" w:lastColumn="0" w:oddVBand="0" w:evenVBand="0" w:oddHBand="0" w:evenHBand="0" w:firstRowFirstColumn="0" w:firstRowLastColumn="0" w:lastRowFirstColumn="0" w:lastRowLastColumn="0"/>
+        </w:trPr>
+        <w:tc>
+          <w:tcPr>
+            <w:cnfStyle w:val="001000000000" w:firstRow="0" w:lastRow="0" w:firstColumn="1" w:lastColumn="0" w:oddVBand="0" w:evenVBand="0" w:oddHBand="0" w:evenHBand="0" w:firstRowFirstColumn="0" w:firstRowLastColumn="0" w:lastRowFirstColumn="0" w:lastRowLastColumn="0"/>
+            <w:tcW w:w="0" w:type="auto"/>
+            <w:hideMark/>
+          </w:tcPr>
+          <w:p>
+            <w:pPr>
+              <w:pStyle w:val="IT"/>
+              <w:rPr>
+                <w:lang/>
+              </w:rPr>
+            </w:pPr>
+            <w:r>
+              <w:rPr>
+                <w:lang/>
+              </w:rPr>
+              <w:t>Relationship</w:t>
+            </w:r>
+          </w:p>
+        </w:tc>
+        <w:tc>
+          <w:tcPr>
+            <w:tcW w:w="0" w:type="auto"/>
+            <w:hideMark/>
+          </w:tcPr>
+          <w:p>
+            <w:pPr>
+              <w:pStyle w:val="IT"/>
+              <w:cnfStyle w:val="100000000000" w:firstRow="1" w:lastRow="0" w:firstColumn="0" w:lastColumn="0" w:oddVBand="0" w:evenVBand="0" w:oddHBand="0" w:evenHBand="0" w:firstRowFirstColumn="0" w:firstRowLastColumn="0" w:lastRowFirstColumn="0" w:lastRowLastColumn="0"/>
+              <w:rPr>
+                <w:lang/>
+              </w:rPr>
+            </w:pPr>
+            <w:r>
+              <w:rPr>
+                <w:lang/>
+              </w:rPr>
+              <w:t>Cardinality</w:t>
+            </w:r>
+          </w:p>
+        </w:tc>
+        <w:tc>
+          <w:tcPr>
+            <w:tcW w:w="0" w:type="auto"/>
+            <w:hideMark/>
+          </w:tcPr>
+          <w:p>
+            <w:pPr>
+              <w:pStyle w:val="IT"/>
+              <w:cnfStyle w:val="100000000000" w:firstRow="1" w:lastRow="0" w:firstColumn="0" w:lastColumn="0" w:oddVBand="0" w:evenVBand="0" w:oddHBand="0" w:evenHBand="0" w:firstRowFirstColumn="0" w:firstRowLastColumn="0" w:lastRowFirstColumn="0" w:lastRowLastColumn="0"/>
+              <w:rPr>
+                <w:lang/>
+              </w:rPr>
+            </w:pPr>
+            <w:r>
+              <w:rPr>
+                <w:lang/>
+              </w:rPr>
+              <w:t>Description</w:t>
+            </w:r>
+          </w:p>
+        </w:tc>
+      </w:tr>
+      <w:tr>
+        <w:trPr>
+          <w:cnfStyle w:val="000000100000" w:firstRow="0" w:lastRow="0" w:firstColumn="0" w:lastColumn="0" w:oddVBand="0" w:evenVBand="0" w:oddHBand="1" w:evenHBand="0" w:firstRowFirstColumn="0" w:firstRowLastColumn="0" w:lastRowFirstColumn="0" w:lastRowLastColumn="0"/>
+        </w:trPr>
+        <w:tc>
+          <w:tcPr>
+            <w:cnfStyle w:val="001000000000" w:firstRow="0" w:lastRow="0" w:firstColumn="1" w:lastColumn="0" w:oddVBand="0" w:evenVBand="0" w:oddHBand="0" w:evenHBand="0" w:firstRowFirstColumn="0" w:firstRowLastColumn="0" w:lastRowFirstColumn="0" w:lastRowLastColumn="0"/>
+            <w:tcW w:w="0" w:type="auto"/>
+            <w:hideMark/>
+          </w:tcPr>
+          <w:p>
+            <w:pPr>
+              <w:pStyle w:val="IT"/>
+              <w:rPr>
+                <w:lang/>
+              </w:rPr>
+            </w:pPr>
+            <w:r>
+              <w:rPr>
+                <w:lang/>
+              </w:rPr>
+              <w:t>Patient — books — Appointment</w:t>
+            </w:r>
+          </w:p>
+        </w:tc>
+        <w:tc>
+          <w:tcPr>
+            <w:tcW w:w="0" w:type="auto"/>
+            <w:hideMark/>
+          </w:tcPr>
+          <w:p>
+            <w:pPr>
+              <w:pStyle w:val="IT"/>
+              <w:cnfStyle w:val="000000100000" w:firstRow="0" w:lastRow="0" w:firstColumn="0" w:lastColumn="0" w:oddVBand="0" w:evenVBand="0" w:oddHBand="1" w:evenHBand="0" w:firstRowFirstColumn="0" w:firstRowLastColumn="0" w:lastRowFirstColumn="0" w:lastRowLastColumn="0"/>
+              <w:rPr>
+                <w:lang/>
+              </w:rPr>
+            </w:pPr>
+            <w:r>
+              <w:rPr>
+                <w:lang/>
+              </w:rPr>
+              <w:t>1:N</w:t>
+            </w:r>
+          </w:p>
+        </w:tc>
+        <w:tc>
+          <w:tcPr>
+            <w:tcW w:w="0" w:type="auto"/>
+            <w:hideMark/>
+          </w:tcPr>
+          <w:p>
+            <w:pPr>
+              <w:pStyle w:val="IT"/>
+              <w:cnfStyle w:val="000000100000" w:firstRow="0" w:lastRow="0" w:firstColumn="0" w:lastColumn="0" w:oddVBand="0" w:evenVBand="0" w:oddHBand="1" w:evenHBand="0" w:firstRowFirstColumn="0" w:firstRowLastColumn="0" w:lastRowFirstColumn="0" w:lastRowLastColumn="0"/>
+              <w:rPr>
+                <w:lang/>
+              </w:rPr>
+            </w:pPr>
+            <w:r>
+              <w:rPr>
+                <w:lang/>
+              </w:rPr>
+              <w:t>One patient may book many appointments, while each appointment is associated with exactly one patient.</w:t>
+            </w:r>
+          </w:p>
+        </w:tc>
+      </w:tr>
+      <w:tr>
+        <w:tc>
+          <w:tcPr>
+            <w:cnfStyle w:val="001000000000" w:firstRow="0" w:lastRow="0" w:firstColumn="1" w:lastColumn="0" w:oddVBand="0" w:evenVBand="0" w:oddHBand="0" w:evenHBand="0" w:firstRowFirstColumn="0" w:firstRowLastColumn="0" w:lastRowFirstColumn="0" w:lastRowLastColumn="0"/>
+            <w:tcW w:w="0" w:type="auto"/>
+            <w:hideMark/>
+          </w:tcPr>
+          <w:p>
+            <w:pPr>
+              <w:pStyle w:val="IT"/>
+              <w:rPr>
+                <w:lang/>
+              </w:rPr>
+            </w:pPr>
+            <w:r>
+              <w:rPr>
+                <w:lang/>
+              </w:rPr>
+              <w:t>Doctor — handles — Appointment</w:t>
+            </w:r>
+          </w:p>
+        </w:tc>
+        <w:tc>
+          <w:tcPr>
+            <w:tcW w:w="0" w:type="auto"/>
+            <w:hideMark/>
+          </w:tcPr>
+          <w:p>
+            <w:pPr>
+              <w:pStyle w:val="IT"/>
+              <w:cnfStyle w:val="000000000000" w:firstRow="0" w:lastRow="0" w:firstColumn="0" w:lastColumn="0" w:oddVBand="0" w:evenVBand="0" w:oddHBand="0" w:evenHBand="0" w:firstRowFirstColumn="0" w:firstRowLastColumn="0" w:lastRowFirstColumn="0" w:lastRowLastColumn="0"/>
+              <w:rPr>
+                <w:lang/>
+              </w:rPr>
+            </w:pPr>
+            <w:r>
+              <w:rPr>
+                <w:lang/>
+              </w:rPr>
+              <w:t>1:N</w:t>
+            </w:r>
+          </w:p>
+        </w:tc>
+        <w:tc>
+          <w:tcPr>
+            <w:tcW w:w="0" w:type="auto"/>
+            <w:hideMark/>
+          </w:tcPr>
+          <w:p>
+            <w:pPr>
+              <w:pStyle w:val="IT"/>
+              <w:cnfStyle w:val="000000000000" w:firstRow="0" w:lastRow="0" w:firstColumn="0" w:lastColumn="0" w:oddVBand="0" w:evenVBand="0" w:oddHBand="0" w:evenHBand="0" w:firstRowFirstColumn="0" w:firstRowLastColumn="0" w:lastRowFirstColumn="0" w:lastRowLastColumn="0"/>
+              <w:rPr>
+                <w:lang/>
+              </w:rPr>
+            </w:pPr>
+            <w:r>
+              <w:rPr>
+                <w:lang/>
+              </w:rPr>
+              <w:t>One doctor may handle many appointments, while each appointment is assigned to exactly one doctor.</w:t>
+            </w:r>
+          </w:p>
+        </w:tc>
+      </w:tr>
+      <w:tr>
+        <w:trPr>
+          <w:cnfStyle w:val="000000100000" w:firstRow="0" w:lastRow="0" w:firstColumn="0" w:lastColumn="0" w:oddVBand="0" w:evenVBand="0" w:oddHBand="1" w:evenHBand="0" w:firstRowFirstColumn="0" w:firstRowLastColumn="0" w:lastRowFirstColumn="0" w:lastRowLastColumn="0"/>
+        </w:trPr>
+        <w:tc>
+          <w:tcPr>
+            <w:cnfStyle w:val="001000000000" w:firstRow="0" w:lastRow="0" w:firstColumn="1" w:lastColumn="0" w:oddVBand="0" w:evenVBand="0" w:oddHBand="0" w:evenHBand="0" w:firstRowFirstColumn="0" w:firstRowLastColumn="0" w:lastRowFirstColumn="0" w:lastRowLastColumn="0"/>
+            <w:tcW w:w="0" w:type="auto"/>
+            <w:hideMark/>
+          </w:tcPr>
+          <w:p>
+            <w:pPr>
+              <w:pStyle w:val="IT"/>
+              <w:rPr>
+                <w:lang/>
+              </w:rPr>
+            </w:pPr>
+            <w:r>
+              <w:rPr>
+                <w:lang/>
+              </w:rPr>
+              <w:t>Appointment — results in — Treatment</w:t>
+            </w:r>
+          </w:p>
+        </w:tc>
+        <w:tc>
+          <w:tcPr>
+            <w:tcW w:w="0" w:type="auto"/>
+            <w:hideMark/>
+          </w:tcPr>
+          <w:p>
+            <w:pPr>
+              <w:pStyle w:val="IT"/>
+              <w:cnfStyle w:val="000000100000" w:firstRow="0" w:lastRow="0" w:firstColumn="0" w:lastColumn="0" w:oddVBand="0" w:evenVBand="0" w:oddHBand="1" w:evenHBand="0" w:firstRowFirstColumn="0" w:firstRowLastColumn="0" w:lastRowFirstColumn="0" w:lastRowLastColumn="0"/>
+              <w:rPr>
+                <w:lang/>
+              </w:rPr>
+            </w:pPr>
+            <w:r>
+              <w:rPr>
+                <w:lang/>
+              </w:rPr>
+              <w:t>1:N</w:t>
+            </w:r>
+          </w:p>
+        </w:tc>
+        <w:tc>
+          <w:tcPr>
+            <w:tcW w:w="0" w:type="auto"/>
+            <w:hideMark/>
+          </w:tcPr>
+          <w:p>
+            <w:pPr>
+              <w:pStyle w:val="IT"/>
+              <w:cnfStyle w:val="000000100000" w:firstRow="0" w:lastRow="0" w:firstColumn="0" w:lastColumn="0" w:oddVBand="0" w:evenVBand="0" w:oddHBand="1" w:evenHBand="0" w:firstRowFirstColumn="0" w:firstRowLastColumn="0" w:lastRowFirstColumn="0" w:lastRowLastColumn="0"/>
+              <w:rPr>
+                <w:lang/>
+              </w:rPr>
+            </w:pPr>
+            <w:r>
+              <w:rPr>
+                <w:lang/>
+              </w:rPr>
+              <w:t>One appointment may result in one or more treatment records, while each treatment belongs to one appointment.</w:t>
+            </w:r>
+          </w:p>
+        </w:tc>
+      </w:tr>
+      <w:tr>
+        <w:tc>
+          <w:tcPr>
+            <w:cnfStyle w:val="001000000000" w:firstRow="0" w:lastRow="0" w:firstColumn="1" w:lastColumn="0" w:oddVBand="0" w:evenVBand="0" w:oddHBand="0" w:evenHBand="0" w:firstRowFirstColumn="0" w:firstRowLastColumn="0" w:lastRowFirstColumn="0" w:lastRowLastColumn="0"/>
+            <w:tcW w:w="0" w:type="auto"/>
+            <w:hideMark/>
+          </w:tcPr>
+          <w:p>
+            <w:pPr>
+              <w:pStyle w:val="IT"/>
+              <w:rPr>
+                <w:lang/>
+              </w:rPr>
+            </w:pPr>
+            <w:r>
+              <w:rPr>
+                <w:lang/>
+              </w:rPr>
+              <w:lastRenderedPageBreak/>
+              <w:t>Appointment — includes — Prescription</w:t>
+            </w:r>
+          </w:p>
+        </w:tc>
+        <w:tc>
+          <w:tcPr>
+            <w:tcW w:w="0" w:type="auto"/>
+            <w:hideMark/>
+          </w:tcPr>
+          <w:p>
+            <w:pPr>
+              <w:pStyle w:val="IT"/>
+              <w:cnfStyle w:val="000000000000" w:firstRow="0" w:lastRow="0" w:firstColumn="0" w:lastColumn="0" w:oddVBand="0" w:evenVBand="0" w:oddHBand="0" w:evenHBand="0" w:firstRowFirstColumn="0" w:firstRowLastColumn="0" w:lastRowFirstColumn="0" w:lastRowLastColumn="0"/>
+              <w:rPr>
+                <w:lang/>
+              </w:rPr>
+            </w:pPr>
+            <w:r>
+              <w:rPr>
+                <w:lang/>
+              </w:rPr>
+              <w:t>1:N</w:t>
+            </w:r>
+          </w:p>
+        </w:tc>
+        <w:tc>
+          <w:tcPr>
+            <w:tcW w:w="0" w:type="auto"/>
+            <w:hideMark/>
+          </w:tcPr>
+          <w:p>
+            <w:pPr>
+              <w:pStyle w:val="IT"/>
+              <w:cnfStyle w:val="000000000000" w:firstRow="0" w:lastRow="0" w:firstColumn="0" w:lastColumn="0" w:oddVBand="0" w:evenVBand="0" w:oddHBand="0" w:evenHBand="0" w:firstRowFirstColumn="0" w:firstRowLastColumn="0" w:lastRowFirstColumn="0" w:lastRowLastColumn="0"/>
+              <w:rPr>
+                <w:lang/>
+              </w:rPr>
+            </w:pPr>
+            <w:r>
+              <w:rPr>
+                <w:lang/>
+              </w:rPr>
+              <w:t>One appointment may include several prescription records, while each prescription is linked to one appointment.</w:t>
+            </w:r>
+          </w:p>
+        </w:tc>
+      </w:tr>
+      <w:tr>
+        <w:trPr>
+          <w:cnfStyle w:val="000000100000" w:firstRow="0" w:lastRow="0" w:firstColumn="0" w:lastColumn="0" w:oddVBand="0" w:evenVBand="0" w:oddHBand="1" w:evenHBand="0" w:firstRowFirstColumn="0" w:firstRowLastColumn="0" w:lastRowFirstColumn="0" w:lastRowLastColumn="0"/>
+        </w:trPr>
+        <w:tc>
+          <w:tcPr>
+            <w:cnfStyle w:val="001000000000" w:firstRow="0" w:lastRow="0" w:firstColumn="1" w:lastColumn="0" w:oddVBand="0" w:evenVBand="0" w:oddHBand="0" w:evenHBand="0" w:firstRowFirstColumn="0" w:firstRowLastColumn="0" w:lastRowFirstColumn="0" w:lastRowLastColumn="0"/>
+            <w:tcW w:w="0" w:type="auto"/>
+            <w:hideMark/>
+          </w:tcPr>
+          <w:p>
+            <w:pPr>
+              <w:pStyle w:val="IT"/>
+              <w:rPr>
+                <w:lang/>
+              </w:rPr>
+            </w:pPr>
+            <w:r>
+              <w:rPr>
+                <w:lang/>
+              </w:rPr>
+              <w:t>Appointment — has — Payment</w:t>
+            </w:r>
+          </w:p>
+        </w:tc>
+        <w:tc>
+          <w:tcPr>
+            <w:tcW w:w="0" w:type="auto"/>
+            <w:hideMark/>
+          </w:tcPr>
+          <w:p>
+            <w:pPr>
+              <w:pStyle w:val="IT"/>
+              <w:cnfStyle w:val="000000100000" w:firstRow="0" w:lastRow="0" w:firstColumn="0" w:lastColumn="0" w:oddVBand="0" w:evenVBand="0" w:oddHBand="1" w:evenHBand="0" w:firstRowFirstColumn="0" w:firstRowLastColumn="0" w:lastRowFirstColumn="0" w:lastRowLastColumn="0"/>
+              <w:rPr>
+                <w:lang/>
+              </w:rPr>
+            </w:pPr>
+            <w:r>
+              <w:rPr>
+                <w:lang/>
+              </w:rPr>
+              <w:t>1:N</w:t>
+            </w:r>
+          </w:p>
+        </w:tc>
+        <w:tc>
+          <w:tcPr>
+            <w:tcW w:w="0" w:type="auto"/>
+            <w:hideMark/>
+          </w:tcPr>
+          <w:p>
+            <w:pPr>
+              <w:pStyle w:val="IT"/>
+              <w:cnfStyle w:val="000000100000" w:firstRow="0" w:lastRow="0" w:firstColumn="0" w:lastColumn="0" w:oddVBand="0" w:evenVBand="0" w:oddHBand="1" w:evenHBand="0" w:firstRowFirstColumn="0" w:firstRowLastColumn="0" w:lastRowFirstColumn="0" w:lastRowLastColumn="0"/>
+              <w:rPr>
+                <w:lang/>
+              </w:rPr>
+            </w:pPr>
+            <w:r>
+              <w:rPr>
+                <w:lang/>
+              </w:rPr>
+              <w:t>One appointment may have multiple payment records, while each payment is related to one appointment.</w:t>
+            </w:r>
+          </w:p>
+        </w:tc>
+      </w:tr>
+    </w:tbl>
+    <w:p>
+      <w:pPr>
+        <w:pStyle w:val="IT"/>
+        <w:rPr>
+          <w:lang/>
+        </w:rPr>
+      </w:pPr>
+      <w:r>
+        <w:rPr>
+          <w:lang/>
+        </w:rPr>
+        <w:t>These relationships support the clinic’s operational requirements. The one-to-many structure allows patients and doctors to participate in multiple appointments, while treatment, prescription, and payment details remain connected to the correct appointment.</w:t>
+      </w:r>
+    </w:p>
+    <w:p>
+      <w:pPr>
+        <w:pStyle w:val="IT"/>
+        <w:rPr>
+          <w:lang/>
+        </w:rPr>
+      </w:pPr>
+    </w:p>
+    <w:p>
+      <w:pPr>
+        <w:pStyle w:val="IT"/>
+        <w:rPr>
+          <w:lang/>
+        </w:rPr>
+      </w:pPr>
+      <w:r>
+        <w:rPr>
+          <w:b/>
+          <w:bCs/>
+          <w:lang/>
+        </w:rPr>
+        <w:t>Specialization/Generalization</w:t>
+      </w:r>
+    </w:p>
+    <w:p>
+      <w:pPr>
+        <w:pStyle w:val="IT"/>
+        <w:rPr>
+          <w:lang/>
+        </w:rPr>
+      </w:pPr>
+      <w:r>
+        <w:rPr>
+          <w:lang/>
+        </w:rPr>
+        <w:t xml:space="preserve">A superclass named </w:t>
+      </w:r>
+      <w:r>
+        <w:rPr>
+          <w:b/>
+          <w:bCs/>
+          <w:lang/>
+        </w:rPr>
+        <w:t>ClinicPerson</w:t>
+      </w:r>
+      <w:r>
+        <w:rPr>
+          <w:lang/>
+        </w:rPr>
+        <w:t xml:space="preserve"> can be introduced to store attributes shared by patients and doctors.</w:t>
+      </w:r>
+    </w:p>
+    <w:p>
+      <w:pPr>
+        <w:pStyle w:val="IT"/>
+        <w:rPr>
+          <w:lang/>
+        </w:rPr>
+      </w:pPr>
+      <w:r>
+        <w:rPr>
+          <w:noProof/>
+          <w:lang/>
+        </w:rPr>
+        <w:lastRenderedPageBreak/>
+        <w:drawing>
+          <wp:inline distT="0" distB="0" distL="0" distR="0" wp14:anchorId="0BE3C8E6" wp14:editId="3C9ED9B3">
+            <wp:extent cx="5349240" cy="3624580"/>
+            <wp:effectExtent l="0" t="0" r="0" b="0"/>
+            <wp:docPr id="1538310254" name="Picture 1"/>
+            <wp:cNvGraphicFramePr>
+              <a:graphicFrameLocks xmlns:a="http://schemas.openxmlformats.org/drawingml/2006/main" noChangeAspect="1"/>
+            </wp:cNvGraphicFramePr>
+            <a:graphic xmlns:a="http://schemas.openxmlformats.org/drawingml/2006/main">
+              <a:graphicData uri="http://schemas.openxmlformats.org/drawingml/2006/picture">
+                <pic:pic xmlns:pic="http://schemas.openxmlformats.org/drawingml/2006/picture">
+                  <pic:nvPicPr>
+                    <pic:cNvPr id="1538310254" name=""/>
+                    <pic:cNvPicPr/>
+                  </pic:nvPicPr>
+                  <pic:blipFill>
+                    <a:blip r:embed="rId16"/>
+                    <a:stretch>
+                      <a:fillRect/>
+                    </a:stretch>
+                  </pic:blipFill>
+                  <pic:spPr>
+                    <a:xfrm>
+                      <a:off x="0" y="0"/>
+                      <a:ext cx="5349240" cy="3624580"/>
+                    </a:xfrm>
+                    <a:prstGeom prst="rect">
+                      <a:avLst/>
+                    </a:prstGeom>
+                  </pic:spPr>
+                </pic:pic>
+              </a:graphicData>
+            </a:graphic>
+          </wp:inline>
+        </w:drawing>
+      </w:r>
+    </w:p>
+    <w:p>
+      <w:pPr>
+        <w:pStyle w:val="IT"/>
+        <w:rPr>
+          <w:b/>
+          <w:bCs/>
+          <w:lang/>
+        </w:rPr>
+      </w:pPr>
+      <w:r>
+        <w:rPr>
+          <w:b/>
+          <w:bCs/>
+          <w:lang/>
+        </w:rPr>
+        <w:t>Superclass: ClinicPerson</w:t>
+      </w:r>
+    </w:p>
+    <w:p>
+      <w:pPr>
+        <w:pStyle w:val="IT"/>
+        <w:numPr>
+          <w:ilvl w:val="0"/>
+          <w:numId w:val="31"/>
+        </w:numPr>
+        <w:jc w:val="left"/>
+        <w:rPr>
+          <w:lang/>
+        </w:rPr>
+      </w:pPr>
+      <w:r>
+        <w:rPr>
+          <w:lang/>
+        </w:rPr>
+        <w:t>PersonID — Primary Key</w:t>
+      </w:r>
+    </w:p>
+    <w:p>
+      <w:pPr>
+        <w:pStyle w:val="IT"/>
+        <w:numPr>
+          <w:ilvl w:val="0"/>
+          <w:numId w:val="31"/>
+        </w:numPr>
+        <w:jc w:val="left"/>
+        <w:rPr>
+          <w:lang/>
+        </w:rPr>
+      </w:pPr>
+      <w:r>
+        <w:rPr>
+          <w:lang/>
+        </w:rPr>
+        <w:t>FullName</w:t>
+      </w:r>
+    </w:p>
+    <w:p>
+      <w:pPr>
+        <w:pStyle w:val="IT"/>
+        <w:numPr>
+          <w:ilvl w:val="0"/>
+          <w:numId w:val="31"/>
+        </w:numPr>
+        <w:jc w:val="left"/>
+        <w:rPr>
+          <w:lang/>
+        </w:rPr>
+      </w:pPr>
+      <w:r>
+        <w:rPr>
+          <w:lang/>
+        </w:rPr>
+        <w:t>Phone</w:t>
+      </w:r>
+    </w:p>
+    <w:p>
+      <w:pPr>
+        <w:pStyle w:val="IT"/>
+        <w:numPr>
+          <w:ilvl w:val="0"/>
+          <w:numId w:val="31"/>
+        </w:numPr>
+        <w:jc w:val="left"/>
+        <w:rPr>
+          <w:lang/>
+        </w:rPr>
+      </w:pPr>
+      <w:r>
+        <w:rPr>
+          <w:lang/>
+        </w:rPr>
+        <w:t>Email</w:t>
+      </w:r>
+    </w:p>
+    <w:p>
+      <w:pPr>
+        <w:pStyle w:val="IT"/>
+        <w:jc w:val="left"/>
+        <w:rPr>
+          <w:b/>
+          <w:bCs/>
+          <w:lang/>
+        </w:rPr>
+      </w:pPr>
+      <w:r>
+        <w:rPr>
+          <w:b/>
+          <w:bCs/>
+          <w:lang/>
+        </w:rPr>
+        <w:t>Subclasses</w:t>
+      </w:r>
+    </w:p>
+    <w:p>
+      <w:pPr>
+        <w:pStyle w:val="IT"/>
+        <w:jc w:val="left"/>
+        <w:rPr>
+          <w:lang/>
+        </w:rPr>
+      </w:pPr>
+      <w:r>
+        <w:rPr>
+          <w:b/>
+          <w:bCs/>
+          <w:lang/>
+        </w:rPr>
+        <w:t>Patient</w:t>
+      </w:r>
+    </w:p>
+    <w:p>
+      <w:pPr>
+        <w:pStyle w:val="IT"/>
+        <w:numPr>
+          <w:ilvl w:val="0"/>
+          <w:numId w:val="32"/>
+        </w:numPr>
+        <w:jc w:val="left"/>
+        <w:rPr>
+          <w:lang/>
+        </w:rPr>
+      </w:pPr>
+      <w:r>
+        <w:rPr>
+          <w:lang/>
+        </w:rPr>
+        <w:t>PersonID — Primary Key and Foreign Key referencing ClinicPerson</w:t>
+      </w:r>
+    </w:p>
+    <w:p>
+      <w:pPr>
+        <w:pStyle w:val="IT"/>
+        <w:numPr>
+          <w:ilvl w:val="0"/>
+          <w:numId w:val="32"/>
+        </w:numPr>
+        <w:jc w:val="left"/>
+        <w:rPr>
+          <w:lang/>
+        </w:rPr>
+      </w:pPr>
+      <w:r>
+        <w:rPr>
+          <w:lang/>
+        </w:rPr>
+        <w:t>NationalID</w:t>
+      </w:r>
+    </w:p>
+    <w:p>
+      <w:pPr>
+        <w:pStyle w:val="IT"/>
+        <w:numPr>
+          <w:ilvl w:val="0"/>
+          <w:numId w:val="32"/>
+        </w:numPr>
+        <w:jc w:val="left"/>
+        <w:rPr>
+          <w:lang/>
+        </w:rPr>
+      </w:pPr>
+      <w:r>
+        <w:rPr>
+          <w:lang/>
+        </w:rPr>
+        <w:t>BirthDate</w:t>
+      </w:r>
+    </w:p>
+    <w:p>
+      <w:pPr>
+        <w:pStyle w:val="IT"/>
+        <w:numPr>
+          <w:ilvl w:val="0"/>
+          <w:numId w:val="32"/>
+        </w:numPr>
+        <w:jc w:val="left"/>
+        <w:rPr>
+          <w:lang/>
+        </w:rPr>
+      </w:pPr>
+      <w:r>
+        <w:rPr>
+          <w:lang/>
+        </w:rPr>
+        <w:lastRenderedPageBreak/>
+        <w:t>Gender</w:t>
+      </w:r>
+    </w:p>
+    <w:p>
+      <w:pPr>
+        <w:pStyle w:val="IT"/>
+        <w:numPr>
+          <w:ilvl w:val="0"/>
+          <w:numId w:val="32"/>
+        </w:numPr>
+        <w:jc w:val="left"/>
+        <w:rPr>
+          <w:lang/>
+        </w:rPr>
+      </w:pPr>
+      <w:r>
+        <w:rPr>
+          <w:lang/>
+        </w:rPr>
+        <w:t>Address</w:t>
+      </w:r>
+    </w:p>
+    <w:p>
+      <w:pPr>
+        <w:pStyle w:val="IT"/>
+        <w:jc w:val="left"/>
+        <w:rPr>
+          <w:lang/>
+        </w:rPr>
+      </w:pPr>
+      <w:r>
+        <w:rPr>
+          <w:b/>
+          <w:bCs/>
+          <w:lang/>
+        </w:rPr>
+        <w:t>Doctor</w:t>
+      </w:r>
+    </w:p>
+    <w:p>
+      <w:pPr>
+        <w:pStyle w:val="IT"/>
+        <w:numPr>
+          <w:ilvl w:val="0"/>
+          <w:numId w:val="33"/>
+        </w:numPr>
+        <w:jc w:val="left"/>
+        <w:rPr>
+          <w:lang/>
+        </w:rPr>
+      </w:pPr>
+      <w:r>
+        <w:rPr>
+          <w:lang/>
+        </w:rPr>
+        <w:t>PersonID — Primary Key and Foreign Key referencing ClinicPerson</w:t>
+      </w:r>
+    </w:p>
+    <w:p>
+      <w:pPr>
+        <w:pStyle w:val="IT"/>
+        <w:numPr>
+          <w:ilvl w:val="0"/>
+          <w:numId w:val="33"/>
+        </w:numPr>
+        <w:jc w:val="left"/>
+        <w:rPr>
+          <w:lang/>
+        </w:rPr>
+      </w:pPr>
+      <w:r>
+        <w:rPr>
+          <w:lang/>
+        </w:rPr>
+        <w:t>Specialty</w:t>
+      </w:r>
+    </w:p>
+    <w:p>
+      <w:pPr>
+        <w:pStyle w:val="IT"/>
+        <w:numPr>
+          <w:ilvl w:val="0"/>
+          <w:numId w:val="33"/>
+        </w:numPr>
+        <w:jc w:val="left"/>
+        <w:rPr>
+          <w:lang/>
+        </w:rPr>
+      </w:pPr>
+      <w:r>
+        <w:rPr>
+          <w:lang/>
+        </w:rPr>
+        <w:t>LicenseNo</w:t>
+      </w:r>
+    </w:p>
+    <w:p>
+      <w:pPr>
+        <w:pStyle w:val="IT"/>
+        <w:jc w:val="left"/>
+        <w:rPr>
+          <w:b/>
+          <w:bCs/>
+          <w:lang/>
+        </w:rPr>
+      </w:pPr>
+      <w:r>
+        <w:rPr>
+          <w:b/>
+          <w:bCs/>
+          <w:lang/>
+        </w:rPr>
+        <w:t>EER Constraints</w:t>
+      </w:r>
+    </w:p>
+    <w:p>
+      <w:pPr>
+        <w:pStyle w:val="IT"/>
+        <w:numPr>
+          <w:ilvl w:val="0"/>
+          <w:numId w:val="34"/>
+        </w:numPr>
+        <w:jc w:val="left"/>
+        <w:rPr>
+          <w:lang/>
+        </w:rPr>
+      </w:pPr>
+      <w:r>
+        <w:rPr>
+          <w:b/>
+          <w:bCs/>
+          <w:lang/>
+        </w:rPr>
+        <w:t>Completeness constraint: Total specialization</w:t>
+      </w:r>
+      <w:r>
+        <w:rPr>
+          <w:lang/>
+        </w:rPr>
+        <w:br/>
+        <w:t>Every ClinicPerson must be registered as a Patient, a Doctor, or both.</w:t>
+      </w:r>
+    </w:p>
+    <w:p>
+      <w:pPr>
+        <w:pStyle w:val="IT"/>
+        <w:numPr>
+          <w:ilvl w:val="0"/>
+          <w:numId w:val="34"/>
+        </w:numPr>
+        <w:jc w:val="left"/>
+        <w:rPr>
+          <w:lang/>
+        </w:rPr>
+      </w:pPr>
+      <w:r>
+        <w:rPr>
+          <w:b/>
+          <w:bCs/>
+          <w:lang/>
+        </w:rPr>
+        <w:t>Disjointness constraint: Overlapping specialization</w:t>
+      </w:r>
+      <w:r>
+        <w:rPr>
+          <w:lang/>
+        </w:rPr>
+        <w:br/>
+        <w:t>The same person may belong to both subclasses. For example, a doctor may also receive medical care from the clinic as a patient.</w:t>
+      </w:r>
+    </w:p>
+    <w:p>
+      <w:pPr>
+        <w:pStyle w:val="IT"/>
+        <w:rPr>
+          <w:lang/>
+        </w:rPr>
+      </w:pPr>
+      <w:r>
+        <w:rPr>
+          <w:lang/>
+        </w:rPr>
+        <w:t xml:space="preserve">In the EER diagram, ClinicPerson is connected to a specialization circle marked </w:t>
+      </w:r>
+      <w:r>
+        <w:rPr>
+          <w:b/>
+          <w:bCs/>
+          <w:lang/>
+        </w:rPr>
+        <w:t>o</w:t>
+      </w:r>
+      <w:r>
+        <w:rPr>
+          <w:lang/>
+        </w:rPr>
+        <w:t xml:space="preserve"> for overlapping. A double line between ClinicPerson and the specialization circle represents total specialization. Patient and Doctor inherit PersonID, FullName, Phone, and Email from ClinicPerson.</w:t>
+      </w:r>
+    </w:p>
+    <w:p>
+      <w:pPr>
+        <w:pStyle w:val="IT"/>
+        <w:rPr>
+          <w:lang/>
+        </w:rPr>
+      </w:pPr>
+    </w:p>
+    <w:p>
+      <w:pPr>
+        <w:pStyle w:val="IT"/>
+        <w:rPr>
+          <w:lang/>
+        </w:rPr>
+      </w:pPr>
+      <w:r>
+        <w:rPr>
+          <w:b/>
+          <w:bCs/>
+          <w:lang/>
+        </w:rPr>
+        <w:t>Design Assumptions</w:t>
+      </w:r>
+    </w:p>
+    <w:p>
+      <w:pPr>
+        <w:pStyle w:val="IT"/>
+        <w:numPr>
+          <w:ilvl w:val="0"/>
+          <w:numId w:val="35"/>
+        </w:numPr>
+        <w:rPr>
+          <w:lang/>
+        </w:rPr>
+      </w:pPr>
+      <w:r>
+        <w:rPr>
+          <w:lang/>
+        </w:rPr>
+        <w:t>Each patient is assigned a unique PatientID, while NationalID is also treated as unique when it is available.</w:t>
+      </w:r>
+    </w:p>
+    <w:p>
+      <w:pPr>
+        <w:pStyle w:val="IT"/>
+        <w:numPr>
+          <w:ilvl w:val="0"/>
+          <w:numId w:val="35"/>
+        </w:numPr>
+        <w:rPr>
+          <w:lang/>
+        </w:rPr>
+      </w:pPr>
+      <w:r>
+        <w:rPr>
+          <w:lang/>
+        </w:rPr>
+        <w:t>Each doctor has a unique DoctorID and a unique professional LicenseNo.</w:t>
+      </w:r>
+    </w:p>
+    <w:p>
+      <w:pPr>
+        <w:pStyle w:val="IT"/>
+        <w:numPr>
+          <w:ilvl w:val="0"/>
+          <w:numId w:val="35"/>
+        </w:numPr>
+        <w:rPr>
+          <w:lang/>
+        </w:rPr>
+      </w:pPr>
+      <w:r>
+        <w:rPr>
+          <w:lang/>
+        </w:rPr>
+        <w:t>Every appointment must be linked to exactly one patient and one doctor.</w:t>
+      </w:r>
+    </w:p>
+    <w:p>
+      <w:pPr>
+        <w:pStyle w:val="IT"/>
+        <w:numPr>
+          <w:ilvl w:val="0"/>
+          <w:numId w:val="35"/>
+        </w:numPr>
+        <w:rPr>
+          <w:lang/>
+        </w:rPr>
+      </w:pPr>
+      <w:r>
+        <w:rPr>
+          <w:lang/>
+        </w:rPr>
+        <w:lastRenderedPageBreak/>
+        <w:t>A patient and a doctor may participate in many appointments over time.</w:t>
+      </w:r>
+    </w:p>
+    <w:p>
+      <w:pPr>
+        <w:pStyle w:val="IT"/>
+        <w:numPr>
+          <w:ilvl w:val="0"/>
+          <w:numId w:val="35"/>
+        </w:numPr>
+        <w:rPr>
+          <w:lang/>
+        </w:rPr>
+      </w:pPr>
+      <w:r>
+        <w:rPr>
+          <w:lang/>
+        </w:rPr>
+        <w:t>An appointment may exist before treatment, prescription, or payment information is recorded, such as when the appointment is still scheduled or cancelled.</w:t>
+      </w:r>
+    </w:p>
+    <w:p>
+      <w:pPr>
+        <w:pStyle w:val="IT"/>
+        <w:numPr>
+          <w:ilvl w:val="0"/>
+          <w:numId w:val="35"/>
+        </w:numPr>
+        <w:rPr>
+          <w:lang/>
+        </w:rPr>
+      </w:pPr>
+      <w:r>
+        <w:rPr>
+          <w:lang/>
+        </w:rPr>
+        <w:t>A completed appointment may produce one or more treatment records when several procedures or services are provided.</w:t>
+      </w:r>
+    </w:p>
+    <w:p>
+      <w:pPr>
+        <w:pStyle w:val="IT"/>
+        <w:numPr>
+          <w:ilvl w:val="0"/>
+          <w:numId w:val="35"/>
+        </w:numPr>
+        <w:rPr>
+          <w:lang/>
+        </w:rPr>
+      </w:pPr>
+      <w:r>
+        <w:rPr>
+          <w:lang/>
+        </w:rPr>
+        <w:t>Each prescription record represents one medicine. Therefore, several medicines prescribed during the same appointment are stored as separate prescription records.</w:t>
+      </w:r>
+    </w:p>
+    <w:p>
+      <w:pPr>
+        <w:pStyle w:val="IT"/>
+        <w:numPr>
+          <w:ilvl w:val="0"/>
+          <w:numId w:val="35"/>
+        </w:numPr>
+        <w:rPr>
+          <w:lang/>
+        </w:rPr>
+      </w:pPr>
+      <w:r>
+        <w:rPr>
+          <w:lang/>
+        </w:rPr>
+        <w:t>An appointment may have several payment records to support instalments, partial payments, refunds, or multiple payment methods.</w:t>
+      </w:r>
+    </w:p>
+    <w:p>
+      <w:pPr>
+        <w:pStyle w:val="IT"/>
+        <w:numPr>
+          <w:ilvl w:val="0"/>
+          <w:numId w:val="35"/>
+        </w:numPr>
+        <w:rPr>
+          <w:lang/>
+        </w:rPr>
+      </w:pPr>
+      <w:r>
+        <w:rPr>
+          <w:lang/>
+        </w:rPr>
+        <w:t>Treatment cost is stored separately from payment amount because the amount charged and the amount already paid may differ.</w:t>
+      </w:r>
+    </w:p>
+    <w:p>
+      <w:pPr>
+        <w:pStyle w:val="IT"/>
+        <w:numPr>
+          <w:ilvl w:val="0"/>
+          <w:numId w:val="35"/>
+        </w:numPr>
+        <w:rPr>
+          <w:lang/>
+        </w:rPr>
+      </w:pPr>
+      <w:r>
+        <w:rPr>
+          <w:lang/>
+        </w:rPr>
+        <w:t>Appointment status is limited to predefined values such as scheduled, completed, cancelled, or no-show.</w:t>
+      </w:r>
+    </w:p>
+    <w:p>
+      <w:pPr>
+        <w:pStyle w:val="IT"/>
+        <w:numPr>
+          <w:ilvl w:val="0"/>
+          <w:numId w:val="35"/>
+        </w:numPr>
+        <w:rPr>
+          <w:lang/>
+        </w:rPr>
+      </w:pPr>
+      <w:r>
+        <w:rPr>
+          <w:lang/>
+        </w:rPr>
+        <w:t>Payment status is limited to values such as pending, partially paid, paid, or refunded.</w:t>
+      </w:r>
+    </w:p>
+    <w:p>
+      <w:pPr>
+        <w:pStyle w:val="IT"/>
+        <w:numPr>
+          <w:ilvl w:val="0"/>
+          <w:numId w:val="35"/>
+        </w:numPr>
+        <w:rPr>
+          <w:lang/>
+        </w:rPr>
+      </w:pPr>
+      <w:r>
+        <w:rPr>
+          <w:lang/>
+        </w:rPr>
+        <w:t>The specialization of ClinicPerson into Patient and Doctor is total and disjoint. Every clinic person must belong to one subclass, and the same person cannot be registered as both a patient and a doctor under this design.</w:t>
+      </w:r>
+    </w:p>
+    <w:p>
+      <w:pPr>
+        <w:pStyle w:val="IT"/>
+        <w:numPr>
+          <w:ilvl w:val="0"/>
+          <w:numId w:val="35"/>
+        </w:numPr>
+        <w:rPr>
+          <w:lang/>
+        </w:rPr>
+      </w:pPr>
+      <w:r>
+        <w:rPr>
+          <w:lang/>
+        </w:rPr>
+        <w:t>Shared personal data such as full name, phone, and email are stored in ClinicPerson, while attributes specific to each role remain in the relevant subclass.</w:t>
+      </w:r>
+    </w:p>
+    <w:p>
+      <w:pPr>
+        <w:pStyle w:val="IT"/>
+        <w:numPr>
+          <w:ilvl w:val="0"/>
+          <w:numId w:val="35"/>
+        </w:numPr>
+        <w:rPr>
+          <w:lang/>
+        </w:rPr>
+      </w:pPr>
+      <w:r>
+        <w:rPr>
+          <w:lang/>
+        </w:rPr>
+        <w:lastRenderedPageBreak/>
+        <w:t>Dates, times, costs, and payment amounts must use valid MySQL data types and cannot contain negative financial values.</w:t>
+      </w:r>
+    </w:p>
+    <w:p>
+      <w:pPr>
+        <w:pStyle w:val="IT"/>
+        <w:rPr>
+          <w:lang/>
+        </w:rPr>
+      </w:pPr>
+    </w:p>
+    <w:p>
+      <w:pPr>
+        <w:pStyle w:val="IT"/>
+        <w:rPr>
+          <w:lang/>
+        </w:rPr>
+      </w:pPr>
+    </w:p>
+    <w:p>
+      <w:pPr>
+        <w:pStyle w:val="IT"/>
+        <w:rPr>
+          <w:lang/>
+        </w:rPr>
+      </w:pPr>
+    </w:p>
+    <w:p>
+      <w:pPr>
+        <w:pStyle w:val="IT"/>
+        <w:rPr>
+          <w:lang/>
+        </w:rPr>
+      </w:pPr>
+    </w:p>
+    <w:bookmarkEnd w:id="5"/>
+    <w:p>
+      <w:pPr>
+        <w:pStyle w:val="ListBullet"/>
+        <w:numPr>
+          <w:ilvl w:val="0"/>
+          <w:numId w:val="0"/>
+        </w:numPr>
+        <w:ind w:left="576"/>
+        <w:rPr>
+          <w:rFonts w:ascii="Times New Roman" w:hAnsi="Times New Roman" w:cs="Times New Roman"/>
+          <w:sz w:val="24"/>
+          <w:szCs w:val="24"/>
+          <w:lang/>
+        </w:rPr>
+      </w:pPr>
     </w:p>
     <w:p>
       <w:pPr>
@@ -5410,7 +8249,21 @@
         <w:rPr>
           <w:color w:val="595959"/>
         </w:rPr>
-        <w:t>One of the main challenges I faced was converting the specialization between ClinicPerson, Patient, and Doctor into relational tables without duplicating shared information. At first, the original design stored names, phone numbers, and email addresses separately in both the Patient and Doctor tables. This created unnecessary repetition and could lead to inconsistent data. I identified the issue while mapping the EER diagram into the relational model because the same personal attributes appeared in two entities.</w:t>
+        <w:t xml:space="preserve">One of the main challenges I faced was converting the specialization between </w:t>
+      </w:r>
+      <w:proofErr w:type="spellStart"/>
+      <w:r>
+        <w:rPr>
+          <w:color w:val="595959"/>
+        </w:rPr>
+        <w:t>ClinicPerson</w:t>
+      </w:r>
+      <w:proofErr w:type="spellEnd"/>
+      <w:r>
+        <w:rPr>
+          <w:color w:val="595959"/>
+        </w:rPr>
+        <w:t>, Patient, and Doctor into relational tables without duplicating shared information. At first, the original design stored names, phone numbers, and email addresses separately in both the Patient and Doctor tables. This created unnecessary repetition and could lead to inconsistent data. I identified the issue while mapping the EER diagram into the relational model because the same personal attributes appeared in two entities.</w:t>
       </w:r>
     </w:p>
     <w:p>
@@ -5424,7 +8277,147 @@
         <w:rPr>
           <w:color w:val="595959"/>
         </w:rPr>
-        <w:t>To resolve it, I created a ClinicPerson superclass containing PersonID, FullName, Phone, and Email. The Patient and Doctor tables were then implemented as subclasses. Their identifiers became both primary keys and foreign keys referencing ClinicPerson.PersonID. Patient-specific attributes, such as NationalID, BirthDate, and Address, remained in Patient, while Specialty and LicenseNo remained in Doctor. I also tested the insertion order to confirm that a ClinicPerson record had to exist before its related subclass record could be inserted.</w:t>
+        <w:t xml:space="preserve">To resolve it, I created a </w:t>
+      </w:r>
+      <w:proofErr w:type="spellStart"/>
+      <w:r>
+        <w:rPr>
+          <w:color w:val="595959"/>
+        </w:rPr>
+        <w:t>ClinicPerson</w:t>
+      </w:r>
+      <w:proofErr w:type="spellEnd"/>
+      <w:r>
+        <w:rPr>
+          <w:color w:val="595959"/>
+        </w:rPr>
+        <w:t xml:space="preserve"> superclass containing </w:t>
+      </w:r>
+      <w:proofErr w:type="spellStart"/>
+      <w:r>
+        <w:rPr>
+          <w:color w:val="595959"/>
+        </w:rPr>
+        <w:t>PersonID</w:t>
+      </w:r>
+      <w:proofErr w:type="spellEnd"/>
+      <w:r>
+        <w:rPr>
+          <w:color w:val="595959"/>
+        </w:rPr>
+        <w:t xml:space="preserve">, </w:t>
+      </w:r>
+      <w:proofErr w:type="spellStart"/>
+      <w:r>
+        <w:rPr>
+          <w:color w:val="595959"/>
+        </w:rPr>
+        <w:t>FullName</w:t>
+      </w:r>
+      <w:proofErr w:type="spellEnd"/>
+      <w:r>
+        <w:rPr>
+          <w:color w:val="595959"/>
+        </w:rPr>
+        <w:t xml:space="preserve">, Phone, and Email. The Patient and Doctor tables were then implemented as subclasses. Their identifiers became both primary keys and foreign keys referencing </w:t>
+      </w:r>
+      <w:proofErr w:type="spellStart"/>
+      <w:r>
+        <w:rPr>
+          <w:color w:val="595959"/>
+        </w:rPr>
+        <w:t>ClinicPerson.PersonID</w:t>
+      </w:r>
+      <w:proofErr w:type="spellEnd"/>
+      <w:r>
+        <w:rPr>
+          <w:color w:val="595959"/>
+        </w:rPr>
+        <w:t xml:space="preserve">. Patient-specific attributes, such as </w:t>
+      </w:r>
+      <w:proofErr w:type="spellStart"/>
+      <w:r>
+        <w:rPr>
+          <w:color w:val="595959"/>
+        </w:rPr>
+        <w:t>NationalID</w:t>
+      </w:r>
+      <w:proofErr w:type="spellEnd"/>
+      <w:r>
+        <w:rPr>
+          <w:color w:val="595959"/>
+        </w:rPr>
+        <w:t xml:space="preserve">, </w:t>
+      </w:r>
+      <w:proofErr w:type="spellStart"/>
+      <w:r>
+        <w:rPr>
+          <w:color w:val="595959"/>
+        </w:rPr>
+        <w:t>BirthDate</w:t>
+      </w:r>
+      <w:proofErr w:type="spellEnd"/>
+      <w:r>
+        <w:rPr>
+          <w:color w:val="595959"/>
+        </w:rPr>
+        <w:t xml:space="preserve">, and Address, remained in </w:t>
+      </w:r>
+      <w:proofErr w:type="gramStart"/>
+      <w:r>
+        <w:rPr>
+          <w:color w:val="595959"/>
+        </w:rPr>
+        <w:t>Patient</w:t>
+      </w:r>
+      <w:proofErr w:type="gramEnd"/>
+      <w:r>
+        <w:rPr>
+          <w:color w:val="595959"/>
+        </w:rPr>
+        <w:t xml:space="preserve">, while Specialty and </w:t>
+      </w:r>
+      <w:proofErr w:type="spellStart"/>
+      <w:r>
+        <w:rPr>
+          <w:color w:val="595959"/>
+        </w:rPr>
+        <w:t>LicenseNo</w:t>
+      </w:r>
+      <w:proofErr w:type="spellEnd"/>
+      <w:r>
+        <w:rPr>
+          <w:color w:val="595959"/>
+        </w:rPr>
+        <w:t xml:space="preserve"> remained in </w:t>
+      </w:r>
+      <w:proofErr w:type="gramStart"/>
+      <w:r>
+        <w:rPr>
+          <w:color w:val="595959"/>
+        </w:rPr>
+        <w:t>Doctor</w:t>
+      </w:r>
+      <w:proofErr w:type="gramEnd"/>
+      <w:r>
+        <w:rPr>
+          <w:color w:val="595959"/>
+        </w:rPr>
+        <w:t xml:space="preserve">. I also tested the insertion order to confirm that a </w:t>
+      </w:r>
+      <w:proofErr w:type="spellStart"/>
+      <w:r>
+        <w:rPr>
+          <w:color w:val="595959"/>
+        </w:rPr>
+        <w:t>ClinicPerson</w:t>
+      </w:r>
+      <w:proofErr w:type="spellEnd"/>
+      <w:r>
+        <w:rPr>
+          <w:color w:val="595959"/>
+        </w:rPr>
+        <w:t xml:space="preserve"> record had to exist before its related subclass record could be inserted.</w:t>
       </w:r>
     </w:p>
     <w:p>
@@ -5610,7 +8603,29 @@
           <w:sz w:val="24"/>
           <w:szCs w:val="24"/>
         </w:rPr>
-        <w:t>SQL Script (.sql)</w:t>
+        <w:t>SQL Script (.</w:t>
+      </w:r>
+      <w:proofErr w:type="spellStart"/>
+      <w:r>
+        <w:rPr>
+          <w:rFonts w:ascii="Times New Roman" w:hAnsi="Times New Roman" w:cs="Times New Roman"/>
+          <w:b/>
+          <w:bCs/>
+          <w:sz w:val="24"/>
+          <w:szCs w:val="24"/>
+        </w:rPr>
+        <w:t>sql</w:t>
+      </w:r>
+      <w:proofErr w:type="spellEnd"/>
+      <w:r>
+        <w:rPr>
+          <w:rFonts w:ascii="Times New Roman" w:hAnsi="Times New Roman" w:cs="Times New Roman"/>
+          <w:b/>
+          <w:bCs/>
+          <w:sz w:val="24"/>
+          <w:szCs w:val="24"/>
+        </w:rPr>
+        <w:t>)</w:t>
       </w:r>
       <w:r>
         <w:rPr>
@@ -5780,7 +8795,25 @@
           <w:sz w:val="24"/>
           <w:szCs w:val="24"/>
         </w:rPr>
-        <w:t>Google Colab notebook (if applicable): [link]</w:t>
+        <w:t xml:space="preserve">Google </w:t>
+      </w:r>
+      <w:proofErr w:type="spellStart"/>
+      <w:r>
+        <w:rPr>
+          <w:rFonts w:ascii="Times New Roman" w:hAnsi="Times New Roman" w:cs="Times New Roman"/>
+          <w:sz w:val="24"/>
+          <w:szCs w:val="24"/>
+        </w:rPr>
+        <w:t>Colab</w:t>
+      </w:r>
+      <w:proofErr w:type="spellEnd"/>
+      <w:r>
+        <w:rPr>
+          <w:rFonts w:ascii="Times New Roman" w:hAnsi="Times New Roman" w:cs="Times New Roman"/>
+          <w:sz w:val="24"/>
+          <w:szCs w:val="24"/>
+        </w:rPr>
+        <w:t xml:space="preserve"> notebook (if applicable): [link]</w:t>
       </w:r>
     </w:p>
     <w:p>
@@ -5813,7 +8846,7 @@
       </w:pPr>
     </w:p>
     <w:sectPr>
-      <w:headerReference w:type="default" r:id="rId15"/>
+      <w:headerReference w:type="default" r:id="rId17"/>
       <w:pgSz w:w="12240" w:h="15840" w:code="1"/>
       <w:pgMar w:top="1080" w:right="720" w:bottom="1800" w:left="3096" w:header="1080" w:footer="720" w:gutter="0"/>
       <w:pgNumType w:start="1"/>
@@ -5825,7 +8858,7 @@
 </file>
 
 <file path=word/endnotes.xml><?xml version="1.0" encoding="utf-8"?>
-<w:endnotes xmlns:wpc="http://schemas.microsoft.com/office/word/2010/wordprocessingCanvas" xmlns:cx="http://schemas.microsoft.com/office/drawing/2014/chartex" xmlns:cx1="http://schemas.microsoft.com/office/drawing/2015/9/8/chartex" xmlns:cx2="http://schemas.microsoft.com/office/drawing/2015/10/21/chartex" xmlns:cx3="http://schemas.microsoft.com/office/drawing/2016/5/9/chartex" xmlns:cx4="http://schemas.microsoft.com/office/drawing/2016/5/10/chartex" xmlns:cx5="http://schemas.microsoft.com/office/drawing/2016/5/11/chartex" xmlns:cx6="http://schemas.microsoft.com/office/drawing/2016/5/12/chartex" xmlns:cx7="http://schemas.microsoft.com/office/drawing/2016/5/13/chartex" xmlns:cx8="http://schemas.microsoft.com/office/drawing/2016/5/14/chartex" xmlns:mc="http://schemas.openxmlformats.org/markup-compatibility/2006" xmlns:aink="http://schemas.microsoft.com/office/drawing/2016/ink" xmlns:am3d="http://schemas.microsoft.com/office/drawing/2017/model3d" xmlns:o="urn:schemas-microsoft-com:office:office" xmlns:oel="http://schemas.microsoft.com/office/2019/extlst" xmlns:r="http://schemas.openxmlformats.org/officeDocument/2006/relationships" xmlns:m="http://schemas.openxmlformats.org/officeDocument/2006/math" xmlns:v="urn:schemas-microsoft-com:vml" xmlns:wp14="http://schemas.microsoft.com/office/word/2010/wordprocessingDrawing" xmlns:wp="http://schemas.openxmlformats.org/drawingml/2006/wordprocessingDrawing" xmlns:w10="urn:schemas-microsoft-com:office:word" xmlns:w="http://schemas.openxmlformats.org/wordprocessingml/2006/main" xmlns:w14="http://schemas.microsoft.com/office/word/2010/wordml" xmlns:w15="http://schemas.microsoft.com/office/word/2012/wordml" xmlns:w16cex="http://schemas.microsoft.com/office/word/2018/wordml/cex" xmlns:w16cid="http://schemas.microsoft.com/office/word/2016/wordml/cid" xmlns:w16="http://schemas.microsoft.com/office/word/2018/wordml" xmlns:w16du="http://schemas.microsoft.com/office/word/2023/wordml/word16du" xmlns:w16sdtdh="http://schemas.microsoft.com/office/word/2020/wordml/sdtdatahash" xmlns:w16sdtfl="http://schemas.microsoft.com/office/word/2024/wordml/sdtformatlock" xmlns:w16se="http://schemas.microsoft.com/office/word/2015/wordml/symex" xmlns:wpg="http://schemas.microsoft.com/office/word/2010/wordprocessingGroup" xmlns:wpi="http://schemas.microsoft.com/office/word/2010/wordprocessingInk" xmlns:wne="http://schemas.microsoft.com/office/word/2006/wordml" xmlns:wps="http://schemas.microsoft.com/office/word/2010/wordprocessingShape" mc:Ignorable="w14 w15 w16se w16cid w16 w16cex w16sdtdh w16sdtfl w16du wp14">
+<w:endnotes xmlns:wpc="http://schemas.microsoft.com/office/word/2010/wordprocessingCanvas" xmlns:cx="http://schemas.microsoft.com/office/drawing/2014/chartex" xmlns:cx1="http://schemas.microsoft.com/office/drawing/2015/9/8/chartex" xmlns:cx2="http://schemas.microsoft.com/office/drawing/2015/10/21/chartex" xmlns:cx3="http://schemas.microsoft.com/office/drawing/2016/5/9/chartex" xmlns:cx4="http://schemas.microsoft.com/office/drawing/2016/5/10/chartex" xmlns:cx5="http://schemas.microsoft.com/office/drawing/2016/5/11/chartex" xmlns:cx6="http://schemas.microsoft.com/office/drawing/2016/5/12/chartex" xmlns:cx7="http://schemas.microsoft.com/office/drawing/2016/5/13/chartex" xmlns:cx8="http://schemas.microsoft.com/office/drawing/2016/5/14/chartex" xmlns:mc="http://schemas.openxmlformats.org/markup-compatibility/2006" xmlns:m="http://schemas.openxmlformats.org/officeDocument/2006/math" xmlns:aink="http://schemas.microsoft.com/office/drawing/2016/ink" xmlns:am3d="http://schemas.microsoft.com/office/drawing/2017/model3d" xmlns:oel="http://schemas.microsoft.com/office/2019/extlst" xmlns:r="http://schemas.openxmlformats.org/officeDocument/2006/relationships" xmlns:wp14="http://schemas.microsoft.com/office/word/2010/wordprocessingDrawing" xmlns:wp="http://schemas.openxmlformats.org/drawingml/2006/wordprocessingDrawing" xmlns:wpg="http://schemas.microsoft.com/office/word/2010/wordprocessingGroup" xmlns:wpi="http://schemas.microsoft.com/office/word/2010/wordprocessingInk" xmlns:wps="http://schemas.microsoft.com/office/word/2010/wordprocessingShape" xmlns:o="urn:schemas-microsoft-com:office:office" xmlns:v="urn:schemas-microsoft-com:vml" xmlns:w10="urn:schemas-microsoft-com:office:word" xmlns:w="http://schemas.openxmlformats.org/wordprocessingml/2006/main" xmlns:w14="http://schemas.microsoft.com/office/word/2010/wordml" xmlns:w15="http://schemas.microsoft.com/office/word/2012/wordml" xmlns:w16cei="http://schemas.microsoft.com/office/word/2026/wordml/cei" xmlns:w16cex="http://schemas.microsoft.com/office/word/2018/wordml/cex" xmlns:w16cid="http://schemas.microsoft.com/office/word/2016/wordml/cid" xmlns:w16="http://schemas.microsoft.com/office/word/2018/wordml" xmlns:w16sdtdh="http://schemas.microsoft.com/office/word/2020/wordml/sdtdatahash" xmlns:w16sdtfl="http://schemas.microsoft.com/office/word/2024/wordml/sdtformatlock" xmlns:w16se="http://schemas.microsoft.com/office/word/2015/wordml/symex" xmlns:w16du="http://schemas.microsoft.com/office/word/2023/wordml/word16du" xmlns:wne="http://schemas.microsoft.com/office/word/2006/wordml" mc:Ignorable="w14 w15 w16se w16cid w16 w16cex w16sdtdh w16sdtfl w16du wp14">
   <w:endnote w:type="separator" w:id="-1">
     <w:p>
       <w:pPr>
@@ -5854,7 +8887,7 @@
 </file>
 
 <file path=word/footer1.xml><?xml version="1.0" encoding="utf-8"?>
-<w:ftr xmlns:wpc="http://schemas.microsoft.com/office/word/2010/wordprocessingCanvas" xmlns:cx="http://schemas.microsoft.com/office/drawing/2014/chartex" xmlns:cx1="http://schemas.microsoft.com/office/drawing/2015/9/8/chartex" xmlns:cx2="http://schemas.microsoft.com/office/drawing/2015/10/21/chartex" xmlns:cx3="http://schemas.microsoft.com/office/drawing/2016/5/9/chartex" xmlns:cx4="http://schemas.microsoft.com/office/drawing/2016/5/10/chartex" xmlns:cx5="http://schemas.microsoft.com/office/drawing/2016/5/11/chartex" xmlns:cx6="http://schemas.microsoft.com/office/drawing/2016/5/12/chartex" xmlns:cx7="http://schemas.microsoft.com/office/drawing/2016/5/13/chartex" xmlns:cx8="http://schemas.microsoft.com/office/drawing/2016/5/14/chartex" xmlns:mc="http://schemas.openxmlformats.org/markup-compatibility/2006" xmlns:aink="http://schemas.microsoft.com/office/drawing/2016/ink" xmlns:am3d="http://schemas.microsoft.com/office/drawing/2017/model3d" xmlns:o="urn:schemas-microsoft-com:office:office" xmlns:oel="http://schemas.microsoft.com/office/2019/extlst" xmlns:r="http://schemas.openxmlformats.org/officeDocument/2006/relationships" xmlns:m="http://schemas.openxmlformats.org/officeDocument/2006/math" xmlns:v="urn:schemas-microsoft-com:vml" xmlns:wp14="http://schemas.microsoft.com/office/word/2010/wordprocessingDrawing" xmlns:wp="http://schemas.openxmlformats.org/drawingml/2006/wordprocessingDrawing" xmlns:w10="urn:schemas-microsoft-com:office:word" xmlns:w="http://schemas.openxmlformats.org/wordprocessingml/2006/main" xmlns:w14="http://schemas.microsoft.com/office/word/2010/wordml" xmlns:w15="http://schemas.microsoft.com/office/word/2012/wordml" xmlns:w16cex="http://schemas.microsoft.com/office/word/2018/wordml/cex" xmlns:w16cid="http://schemas.microsoft.com/office/word/2016/wordml/cid" xmlns:w16="http://schemas.microsoft.com/office/word/2018/wordml" xmlns:w16du="http://schemas.microsoft.com/office/word/2023/wordml/word16du" xmlns:w16sdtdh="http://schemas.microsoft.com/office/word/2020/wordml/sdtdatahash" xmlns:w16sdtfl="http://schemas.microsoft.com/office/word/2024/wordml/sdtformatlock" xmlns:w16se="http://schemas.microsoft.com/office/word/2015/wordml/symex" xmlns:wpg="http://schemas.microsoft.com/office/word/2010/wordprocessingGroup" xmlns:wpi="http://schemas.microsoft.com/office/word/2010/wordprocessingInk" xmlns:wne="http://schemas.microsoft.com/office/word/2006/wordml" xmlns:wps="http://schemas.microsoft.com/office/word/2010/wordprocessingShape" mc:Ignorable="w14 w15 w16se w16cid w16 w16cex w16sdtdh w16sdtfl w16du wp14">
+<w:ftr xmlns:wpc="http://schemas.microsoft.com/office/word/2010/wordprocessingCanvas" xmlns:cx="http://schemas.microsoft.com/office/drawing/2014/chartex" xmlns:cx1="http://schemas.microsoft.com/office/drawing/2015/9/8/chartex" xmlns:cx2="http://schemas.microsoft.com/office/drawing/2015/10/21/chartex" xmlns:cx3="http://schemas.microsoft.com/office/drawing/2016/5/9/chartex" xmlns:cx4="http://schemas.microsoft.com/office/drawing/2016/5/10/chartex" xmlns:cx5="http://schemas.microsoft.com/office/drawing/2016/5/11/chartex" xmlns:cx6="http://schemas.microsoft.com/office/drawing/2016/5/12/chartex" xmlns:cx7="http://schemas.microsoft.com/office/drawing/2016/5/13/chartex" xmlns:cx8="http://schemas.microsoft.com/office/drawing/2016/5/14/chartex" xmlns:mc="http://schemas.openxmlformats.org/markup-compatibility/2006" xmlns:m="http://schemas.openxmlformats.org/officeDocument/2006/math" xmlns:aink="http://schemas.microsoft.com/office/drawing/2016/ink" xmlns:am3d="http://schemas.microsoft.com/office/drawing/2017/model3d" xmlns:oel="http://schemas.microsoft.com/office/2019/extlst" xmlns:r="http://schemas.openxmlformats.org/officeDocument/2006/relationships" xmlns:wp14="http://schemas.microsoft.com/office/word/2010/wordprocessingDrawing" xmlns:wp="http://schemas.openxmlformats.org/drawingml/2006/wordprocessingDrawing" xmlns:wpg="http://schemas.microsoft.com/office/word/2010/wordprocessingGroup" xmlns:wpi="http://schemas.microsoft.com/office/word/2010/wordprocessingInk" xmlns:wps="http://schemas.microsoft.com/office/word/2010/wordprocessingShape" xmlns:o="urn:schemas-microsoft-com:office:office" xmlns:v="urn:schemas-microsoft-com:vml" xmlns:w10="urn:schemas-microsoft-com:office:word" xmlns:w="http://schemas.openxmlformats.org/wordprocessingml/2006/main" xmlns:w14="http://schemas.microsoft.com/office/word/2010/wordml" xmlns:w15="http://schemas.microsoft.com/office/word/2012/wordml" xmlns:w16cei="http://schemas.microsoft.com/office/word/2026/wordml/cei" xmlns:w16cex="http://schemas.microsoft.com/office/word/2018/wordml/cex" xmlns:w16cid="http://schemas.microsoft.com/office/word/2016/wordml/cid" xmlns:w16="http://schemas.microsoft.com/office/word/2018/wordml" xmlns:w16sdtdh="http://schemas.microsoft.com/office/word/2020/wordml/sdtdatahash" xmlns:w16sdtfl="http://schemas.microsoft.com/office/word/2024/wordml/sdtformatlock" xmlns:w16se="http://schemas.microsoft.com/office/word/2015/wordml/symex" xmlns:w16du="http://schemas.microsoft.com/office/word/2023/wordml/word16du" xmlns:wne="http://schemas.microsoft.com/office/word/2006/wordml" mc:Ignorable="w14 w15 w16se w16cid w16 w16cex w16sdtdh w16sdtfl w16du wp14">
   <w:p>
     <w:pPr>
       <w:pStyle w:val="Footer"/>
@@ -5960,7 +8993,7 @@
               <v:stroke joinstyle="miter"/>
               <v:path gradientshapeok="t" o:connecttype="rect"/>
             </v:shapetype>
-            <v:shape id="Text Box 9" o:spid="_x0000_s1033" type="#_x0000_t202" alt="Restricted - مقيد " style="position:absolute;left:0;text-align:left;margin-left:0;margin-top:0;width:84.4pt;height:32.1pt;z-index:251663360;visibility:visible;mso-wrap-style:none;mso-wrap-distance-left:0;mso-wrap-distance-top:0;mso-wrap-distance-right:0;mso-wrap-distance-bottom:0;mso-position-horizontal:left;mso-position-horizontal-relative:page;mso-position-vertical:bottom;mso-position-vertical-relative:page;v-text-anchor:bottom" o:gfxdata="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" filled="f" stroked="f">
+            <v:shape id="Text Box 9" o:spid="_x0000_s1033" type="#_x0000_t202" alt="Restricted - مقيد " style="position:absolute;left:0;text-align:left;margin-left:0;margin-top:0;width:84.4pt;height:32.1pt;z-index:251663360;visibility:visible;mso-wrap-style:none;mso-wrap-distance-left:0;mso-wrap-distance-top:0;mso-wrap-distance-right:0;mso-wrap-distance-bottom:0;mso-position-horizontal:left;mso-position-horizontal-relative:page;mso-position-vertical:bottom;mso-position-vertical-relative:page;v-text-anchor:bottom" o:gfxdata="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" filled="f" stroked="f">
               <v:textbox style="mso-fit-shape-to-text:t" inset="20pt,0,0,15pt">
                 <w:txbxContent>
                   <w:p>
@@ -6011,7 +9044,7 @@
 </file>
 
 <file path=word/footer2.xml><?xml version="1.0" encoding="utf-8"?>
-<w:ftr xmlns:wpc="http://schemas.microsoft.com/office/word/2010/wordprocessingCanvas" xmlns:cx="http://schemas.microsoft.com/office/drawing/2014/chartex" xmlns:cx1="http://schemas.microsoft.com/office/drawing/2015/9/8/chartex" xmlns:cx2="http://schemas.microsoft.com/office/drawing/2015/10/21/chartex" xmlns:cx3="http://schemas.microsoft.com/office/drawing/2016/5/9/chartex" xmlns:cx4="http://schemas.microsoft.com/office/drawing/2016/5/10/chartex" xmlns:cx5="http://schemas.microsoft.com/office/drawing/2016/5/11/chartex" xmlns:cx6="http://schemas.microsoft.com/office/drawing/2016/5/12/chartex" xmlns:cx7="http://schemas.microsoft.com/office/drawing/2016/5/13/chartex" xmlns:cx8="http://schemas.microsoft.com/office/drawing/2016/5/14/chartex" xmlns:mc="http://schemas.openxmlformats.org/markup-compatibility/2006" xmlns:aink="http://schemas.microsoft.com/office/drawing/2016/ink" xmlns:am3d="http://schemas.microsoft.com/office/drawing/2017/model3d" xmlns:o="urn:schemas-microsoft-com:office:office" xmlns:oel="http://schemas.microsoft.com/office/2019/extlst" xmlns:r="http://schemas.openxmlformats.org/officeDocument/2006/relationships" xmlns:m="http://schemas.openxmlformats.org/officeDocument/2006/math" xmlns:v="urn:schemas-microsoft-com:vml" xmlns:wp14="http://schemas.microsoft.com/office/word/2010/wordprocessingDrawing" xmlns:wp="http://schemas.openxmlformats.org/drawingml/2006/wordprocessingDrawing" xmlns:w10="urn:schemas-microsoft-com:office:word" xmlns:w="http://schemas.openxmlformats.org/wordprocessingml/2006/main" xmlns:w14="http://schemas.microsoft.com/office/word/2010/wordml" xmlns:w15="http://schemas.microsoft.com/office/word/2012/wordml" xmlns:w16cex="http://schemas.microsoft.com/office/word/2018/wordml/cex" xmlns:w16cid="http://schemas.microsoft.com/office/word/2016/wordml/cid" xmlns:w16="http://schemas.microsoft.com/office/word/2018/wordml" xmlns:w16du="http://schemas.microsoft.com/office/word/2023/wordml/word16du" xmlns:w16sdtdh="http://schemas.microsoft.com/office/word/2020/wordml/sdtdatahash" xmlns:w16sdtfl="http://schemas.microsoft.com/office/word/2024/wordml/sdtformatlock" xmlns:w16se="http://schemas.microsoft.com/office/word/2015/wordml/symex" xmlns:wpg="http://schemas.microsoft.com/office/word/2010/wordprocessingGroup" xmlns:wpi="http://schemas.microsoft.com/office/word/2010/wordprocessingInk" xmlns:wne="http://schemas.microsoft.com/office/word/2006/wordml" xmlns:wps="http://schemas.microsoft.com/office/word/2010/wordprocessingShape" mc:Ignorable="w14 w15 w16se w16cid w16 w16cex w16sdtdh w16sdtfl w16du wp14">
+<w:ftr xmlns:wpc="http://schemas.microsoft.com/office/word/2010/wordprocessingCanvas" xmlns:cx="http://schemas.microsoft.com/office/drawing/2014/chartex" xmlns:cx1="http://schemas.microsoft.com/office/drawing/2015/9/8/chartex" xmlns:cx2="http://schemas.microsoft.com/office/drawing/2015/10/21/chartex" xmlns:cx3="http://schemas.microsoft.com/office/drawing/2016/5/9/chartex" xmlns:cx4="http://schemas.microsoft.com/office/drawing/2016/5/10/chartex" xmlns:cx5="http://schemas.microsoft.com/office/drawing/2016/5/11/chartex" xmlns:cx6="http://schemas.microsoft.com/office/drawing/2016/5/12/chartex" xmlns:cx7="http://schemas.microsoft.com/office/drawing/2016/5/13/chartex" xmlns:cx8="http://schemas.microsoft.com/office/drawing/2016/5/14/chartex" xmlns:mc="http://schemas.openxmlformats.org/markup-compatibility/2006" xmlns:m="http://schemas.openxmlformats.org/officeDocument/2006/math" xmlns:aink="http://schemas.microsoft.com/office/drawing/2016/ink" xmlns:am3d="http://schemas.microsoft.com/office/drawing/2017/model3d" xmlns:oel="http://schemas.microsoft.com/office/2019/extlst" xmlns:r="http://schemas.openxmlformats.org/officeDocument/2006/relationships" xmlns:wp14="http://schemas.microsoft.com/office/word/2010/wordprocessingDrawing" xmlns:wp="http://schemas.openxmlformats.org/drawingml/2006/wordprocessingDrawing" xmlns:wpg="http://schemas.microsoft.com/office/word/2010/wordprocessingGroup" xmlns:wpi="http://schemas.microsoft.com/office/word/2010/wordprocessingInk" xmlns:wps="http://schemas.microsoft.com/office/word/2010/wordprocessingShape" xmlns:o="urn:schemas-microsoft-com:office:office" xmlns:v="urn:schemas-microsoft-com:vml" xmlns:w10="urn:schemas-microsoft-com:office:word" xmlns:w="http://schemas.openxmlformats.org/wordprocessingml/2006/main" xmlns:w14="http://schemas.microsoft.com/office/word/2010/wordml" xmlns:w15="http://schemas.microsoft.com/office/word/2012/wordml" xmlns:w16cei="http://schemas.microsoft.com/office/word/2026/wordml/cei" xmlns:w16cex="http://schemas.microsoft.com/office/word/2018/wordml/cex" xmlns:w16cid="http://schemas.microsoft.com/office/word/2016/wordml/cid" xmlns:w16="http://schemas.microsoft.com/office/word/2018/wordml" xmlns:w16sdtdh="http://schemas.microsoft.com/office/word/2020/wordml/sdtdatahash" xmlns:w16sdtfl="http://schemas.microsoft.com/office/word/2024/wordml/sdtformatlock" xmlns:w16se="http://schemas.microsoft.com/office/word/2015/wordml/symex" xmlns:w16du="http://schemas.microsoft.com/office/word/2023/wordml/word16du" xmlns:wne="http://schemas.microsoft.com/office/word/2006/wordml" mc:Ignorable="w14 w15 w16se w16cid w16 w16cex w16sdtdh w16sdtfl w16du wp14">
   <w:p>
     <w:pPr>
       <w:pStyle w:val="Footer"/>
@@ -6117,7 +9150,7 @@
               <v:stroke joinstyle="miter"/>
               <v:path gradientshapeok="t" o:connecttype="rect"/>
             </v:shapetype>
-            <v:shape id="Text Box 10" o:spid="_x0000_s1034" type="#_x0000_t202" alt="Restricted - مقيد " style="position:absolute;left:0;text-align:left;margin-left:0;margin-top:0;width:84.4pt;height:32.1pt;z-index:251664384;visibility:visible;mso-wrap-style:none;mso-wrap-distance-left:0;mso-wrap-distance-top:0;mso-wrap-distance-right:0;mso-wrap-distance-bottom:0;mso-position-horizontal:left;mso-position-horizontal-relative:page;mso-position-vertical:bottom;mso-position-vertical-relative:page;v-text-anchor:bottom" o:gfxdata="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" filled="f" stroked="f">
+            <v:shape id="Text Box 10" o:spid="_x0000_s1034" type="#_x0000_t202" alt="Restricted - مقيد " style="position:absolute;left:0;text-align:left;margin-left:0;margin-top:0;width:84.4pt;height:32.1pt;z-index:251664384;visibility:visible;mso-wrap-style:none;mso-wrap-distance-left:0;mso-wrap-distance-top:0;mso-wrap-distance-right:0;mso-wrap-distance-bottom:0;mso-position-horizontal:left;mso-position-horizontal-relative:page;mso-position-vertical:bottom;mso-position-vertical-relative:page;v-text-anchor:bottom" o:gfxdata="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" filled="f" stroked="f">
               <v:textbox style="mso-fit-shape-to-text:t" inset="20pt,0,0,15pt">
                 <w:txbxContent>
                   <w:p>
@@ -6168,7 +9201,7 @@
 </file>
 
 <file path=word/footer3.xml><?xml version="1.0" encoding="utf-8"?>
-<w:ftr xmlns:wpc="http://schemas.microsoft.com/office/word/2010/wordprocessingCanvas" xmlns:cx="http://schemas.microsoft.com/office/drawing/2014/chartex" xmlns:cx1="http://schemas.microsoft.com/office/drawing/2015/9/8/chartex" xmlns:cx2="http://schemas.microsoft.com/office/drawing/2015/10/21/chartex" xmlns:cx3="http://schemas.microsoft.com/office/drawing/2016/5/9/chartex" xmlns:cx4="http://schemas.microsoft.com/office/drawing/2016/5/10/chartex" xmlns:cx5="http://schemas.microsoft.com/office/drawing/2016/5/11/chartex" xmlns:cx6="http://schemas.microsoft.com/office/drawing/2016/5/12/chartex" xmlns:cx7="http://schemas.microsoft.com/office/drawing/2016/5/13/chartex" xmlns:cx8="http://schemas.microsoft.com/office/drawing/2016/5/14/chartex" xmlns:mc="http://schemas.openxmlformats.org/markup-compatibility/2006" xmlns:aink="http://schemas.microsoft.com/office/drawing/2016/ink" xmlns:am3d="http://schemas.microsoft.com/office/drawing/2017/model3d" xmlns:o="urn:schemas-microsoft-com:office:office" xmlns:oel="http://schemas.microsoft.com/office/2019/extlst" xmlns:r="http://schemas.openxmlformats.org/officeDocument/2006/relationships" xmlns:m="http://schemas.openxmlformats.org/officeDocument/2006/math" xmlns:v="urn:schemas-microsoft-com:vml" xmlns:wp14="http://schemas.microsoft.com/office/word/2010/wordprocessingDrawing" xmlns:wp="http://schemas.openxmlformats.org/drawingml/2006/wordprocessingDrawing" xmlns:w10="urn:schemas-microsoft-com:office:word" xmlns:w="http://schemas.openxmlformats.org/wordprocessingml/2006/main" xmlns:w14="http://schemas.microsoft.com/office/word/2010/wordml" xmlns:w15="http://schemas.microsoft.com/office/word/2012/wordml" xmlns:w16cex="http://schemas.microsoft.com/office/word/2018/wordml/cex" xmlns:w16cid="http://schemas.microsoft.com/office/word/2016/wordml/cid" xmlns:w16="http://schemas.microsoft.com/office/word/2018/wordml" xmlns:w16du="http://schemas.microsoft.com/office/word/2023/wordml/word16du" xmlns:w16sdtdh="http://schemas.microsoft.com/office/word/2020/wordml/sdtdatahash" xmlns:w16sdtfl="http://schemas.microsoft.com/office/word/2024/wordml/sdtformatlock" xmlns:w16se="http://schemas.microsoft.com/office/word/2015/wordml/symex" xmlns:wpg="http://schemas.microsoft.com/office/word/2010/wordprocessingGroup" xmlns:wpi="http://schemas.microsoft.com/office/word/2010/wordprocessingInk" xmlns:wne="http://schemas.microsoft.com/office/word/2006/wordml" xmlns:wps="http://schemas.microsoft.com/office/word/2010/wordprocessingShape" mc:Ignorable="w14 w15 w16se w16cid w16 w16cex w16sdtdh w16sdtfl w16du wp14">
+<w:ftr xmlns:wpc="http://schemas.microsoft.com/office/word/2010/wordprocessingCanvas" xmlns:cx="http://schemas.microsoft.com/office/drawing/2014/chartex" xmlns:cx1="http://schemas.microsoft.com/office/drawing/2015/9/8/chartex" xmlns:cx2="http://schemas.microsoft.com/office/drawing/2015/10/21/chartex" xmlns:cx3="http://schemas.microsoft.com/office/drawing/2016/5/9/chartex" xmlns:cx4="http://schemas.microsoft.com/office/drawing/2016/5/10/chartex" xmlns:cx5="http://schemas.microsoft.com/office/drawing/2016/5/11/chartex" xmlns:cx6="http://schemas.microsoft.com/office/drawing/2016/5/12/chartex" xmlns:cx7="http://schemas.microsoft.com/office/drawing/2016/5/13/chartex" xmlns:cx8="http://schemas.microsoft.com/office/drawing/2016/5/14/chartex" xmlns:mc="http://schemas.openxmlformats.org/markup-compatibility/2006" xmlns:m="http://schemas.openxmlformats.org/officeDocument/2006/math" xmlns:aink="http://schemas.microsoft.com/office/drawing/2016/ink" xmlns:am3d="http://schemas.microsoft.com/office/drawing/2017/model3d" xmlns:oel="http://schemas.microsoft.com/office/2019/extlst" xmlns:r="http://schemas.openxmlformats.org/officeDocument/2006/relationships" xmlns:wp14="http://schemas.microsoft.com/office/word/2010/wordprocessingDrawing" xmlns:wp="http://schemas.openxmlformats.org/drawingml/2006/wordprocessingDrawing" xmlns:wpg="http://schemas.microsoft.com/office/word/2010/wordprocessingGroup" xmlns:wpi="http://schemas.microsoft.com/office/word/2010/wordprocessingInk" xmlns:wps="http://schemas.microsoft.com/office/word/2010/wordprocessingShape" xmlns:o="urn:schemas-microsoft-com:office:office" xmlns:v="urn:schemas-microsoft-com:vml" xmlns:w10="urn:schemas-microsoft-com:office:word" xmlns:w="http://schemas.openxmlformats.org/wordprocessingml/2006/main" xmlns:w14="http://schemas.microsoft.com/office/word/2010/wordml" xmlns:w15="http://schemas.microsoft.com/office/word/2012/wordml" xmlns:w16cei="http://schemas.microsoft.com/office/word/2026/wordml/cei" xmlns:w16cex="http://schemas.microsoft.com/office/word/2018/wordml/cex" xmlns:w16cid="http://schemas.microsoft.com/office/word/2016/wordml/cid" xmlns:w16="http://schemas.microsoft.com/office/word/2018/wordml" xmlns:w16sdtdh="http://schemas.microsoft.com/office/word/2020/wordml/sdtdatahash" xmlns:w16sdtfl="http://schemas.microsoft.com/office/word/2024/wordml/sdtformatlock" xmlns:w16se="http://schemas.microsoft.com/office/word/2015/wordml/symex" xmlns:w16du="http://schemas.microsoft.com/office/word/2023/wordml/word16du" xmlns:wne="http://schemas.microsoft.com/office/word/2006/wordml" mc:Ignorable="w14 w15 w16se w16cid w16 w16cex w16sdtdh w16sdtfl w16du wp14">
   <w:p>
     <w:pPr>
       <w:pStyle w:val="Footer"/>
@@ -6274,7 +9307,7 @@
               <v:stroke joinstyle="miter"/>
               <v:path gradientshapeok="t" o:connecttype="rect"/>
             </v:shapetype>
-            <v:shape id="Text Box 8" o:spid="_x0000_s1035" type="#_x0000_t202" alt="Restricted - مقيد " style="position:absolute;left:0;text-align:left;margin-left:0;margin-top:0;width:84.4pt;height:32.1pt;z-index:251662336;visibility:visible;mso-wrap-style:none;mso-wrap-distance-left:0;mso-wrap-distance-top:0;mso-wrap-distance-right:0;mso-wrap-distance-bottom:0;mso-position-horizontal:left;mso-position-horizontal-relative:page;mso-position-vertical:bottom;mso-position-vertical-relative:page;v-text-anchor:bottom" o:gfxdata="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" filled="f" stroked="f">
+            <v:shape id="Text Box 8" o:spid="_x0000_s1035" type="#_x0000_t202" alt="Restricted - مقيد " style="position:absolute;left:0;text-align:left;margin-left:0;margin-top:0;width:84.4pt;height:32.1pt;z-index:251662336;visibility:visible;mso-wrap-style:none;mso-wrap-distance-left:0;mso-wrap-distance-top:0;mso-wrap-distance-right:0;mso-wrap-distance-bottom:0;mso-position-horizontal:left;mso-position-horizontal-relative:page;mso-position-vertical:bottom;mso-position-vertical-relative:page;v-text-anchor:bottom" o:gfxdata="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" filled="f" stroked="f">
               <v:textbox style="mso-fit-shape-to-text:t" inset="20pt,0,0,15pt">
                 <w:txbxContent>
                   <w:p>
@@ -6325,7 +9358,7 @@
 </file>
 
 <file path=word/footnotes.xml><?xml version="1.0" encoding="utf-8"?>
-<w:footnotes xmlns:wpc="http://schemas.microsoft.com/office/word/2010/wordprocessingCanvas" xmlns:cx="http://schemas.microsoft.com/office/drawing/2014/chartex" xmlns:cx1="http://schemas.microsoft.com/office/drawing/2015/9/8/chartex" xmlns:cx2="http://schemas.microsoft.com/office/drawing/2015/10/21/chartex" xmlns:cx3="http://schemas.microsoft.com/office/drawing/2016/5/9/chartex" xmlns:cx4="http://schemas.microsoft.com/office/drawing/2016/5/10/chartex" xmlns:cx5="http://schemas.microsoft.com/office/drawing/2016/5/11/chartex" xmlns:cx6="http://schemas.microsoft.com/office/drawing/2016/5/12/chartex" xmlns:cx7="http://schemas.microsoft.com/office/drawing/2016/5/13/chartex" xmlns:cx8="http://schemas.microsoft.com/office/drawing/2016/5/14/chartex" xmlns:mc="http://schemas.openxmlformats.org/markup-compatibility/2006" xmlns:aink="http://schemas.microsoft.com/office/drawing/2016/ink" xmlns:am3d="http://schemas.microsoft.com/office/drawing/2017/model3d" xmlns:o="urn:schemas-microsoft-com:office:office" xmlns:oel="http://schemas.microsoft.com/office/2019/extlst" xmlns:r="http://schemas.openxmlformats.org/officeDocument/2006/relationships" xmlns:m="http://schemas.openxmlformats.org/officeDocument/2006/math" xmlns:v="urn:schemas-microsoft-com:vml" xmlns:wp14="http://schemas.microsoft.com/office/word/2010/wordprocessingDrawing" xmlns:wp="http://schemas.openxmlformats.org/drawingml/2006/wordprocessingDrawing" xmlns:w10="urn:schemas-microsoft-com:office:word" xmlns:w="http://schemas.openxmlformats.org/wordprocessingml/2006/main" xmlns:w14="http://schemas.microsoft.com/office/word/2010/wordml" xmlns:w15="http://schemas.microsoft.com/office/word/2012/wordml" xmlns:w16cex="http://schemas.microsoft.com/office/word/2018/wordml/cex" xmlns:w16cid="http://schemas.microsoft.com/office/word/2016/wordml/cid" xmlns:w16="http://schemas.microsoft.com/office/word/2018/wordml" xmlns:w16du="http://schemas.microsoft.com/office/word/2023/wordml/word16du" xmlns:w16sdtdh="http://schemas.microsoft.com/office/word/2020/wordml/sdtdatahash" xmlns:w16sdtfl="http://schemas.microsoft.com/office/word/2024/wordml/sdtformatlock" xmlns:w16se="http://schemas.microsoft.com/office/word/2015/wordml/symex" xmlns:wpg="http://schemas.microsoft.com/office/word/2010/wordprocessingGroup" xmlns:wpi="http://schemas.microsoft.com/office/word/2010/wordprocessingInk" xmlns:wne="http://schemas.microsoft.com/office/word/2006/wordml" xmlns:wps="http://schemas.microsoft.com/office/word/2010/wordprocessingShape" mc:Ignorable="w14 w15 w16se w16cid w16 w16cex w16sdtdh w16sdtfl w16du wp14">
+<w:footnotes xmlns:wpc="http://schemas.microsoft.com/office/word/2010/wordprocessingCanvas" xmlns:cx="http://schemas.microsoft.com/office/drawing/2014/chartex" xmlns:cx1="http://schemas.microsoft.com/office/drawing/2015/9/8/chartex" xmlns:cx2="http://schemas.microsoft.com/office/drawing/2015/10/21/chartex" xmlns:cx3="http://schemas.microsoft.com/office/drawing/2016/5/9/chartex" xmlns:cx4="http://schemas.microsoft.com/office/drawing/2016/5/10/chartex" xmlns:cx5="http://schemas.microsoft.com/office/drawing/2016/5/11/chartex" xmlns:cx6="http://schemas.microsoft.com/office/drawing/2016/5/12/chartex" xmlns:cx7="http://schemas.microsoft.com/office/drawing/2016/5/13/chartex" xmlns:cx8="http://schemas.microsoft.com/office/drawing/2016/5/14/chartex" xmlns:mc="http://schemas.openxmlformats.org/markup-compatibility/2006" xmlns:m="http://schemas.openxmlformats.org/officeDocument/2006/math" xmlns:aink="http://schemas.microsoft.com/office/drawing/2016/ink" xmlns:am3d="http://schemas.microsoft.com/office/drawing/2017/model3d" xmlns:oel="http://schemas.microsoft.com/office/2019/extlst" xmlns:r="http://schemas.openxmlformats.org/officeDocument/2006/relationships" xmlns:wp14="http://schemas.microsoft.com/office/word/2010/wordprocessingDrawing" xmlns:wp="http://schemas.openxmlformats.org/drawingml/2006/wordprocessingDrawing" xmlns:wpg="http://schemas.microsoft.com/office/word/2010/wordprocessingGroup" xmlns:wpi="http://schemas.microsoft.com/office/word/2010/wordprocessingInk" xmlns:wps="http://schemas.microsoft.com/office/word/2010/wordprocessingShape" xmlns:o="urn:schemas-microsoft-com:office:office" xmlns:v="urn:schemas-microsoft-com:vml" xmlns:w10="urn:schemas-microsoft-com:office:word" xmlns:w="http://schemas.openxmlformats.org/wordprocessingml/2006/main" xmlns:w14="http://schemas.microsoft.com/office/word/2010/wordml" xmlns:w15="http://schemas.microsoft.com/office/word/2012/wordml" xmlns:w16cei="http://schemas.microsoft.com/office/word/2026/wordml/cei" xmlns:w16cex="http://schemas.microsoft.com/office/word/2018/wordml/cex" xmlns:w16cid="http://schemas.microsoft.com/office/word/2016/wordml/cid" xmlns:w16="http://schemas.microsoft.com/office/word/2018/wordml" xmlns:w16sdtdh="http://schemas.microsoft.com/office/word/2020/wordml/sdtdatahash" xmlns:w16sdtfl="http://schemas.microsoft.com/office/word/2024/wordml/sdtformatlock" xmlns:w16se="http://schemas.microsoft.com/office/word/2015/wordml/symex" xmlns:w16du="http://schemas.microsoft.com/office/word/2023/wordml/word16du" xmlns:wne="http://schemas.microsoft.com/office/word/2006/wordml" mc:Ignorable="w14 w15 w16se w16cid w16 w16cex w16sdtdh w16sdtfl w16du wp14">
   <w:footnote w:type="separator" w:id="-1">
     <w:p>
       <w:pPr>
@@ -6354,7 +9387,7 @@
 </file>
 
 <file path=word/header1.xml><?xml version="1.0" encoding="utf-8"?>
-<w:hdr xmlns:wpc="http://schemas.microsoft.com/office/word/2010/wordprocessingCanvas" xmlns:cx="http://schemas.microsoft.com/office/drawing/2014/chartex" xmlns:cx1="http://schemas.microsoft.com/office/drawing/2015/9/8/chartex" xmlns:cx2="http://schemas.microsoft.com/office/drawing/2015/10/21/chartex" xmlns:cx3="http://schemas.microsoft.com/office/drawing/2016/5/9/chartex" xmlns:cx4="http://schemas.microsoft.com/office/drawing/2016/5/10/chartex" xmlns:cx5="http://schemas.microsoft.com/office/drawing/2016/5/11/chartex" xmlns:cx6="http://schemas.microsoft.com/office/drawing/2016/5/12/chartex" xmlns:cx7="http://schemas.microsoft.com/office/drawing/2016/5/13/chartex" xmlns:cx8="http://schemas.microsoft.com/office/drawing/2016/5/14/chartex" xmlns:mc="http://schemas.openxmlformats.org/markup-compatibility/2006" xmlns:aink="http://schemas.microsoft.com/office/drawing/2016/ink" xmlns:am3d="http://schemas.microsoft.com/office/drawing/2017/model3d" xmlns:o="urn:schemas-microsoft-com:office:office" xmlns:oel="http://schemas.microsoft.com/office/2019/extlst" xmlns:r="http://schemas.openxmlformats.org/officeDocument/2006/relationships" xmlns:m="http://schemas.openxmlformats.org/officeDocument/2006/math" xmlns:v="urn:schemas-microsoft-com:vml" xmlns:wp14="http://schemas.microsoft.com/office/word/2010/wordprocessingDrawing" xmlns:wp="http://schemas.openxmlformats.org/drawingml/2006/wordprocessingDrawing" xmlns:w10="urn:schemas-microsoft-com:office:word" xmlns:w="http://schemas.openxmlformats.org/wordprocessingml/2006/main" xmlns:w14="http://schemas.microsoft.com/office/word/2010/wordml" xmlns:w15="http://schemas.microsoft.com/office/word/2012/wordml" xmlns:w16cex="http://schemas.microsoft.com/office/word/2018/wordml/cex" xmlns:w16cid="http://schemas.microsoft.com/office/word/2016/wordml/cid" xmlns:w16="http://schemas.microsoft.com/office/word/2018/wordml" xmlns:w16du="http://schemas.microsoft.com/office/word/2023/wordml/word16du" xmlns:w16sdtdh="http://schemas.microsoft.com/office/word/2020/wordml/sdtdatahash" xmlns:w16sdtfl="http://schemas.microsoft.com/office/word/2024/wordml/sdtformatlock" xmlns:w16se="http://schemas.microsoft.com/office/word/2015/wordml/symex" xmlns:wpg="http://schemas.microsoft.com/office/word/2010/wordprocessingGroup" xmlns:wpi="http://schemas.microsoft.com/office/word/2010/wordprocessingInk" xmlns:wne="http://schemas.microsoft.com/office/word/2006/wordml" xmlns:wps="http://schemas.microsoft.com/office/word/2010/wordprocessingShape" mc:Ignorable="w14 w15 w16se w16cid w16 w16cex w16sdtdh w16sdtfl w16du wp14">
+<w:hdr xmlns:wpc="http://schemas.microsoft.com/office/word/2010/wordprocessingCanvas" xmlns:cx="http://schemas.microsoft.com/office/drawing/2014/chartex" xmlns:cx1="http://schemas.microsoft.com/office/drawing/2015/9/8/chartex" xmlns:cx2="http://schemas.microsoft.com/office/drawing/2015/10/21/chartex" xmlns:cx3="http://schemas.microsoft.com/office/drawing/2016/5/9/chartex" xmlns:cx4="http://schemas.microsoft.com/office/drawing/2016/5/10/chartex" xmlns:cx5="http://schemas.microsoft.com/office/drawing/2016/5/11/chartex" xmlns:cx6="http://schemas.microsoft.com/office/drawing/2016/5/12/chartex" xmlns:cx7="http://schemas.microsoft.com/office/drawing/2016/5/13/chartex" xmlns:cx8="http://schemas.microsoft.com/office/drawing/2016/5/14/chartex" xmlns:mc="http://schemas.openxmlformats.org/markup-compatibility/2006" xmlns:m="http://schemas.openxmlformats.org/officeDocument/2006/math" xmlns:aink="http://schemas.microsoft.com/office/drawing/2016/ink" xmlns:am3d="http://schemas.microsoft.com/office/drawing/2017/model3d" xmlns:oel="http://schemas.microsoft.com/office/2019/extlst" xmlns:r="http://schemas.openxmlformats.org/officeDocument/2006/relationships" xmlns:wp14="http://schemas.microsoft.com/office/word/2010/wordprocessingDrawing" xmlns:wp="http://schemas.openxmlformats.org/drawingml/2006/wordprocessingDrawing" xmlns:wpg="http://schemas.microsoft.com/office/word/2010/wordprocessingGroup" xmlns:wpi="http://schemas.microsoft.com/office/word/2010/wordprocessingInk" xmlns:wps="http://schemas.microsoft.com/office/word/2010/wordprocessingShape" xmlns:o="urn:schemas-microsoft-com:office:office" xmlns:v="urn:schemas-microsoft-com:vml" xmlns:w10="urn:schemas-microsoft-com:office:word" xmlns:w="http://schemas.openxmlformats.org/wordprocessingml/2006/main" xmlns:w14="http://schemas.microsoft.com/office/word/2010/wordml" xmlns:w15="http://schemas.microsoft.com/office/word/2012/wordml" xmlns:w16cei="http://schemas.microsoft.com/office/word/2026/wordml/cei" xmlns:w16cex="http://schemas.microsoft.com/office/word/2018/wordml/cex" xmlns:w16cid="http://schemas.microsoft.com/office/word/2016/wordml/cid" xmlns:w16="http://schemas.microsoft.com/office/word/2018/wordml" xmlns:w16sdtdh="http://schemas.microsoft.com/office/word/2020/wordml/sdtdatahash" xmlns:w16sdtfl="http://schemas.microsoft.com/office/word/2024/wordml/sdtformatlock" xmlns:w16se="http://schemas.microsoft.com/office/word/2015/wordml/symex" xmlns:w16du="http://schemas.microsoft.com/office/word/2023/wordml/word16du" xmlns:wne="http://schemas.microsoft.com/office/word/2006/wordml" mc:Ignorable="w14 w15 w16se w16cid w16 w16cex w16sdtdh w16sdtfl w16du wp14">
   <w:tbl>
     <w:tblPr>
       <w:tblW w:w="6410" w:type="pct"/>
@@ -6454,7 +9487,7 @@
 </file>
 
 <file path=word/header2.xml><?xml version="1.0" encoding="utf-8"?>
-<w:hdr xmlns:wpc="http://schemas.microsoft.com/office/word/2010/wordprocessingCanvas" xmlns:cx="http://schemas.microsoft.com/office/drawing/2014/chartex" xmlns:cx1="http://schemas.microsoft.com/office/drawing/2015/9/8/chartex" xmlns:cx2="http://schemas.microsoft.com/office/drawing/2015/10/21/chartex" xmlns:cx3="http://schemas.microsoft.com/office/drawing/2016/5/9/chartex" xmlns:cx4="http://schemas.microsoft.com/office/drawing/2016/5/10/chartex" xmlns:cx5="http://schemas.microsoft.com/office/drawing/2016/5/11/chartex" xmlns:cx6="http://schemas.microsoft.com/office/drawing/2016/5/12/chartex" xmlns:cx7="http://schemas.microsoft.com/office/drawing/2016/5/13/chartex" xmlns:cx8="http://schemas.microsoft.com/office/drawing/2016/5/14/chartex" xmlns:mc="http://schemas.openxmlformats.org/markup-compatibility/2006" xmlns:aink="http://schemas.microsoft.com/office/drawing/2016/ink" xmlns:am3d="http://schemas.microsoft.com/office/drawing/2017/model3d" xmlns:o="urn:schemas-microsoft-com:office:office" xmlns:oel="http://schemas.microsoft.com/office/2019/extlst" xmlns:r="http://schemas.openxmlformats.org/officeDocument/2006/relationships" xmlns:m="http://schemas.openxmlformats.org/officeDocument/2006/math" xmlns:v="urn:schemas-microsoft-com:vml" xmlns:wp14="http://schemas.microsoft.com/office/word/2010/wordprocessingDrawing" xmlns:wp="http://schemas.openxmlformats.org/drawingml/2006/wordprocessingDrawing" xmlns:w10="urn:schemas-microsoft-com:office:word" xmlns:w="http://schemas.openxmlformats.org/wordprocessingml/2006/main" xmlns:w14="http://schemas.microsoft.com/office/word/2010/wordml" xmlns:w15="http://schemas.microsoft.com/office/word/2012/wordml" xmlns:w16cex="http://schemas.microsoft.com/office/word/2018/wordml/cex" xmlns:w16cid="http://schemas.microsoft.com/office/word/2016/wordml/cid" xmlns:w16="http://schemas.microsoft.com/office/word/2018/wordml" xmlns:w16du="http://schemas.microsoft.com/office/word/2023/wordml/word16du" xmlns:w16sdtdh="http://schemas.microsoft.com/office/word/2020/wordml/sdtdatahash" xmlns:w16sdtfl="http://schemas.microsoft.com/office/word/2024/wordml/sdtformatlock" xmlns:w16se="http://schemas.microsoft.com/office/word/2015/wordml/symex" xmlns:wpg="http://schemas.microsoft.com/office/word/2010/wordprocessingGroup" xmlns:wpi="http://schemas.microsoft.com/office/word/2010/wordprocessingInk" xmlns:wne="http://schemas.microsoft.com/office/word/2006/wordml" xmlns:wps="http://schemas.microsoft.com/office/word/2010/wordprocessingShape" mc:Ignorable="w14 w15 w16se w16cid w16 w16cex w16sdtdh w16sdtfl w16du wp14">
+<w:hdr xmlns:wpc="http://schemas.microsoft.com/office/word/2010/wordprocessingCanvas" xmlns:cx="http://schemas.microsoft.com/office/drawing/2014/chartex" xmlns:cx1="http://schemas.microsoft.com/office/drawing/2015/9/8/chartex" xmlns:cx2="http://schemas.microsoft.com/office/drawing/2015/10/21/chartex" xmlns:cx3="http://schemas.microsoft.com/office/drawing/2016/5/9/chartex" xmlns:cx4="http://schemas.microsoft.com/office/drawing/2016/5/10/chartex" xmlns:cx5="http://schemas.microsoft.com/office/drawing/2016/5/11/chartex" xmlns:cx6="http://schemas.microsoft.com/office/drawing/2016/5/12/chartex" xmlns:cx7="http://schemas.microsoft.com/office/drawing/2016/5/13/chartex" xmlns:cx8="http://schemas.microsoft.com/office/drawing/2016/5/14/chartex" xmlns:mc="http://schemas.openxmlformats.org/markup-compatibility/2006" xmlns:m="http://schemas.openxmlformats.org/officeDocument/2006/math" xmlns:aink="http://schemas.microsoft.com/office/drawing/2016/ink" xmlns:am3d="http://schemas.microsoft.com/office/drawing/2017/model3d" xmlns:oel="http://schemas.microsoft.com/office/2019/extlst" xmlns:r="http://schemas.openxmlformats.org/officeDocument/2006/relationships" xmlns:wp14="http://schemas.microsoft.com/office/word/2010/wordprocessingDrawing" xmlns:wp="http://schemas.openxmlformats.org/drawingml/2006/wordprocessingDrawing" xmlns:wpg="http://schemas.microsoft.com/office/word/2010/wordprocessingGroup" xmlns:wpi="http://schemas.microsoft.com/office/word/2010/wordprocessingInk" xmlns:wps="http://schemas.microsoft.com/office/word/2010/wordprocessingShape" xmlns:o="urn:schemas-microsoft-com:office:office" xmlns:v="urn:schemas-microsoft-com:vml" xmlns:w10="urn:schemas-microsoft-com:office:word" xmlns:w="http://schemas.openxmlformats.org/wordprocessingml/2006/main" xmlns:w14="http://schemas.microsoft.com/office/word/2010/wordml" xmlns:w15="http://schemas.microsoft.com/office/word/2012/wordml" xmlns:w16cei="http://schemas.microsoft.com/office/word/2026/wordml/cei" xmlns:w16cex="http://schemas.microsoft.com/office/word/2018/wordml/cex" xmlns:w16cid="http://schemas.microsoft.com/office/word/2016/wordml/cid" xmlns:w16="http://schemas.microsoft.com/office/word/2018/wordml" xmlns:w16sdtdh="http://schemas.microsoft.com/office/word/2020/wordml/sdtdatahash" xmlns:w16sdtfl="http://schemas.microsoft.com/office/word/2024/wordml/sdtformatlock" xmlns:w16se="http://schemas.microsoft.com/office/word/2015/wordml/symex" xmlns:w16du="http://schemas.microsoft.com/office/word/2023/wordml/word16du" xmlns:wne="http://schemas.microsoft.com/office/word/2006/wordml" mc:Ignorable="w14 w15 w16se w16cid w16 w16cex w16sdtdh w16sdtfl w16du wp14">
   <w:p>
     <w:pPr>
       <w:ind w:left="-2340"/>
@@ -6639,7 +9672,7 @@
 </file>
 
 <file path=word/header3.xml><?xml version="1.0" encoding="utf-8"?>
-<w:hdr xmlns:wpc="http://schemas.microsoft.com/office/word/2010/wordprocessingCanvas" xmlns:cx="http://schemas.microsoft.com/office/drawing/2014/chartex" xmlns:cx1="http://schemas.microsoft.com/office/drawing/2015/9/8/chartex" xmlns:cx2="http://schemas.microsoft.com/office/drawing/2015/10/21/chartex" xmlns:cx3="http://schemas.microsoft.com/office/drawing/2016/5/9/chartex" xmlns:cx4="http://schemas.microsoft.com/office/drawing/2016/5/10/chartex" xmlns:cx5="http://schemas.microsoft.com/office/drawing/2016/5/11/chartex" xmlns:cx6="http://schemas.microsoft.com/office/drawing/2016/5/12/chartex" xmlns:cx7="http://schemas.microsoft.com/office/drawing/2016/5/13/chartex" xmlns:cx8="http://schemas.microsoft.com/office/drawing/2016/5/14/chartex" xmlns:mc="http://schemas.openxmlformats.org/markup-compatibility/2006" xmlns:aink="http://schemas.microsoft.com/office/drawing/2016/ink" xmlns:am3d="http://schemas.microsoft.com/office/drawing/2017/model3d" xmlns:o="urn:schemas-microsoft-com:office:office" xmlns:oel="http://schemas.microsoft.com/office/2019/extlst" xmlns:r="http://schemas.openxmlformats.org/officeDocument/2006/relationships" xmlns:m="http://schemas.openxmlformats.org/officeDocument/2006/math" xmlns:v="urn:schemas-microsoft-com:vml" xmlns:wp14="http://schemas.microsoft.com/office/word/2010/wordprocessingDrawing" xmlns:wp="http://schemas.openxmlformats.org/drawingml/2006/wordprocessingDrawing" xmlns:w10="urn:schemas-microsoft-com:office:word" xmlns:w="http://schemas.openxmlformats.org/wordprocessingml/2006/main" xmlns:w14="http://schemas.microsoft.com/office/word/2010/wordml" xmlns:w15="http://schemas.microsoft.com/office/word/2012/wordml" xmlns:w16cex="http://schemas.microsoft.com/office/word/2018/wordml/cex" xmlns:w16cid="http://schemas.microsoft.com/office/word/2016/wordml/cid" xmlns:w16="http://schemas.microsoft.com/office/word/2018/wordml" xmlns:w16du="http://schemas.microsoft.com/office/word/2023/wordml/word16du" xmlns:w16sdtdh="http://schemas.microsoft.com/office/word/2020/wordml/sdtdatahash" xmlns:w16sdtfl="http://schemas.microsoft.com/office/word/2024/wordml/sdtformatlock" xmlns:w16se="http://schemas.microsoft.com/office/word/2015/wordml/symex" xmlns:wpg="http://schemas.microsoft.com/office/word/2010/wordprocessingGroup" xmlns:wpi="http://schemas.microsoft.com/office/word/2010/wordprocessingInk" xmlns:wne="http://schemas.microsoft.com/office/word/2006/wordml" xmlns:wps="http://schemas.microsoft.com/office/word/2010/wordprocessingShape" mc:Ignorable="w14 w15 w16se w16cid w16 w16cex w16sdtdh w16sdtfl w16du wp14">
+<w:hdr xmlns:wpc="http://schemas.microsoft.com/office/word/2010/wordprocessingCanvas" xmlns:cx="http://schemas.microsoft.com/office/drawing/2014/chartex" xmlns:cx1="http://schemas.microsoft.com/office/drawing/2015/9/8/chartex" xmlns:cx2="http://schemas.microsoft.com/office/drawing/2015/10/21/chartex" xmlns:cx3="http://schemas.microsoft.com/office/drawing/2016/5/9/chartex" xmlns:cx4="http://schemas.microsoft.com/office/drawing/2016/5/10/chartex" xmlns:cx5="http://schemas.microsoft.com/office/drawing/2016/5/11/chartex" xmlns:cx6="http://schemas.microsoft.com/office/drawing/2016/5/12/chartex" xmlns:cx7="http://schemas.microsoft.com/office/drawing/2016/5/13/chartex" xmlns:cx8="http://schemas.microsoft.com/office/drawing/2016/5/14/chartex" xmlns:mc="http://schemas.openxmlformats.org/markup-compatibility/2006" xmlns:m="http://schemas.openxmlformats.org/officeDocument/2006/math" xmlns:aink="http://schemas.microsoft.com/office/drawing/2016/ink" xmlns:am3d="http://schemas.microsoft.com/office/drawing/2017/model3d" xmlns:oel="http://schemas.microsoft.com/office/2019/extlst" xmlns:r="http://schemas.openxmlformats.org/officeDocument/2006/relationships" xmlns:wp14="http://schemas.microsoft.com/office/word/2010/wordprocessingDrawing" xmlns:wp="http://schemas.openxmlformats.org/drawingml/2006/wordprocessingDrawing" xmlns:wpg="http://schemas.microsoft.com/office/word/2010/wordprocessingGroup" xmlns:wpi="http://schemas.microsoft.com/office/word/2010/wordprocessingInk" xmlns:wps="http://schemas.microsoft.com/office/word/2010/wordprocessingShape" xmlns:o="urn:schemas-microsoft-com:office:office" xmlns:v="urn:schemas-microsoft-com:vml" xmlns:w10="urn:schemas-microsoft-com:office:word" xmlns:w="http://schemas.openxmlformats.org/wordprocessingml/2006/main" xmlns:w14="http://schemas.microsoft.com/office/word/2010/wordml" xmlns:w15="http://schemas.microsoft.com/office/word/2012/wordml" xmlns:w16cei="http://schemas.microsoft.com/office/word/2026/wordml/cei" xmlns:w16cex="http://schemas.microsoft.com/office/word/2018/wordml/cex" xmlns:w16cid="http://schemas.microsoft.com/office/word/2016/wordml/cid" xmlns:w16="http://schemas.microsoft.com/office/word/2018/wordml" xmlns:w16sdtdh="http://schemas.microsoft.com/office/word/2020/wordml/sdtdatahash" xmlns:w16sdtfl="http://schemas.microsoft.com/office/word/2024/wordml/sdtformatlock" xmlns:w16se="http://schemas.microsoft.com/office/word/2015/wordml/symex" xmlns:w16du="http://schemas.microsoft.com/office/word/2023/wordml/word16du" xmlns:wne="http://schemas.microsoft.com/office/word/2006/wordml" mc:Ignorable="w14 w15 w16se w16cid w16 w16cex w16sdtdh w16sdtfl w16du wp14">
   <w:tbl>
     <w:tblPr>
       <w:tblW w:w="6410" w:type="pct"/>
@@ -6735,7 +9768,7 @@
             <w:rPr>
               <w:noProof/>
             </w:rPr>
-            <w:instrText>Deliverables</w:instrText>
+            <w:instrText>Project Instructions</w:instrText>
           </w:r>
           <w:r>
             <w:rPr>
@@ -6768,7 +9801,7 @@
             <w:rPr>
               <w:noProof/>
             </w:rPr>
-            <w:instrText>Deliverables</w:instrText>
+            <w:instrText>Project Instructions</w:instrText>
           </w:r>
           <w:r>
             <w:rPr>
@@ -6786,7 +9819,7 @@
             <w:rPr>
               <w:noProof/>
             </w:rPr>
-            <w:t xml:space="preserve">Deliverables </w:t>
+            <w:t xml:space="preserve">Project Instructions </w:t>
           </w:r>
           <w:r>
             <w:fldChar w:fldCharType="end"/>
@@ -6844,7 +9877,7 @@
 </file>
 
 <file path=word/numbering.xml><?xml version="1.0" encoding="utf-8"?>
-<w:numbering xmlns:wpc="http://schemas.microsoft.com/office/word/2010/wordprocessingCanvas" xmlns:cx="http://schemas.microsoft.com/office/drawing/2014/chartex" xmlns:cx1="http://schemas.microsoft.com/office/drawing/2015/9/8/chartex" xmlns:cx2="http://schemas.microsoft.com/office/drawing/2015/10/21/chartex" xmlns:cx3="http://schemas.microsoft.com/office/drawing/2016/5/9/chartex" xmlns:cx4="http://schemas.microsoft.com/office/drawing/2016/5/10/chartex" xmlns:cx5="http://schemas.microsoft.com/office/drawing/2016/5/11/chartex" xmlns:cx6="http://schemas.microsoft.com/office/drawing/2016/5/12/chartex" xmlns:cx7="http://schemas.microsoft.com/office/drawing/2016/5/13/chartex" xmlns:cx8="http://schemas.microsoft.com/office/drawing/2016/5/14/chartex" xmlns:mc="http://schemas.openxmlformats.org/markup-compatibility/2006" xmlns:aink="http://schemas.microsoft.com/office/drawing/2016/ink" xmlns:am3d="http://schemas.microsoft.com/office/drawing/2017/model3d" xmlns:o="urn:schemas-microsoft-com:office:office" xmlns:oel="http://schemas.microsoft.com/office/2019/extlst" xmlns:r="http://schemas.openxmlformats.org/officeDocument/2006/relationships" xmlns:m="http://schemas.openxmlformats.org/officeDocument/2006/math" xmlns:v="urn:schemas-microsoft-com:vml" xmlns:wp14="http://schemas.microsoft.com/office/word/2010/wordprocessingDrawing" xmlns:wp="http://schemas.openxmlformats.org/drawingml/2006/wordprocessingDrawing" xmlns:w10="urn:schemas-microsoft-com:office:word" xmlns:w="http://schemas.openxmlformats.org/wordprocessingml/2006/main" xmlns:w14="http://schemas.microsoft.com/office/word/2010/wordml" xmlns:w15="http://schemas.microsoft.com/office/word/2012/wordml" xmlns:w16cex="http://schemas.microsoft.com/office/word/2018/wordml/cex" xmlns:w16cid="http://schemas.microsoft.com/office/word/2016/wordml/cid" xmlns:w16="http://schemas.microsoft.com/office/word/2018/wordml" xmlns:w16du="http://schemas.microsoft.com/office/word/2023/wordml/word16du" xmlns:w16sdtdh="http://schemas.microsoft.com/office/word/2020/wordml/sdtdatahash" xmlns:w16sdtfl="http://schemas.microsoft.com/office/word/2024/wordml/sdtformatlock" xmlns:w16se="http://schemas.microsoft.com/office/word/2015/wordml/symex" xmlns:wpg="http://schemas.microsoft.com/office/word/2010/wordprocessingGroup" xmlns:wpi="http://schemas.microsoft.com/office/word/2010/wordprocessingInk" xmlns:wne="http://schemas.microsoft.com/office/word/2006/wordml" xmlns:wps="http://schemas.microsoft.com/office/word/2010/wordprocessingShape" mc:Ignorable="w14 w15 w16se w16cid w16 w16cex w16sdtdh w16sdtfl w16du wp14">
+<w:numbering xmlns:wpc="http://schemas.microsoft.com/office/word/2010/wordprocessingCanvas" xmlns:cx="http://schemas.microsoft.com/office/drawing/2014/chartex" xmlns:cx1="http://schemas.microsoft.com/office/drawing/2015/9/8/chartex" xmlns:cx2="http://schemas.microsoft.com/office/drawing/2015/10/21/chartex" xmlns:cx3="http://schemas.microsoft.com/office/drawing/2016/5/9/chartex" xmlns:cx4="http://schemas.microsoft.com/office/drawing/2016/5/10/chartex" xmlns:cx5="http://schemas.microsoft.com/office/drawing/2016/5/11/chartex" xmlns:cx6="http://schemas.microsoft.com/office/drawing/2016/5/12/chartex" xmlns:cx7="http://schemas.microsoft.com/office/drawing/2016/5/13/chartex" xmlns:cx8="http://schemas.microsoft.com/office/drawing/2016/5/14/chartex" xmlns:mc="http://schemas.openxmlformats.org/markup-compatibility/2006" xmlns:m="http://schemas.openxmlformats.org/officeDocument/2006/math" xmlns:aink="http://schemas.microsoft.com/office/drawing/2016/ink" xmlns:am3d="http://schemas.microsoft.com/office/drawing/2017/model3d" xmlns:oel="http://schemas.microsoft.com/office/2019/extlst" xmlns:r="http://schemas.openxmlformats.org/officeDocument/2006/relationships" xmlns:wp14="http://schemas.microsoft.com/office/word/2010/wordprocessingDrawing" xmlns:wp="http://schemas.openxmlformats.org/drawingml/2006/wordprocessingDrawing" xmlns:wpg="http://schemas.microsoft.com/office/word/2010/wordprocessingGroup" xmlns:wpi="http://schemas.microsoft.com/office/word/2010/wordprocessingInk" xmlns:wps="http://schemas.microsoft.com/office/word/2010/wordprocessingShape" xmlns:o="urn:schemas-microsoft-com:office:office" xmlns:v="urn:schemas-microsoft-com:vml" xmlns:w10="urn:schemas-microsoft-com:office:word" xmlns:w="http://schemas.openxmlformats.org/wordprocessingml/2006/main" xmlns:w14="http://schemas.microsoft.com/office/word/2010/wordml" xmlns:w15="http://schemas.microsoft.com/office/word/2012/wordml" xmlns:w16cei="http://schemas.microsoft.com/office/word/2026/wordml/cei" xmlns:w16cex="http://schemas.microsoft.com/office/word/2018/wordml/cex" xmlns:w16cid="http://schemas.microsoft.com/office/word/2016/wordml/cid" xmlns:w16="http://schemas.microsoft.com/office/word/2018/wordml" xmlns:w16sdtdh="http://schemas.microsoft.com/office/word/2020/wordml/sdtdatahash" xmlns:w16sdtfl="http://schemas.microsoft.com/office/word/2024/wordml/sdtformatlock" xmlns:w16se="http://schemas.microsoft.com/office/word/2015/wordml/symex" xmlns:w16du="http://schemas.microsoft.com/office/word/2023/wordml/word16du" xmlns:wne="http://schemas.microsoft.com/office/word/2006/wordml" mc:Ignorable="w14 w15 w16se w16cid w16 w16cex w16sdtdh w16sdtfl w16du wp14">
   <w:abstractNum w:abstractNumId="0" w15:restartNumberingAfterBreak="0">
     <w:nsid w:val="FFFFFF89"/>
     <w:multiLevelType w:val="singleLevel"/>
@@ -7239,6 +10272,155 @@
     </w:lvl>
   </w:abstractNum>
   <w:abstractNum w:abstractNumId="5" w15:restartNumberingAfterBreak="0">
+    <w:nsid w:val="1BF2586F"/>
+    <w:multiLevelType w:val="multilevel"/>
+    <w:tmpl w:val="A35A1EFE"/>
+    <w:lvl w:ilvl="0">
+      <w:start w:val="1"/>
+      <w:numFmt w:val="bullet"/>
+      <w:lvlText w:val=""/>
+      <w:lvlJc w:val="left"/>
+      <w:pPr>
+        <w:tabs>
+          <w:tab w:val="num" w:pos="720"/>
+        </w:tabs>
+        <w:ind w:left="720" w:hanging="360"/>
+      </w:pPr>
+      <w:rPr>
+        <w:rFonts w:ascii="Symbol" w:hAnsi="Symbol" w:hint="default"/>
+        <w:sz w:val="20"/>
+      </w:rPr>
+    </w:lvl>
+    <w:lvl w:ilvl="1" w:tentative="1">
+      <w:start w:val="1"/>
+      <w:numFmt w:val="bullet"/>
+      <w:lvlText w:val="o"/>
+      <w:lvlJc w:val="left"/>
+      <w:pPr>
+        <w:tabs>
+          <w:tab w:val="num" w:pos="1440"/>
+        </w:tabs>
+        <w:ind w:left="1440" w:hanging="360"/>
+      </w:pPr>
+      <w:rPr>
+        <w:rFonts w:ascii="Courier New" w:hAnsi="Courier New" w:hint="default"/>
+        <w:sz w:val="20"/>
+      </w:rPr>
+    </w:lvl>
+    <w:lvl w:ilvl="2" w:tentative="1">
+      <w:start w:val="1"/>
+      <w:numFmt w:val="bullet"/>
+      <w:lvlText w:val=""/>
+      <w:lvlJc w:val="left"/>
+      <w:pPr>
+        <w:tabs>
+          <w:tab w:val="num" w:pos="2160"/>
+        </w:tabs>
+        <w:ind w:left="2160" w:hanging="360"/>
+      </w:pPr>
+      <w:rPr>
+        <w:rFonts w:ascii="Wingdings" w:hAnsi="Wingdings" w:hint="default"/>
+        <w:sz w:val="20"/>
+      </w:rPr>
+    </w:lvl>
+    <w:lvl w:ilvl="3" w:tentative="1">
+      <w:start w:val="1"/>
+      <w:numFmt w:val="bullet"/>
+      <w:lvlText w:val=""/>
+      <w:lvlJc w:val="left"/>
+      <w:pPr>
+        <w:tabs>
+          <w:tab w:val="num" w:pos="2880"/>
+        </w:tabs>
+        <w:ind w:left="2880" w:hanging="360"/>
+      </w:pPr>
+      <w:rPr>
+        <w:rFonts w:ascii="Wingdings" w:hAnsi="Wingdings" w:hint="default"/>
+        <w:sz w:val="20"/>
+      </w:rPr>
+    </w:lvl>
+    <w:lvl w:ilvl="4" w:tentative="1">
+      <w:start w:val="1"/>
+      <w:numFmt w:val="bullet"/>
+      <w:lvlText w:val=""/>
+      <w:lvlJc w:val="left"/>
+      <w:pPr>
+        <w:tabs>
+          <w:tab w:val="num" w:pos="3600"/>
+        </w:tabs>
+        <w:ind w:left="3600" w:hanging="360"/>
+      </w:pPr>
+      <w:rPr>
+        <w:rFonts w:ascii="Wingdings" w:hAnsi="Wingdings" w:hint="default"/>
+        <w:sz w:val="20"/>
+      </w:rPr>
+    </w:lvl>
+    <w:lvl w:ilvl="5" w:tentative="1">
+      <w:start w:val="1"/>
+      <w:numFmt w:val="bullet"/>
+      <w:lvlText w:val=""/>
+      <w:lvlJc w:val="left"/>
+      <w:pPr>
+        <w:tabs>
+          <w:tab w:val="num" w:pos="4320"/>
+        </w:tabs>
+        <w:ind w:left="4320" w:hanging="360"/>
+      </w:pPr>
+      <w:rPr>
+        <w:rFonts w:ascii="Wingdings" w:hAnsi="Wingdings" w:hint="default"/>
+        <w:sz w:val="20"/>
+      </w:rPr>
+    </w:lvl>
+    <w:lvl w:ilvl="6" w:tentative="1">
+      <w:start w:val="1"/>
+      <w:numFmt w:val="bullet"/>
+      <w:lvlText w:val=""/>
+      <w:lvlJc w:val="left"/>
+      <w:pPr>
+        <w:tabs>
+          <w:tab w:val="num" w:pos="5040"/>
+        </w:tabs>
+        <w:ind w:left="5040" w:hanging="360"/>
+      </w:pPr>
+      <w:rPr>
+        <w:rFonts w:ascii="Wingdings" w:hAnsi="Wingdings" w:hint="default"/>
+        <w:sz w:val="20"/>
+      </w:rPr>
+    </w:lvl>
+    <w:lvl w:ilvl="7" w:tentative="1">
+      <w:start w:val="1"/>
+      <w:numFmt w:val="bullet"/>
+      <w:lvlText w:val=""/>
+      <w:lvlJc w:val="left"/>
+      <w:pPr>
+        <w:tabs>
+          <w:tab w:val="num" w:pos="5760"/>
+        </w:tabs>
+        <w:ind w:left="5760" w:hanging="360"/>
+      </w:pPr>
+      <w:rPr>
+        <w:rFonts w:ascii="Wingdings" w:hAnsi="Wingdings" w:hint="default"/>
+        <w:sz w:val="20"/>
+      </w:rPr>
+    </w:lvl>
+    <w:lvl w:ilvl="8" w:tentative="1">
+      <w:start w:val="1"/>
+      <w:numFmt w:val="bullet"/>
+      <w:lvlText w:val=""/>
+      <w:lvlJc w:val="left"/>
+      <w:pPr>
+        <w:tabs>
+          <w:tab w:val="num" w:pos="6480"/>
+        </w:tabs>
+        <w:ind w:left="6480" w:hanging="360"/>
+      </w:pPr>
+      <w:rPr>
+        <w:rFonts w:ascii="Wingdings" w:hAnsi="Wingdings" w:hint="default"/>
+        <w:sz w:val="20"/>
+      </w:rPr>
+    </w:lvl>
+  </w:abstractNum>
+  <w:abstractNum w:abstractNumId="6" w15:restartNumberingAfterBreak="0">
     <w:nsid w:val="1CAD4C51"/>
     <w:multiLevelType w:val="hybridMultilevel"/>
     <w:tmpl w:val="1360C652"/>
@@ -7327,7 +10509,7 @@
       </w:pPr>
     </w:lvl>
   </w:abstractNum>
-  <w:abstractNum w:abstractNumId="6" w15:restartNumberingAfterBreak="0">
+  <w:abstractNum w:abstractNumId="7" w15:restartNumberingAfterBreak="0">
     <w:nsid w:val="24796DF9"/>
     <w:multiLevelType w:val="hybridMultilevel"/>
     <w:tmpl w:val="864EC002"/>
@@ -7452,7 +10634,7 @@
       </w:rPr>
     </w:lvl>
   </w:abstractNum>
-  <w:abstractNum w:abstractNumId="7" w15:restartNumberingAfterBreak="0">
+  <w:abstractNum w:abstractNumId="8" w15:restartNumberingAfterBreak="0">
     <w:nsid w:val="25710957"/>
     <w:multiLevelType w:val="hybridMultilevel"/>
     <w:tmpl w:val="433CB9C4"/>
@@ -7562,7 +10744,7 @@
       </w:rPr>
     </w:lvl>
   </w:abstractNum>
-  <w:abstractNum w:abstractNumId="8" w15:restartNumberingAfterBreak="0">
+  <w:abstractNum w:abstractNumId="9" w15:restartNumberingAfterBreak="0">
     <w:nsid w:val="28044A04"/>
     <w:multiLevelType w:val="hybridMultilevel"/>
     <w:tmpl w:val="2BA819A2"/>
@@ -7648,7 +10830,7 @@
       </w:pPr>
     </w:lvl>
   </w:abstractNum>
-  <w:abstractNum w:abstractNumId="9" w15:restartNumberingAfterBreak="0">
+  <w:abstractNum w:abstractNumId="10" w15:restartNumberingAfterBreak="0">
     <w:nsid w:val="2B9958AB"/>
     <w:multiLevelType w:val="multilevel"/>
     <w:tmpl w:val="2ADCA5B4"/>
@@ -7797,7 +10979,156 @@
       </w:rPr>
     </w:lvl>
   </w:abstractNum>
-  <w:abstractNum w:abstractNumId="10" w15:restartNumberingAfterBreak="0">
+  <w:abstractNum w:abstractNumId="11" w15:restartNumberingAfterBreak="0">
+    <w:nsid w:val="2EDD1952"/>
+    <w:multiLevelType w:val="multilevel"/>
+    <w:tmpl w:val="21C861B2"/>
+    <w:lvl w:ilvl="0">
+      <w:start w:val="1"/>
+      <w:numFmt w:val="bullet"/>
+      <w:lvlText w:val=""/>
+      <w:lvlJc w:val="left"/>
+      <w:pPr>
+        <w:tabs>
+          <w:tab w:val="num" w:pos="720"/>
+        </w:tabs>
+        <w:ind w:left="720" w:hanging="360"/>
+      </w:pPr>
+      <w:rPr>
+        <w:rFonts w:ascii="Symbol" w:hAnsi="Symbol" w:hint="default"/>
+        <w:sz w:val="20"/>
+      </w:rPr>
+    </w:lvl>
+    <w:lvl w:ilvl="1" w:tentative="1">
+      <w:start w:val="1"/>
+      <w:numFmt w:val="bullet"/>
+      <w:lvlText w:val="o"/>
+      <w:lvlJc w:val="left"/>
+      <w:pPr>
+        <w:tabs>
+          <w:tab w:val="num" w:pos="1440"/>
+        </w:tabs>
+        <w:ind w:left="1440" w:hanging="360"/>
+      </w:pPr>
+      <w:rPr>
+        <w:rFonts w:ascii="Courier New" w:hAnsi="Courier New" w:hint="default"/>
+        <w:sz w:val="20"/>
+      </w:rPr>
+    </w:lvl>
+    <w:lvl w:ilvl="2" w:tentative="1">
+      <w:start w:val="1"/>
+      <w:numFmt w:val="bullet"/>
+      <w:lvlText w:val=""/>
+      <w:lvlJc w:val="left"/>
+      <w:pPr>
+        <w:tabs>
+          <w:tab w:val="num" w:pos="2160"/>
+        </w:tabs>
+        <w:ind w:left="2160" w:hanging="360"/>
+      </w:pPr>
+      <w:rPr>
+        <w:rFonts w:ascii="Wingdings" w:hAnsi="Wingdings" w:hint="default"/>
+        <w:sz w:val="20"/>
+      </w:rPr>
+    </w:lvl>
+    <w:lvl w:ilvl="3" w:tentative="1">
+      <w:start w:val="1"/>
+      <w:numFmt w:val="bullet"/>
+      <w:lvlText w:val=""/>
+      <w:lvlJc w:val="left"/>
+      <w:pPr>
+        <w:tabs>
+          <w:tab w:val="num" w:pos="2880"/>
+        </w:tabs>
+        <w:ind w:left="2880" w:hanging="360"/>
+      </w:pPr>
+      <w:rPr>
+        <w:rFonts w:ascii="Wingdings" w:hAnsi="Wingdings" w:hint="default"/>
+        <w:sz w:val="20"/>
+      </w:rPr>
+    </w:lvl>
+    <w:lvl w:ilvl="4" w:tentative="1">
+      <w:start w:val="1"/>
+      <w:numFmt w:val="bullet"/>
+      <w:lvlText w:val=""/>
+      <w:lvlJc w:val="left"/>
+      <w:pPr>
+        <w:tabs>
+          <w:tab w:val="num" w:pos="3600"/>
+        </w:tabs>
+        <w:ind w:left="3600" w:hanging="360"/>
+      </w:pPr>
+      <w:rPr>
+        <w:rFonts w:ascii="Wingdings" w:hAnsi="Wingdings" w:hint="default"/>
+        <w:sz w:val="20"/>
+      </w:rPr>
+    </w:lvl>
+    <w:lvl w:ilvl="5" w:tentative="1">
+      <w:start w:val="1"/>
+      <w:numFmt w:val="bullet"/>
+      <w:lvlText w:val=""/>
+      <w:lvlJc w:val="left"/>
+      <w:pPr>
+        <w:tabs>
+          <w:tab w:val="num" w:pos="4320"/>
+        </w:tabs>
+        <w:ind w:left="4320" w:hanging="360"/>
+      </w:pPr>
+      <w:rPr>
+        <w:rFonts w:ascii="Wingdings" w:hAnsi="Wingdings" w:hint="default"/>
+        <w:sz w:val="20"/>
+      </w:rPr>
+    </w:lvl>
+    <w:lvl w:ilvl="6" w:tentative="1">
+      <w:start w:val="1"/>
+      <w:numFmt w:val="bullet"/>
+      <w:lvlText w:val=""/>
+      <w:lvlJc w:val="left"/>
+      <w:pPr>
+        <w:tabs>
+          <w:tab w:val="num" w:pos="5040"/>
+        </w:tabs>
+        <w:ind w:left="5040" w:hanging="360"/>
+      </w:pPr>
+      <w:rPr>
+        <w:rFonts w:ascii="Wingdings" w:hAnsi="Wingdings" w:hint="default"/>
+        <w:sz w:val="20"/>
+      </w:rPr>
+    </w:lvl>
+    <w:lvl w:ilvl="7" w:tentative="1">
+      <w:start w:val="1"/>
+      <w:numFmt w:val="bullet"/>
+      <w:lvlText w:val=""/>
+      <w:lvlJc w:val="left"/>
+      <w:pPr>
+        <w:tabs>
+          <w:tab w:val="num" w:pos="5760"/>
+        </w:tabs>
+        <w:ind w:left="5760" w:hanging="360"/>
+      </w:pPr>
+      <w:rPr>
+        <w:rFonts w:ascii="Wingdings" w:hAnsi="Wingdings" w:hint="default"/>
+        <w:sz w:val="20"/>
+      </w:rPr>
+    </w:lvl>
+    <w:lvl w:ilvl="8" w:tentative="1">
+      <w:start w:val="1"/>
+      <w:numFmt w:val="bullet"/>
+      <w:lvlText w:val=""/>
+      <w:lvlJc w:val="left"/>
+      <w:pPr>
+        <w:tabs>
+          <w:tab w:val="num" w:pos="6480"/>
+        </w:tabs>
+        <w:ind w:left="6480" w:hanging="360"/>
+      </w:pPr>
+      <w:rPr>
+        <w:rFonts w:ascii="Wingdings" w:hAnsi="Wingdings" w:hint="default"/>
+        <w:sz w:val="20"/>
+      </w:rPr>
+    </w:lvl>
+  </w:abstractNum>
+  <w:abstractNum w:abstractNumId="12" w15:restartNumberingAfterBreak="0">
     <w:nsid w:val="367F6A45"/>
     <w:multiLevelType w:val="multilevel"/>
     <w:tmpl w:val="0436C7FE"/>
@@ -7920,7 +11251,7 @@
       </w:rPr>
     </w:lvl>
   </w:abstractNum>
-  <w:abstractNum w:abstractNumId="11" w15:restartNumberingAfterBreak="0">
+  <w:abstractNum w:abstractNumId="13" w15:restartNumberingAfterBreak="0">
     <w:nsid w:val="39DB541F"/>
     <w:multiLevelType w:val="multilevel"/>
     <w:tmpl w:val="CAACC624"/>
@@ -8033,7 +11364,156 @@
       </w:pPr>
     </w:lvl>
   </w:abstractNum>
-  <w:abstractNum w:abstractNumId="12" w15:restartNumberingAfterBreak="0">
+  <w:abstractNum w:abstractNumId="14" w15:restartNumberingAfterBreak="0">
+    <w:nsid w:val="3ACB4C15"/>
+    <w:multiLevelType w:val="multilevel"/>
+    <w:tmpl w:val="2BF82AB4"/>
+    <w:lvl w:ilvl="0">
+      <w:start w:val="1"/>
+      <w:numFmt w:val="bullet"/>
+      <w:lvlText w:val=""/>
+      <w:lvlJc w:val="left"/>
+      <w:pPr>
+        <w:tabs>
+          <w:tab w:val="num" w:pos="720"/>
+        </w:tabs>
+        <w:ind w:left="720" w:hanging="360"/>
+      </w:pPr>
+      <w:rPr>
+        <w:rFonts w:ascii="Symbol" w:hAnsi="Symbol" w:hint="default"/>
+        <w:sz w:val="20"/>
+      </w:rPr>
+    </w:lvl>
+    <w:lvl w:ilvl="1" w:tentative="1">
+      <w:start w:val="1"/>
+      <w:numFmt w:val="bullet"/>
+      <w:lvlText w:val="o"/>
+      <w:lvlJc w:val="left"/>
+      <w:pPr>
+        <w:tabs>
+          <w:tab w:val="num" w:pos="1440"/>
+        </w:tabs>
+        <w:ind w:left="1440" w:hanging="360"/>
+      </w:pPr>
+      <w:rPr>
+        <w:rFonts w:ascii="Courier New" w:hAnsi="Courier New" w:hint="default"/>
+        <w:sz w:val="20"/>
+      </w:rPr>
+    </w:lvl>
+    <w:lvl w:ilvl="2" w:tentative="1">
+      <w:start w:val="1"/>
+      <w:numFmt w:val="bullet"/>
+      <w:lvlText w:val=""/>
+      <w:lvlJc w:val="left"/>
+      <w:pPr>
+        <w:tabs>
+          <w:tab w:val="num" w:pos="2160"/>
+        </w:tabs>
+        <w:ind w:left="2160" w:hanging="360"/>
+      </w:pPr>
+      <w:rPr>
+        <w:rFonts w:ascii="Wingdings" w:hAnsi="Wingdings" w:hint="default"/>
+        <w:sz w:val="20"/>
+      </w:rPr>
+    </w:lvl>
+    <w:lvl w:ilvl="3" w:tentative="1">
+      <w:start w:val="1"/>
+      <w:numFmt w:val="bullet"/>
+      <w:lvlText w:val=""/>
+      <w:lvlJc w:val="left"/>
+      <w:pPr>
+        <w:tabs>
+          <w:tab w:val="num" w:pos="2880"/>
+        </w:tabs>
+        <w:ind w:left="2880" w:hanging="360"/>
+      </w:pPr>
+      <w:rPr>
+        <w:rFonts w:ascii="Wingdings" w:hAnsi="Wingdings" w:hint="default"/>
+        <w:sz w:val="20"/>
+      </w:rPr>
+    </w:lvl>
+    <w:lvl w:ilvl="4" w:tentative="1">
+      <w:start w:val="1"/>
+      <w:numFmt w:val="bullet"/>
+      <w:lvlText w:val=""/>
+      <w:lvlJc w:val="left"/>
+      <w:pPr>
+        <w:tabs>
+          <w:tab w:val="num" w:pos="3600"/>
+        </w:tabs>
+        <w:ind w:left="3600" w:hanging="360"/>
+      </w:pPr>
+      <w:rPr>
+        <w:rFonts w:ascii="Wingdings" w:hAnsi="Wingdings" w:hint="default"/>
+        <w:sz w:val="20"/>
+      </w:rPr>
+    </w:lvl>
+    <w:lvl w:ilvl="5" w:tentative="1">
+      <w:start w:val="1"/>
+      <w:numFmt w:val="bullet"/>
+      <w:lvlText w:val=""/>
+      <w:lvlJc w:val="left"/>
+      <w:pPr>
+        <w:tabs>
+          <w:tab w:val="num" w:pos="4320"/>
+        </w:tabs>
+        <w:ind w:left="4320" w:hanging="360"/>
+      </w:pPr>
+      <w:rPr>
+        <w:rFonts w:ascii="Wingdings" w:hAnsi="Wingdings" w:hint="default"/>
+        <w:sz w:val="20"/>
+      </w:rPr>
+    </w:lvl>
+    <w:lvl w:ilvl="6" w:tentative="1">
+      <w:start w:val="1"/>
+      <w:numFmt w:val="bullet"/>
+      <w:lvlText w:val=""/>
+      <w:lvlJc w:val="left"/>
+      <w:pPr>
+        <w:tabs>
+          <w:tab w:val="num" w:pos="5040"/>
+        </w:tabs>
+        <w:ind w:left="5040" w:hanging="360"/>
+      </w:pPr>
+      <w:rPr>
+        <w:rFonts w:ascii="Wingdings" w:hAnsi="Wingdings" w:hint="default"/>
+        <w:sz w:val="20"/>
+      </w:rPr>
+    </w:lvl>
+    <w:lvl w:ilvl="7" w:tentative="1">
+      <w:start w:val="1"/>
+      <w:numFmt w:val="bullet"/>
+      <w:lvlText w:val=""/>
+      <w:lvlJc w:val="left"/>
+      <w:pPr>
+        <w:tabs>
+          <w:tab w:val="num" w:pos="5760"/>
+        </w:tabs>
+        <w:ind w:left="5760" w:hanging="360"/>
+      </w:pPr>
+      <w:rPr>
+        <w:rFonts w:ascii="Wingdings" w:hAnsi="Wingdings" w:hint="default"/>
+        <w:sz w:val="20"/>
+      </w:rPr>
+    </w:lvl>
+    <w:lvl w:ilvl="8" w:tentative="1">
+      <w:start w:val="1"/>
+      <w:numFmt w:val="bullet"/>
+      <w:lvlText w:val=""/>
+      <w:lvlJc w:val="left"/>
+      <w:pPr>
+        <w:tabs>
+          <w:tab w:val="num" w:pos="6480"/>
+        </w:tabs>
+        <w:ind w:left="6480" w:hanging="360"/>
+      </w:pPr>
+      <w:rPr>
+        <w:rFonts w:ascii="Wingdings" w:hAnsi="Wingdings" w:hint="default"/>
+        <w:sz w:val="20"/>
+      </w:rPr>
+    </w:lvl>
+  </w:abstractNum>
+  <w:abstractNum w:abstractNumId="15" w15:restartNumberingAfterBreak="0">
     <w:nsid w:val="44EE13B5"/>
     <w:multiLevelType w:val="hybridMultilevel"/>
     <w:tmpl w:val="038E9900"/>
@@ -8149,7 +11629,156 @@
       </w:rPr>
     </w:lvl>
   </w:abstractNum>
-  <w:abstractNum w:abstractNumId="13" w15:restartNumberingAfterBreak="0">
+  <w:abstractNum w:abstractNumId="16" w15:restartNumberingAfterBreak="0">
+    <w:nsid w:val="4F373A41"/>
+    <w:multiLevelType w:val="multilevel"/>
+    <w:tmpl w:val="04F44190"/>
+    <w:lvl w:ilvl="0">
+      <w:start w:val="1"/>
+      <w:numFmt w:val="bullet"/>
+      <w:lvlText w:val=""/>
+      <w:lvlJc w:val="left"/>
+      <w:pPr>
+        <w:tabs>
+          <w:tab w:val="num" w:pos="720"/>
+        </w:tabs>
+        <w:ind w:left="720" w:hanging="360"/>
+      </w:pPr>
+      <w:rPr>
+        <w:rFonts w:ascii="Symbol" w:hAnsi="Symbol" w:hint="default"/>
+        <w:sz w:val="20"/>
+      </w:rPr>
+    </w:lvl>
+    <w:lvl w:ilvl="1" w:tentative="1">
+      <w:start w:val="1"/>
+      <w:numFmt w:val="bullet"/>
+      <w:lvlText w:val="o"/>
+      <w:lvlJc w:val="left"/>
+      <w:pPr>
+        <w:tabs>
+          <w:tab w:val="num" w:pos="1440"/>
+        </w:tabs>
+        <w:ind w:left="1440" w:hanging="360"/>
+      </w:pPr>
+      <w:rPr>
+        <w:rFonts w:ascii="Courier New" w:hAnsi="Courier New" w:hint="default"/>
+        <w:sz w:val="20"/>
+      </w:rPr>
+    </w:lvl>
+    <w:lvl w:ilvl="2" w:tentative="1">
+      <w:start w:val="1"/>
+      <w:numFmt w:val="bullet"/>
+      <w:lvlText w:val=""/>
+      <w:lvlJc w:val="left"/>
+      <w:pPr>
+        <w:tabs>
+          <w:tab w:val="num" w:pos="2160"/>
+        </w:tabs>
+        <w:ind w:left="2160" w:hanging="360"/>
+      </w:pPr>
+      <w:rPr>
+        <w:rFonts w:ascii="Wingdings" w:hAnsi="Wingdings" w:hint="default"/>
+        <w:sz w:val="20"/>
+      </w:rPr>
+    </w:lvl>
+    <w:lvl w:ilvl="3" w:tentative="1">
+      <w:start w:val="1"/>
+      <w:numFmt w:val="bullet"/>
+      <w:lvlText w:val=""/>
+      <w:lvlJc w:val="left"/>
+      <w:pPr>
+        <w:tabs>
+          <w:tab w:val="num" w:pos="2880"/>
+        </w:tabs>
+        <w:ind w:left="2880" w:hanging="360"/>
+      </w:pPr>
+      <w:rPr>
+        <w:rFonts w:ascii="Wingdings" w:hAnsi="Wingdings" w:hint="default"/>
+        <w:sz w:val="20"/>
+      </w:rPr>
+    </w:lvl>
+    <w:lvl w:ilvl="4" w:tentative="1">
+      <w:start w:val="1"/>
+      <w:numFmt w:val="bullet"/>
+      <w:lvlText w:val=""/>
+      <w:lvlJc w:val="left"/>
+      <w:pPr>
+        <w:tabs>
+          <w:tab w:val="num" w:pos="3600"/>
+        </w:tabs>
+        <w:ind w:left="3600" w:hanging="360"/>
+      </w:pPr>
+      <w:rPr>
+        <w:rFonts w:ascii="Wingdings" w:hAnsi="Wingdings" w:hint="default"/>
+        <w:sz w:val="20"/>
+      </w:rPr>
+    </w:lvl>
+    <w:lvl w:ilvl="5" w:tentative="1">
+      <w:start w:val="1"/>
+      <w:numFmt w:val="bullet"/>
+      <w:lvlText w:val=""/>
+      <w:lvlJc w:val="left"/>
+      <w:pPr>
+        <w:tabs>
+          <w:tab w:val="num" w:pos="4320"/>
+        </w:tabs>
+        <w:ind w:left="4320" w:hanging="360"/>
+      </w:pPr>
+      <w:rPr>
+        <w:rFonts w:ascii="Wingdings" w:hAnsi="Wingdings" w:hint="default"/>
+        <w:sz w:val="20"/>
+      </w:rPr>
+    </w:lvl>
+    <w:lvl w:ilvl="6" w:tentative="1">
+      <w:start w:val="1"/>
+      <w:numFmt w:val="bullet"/>
+      <w:lvlText w:val=""/>
+      <w:lvlJc w:val="left"/>
+      <w:pPr>
+        <w:tabs>
+          <w:tab w:val="num" w:pos="5040"/>
+        </w:tabs>
+        <w:ind w:left="5040" w:hanging="360"/>
+      </w:pPr>
+      <w:rPr>
+        <w:rFonts w:ascii="Wingdings" w:hAnsi="Wingdings" w:hint="default"/>
+        <w:sz w:val="20"/>
+      </w:rPr>
+    </w:lvl>
+    <w:lvl w:ilvl="7" w:tentative="1">
+      <w:start w:val="1"/>
+      <w:numFmt w:val="bullet"/>
+      <w:lvlText w:val=""/>
+      <w:lvlJc w:val="left"/>
+      <w:pPr>
+        <w:tabs>
+          <w:tab w:val="num" w:pos="5760"/>
+        </w:tabs>
+        <w:ind w:left="5760" w:hanging="360"/>
+      </w:pPr>
+      <w:rPr>
+        <w:rFonts w:ascii="Wingdings" w:hAnsi="Wingdings" w:hint="default"/>
+        <w:sz w:val="20"/>
+      </w:rPr>
+    </w:lvl>
+    <w:lvl w:ilvl="8" w:tentative="1">
+      <w:start w:val="1"/>
+      <w:numFmt w:val="bullet"/>
+      <w:lvlText w:val=""/>
+      <w:lvlJc w:val="left"/>
+      <w:pPr>
+        <w:tabs>
+          <w:tab w:val="num" w:pos="6480"/>
+        </w:tabs>
+        <w:ind w:left="6480" w:hanging="360"/>
+      </w:pPr>
+      <w:rPr>
+        <w:rFonts w:ascii="Wingdings" w:hAnsi="Wingdings" w:hint="default"/>
+        <w:sz w:val="20"/>
+      </w:rPr>
+    </w:lvl>
+  </w:abstractNum>
+  <w:abstractNum w:abstractNumId="17" w15:restartNumberingAfterBreak="0">
     <w:nsid w:val="55F84D01"/>
     <w:multiLevelType w:val="multilevel"/>
     <w:tmpl w:val="A9E06390"/>
@@ -8262,7 +11891,7 @@
       </w:pPr>
     </w:lvl>
   </w:abstractNum>
-  <w:abstractNum w:abstractNumId="14" w15:restartNumberingAfterBreak="0">
+  <w:abstractNum w:abstractNumId="18" w15:restartNumberingAfterBreak="0">
     <w:nsid w:val="57397E8F"/>
     <w:multiLevelType w:val="multilevel"/>
     <w:tmpl w:val="93162086"/>
@@ -8375,7 +12004,7 @@
       </w:pPr>
     </w:lvl>
   </w:abstractNum>
-  <w:abstractNum w:abstractNumId="15" w15:restartNumberingAfterBreak="0">
+  <w:abstractNum w:abstractNumId="19" w15:restartNumberingAfterBreak="0">
     <w:nsid w:val="5FFB796A"/>
     <w:multiLevelType w:val="multilevel"/>
     <w:tmpl w:val="6388B4E8"/>
@@ -8488,7 +12117,156 @@
       </w:pPr>
     </w:lvl>
   </w:abstractNum>
-  <w:abstractNum w:abstractNumId="16" w15:restartNumberingAfterBreak="0">
+  <w:abstractNum w:abstractNumId="20" w15:restartNumberingAfterBreak="0">
+    <w:nsid w:val="65484B02"/>
+    <w:multiLevelType w:val="multilevel"/>
+    <w:tmpl w:val="8F1230D2"/>
+    <w:lvl w:ilvl="0">
+      <w:start w:val="1"/>
+      <w:numFmt w:val="bullet"/>
+      <w:lvlText w:val=""/>
+      <w:lvlJc w:val="left"/>
+      <w:pPr>
+        <w:tabs>
+          <w:tab w:val="num" w:pos="720"/>
+        </w:tabs>
+        <w:ind w:left="720" w:hanging="360"/>
+      </w:pPr>
+      <w:rPr>
+        <w:rFonts w:ascii="Symbol" w:hAnsi="Symbol" w:hint="default"/>
+        <w:sz w:val="20"/>
+      </w:rPr>
+    </w:lvl>
+    <w:lvl w:ilvl="1" w:tentative="1">
+      <w:start w:val="1"/>
+      <w:numFmt w:val="bullet"/>
+      <w:lvlText w:val="o"/>
+      <w:lvlJc w:val="left"/>
+      <w:pPr>
+        <w:tabs>
+          <w:tab w:val="num" w:pos="1440"/>
+        </w:tabs>
+        <w:ind w:left="1440" w:hanging="360"/>
+      </w:pPr>
+      <w:rPr>
+        <w:rFonts w:ascii="Courier New" w:hAnsi="Courier New" w:hint="default"/>
+        <w:sz w:val="20"/>
+      </w:rPr>
+    </w:lvl>
+    <w:lvl w:ilvl="2" w:tentative="1">
+      <w:start w:val="1"/>
+      <w:numFmt w:val="bullet"/>
+      <w:lvlText w:val=""/>
+      <w:lvlJc w:val="left"/>
+      <w:pPr>
+        <w:tabs>
+          <w:tab w:val="num" w:pos="2160"/>
+        </w:tabs>
+        <w:ind w:left="2160" w:hanging="360"/>
+      </w:pPr>
+      <w:rPr>
+        <w:rFonts w:ascii="Wingdings" w:hAnsi="Wingdings" w:hint="default"/>
+        <w:sz w:val="20"/>
+      </w:rPr>
+    </w:lvl>
+    <w:lvl w:ilvl="3" w:tentative="1">
+      <w:start w:val="1"/>
+      <w:numFmt w:val="bullet"/>
+      <w:lvlText w:val=""/>
+      <w:lvlJc w:val="left"/>
+      <w:pPr>
+        <w:tabs>
+          <w:tab w:val="num" w:pos="2880"/>
+        </w:tabs>
+        <w:ind w:left="2880" w:hanging="360"/>
+      </w:pPr>
+      <w:rPr>
+        <w:rFonts w:ascii="Wingdings" w:hAnsi="Wingdings" w:hint="default"/>
+        <w:sz w:val="20"/>
+      </w:rPr>
+    </w:lvl>
+    <w:lvl w:ilvl="4" w:tentative="1">
+      <w:start w:val="1"/>
+      <w:numFmt w:val="bullet"/>
+      <w:lvlText w:val=""/>
+      <w:lvlJc w:val="left"/>
+      <w:pPr>
+        <w:tabs>
+          <w:tab w:val="num" w:pos="3600"/>
+        </w:tabs>
+        <w:ind w:left="3600" w:hanging="360"/>
+      </w:pPr>
+      <w:rPr>
+        <w:rFonts w:ascii="Wingdings" w:hAnsi="Wingdings" w:hint="default"/>
+        <w:sz w:val="20"/>
+      </w:rPr>
+    </w:lvl>
+    <w:lvl w:ilvl="5" w:tentative="1">
+      <w:start w:val="1"/>
+      <w:numFmt w:val="bullet"/>
+      <w:lvlText w:val=""/>
+      <w:lvlJc w:val="left"/>
+      <w:pPr>
+        <w:tabs>
+          <w:tab w:val="num" w:pos="4320"/>
+        </w:tabs>
+        <w:ind w:left="4320" w:hanging="360"/>
+      </w:pPr>
+      <w:rPr>
+        <w:rFonts w:ascii="Wingdings" w:hAnsi="Wingdings" w:hint="default"/>
+        <w:sz w:val="20"/>
+      </w:rPr>
+    </w:lvl>
+    <w:lvl w:ilvl="6" w:tentative="1">
+      <w:start w:val="1"/>
+      <w:numFmt w:val="bullet"/>
+      <w:lvlText w:val=""/>
+      <w:lvlJc w:val="left"/>
+      <w:pPr>
+        <w:tabs>
+          <w:tab w:val="num" w:pos="5040"/>
+        </w:tabs>
+        <w:ind w:left="5040" w:hanging="360"/>
+      </w:pPr>
+      <w:rPr>
+        <w:rFonts w:ascii="Wingdings" w:hAnsi="Wingdings" w:hint="default"/>
+        <w:sz w:val="20"/>
+      </w:rPr>
+    </w:lvl>
+    <w:lvl w:ilvl="7" w:tentative="1">
+      <w:start w:val="1"/>
+      <w:numFmt w:val="bullet"/>
+      <w:lvlText w:val=""/>
+      <w:lvlJc w:val="left"/>
+      <w:pPr>
+        <w:tabs>
+          <w:tab w:val="num" w:pos="5760"/>
+        </w:tabs>
+        <w:ind w:left="5760" w:hanging="360"/>
+      </w:pPr>
+      <w:rPr>
+        <w:rFonts w:ascii="Wingdings" w:hAnsi="Wingdings" w:hint="default"/>
+        <w:sz w:val="20"/>
+      </w:rPr>
+    </w:lvl>
+    <w:lvl w:ilvl="8" w:tentative="1">
+      <w:start w:val="1"/>
+      <w:numFmt w:val="bullet"/>
+      <w:lvlText w:val=""/>
+      <w:lvlJc w:val="left"/>
+      <w:pPr>
+        <w:tabs>
+          <w:tab w:val="num" w:pos="6480"/>
+        </w:tabs>
+        <w:ind w:left="6480" w:hanging="360"/>
+      </w:pPr>
+      <w:rPr>
+        <w:rFonts w:ascii="Wingdings" w:hAnsi="Wingdings" w:hint="default"/>
+        <w:sz w:val="20"/>
+      </w:rPr>
+    </w:lvl>
+  </w:abstractNum>
+  <w:abstractNum w:abstractNumId="21" w15:restartNumberingAfterBreak="0">
     <w:nsid w:val="667677D6"/>
     <w:multiLevelType w:val="hybridMultilevel"/>
     <w:tmpl w:val="D01692D8"/>
@@ -8577,7 +12355,156 @@
       </w:pPr>
     </w:lvl>
   </w:abstractNum>
-  <w:abstractNum w:abstractNumId="17" w15:restartNumberingAfterBreak="0">
+  <w:abstractNum w:abstractNumId="22" w15:restartNumberingAfterBreak="0">
+    <w:nsid w:val="66836F19"/>
+    <w:multiLevelType w:val="multilevel"/>
+    <w:tmpl w:val="A5EE1A2A"/>
+    <w:lvl w:ilvl="0">
+      <w:start w:val="1"/>
+      <w:numFmt w:val="bullet"/>
+      <w:lvlText w:val=""/>
+      <w:lvlJc w:val="left"/>
+      <w:pPr>
+        <w:tabs>
+          <w:tab w:val="num" w:pos="720"/>
+        </w:tabs>
+        <w:ind w:left="720" w:hanging="360"/>
+      </w:pPr>
+      <w:rPr>
+        <w:rFonts w:ascii="Symbol" w:hAnsi="Symbol" w:hint="default"/>
+        <w:sz w:val="20"/>
+      </w:rPr>
+    </w:lvl>
+    <w:lvl w:ilvl="1" w:tentative="1">
+      <w:start w:val="1"/>
+      <w:numFmt w:val="bullet"/>
+      <w:lvlText w:val="o"/>
+      <w:lvlJc w:val="left"/>
+      <w:pPr>
+        <w:tabs>
+          <w:tab w:val="num" w:pos="1440"/>
+        </w:tabs>
+        <w:ind w:left="1440" w:hanging="360"/>
+      </w:pPr>
+      <w:rPr>
+        <w:rFonts w:ascii="Courier New" w:hAnsi="Courier New" w:hint="default"/>
+        <w:sz w:val="20"/>
+      </w:rPr>
+    </w:lvl>
+    <w:lvl w:ilvl="2" w:tentative="1">
+      <w:start w:val="1"/>
+      <w:numFmt w:val="bullet"/>
+      <w:lvlText w:val=""/>
+      <w:lvlJc w:val="left"/>
+      <w:pPr>
+        <w:tabs>
+          <w:tab w:val="num" w:pos="2160"/>
+        </w:tabs>
+        <w:ind w:left="2160" w:hanging="360"/>
+      </w:pPr>
+      <w:rPr>
+        <w:rFonts w:ascii="Wingdings" w:hAnsi="Wingdings" w:hint="default"/>
+        <w:sz w:val="20"/>
+      </w:rPr>
+    </w:lvl>
+    <w:lvl w:ilvl="3" w:tentative="1">
+      <w:start w:val="1"/>
+      <w:numFmt w:val="bullet"/>
+      <w:lvlText w:val=""/>
+      <w:lvlJc w:val="left"/>
+      <w:pPr>
+        <w:tabs>
+          <w:tab w:val="num" w:pos="2880"/>
+        </w:tabs>
+        <w:ind w:left="2880" w:hanging="360"/>
+      </w:pPr>
+      <w:rPr>
+        <w:rFonts w:ascii="Wingdings" w:hAnsi="Wingdings" w:hint="default"/>
+        <w:sz w:val="20"/>
+      </w:rPr>
+    </w:lvl>
+    <w:lvl w:ilvl="4" w:tentative="1">
+      <w:start w:val="1"/>
+      <w:numFmt w:val="bullet"/>
+      <w:lvlText w:val=""/>
+      <w:lvlJc w:val="left"/>
+      <w:pPr>
+        <w:tabs>
+          <w:tab w:val="num" w:pos="3600"/>
+        </w:tabs>
+        <w:ind w:left="3600" w:hanging="360"/>
+      </w:pPr>
+      <w:rPr>
+        <w:rFonts w:ascii="Wingdings" w:hAnsi="Wingdings" w:hint="default"/>
+        <w:sz w:val="20"/>
+      </w:rPr>
+    </w:lvl>
+    <w:lvl w:ilvl="5" w:tentative="1">
+      <w:start w:val="1"/>
+      <w:numFmt w:val="bullet"/>
+      <w:lvlText w:val=""/>
+      <w:lvlJc w:val="left"/>
+      <w:pPr>
+        <w:tabs>
+          <w:tab w:val="num" w:pos="4320"/>
+        </w:tabs>
+        <w:ind w:left="4320" w:hanging="360"/>
+      </w:pPr>
+      <w:rPr>
+        <w:rFonts w:ascii="Wingdings" w:hAnsi="Wingdings" w:hint="default"/>
+        <w:sz w:val="20"/>
+      </w:rPr>
+    </w:lvl>
+    <w:lvl w:ilvl="6" w:tentative="1">
+      <w:start w:val="1"/>
+      <w:numFmt w:val="bullet"/>
+      <w:lvlText w:val=""/>
+      <w:lvlJc w:val="left"/>
+      <w:pPr>
+        <w:tabs>
+          <w:tab w:val="num" w:pos="5040"/>
+        </w:tabs>
+        <w:ind w:left="5040" w:hanging="360"/>
+      </w:pPr>
+      <w:rPr>
+        <w:rFonts w:ascii="Wingdings" w:hAnsi="Wingdings" w:hint="default"/>
+        <w:sz w:val="20"/>
+      </w:rPr>
+    </w:lvl>
+    <w:lvl w:ilvl="7" w:tentative="1">
+      <w:start w:val="1"/>
+      <w:numFmt w:val="bullet"/>
+      <w:lvlText w:val=""/>
+      <w:lvlJc w:val="left"/>
+      <w:pPr>
+        <w:tabs>
+          <w:tab w:val="num" w:pos="5760"/>
+        </w:tabs>
+        <w:ind w:left="5760" w:hanging="360"/>
+      </w:pPr>
+      <w:rPr>
+        <w:rFonts w:ascii="Wingdings" w:hAnsi="Wingdings" w:hint="default"/>
+        <w:sz w:val="20"/>
+      </w:rPr>
+    </w:lvl>
+    <w:lvl w:ilvl="8" w:tentative="1">
+      <w:start w:val="1"/>
+      <w:numFmt w:val="bullet"/>
+      <w:lvlText w:val=""/>
+      <w:lvlJc w:val="left"/>
+      <w:pPr>
+        <w:tabs>
+          <w:tab w:val="num" w:pos="6480"/>
+        </w:tabs>
+        <w:ind w:left="6480" w:hanging="360"/>
+      </w:pPr>
+      <w:rPr>
+        <w:rFonts w:ascii="Wingdings" w:hAnsi="Wingdings" w:hint="default"/>
+        <w:sz w:val="20"/>
+      </w:rPr>
+    </w:lvl>
+  </w:abstractNum>
+  <w:abstractNum w:abstractNumId="23" w15:restartNumberingAfterBreak="0">
     <w:nsid w:val="688927E2"/>
     <w:multiLevelType w:val="hybridMultilevel"/>
     <w:tmpl w:val="64F8DB74"/>
@@ -8667,7 +12594,7 @@
       </w:pPr>
     </w:lvl>
   </w:abstractNum>
-  <w:abstractNum w:abstractNumId="18" w15:restartNumberingAfterBreak="0">
+  <w:abstractNum w:abstractNumId="24" w15:restartNumberingAfterBreak="0">
     <w:nsid w:val="6FD51D52"/>
     <w:multiLevelType w:val="hybridMultilevel"/>
     <w:tmpl w:val="36305470"/>
@@ -8753,7 +12680,7 @@
       </w:pPr>
     </w:lvl>
   </w:abstractNum>
-  <w:abstractNum w:abstractNumId="19" w15:restartNumberingAfterBreak="0">
+  <w:abstractNum w:abstractNumId="25" w15:restartNumberingAfterBreak="0">
     <w:nsid w:val="704E3E7F"/>
     <w:multiLevelType w:val="hybridMultilevel"/>
     <w:tmpl w:val="E34C7444"/>
@@ -8842,7 +12769,156 @@
       </w:pPr>
     </w:lvl>
   </w:abstractNum>
-  <w:abstractNum w:abstractNumId="20" w15:restartNumberingAfterBreak="0">
+  <w:abstractNum w:abstractNumId="26" w15:restartNumberingAfterBreak="0">
+    <w:nsid w:val="72BD0BA1"/>
+    <w:multiLevelType w:val="multilevel"/>
+    <w:tmpl w:val="AB44F44C"/>
+    <w:lvl w:ilvl="0">
+      <w:start w:val="1"/>
+      <w:numFmt w:val="bullet"/>
+      <w:lvlText w:val=""/>
+      <w:lvlJc w:val="left"/>
+      <w:pPr>
+        <w:tabs>
+          <w:tab w:val="num" w:pos="720"/>
+        </w:tabs>
+        <w:ind w:left="720" w:hanging="360"/>
+      </w:pPr>
+      <w:rPr>
+        <w:rFonts w:ascii="Symbol" w:hAnsi="Symbol" w:hint="default"/>
+        <w:sz w:val="20"/>
+      </w:rPr>
+    </w:lvl>
+    <w:lvl w:ilvl="1" w:tentative="1">
+      <w:start w:val="1"/>
+      <w:numFmt w:val="bullet"/>
+      <w:lvlText w:val="o"/>
+      <w:lvlJc w:val="left"/>
+      <w:pPr>
+        <w:tabs>
+          <w:tab w:val="num" w:pos="1440"/>
+        </w:tabs>
+        <w:ind w:left="1440" w:hanging="360"/>
+      </w:pPr>
+      <w:rPr>
+        <w:rFonts w:ascii="Courier New" w:hAnsi="Courier New" w:hint="default"/>
+        <w:sz w:val="20"/>
+      </w:rPr>
+    </w:lvl>
+    <w:lvl w:ilvl="2" w:tentative="1">
+      <w:start w:val="1"/>
+      <w:numFmt w:val="bullet"/>
+      <w:lvlText w:val=""/>
+      <w:lvlJc w:val="left"/>
+      <w:pPr>
+        <w:tabs>
+          <w:tab w:val="num" w:pos="2160"/>
+        </w:tabs>
+        <w:ind w:left="2160" w:hanging="360"/>
+      </w:pPr>
+      <w:rPr>
+        <w:rFonts w:ascii="Wingdings" w:hAnsi="Wingdings" w:hint="default"/>
+        <w:sz w:val="20"/>
+      </w:rPr>
+    </w:lvl>
+    <w:lvl w:ilvl="3" w:tentative="1">
+      <w:start w:val="1"/>
+      <w:numFmt w:val="bullet"/>
+      <w:lvlText w:val=""/>
+      <w:lvlJc w:val="left"/>
+      <w:pPr>
+        <w:tabs>
+          <w:tab w:val="num" w:pos="2880"/>
+        </w:tabs>
+        <w:ind w:left="2880" w:hanging="360"/>
+      </w:pPr>
+      <w:rPr>
+        <w:rFonts w:ascii="Wingdings" w:hAnsi="Wingdings" w:hint="default"/>
+        <w:sz w:val="20"/>
+      </w:rPr>
+    </w:lvl>
+    <w:lvl w:ilvl="4" w:tentative="1">
+      <w:start w:val="1"/>
+      <w:numFmt w:val="bullet"/>
+      <w:lvlText w:val=""/>
+      <w:lvlJc w:val="left"/>
+      <w:pPr>
+        <w:tabs>
+          <w:tab w:val="num" w:pos="3600"/>
+        </w:tabs>
+        <w:ind w:left="3600" w:hanging="360"/>
+      </w:pPr>
+      <w:rPr>
+        <w:rFonts w:ascii="Wingdings" w:hAnsi="Wingdings" w:hint="default"/>
+        <w:sz w:val="20"/>
+      </w:rPr>
+    </w:lvl>
+    <w:lvl w:ilvl="5" w:tentative="1">
+      <w:start w:val="1"/>
+      <w:numFmt w:val="bullet"/>
+      <w:lvlText w:val=""/>
+      <w:lvlJc w:val="left"/>
+      <w:pPr>
+        <w:tabs>
+          <w:tab w:val="num" w:pos="4320"/>
+        </w:tabs>
+        <w:ind w:left="4320" w:hanging="360"/>
+      </w:pPr>
+      <w:rPr>
+        <w:rFonts w:ascii="Wingdings" w:hAnsi="Wingdings" w:hint="default"/>
+        <w:sz w:val="20"/>
+      </w:rPr>
+    </w:lvl>
+    <w:lvl w:ilvl="6" w:tentative="1">
+      <w:start w:val="1"/>
+      <w:numFmt w:val="bullet"/>
+      <w:lvlText w:val=""/>
+      <w:lvlJc w:val="left"/>
+      <w:pPr>
+        <w:tabs>
+          <w:tab w:val="num" w:pos="5040"/>
+        </w:tabs>
+        <w:ind w:left="5040" w:hanging="360"/>
+      </w:pPr>
+      <w:rPr>
+        <w:rFonts w:ascii="Wingdings" w:hAnsi="Wingdings" w:hint="default"/>
+        <w:sz w:val="20"/>
+      </w:rPr>
+    </w:lvl>
+    <w:lvl w:ilvl="7" w:tentative="1">
+      <w:start w:val="1"/>
+      <w:numFmt w:val="bullet"/>
+      <w:lvlText w:val=""/>
+      <w:lvlJc w:val="left"/>
+      <w:pPr>
+        <w:tabs>
+          <w:tab w:val="num" w:pos="5760"/>
+        </w:tabs>
+        <w:ind w:left="5760" w:hanging="360"/>
+      </w:pPr>
+      <w:rPr>
+        <w:rFonts w:ascii="Wingdings" w:hAnsi="Wingdings" w:hint="default"/>
+        <w:sz w:val="20"/>
+      </w:rPr>
+    </w:lvl>
+    <w:lvl w:ilvl="8" w:tentative="1">
+      <w:start w:val="1"/>
+      <w:numFmt w:val="bullet"/>
+      <w:lvlText w:val=""/>
+      <w:lvlJc w:val="left"/>
+      <w:pPr>
+        <w:tabs>
+          <w:tab w:val="num" w:pos="6480"/>
+        </w:tabs>
+        <w:ind w:left="6480" w:hanging="360"/>
+      </w:pPr>
+      <w:rPr>
+        <w:rFonts w:ascii="Wingdings" w:hAnsi="Wingdings" w:hint="default"/>
+        <w:sz w:val="20"/>
+      </w:rPr>
+    </w:lvl>
+  </w:abstractNum>
+  <w:abstractNum w:abstractNumId="27" w15:restartNumberingAfterBreak="0">
     <w:nsid w:val="72C71C39"/>
     <w:multiLevelType w:val="hybridMultilevel"/>
     <w:tmpl w:val="C960FD86"/>
@@ -8967,7 +13043,120 @@
       </w:rPr>
     </w:lvl>
   </w:abstractNum>
-  <w:abstractNum w:abstractNumId="21" w15:restartNumberingAfterBreak="0">
+  <w:abstractNum w:abstractNumId="28" w15:restartNumberingAfterBreak="0">
+    <w:nsid w:val="77EB5760"/>
+    <w:multiLevelType w:val="multilevel"/>
+    <w:tmpl w:val="92F2D184"/>
+    <w:lvl w:ilvl="0">
+      <w:start w:val="1"/>
+      <w:numFmt w:val="decimal"/>
+      <w:lvlText w:val="%1."/>
+      <w:lvlJc w:val="left"/>
+      <w:pPr>
+        <w:tabs>
+          <w:tab w:val="num" w:pos="720"/>
+        </w:tabs>
+        <w:ind w:left="720" w:hanging="360"/>
+      </w:pPr>
+    </w:lvl>
+    <w:lvl w:ilvl="1" w:tentative="1">
+      <w:start w:val="1"/>
+      <w:numFmt w:val="decimal"/>
+      <w:lvlText w:val="%2."/>
+      <w:lvlJc w:val="left"/>
+      <w:pPr>
+        <w:tabs>
+          <w:tab w:val="num" w:pos="1440"/>
+        </w:tabs>
+        <w:ind w:left="1440" w:hanging="360"/>
+      </w:pPr>
+    </w:lvl>
+    <w:lvl w:ilvl="2" w:tentative="1">
+      <w:start w:val="1"/>
+      <w:numFmt w:val="decimal"/>
+      <w:lvlText w:val="%3."/>
+      <w:lvlJc w:val="left"/>
+      <w:pPr>
+        <w:tabs>
+          <w:tab w:val="num" w:pos="2160"/>
+        </w:tabs>
+        <w:ind w:left="2160" w:hanging="360"/>
+      </w:pPr>
+    </w:lvl>
+    <w:lvl w:ilvl="3" w:tentative="1">
+      <w:start w:val="1"/>
+      <w:numFmt w:val="decimal"/>
+      <w:lvlText w:val="%4."/>
+      <w:lvlJc w:val="left"/>
+      <w:pPr>
+        <w:tabs>
+          <w:tab w:val="num" w:pos="2880"/>
+        </w:tabs>
+        <w:ind w:left="2880" w:hanging="360"/>
+      </w:pPr>
+    </w:lvl>
+    <w:lvl w:ilvl="4" w:tentative="1">
+      <w:start w:val="1"/>
+      <w:numFmt w:val="decimal"/>
+      <w:lvlText w:val="%5."/>
+      <w:lvlJc w:val="left"/>
+      <w:pPr>
+        <w:tabs>
+          <w:tab w:val="num" w:pos="3600"/>
+        </w:tabs>
+        <w:ind w:left="3600" w:hanging="360"/>
+      </w:pPr>
+    </w:lvl>
+    <w:lvl w:ilvl="5" w:tentative="1">
+      <w:start w:val="1"/>
+      <w:numFmt w:val="decimal"/>
+      <w:lvlText w:val="%6."/>
+      <w:lvlJc w:val="left"/>
+      <w:pPr>
+        <w:tabs>
+          <w:tab w:val="num" w:pos="4320"/>
+        </w:tabs>
+        <w:ind w:left="4320" w:hanging="360"/>
+      </w:pPr>
+    </w:lvl>
+    <w:lvl w:ilvl="6" w:tentative="1">
+      <w:start w:val="1"/>
+      <w:numFmt w:val="decimal"/>
+      <w:lvlText w:val="%7."/>
+      <w:lvlJc w:val="left"/>
+      <w:pPr>
+        <w:tabs>
+          <w:tab w:val="num" w:pos="5040"/>
+        </w:tabs>
+        <w:ind w:left="5040" w:hanging="360"/>
+      </w:pPr>
+    </w:lvl>
+    <w:lvl w:ilvl="7" w:tentative="1">
+      <w:start w:val="1"/>
+      <w:numFmt w:val="decimal"/>
+      <w:lvlText w:val="%8."/>
+      <w:lvlJc w:val="left"/>
+      <w:pPr>
+        <w:tabs>
+          <w:tab w:val="num" w:pos="5760"/>
+        </w:tabs>
+        <w:ind w:left="5760" w:hanging="360"/>
+      </w:pPr>
+    </w:lvl>
+    <w:lvl w:ilvl="8" w:tentative="1">
+      <w:start w:val="1"/>
+      <w:numFmt w:val="decimal"/>
+      <w:lvlText w:val="%9."/>
+      <w:lvlJc w:val="left"/>
+      <w:pPr>
+        <w:tabs>
+          <w:tab w:val="num" w:pos="6480"/>
+        </w:tabs>
+        <w:ind w:left="6480" w:hanging="360"/>
+      </w:pPr>
+    </w:lvl>
+  </w:abstractNum>
+  <w:abstractNum w:abstractNumId="29" w15:restartNumberingAfterBreak="0">
     <w:nsid w:val="7823322B"/>
     <w:multiLevelType w:val="hybridMultilevel"/>
     <w:tmpl w:val="A0D81BB6"/>
@@ -9090,7 +13279,7 @@
     </w:lvlOverride>
   </w:num>
   <w:num w:numId="3" w16cid:durableId="1517813912">
-    <w:abstractNumId w:val="10"/>
+    <w:abstractNumId w:val="12"/>
   </w:num>
   <w:num w:numId="4" w16cid:durableId="798186098">
     <w:abstractNumId w:val="0"/>
@@ -9105,19 +13294,19 @@
     </w:lvlOverride>
   </w:num>
   <w:num w:numId="6" w16cid:durableId="2115830839">
-    <w:abstractNumId w:val="12"/>
+    <w:abstractNumId w:val="15"/>
   </w:num>
   <w:num w:numId="7" w16cid:durableId="471407680">
-    <w:abstractNumId w:val="6"/>
+    <w:abstractNumId w:val="7"/>
   </w:num>
   <w:num w:numId="8" w16cid:durableId="893388596">
-    <w:abstractNumId w:val="19"/>
+    <w:abstractNumId w:val="25"/>
   </w:num>
   <w:num w:numId="9" w16cid:durableId="1862353387">
     <w:abstractNumId w:val="1"/>
   </w:num>
   <w:num w:numId="10" w16cid:durableId="583271442">
-    <w:abstractNumId w:val="20"/>
+    <w:abstractNumId w:val="27"/>
     <w:lvlOverride w:ilvl="0">
       <w:startOverride w:val="1"/>
     </w:lvlOverride>
@@ -9133,7 +13322,7 @@
     <w:lvlOverride w:ilvl="8"/>
   </w:num>
   <w:num w:numId="11" w16cid:durableId="783697976">
-    <w:abstractNumId w:val="12"/>
+    <w:abstractNumId w:val="15"/>
     <w:lvlOverride w:ilvl="0"/>
     <w:lvlOverride w:ilvl="1">
       <w:startOverride w:val="1"/>
@@ -9147,19 +13336,19 @@
     <w:lvlOverride w:ilvl="8"/>
   </w:num>
   <w:num w:numId="12" w16cid:durableId="1306158738">
-    <w:abstractNumId w:val="17"/>
+    <w:abstractNumId w:val="23"/>
   </w:num>
   <w:num w:numId="13" w16cid:durableId="1700812942">
-    <w:abstractNumId w:val="16"/>
+    <w:abstractNumId w:val="21"/>
   </w:num>
   <w:num w:numId="14" w16cid:durableId="1608192642">
-    <w:abstractNumId w:val="21"/>
+    <w:abstractNumId w:val="29"/>
   </w:num>
   <w:num w:numId="15" w16cid:durableId="114762884">
-    <w:abstractNumId w:val="7"/>
+    <w:abstractNumId w:val="8"/>
   </w:num>
   <w:num w:numId="16" w16cid:durableId="1418284132">
-    <w:abstractNumId w:val="18"/>
+    <w:abstractNumId w:val="24"/>
   </w:num>
   <w:num w:numId="17" w16cid:durableId="70466096">
     <w:abstractNumId w:val="3"/>
@@ -9168,37 +13357,61 @@
     <w:abstractNumId w:val="4"/>
   </w:num>
   <w:num w:numId="19" w16cid:durableId="1183976187">
-    <w:abstractNumId w:val="8"/>
+    <w:abstractNumId w:val="9"/>
   </w:num>
   <w:num w:numId="20" w16cid:durableId="1865823307">
-    <w:abstractNumId w:val="15"/>
+    <w:abstractNumId w:val="19"/>
   </w:num>
   <w:num w:numId="21" w16cid:durableId="2074043917">
-    <w:abstractNumId w:val="14"/>
+    <w:abstractNumId w:val="18"/>
   </w:num>
   <w:num w:numId="22" w16cid:durableId="1745374221">
-    <w:abstractNumId w:val="11"/>
+    <w:abstractNumId w:val="13"/>
   </w:num>
   <w:num w:numId="23" w16cid:durableId="112403004">
-    <w:abstractNumId w:val="13"/>
+    <w:abstractNumId w:val="17"/>
   </w:num>
   <w:num w:numId="24" w16cid:durableId="207844976">
     <w:abstractNumId w:val="0"/>
   </w:num>
   <w:num w:numId="25" w16cid:durableId="856623875">
-    <w:abstractNumId w:val="5"/>
+    <w:abstractNumId w:val="6"/>
   </w:num>
   <w:num w:numId="26" w16cid:durableId="1307121231">
-    <w:abstractNumId w:val="9"/>
+    <w:abstractNumId w:val="10"/>
   </w:num>
   <w:num w:numId="27" w16cid:durableId="2097969410">
     <w:abstractNumId w:val="2"/>
+  </w:num>
+  <w:num w:numId="28" w16cid:durableId="1294873169">
+    <w:abstractNumId w:val="14"/>
+  </w:num>
+  <w:num w:numId="29" w16cid:durableId="1067336033">
+    <w:abstractNumId w:val="5"/>
+  </w:num>
+  <w:num w:numId="30" w16cid:durableId="496263845">
+    <w:abstractNumId w:val="20"/>
+  </w:num>
+  <w:num w:numId="31" w16cid:durableId="1296712846">
+    <w:abstractNumId w:val="16"/>
+  </w:num>
+  <w:num w:numId="32" w16cid:durableId="621116517">
+    <w:abstractNumId w:val="11"/>
+  </w:num>
+  <w:num w:numId="33" w16cid:durableId="1401708058">
+    <w:abstractNumId w:val="26"/>
+  </w:num>
+  <w:num w:numId="34" w16cid:durableId="595403479">
+    <w:abstractNumId w:val="22"/>
+  </w:num>
+  <w:num w:numId="35" w16cid:durableId="757141688">
+    <w:abstractNumId w:val="28"/>
   </w:num>
 </w:numbering>
 </file>
 
 <file path=word/styles.xml><?xml version="1.0" encoding="utf-8"?>
-<w:styles xmlns:mc="http://schemas.openxmlformats.org/markup-compatibility/2006" xmlns:r="http://schemas.openxmlformats.org/officeDocument/2006/relationships" xmlns:w="http://schemas.openxmlformats.org/wordprocessingml/2006/main" xmlns:w14="http://schemas.microsoft.com/office/word/2010/wordml" xmlns:w15="http://schemas.microsoft.com/office/word/2012/wordml" xmlns:w16cex="http://schemas.microsoft.com/office/word/2018/wordml/cex" xmlns:w16cid="http://schemas.microsoft.com/office/word/2016/wordml/cid" xmlns:w16="http://schemas.microsoft.com/office/word/2018/wordml" xmlns:w16du="http://schemas.microsoft.com/office/word/2023/wordml/word16du" xmlns:w16sdtdh="http://schemas.microsoft.com/office/word/2020/wordml/sdtdatahash" xmlns:w16sdtfl="http://schemas.microsoft.com/office/word/2024/wordml/sdtformatlock" xmlns:w16se="http://schemas.microsoft.com/office/word/2015/wordml/symex" mc:Ignorable="w14 w15 w16se w16cid w16 w16cex w16sdtdh w16sdtfl w16du">
+<w:styles xmlns:mc="http://schemas.openxmlformats.org/markup-compatibility/2006" xmlns:r="http://schemas.openxmlformats.org/officeDocument/2006/relationships" xmlns:w="http://schemas.openxmlformats.org/wordprocessingml/2006/main" xmlns:w14="http://schemas.microsoft.com/office/word/2010/wordml" xmlns:w15="http://schemas.microsoft.com/office/word/2012/wordml" xmlns:w16cex="http://schemas.microsoft.com/office/word/2018/wordml/cex" xmlns:w16cid="http://schemas.microsoft.com/office/word/2016/wordml/cid" xmlns:w16="http://schemas.microsoft.com/office/word/2018/wordml" xmlns:w16sdtdh="http://schemas.microsoft.com/office/word/2020/wordml/sdtdatahash" xmlns:w16sdtfl="http://schemas.microsoft.com/office/word/2024/wordml/sdtformatlock" xmlns:w16se="http://schemas.microsoft.com/office/word/2015/wordml/symex" xmlns:w16du="http://schemas.microsoft.com/office/word/2023/wordml/word16du" mc:Ignorable="w14 w15 w16se w16cid w16 w16cex w16sdtdh w16sdtfl w16du">
   <w:docDefaults>
     <w:rPrDefault>
       <w:rPr>
@@ -10491,11 +14704,102 @@
       <w:lang w:eastAsia="en-US"/>
     </w:rPr>
   </w:style>
+  <w:style w:type="paragraph" w:customStyle="1" w:styleId="IT">
+    <w:name w:val="IT"/>
+    <w:basedOn w:val="ListBullet"/>
+    <w:qFormat/>
+    <w:rsid w:val="000B1F8D"/>
+    <w:pPr>
+      <w:numPr>
+        <w:numId w:val="0"/>
+      </w:numPr>
+      <w:spacing w:before="160" w:after="0" w:line="360" w:lineRule="auto"/>
+      <w:jc w:val="both"/>
+    </w:pPr>
+    <w:rPr>
+      <w:rFonts w:ascii="Times New Roman" w:hAnsi="Times New Roman" w:cs="Times New Roman"/>
+      <w:color w:val="auto"/>
+      <w:sz w:val="24"/>
+      <w:szCs w:val="24"/>
+    </w:rPr>
+  </w:style>
+  <w:style w:type="table" w:styleId="GridTable6Colorful-Accent1">
+    <w:name w:val="Grid Table 6 Colorful Accent 1"/>
+    <w:basedOn w:val="TableNormal"/>
+    <w:uiPriority w:val="51"/>
+    <w:rsid w:val="000B1F8D"/>
+    <w:pPr>
+      <w:spacing w:after="0" w:line="240" w:lineRule="auto"/>
+    </w:pPr>
+    <w:rPr>
+      <w:color w:val="BF2B0E" w:themeColor="accent1" w:themeShade="BF"/>
+    </w:rPr>
+    <w:tblPr>
+      <w:tblStyleRowBandSize w:val="1"/>
+      <w:tblStyleColBandSize w:val="1"/>
+      <w:tblBorders>
+        <w:top w:val="single" w:sz="4" w:space="0" w:color="F58F7A" w:themeColor="accent1" w:themeTint="99"/>
+        <w:left w:val="single" w:sz="4" w:space="0" w:color="F58F7A" w:themeColor="accent1" w:themeTint="99"/>
+        <w:bottom w:val="single" w:sz="4" w:space="0" w:color="F58F7A" w:themeColor="accent1" w:themeTint="99"/>
+        <w:right w:val="single" w:sz="4" w:space="0" w:color="F58F7A" w:themeColor="accent1" w:themeTint="99"/>
+        <w:insideH w:val="single" w:sz="4" w:space="0" w:color="F58F7A" w:themeColor="accent1" w:themeTint="99"/>
+        <w:insideV w:val="single" w:sz="4" w:space="0" w:color="F58F7A" w:themeColor="accent1" w:themeTint="99"/>
+      </w:tblBorders>
+    </w:tblPr>
+    <w:tblStylePr w:type="firstRow">
+      <w:rPr>
+        <w:b/>
+        <w:bCs/>
+      </w:rPr>
+      <w:tblPr/>
+      <w:tcPr>
+        <w:tcBorders>
+          <w:bottom w:val="single" w:sz="12" w:space="0" w:color="F58F7A" w:themeColor="accent1" w:themeTint="99"/>
+        </w:tcBorders>
+      </w:tcPr>
+    </w:tblStylePr>
+    <w:tblStylePr w:type="lastRow">
+      <w:rPr>
+        <w:b/>
+        <w:bCs/>
+      </w:rPr>
+      <w:tblPr/>
+      <w:tcPr>
+        <w:tcBorders>
+          <w:top w:val="double" w:sz="4" w:space="0" w:color="F58F7A" w:themeColor="accent1" w:themeTint="99"/>
+        </w:tcBorders>
+      </w:tcPr>
+    </w:tblStylePr>
+    <w:tblStylePr w:type="firstCol">
+      <w:rPr>
+        <w:b/>
+        <w:bCs/>
+      </w:rPr>
+    </w:tblStylePr>
+    <w:tblStylePr w:type="lastCol">
+      <w:rPr>
+        <w:b/>
+        <w:bCs/>
+      </w:rPr>
+    </w:tblStylePr>
+    <w:tblStylePr w:type="band1Vert">
+      <w:tblPr/>
+      <w:tcPr>
+        <w:shd w:val="clear" w:color="auto" w:fill="FBD9D2" w:themeFill="accent1" w:themeFillTint="33"/>
+      </w:tcPr>
+    </w:tblStylePr>
+    <w:tblStylePr w:type="band1Horz">
+      <w:tblPr/>
+      <w:tcPr>
+        <w:shd w:val="clear" w:color="auto" w:fill="FBD9D2" w:themeFill="accent1" w:themeFillTint="33"/>
+      </w:tcPr>
+    </w:tblStylePr>
+  </w:style>
 </w:styles>
 </file>
 
 <file path=word/glossary/document.xml><?xml version="1.0" encoding="utf-8"?>
-<w:glossaryDocument xmlns:wpc="http://schemas.microsoft.com/office/word/2010/wordprocessingCanvas" xmlns:cx="http://schemas.microsoft.com/office/drawing/2014/chartex" xmlns:cx1="http://schemas.microsoft.com/office/drawing/2015/9/8/chartex" xmlns:cx2="http://schemas.microsoft.com/office/drawing/2015/10/21/chartex" xmlns:cx3="http://schemas.microsoft.com/office/drawing/2016/5/9/chartex" xmlns:cx4="http://schemas.microsoft.com/office/drawing/2016/5/10/chartex" xmlns:cx5="http://schemas.microsoft.com/office/drawing/2016/5/11/chartex" xmlns:cx6="http://schemas.microsoft.com/office/drawing/2016/5/12/chartex" xmlns:cx7="http://schemas.microsoft.com/office/drawing/2016/5/13/chartex" xmlns:cx8="http://schemas.microsoft.com/office/drawing/2016/5/14/chartex" xmlns:mc="http://schemas.openxmlformats.org/markup-compatibility/2006" xmlns:aink="http://schemas.microsoft.com/office/drawing/2016/ink" xmlns:am3d="http://schemas.microsoft.com/office/drawing/2017/model3d" xmlns:o="urn:schemas-microsoft-com:office:office" xmlns:oel="http://schemas.microsoft.com/office/2019/extlst" xmlns:r="http://schemas.openxmlformats.org/officeDocument/2006/relationships" xmlns:m="http://schemas.openxmlformats.org/officeDocument/2006/math" xmlns:v="urn:schemas-microsoft-com:vml" xmlns:wp14="http://schemas.microsoft.com/office/word/2010/wordprocessingDrawing" xmlns:wp="http://schemas.openxmlformats.org/drawingml/2006/wordprocessingDrawing" xmlns:w10="urn:schemas-microsoft-com:office:word" xmlns:w="http://schemas.openxmlformats.org/wordprocessingml/2006/main" xmlns:w14="http://schemas.microsoft.com/office/word/2010/wordml" xmlns:w15="http://schemas.microsoft.com/office/word/2012/wordml" xmlns:w16cex="http://schemas.microsoft.com/office/word/2018/wordml/cex" xmlns:w16cid="http://schemas.microsoft.com/office/word/2016/wordml/cid" xmlns:w16="http://schemas.microsoft.com/office/word/2018/wordml" xmlns:w16du="http://schemas.microsoft.com/office/word/2023/wordml/word16du" xmlns:w16sdtdh="http://schemas.microsoft.com/office/word/2020/wordml/sdtdatahash" xmlns:w16sdtfl="http://schemas.microsoft.com/office/word/2024/wordml/sdtformatlock" xmlns:w16se="http://schemas.microsoft.com/office/word/2015/wordml/symex" xmlns:wpg="http://schemas.microsoft.com/office/word/2010/wordprocessingGroup" xmlns:wpi="http://schemas.microsoft.com/office/word/2010/wordprocessingInk" xmlns:wne="http://schemas.microsoft.com/office/word/2006/wordml" xmlns:wps="http://schemas.microsoft.com/office/word/2010/wordprocessingShape" mc:Ignorable="w14 w15 w16se w16cid w16 w16cex w16sdtdh w16sdtfl w16du wp14">
+<w:glossaryDocument xmlns:wpc="http://schemas.microsoft.com/office/word/2010/wordprocessingCanvas" xmlns:cx="http://schemas.microsoft.com/office/drawing/2014/chartex" xmlns:cx1="http://schemas.microsoft.com/office/drawing/2015/9/8/chartex" xmlns:cx2="http://schemas.microsoft.com/office/drawing/2015/10/21/chartex" xmlns:cx3="http://schemas.microsoft.com/office/drawing/2016/5/9/chartex" xmlns:cx4="http://schemas.microsoft.com/office/drawing/2016/5/10/chartex" xmlns:cx5="http://schemas.microsoft.com/office/drawing/2016/5/11/chartex" xmlns:cx6="http://schemas.microsoft.com/office/drawing/2016/5/12/chartex" xmlns:cx7="http://schemas.microsoft.com/office/drawing/2016/5/13/chartex" xmlns:cx8="http://schemas.microsoft.com/office/drawing/2016/5/14/chartex" xmlns:mc="http://schemas.openxmlformats.org/markup-compatibility/2006" xmlns:m="http://schemas.openxmlformats.org/officeDocument/2006/math" xmlns:aink="http://schemas.microsoft.com/office/drawing/2016/ink" xmlns:am3d="http://schemas.microsoft.com/office/drawing/2017/model3d" xmlns:oel="http://schemas.microsoft.com/office/2019/extlst" xmlns:r="http://schemas.openxmlformats.org/officeDocument/2006/relationships" xmlns:wp14="http://schemas.microsoft.com/office/word/2010/wordprocessingDrawing" xmlns:wp="http://schemas.openxmlformats.org/drawingml/2006/wordprocessingDrawing" xmlns:wpg="http://schemas.microsoft.com/office/word/2010/wordprocessingGroup" xmlns:wpi="http://schemas.microsoft.com/office/word/2010/wordprocessingInk" xmlns:wps="http://schemas.microsoft.com/office/word/2010/wordprocessingShape" xmlns:o="urn:schemas-microsoft-com:office:office" xmlns:v="urn:schemas-microsoft-com:vml" xmlns:w10="urn:schemas-microsoft-com:office:word" xmlns:w="http://schemas.openxmlformats.org/wordprocessingml/2006/main" xmlns:w14="http://schemas.microsoft.com/office/word/2010/wordml" xmlns:w15="http://schemas.microsoft.com/office/word/2012/wordml" xmlns:w16cei="http://schemas.microsoft.com/office/word/2026/wordml/cei" xmlns:w16cex="http://schemas.microsoft.com/office/word/2018/wordml/cex" xmlns:w16cid="http://schemas.microsoft.com/office/word/2016/wordml/cid" xmlns:w16="http://schemas.microsoft.com/office/word/2018/wordml" xmlns:w16sdtdh="http://schemas.microsoft.com/office/word/2020/wordml/sdtdatahash" xmlns:w16sdtfl="http://schemas.microsoft.com/office/word/2024/wordml/sdtformatlock" xmlns:w16se="http://schemas.microsoft.com/office/word/2015/wordml/symex" xmlns:w16du="http://schemas.microsoft.com/office/word/2023/wordml/word16du" xmlns:wne="http://schemas.microsoft.com/office/word/2006/wordml" mc:Ignorable="w14 w15 w16se w16cid w16 w16cex w16sdtdh w16sdtfl w16du wp14">
   <w:docParts>
     <w:docPart>
       <w:docPartPr>
@@ -10580,7 +14884,7 @@
 </file>
 
 <file path=word/glossary/fontTable.xml><?xml version="1.0" encoding="utf-8"?>
-<w:fonts xmlns:mc="http://schemas.openxmlformats.org/markup-compatibility/2006" xmlns:r="http://schemas.openxmlformats.org/officeDocument/2006/relationships" xmlns:w="http://schemas.openxmlformats.org/wordprocessingml/2006/main" xmlns:w14="http://schemas.microsoft.com/office/word/2010/wordml" xmlns:w15="http://schemas.microsoft.com/office/word/2012/wordml" xmlns:w16cex="http://schemas.microsoft.com/office/word/2018/wordml/cex" xmlns:w16cid="http://schemas.microsoft.com/office/word/2016/wordml/cid" xmlns:w16="http://schemas.microsoft.com/office/word/2018/wordml" xmlns:w16du="http://schemas.microsoft.com/office/word/2023/wordml/word16du" xmlns:w16sdtdh="http://schemas.microsoft.com/office/word/2020/wordml/sdtdatahash" xmlns:w16sdtfl="http://schemas.microsoft.com/office/word/2024/wordml/sdtformatlock" xmlns:w16se="http://schemas.microsoft.com/office/word/2015/wordml/symex" mc:Ignorable="w14 w15 w16se w16cid w16 w16cex w16sdtdh w16sdtfl w16du">
+<w:fonts xmlns:mc="http://schemas.openxmlformats.org/markup-compatibility/2006" xmlns:r="http://schemas.openxmlformats.org/officeDocument/2006/relationships" xmlns:w="http://schemas.openxmlformats.org/wordprocessingml/2006/main" xmlns:w14="http://schemas.microsoft.com/office/word/2010/wordml" xmlns:w15="http://schemas.microsoft.com/office/word/2012/wordml" xmlns:w16cex="http://schemas.microsoft.com/office/word/2018/wordml/cex" xmlns:w16cid="http://schemas.microsoft.com/office/word/2016/wordml/cid" xmlns:w16="http://schemas.microsoft.com/office/word/2018/wordml" xmlns:w16sdtdh="http://schemas.microsoft.com/office/word/2020/wordml/sdtdatahash" xmlns:w16sdtfl="http://schemas.microsoft.com/office/word/2024/wordml/sdtformatlock" xmlns:w16se="http://schemas.microsoft.com/office/word/2015/wordml/symex" xmlns:w16du="http://schemas.microsoft.com/office/word/2023/wordml/word16du" mc:Ignorable="w14 w15 w16se w16cid w16 w16cex w16sdtdh w16sdtfl w16du">
   <w:font w:name="Cambria">
     <w:panose1 w:val="02040503050406030204"/>
     <w:charset w:val="00"/>
@@ -10598,14 +14902,7 @@
   <w:font w:name="Symbol">
     <w:panose1 w:val="05050102010706020507"/>
     <w:charset w:val="02"/>
-    <w:family w:val="roman"/>
-    <w:pitch w:val="variable"/>
-    <w:sig w:usb0="00000000" w:usb1="10000000" w:usb2="00000000" w:usb3="00000000" w:csb0="80000000" w:csb1="00000000"/>
-  </w:font>
-  <w:font w:name="Wingdings">
-    <w:panose1 w:val="05000000000000000000"/>
-    <w:charset w:val="02"/>
-    <w:family w:val="auto"/>
+    <w:family w:val="decorative"/>
     <w:pitch w:val="variable"/>
     <w:sig w:usb0="00000000" w:usb1="10000000" w:usb2="00000000" w:usb3="00000000" w:csb0="80000000" w:csb1="00000000"/>
   </w:font>
@@ -10615,6 +14912,13 @@
     <w:family w:val="modern"/>
     <w:pitch w:val="fixed"/>
     <w:sig w:usb0="E0002EFF" w:usb1="C0007843" w:usb2="00000009" w:usb3="00000000" w:csb0="000001FF" w:csb1="00000000"/>
+  </w:font>
+  <w:font w:name="Wingdings">
+    <w:panose1 w:val="05000000000000000000"/>
+    <w:charset w:val="02"/>
+    <w:family w:val="auto"/>
+    <w:pitch w:val="variable"/>
+    <w:sig w:usb0="00000000" w:usb1="10000000" w:usb2="00000000" w:usb3="00000000" w:csb0="80000000" w:csb1="00000000"/>
   </w:font>
   <w:font w:name="Arial">
     <w:panose1 w:val="020B0604020202020204"/>
@@ -10638,12 +14942,14 @@
     <w:sig w:usb0="E1002EFF" w:usb1="C000605B" w:usb2="00000029" w:usb3="00000000" w:csb0="000101FF" w:csb1="00000000"/>
   </w:font>
   <w:font w:name="Aptos">
+    <w:panose1 w:val="020B0004020202020204"/>
     <w:charset w:val="00"/>
     <w:family w:val="swiss"/>
     <w:pitch w:val="variable"/>
     <w:sig w:usb0="20000287" w:usb1="00000003" w:usb2="00000000" w:usb3="00000000" w:csb0="0000019F" w:csb1="00000000"/>
   </w:font>
   <w:font w:name="Yu Mincho">
+    <w:panose1 w:val="02020400000000000000"/>
     <w:charset w:val="80"/>
     <w:family w:val="roman"/>
     <w:pitch w:val="variable"/>
@@ -10657,6 +14963,7 @@
     <w:sig w:usb0="E00002FF" w:usb1="2AC7FDFF" w:usb2="00000016" w:usb3="00000000" w:csb0="0002009F" w:csb1="00000000"/>
   </w:font>
   <w:font w:name="Aptos Display">
+    <w:panose1 w:val="020B0004020202020204"/>
     <w:charset w:val="00"/>
     <w:family w:val="swiss"/>
     <w:pitch w:val="variable"/>
@@ -10666,7 +14973,7 @@
 </file>
 
 <file path=word/glossary/numbering.xml><?xml version="1.0" encoding="utf-8"?>
-<w:numbering xmlns:wpc="http://schemas.microsoft.com/office/word/2010/wordprocessingCanvas" xmlns:cx="http://schemas.microsoft.com/office/drawing/2014/chartex" xmlns:cx1="http://schemas.microsoft.com/office/drawing/2015/9/8/chartex" xmlns:cx2="http://schemas.microsoft.com/office/drawing/2015/10/21/chartex" xmlns:cx3="http://schemas.microsoft.com/office/drawing/2016/5/9/chartex" xmlns:cx4="http://schemas.microsoft.com/office/drawing/2016/5/10/chartex" xmlns:cx5="http://schemas.microsoft.com/office/drawing/2016/5/11/chartex" xmlns:cx6="http://schemas.microsoft.com/office/drawing/2016/5/12/chartex" xmlns:cx7="http://schemas.microsoft.com/office/drawing/2016/5/13/chartex" xmlns:cx8="http://schemas.microsoft.com/office/drawing/2016/5/14/chartex" xmlns:mc="http://schemas.openxmlformats.org/markup-compatibility/2006" xmlns:aink="http://schemas.microsoft.com/office/drawing/2016/ink" xmlns:am3d="http://schemas.microsoft.com/office/drawing/2017/model3d" xmlns:o="urn:schemas-microsoft-com:office:office" xmlns:oel="http://schemas.microsoft.com/office/2019/extlst" xmlns:r="http://schemas.openxmlformats.org/officeDocument/2006/relationships" xmlns:m="http://schemas.openxmlformats.org/officeDocument/2006/math" xmlns:v="urn:schemas-microsoft-com:vml" xmlns:wp14="http://schemas.microsoft.com/office/word/2010/wordprocessingDrawing" xmlns:wp="http://schemas.openxmlformats.org/drawingml/2006/wordprocessingDrawing" xmlns:w10="urn:schemas-microsoft-com:office:word" xmlns:w="http://schemas.openxmlformats.org/wordprocessingml/2006/main" xmlns:w14="http://schemas.microsoft.com/office/word/2010/wordml" xmlns:w15="http://schemas.microsoft.com/office/word/2012/wordml" xmlns:w16cex="http://schemas.microsoft.com/office/word/2018/wordml/cex" xmlns:w16cid="http://schemas.microsoft.com/office/word/2016/wordml/cid" xmlns:w16="http://schemas.microsoft.com/office/word/2018/wordml" xmlns:w16du="http://schemas.microsoft.com/office/word/2023/wordml/word16du" xmlns:w16sdtdh="http://schemas.microsoft.com/office/word/2020/wordml/sdtdatahash" xmlns:w16sdtfl="http://schemas.microsoft.com/office/word/2024/wordml/sdtformatlock" xmlns:w16se="http://schemas.microsoft.com/office/word/2015/wordml/symex" xmlns:wpg="http://schemas.microsoft.com/office/word/2010/wordprocessingGroup" xmlns:wpi="http://schemas.microsoft.com/office/word/2010/wordprocessingInk" xmlns:wne="http://schemas.microsoft.com/office/word/2006/wordml" xmlns:wps="http://schemas.microsoft.com/office/word/2010/wordprocessingShape" mc:Ignorable="w14 w15 w16se w16cid w16 w16cex w16sdtdh w16sdtfl w16du wp14">
+<w:numbering xmlns:wpc="http://schemas.microsoft.com/office/word/2010/wordprocessingCanvas" xmlns:cx="http://schemas.microsoft.com/office/drawing/2014/chartex" xmlns:cx1="http://schemas.microsoft.com/office/drawing/2015/9/8/chartex" xmlns:cx2="http://schemas.microsoft.com/office/drawing/2015/10/21/chartex" xmlns:cx3="http://schemas.microsoft.com/office/drawing/2016/5/9/chartex" xmlns:cx4="http://schemas.microsoft.com/office/drawing/2016/5/10/chartex" xmlns:cx5="http://schemas.microsoft.com/office/drawing/2016/5/11/chartex" xmlns:cx6="http://schemas.microsoft.com/office/drawing/2016/5/12/chartex" xmlns:cx7="http://schemas.microsoft.com/office/drawing/2016/5/13/chartex" xmlns:cx8="http://schemas.microsoft.com/office/drawing/2016/5/14/chartex" xmlns:mc="http://schemas.openxmlformats.org/markup-compatibility/2006" xmlns:m="http://schemas.openxmlformats.org/officeDocument/2006/math" xmlns:aink="http://schemas.microsoft.com/office/drawing/2016/ink" xmlns:am3d="http://schemas.microsoft.com/office/drawing/2017/model3d" xmlns:oel="http://schemas.microsoft.com/office/2019/extlst" xmlns:r="http://schemas.openxmlformats.org/officeDocument/2006/relationships" xmlns:wp14="http://schemas.microsoft.com/office/word/2010/wordprocessingDrawing" xmlns:wp="http://schemas.openxmlformats.org/drawingml/2006/wordprocessingDrawing" xmlns:wpg="http://schemas.microsoft.com/office/word/2010/wordprocessingGroup" xmlns:wpi="http://schemas.microsoft.com/office/word/2010/wordprocessingInk" xmlns:wps="http://schemas.microsoft.com/office/word/2010/wordprocessingShape" xmlns:o="urn:schemas-microsoft-com:office:office" xmlns:v="urn:schemas-microsoft-com:vml" xmlns:w10="urn:schemas-microsoft-com:office:word" xmlns:w="http://schemas.openxmlformats.org/wordprocessingml/2006/main" xmlns:w14="http://schemas.microsoft.com/office/word/2010/wordml" xmlns:w15="http://schemas.microsoft.com/office/word/2012/wordml" xmlns:w16cei="http://schemas.microsoft.com/office/word/2026/wordml/cei" xmlns:w16cex="http://schemas.microsoft.com/office/word/2018/wordml/cex" xmlns:w16cid="http://schemas.microsoft.com/office/word/2016/wordml/cid" xmlns:w16="http://schemas.microsoft.com/office/word/2018/wordml" xmlns:w16sdtdh="http://schemas.microsoft.com/office/word/2020/wordml/sdtdatahash" xmlns:w16sdtfl="http://schemas.microsoft.com/office/word/2024/wordml/sdtformatlock" xmlns:w16se="http://schemas.microsoft.com/office/word/2015/wordml/symex" xmlns:w16du="http://schemas.microsoft.com/office/word/2023/wordml/word16du" xmlns:wne="http://schemas.microsoft.com/office/word/2006/wordml" mc:Ignorable="w14 w15 w16se w16cid w16 w16cex w16sdtdh w16sdtfl w16du wp14">
   <w:abstractNum w:abstractNumId="0" w15:restartNumberingAfterBreak="0">
     <w:nsid w:val="FFFFFF89"/>
     <w:multiLevelType w:val="singleLevel"/>
@@ -10693,7 +15000,7 @@
 </file>
 
 <file path=word/glossary/settings.xml><?xml version="1.0" encoding="utf-8"?>
-<w:settings xmlns:mc="http://schemas.openxmlformats.org/markup-compatibility/2006" xmlns:o="urn:schemas-microsoft-com:office:office" xmlns:r="http://schemas.openxmlformats.org/officeDocument/2006/relationships" xmlns:m="http://schemas.openxmlformats.org/officeDocument/2006/math" xmlns:v="urn:schemas-microsoft-com:vml" xmlns:w10="urn:schemas-microsoft-com:office:word" xmlns:w="http://schemas.openxmlformats.org/wordprocessingml/2006/main" xmlns:w14="http://schemas.microsoft.com/office/word/2010/wordml" xmlns:w15="http://schemas.microsoft.com/office/word/2012/wordml" xmlns:w16cex="http://schemas.microsoft.com/office/word/2018/wordml/cex" xmlns:w16cid="http://schemas.microsoft.com/office/word/2016/wordml/cid" xmlns:w16="http://schemas.microsoft.com/office/word/2018/wordml" xmlns:w16du="http://schemas.microsoft.com/office/word/2023/wordml/word16du" xmlns:w16sdtdh="http://schemas.microsoft.com/office/word/2020/wordml/sdtdatahash" xmlns:w16sdtfl="http://schemas.microsoft.com/office/word/2024/wordml/sdtformatlock" xmlns:w16se="http://schemas.microsoft.com/office/word/2015/wordml/symex" xmlns:sl="http://schemas.openxmlformats.org/schemaLibrary/2006/main" mc:Ignorable="w14 w15 w16se w16cid w16 w16cex w16sdtdh w16sdtfl w16du">
+<w:settings xmlns:mc="http://schemas.openxmlformats.org/markup-compatibility/2006" xmlns:m="http://schemas.openxmlformats.org/officeDocument/2006/math" xmlns:r="http://schemas.openxmlformats.org/officeDocument/2006/relationships" xmlns:sl="http://schemas.openxmlformats.org/schemaLibrary/2006/main" xmlns:o="urn:schemas-microsoft-com:office:office" xmlns:v="urn:schemas-microsoft-com:vml" xmlns:w10="urn:schemas-microsoft-com:office:word" xmlns:w="http://schemas.openxmlformats.org/wordprocessingml/2006/main" xmlns:w14="http://schemas.microsoft.com/office/word/2010/wordml" xmlns:w15="http://schemas.microsoft.com/office/word/2012/wordml" xmlns:w16cex="http://schemas.microsoft.com/office/word/2018/wordml/cex" xmlns:w16cid="http://schemas.microsoft.com/office/word/2016/wordml/cid" xmlns:w16="http://schemas.microsoft.com/office/word/2018/wordml" xmlns:w16sdtdh="http://schemas.microsoft.com/office/word/2020/wordml/sdtdatahash" xmlns:w16sdtfl="http://schemas.microsoft.com/office/word/2024/wordml/sdtformatlock" xmlns:w16se="http://schemas.microsoft.com/office/word/2015/wordml/symex" xmlns:w16du="http://schemas.microsoft.com/office/word/2023/wordml/word16du" mc:Ignorable="w14 w15 w16se w16cid w16 w16cex w16sdtdh w16sdtfl w16du">
   <w:view w:val="normal"/>
   <w:defaultTabStop w:val="720"/>
   <w:characterSpacingControl w:val="doNotCompress"/>
@@ -10712,6 +15019,7 @@
     <w:rsid w:val="00051231"/>
     <w:rsid w:val="00096A42"/>
     <w:rsid w:val="000F7A23"/>
+    <w:rsid w:val="001059D6"/>
     <w:rsid w:val="0011571B"/>
     <w:rsid w:val="00125B68"/>
     <w:rsid w:val="001876E6"/>
@@ -10731,6 +15039,7 @@
     <w:rsid w:val="005E024E"/>
     <w:rsid w:val="005E6AEF"/>
     <w:rsid w:val="006400C0"/>
+    <w:rsid w:val="00641001"/>
     <w:rsid w:val="00660EF5"/>
     <w:rsid w:val="00695677"/>
     <w:rsid w:val="006D7F43"/>
@@ -10792,7 +15101,7 @@
 </file>
 
 <file path=word/glossary/styles.xml><?xml version="1.0" encoding="utf-8"?>
-<w:styles xmlns:mc="http://schemas.openxmlformats.org/markup-compatibility/2006" xmlns:r="http://schemas.openxmlformats.org/officeDocument/2006/relationships" xmlns:w="http://schemas.openxmlformats.org/wordprocessingml/2006/main" xmlns:w14="http://schemas.microsoft.com/office/word/2010/wordml" xmlns:w15="http://schemas.microsoft.com/office/word/2012/wordml" xmlns:w16cex="http://schemas.microsoft.com/office/word/2018/wordml/cex" xmlns:w16cid="http://schemas.microsoft.com/office/word/2016/wordml/cid" xmlns:w16="http://schemas.microsoft.com/office/word/2018/wordml" xmlns:w16du="http://schemas.microsoft.com/office/word/2023/wordml/word16du" xmlns:w16sdtdh="http://schemas.microsoft.com/office/word/2020/wordml/sdtdatahash" xmlns:w16sdtfl="http://schemas.microsoft.com/office/word/2024/wordml/sdtformatlock" xmlns:w16se="http://schemas.microsoft.com/office/word/2015/wordml/symex" mc:Ignorable="w14 w15 w16se w16cid w16 w16cex w16sdtdh w16sdtfl w16du">
+<w:styles xmlns:mc="http://schemas.openxmlformats.org/markup-compatibility/2006" xmlns:r="http://schemas.openxmlformats.org/officeDocument/2006/relationships" xmlns:w="http://schemas.openxmlformats.org/wordprocessingml/2006/main" xmlns:w14="http://schemas.microsoft.com/office/word/2010/wordml" xmlns:w15="http://schemas.microsoft.com/office/word/2012/wordml" xmlns:w16cex="http://schemas.microsoft.com/office/word/2018/wordml/cex" xmlns:w16cid="http://schemas.microsoft.com/office/word/2016/wordml/cid" xmlns:w16="http://schemas.microsoft.com/office/word/2018/wordml" xmlns:w16sdtdh="http://schemas.microsoft.com/office/word/2020/wordml/sdtdatahash" xmlns:w16sdtfl="http://schemas.microsoft.com/office/word/2024/wordml/sdtformatlock" xmlns:w16se="http://schemas.microsoft.com/office/word/2015/wordml/symex" xmlns:w16du="http://schemas.microsoft.com/office/word/2023/wordml/word16du" mc:Ignorable="w14 w15 w16se w16cid w16 w16cex w16sdtdh w16sdtfl w16du">
   <w:docDefaults>
     <w:rPrDefault>
       <w:rPr>
@@ -11259,7 +15568,7 @@
 </file>
 
 <file path=word/glossary/webSettings.xml><?xml version="1.0" encoding="utf-8"?>
-<w:webSettings xmlns:mc="http://schemas.openxmlformats.org/markup-compatibility/2006" xmlns:r="http://schemas.openxmlformats.org/officeDocument/2006/relationships" xmlns:w="http://schemas.openxmlformats.org/wordprocessingml/2006/main" xmlns:w14="http://schemas.microsoft.com/office/word/2010/wordml" xmlns:w15="http://schemas.microsoft.com/office/word/2012/wordml" xmlns:w16cex="http://schemas.microsoft.com/office/word/2018/wordml/cex" xmlns:w16cid="http://schemas.microsoft.com/office/word/2016/wordml/cid" xmlns:w16="http://schemas.microsoft.com/office/word/2018/wordml" xmlns:w16du="http://schemas.microsoft.com/office/word/2023/wordml/word16du" xmlns:w16sdtdh="http://schemas.microsoft.com/office/word/2020/wordml/sdtdatahash" xmlns:w16sdtfl="http://schemas.microsoft.com/office/word/2024/wordml/sdtformatlock" xmlns:w16se="http://schemas.microsoft.com/office/word/2015/wordml/symex" mc:Ignorable="w14 w15 w16se w16cid w16 w16cex w16sdtdh w16sdtfl w16du">
+<w:webSettings xmlns:mc="http://schemas.openxmlformats.org/markup-compatibility/2006" xmlns:r="http://schemas.openxmlformats.org/officeDocument/2006/relationships" xmlns:w="http://schemas.openxmlformats.org/wordprocessingml/2006/main" xmlns:w14="http://schemas.microsoft.com/office/word/2010/wordml" xmlns:w15="http://schemas.microsoft.com/office/word/2012/wordml" xmlns:w16cex="http://schemas.microsoft.com/office/word/2018/wordml/cex" xmlns:w16cid="http://schemas.microsoft.com/office/word/2016/wordml/cid" xmlns:w16="http://schemas.microsoft.com/office/word/2018/wordml" xmlns:w16sdtdh="http://schemas.microsoft.com/office/word/2020/wordml/sdtdatahash" xmlns:w16sdtfl="http://schemas.microsoft.com/office/word/2024/wordml/sdtformatlock" xmlns:w16se="http://schemas.microsoft.com/office/word/2015/wordml/symex" xmlns:w16du="http://schemas.microsoft.com/office/word/2023/wordml/word16du" mc:Ignorable="w14 w15 w16se w16cid w16 w16cex w16sdtdh w16sdtfl w16du">
   <w:optimizeForBrowser/>
   <w:allowPNG/>
 </w:webSettings>
@@ -11593,16 +15902,16 @@
 </file>
 
 <file path=customXml/item2.xml><?xml version="1.0" encoding="utf-8"?>
+<b:Sources xmlns:b="http://schemas.openxmlformats.org/officeDocument/2006/bibliography" SelectedStyle="\APA.XSL" StyleName="APA"/>
+</file>
+
+<file path=customXml/item3.xml><?xml version="1.0" encoding="utf-8"?>
 <?mso-contentType ?>
 <FormTemplates xmlns="http://schemas.microsoft.com/sharepoint/v3/contenttype/forms">
   <Display>DocumentLibraryForm</Display>
   <Edit>AssetEditForm</Edit>
   <New>DocumentLibraryForm</New>
 </FormTemplates>
-</file>
-
-<file path=customXml/item3.xml><?xml version="1.0" encoding="utf-8"?>
-<b:Sources xmlns:b="http://schemas.openxmlformats.org/officeDocument/2006/bibliography" SelectedStyle="\APA.XSL" StyleName="APA"/>
 </file>
 
 <file path=customXml/itemProps1.xml><?xml version="1.0" encoding="utf-8"?>
@@ -11614,17 +15923,17 @@
 </file>
 
 <file path=customXml/itemProps2.xml><?xml version="1.0" encoding="utf-8"?>
+<ds:datastoreItem xmlns:ds="http://schemas.openxmlformats.org/officeDocument/2006/customXml" ds:itemID="{355C5113-D031-41DB-A6D8-43CE1A0E6695}">
+  <ds:schemaRefs>
+    <ds:schemaRef ds:uri="http://schemas.openxmlformats.org/officeDocument/2006/bibliography"/>
+  </ds:schemaRefs>
+</ds:datastoreItem>
+</file>
+
+<file path=customXml/itemProps3.xml><?xml version="1.0" encoding="utf-8"?>
 <ds:datastoreItem xmlns:ds="http://schemas.openxmlformats.org/officeDocument/2006/customXml" ds:itemID="{E34C63B7-A026-4A37-9535-4FBB4C03A11D}">
   <ds:schemaRefs>
     <ds:schemaRef ds:uri="http://schemas.microsoft.com/sharepoint/v3/contenttype/forms"/>
   </ds:schemaRefs>
 </ds:datastoreItem>
-</file>
-
-<file path=customXml/itemProps3.xml><?xml version="1.0" encoding="utf-8"?>
-<ds:datastoreItem xmlns:ds="http://schemas.openxmlformats.org/officeDocument/2006/customXml" ds:itemID="{355C5113-D031-41DB-A6D8-43CE1A0E6695}">
-  <ds:schemaRefs>
-    <ds:schemaRef ds:uri="http://schemas.openxmlformats.org/officeDocument/2006/bibliography"/>
-  </ds:schemaRefs>
-</ds:datastoreItem>
 </file>
--- a/DB-Course Project.docx
+++ b/DB-Course Project.docx
@@ -1,6 +1,6 @@
 
 <file path=word/document.xml><?xml version="1.0" encoding="utf-8"?>
-<w:document xmlns:wpc="http://schemas.microsoft.com/office/word/2010/wordprocessingCanvas" xmlns:cx="http://schemas.microsoft.com/office/drawing/2014/chartex" xmlns:cx1="http://schemas.microsoft.com/office/drawing/2015/9/8/chartex" xmlns:cx2="http://schemas.microsoft.com/office/drawing/2015/10/21/chartex" xmlns:cx3="http://schemas.microsoft.com/office/drawing/2016/5/9/chartex" xmlns:cx4="http://schemas.microsoft.com/office/drawing/2016/5/10/chartex" xmlns:cx5="http://schemas.microsoft.com/office/drawing/2016/5/11/chartex" xmlns:cx6="http://schemas.microsoft.com/office/drawing/2016/5/12/chartex" xmlns:cx7="http://schemas.microsoft.com/office/drawing/2016/5/13/chartex" xmlns:cx8="http://schemas.microsoft.com/office/drawing/2016/5/14/chartex" xmlns:mc="http://schemas.openxmlformats.org/markup-compatibility/2006" xmlns:m="http://schemas.openxmlformats.org/officeDocument/2006/math" xmlns:aink="http://schemas.microsoft.com/office/drawing/2016/ink" xmlns:am3d="http://schemas.microsoft.com/office/drawing/2017/model3d" xmlns:oel="http://schemas.microsoft.com/office/2019/extlst" xmlns:r="http://schemas.openxmlformats.org/officeDocument/2006/relationships" xmlns:wp14="http://schemas.microsoft.com/office/word/2010/wordprocessingDrawing" xmlns:wp="http://schemas.openxmlformats.org/drawingml/2006/wordprocessingDrawing" xmlns:wpg="http://schemas.microsoft.com/office/word/2010/wordprocessingGroup" xmlns:wpi="http://schemas.microsoft.com/office/word/2010/wordprocessingInk" xmlns:wps="http://schemas.microsoft.com/office/word/2010/wordprocessingShape" xmlns:o="urn:schemas-microsoft-com:office:office" xmlns:v="urn:schemas-microsoft-com:vml" xmlns:w10="urn:schemas-microsoft-com:office:word" xmlns:w="http://schemas.openxmlformats.org/wordprocessingml/2006/main" xmlns:w14="http://schemas.microsoft.com/office/word/2010/wordml" xmlns:w15="http://schemas.microsoft.com/office/word/2012/wordml" xmlns:w16cei="http://schemas.microsoft.com/office/word/2026/wordml/cei" xmlns:w16cex="http://schemas.microsoft.com/office/word/2018/wordml/cex" xmlns:w16cid="http://schemas.microsoft.com/office/word/2016/wordml/cid" xmlns:w16="http://schemas.microsoft.com/office/word/2018/wordml" xmlns:w16sdtdh="http://schemas.microsoft.com/office/word/2020/wordml/sdtdatahash" xmlns:w16sdtfl="http://schemas.microsoft.com/office/word/2024/wordml/sdtformatlock" xmlns:w16se="http://schemas.microsoft.com/office/word/2015/wordml/symex" xmlns:w16du="http://schemas.microsoft.com/office/word/2023/wordml/word16du" xmlns:wne="http://schemas.microsoft.com/office/word/2006/wordml" mc:Ignorable="w14 w15 w16se w16cid w16 w16cex w16sdtdh w16sdtfl w16du wp14">
+<w:document xmlns:wpc="http://schemas.microsoft.com/office/word/2010/wordprocessingCanvas" xmlns:cx="http://schemas.microsoft.com/office/drawing/2014/chartex" xmlns:cx1="http://schemas.microsoft.com/office/drawing/2015/9/8/chartex" xmlns:cx2="http://schemas.microsoft.com/office/drawing/2015/10/21/chartex" xmlns:cx3="http://schemas.microsoft.com/office/drawing/2016/5/9/chartex" xmlns:cx4="http://schemas.microsoft.com/office/drawing/2016/5/10/chartex" xmlns:cx5="http://schemas.microsoft.com/office/drawing/2016/5/11/chartex" xmlns:cx6="http://schemas.microsoft.com/office/drawing/2016/5/12/chartex" xmlns:cx7="http://schemas.microsoft.com/office/drawing/2016/5/13/chartex" xmlns:cx8="http://schemas.microsoft.com/office/drawing/2016/5/14/chartex" xmlns:mc="http://schemas.openxmlformats.org/markup-compatibility/2006" xmlns:aink="http://schemas.microsoft.com/office/drawing/2016/ink" xmlns:am3d="http://schemas.microsoft.com/office/drawing/2017/model3d" xmlns:o="urn:schemas-microsoft-com:office:office" xmlns:oel="http://schemas.microsoft.com/office/2019/extlst" xmlns:r="http://schemas.openxmlformats.org/officeDocument/2006/relationships" xmlns:m="http://schemas.openxmlformats.org/officeDocument/2006/math" xmlns:v="urn:schemas-microsoft-com:vml" xmlns:wp14="http://schemas.microsoft.com/office/word/2010/wordprocessingDrawing" xmlns:wp="http://schemas.openxmlformats.org/drawingml/2006/wordprocessingDrawing" xmlns:w10="urn:schemas-microsoft-com:office:word" xmlns:w="http://schemas.openxmlformats.org/wordprocessingml/2006/main" xmlns:w14="http://schemas.microsoft.com/office/word/2010/wordml" xmlns:w15="http://schemas.microsoft.com/office/word/2012/wordml" xmlns:w16cex="http://schemas.microsoft.com/office/word/2018/wordml/cex" xmlns:w16cid="http://schemas.microsoft.com/office/word/2016/wordml/cid" xmlns:w16="http://schemas.microsoft.com/office/word/2018/wordml" xmlns:w16du="http://schemas.microsoft.com/office/word/2023/wordml/word16du" xmlns:w16sdtdh="http://schemas.microsoft.com/office/word/2020/wordml/sdtdatahash" xmlns:w16sdtfl="http://schemas.microsoft.com/office/word/2024/wordml/sdtformatlock" xmlns:w16se="http://schemas.microsoft.com/office/word/2015/wordml/symex" xmlns:wpg="http://schemas.microsoft.com/office/word/2010/wordprocessingGroup" xmlns:wpi="http://schemas.microsoft.com/office/word/2010/wordprocessingInk" xmlns:wne="http://schemas.microsoft.com/office/word/2006/wordml" xmlns:wps="http://schemas.microsoft.com/office/word/2010/wordprocessingShape" mc:Ignorable="w14 w15 w16se w16cid w16 w16cex w16sdtdh w16sdtfl w16du wp14">
   <w:body>
     <w:p>
       <w:pPr>
@@ -453,7 +453,7 @@
                 <v:stroke joinstyle="miter"/>
                 <v:path gradientshapeok="t" o:connecttype="rect"/>
               </v:shapetype>
-              <v:shape id="Text Box 14" o:spid="_x0000_s1026" type="#_x0000_t202" alt="Report title" style="position:absolute;margin-left:36pt;margin-top:85.4pt;width:540pt;height:148.1pt;z-index:-251641856;visibility:visible;mso-wrap-style:square;mso-width-percent:0;mso-height-percent:0;mso-wrap-distance-left:9pt;mso-wrap-distance-top:0;mso-wrap-distance-right:9pt;mso-wrap-distance-bottom:0;mso-position-horizontal:absolute;mso-position-horizontal-relative:page;mso-position-vertical:absolute;mso-position-vertical-relative:margin;mso-width-percent:0;mso-height-percent:0;mso-width-relative:margin;mso-height-relative:margin;v-text-anchor:bottom" o:gfxdata="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" o:allowoverlap="f" filled="f" stroked="f">
+              <v:shape id="Text Box 14" o:spid="_x0000_s1026" type="#_x0000_t202" alt="Report title" style="position:absolute;margin-left:36pt;margin-top:85.4pt;width:540pt;height:148.1pt;z-index:-251641856;visibility:visible;mso-wrap-style:square;mso-width-percent:0;mso-height-percent:0;mso-wrap-distance-left:9pt;mso-wrap-distance-top:0;mso-wrap-distance-right:9pt;mso-wrap-distance-bottom:0;mso-position-horizontal:absolute;mso-position-horizontal-relative:page;mso-position-vertical:absolute;mso-position-vertical-relative:margin;mso-width-percent:0;mso-height-percent:0;mso-width-relative:margin;mso-height-relative:margin;v-text-anchor:bottom" o:gfxdata="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" o:allowoverlap="f" filled="f" stroked="f">
                 <v:textbox inset="0,0,0,0">
                   <w:txbxContent>
                     <w:sdt>
@@ -1007,7 +1007,7 @@
           </mc:Choice>
           <mc:Fallback>
             <w:pict>
-              <v:shape w14:anchorId="6466823C" id="Text Box 2" o:spid="_x0000_s1027" type="#_x0000_t202" style="position:absolute;margin-left:40.3pt;margin-top:.05pt;width:545.45pt;height:87.55pt;z-index:251679744;visibility:visible;mso-wrap-style:square;mso-width-percent:0;mso-height-percent:0;mso-wrap-distance-left:9pt;mso-wrap-distance-top:7.2pt;mso-wrap-distance-right:9pt;mso-wrap-distance-bottom:7.2pt;mso-position-horizontal:absolute;mso-position-horizontal-relative:page;mso-position-vertical:absolute;mso-position-vertical-relative:text;mso-width-percent:0;mso-height-percent:0;mso-width-relative:margin;mso-height-relative:margin;v-text-anchor:top" o:gfxdata="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" filled="f" stroked="f">
+              <v:shape w14:anchorId="6466823C" id="Text Box 2" o:spid="_x0000_s1027" type="#_x0000_t202" style="position:absolute;margin-left:40.3pt;margin-top:.05pt;width:545.45pt;height:87.55pt;z-index:251679744;visibility:visible;mso-wrap-style:square;mso-width-percent:0;mso-height-percent:0;mso-wrap-distance-left:9pt;mso-wrap-distance-top:7.2pt;mso-wrap-distance-right:9pt;mso-wrap-distance-bottom:7.2pt;mso-position-horizontal:absolute;mso-position-horizontal-relative:page;mso-position-vertical:absolute;mso-position-vertical-relative:text;mso-width-percent:0;mso-height-percent:0;mso-width-relative:margin;mso-height-relative:margin;v-text-anchor:top" o:gfxdata="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" filled="f" stroked="f">
                 <v:textbox>
                   <w:txbxContent>
                     <w:p>
@@ -1739,8 +1739,8 @@
               </mc:Choice>
               <mc:Fallback>
                 <w:pict>
-                  <v:group w14:anchorId="31857F9A" id="Group 198" o:spid="_x0000_s1028" style="position:absolute;margin-left:-105.75pt;margin-top:341.4pt;width:518.25pt;height:318.6pt;z-index:251677696;mso-wrap-distance-left:14.4pt;mso-wrap-distance-top:3.6pt;mso-wrap-distance-right:14.4pt;mso-wrap-distance-bottom:3.6pt;mso-position-horizontal-relative:margin;mso-position-vertical-relative:margin;mso-width-relative:margin;mso-height-relative:margin" coordorigin=",228" coordsize="35784,22576" o:gfxdata="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">
-                    <v:rect id="Rectangle 199" o:spid="_x0000_s1029" style="position:absolute;top:228;width:35674;height:2448;visibility:visible;mso-wrap-style:square;v-text-anchor:middle" o:gfxdata="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" fillcolor="#ef4623 [3204]" stroked="f" strokeweight="2pt">
+                  <v:group w14:anchorId="31857F9A" id="Group 198" o:spid="_x0000_s1028" style="position:absolute;margin-left:-105.75pt;margin-top:341.4pt;width:518.25pt;height:318.6pt;z-index:251677696;mso-wrap-distance-left:14.4pt;mso-wrap-distance-top:3.6pt;mso-wrap-distance-right:14.4pt;mso-wrap-distance-bottom:3.6pt;mso-position-horizontal-relative:margin;mso-position-vertical-relative:margin;mso-width-relative:margin;mso-height-relative:margin" coordorigin=",228" coordsize="35784,22576" o:gfxdata="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">
+                    <v:rect id="Rectangle 199" o:spid="_x0000_s1029" style="position:absolute;top:228;width:35674;height:2448;visibility:visible;mso-wrap-style:square;v-text-anchor:middle" o:gfxdata="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" fillcolor="#ef4623 [3204]" stroked="f" strokeweight="2pt">
                       <v:textbox>
                         <w:txbxContent>
                           <w:p>
@@ -1769,7 +1769,7 @@
                         </w:txbxContent>
                       </v:textbox>
                     </v:rect>
-                    <v:shape id="Text Box 200" o:spid="_x0000_s1030" type="#_x0000_t202" style="position:absolute;top:2896;width:35784;height:19908;visibility:visible;mso-wrap-style:square;v-text-anchor:top" o:gfxdata="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" filled="f" stroked="f" strokeweight=".5pt">
+                    <v:shape id="Text Box 200" o:spid="_x0000_s1030" type="#_x0000_t202" style="position:absolute;top:2896;width:35784;height:19908;visibility:visible;mso-wrap-style:square;v-text-anchor:top" o:gfxdata="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" filled="f" stroked="f" strokeweight=".5pt">
                       <v:textbox inset=",7.2pt,,0">
                         <w:txbxContent>
                           <w:p>
@@ -2393,6 +2393,15 @@
                                         </w:rPr>
                                         <w:t xml:space="preserve">Name: </w:t>
                                       </w:r>
+                                      <w:r>
+                                        <w:rPr>
+                                          <w:b/>
+                                          <w:bCs/>
+                                          <w:sz w:val="28"/>
+                                          <w:szCs w:val="28"/>
+                                        </w:rPr>
+                                        <w:t>Amjad Sarhan</w:t>
+                                      </w:r>
                                     </w:p>
                                     <w:p>
                                       <w:pPr>
@@ -2547,6 +2556,15 @@
                                         </w:rPr>
                                         <w:t xml:space="preserve"> </w:t>
                                       </w:r>
+                                      <w:r>
+                                        <w:rPr>
+                                          <w:b/>
+                                          <w:bCs/>
+                                          <w:sz w:val="28"/>
+                                          <w:szCs w:val="28"/>
+                                        </w:rPr>
+                                        <w:t>s210023262</w:t>
+                                      </w:r>
                                     </w:p>
                                     <w:p>
                                       <w:pPr>
@@ -2676,7 +2694,7 @@
               </mc:Choice>
               <mc:Fallback>
                 <w:pict>
-                  <v:shape w14:anchorId="7CBAAF0B" id="Text Box 15" o:spid="_x0000_s1031" type="#_x0000_t202" alt="contact info" style="position:absolute;margin-left:36pt;margin-top:228.75pt;width:540pt;height:99.75pt;z-index:251675648;visibility:visible;mso-wrap-style:square;mso-width-percent:1282;mso-height-percent:0;mso-wrap-distance-left:9pt;mso-wrap-distance-top:0;mso-wrap-distance-right:9pt;mso-wrap-distance-bottom:0;mso-position-horizontal:absolute;mso-position-horizontal-relative:page;mso-position-vertical:absolute;mso-position-vertical-relative:margin;mso-width-percent:1282;mso-height-percent:0;mso-width-relative:margin;mso-height-relative:margin;v-text-anchor:bottom" o:gfxdata="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" o:allowoverlap="f" filled="f" stroked="f" strokeweight=".5pt">
+                  <v:shape w14:anchorId="7CBAAF0B" id="Text Box 15" o:spid="_x0000_s1031" type="#_x0000_t202" alt="contact info" style="position:absolute;margin-left:36pt;margin-top:228.75pt;width:540pt;height:99.75pt;z-index:251675648;visibility:visible;mso-wrap-style:square;mso-width-percent:1282;mso-height-percent:0;mso-wrap-distance-left:9pt;mso-wrap-distance-top:0;mso-wrap-distance-right:9pt;mso-wrap-distance-bottom:0;mso-position-horizontal:absolute;mso-position-horizontal-relative:page;mso-position-vertical:absolute;mso-position-vertical-relative:margin;mso-width-percent:1282;mso-height-percent:0;mso-width-relative:margin;mso-height-relative:margin;v-text-anchor:bottom" o:gfxdata="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" o:allowoverlap="f" filled="f" stroked="f" strokeweight=".5pt">
                     <v:textbox inset="0,0,0,0">
                       <w:txbxContent>
                         <w:p>
@@ -2808,6 +2826,15 @@
                                     <w:szCs w:val="28"/>
                                   </w:rPr>
                                   <w:t xml:space="preserve">Name: </w:t>
+                                </w:r>
+                                <w:r>
+                                  <w:rPr>
+                                    <w:b/>
+                                    <w:bCs/>
+                                    <w:sz w:val="28"/>
+                                    <w:szCs w:val="28"/>
+                                  </w:rPr>
+                                  <w:t>Amjad Sarhan</w:t>
                                 </w:r>
                               </w:p>
                               <w:p>
@@ -2963,6 +2990,15 @@
                                   </w:rPr>
                                   <w:t xml:space="preserve"> </w:t>
                                 </w:r>
+                                <w:r>
+                                  <w:rPr>
+                                    <w:b/>
+                                    <w:bCs/>
+                                    <w:sz w:val="28"/>
+                                    <w:szCs w:val="28"/>
+                                  </w:rPr>
+                                  <w:t>s210023262</w:t>
+                                </w:r>
                               </w:p>
                               <w:p>
                                 <w:pPr>
@@ -3767,25 +3803,7 @@
           <w:sz w:val="24"/>
           <w:szCs w:val="24"/>
         </w:rPr>
-        <w:t xml:space="preserve">Task </w:t>
-      </w:r>
-      <w:proofErr w:type="gramStart"/>
-      <w:r>
-        <w:rPr>
-          <w:rFonts w:ascii="Times New Roman" w:hAnsi="Times New Roman" w:cs="Times New Roman"/>
-          <w:sz w:val="24"/>
-          <w:szCs w:val="24"/>
-        </w:rPr>
-        <w:t>1 :</w:t>
-      </w:r>
-      <w:proofErr w:type="gramEnd"/>
-      <w:r>
-        <w:rPr>
-          <w:rFonts w:ascii="Times New Roman" w:hAnsi="Times New Roman" w:cs="Times New Roman"/>
-          <w:sz w:val="24"/>
-          <w:szCs w:val="24"/>
-        </w:rPr>
-        <w:t xml:space="preserve"> database design</w:t>
+        <w:t>Task 1 : database design</w:t>
       </w:r>
     </w:p>
     <w:p>
@@ -4071,25 +4089,7 @@
           <w:sz w:val="24"/>
           <w:szCs w:val="24"/>
         </w:rPr>
-        <w:t xml:space="preserve"> describing the completed work, key decisions, challenges, </w:t>
-      </w:r>
-      <w:proofErr w:type="gramStart"/>
-      <w:r>
-        <w:rPr>
-          <w:rFonts w:ascii="Times New Roman" w:hAnsi="Times New Roman" w:cs="Times New Roman"/>
-          <w:sz w:val="24"/>
-          <w:szCs w:val="24"/>
-        </w:rPr>
-        <w:t>future plan</w:t>
-      </w:r>
-      <w:proofErr w:type="gramEnd"/>
-      <w:r>
-        <w:rPr>
-          <w:rFonts w:ascii="Times New Roman" w:hAnsi="Times New Roman" w:cs="Times New Roman"/>
-          <w:sz w:val="24"/>
-          <w:szCs w:val="24"/>
-        </w:rPr>
-        <w:t>, and contribution of each group member.</w:t>
+        <w:t xml:space="preserve"> describing the completed work, key decisions, challenges, future plan, and contribution of each group member.</w:t>
       </w:r>
     </w:p>
     <w:p>
@@ -4132,25 +4132,7 @@
           <w:sz w:val="24"/>
           <w:szCs w:val="24"/>
         </w:rPr>
-        <w:t xml:space="preserve"> to the live report document, GitHub/GitLab repository, and Google </w:t>
-      </w:r>
-      <w:proofErr w:type="spellStart"/>
-      <w:r>
-        <w:rPr>
-          <w:rFonts w:ascii="Times New Roman" w:hAnsi="Times New Roman" w:cs="Times New Roman"/>
-          <w:sz w:val="24"/>
-          <w:szCs w:val="24"/>
-        </w:rPr>
-        <w:t>Colab</w:t>
-      </w:r>
-      <w:proofErr w:type="spellEnd"/>
-      <w:r>
-        <w:rPr>
-          <w:rFonts w:ascii="Times New Roman" w:hAnsi="Times New Roman" w:cs="Times New Roman"/>
-          <w:sz w:val="24"/>
-          <w:szCs w:val="24"/>
-        </w:rPr>
-        <w:t xml:space="preserve"> notebook (if applicable) in the </w:t>
+        <w:t xml:space="preserve"> to the live report document, GitHub/GitLab repository, and Google Colab notebook (if applicable) in the </w:t>
       </w:r>
       <w:r>
         <w:rPr>
@@ -4702,7 +4684,7 @@
           </mc:Choice>
           <mc:Fallback>
             <w:pict>
-              <v:shape w14:anchorId="2E8B6DDD" id="Text Box 1" o:spid="_x0000_s1032" type="#_x0000_t202" alt="Sidebar" style="position:absolute;left:0;text-align:left;margin-left:32.5pt;margin-top:6.6pt;width:95.9pt;height:181.45pt;z-index:251681792;visibility:visible;mso-wrap-style:square;mso-width-percent:250;mso-height-percent:950;mso-wrap-distance-left:14.4pt;mso-wrap-distance-top:0;mso-wrap-distance-right:14.4pt;mso-wrap-distance-bottom:3in;mso-position-horizontal:absolute;mso-position-horizontal-relative:page;mso-position-vertical:absolute;mso-position-vertical-relative:margin;mso-width-percent:250;mso-height-percent:950;mso-width-relative:margin;mso-height-relative:margin;v-text-anchor:top" o:gfxdata="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" filled="f" stroked="f" strokeweight=".5pt">
+              <v:shape w14:anchorId="2E8B6DDD" id="Text Box 1" o:spid="_x0000_s1032" type="#_x0000_t202" alt="Sidebar" style="position:absolute;left:0;text-align:left;margin-left:32.5pt;margin-top:6.6pt;width:95.9pt;height:181.45pt;z-index:251681792;visibility:visible;mso-wrap-style:square;mso-width-percent:250;mso-height-percent:950;mso-wrap-distance-left:14.4pt;mso-wrap-distance-top:0;mso-wrap-distance-right:14.4pt;mso-wrap-distance-bottom:3in;mso-position-horizontal:absolute;mso-position-horizontal-relative:page;mso-position-vertical:absolute;mso-position-vertical-relative:margin;mso-width-percent:250;mso-height-percent:950;mso-width-relative:margin;mso-height-relative:margin;v-text-anchor:top" o:gfxdata="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" filled="f" stroked="f" strokeweight=".5pt">
                 <v:textbox inset="3.6pt,0,3.6pt,0">
                   <w:txbxContent>
                     <w:p>
@@ -4906,27 +4888,25 @@
           <w:szCs w:val="24"/>
           <w:lang w:val="es-ES"/>
         </w:rPr>
-        <w:t xml:space="preserve">A complete ER/EER </w:t>
-      </w:r>
-      <w:proofErr w:type="spellStart"/>
-      <w:r>
+        <w:t>A complete ER/EER diagram.</w:t>
+      </w:r>
+    </w:p>
+    <w:p>
+      <w:pPr>
+        <w:pStyle w:val="ListBullet"/>
         <w:rPr>
           <w:rFonts w:ascii="Times New Roman" w:hAnsi="Times New Roman" w:cs="Times New Roman"/>
           <w:sz w:val="24"/>
           <w:szCs w:val="24"/>
-          <w:lang w:val="es-ES"/>
-        </w:rPr>
-        <w:t>diagram</w:t>
-      </w:r>
-      <w:proofErr w:type="spellEnd"/>
+        </w:rPr>
+      </w:pPr>
       <w:r>
         <w:rPr>
           <w:rFonts w:ascii="Times New Roman" w:hAnsi="Times New Roman" w:cs="Times New Roman"/>
           <w:sz w:val="24"/>
           <w:szCs w:val="24"/>
-          <w:lang w:val="es-ES"/>
-        </w:rPr>
-        <w:t>.</w:t>
+        </w:rPr>
+        <w:t>Primary and foreign keys.</w:t>
       </w:r>
     </w:p>
     <w:p>
@@ -4944,7 +4924,7 @@
           <w:sz w:val="24"/>
           <w:szCs w:val="24"/>
         </w:rPr>
-        <w:t>Primary and foreign keys.</w:t>
+        <w:t>Appropriate relationships with cardinality.</w:t>
       </w:r>
     </w:p>
     <w:p>
@@ -4962,7 +4942,7 @@
           <w:sz w:val="24"/>
           <w:szCs w:val="24"/>
         </w:rPr>
-        <w:t>Appropriate relationships with cardinality.</w:t>
+        <w:t>At least one specialization/generalization (EER feature).</w:t>
       </w:r>
     </w:p>
     <w:p>
@@ -4980,24 +4960,6 @@
           <w:sz w:val="24"/>
           <w:szCs w:val="24"/>
         </w:rPr>
-        <w:t>At least one specialization/generalization (EER feature).</w:t>
-      </w:r>
-    </w:p>
-    <w:p>
-      <w:pPr>
-        <w:pStyle w:val="ListBullet"/>
-        <w:rPr>
-          <w:rFonts w:ascii="Times New Roman" w:hAnsi="Times New Roman" w:cs="Times New Roman"/>
-          <w:sz w:val="24"/>
-          <w:szCs w:val="24"/>
-        </w:rPr>
-      </w:pPr>
-      <w:r>
-        <w:rPr>
-          <w:rFonts w:ascii="Times New Roman" w:hAnsi="Times New Roman" w:cs="Times New Roman"/>
-          <w:sz w:val="24"/>
-          <w:szCs w:val="24"/>
-        </w:rPr>
         <w:t>Any assumptions made during the design process.</w:t>
       </w:r>
     </w:p>
@@ -5021,16 +4983,12 @@
     <w:p>
       <w:pPr>
         <w:pStyle w:val="IT"/>
-        <w:rPr>
-          <w:lang/>
-        </w:rPr>
       </w:pPr>
       <w:bookmarkStart w:id="6" w:name="_Hlk235363843"/>
       <w:r>
         <w:rPr>
           <w:b/>
           <w:bCs/>
-          <w:lang/>
         </w:rPr>
         <w:t>Relational Design for the Smart Clinic System</w:t>
       </w:r>
@@ -5038,22 +4996,18 @@
     <w:p>
       <w:pPr>
         <w:pStyle w:val="IT"/>
-        <w:rPr>
-          <w:lang/>
-        </w:rPr>
       </w:pPr>
       <w:r>
         <w:rPr>
           <w:b/>
           <w:bCs/>
-          <w:lang/>
         </w:rPr>
         <w:t>Entity Structure</w:t>
       </w:r>
     </w:p>
     <w:tbl>
       <w:tblPr>
-        <w:tblStyle w:val="GridTable6Colorful-Accent1"/>
+        <w:tblStyle w:val="GridTable6ColourfulAccent1"/>
         <w:tblW w:w="0" w:type="auto"/>
         <w:tblLook w:val="04A0" w:firstRow="1" w:lastRow="0" w:firstColumn="1" w:lastColumn="0" w:noHBand="0" w:noVBand="1"/>
       </w:tblPr>
@@ -5075,14 +5029,8 @@
           <w:p>
             <w:pPr>
               <w:pStyle w:val="IT"/>
-              <w:rPr>
-                <w:lang/>
-              </w:rPr>
             </w:pPr>
             <w:r>
-              <w:rPr>
-                <w:lang/>
-              </w:rPr>
               <w:t>Entity</w:t>
             </w:r>
           </w:p>
@@ -5096,14 +5044,8 @@
             <w:pPr>
               <w:pStyle w:val="IT"/>
               <w:cnfStyle w:val="100000000000" w:firstRow="1" w:lastRow="0" w:firstColumn="0" w:lastColumn="0" w:oddVBand="0" w:evenVBand="0" w:oddHBand="0" w:evenHBand="0" w:firstRowFirstColumn="0" w:firstRowLastColumn="0" w:lastRowFirstColumn="0" w:lastRowLastColumn="0"/>
-              <w:rPr>
-                <w:lang/>
-              </w:rPr>
             </w:pPr>
             <w:r>
-              <w:rPr>
-                <w:lang/>
-              </w:rPr>
               <w:t>Main Attributes</w:t>
             </w:r>
           </w:p>
@@ -5117,14 +5059,8 @@
             <w:pPr>
               <w:pStyle w:val="IT"/>
               <w:cnfStyle w:val="100000000000" w:firstRow="1" w:lastRow="0" w:firstColumn="0" w:lastColumn="0" w:oddVBand="0" w:evenVBand="0" w:oddHBand="0" w:evenHBand="0" w:firstRowFirstColumn="0" w:firstRowLastColumn="0" w:lastRowFirstColumn="0" w:lastRowLastColumn="0"/>
-              <w:rPr>
-                <w:lang/>
-              </w:rPr>
             </w:pPr>
             <w:r>
-              <w:rPr>
-                <w:lang/>
-              </w:rPr>
               <w:t>Purpose</w:t>
             </w:r>
           </w:p>
@@ -5143,14 +5079,8 @@
           <w:p>
             <w:pPr>
               <w:pStyle w:val="IT"/>
-              <w:rPr>
-                <w:lang/>
-              </w:rPr>
             </w:pPr>
             <w:r>
-              <w:rPr>
-                <w:lang/>
-              </w:rPr>
               <w:t>Patient</w:t>
             </w:r>
           </w:p>
@@ -5165,14 +5095,8 @@
               <w:pStyle w:val="IT"/>
               <w:jc w:val="left"/>
               <w:cnfStyle w:val="000000100000" w:firstRow="0" w:lastRow="0" w:firstColumn="0" w:lastColumn="0" w:oddVBand="0" w:evenVBand="0" w:oddHBand="1" w:evenHBand="0" w:firstRowFirstColumn="0" w:firstRowLastColumn="0" w:lastRowFirstColumn="0" w:lastRowLastColumn="0"/>
-              <w:rPr>
-                <w:lang/>
-              </w:rPr>
             </w:pPr>
             <w:r>
-              <w:rPr>
-                <w:lang/>
-              </w:rPr>
               <w:t>PatientID, NationalID, FullName, BirthDate, Gender, Phone, Email, Address</w:t>
             </w:r>
           </w:p>
@@ -5187,14 +5111,8 @@
               <w:pStyle w:val="IT"/>
               <w:jc w:val="left"/>
               <w:cnfStyle w:val="000000100000" w:firstRow="0" w:lastRow="0" w:firstColumn="0" w:lastColumn="0" w:oddVBand="0" w:evenVBand="0" w:oddHBand="1" w:evenHBand="0" w:firstRowFirstColumn="0" w:firstRowLastColumn="0" w:lastRowFirstColumn="0" w:lastRowLastColumn="0"/>
-              <w:rPr>
-                <w:lang/>
-              </w:rPr>
             </w:pPr>
             <w:r>
-              <w:rPr>
-                <w:lang/>
-              </w:rPr>
               <w:t>Maintains the clinic’s patient records</w:t>
             </w:r>
           </w:p>
@@ -5210,14 +5128,8 @@
           <w:p>
             <w:pPr>
               <w:pStyle w:val="IT"/>
-              <w:rPr>
-                <w:lang/>
-              </w:rPr>
             </w:pPr>
             <w:r>
-              <w:rPr>
-                <w:lang/>
-              </w:rPr>
               <w:t>Doctor</w:t>
             </w:r>
           </w:p>
@@ -5232,14 +5144,8 @@
               <w:pStyle w:val="IT"/>
               <w:jc w:val="left"/>
               <w:cnfStyle w:val="000000000000" w:firstRow="0" w:lastRow="0" w:firstColumn="0" w:lastColumn="0" w:oddVBand="0" w:evenVBand="0" w:oddHBand="0" w:evenHBand="0" w:firstRowFirstColumn="0" w:firstRowLastColumn="0" w:lastRowFirstColumn="0" w:lastRowLastColumn="0"/>
-              <w:rPr>
-                <w:lang/>
-              </w:rPr>
             </w:pPr>
             <w:r>
-              <w:rPr>
-                <w:lang/>
-              </w:rPr>
               <w:t>DoctorID, FullName, Specialty, LicenseNo, Phone, Email</w:t>
             </w:r>
           </w:p>
@@ -5254,14 +5160,8 @@
               <w:pStyle w:val="IT"/>
               <w:jc w:val="left"/>
               <w:cnfStyle w:val="000000000000" w:firstRow="0" w:lastRow="0" w:firstColumn="0" w:lastColumn="0" w:oddVBand="0" w:evenVBand="0" w:oddHBand="0" w:evenHBand="0" w:firstRowFirstColumn="0" w:firstRowLastColumn="0" w:lastRowFirstColumn="0" w:lastRowLastColumn="0"/>
-              <w:rPr>
-                <w:lang/>
-              </w:rPr>
             </w:pPr>
             <w:r>
-              <w:rPr>
-                <w:lang/>
-              </w:rPr>
               <w:t>Stores professional and contact details for doctors</w:t>
             </w:r>
           </w:p>
@@ -5280,14 +5180,8 @@
           <w:p>
             <w:pPr>
               <w:pStyle w:val="IT"/>
-              <w:rPr>
-                <w:lang/>
-              </w:rPr>
             </w:pPr>
             <w:r>
-              <w:rPr>
-                <w:lang/>
-              </w:rPr>
               <w:t>Appointment</w:t>
             </w:r>
           </w:p>
@@ -5302,14 +5196,8 @@
               <w:pStyle w:val="IT"/>
               <w:jc w:val="left"/>
               <w:cnfStyle w:val="000000100000" w:firstRow="0" w:lastRow="0" w:firstColumn="0" w:lastColumn="0" w:oddVBand="0" w:evenVBand="0" w:oddHBand="1" w:evenHBand="0" w:firstRowFirstColumn="0" w:firstRowLastColumn="0" w:lastRowFirstColumn="0" w:lastRowLastColumn="0"/>
-              <w:rPr>
-                <w:lang/>
-              </w:rPr>
             </w:pPr>
             <w:r>
-              <w:rPr>
-                <w:lang/>
-              </w:rPr>
               <w:t>AppointmentID, PatientID, DoctorID, ScheduledAt, VisitReason, AppointmentStatus</w:t>
             </w:r>
           </w:p>
@@ -5324,14 +5212,8 @@
               <w:pStyle w:val="IT"/>
               <w:jc w:val="left"/>
               <w:cnfStyle w:val="000000100000" w:firstRow="0" w:lastRow="0" w:firstColumn="0" w:lastColumn="0" w:oddVBand="0" w:evenVBand="0" w:oddHBand="1" w:evenHBand="0" w:firstRowFirstColumn="0" w:firstRowLastColumn="0" w:lastRowFirstColumn="0" w:lastRowLastColumn="0"/>
-              <w:rPr>
-                <w:lang/>
-              </w:rPr>
             </w:pPr>
             <w:r>
-              <w:rPr>
-                <w:lang/>
-              </w:rPr>
               <w:t>Connects a patient with a doctor at a specific date and time</w:t>
             </w:r>
           </w:p>
@@ -5347,14 +5229,8 @@
           <w:p>
             <w:pPr>
               <w:pStyle w:val="IT"/>
-              <w:rPr>
-                <w:lang/>
-              </w:rPr>
             </w:pPr>
             <w:r>
-              <w:rPr>
-                <w:lang/>
-              </w:rPr>
               <w:t>Treatment</w:t>
             </w:r>
           </w:p>
@@ -5369,14 +5245,8 @@
               <w:pStyle w:val="IT"/>
               <w:jc w:val="left"/>
               <w:cnfStyle w:val="000000000000" w:firstRow="0" w:lastRow="0" w:firstColumn="0" w:lastColumn="0" w:oddVBand="0" w:evenVBand="0" w:oddHBand="0" w:evenHBand="0" w:firstRowFirstColumn="0" w:firstRowLastColumn="0" w:lastRowFirstColumn="0" w:lastRowLastColumn="0"/>
-              <w:rPr>
-                <w:lang/>
-              </w:rPr>
             </w:pPr>
             <w:r>
-              <w:rPr>
-                <w:lang/>
-              </w:rPr>
               <w:t>TreatmentID, AppointmentID, Diagnosis, ProcedureName, TreatmentNotes, Cost</w:t>
             </w:r>
           </w:p>
@@ -5391,14 +5261,8 @@
               <w:pStyle w:val="IT"/>
               <w:jc w:val="left"/>
               <w:cnfStyle w:val="000000000000" w:firstRow="0" w:lastRow="0" w:firstColumn="0" w:lastColumn="0" w:oddVBand="0" w:evenVBand="0" w:oddHBand="0" w:evenHBand="0" w:firstRowFirstColumn="0" w:firstRowLastColumn="0" w:lastRowFirstColumn="0" w:lastRowLastColumn="0"/>
-              <w:rPr>
-                <w:lang/>
-              </w:rPr>
             </w:pPr>
             <w:r>
-              <w:rPr>
-                <w:lang/>
-              </w:rPr>
               <w:t>Records the medical care provided during a completed visit</w:t>
             </w:r>
           </w:p>
@@ -5417,14 +5281,8 @@
           <w:p>
             <w:pPr>
               <w:pStyle w:val="IT"/>
-              <w:rPr>
-                <w:lang/>
-              </w:rPr>
             </w:pPr>
             <w:r>
-              <w:rPr>
-                <w:lang/>
-              </w:rPr>
               <w:lastRenderedPageBreak/>
               <w:t>Prescription</w:t>
             </w:r>
@@ -5440,14 +5298,8 @@
               <w:pStyle w:val="IT"/>
               <w:jc w:val="left"/>
               <w:cnfStyle w:val="000000100000" w:firstRow="0" w:lastRow="0" w:firstColumn="0" w:lastColumn="0" w:oddVBand="0" w:evenVBand="0" w:oddHBand="1" w:evenHBand="0" w:firstRowFirstColumn="0" w:firstRowLastColumn="0" w:lastRowFirstColumn="0" w:lastRowLastColumn="0"/>
-              <w:rPr>
-                <w:lang/>
-              </w:rPr>
             </w:pPr>
             <w:r>
-              <w:rPr>
-                <w:lang/>
-              </w:rPr>
               <w:t>PrescriptionID, AppointmentID, MedicineName, Dosage, Frequency, DurationDays, Instructions</w:t>
             </w:r>
           </w:p>
@@ -5462,14 +5314,8 @@
               <w:pStyle w:val="IT"/>
               <w:jc w:val="left"/>
               <w:cnfStyle w:val="000000100000" w:firstRow="0" w:lastRow="0" w:firstColumn="0" w:lastColumn="0" w:oddVBand="0" w:evenVBand="0" w:oddHBand="1" w:evenHBand="0" w:firstRowFirstColumn="0" w:firstRowLastColumn="0" w:lastRowFirstColumn="0" w:lastRowLastColumn="0"/>
-              <w:rPr>
-                <w:lang/>
-              </w:rPr>
             </w:pPr>
             <w:r>
-              <w:rPr>
-                <w:lang/>
-              </w:rPr>
               <w:t>Documents medication prescribed during an appointment</w:t>
             </w:r>
           </w:p>
@@ -5485,14 +5331,8 @@
           <w:p>
             <w:pPr>
               <w:pStyle w:val="IT"/>
-              <w:rPr>
-                <w:lang/>
-              </w:rPr>
             </w:pPr>
             <w:r>
-              <w:rPr>
-                <w:lang/>
-              </w:rPr>
               <w:t>Payment</w:t>
             </w:r>
           </w:p>
@@ -5507,14 +5347,8 @@
               <w:pStyle w:val="IT"/>
               <w:jc w:val="left"/>
               <w:cnfStyle w:val="000000000000" w:firstRow="0" w:lastRow="0" w:firstColumn="0" w:lastColumn="0" w:oddVBand="0" w:evenVBand="0" w:oddHBand="0" w:evenHBand="0" w:firstRowFirstColumn="0" w:firstRowLastColumn="0" w:lastRowFirstColumn="0" w:lastRowLastColumn="0"/>
-              <w:rPr>
-                <w:lang/>
-              </w:rPr>
             </w:pPr>
             <w:r>
-              <w:rPr>
-                <w:lang/>
-              </w:rPr>
               <w:t>PaymentID, AppointmentID, AmountPaid, PaymentDate, PaymentMethod, PaymentStatus</w:t>
             </w:r>
           </w:p>
@@ -5529,14 +5363,8 @@
               <w:pStyle w:val="IT"/>
               <w:jc w:val="left"/>
               <w:cnfStyle w:val="000000000000" w:firstRow="0" w:lastRow="0" w:firstColumn="0" w:lastColumn="0" w:oddVBand="0" w:evenVBand="0" w:oddHBand="0" w:evenHBand="0" w:firstRowFirstColumn="0" w:firstRowLastColumn="0" w:lastRowFirstColumn="0" w:lastRowLastColumn="0"/>
-              <w:rPr>
-                <w:lang/>
-              </w:rPr>
             </w:pPr>
             <w:r>
-              <w:rPr>
-                <w:lang/>
-              </w:rPr>
               <w:t>Tracks financial transactions related to clinic visits</w:t>
             </w:r>
           </w:p>
@@ -5546,15 +5374,11 @@
     <w:p>
       <w:pPr>
         <w:pStyle w:val="IT"/>
-        <w:rPr>
-          <w:lang/>
-        </w:rPr>
       </w:pPr>
       <w:r>
         <w:rPr>
           <w:b/>
           <w:bCs/>
-          <w:lang/>
         </w:rPr>
         <w:t>Keys and Relationships</w:t>
       </w:r>
@@ -5566,14 +5390,8 @@
           <w:ilvl w:val="0"/>
           <w:numId w:val="28"/>
         </w:numPr>
-        <w:rPr>
-          <w:lang/>
-        </w:rPr>
-      </w:pPr>
-      <w:r>
-        <w:rPr>
-          <w:lang/>
-        </w:rPr>
+      </w:pPr>
+      <w:r>
         <w:t xml:space="preserve">PatientID is the primary key of Patient. </w:t>
       </w:r>
     </w:p>
@@ -5584,14 +5402,8 @@
           <w:ilvl w:val="0"/>
           <w:numId w:val="28"/>
         </w:numPr>
-        <w:rPr>
-          <w:lang/>
-        </w:rPr>
-      </w:pPr>
-      <w:r>
-        <w:rPr>
-          <w:lang/>
-        </w:rPr>
+      </w:pPr>
+      <w:r>
         <w:t xml:space="preserve">DoctorID is the primary key of Doctor. </w:t>
       </w:r>
     </w:p>
@@ -5602,14 +5414,8 @@
           <w:ilvl w:val="0"/>
           <w:numId w:val="28"/>
         </w:numPr>
-        <w:rPr>
-          <w:lang/>
-        </w:rPr>
-      </w:pPr>
-      <w:r>
-        <w:rPr>
-          <w:lang/>
-        </w:rPr>
+      </w:pPr>
+      <w:r>
         <w:t xml:space="preserve">AppointmentID is the primary key of Appointment and links to both Patient and Doctor. </w:t>
       </w:r>
     </w:p>
@@ -5620,28 +5426,16 @@
           <w:ilvl w:val="0"/>
           <w:numId w:val="28"/>
         </w:numPr>
-        <w:rPr>
-          <w:lang/>
-        </w:rPr>
-      </w:pPr>
-      <w:r>
-        <w:rPr>
-          <w:lang/>
-        </w:rPr>
+      </w:pPr>
+      <w:r>
         <w:t xml:space="preserve">Treatment, Prescription, and Payment each reference Appointment through a foreign key. </w:t>
       </w:r>
     </w:p>
     <w:p>
       <w:pPr>
         <w:pStyle w:val="IT"/>
-        <w:rPr>
-          <w:lang/>
-        </w:rPr>
-      </w:pPr>
-      <w:r>
-        <w:rPr>
-          <w:lang/>
-        </w:rPr>
+      </w:pPr>
+      <w:r>
         <w:t>The main cardinalities are:</w:t>
       </w:r>
     </w:p>
@@ -5652,14 +5446,8 @@
           <w:ilvl w:val="0"/>
           <w:numId w:val="29"/>
         </w:numPr>
-        <w:rPr>
-          <w:lang/>
-        </w:rPr>
-      </w:pPr>
-      <w:r>
-        <w:rPr>
-          <w:lang/>
-        </w:rPr>
+      </w:pPr>
+      <w:r>
         <w:t xml:space="preserve">A patient may have several appointments, but each appointment belongs to one patient. </w:t>
       </w:r>
     </w:p>
@@ -5670,14 +5458,8 @@
           <w:ilvl w:val="0"/>
           <w:numId w:val="29"/>
         </w:numPr>
-        <w:rPr>
-          <w:lang/>
-        </w:rPr>
-      </w:pPr>
-      <w:r>
-        <w:rPr>
-          <w:lang/>
-        </w:rPr>
+      </w:pPr>
+      <w:r>
         <w:t xml:space="preserve">A doctor may handle several appointments, but one doctor is assigned to each appointment. </w:t>
       </w:r>
     </w:p>
@@ -5688,14 +5470,8 @@
           <w:ilvl w:val="0"/>
           <w:numId w:val="29"/>
         </w:numPr>
-        <w:rPr>
-          <w:lang/>
-        </w:rPr>
-      </w:pPr>
-      <w:r>
-        <w:rPr>
-          <w:lang/>
-        </w:rPr>
+      </w:pPr>
+      <w:r>
         <w:t xml:space="preserve">An appointment may result in one or more treatments. </w:t>
       </w:r>
     </w:p>
@@ -5706,14 +5482,8 @@
           <w:ilvl w:val="0"/>
           <w:numId w:val="29"/>
         </w:numPr>
-        <w:rPr>
-          <w:lang/>
-        </w:rPr>
-      </w:pPr>
-      <w:r>
-        <w:rPr>
-          <w:lang/>
-        </w:rPr>
+      </w:pPr>
+      <w:r>
         <w:t xml:space="preserve">An appointment may include several prescribed medicines. </w:t>
       </w:r>
     </w:p>
@@ -5724,14 +5494,8 @@
           <w:ilvl w:val="0"/>
           <w:numId w:val="29"/>
         </w:numPr>
-        <w:rPr>
-          <w:lang/>
-        </w:rPr>
-      </w:pPr>
-      <w:r>
-        <w:rPr>
-          <w:lang/>
-        </w:rPr>
+      </w:pPr>
+      <w:r>
         <w:t>An appointment may have more than one payment record, which supports partial payments.</w:t>
       </w:r>
     </w:p>
@@ -5739,9 +5503,6 @@
     <w:p>
       <w:pPr>
         <w:pStyle w:val="IT"/>
-        <w:rPr>
-          <w:lang/>
-        </w:rPr>
       </w:pPr>
     </w:p>
     <w:p>
@@ -5759,30 +5520,16 @@
           <w:bCs/>
           <w:lang w:val="es-ES"/>
         </w:rPr>
-        <w:t xml:space="preserve">A complete ER/EER </w:t>
-      </w:r>
-      <w:proofErr w:type="spellStart"/>
-      <w:r>
-        <w:rPr>
-          <w:b/>
-          <w:bCs/>
-          <w:lang w:val="es-ES"/>
-        </w:rPr>
-        <w:t>diagram</w:t>
-      </w:r>
-      <w:proofErr w:type="spellEnd"/>
+        <w:t>A complete ER/EER diagram</w:t>
+      </w:r>
     </w:p>
     <w:p>
       <w:pPr>
         <w:pStyle w:val="IT"/>
-        <w:rPr>
-          <w:lang/>
-        </w:rPr>
       </w:pPr>
       <w:r>
         <w:rPr>
           <w:noProof/>
-          <w:lang/>
         </w:rPr>
         <w:drawing>
           <wp:inline distT="0" distB="0" distL="0" distR="0" wp14:anchorId="52ECCF0E" wp14:editId="61D0373B">
@@ -5824,30 +5571,23 @@
     <w:p>
       <w:pPr>
         <w:pStyle w:val="IT"/>
-        <w:rPr>
-          <w:lang/>
-        </w:rPr>
       </w:pPr>
     </w:p>
     <w:p>
       <w:pPr>
         <w:pStyle w:val="IT"/>
-        <w:rPr>
-          <w:lang/>
-        </w:rPr>
       </w:pPr>
       <w:r>
         <w:rPr>
           <w:b/>
           <w:bCs/>
-          <w:lang/>
         </w:rPr>
         <w:t>Primary and Foreign Keys</w:t>
       </w:r>
     </w:p>
     <w:tbl>
       <w:tblPr>
-        <w:tblStyle w:val="GridTable6Colorful-Accent1"/>
+        <w:tblStyle w:val="GridTable6ColourfulAccent1"/>
         <w:tblW w:w="0" w:type="auto"/>
         <w:tblLook w:val="04A0" w:firstRow="1" w:lastRow="0" w:firstColumn="1" w:lastColumn="0" w:noHBand="0" w:noVBand="1"/>
       </w:tblPr>
@@ -5869,14 +5609,8 @@
           <w:p>
             <w:pPr>
               <w:pStyle w:val="IT"/>
-              <w:rPr>
-                <w:lang/>
-              </w:rPr>
             </w:pPr>
             <w:r>
-              <w:rPr>
-                <w:lang/>
-              </w:rPr>
               <w:t>Entity</w:t>
             </w:r>
           </w:p>
@@ -5890,14 +5624,8 @@
             <w:pPr>
               <w:pStyle w:val="IT"/>
               <w:cnfStyle w:val="100000000000" w:firstRow="1" w:lastRow="0" w:firstColumn="0" w:lastColumn="0" w:oddVBand="0" w:evenVBand="0" w:oddHBand="0" w:evenHBand="0" w:firstRowFirstColumn="0" w:firstRowLastColumn="0" w:lastRowFirstColumn="0" w:lastRowLastColumn="0"/>
-              <w:rPr>
-                <w:lang/>
-              </w:rPr>
             </w:pPr>
             <w:r>
-              <w:rPr>
-                <w:lang/>
-              </w:rPr>
               <w:t>Primary Key</w:t>
             </w:r>
           </w:p>
@@ -5911,14 +5639,8 @@
             <w:pPr>
               <w:pStyle w:val="IT"/>
               <w:cnfStyle w:val="100000000000" w:firstRow="1" w:lastRow="0" w:firstColumn="0" w:lastColumn="0" w:oddVBand="0" w:evenVBand="0" w:oddHBand="0" w:evenHBand="0" w:firstRowFirstColumn="0" w:firstRowLastColumn="0" w:lastRowFirstColumn="0" w:lastRowLastColumn="0"/>
-              <w:rPr>
-                <w:lang/>
-              </w:rPr>
             </w:pPr>
             <w:r>
-              <w:rPr>
-                <w:lang/>
-              </w:rPr>
               <w:t>Foreign Key(s)</w:t>
             </w:r>
           </w:p>
@@ -5937,14 +5659,8 @@
           <w:p>
             <w:pPr>
               <w:pStyle w:val="IT"/>
-              <w:rPr>
-                <w:lang/>
-              </w:rPr>
             </w:pPr>
             <w:r>
-              <w:rPr>
-                <w:lang/>
-              </w:rPr>
               <w:t>Patient</w:t>
             </w:r>
           </w:p>
@@ -5958,14 +5674,8 @@
             <w:pPr>
               <w:pStyle w:val="IT"/>
               <w:cnfStyle w:val="000000100000" w:firstRow="0" w:lastRow="0" w:firstColumn="0" w:lastColumn="0" w:oddVBand="0" w:evenVBand="0" w:oddHBand="1" w:evenHBand="0" w:firstRowFirstColumn="0" w:firstRowLastColumn="0" w:lastRowFirstColumn="0" w:lastRowLastColumn="0"/>
-              <w:rPr>
-                <w:lang/>
-              </w:rPr>
             </w:pPr>
             <w:r>
-              <w:rPr>
-                <w:lang/>
-              </w:rPr>
               <w:t>PatientID</w:t>
             </w:r>
           </w:p>
@@ -5979,14 +5689,8 @@
             <w:pPr>
               <w:pStyle w:val="IT"/>
               <w:cnfStyle w:val="000000100000" w:firstRow="0" w:lastRow="0" w:firstColumn="0" w:lastColumn="0" w:oddVBand="0" w:evenVBand="0" w:oddHBand="1" w:evenHBand="0" w:firstRowFirstColumn="0" w:firstRowLastColumn="0" w:lastRowFirstColumn="0" w:lastRowLastColumn="0"/>
-              <w:rPr>
-                <w:lang/>
-              </w:rPr>
             </w:pPr>
             <w:r>
-              <w:rPr>
-                <w:lang/>
-              </w:rPr>
               <w:t>None</w:t>
             </w:r>
           </w:p>
@@ -6002,14 +5706,8 @@
           <w:p>
             <w:pPr>
               <w:pStyle w:val="IT"/>
-              <w:rPr>
-                <w:lang/>
-              </w:rPr>
             </w:pPr>
             <w:r>
-              <w:rPr>
-                <w:lang/>
-              </w:rPr>
               <w:t>Doctor</w:t>
             </w:r>
           </w:p>
@@ -6023,14 +5721,8 @@
             <w:pPr>
               <w:pStyle w:val="IT"/>
               <w:cnfStyle w:val="000000000000" w:firstRow="0" w:lastRow="0" w:firstColumn="0" w:lastColumn="0" w:oddVBand="0" w:evenVBand="0" w:oddHBand="0" w:evenHBand="0" w:firstRowFirstColumn="0" w:firstRowLastColumn="0" w:lastRowFirstColumn="0" w:lastRowLastColumn="0"/>
-              <w:rPr>
-                <w:lang/>
-              </w:rPr>
             </w:pPr>
             <w:r>
-              <w:rPr>
-                <w:lang/>
-              </w:rPr>
               <w:t>DoctorID</w:t>
             </w:r>
           </w:p>
@@ -6044,14 +5736,8 @@
             <w:pPr>
               <w:pStyle w:val="IT"/>
               <w:cnfStyle w:val="000000000000" w:firstRow="0" w:lastRow="0" w:firstColumn="0" w:lastColumn="0" w:oddVBand="0" w:evenVBand="0" w:oddHBand="0" w:evenHBand="0" w:firstRowFirstColumn="0" w:firstRowLastColumn="0" w:lastRowFirstColumn="0" w:lastRowLastColumn="0"/>
-              <w:rPr>
-                <w:lang/>
-              </w:rPr>
             </w:pPr>
             <w:r>
-              <w:rPr>
-                <w:lang/>
-              </w:rPr>
               <w:t>None</w:t>
             </w:r>
           </w:p>
@@ -6070,14 +5756,8 @@
           <w:p>
             <w:pPr>
               <w:pStyle w:val="IT"/>
-              <w:rPr>
-                <w:lang/>
-              </w:rPr>
             </w:pPr>
             <w:r>
-              <w:rPr>
-                <w:lang/>
-              </w:rPr>
               <w:t>Appointment</w:t>
             </w:r>
           </w:p>
@@ -6091,14 +5771,8 @@
             <w:pPr>
               <w:pStyle w:val="IT"/>
               <w:cnfStyle w:val="000000100000" w:firstRow="0" w:lastRow="0" w:firstColumn="0" w:lastColumn="0" w:oddVBand="0" w:evenVBand="0" w:oddHBand="1" w:evenHBand="0" w:firstRowFirstColumn="0" w:firstRowLastColumn="0" w:lastRowFirstColumn="0" w:lastRowLastColumn="0"/>
-              <w:rPr>
-                <w:lang/>
-              </w:rPr>
             </w:pPr>
             <w:r>
-              <w:rPr>
-                <w:lang/>
-              </w:rPr>
               <w:t>AppointmentID</w:t>
             </w:r>
           </w:p>
@@ -6112,14 +5786,8 @@
             <w:pPr>
               <w:pStyle w:val="IT"/>
               <w:cnfStyle w:val="000000100000" w:firstRow="0" w:lastRow="0" w:firstColumn="0" w:lastColumn="0" w:oddVBand="0" w:evenVBand="0" w:oddHBand="1" w:evenHBand="0" w:firstRowFirstColumn="0" w:firstRowLastColumn="0" w:lastRowFirstColumn="0" w:lastRowLastColumn="0"/>
-              <w:rPr>
-                <w:lang/>
-              </w:rPr>
             </w:pPr>
             <w:r>
-              <w:rPr>
-                <w:lang/>
-              </w:rPr>
               <w:t>PatientID, DoctorID</w:t>
             </w:r>
           </w:p>
@@ -6135,14 +5803,8 @@
           <w:p>
             <w:pPr>
               <w:pStyle w:val="IT"/>
-              <w:rPr>
-                <w:lang/>
-              </w:rPr>
             </w:pPr>
             <w:r>
-              <w:rPr>
-                <w:lang/>
-              </w:rPr>
               <w:t>Treatment</w:t>
             </w:r>
           </w:p>
@@ -6156,14 +5818,8 @@
             <w:pPr>
               <w:pStyle w:val="IT"/>
               <w:cnfStyle w:val="000000000000" w:firstRow="0" w:lastRow="0" w:firstColumn="0" w:lastColumn="0" w:oddVBand="0" w:evenVBand="0" w:oddHBand="0" w:evenHBand="0" w:firstRowFirstColumn="0" w:firstRowLastColumn="0" w:lastRowFirstColumn="0" w:lastRowLastColumn="0"/>
-              <w:rPr>
-                <w:lang/>
-              </w:rPr>
             </w:pPr>
             <w:r>
-              <w:rPr>
-                <w:lang/>
-              </w:rPr>
               <w:t>TreatmentID</w:t>
             </w:r>
           </w:p>
@@ -6177,14 +5833,8 @@
             <w:pPr>
               <w:pStyle w:val="IT"/>
               <w:cnfStyle w:val="000000000000" w:firstRow="0" w:lastRow="0" w:firstColumn="0" w:lastColumn="0" w:oddVBand="0" w:evenVBand="0" w:oddHBand="0" w:evenHBand="0" w:firstRowFirstColumn="0" w:firstRowLastColumn="0" w:lastRowFirstColumn="0" w:lastRowLastColumn="0"/>
-              <w:rPr>
-                <w:lang/>
-              </w:rPr>
             </w:pPr>
             <w:r>
-              <w:rPr>
-                <w:lang/>
-              </w:rPr>
               <w:t>AppointmentID</w:t>
             </w:r>
           </w:p>
@@ -6203,14 +5853,8 @@
           <w:p>
             <w:pPr>
               <w:pStyle w:val="IT"/>
-              <w:rPr>
-                <w:lang/>
-              </w:rPr>
             </w:pPr>
             <w:r>
-              <w:rPr>
-                <w:lang/>
-              </w:rPr>
               <w:t>Prescription</w:t>
             </w:r>
           </w:p>
@@ -6224,14 +5868,8 @@
             <w:pPr>
               <w:pStyle w:val="IT"/>
               <w:cnfStyle w:val="000000100000" w:firstRow="0" w:lastRow="0" w:firstColumn="0" w:lastColumn="0" w:oddVBand="0" w:evenVBand="0" w:oddHBand="1" w:evenHBand="0" w:firstRowFirstColumn="0" w:firstRowLastColumn="0" w:lastRowFirstColumn="0" w:lastRowLastColumn="0"/>
-              <w:rPr>
-                <w:lang/>
-              </w:rPr>
             </w:pPr>
             <w:r>
-              <w:rPr>
-                <w:lang/>
-              </w:rPr>
               <w:t>PrescriptionID</w:t>
             </w:r>
           </w:p>
@@ -6245,14 +5883,8 @@
             <w:pPr>
               <w:pStyle w:val="IT"/>
               <w:cnfStyle w:val="000000100000" w:firstRow="0" w:lastRow="0" w:firstColumn="0" w:lastColumn="0" w:oddVBand="0" w:evenVBand="0" w:oddHBand="1" w:evenHBand="0" w:firstRowFirstColumn="0" w:firstRowLastColumn="0" w:lastRowFirstColumn="0" w:lastRowLastColumn="0"/>
-              <w:rPr>
-                <w:lang/>
-              </w:rPr>
             </w:pPr>
             <w:r>
-              <w:rPr>
-                <w:lang/>
-              </w:rPr>
               <w:t>AppointmentID</w:t>
             </w:r>
           </w:p>
@@ -6268,14 +5900,8 @@
           <w:p>
             <w:pPr>
               <w:pStyle w:val="IT"/>
-              <w:rPr>
-                <w:lang/>
-              </w:rPr>
             </w:pPr>
             <w:r>
-              <w:rPr>
-                <w:lang/>
-              </w:rPr>
               <w:lastRenderedPageBreak/>
               <w:t>Payment</w:t>
             </w:r>
@@ -6290,14 +5916,8 @@
             <w:pPr>
               <w:pStyle w:val="IT"/>
               <w:cnfStyle w:val="000000000000" w:firstRow="0" w:lastRow="0" w:firstColumn="0" w:lastColumn="0" w:oddVBand="0" w:evenVBand="0" w:oddHBand="0" w:evenHBand="0" w:firstRowFirstColumn="0" w:firstRowLastColumn="0" w:lastRowFirstColumn="0" w:lastRowLastColumn="0"/>
-              <w:rPr>
-                <w:lang/>
-              </w:rPr>
             </w:pPr>
             <w:r>
-              <w:rPr>
-                <w:lang/>
-              </w:rPr>
               <w:t>PaymentID</w:t>
             </w:r>
           </w:p>
@@ -6311,14 +5931,8 @@
             <w:pPr>
               <w:pStyle w:val="IT"/>
               <w:cnfStyle w:val="000000000000" w:firstRow="0" w:lastRow="0" w:firstColumn="0" w:lastColumn="0" w:oddVBand="0" w:evenVBand="0" w:oddHBand="0" w:evenHBand="0" w:firstRowFirstColumn="0" w:firstRowLastColumn="0" w:lastRowFirstColumn="0" w:lastRowLastColumn="0"/>
-              <w:rPr>
-                <w:lang/>
-              </w:rPr>
             </w:pPr>
             <w:r>
-              <w:rPr>
-                <w:lang/>
-              </w:rPr>
               <w:t>AppointmentID</w:t>
             </w:r>
           </w:p>
@@ -6328,15 +5942,11 @@
     <w:p>
       <w:pPr>
         <w:pStyle w:val="IT"/>
-        <w:rPr>
-          <w:lang/>
-        </w:rPr>
       </w:pPr>
       <w:r>
         <w:rPr>
           <w:b/>
           <w:bCs/>
-          <w:lang/>
         </w:rPr>
         <w:t>Key Relationships</w:t>
       </w:r>
@@ -6348,14 +5958,8 @@
           <w:ilvl w:val="0"/>
           <w:numId w:val="30"/>
         </w:numPr>
-        <w:rPr>
-          <w:lang/>
-        </w:rPr>
-      </w:pPr>
-      <w:r>
-        <w:rPr>
-          <w:lang/>
-        </w:rPr>
+      </w:pPr>
+      <w:r>
         <w:t>Appointment.PatientID references Patient.PatientID.</w:t>
       </w:r>
     </w:p>
@@ -6366,14 +5970,8 @@
           <w:ilvl w:val="0"/>
           <w:numId w:val="30"/>
         </w:numPr>
-        <w:rPr>
-          <w:lang/>
-        </w:rPr>
-      </w:pPr>
-      <w:r>
-        <w:rPr>
-          <w:lang/>
-        </w:rPr>
+      </w:pPr>
+      <w:r>
         <w:t>Appointment.DoctorID references Doctor.DoctorID.</w:t>
       </w:r>
     </w:p>
@@ -6384,14 +5982,8 @@
           <w:ilvl w:val="0"/>
           <w:numId w:val="30"/>
         </w:numPr>
-        <w:rPr>
-          <w:lang/>
-        </w:rPr>
-      </w:pPr>
-      <w:r>
-        <w:rPr>
-          <w:lang/>
-        </w:rPr>
+      </w:pPr>
+      <w:r>
         <w:t>Treatment.AppointmentID references Appointment.AppointmentID.</w:t>
       </w:r>
     </w:p>
@@ -6402,14 +5994,8 @@
           <w:ilvl w:val="0"/>
           <w:numId w:val="30"/>
         </w:numPr>
-        <w:rPr>
-          <w:lang/>
-        </w:rPr>
-      </w:pPr>
-      <w:r>
-        <w:rPr>
-          <w:lang/>
-        </w:rPr>
+      </w:pPr>
+      <w:r>
         <w:t>Prescription.AppointmentID references Appointment.AppointmentID.</w:t>
       </w:r>
     </w:p>
@@ -6420,58 +6006,39 @@
           <w:ilvl w:val="0"/>
           <w:numId w:val="30"/>
         </w:numPr>
-        <w:rPr>
-          <w:lang/>
-        </w:rPr>
-      </w:pPr>
-      <w:r>
-        <w:rPr>
-          <w:lang/>
-        </w:rPr>
+      </w:pPr>
+      <w:r>
         <w:t>Payment.AppointmentID references Appointment.AppointmentID.</w:t>
       </w:r>
     </w:p>
     <w:p>
       <w:pPr>
         <w:pStyle w:val="IT"/>
-        <w:rPr>
-          <w:lang/>
-        </w:rPr>
-      </w:pPr>
-      <w:r>
-        <w:rPr>
-          <w:lang/>
-        </w:rPr>
+      </w:pPr>
+      <w:r>
         <w:t>The primary keys uniquely identify each record. The foreign keys connect the related tables and maintain referential integrity within the Smart Clinic database.</w:t>
       </w:r>
     </w:p>
     <w:p>
       <w:pPr>
         <w:pStyle w:val="IT"/>
-        <w:rPr>
-          <w:lang/>
-        </w:rPr>
       </w:pPr>
     </w:p>
     <w:p>
       <w:pPr>
         <w:pStyle w:val="IT"/>
-        <w:rPr>
-          <w:lang/>
-        </w:rPr>
       </w:pPr>
       <w:r>
         <w:rPr>
           <w:b/>
           <w:bCs/>
-          <w:lang/>
         </w:rPr>
         <w:t>Relationships and Cardinalities</w:t>
       </w:r>
     </w:p>
     <w:tbl>
       <w:tblPr>
-        <w:tblStyle w:val="GridTable6Colorful-Accent1"/>
+        <w:tblStyle w:val="GridTable6ColourfulAccent1"/>
         <w:tblW w:w="0" w:type="auto"/>
         <w:tblLook w:val="04A0" w:firstRow="1" w:lastRow="0" w:firstColumn="1" w:lastColumn="0" w:noHBand="0" w:noVBand="1"/>
       </w:tblPr>
@@ -6493,14 +6060,8 @@
           <w:p>
             <w:pPr>
               <w:pStyle w:val="IT"/>
-              <w:rPr>
-                <w:lang/>
-              </w:rPr>
             </w:pPr>
             <w:r>
-              <w:rPr>
-                <w:lang/>
-              </w:rPr>
               <w:t>Relationship</w:t>
             </w:r>
           </w:p>
@@ -6514,14 +6075,8 @@
             <w:pPr>
               <w:pStyle w:val="IT"/>
               <w:cnfStyle w:val="100000000000" w:firstRow="1" w:lastRow="0" w:firstColumn="0" w:lastColumn="0" w:oddVBand="0" w:evenVBand="0" w:oddHBand="0" w:evenHBand="0" w:firstRowFirstColumn="0" w:firstRowLastColumn="0" w:lastRowFirstColumn="0" w:lastRowLastColumn="0"/>
-              <w:rPr>
-                <w:lang/>
-              </w:rPr>
             </w:pPr>
             <w:r>
-              <w:rPr>
-                <w:lang/>
-              </w:rPr>
               <w:t>Cardinality</w:t>
             </w:r>
           </w:p>
@@ -6535,14 +6090,8 @@
             <w:pPr>
               <w:pStyle w:val="IT"/>
               <w:cnfStyle w:val="100000000000" w:firstRow="1" w:lastRow="0" w:firstColumn="0" w:lastColumn="0" w:oddVBand="0" w:evenVBand="0" w:oddHBand="0" w:evenHBand="0" w:firstRowFirstColumn="0" w:firstRowLastColumn="0" w:lastRowFirstColumn="0" w:lastRowLastColumn="0"/>
-              <w:rPr>
-                <w:lang/>
-              </w:rPr>
             </w:pPr>
             <w:r>
-              <w:rPr>
-                <w:lang/>
-              </w:rPr>
               <w:t>Description</w:t>
             </w:r>
           </w:p>
@@ -6561,14 +6110,8 @@
           <w:p>
             <w:pPr>
               <w:pStyle w:val="IT"/>
-              <w:rPr>
-                <w:lang/>
-              </w:rPr>
             </w:pPr>
             <w:r>
-              <w:rPr>
-                <w:lang/>
-              </w:rPr>
               <w:t>Patient — books — Appointment</w:t>
             </w:r>
           </w:p>
@@ -6582,14 +6125,8 @@
             <w:pPr>
               <w:pStyle w:val="IT"/>
               <w:cnfStyle w:val="000000100000" w:firstRow="0" w:lastRow="0" w:firstColumn="0" w:lastColumn="0" w:oddVBand="0" w:evenVBand="0" w:oddHBand="1" w:evenHBand="0" w:firstRowFirstColumn="0" w:firstRowLastColumn="0" w:lastRowFirstColumn="0" w:lastRowLastColumn="0"/>
-              <w:rPr>
-                <w:lang/>
-              </w:rPr>
             </w:pPr>
             <w:r>
-              <w:rPr>
-                <w:lang/>
-              </w:rPr>
               <w:t>1:N</w:t>
             </w:r>
           </w:p>
@@ -6603,14 +6140,8 @@
             <w:pPr>
               <w:pStyle w:val="IT"/>
               <w:cnfStyle w:val="000000100000" w:firstRow="0" w:lastRow="0" w:firstColumn="0" w:lastColumn="0" w:oddVBand="0" w:evenVBand="0" w:oddHBand="1" w:evenHBand="0" w:firstRowFirstColumn="0" w:firstRowLastColumn="0" w:lastRowFirstColumn="0" w:lastRowLastColumn="0"/>
-              <w:rPr>
-                <w:lang/>
-              </w:rPr>
             </w:pPr>
             <w:r>
-              <w:rPr>
-                <w:lang/>
-              </w:rPr>
               <w:t>One patient may book many appointments, while each appointment is associated with exactly one patient.</w:t>
             </w:r>
           </w:p>
@@ -6626,14 +6157,8 @@
           <w:p>
             <w:pPr>
               <w:pStyle w:val="IT"/>
-              <w:rPr>
-                <w:lang/>
-              </w:rPr>
             </w:pPr>
             <w:r>
-              <w:rPr>
-                <w:lang/>
-              </w:rPr>
               <w:t>Doctor — handles — Appointment</w:t>
             </w:r>
           </w:p>
@@ -6647,14 +6172,8 @@
             <w:pPr>
               <w:pStyle w:val="IT"/>
               <w:cnfStyle w:val="000000000000" w:firstRow="0" w:lastRow="0" w:firstColumn="0" w:lastColumn="0" w:oddVBand="0" w:evenVBand="0" w:oddHBand="0" w:evenHBand="0" w:firstRowFirstColumn="0" w:firstRowLastColumn="0" w:lastRowFirstColumn="0" w:lastRowLastColumn="0"/>
-              <w:rPr>
-                <w:lang/>
-              </w:rPr>
             </w:pPr>
             <w:r>
-              <w:rPr>
-                <w:lang/>
-              </w:rPr>
               <w:t>1:N</w:t>
             </w:r>
           </w:p>
@@ -6668,14 +6187,8 @@
             <w:pPr>
               <w:pStyle w:val="IT"/>
               <w:cnfStyle w:val="000000000000" w:firstRow="0" w:lastRow="0" w:firstColumn="0" w:lastColumn="0" w:oddVBand="0" w:evenVBand="0" w:oddHBand="0" w:evenHBand="0" w:firstRowFirstColumn="0" w:firstRowLastColumn="0" w:lastRowFirstColumn="0" w:lastRowLastColumn="0"/>
-              <w:rPr>
-                <w:lang/>
-              </w:rPr>
             </w:pPr>
             <w:r>
-              <w:rPr>
-                <w:lang/>
-              </w:rPr>
               <w:t>One doctor may handle many appointments, while each appointment is assigned to exactly one doctor.</w:t>
             </w:r>
           </w:p>
@@ -6694,14 +6207,8 @@
           <w:p>
             <w:pPr>
               <w:pStyle w:val="IT"/>
-              <w:rPr>
-                <w:lang/>
-              </w:rPr>
             </w:pPr>
             <w:r>
-              <w:rPr>
-                <w:lang/>
-              </w:rPr>
               <w:t>Appointment — results in — Treatment</w:t>
             </w:r>
           </w:p>
@@ -6715,14 +6222,8 @@
             <w:pPr>
               <w:pStyle w:val="IT"/>
               <w:cnfStyle w:val="000000100000" w:firstRow="0" w:lastRow="0" w:firstColumn="0" w:lastColumn="0" w:oddVBand="0" w:evenVBand="0" w:oddHBand="1" w:evenHBand="0" w:firstRowFirstColumn="0" w:firstRowLastColumn="0" w:lastRowFirstColumn="0" w:lastRowLastColumn="0"/>
-              <w:rPr>
-                <w:lang/>
-              </w:rPr>
             </w:pPr>
             <w:r>
-              <w:rPr>
-                <w:lang/>
-              </w:rPr>
               <w:t>1:N</w:t>
             </w:r>
           </w:p>
@@ -6736,14 +6237,8 @@
             <w:pPr>
               <w:pStyle w:val="IT"/>
               <w:cnfStyle w:val="000000100000" w:firstRow="0" w:lastRow="0" w:firstColumn="0" w:lastColumn="0" w:oddVBand="0" w:evenVBand="0" w:oddHBand="1" w:evenHBand="0" w:firstRowFirstColumn="0" w:firstRowLastColumn="0" w:lastRowFirstColumn="0" w:lastRowLastColumn="0"/>
-              <w:rPr>
-                <w:lang/>
-              </w:rPr>
             </w:pPr>
             <w:r>
-              <w:rPr>
-                <w:lang/>
-              </w:rPr>
               <w:t>One appointment may result in one or more treatment records, while each treatment belongs to one appointment.</w:t>
             </w:r>
           </w:p>
@@ -6759,14 +6254,8 @@
           <w:p>
             <w:pPr>
               <w:pStyle w:val="IT"/>
-              <w:rPr>
-                <w:lang/>
-              </w:rPr>
             </w:pPr>
             <w:r>
-              <w:rPr>
-                <w:lang/>
-              </w:rPr>
               <w:lastRenderedPageBreak/>
               <w:t>Appointment — includes — Prescription</w:t>
             </w:r>
@@ -6781,14 +6270,8 @@
             <w:pPr>
               <w:pStyle w:val="IT"/>
               <w:cnfStyle w:val="000000000000" w:firstRow="0" w:lastRow="0" w:firstColumn="0" w:lastColumn="0" w:oddVBand="0" w:evenVBand="0" w:oddHBand="0" w:evenHBand="0" w:firstRowFirstColumn="0" w:firstRowLastColumn="0" w:lastRowFirstColumn="0" w:lastRowLastColumn="0"/>
-              <w:rPr>
-                <w:lang/>
-              </w:rPr>
             </w:pPr>
             <w:r>
-              <w:rPr>
-                <w:lang/>
-              </w:rPr>
               <w:t>1:N</w:t>
             </w:r>
           </w:p>
@@ -6802,14 +6285,8 @@
             <w:pPr>
               <w:pStyle w:val="IT"/>
               <w:cnfStyle w:val="000000000000" w:firstRow="0" w:lastRow="0" w:firstColumn="0" w:lastColumn="0" w:oddVBand="0" w:evenVBand="0" w:oddHBand="0" w:evenHBand="0" w:firstRowFirstColumn="0" w:firstRowLastColumn="0" w:lastRowFirstColumn="0" w:lastRowLastColumn="0"/>
-              <w:rPr>
-                <w:lang/>
-              </w:rPr>
             </w:pPr>
             <w:r>
-              <w:rPr>
-                <w:lang/>
-              </w:rPr>
               <w:t>One appointment may include several prescription records, while each prescription is linked to one appointment.</w:t>
             </w:r>
           </w:p>
@@ -6828,14 +6305,8 @@
           <w:p>
             <w:pPr>
               <w:pStyle w:val="IT"/>
-              <w:rPr>
-                <w:lang/>
-              </w:rPr>
             </w:pPr>
             <w:r>
-              <w:rPr>
-                <w:lang/>
-              </w:rPr>
               <w:t>Appointment — has — Payment</w:t>
             </w:r>
           </w:p>
@@ -6849,14 +6320,8 @@
             <w:pPr>
               <w:pStyle w:val="IT"/>
               <w:cnfStyle w:val="000000100000" w:firstRow="0" w:lastRow="0" w:firstColumn="0" w:lastColumn="0" w:oddVBand="0" w:evenVBand="0" w:oddHBand="1" w:evenHBand="0" w:firstRowFirstColumn="0" w:firstRowLastColumn="0" w:lastRowFirstColumn="0" w:lastRowLastColumn="0"/>
-              <w:rPr>
-                <w:lang/>
-              </w:rPr>
             </w:pPr>
             <w:r>
-              <w:rPr>
-                <w:lang/>
-              </w:rPr>
               <w:t>1:N</w:t>
             </w:r>
           </w:p>
@@ -6870,14 +6335,8 @@
             <w:pPr>
               <w:pStyle w:val="IT"/>
               <w:cnfStyle w:val="000000100000" w:firstRow="0" w:lastRow="0" w:firstColumn="0" w:lastColumn="0" w:oddVBand="0" w:evenVBand="0" w:oddHBand="1" w:evenHBand="0" w:firstRowFirstColumn="0" w:firstRowLastColumn="0" w:lastRowFirstColumn="0" w:lastRowLastColumn="0"/>
-              <w:rPr>
-                <w:lang/>
-              </w:rPr>
             </w:pPr>
             <w:r>
-              <w:rPr>
-                <w:lang/>
-              </w:rPr>
               <w:t>One appointment may have multiple payment records, while each payment is related to one appointment.</w:t>
             </w:r>
           </w:p>
@@ -6887,37 +6346,24 @@
     <w:p>
       <w:pPr>
         <w:pStyle w:val="IT"/>
-        <w:rPr>
-          <w:lang/>
-        </w:rPr>
-      </w:pPr>
-      <w:r>
-        <w:rPr>
-          <w:lang/>
-        </w:rPr>
+      </w:pPr>
+      <w:r>
         <w:t>These relationships support the clinic’s operational requirements. The one-to-many structure allows patients and doctors to participate in multiple appointments, while treatment, prescription, and payment details remain connected to the correct appointment.</w:t>
       </w:r>
     </w:p>
     <w:p>
       <w:pPr>
         <w:pStyle w:val="IT"/>
-        <w:rPr>
-          <w:lang/>
-        </w:rPr>
       </w:pPr>
     </w:p>
     <w:p>
       <w:pPr>
         <w:pStyle w:val="IT"/>
-        <w:rPr>
-          <w:lang/>
-        </w:rPr>
       </w:pPr>
       <w:r>
         <w:rPr>
           <w:b/>
           <w:bCs/>
-          <w:lang/>
         </w:rPr>
         <w:t>Specialization/Generalization</w:t>
       </w:r>
@@ -6925,42 +6371,28 @@
     <w:p>
       <w:pPr>
         <w:pStyle w:val="IT"/>
-        <w:rPr>
-          <w:lang/>
-        </w:rPr>
-      </w:pPr>
-      <w:r>
-        <w:rPr>
-          <w:lang/>
-        </w:rPr>
+      </w:pPr>
+      <w:r>
         <w:t xml:space="preserve">A superclass named </w:t>
       </w:r>
       <w:r>
         <w:rPr>
           <w:b/>
           <w:bCs/>
-          <w:lang/>
         </w:rPr>
         <w:t>ClinicPerson</w:t>
       </w:r>
       <w:r>
-        <w:rPr>
-          <w:lang/>
-        </w:rPr>
         <w:t xml:space="preserve"> can be introduced to store attributes shared by patients and doctors.</w:t>
       </w:r>
     </w:p>
     <w:p>
       <w:pPr>
         <w:pStyle w:val="IT"/>
-        <w:rPr>
-          <w:lang/>
-        </w:rPr>
       </w:pPr>
       <w:r>
         <w:rPr>
           <w:noProof/>
-          <w:lang/>
         </w:rPr>
         <w:lastRenderedPageBreak/>
         <w:drawing>
@@ -7006,14 +6438,12 @@
         <w:rPr>
           <w:b/>
           <w:bCs/>
-          <w:lang/>
         </w:rPr>
       </w:pPr>
       <w:r>
         <w:rPr>
           <w:b/>
           <w:bCs/>
-          <w:lang/>
         </w:rPr>
         <w:t>Superclass: ClinicPerson</w:t>
       </w:r>
@@ -7026,14 +6456,8 @@
           <w:numId w:val="31"/>
         </w:numPr>
         <w:jc w:val="left"/>
-        <w:rPr>
-          <w:lang/>
-        </w:rPr>
-      </w:pPr>
-      <w:r>
-        <w:rPr>
-          <w:lang/>
-        </w:rPr>
+      </w:pPr>
+      <w:r>
         <w:t>PersonID — Primary Key</w:t>
       </w:r>
     </w:p>
@@ -7045,14 +6469,8 @@
           <w:numId w:val="31"/>
         </w:numPr>
         <w:jc w:val="left"/>
-        <w:rPr>
-          <w:lang/>
-        </w:rPr>
-      </w:pPr>
-      <w:r>
-        <w:rPr>
-          <w:lang/>
-        </w:rPr>
+      </w:pPr>
+      <w:r>
         <w:t>FullName</w:t>
       </w:r>
     </w:p>
@@ -7064,14 +6482,8 @@
           <w:numId w:val="31"/>
         </w:numPr>
         <w:jc w:val="left"/>
-        <w:rPr>
-          <w:lang/>
-        </w:rPr>
-      </w:pPr>
-      <w:r>
-        <w:rPr>
-          <w:lang/>
-        </w:rPr>
+      </w:pPr>
+      <w:r>
         <w:t>Phone</w:t>
       </w:r>
     </w:p>
@@ -7083,14 +6495,8 @@
           <w:numId w:val="31"/>
         </w:numPr>
         <w:jc w:val="left"/>
-        <w:rPr>
-          <w:lang/>
-        </w:rPr>
-      </w:pPr>
-      <w:r>
-        <w:rPr>
-          <w:lang/>
-        </w:rPr>
+      </w:pPr>
+      <w:r>
         <w:t>Email</w:t>
       </w:r>
     </w:p>
@@ -7101,14 +6507,12 @@
         <w:rPr>
           <w:b/>
           <w:bCs/>
-          <w:lang/>
         </w:rPr>
       </w:pPr>
       <w:r>
         <w:rPr>
           <w:b/>
           <w:bCs/>
-          <w:lang/>
         </w:rPr>
         <w:t>Subclasses</w:t>
       </w:r>
@@ -7117,15 +6521,11 @@
       <w:pPr>
         <w:pStyle w:val="IT"/>
         <w:jc w:val="left"/>
-        <w:rPr>
-          <w:lang/>
-        </w:rPr>
       </w:pPr>
       <w:r>
         <w:rPr>
           <w:b/>
           <w:bCs/>
-          <w:lang/>
         </w:rPr>
         <w:t>Patient</w:t>
       </w:r>
@@ -7138,14 +6538,8 @@
           <w:numId w:val="32"/>
         </w:numPr>
         <w:jc w:val="left"/>
-        <w:rPr>
-          <w:lang/>
-        </w:rPr>
-      </w:pPr>
-      <w:r>
-        <w:rPr>
-          <w:lang/>
-        </w:rPr>
+      </w:pPr>
+      <w:r>
         <w:t>PersonID — Primary Key and Foreign Key referencing ClinicPerson</w:t>
       </w:r>
     </w:p>
@@ -7157,14 +6551,8 @@
           <w:numId w:val="32"/>
         </w:numPr>
         <w:jc w:val="left"/>
-        <w:rPr>
-          <w:lang/>
-        </w:rPr>
-      </w:pPr>
-      <w:r>
-        <w:rPr>
-          <w:lang/>
-        </w:rPr>
+      </w:pPr>
+      <w:r>
         <w:t>NationalID</w:t>
       </w:r>
     </w:p>
@@ -7176,14 +6564,8 @@
           <w:numId w:val="32"/>
         </w:numPr>
         <w:jc w:val="left"/>
-        <w:rPr>
-          <w:lang/>
-        </w:rPr>
-      </w:pPr>
-      <w:r>
-        <w:rPr>
-          <w:lang/>
-        </w:rPr>
+      </w:pPr>
+      <w:r>
         <w:t>BirthDate</w:t>
       </w:r>
     </w:p>
@@ -7195,14 +6577,8 @@
           <w:numId w:val="32"/>
         </w:numPr>
         <w:jc w:val="left"/>
-        <w:rPr>
-          <w:lang/>
-        </w:rPr>
-      </w:pPr>
-      <w:r>
-        <w:rPr>
-          <w:lang/>
-        </w:rPr>
+      </w:pPr>
+      <w:r>
         <w:lastRenderedPageBreak/>
         <w:t>Gender</w:t>
       </w:r>
@@ -7215,14 +6591,8 @@
           <w:numId w:val="32"/>
         </w:numPr>
         <w:jc w:val="left"/>
-        <w:rPr>
-          <w:lang/>
-        </w:rPr>
-      </w:pPr>
-      <w:r>
-        <w:rPr>
-          <w:lang/>
-        </w:rPr>
+      </w:pPr>
+      <w:r>
         <w:t>Address</w:t>
       </w:r>
     </w:p>
@@ -7230,15 +6600,11 @@
       <w:pPr>
         <w:pStyle w:val="IT"/>
         <w:jc w:val="left"/>
-        <w:rPr>
-          <w:lang/>
-        </w:rPr>
       </w:pPr>
       <w:r>
         <w:rPr>
           <w:b/>
           <w:bCs/>
-          <w:lang/>
         </w:rPr>
         <w:t>Doctor</w:t>
       </w:r>
@@ -7251,14 +6617,8 @@
           <w:numId w:val="33"/>
         </w:numPr>
         <w:jc w:val="left"/>
-        <w:rPr>
-          <w:lang/>
-        </w:rPr>
-      </w:pPr>
-      <w:r>
-        <w:rPr>
-          <w:lang/>
-        </w:rPr>
+      </w:pPr>
+      <w:r>
         <w:t>PersonID — Primary Key and Foreign Key referencing ClinicPerson</w:t>
       </w:r>
     </w:p>
@@ -7270,14 +6630,8 @@
           <w:numId w:val="33"/>
         </w:numPr>
         <w:jc w:val="left"/>
-        <w:rPr>
-          <w:lang/>
-        </w:rPr>
-      </w:pPr>
-      <w:r>
-        <w:rPr>
-          <w:lang/>
-        </w:rPr>
+      </w:pPr>
+      <w:r>
         <w:t>Specialty</w:t>
       </w:r>
     </w:p>
@@ -7289,14 +6643,8 @@
           <w:numId w:val="33"/>
         </w:numPr>
         <w:jc w:val="left"/>
-        <w:rPr>
-          <w:lang/>
-        </w:rPr>
-      </w:pPr>
-      <w:r>
-        <w:rPr>
-          <w:lang/>
-        </w:rPr>
+      </w:pPr>
+      <w:r>
         <w:t>LicenseNo</w:t>
       </w:r>
     </w:p>
@@ -7307,14 +6655,12 @@
         <w:rPr>
           <w:b/>
           <w:bCs/>
-          <w:lang/>
         </w:rPr>
       </w:pPr>
       <w:r>
         <w:rPr>
           <w:b/>
           <w:bCs/>
-          <w:lang/>
         </w:rPr>
         <w:t>EER Constraints</w:t>
       </w:r>
@@ -7327,22 +6673,15 @@
           <w:numId w:val="34"/>
         </w:numPr>
         <w:jc w:val="left"/>
-        <w:rPr>
-          <w:lang/>
-        </w:rPr>
       </w:pPr>
       <w:r>
         <w:rPr>
           <w:b/>
           <w:bCs/>
-          <w:lang/>
         </w:rPr>
         <w:t>Completeness constraint: Total specialization</w:t>
       </w:r>
       <w:r>
-        <w:rPr>
-          <w:lang/>
-        </w:rPr>
         <w:br/>
         <w:t>Every ClinicPerson must be registered as a Patient, a Doctor, or both.</w:t>
       </w:r>
@@ -7355,22 +6694,15 @@
           <w:numId w:val="34"/>
         </w:numPr>
         <w:jc w:val="left"/>
-        <w:rPr>
-          <w:lang/>
-        </w:rPr>
       </w:pPr>
       <w:r>
         <w:rPr>
           <w:b/>
           <w:bCs/>
-          <w:lang/>
         </w:rPr>
         <w:t>Disjointness constraint: Overlapping specialization</w:t>
       </w:r>
       <w:r>
-        <w:rPr>
-          <w:lang/>
-        </w:rPr>
         <w:br/>
         <w:t>The same person may belong to both subclasses. For example, a doctor may also receive medical care from the clinic as a patient.</w:t>
       </w:r>
@@ -7378,51 +6710,34 @@
     <w:p>
       <w:pPr>
         <w:pStyle w:val="IT"/>
-        <w:rPr>
-          <w:lang/>
-        </w:rPr>
-      </w:pPr>
-      <w:r>
-        <w:rPr>
-          <w:lang/>
-        </w:rPr>
+      </w:pPr>
+      <w:r>
         <w:t xml:space="preserve">In the EER diagram, ClinicPerson is connected to a specialization circle marked </w:t>
       </w:r>
       <w:r>
         <w:rPr>
           <w:b/>
           <w:bCs/>
-          <w:lang/>
         </w:rPr>
         <w:t>o</w:t>
       </w:r>
       <w:r>
-        <w:rPr>
-          <w:lang/>
-        </w:rPr>
         <w:t xml:space="preserve"> for overlapping. A double line between ClinicPerson and the specialization circle represents total specialization. Patient and Doctor inherit PersonID, FullName, Phone, and Email from ClinicPerson.</w:t>
       </w:r>
     </w:p>
     <w:p>
       <w:pPr>
         <w:pStyle w:val="IT"/>
-        <w:rPr>
-          <w:lang/>
-        </w:rPr>
       </w:pPr>
     </w:p>
     <w:p>
       <w:pPr>
         <w:pStyle w:val="IT"/>
-        <w:rPr>
-          <w:lang/>
-        </w:rPr>
       </w:pPr>
       <w:r>
         <w:rPr>
           <w:b/>
           <w:bCs/>
-          <w:lang/>
         </w:rPr>
         <w:t>Design Assumptions</w:t>
       </w:r>
@@ -7434,14 +6749,8 @@
           <w:ilvl w:val="0"/>
           <w:numId w:val="35"/>
         </w:numPr>
-        <w:rPr>
-          <w:lang/>
-        </w:rPr>
-      </w:pPr>
-      <w:r>
-        <w:rPr>
-          <w:lang/>
-        </w:rPr>
+      </w:pPr>
+      <w:r>
         <w:t>Each patient is assigned a unique PatientID, while NationalID is also treated as unique when it is available.</w:t>
       </w:r>
     </w:p>
@@ -7452,14 +6761,8 @@
           <w:ilvl w:val="0"/>
           <w:numId w:val="35"/>
         </w:numPr>
-        <w:rPr>
-          <w:lang/>
-        </w:rPr>
-      </w:pPr>
-      <w:r>
-        <w:rPr>
-          <w:lang/>
-        </w:rPr>
+      </w:pPr>
+      <w:r>
         <w:t>Each doctor has a unique DoctorID and a unique professional LicenseNo.</w:t>
       </w:r>
     </w:p>
@@ -7470,14 +6773,8 @@
           <w:ilvl w:val="0"/>
           <w:numId w:val="35"/>
         </w:numPr>
-        <w:rPr>
-          <w:lang/>
-        </w:rPr>
-      </w:pPr>
-      <w:r>
-        <w:rPr>
-          <w:lang/>
-        </w:rPr>
+      </w:pPr>
+      <w:r>
         <w:t>Every appointment must be linked to exactly one patient and one doctor.</w:t>
       </w:r>
     </w:p>
@@ -7488,14 +6785,8 @@
           <w:ilvl w:val="0"/>
           <w:numId w:val="35"/>
         </w:numPr>
-        <w:rPr>
-          <w:lang/>
-        </w:rPr>
-      </w:pPr>
-      <w:r>
-        <w:rPr>
-          <w:lang/>
-        </w:rPr>
+      </w:pPr>
+      <w:r>
         <w:lastRenderedPageBreak/>
         <w:t>A patient and a doctor may participate in many appointments over time.</w:t>
       </w:r>
@@ -7507,14 +6798,8 @@
           <w:ilvl w:val="0"/>
           <w:numId w:val="35"/>
         </w:numPr>
-        <w:rPr>
-          <w:lang/>
-        </w:rPr>
-      </w:pPr>
-      <w:r>
-        <w:rPr>
-          <w:lang/>
-        </w:rPr>
+      </w:pPr>
+      <w:r>
         <w:t>An appointment may exist before treatment, prescription, or payment information is recorded, such as when the appointment is still scheduled or cancelled.</w:t>
       </w:r>
     </w:p>
@@ -7525,14 +6810,8 @@
           <w:ilvl w:val="0"/>
           <w:numId w:val="35"/>
         </w:numPr>
-        <w:rPr>
-          <w:lang/>
-        </w:rPr>
-      </w:pPr>
-      <w:r>
-        <w:rPr>
-          <w:lang/>
-        </w:rPr>
+      </w:pPr>
+      <w:r>
         <w:t>A completed appointment may produce one or more treatment records when several procedures or services are provided.</w:t>
       </w:r>
     </w:p>
@@ -7543,14 +6822,8 @@
           <w:ilvl w:val="0"/>
           <w:numId w:val="35"/>
         </w:numPr>
-        <w:rPr>
-          <w:lang/>
-        </w:rPr>
-      </w:pPr>
-      <w:r>
-        <w:rPr>
-          <w:lang/>
-        </w:rPr>
+      </w:pPr>
+      <w:r>
         <w:t>Each prescription record represents one medicine. Therefore, several medicines prescribed during the same appointment are stored as separate prescription records.</w:t>
       </w:r>
     </w:p>
@@ -7561,14 +6834,8 @@
           <w:ilvl w:val="0"/>
           <w:numId w:val="35"/>
         </w:numPr>
-        <w:rPr>
-          <w:lang/>
-        </w:rPr>
-      </w:pPr>
-      <w:r>
-        <w:rPr>
-          <w:lang/>
-        </w:rPr>
+      </w:pPr>
+      <w:r>
         <w:t>An appointment may have several payment records to support instalments, partial payments, refunds, or multiple payment methods.</w:t>
       </w:r>
     </w:p>
@@ -7579,14 +6846,8 @@
           <w:ilvl w:val="0"/>
           <w:numId w:val="35"/>
         </w:numPr>
-        <w:rPr>
-          <w:lang/>
-        </w:rPr>
-      </w:pPr>
-      <w:r>
-        <w:rPr>
-          <w:lang/>
-        </w:rPr>
+      </w:pPr>
+      <w:r>
         <w:t>Treatment cost is stored separately from payment amount because the amount charged and the amount already paid may differ.</w:t>
       </w:r>
     </w:p>
@@ -7597,14 +6858,8 @@
           <w:ilvl w:val="0"/>
           <w:numId w:val="35"/>
         </w:numPr>
-        <w:rPr>
-          <w:lang/>
-        </w:rPr>
-      </w:pPr>
-      <w:r>
-        <w:rPr>
-          <w:lang/>
-        </w:rPr>
+      </w:pPr>
+      <w:r>
         <w:t>Appointment status is limited to predefined values such as scheduled, completed, cancelled, or no-show.</w:t>
       </w:r>
     </w:p>
@@ -7615,14 +6870,8 @@
           <w:ilvl w:val="0"/>
           <w:numId w:val="35"/>
         </w:numPr>
-        <w:rPr>
-          <w:lang/>
-        </w:rPr>
-      </w:pPr>
-      <w:r>
-        <w:rPr>
-          <w:lang/>
-        </w:rPr>
+      </w:pPr>
+      <w:r>
         <w:t>Payment status is limited to values such as pending, partially paid, paid, or refunded.</w:t>
       </w:r>
     </w:p>
@@ -7633,14 +6882,8 @@
           <w:ilvl w:val="0"/>
           <w:numId w:val="35"/>
         </w:numPr>
-        <w:rPr>
-          <w:lang/>
-        </w:rPr>
-      </w:pPr>
-      <w:r>
-        <w:rPr>
-          <w:lang/>
-        </w:rPr>
+      </w:pPr>
+      <w:r>
         <w:t>The specialization of ClinicPerson into Patient and Doctor is total and disjoint. Every clinic person must belong to one subclass, and the same person cannot be registered as both a patient and a doctor under this design.</w:t>
       </w:r>
     </w:p>
@@ -7651,14 +6894,8 @@
           <w:ilvl w:val="0"/>
           <w:numId w:val="35"/>
         </w:numPr>
-        <w:rPr>
-          <w:lang/>
-        </w:rPr>
-      </w:pPr>
-      <w:r>
-        <w:rPr>
-          <w:lang/>
-        </w:rPr>
+      </w:pPr>
+      <w:r>
         <w:t>Shared personal data such as full name, phone, and email are stored in ClinicPerson, while attributes specific to each role remain in the relevant subclass.</w:t>
       </w:r>
     </w:p>
@@ -7669,14 +6906,8 @@
           <w:ilvl w:val="0"/>
           <w:numId w:val="35"/>
         </w:numPr>
-        <w:rPr>
-          <w:lang/>
-        </w:rPr>
-      </w:pPr>
-      <w:r>
-        <w:rPr>
-          <w:lang/>
-        </w:rPr>
+      </w:pPr>
+      <w:r>
         <w:lastRenderedPageBreak/>
         <w:t>Dates, times, costs, and payment amounts must use valid MySQL data types and cannot contain negative financial values.</w:t>
       </w:r>
@@ -7684,33 +6915,21 @@
     <w:p>
       <w:pPr>
         <w:pStyle w:val="IT"/>
-        <w:rPr>
-          <w:lang/>
-        </w:rPr>
       </w:pPr>
     </w:p>
     <w:p>
       <w:pPr>
         <w:pStyle w:val="IT"/>
-        <w:rPr>
-          <w:lang/>
-        </w:rPr>
       </w:pPr>
     </w:p>
     <w:p>
       <w:pPr>
         <w:pStyle w:val="IT"/>
-        <w:rPr>
-          <w:lang/>
-        </w:rPr>
       </w:pPr>
     </w:p>
     <w:p>
       <w:pPr>
         <w:pStyle w:val="IT"/>
-        <w:rPr>
-          <w:lang/>
-        </w:rPr>
       </w:pPr>
     </w:p>
     <w:bookmarkEnd w:id="5"/>
@@ -7726,7 +6945,6 @@
           <w:rFonts w:ascii="Times New Roman" w:hAnsi="Times New Roman" w:cs="Times New Roman"/>
           <w:sz w:val="24"/>
           <w:szCs w:val="24"/>
-          <w:lang/>
         </w:rPr>
       </w:pPr>
     </w:p>
@@ -8004,6 +7222,5333 @@
         </w:rPr>
         <w:t>Create one TRIGGER.</w:t>
       </w:r>
+    </w:p>
+    <w:p>
+      <w:pPr>
+        <w:pStyle w:val="Heading1"/>
+        <w:pBdr>
+          <w:bottom w:val="single" w:sz="8" w:space="1" w:color="000000"/>
+        </w:pBdr>
+      </w:pPr>
+      <w:r>
+        <w:rPr>
+          <w:rFonts w:ascii="Arial" w:hAnsi="Arial" w:cs="Arial"/>
+          <w:color w:val="000000"/>
+          <w:szCs w:val="40"/>
+        </w:rPr>
+        <w:lastRenderedPageBreak/>
+        <w:t>Task 3 – SQL Operations (6 Marks)</w:t>
+      </w:r>
+    </w:p>
+    <w:p>
+      <w:pPr>
+        <w:pStyle w:val="NormalWeb"/>
+        <w:spacing w:before="40" w:beforeAutospacing="0" w:after="40" w:afterAutospacing="0"/>
+        <w:ind w:left="288" w:hanging="288"/>
+      </w:pPr>
+      <w:r>
+        <w:rPr>
+          <w:color w:val="000000"/>
+        </w:rPr>
+        <w:t>Complete the following tasks using MySQL. For each task, include screenshots of both your SQL code and the corresponding output (results), along with a brief description (one to two sentences) explaining the purpose of the query and the information it is intended to retrieve.</w:t>
+      </w:r>
+    </w:p>
+    <w:p>
+      <w:pPr>
+        <w:pStyle w:val="NormalWeb"/>
+        <w:numPr>
+          <w:ilvl w:val="0"/>
+          <w:numId w:val="36"/>
+        </w:numPr>
+        <w:spacing w:before="40" w:beforeAutospacing="0" w:after="40" w:afterAutospacing="0"/>
+        <w:ind w:left="648"/>
+        <w:textAlignment w:val="baseline"/>
+        <w:rPr>
+          <w:rFonts w:ascii="Cambria" w:hAnsi="Cambria"/>
+          <w:color w:val="EF4623"/>
+        </w:rPr>
+      </w:pPr>
+      <w:r>
+        <w:rPr>
+          <w:color w:val="000000"/>
+        </w:rPr>
+        <w:t>Write SELECT statements.</w:t>
+      </w:r>
+    </w:p>
+    <w:p>
+      <w:pPr>
+        <w:pStyle w:val="NormalWeb"/>
+        <w:numPr>
+          <w:ilvl w:val="0"/>
+          <w:numId w:val="36"/>
+        </w:numPr>
+        <w:spacing w:before="40" w:beforeAutospacing="0" w:after="40" w:afterAutospacing="0"/>
+        <w:ind w:left="648"/>
+        <w:textAlignment w:val="baseline"/>
+        <w:rPr>
+          <w:rFonts w:ascii="Cambria" w:hAnsi="Cambria"/>
+          <w:color w:val="EF4623"/>
+        </w:rPr>
+      </w:pPr>
+      <w:r>
+        <w:rPr>
+          <w:color w:val="000000"/>
+        </w:rPr>
+        <w:t>Write JOIN queries.</w:t>
+      </w:r>
+    </w:p>
+    <w:p>
+      <w:pPr>
+        <w:pStyle w:val="NormalWeb"/>
+        <w:numPr>
+          <w:ilvl w:val="0"/>
+          <w:numId w:val="36"/>
+        </w:numPr>
+        <w:spacing w:before="40" w:beforeAutospacing="0" w:after="40" w:afterAutospacing="0"/>
+        <w:ind w:left="648"/>
+        <w:textAlignment w:val="baseline"/>
+        <w:rPr>
+          <w:rFonts w:ascii="Cambria" w:hAnsi="Cambria"/>
+          <w:color w:val="EF4623"/>
+        </w:rPr>
+      </w:pPr>
+      <w:r>
+        <w:rPr>
+          <w:color w:val="000000"/>
+        </w:rPr>
+        <w:t>Write nested queries.</w:t>
+      </w:r>
+    </w:p>
+    <w:p>
+      <w:pPr>
+        <w:pStyle w:val="NormalWeb"/>
+        <w:numPr>
+          <w:ilvl w:val="0"/>
+          <w:numId w:val="36"/>
+        </w:numPr>
+        <w:spacing w:before="40" w:beforeAutospacing="0" w:after="40" w:afterAutospacing="0"/>
+        <w:ind w:left="648"/>
+        <w:textAlignment w:val="baseline"/>
+        <w:rPr>
+          <w:rFonts w:ascii="Cambria" w:hAnsi="Cambria"/>
+          <w:color w:val="EF4623"/>
+        </w:rPr>
+      </w:pPr>
+      <w:r>
+        <w:rPr>
+          <w:color w:val="000000"/>
+        </w:rPr>
+        <w:t>Use aggregate functions with GROUP BY.</w:t>
+      </w:r>
+    </w:p>
+    <w:p>
+      <w:pPr>
+        <w:pStyle w:val="NormalWeb"/>
+        <w:numPr>
+          <w:ilvl w:val="0"/>
+          <w:numId w:val="36"/>
+        </w:numPr>
+        <w:spacing w:before="40" w:beforeAutospacing="0" w:after="40" w:afterAutospacing="0"/>
+        <w:ind w:left="648"/>
+        <w:textAlignment w:val="baseline"/>
+        <w:rPr>
+          <w:rFonts w:ascii="Cambria" w:hAnsi="Cambria"/>
+          <w:color w:val="EF4623"/>
+        </w:rPr>
+      </w:pPr>
+      <w:r>
+        <w:rPr>
+          <w:color w:val="000000"/>
+        </w:rPr>
+        <w:t>Write UPDATE and DELETE statements.</w:t>
+      </w:r>
+    </w:p>
+    <w:p>
+      <w:pPr>
+        <w:pStyle w:val="NormalWeb"/>
+        <w:numPr>
+          <w:ilvl w:val="0"/>
+          <w:numId w:val="36"/>
+        </w:numPr>
+        <w:spacing w:before="40" w:beforeAutospacing="0" w:after="40" w:afterAutospacing="0"/>
+        <w:ind w:left="648"/>
+        <w:textAlignment w:val="baseline"/>
+        <w:rPr>
+          <w:rFonts w:ascii="Cambria" w:hAnsi="Cambria"/>
+          <w:color w:val="EF4623"/>
+        </w:rPr>
+      </w:pPr>
+      <w:r>
+        <w:rPr>
+          <w:color w:val="000000"/>
+        </w:rPr>
+        <w:t>Create one VIEW.</w:t>
+      </w:r>
+    </w:p>
+    <w:p>
+      <w:pPr>
+        <w:pStyle w:val="NormalWeb"/>
+        <w:numPr>
+          <w:ilvl w:val="0"/>
+          <w:numId w:val="36"/>
+        </w:numPr>
+        <w:spacing w:before="40" w:beforeAutospacing="0" w:after="40" w:afterAutospacing="0"/>
+        <w:ind w:left="648"/>
+        <w:textAlignment w:val="baseline"/>
+        <w:rPr>
+          <w:rFonts w:ascii="Cambria" w:hAnsi="Cambria"/>
+          <w:color w:val="EF4623"/>
+        </w:rPr>
+      </w:pPr>
+      <w:r>
+        <w:rPr>
+          <w:color w:val="000000"/>
+        </w:rPr>
+        <w:t>Create one TRIGGER.</w:t>
+      </w:r>
+    </w:p>
+    <w:p>
+      <w:pPr>
+        <w:pStyle w:val="NormalWeb"/>
+        <w:spacing w:before="160" w:beforeAutospacing="0" w:after="0" w:afterAutospacing="0"/>
+      </w:pPr>
+      <w:r>
+        <w:rPr>
+          <w:b/>
+          <w:bCs/>
+          <w:color w:val="000000"/>
+        </w:rPr>
+        <w:t>Answer:</w:t>
+      </w:r>
+    </w:p>
+    <w:p>
+      <w:pPr>
+        <w:pStyle w:val="NormalWeb"/>
+        <w:spacing w:before="160" w:beforeAutospacing="0" w:after="0" w:afterAutospacing="0"/>
+      </w:pPr>
+      <w:r>
+        <w:rPr>
+          <w:b/>
+          <w:bCs/>
+          <w:color w:val="000000"/>
+        </w:rPr>
+        <w:t>MySQL Queries for the Smart Clinic Database</w:t>
+      </w:r>
+    </w:p>
+    <w:p>
+      <w:pPr>
+        <w:pStyle w:val="NormalWeb"/>
+        <w:spacing w:before="160" w:beforeAutospacing="0" w:after="0" w:afterAutospacing="0"/>
+      </w:pPr>
+      <w:r>
+        <w:rPr>
+          <w:b/>
+          <w:bCs/>
+          <w:color w:val="000000"/>
+        </w:rPr>
+        <w:t>1. SELECT Statement</w:t>
+      </w:r>
+    </w:p>
+    <w:p>
+      <w:pPr>
+        <w:pStyle w:val="NormalWeb"/>
+        <w:spacing w:before="160" w:beforeAutospacing="0" w:after="0" w:afterAutospacing="0"/>
+      </w:pPr>
+      <w:r>
+        <w:rPr>
+          <w:color w:val="000000"/>
+        </w:rPr>
+        <w:t>This query retrieves all scheduled appointments and arranges them from the earliest to the latest appointment time.</w:t>
+      </w:r>
+    </w:p>
+    <w:p>
+      <w:pPr>
+        <w:pStyle w:val="NormalWeb"/>
+        <w:spacing w:before="40" w:beforeAutospacing="0" w:after="40" w:afterAutospacing="0"/>
+        <w:ind w:left="580" w:hanging="280"/>
+      </w:pPr>
+      <w:r>
+        <w:rPr>
+          <w:rFonts w:ascii="Cambria" w:hAnsi="Cambria"/>
+          <w:color w:val="EF4623"/>
+        </w:rPr>
+        <w:t>•</w:t>
+      </w:r>
+      <w:r>
+        <w:rPr>
+          <w:color w:val="EF4623"/>
+          <w:sz w:val="14"/>
+          <w:szCs w:val="14"/>
+        </w:rPr>
+        <w:t xml:space="preserve">       </w:t>
+      </w:r>
+      <w:r>
+        <w:rPr>
+          <w:color w:val="000000"/>
+        </w:rPr>
+        <w:t>SELECT</w:t>
+      </w:r>
+    </w:p>
+    <w:p>
+      <w:pPr>
+        <w:pStyle w:val="NormalWeb"/>
+        <w:spacing w:before="40" w:beforeAutospacing="0" w:after="40" w:afterAutospacing="0"/>
+        <w:ind w:left="580" w:hanging="280"/>
+      </w:pPr>
+      <w:r>
+        <w:rPr>
+          <w:rFonts w:ascii="Cambria" w:hAnsi="Cambria"/>
+          <w:color w:val="EF4623"/>
+        </w:rPr>
+        <w:t>•</w:t>
+      </w:r>
+      <w:r>
+        <w:rPr>
+          <w:color w:val="EF4623"/>
+          <w:sz w:val="14"/>
+          <w:szCs w:val="14"/>
+        </w:rPr>
+        <w:t xml:space="preserve">       </w:t>
+      </w:r>
+      <w:r>
+        <w:rPr>
+          <w:color w:val="000000"/>
+        </w:rPr>
+        <w:t>    AppointmentID,</w:t>
+      </w:r>
+    </w:p>
+    <w:p>
+      <w:pPr>
+        <w:pStyle w:val="NormalWeb"/>
+        <w:spacing w:before="40" w:beforeAutospacing="0" w:after="40" w:afterAutospacing="0"/>
+        <w:ind w:left="580" w:hanging="280"/>
+      </w:pPr>
+      <w:r>
+        <w:rPr>
+          <w:rFonts w:ascii="Cambria" w:hAnsi="Cambria"/>
+          <w:color w:val="EF4623"/>
+        </w:rPr>
+        <w:t>•</w:t>
+      </w:r>
+      <w:r>
+        <w:rPr>
+          <w:color w:val="EF4623"/>
+          <w:sz w:val="14"/>
+          <w:szCs w:val="14"/>
+        </w:rPr>
+        <w:t xml:space="preserve">       </w:t>
+      </w:r>
+      <w:r>
+        <w:rPr>
+          <w:color w:val="000000"/>
+        </w:rPr>
+        <w:t>    PatientID,</w:t>
+      </w:r>
+    </w:p>
+    <w:p>
+      <w:pPr>
+        <w:pStyle w:val="NormalWeb"/>
+        <w:spacing w:before="40" w:beforeAutospacing="0" w:after="40" w:afterAutospacing="0"/>
+        <w:ind w:left="580" w:hanging="280"/>
+      </w:pPr>
+      <w:r>
+        <w:rPr>
+          <w:rFonts w:ascii="Cambria" w:hAnsi="Cambria"/>
+          <w:color w:val="EF4623"/>
+        </w:rPr>
+        <w:t>•</w:t>
+      </w:r>
+      <w:r>
+        <w:rPr>
+          <w:color w:val="EF4623"/>
+          <w:sz w:val="14"/>
+          <w:szCs w:val="14"/>
+        </w:rPr>
+        <w:t xml:space="preserve">       </w:t>
+      </w:r>
+      <w:r>
+        <w:rPr>
+          <w:color w:val="000000"/>
+        </w:rPr>
+        <w:t>    DoctorID,</w:t>
+      </w:r>
+    </w:p>
+    <w:p>
+      <w:pPr>
+        <w:pStyle w:val="NormalWeb"/>
+        <w:spacing w:before="40" w:beforeAutospacing="0" w:after="40" w:afterAutospacing="0"/>
+        <w:ind w:left="580" w:hanging="280"/>
+      </w:pPr>
+      <w:r>
+        <w:rPr>
+          <w:rFonts w:ascii="Cambria" w:hAnsi="Cambria"/>
+          <w:color w:val="EF4623"/>
+        </w:rPr>
+        <w:t>•</w:t>
+      </w:r>
+      <w:r>
+        <w:rPr>
+          <w:color w:val="EF4623"/>
+          <w:sz w:val="14"/>
+          <w:szCs w:val="14"/>
+        </w:rPr>
+        <w:t xml:space="preserve">       </w:t>
+      </w:r>
+      <w:r>
+        <w:rPr>
+          <w:color w:val="000000"/>
+        </w:rPr>
+        <w:t>    ScheduledAt,</w:t>
+      </w:r>
+    </w:p>
+    <w:p>
+      <w:pPr>
+        <w:pStyle w:val="NormalWeb"/>
+        <w:spacing w:before="40" w:beforeAutospacing="0" w:after="40" w:afterAutospacing="0"/>
+        <w:ind w:left="580" w:hanging="280"/>
+      </w:pPr>
+      <w:r>
+        <w:rPr>
+          <w:rFonts w:ascii="Cambria" w:hAnsi="Cambria"/>
+          <w:color w:val="EF4623"/>
+        </w:rPr>
+        <w:t>•</w:t>
+      </w:r>
+      <w:r>
+        <w:rPr>
+          <w:color w:val="EF4623"/>
+          <w:sz w:val="14"/>
+          <w:szCs w:val="14"/>
+        </w:rPr>
+        <w:t xml:space="preserve">       </w:t>
+      </w:r>
+      <w:r>
+        <w:rPr>
+          <w:color w:val="000000"/>
+        </w:rPr>
+        <w:t>    VisitReason,</w:t>
+      </w:r>
+    </w:p>
+    <w:p>
+      <w:pPr>
+        <w:pStyle w:val="NormalWeb"/>
+        <w:spacing w:before="40" w:beforeAutospacing="0" w:after="40" w:afterAutospacing="0"/>
+        <w:ind w:left="580" w:hanging="280"/>
+      </w:pPr>
+      <w:r>
+        <w:rPr>
+          <w:rFonts w:ascii="Cambria" w:hAnsi="Cambria"/>
+          <w:color w:val="EF4623"/>
+        </w:rPr>
+        <w:t>•</w:t>
+      </w:r>
+      <w:r>
+        <w:rPr>
+          <w:color w:val="EF4623"/>
+          <w:sz w:val="14"/>
+          <w:szCs w:val="14"/>
+        </w:rPr>
+        <w:t xml:space="preserve">       </w:t>
+      </w:r>
+      <w:r>
+        <w:rPr>
+          <w:color w:val="000000"/>
+        </w:rPr>
+        <w:t>    AppointmentStatus</w:t>
+      </w:r>
+    </w:p>
+    <w:p>
+      <w:pPr>
+        <w:pStyle w:val="NormalWeb"/>
+        <w:spacing w:before="40" w:beforeAutospacing="0" w:after="40" w:afterAutospacing="0"/>
+        <w:ind w:left="580" w:hanging="280"/>
+      </w:pPr>
+      <w:r>
+        <w:rPr>
+          <w:rFonts w:ascii="Cambria" w:hAnsi="Cambria"/>
+          <w:color w:val="EF4623"/>
+        </w:rPr>
+        <w:t>•</w:t>
+      </w:r>
+      <w:r>
+        <w:rPr>
+          <w:color w:val="EF4623"/>
+          <w:sz w:val="14"/>
+          <w:szCs w:val="14"/>
+        </w:rPr>
+        <w:t xml:space="preserve">       </w:t>
+      </w:r>
+      <w:r>
+        <w:rPr>
+          <w:color w:val="000000"/>
+        </w:rPr>
+        <w:t>FROM Appointment</w:t>
+      </w:r>
+    </w:p>
+    <w:p>
+      <w:pPr>
+        <w:pStyle w:val="NormalWeb"/>
+        <w:spacing w:before="40" w:beforeAutospacing="0" w:after="40" w:afterAutospacing="0"/>
+        <w:ind w:left="580" w:hanging="280"/>
+      </w:pPr>
+      <w:r>
+        <w:rPr>
+          <w:rFonts w:ascii="Cambria" w:hAnsi="Cambria"/>
+          <w:color w:val="EF4623"/>
+        </w:rPr>
+        <w:t>•</w:t>
+      </w:r>
+      <w:r>
+        <w:rPr>
+          <w:color w:val="EF4623"/>
+          <w:sz w:val="14"/>
+          <w:szCs w:val="14"/>
+        </w:rPr>
+        <w:t xml:space="preserve">       </w:t>
+      </w:r>
+      <w:r>
+        <w:rPr>
+          <w:color w:val="000000"/>
+        </w:rPr>
+        <w:t>WHERE AppointmentStatus = 'Scheduled'</w:t>
+      </w:r>
+    </w:p>
+    <w:p>
+      <w:pPr>
+        <w:pStyle w:val="NormalWeb"/>
+        <w:spacing w:before="40" w:beforeAutospacing="0" w:after="40" w:afterAutospacing="0"/>
+        <w:ind w:left="580" w:hanging="280"/>
+      </w:pPr>
+      <w:r>
+        <w:rPr>
+          <w:rFonts w:ascii="Cambria" w:hAnsi="Cambria"/>
+          <w:color w:val="EF4623"/>
+        </w:rPr>
+        <w:t>•</w:t>
+      </w:r>
+      <w:r>
+        <w:rPr>
+          <w:color w:val="EF4623"/>
+          <w:sz w:val="14"/>
+          <w:szCs w:val="14"/>
+        </w:rPr>
+        <w:t xml:space="preserve">       </w:t>
+      </w:r>
+      <w:r>
+        <w:rPr>
+          <w:color w:val="000000"/>
+        </w:rPr>
+        <w:t>ORDER BY ScheduledAt ASC;</w:t>
+      </w:r>
+    </w:p>
+    <w:p>
+      <w:pPr>
+        <w:pStyle w:val="NormalWeb"/>
+        <w:spacing w:before="160" w:beforeAutospacing="0" w:after="0" w:afterAutospacing="0"/>
+      </w:pPr>
+      <w:r>
+        <w:rPr>
+          <w:b/>
+          <w:bCs/>
+          <w:color w:val="000000"/>
+        </w:rPr>
+        <w:t>2. JOIN Query</w:t>
+      </w:r>
+    </w:p>
+    <w:p>
+      <w:pPr>
+        <w:pStyle w:val="NormalWeb"/>
+        <w:spacing w:before="160" w:beforeAutospacing="0" w:after="0" w:afterAutospacing="0"/>
+      </w:pPr>
+      <w:r>
+        <w:rPr>
+          <w:color w:val="000000"/>
+        </w:rPr>
+        <w:t>This query combines appointment, patient, doctor, and person information to display each appointment with the names of the patient and doctor.</w:t>
+      </w:r>
+    </w:p>
+    <w:p>
+      <w:pPr>
+        <w:pStyle w:val="NormalWeb"/>
+        <w:spacing w:before="40" w:beforeAutospacing="0" w:after="40" w:afterAutospacing="0"/>
+        <w:ind w:left="580" w:hanging="280"/>
+      </w:pPr>
+      <w:r>
+        <w:rPr>
+          <w:rFonts w:ascii="Cambria" w:hAnsi="Cambria"/>
+          <w:color w:val="EF4623"/>
+        </w:rPr>
+        <w:t>•</w:t>
+      </w:r>
+      <w:r>
+        <w:rPr>
+          <w:color w:val="EF4623"/>
+          <w:sz w:val="14"/>
+          <w:szCs w:val="14"/>
+        </w:rPr>
+        <w:t xml:space="preserve">   </w:t>
+      </w:r>
+      <w:r>
+        <w:rPr>
+          <w:rStyle w:val="apple-tab-span"/>
+          <w:color w:val="EF4623"/>
+          <w:sz w:val="14"/>
+          <w:szCs w:val="14"/>
+        </w:rPr>
+        <w:tab/>
+      </w:r>
+      <w:r>
+        <w:rPr>
+          <w:color w:val="000000"/>
+        </w:rPr>
+        <w:t>SELECT</w:t>
+      </w:r>
+    </w:p>
+    <w:p>
+      <w:pPr>
+        <w:pStyle w:val="NormalWeb"/>
+        <w:spacing w:before="40" w:beforeAutospacing="0" w:after="40" w:afterAutospacing="0"/>
+        <w:ind w:left="580" w:hanging="280"/>
+      </w:pPr>
+      <w:r>
+        <w:rPr>
+          <w:rFonts w:ascii="Cambria" w:hAnsi="Cambria"/>
+          <w:color w:val="EF4623"/>
+        </w:rPr>
+        <w:t>•</w:t>
+      </w:r>
+      <w:r>
+        <w:rPr>
+          <w:color w:val="EF4623"/>
+          <w:sz w:val="14"/>
+          <w:szCs w:val="14"/>
+        </w:rPr>
+        <w:t xml:space="preserve">   </w:t>
+      </w:r>
+      <w:r>
+        <w:rPr>
+          <w:rStyle w:val="apple-tab-span"/>
+          <w:color w:val="EF4623"/>
+          <w:sz w:val="14"/>
+          <w:szCs w:val="14"/>
+        </w:rPr>
+        <w:tab/>
+      </w:r>
+      <w:r>
+        <w:rPr>
+          <w:color w:val="000000"/>
+        </w:rPr>
+        <w:t>    a.AppointmentID,</w:t>
+      </w:r>
+    </w:p>
+    <w:p>
+      <w:pPr>
+        <w:pStyle w:val="NormalWeb"/>
+        <w:spacing w:before="40" w:beforeAutospacing="0" w:after="40" w:afterAutospacing="0"/>
+        <w:ind w:left="580" w:hanging="280"/>
+      </w:pPr>
+      <w:r>
+        <w:rPr>
+          <w:rFonts w:ascii="Cambria" w:hAnsi="Cambria"/>
+          <w:color w:val="EF4623"/>
+        </w:rPr>
+        <w:t>•</w:t>
+      </w:r>
+      <w:r>
+        <w:rPr>
+          <w:color w:val="EF4623"/>
+          <w:sz w:val="14"/>
+          <w:szCs w:val="14"/>
+        </w:rPr>
+        <w:t xml:space="preserve">   </w:t>
+      </w:r>
+      <w:r>
+        <w:rPr>
+          <w:rStyle w:val="apple-tab-span"/>
+          <w:color w:val="EF4623"/>
+          <w:sz w:val="14"/>
+          <w:szCs w:val="14"/>
+        </w:rPr>
+        <w:tab/>
+      </w:r>
+      <w:r>
+        <w:rPr>
+          <w:color w:val="000000"/>
+        </w:rPr>
+        <w:t>    patient_person.FullName AS PatientName,</w:t>
+      </w:r>
+    </w:p>
+    <w:p>
+      <w:pPr>
+        <w:pStyle w:val="NormalWeb"/>
+        <w:spacing w:before="40" w:beforeAutospacing="0" w:after="40" w:afterAutospacing="0"/>
+        <w:ind w:left="580" w:hanging="280"/>
+      </w:pPr>
+      <w:r>
+        <w:rPr>
+          <w:rFonts w:ascii="Cambria" w:hAnsi="Cambria"/>
+          <w:color w:val="EF4623"/>
+        </w:rPr>
+        <w:t>•</w:t>
+      </w:r>
+      <w:r>
+        <w:rPr>
+          <w:color w:val="EF4623"/>
+          <w:sz w:val="14"/>
+          <w:szCs w:val="14"/>
+        </w:rPr>
+        <w:t xml:space="preserve">   </w:t>
+      </w:r>
+      <w:r>
+        <w:rPr>
+          <w:rStyle w:val="apple-tab-span"/>
+          <w:color w:val="EF4623"/>
+          <w:sz w:val="14"/>
+          <w:szCs w:val="14"/>
+        </w:rPr>
+        <w:tab/>
+      </w:r>
+      <w:r>
+        <w:rPr>
+          <w:color w:val="000000"/>
+        </w:rPr>
+        <w:t>    doctor_person.FullName AS DoctorName,</w:t>
+      </w:r>
+    </w:p>
+    <w:p>
+      <w:pPr>
+        <w:pStyle w:val="NormalWeb"/>
+        <w:spacing w:before="40" w:beforeAutospacing="0" w:after="40" w:afterAutospacing="0"/>
+        <w:ind w:left="580" w:hanging="280"/>
+      </w:pPr>
+      <w:r>
+        <w:rPr>
+          <w:rFonts w:ascii="Cambria" w:hAnsi="Cambria"/>
+          <w:color w:val="EF4623"/>
+        </w:rPr>
+        <w:lastRenderedPageBreak/>
+        <w:t>•</w:t>
+      </w:r>
+      <w:r>
+        <w:rPr>
+          <w:color w:val="EF4623"/>
+          <w:sz w:val="14"/>
+          <w:szCs w:val="14"/>
+        </w:rPr>
+        <w:t xml:space="preserve">   </w:t>
+      </w:r>
+      <w:r>
+        <w:rPr>
+          <w:rStyle w:val="apple-tab-span"/>
+          <w:color w:val="EF4623"/>
+          <w:sz w:val="14"/>
+          <w:szCs w:val="14"/>
+        </w:rPr>
+        <w:tab/>
+      </w:r>
+      <w:r>
+        <w:rPr>
+          <w:color w:val="000000"/>
+        </w:rPr>
+        <w:t>    d.Specialty,</w:t>
+      </w:r>
+    </w:p>
+    <w:p>
+      <w:pPr>
+        <w:pStyle w:val="NormalWeb"/>
+        <w:spacing w:before="40" w:beforeAutospacing="0" w:after="40" w:afterAutospacing="0"/>
+        <w:ind w:left="580" w:hanging="280"/>
+      </w:pPr>
+      <w:r>
+        <w:rPr>
+          <w:rFonts w:ascii="Cambria" w:hAnsi="Cambria"/>
+          <w:color w:val="EF4623"/>
+        </w:rPr>
+        <w:t>•</w:t>
+      </w:r>
+      <w:r>
+        <w:rPr>
+          <w:color w:val="EF4623"/>
+          <w:sz w:val="14"/>
+          <w:szCs w:val="14"/>
+        </w:rPr>
+        <w:t xml:space="preserve">   </w:t>
+      </w:r>
+      <w:r>
+        <w:rPr>
+          <w:rStyle w:val="apple-tab-span"/>
+          <w:color w:val="EF4623"/>
+          <w:sz w:val="14"/>
+          <w:szCs w:val="14"/>
+        </w:rPr>
+        <w:tab/>
+      </w:r>
+      <w:r>
+        <w:rPr>
+          <w:color w:val="000000"/>
+        </w:rPr>
+        <w:t>    a.ScheduledAt,</w:t>
+      </w:r>
+    </w:p>
+    <w:p>
+      <w:pPr>
+        <w:pStyle w:val="NormalWeb"/>
+        <w:spacing w:before="40" w:beforeAutospacing="0" w:after="40" w:afterAutospacing="0"/>
+        <w:ind w:left="580" w:hanging="280"/>
+      </w:pPr>
+      <w:r>
+        <w:rPr>
+          <w:rFonts w:ascii="Cambria" w:hAnsi="Cambria"/>
+          <w:color w:val="EF4623"/>
+        </w:rPr>
+        <w:t>•</w:t>
+      </w:r>
+      <w:r>
+        <w:rPr>
+          <w:color w:val="EF4623"/>
+          <w:sz w:val="14"/>
+          <w:szCs w:val="14"/>
+        </w:rPr>
+        <w:t xml:space="preserve">   </w:t>
+      </w:r>
+      <w:r>
+        <w:rPr>
+          <w:rStyle w:val="apple-tab-span"/>
+          <w:color w:val="EF4623"/>
+          <w:sz w:val="14"/>
+          <w:szCs w:val="14"/>
+        </w:rPr>
+        <w:tab/>
+      </w:r>
+      <w:r>
+        <w:rPr>
+          <w:color w:val="000000"/>
+        </w:rPr>
+        <w:t>    a.VisitReason,</w:t>
+      </w:r>
+    </w:p>
+    <w:p>
+      <w:pPr>
+        <w:pStyle w:val="NormalWeb"/>
+        <w:spacing w:before="40" w:beforeAutospacing="0" w:after="40" w:afterAutospacing="0"/>
+        <w:ind w:left="580" w:hanging="280"/>
+      </w:pPr>
+      <w:r>
+        <w:rPr>
+          <w:rFonts w:ascii="Cambria" w:hAnsi="Cambria"/>
+          <w:color w:val="EF4623"/>
+        </w:rPr>
+        <w:t>•</w:t>
+      </w:r>
+      <w:r>
+        <w:rPr>
+          <w:color w:val="EF4623"/>
+          <w:sz w:val="14"/>
+          <w:szCs w:val="14"/>
+        </w:rPr>
+        <w:t xml:space="preserve">   </w:t>
+      </w:r>
+      <w:r>
+        <w:rPr>
+          <w:rStyle w:val="apple-tab-span"/>
+          <w:color w:val="EF4623"/>
+          <w:sz w:val="14"/>
+          <w:szCs w:val="14"/>
+        </w:rPr>
+        <w:tab/>
+      </w:r>
+      <w:r>
+        <w:rPr>
+          <w:color w:val="000000"/>
+        </w:rPr>
+        <w:t>    a.AppointmentStatus</w:t>
+      </w:r>
+    </w:p>
+    <w:p>
+      <w:pPr>
+        <w:pStyle w:val="NormalWeb"/>
+        <w:spacing w:before="40" w:beforeAutospacing="0" w:after="40" w:afterAutospacing="0"/>
+        <w:ind w:left="580" w:hanging="280"/>
+      </w:pPr>
+      <w:r>
+        <w:rPr>
+          <w:rFonts w:ascii="Cambria" w:hAnsi="Cambria"/>
+          <w:color w:val="EF4623"/>
+        </w:rPr>
+        <w:t>•</w:t>
+      </w:r>
+      <w:r>
+        <w:rPr>
+          <w:color w:val="EF4623"/>
+          <w:sz w:val="14"/>
+          <w:szCs w:val="14"/>
+        </w:rPr>
+        <w:t xml:space="preserve">   </w:t>
+      </w:r>
+      <w:r>
+        <w:rPr>
+          <w:rStyle w:val="apple-tab-span"/>
+          <w:color w:val="EF4623"/>
+          <w:sz w:val="14"/>
+          <w:szCs w:val="14"/>
+        </w:rPr>
+        <w:tab/>
+      </w:r>
+      <w:r>
+        <w:rPr>
+          <w:color w:val="000000"/>
+        </w:rPr>
+        <w:t>FROM Appointment AS a</w:t>
+      </w:r>
+    </w:p>
+    <w:p>
+      <w:pPr>
+        <w:pStyle w:val="NormalWeb"/>
+        <w:spacing w:before="40" w:beforeAutospacing="0" w:after="40" w:afterAutospacing="0"/>
+        <w:ind w:left="580" w:hanging="280"/>
+      </w:pPr>
+      <w:r>
+        <w:rPr>
+          <w:rFonts w:ascii="Cambria" w:hAnsi="Cambria"/>
+          <w:color w:val="EF4623"/>
+        </w:rPr>
+        <w:t>•</w:t>
+      </w:r>
+      <w:r>
+        <w:rPr>
+          <w:color w:val="EF4623"/>
+          <w:sz w:val="14"/>
+          <w:szCs w:val="14"/>
+        </w:rPr>
+        <w:t xml:space="preserve">   </w:t>
+      </w:r>
+      <w:r>
+        <w:rPr>
+          <w:rStyle w:val="apple-tab-span"/>
+          <w:color w:val="EF4623"/>
+          <w:sz w:val="14"/>
+          <w:szCs w:val="14"/>
+        </w:rPr>
+        <w:tab/>
+      </w:r>
+      <w:r>
+        <w:rPr>
+          <w:color w:val="000000"/>
+        </w:rPr>
+        <w:t>JOIN Patient AS p</w:t>
+      </w:r>
+    </w:p>
+    <w:p>
+      <w:pPr>
+        <w:pStyle w:val="NormalWeb"/>
+        <w:spacing w:before="40" w:beforeAutospacing="0" w:after="40" w:afterAutospacing="0"/>
+        <w:ind w:left="580" w:hanging="280"/>
+      </w:pPr>
+      <w:r>
+        <w:rPr>
+          <w:rFonts w:ascii="Cambria" w:hAnsi="Cambria"/>
+          <w:color w:val="EF4623"/>
+        </w:rPr>
+        <w:t>•</w:t>
+      </w:r>
+      <w:r>
+        <w:rPr>
+          <w:color w:val="EF4623"/>
+          <w:sz w:val="14"/>
+          <w:szCs w:val="14"/>
+        </w:rPr>
+        <w:t xml:space="preserve">   </w:t>
+      </w:r>
+      <w:r>
+        <w:rPr>
+          <w:rStyle w:val="apple-tab-span"/>
+          <w:color w:val="EF4623"/>
+          <w:sz w:val="14"/>
+          <w:szCs w:val="14"/>
+        </w:rPr>
+        <w:tab/>
+      </w:r>
+      <w:r>
+        <w:rPr>
+          <w:color w:val="000000"/>
+        </w:rPr>
+        <w:t>    ON a.PatientID = p.PatientID</w:t>
+      </w:r>
+    </w:p>
+    <w:p>
+      <w:pPr>
+        <w:pStyle w:val="NormalWeb"/>
+        <w:spacing w:before="40" w:beforeAutospacing="0" w:after="40" w:afterAutospacing="0"/>
+        <w:ind w:left="580" w:hanging="280"/>
+      </w:pPr>
+      <w:r>
+        <w:rPr>
+          <w:rFonts w:ascii="Cambria" w:hAnsi="Cambria"/>
+          <w:color w:val="EF4623"/>
+        </w:rPr>
+        <w:t>•</w:t>
+      </w:r>
+      <w:r>
+        <w:rPr>
+          <w:color w:val="EF4623"/>
+          <w:sz w:val="14"/>
+          <w:szCs w:val="14"/>
+        </w:rPr>
+        <w:t xml:space="preserve">   </w:t>
+      </w:r>
+      <w:r>
+        <w:rPr>
+          <w:rStyle w:val="apple-tab-span"/>
+          <w:color w:val="EF4623"/>
+          <w:sz w:val="14"/>
+          <w:szCs w:val="14"/>
+        </w:rPr>
+        <w:tab/>
+      </w:r>
+      <w:r>
+        <w:rPr>
+          <w:color w:val="000000"/>
+        </w:rPr>
+        <w:t>JOIN ClinicPerson AS patient_person</w:t>
+      </w:r>
+    </w:p>
+    <w:p>
+      <w:pPr>
+        <w:pStyle w:val="NormalWeb"/>
+        <w:spacing w:before="40" w:beforeAutospacing="0" w:after="40" w:afterAutospacing="0"/>
+        <w:ind w:left="580" w:hanging="280"/>
+      </w:pPr>
+      <w:r>
+        <w:rPr>
+          <w:rFonts w:ascii="Cambria" w:hAnsi="Cambria"/>
+          <w:color w:val="EF4623"/>
+        </w:rPr>
+        <w:t>•</w:t>
+      </w:r>
+      <w:r>
+        <w:rPr>
+          <w:color w:val="EF4623"/>
+          <w:sz w:val="14"/>
+          <w:szCs w:val="14"/>
+        </w:rPr>
+        <w:t xml:space="preserve">   </w:t>
+      </w:r>
+      <w:r>
+        <w:rPr>
+          <w:rStyle w:val="apple-tab-span"/>
+          <w:color w:val="EF4623"/>
+          <w:sz w:val="14"/>
+          <w:szCs w:val="14"/>
+        </w:rPr>
+        <w:tab/>
+      </w:r>
+      <w:r>
+        <w:rPr>
+          <w:color w:val="000000"/>
+        </w:rPr>
+        <w:t>    ON p.PatientID = patient_person.PersonID</w:t>
+      </w:r>
+    </w:p>
+    <w:p>
+      <w:pPr>
+        <w:pStyle w:val="NormalWeb"/>
+        <w:spacing w:before="40" w:beforeAutospacing="0" w:after="40" w:afterAutospacing="0"/>
+        <w:ind w:left="580" w:hanging="280"/>
+      </w:pPr>
+      <w:r>
+        <w:rPr>
+          <w:rFonts w:ascii="Cambria" w:hAnsi="Cambria"/>
+          <w:color w:val="EF4623"/>
+        </w:rPr>
+        <w:t>•</w:t>
+      </w:r>
+      <w:r>
+        <w:rPr>
+          <w:color w:val="EF4623"/>
+          <w:sz w:val="14"/>
+          <w:szCs w:val="14"/>
+        </w:rPr>
+        <w:t xml:space="preserve">   </w:t>
+      </w:r>
+      <w:r>
+        <w:rPr>
+          <w:rStyle w:val="apple-tab-span"/>
+          <w:color w:val="EF4623"/>
+          <w:sz w:val="14"/>
+          <w:szCs w:val="14"/>
+        </w:rPr>
+        <w:tab/>
+      </w:r>
+      <w:r>
+        <w:rPr>
+          <w:color w:val="000000"/>
+        </w:rPr>
+        <w:t>JOIN Doctor AS d</w:t>
+      </w:r>
+    </w:p>
+    <w:p>
+      <w:pPr>
+        <w:pStyle w:val="NormalWeb"/>
+        <w:spacing w:before="40" w:beforeAutospacing="0" w:after="40" w:afterAutospacing="0"/>
+        <w:ind w:left="580" w:hanging="280"/>
+      </w:pPr>
+      <w:r>
+        <w:rPr>
+          <w:rFonts w:ascii="Cambria" w:hAnsi="Cambria"/>
+          <w:color w:val="EF4623"/>
+        </w:rPr>
+        <w:t>•</w:t>
+      </w:r>
+      <w:r>
+        <w:rPr>
+          <w:color w:val="EF4623"/>
+          <w:sz w:val="14"/>
+          <w:szCs w:val="14"/>
+        </w:rPr>
+        <w:t xml:space="preserve">   </w:t>
+      </w:r>
+      <w:r>
+        <w:rPr>
+          <w:rStyle w:val="apple-tab-span"/>
+          <w:color w:val="EF4623"/>
+          <w:sz w:val="14"/>
+          <w:szCs w:val="14"/>
+        </w:rPr>
+        <w:tab/>
+      </w:r>
+      <w:r>
+        <w:rPr>
+          <w:color w:val="000000"/>
+        </w:rPr>
+        <w:t>    ON a.DoctorID = d.DoctorID</w:t>
+      </w:r>
+    </w:p>
+    <w:p>
+      <w:pPr>
+        <w:pStyle w:val="NormalWeb"/>
+        <w:spacing w:before="40" w:beforeAutospacing="0" w:after="40" w:afterAutospacing="0"/>
+        <w:ind w:left="580" w:hanging="280"/>
+      </w:pPr>
+      <w:r>
+        <w:rPr>
+          <w:rFonts w:ascii="Cambria" w:hAnsi="Cambria"/>
+          <w:color w:val="EF4623"/>
+        </w:rPr>
+        <w:t>•</w:t>
+      </w:r>
+      <w:r>
+        <w:rPr>
+          <w:color w:val="EF4623"/>
+          <w:sz w:val="14"/>
+          <w:szCs w:val="14"/>
+        </w:rPr>
+        <w:t xml:space="preserve">   </w:t>
+      </w:r>
+      <w:r>
+        <w:rPr>
+          <w:rStyle w:val="apple-tab-span"/>
+          <w:color w:val="EF4623"/>
+          <w:sz w:val="14"/>
+          <w:szCs w:val="14"/>
+        </w:rPr>
+        <w:tab/>
+      </w:r>
+      <w:r>
+        <w:rPr>
+          <w:color w:val="000000"/>
+        </w:rPr>
+        <w:t>JOIN ClinicPerson AS doctor_person</w:t>
+      </w:r>
+    </w:p>
+    <w:p>
+      <w:pPr>
+        <w:pStyle w:val="NormalWeb"/>
+        <w:spacing w:before="40" w:beforeAutospacing="0" w:after="40" w:afterAutospacing="0"/>
+        <w:ind w:left="580" w:hanging="280"/>
+      </w:pPr>
+      <w:r>
+        <w:rPr>
+          <w:rFonts w:ascii="Cambria" w:hAnsi="Cambria"/>
+          <w:color w:val="EF4623"/>
+        </w:rPr>
+        <w:t>•</w:t>
+      </w:r>
+      <w:r>
+        <w:rPr>
+          <w:color w:val="EF4623"/>
+          <w:sz w:val="14"/>
+          <w:szCs w:val="14"/>
+        </w:rPr>
+        <w:t xml:space="preserve">   </w:t>
+      </w:r>
+      <w:r>
+        <w:rPr>
+          <w:rStyle w:val="apple-tab-span"/>
+          <w:color w:val="EF4623"/>
+          <w:sz w:val="14"/>
+          <w:szCs w:val="14"/>
+        </w:rPr>
+        <w:tab/>
+      </w:r>
+      <w:r>
+        <w:rPr>
+          <w:color w:val="000000"/>
+        </w:rPr>
+        <w:t>    ON d.DoctorID = doctor_person.PersonID</w:t>
+      </w:r>
+    </w:p>
+    <w:p>
+      <w:pPr>
+        <w:pStyle w:val="NormalWeb"/>
+        <w:spacing w:before="40" w:beforeAutospacing="0" w:after="40" w:afterAutospacing="0"/>
+        <w:ind w:left="580" w:hanging="280"/>
+      </w:pPr>
+      <w:r>
+        <w:rPr>
+          <w:rFonts w:ascii="Cambria" w:hAnsi="Cambria"/>
+          <w:color w:val="EF4623"/>
+        </w:rPr>
+        <w:t>•</w:t>
+      </w:r>
+      <w:r>
+        <w:rPr>
+          <w:color w:val="EF4623"/>
+          <w:sz w:val="14"/>
+          <w:szCs w:val="14"/>
+        </w:rPr>
+        <w:t xml:space="preserve">   </w:t>
+      </w:r>
+      <w:r>
+        <w:rPr>
+          <w:rStyle w:val="apple-tab-span"/>
+          <w:color w:val="EF4623"/>
+          <w:sz w:val="14"/>
+          <w:szCs w:val="14"/>
+        </w:rPr>
+        <w:tab/>
+      </w:r>
+      <w:r>
+        <w:rPr>
+          <w:color w:val="000000"/>
+        </w:rPr>
+        <w:t>ORDER BY a.ScheduledAt;</w:t>
+      </w:r>
+    </w:p>
+    <w:p>
+      <w:pPr>
+        <w:pStyle w:val="NormalWeb"/>
+        <w:spacing w:before="160" w:beforeAutospacing="0" w:after="0" w:afterAutospacing="0"/>
+      </w:pPr>
+      <w:r>
+        <w:rPr>
+          <w:b/>
+          <w:bCs/>
+          <w:color w:val="000000"/>
+        </w:rPr>
+        <w:t>3. Nested Query</w:t>
+      </w:r>
+    </w:p>
+    <w:p>
+      <w:pPr>
+        <w:pStyle w:val="NormalWeb"/>
+        <w:spacing w:before="160" w:beforeAutospacing="0" w:after="0" w:afterAutospacing="0"/>
+      </w:pPr>
+      <w:r>
+        <w:rPr>
+          <w:color w:val="000000"/>
+        </w:rPr>
+        <w:t>This query identifies patients whose treatment cost is higher than the average cost of all treatments recorded in the clinic.</w:t>
+      </w:r>
+    </w:p>
+    <w:p>
+      <w:pPr>
+        <w:pStyle w:val="NormalWeb"/>
+        <w:spacing w:before="40" w:beforeAutospacing="0" w:after="40" w:afterAutospacing="0"/>
+        <w:ind w:left="580" w:hanging="280"/>
+      </w:pPr>
+      <w:r>
+        <w:rPr>
+          <w:rFonts w:ascii="Cambria" w:hAnsi="Cambria"/>
+          <w:color w:val="EF4623"/>
+        </w:rPr>
+        <w:t>•</w:t>
+      </w:r>
+      <w:r>
+        <w:rPr>
+          <w:color w:val="EF4623"/>
+          <w:sz w:val="14"/>
+          <w:szCs w:val="14"/>
+        </w:rPr>
+        <w:t xml:space="preserve">   </w:t>
+      </w:r>
+      <w:r>
+        <w:rPr>
+          <w:rStyle w:val="apple-tab-span"/>
+          <w:color w:val="EF4623"/>
+          <w:sz w:val="14"/>
+          <w:szCs w:val="14"/>
+        </w:rPr>
+        <w:tab/>
+      </w:r>
+      <w:r>
+        <w:rPr>
+          <w:color w:val="000000"/>
+        </w:rPr>
+        <w:t>SELECT DISTINCT</w:t>
+      </w:r>
+    </w:p>
+    <w:p>
+      <w:pPr>
+        <w:pStyle w:val="NormalWeb"/>
+        <w:spacing w:before="40" w:beforeAutospacing="0" w:after="40" w:afterAutospacing="0"/>
+        <w:ind w:left="580" w:hanging="280"/>
+      </w:pPr>
+      <w:r>
+        <w:rPr>
+          <w:rFonts w:ascii="Cambria" w:hAnsi="Cambria"/>
+          <w:color w:val="EF4623"/>
+        </w:rPr>
+        <w:t>•</w:t>
+      </w:r>
+      <w:r>
+        <w:rPr>
+          <w:color w:val="EF4623"/>
+          <w:sz w:val="14"/>
+          <w:szCs w:val="14"/>
+        </w:rPr>
+        <w:t xml:space="preserve">   </w:t>
+      </w:r>
+      <w:r>
+        <w:rPr>
+          <w:rStyle w:val="apple-tab-span"/>
+          <w:color w:val="EF4623"/>
+          <w:sz w:val="14"/>
+          <w:szCs w:val="14"/>
+        </w:rPr>
+        <w:tab/>
+      </w:r>
+      <w:r>
+        <w:rPr>
+          <w:color w:val="000000"/>
+        </w:rPr>
+        <w:t>    cp.PersonID AS PatientID,</w:t>
+      </w:r>
+    </w:p>
+    <w:p>
+      <w:pPr>
+        <w:pStyle w:val="NormalWeb"/>
+        <w:spacing w:before="40" w:beforeAutospacing="0" w:after="40" w:afterAutospacing="0"/>
+        <w:ind w:left="580" w:hanging="280"/>
+      </w:pPr>
+      <w:r>
+        <w:rPr>
+          <w:rFonts w:ascii="Cambria" w:hAnsi="Cambria"/>
+          <w:color w:val="EF4623"/>
+        </w:rPr>
+        <w:t>•</w:t>
+      </w:r>
+      <w:r>
+        <w:rPr>
+          <w:color w:val="EF4623"/>
+          <w:sz w:val="14"/>
+          <w:szCs w:val="14"/>
+        </w:rPr>
+        <w:t xml:space="preserve">   </w:t>
+      </w:r>
+      <w:r>
+        <w:rPr>
+          <w:rStyle w:val="apple-tab-span"/>
+          <w:color w:val="EF4623"/>
+          <w:sz w:val="14"/>
+          <w:szCs w:val="14"/>
+        </w:rPr>
+        <w:tab/>
+      </w:r>
+      <w:r>
+        <w:rPr>
+          <w:color w:val="000000"/>
+        </w:rPr>
+        <w:t>    cp.FullName</w:t>
+      </w:r>
+    </w:p>
+    <w:p>
+      <w:pPr>
+        <w:pStyle w:val="NormalWeb"/>
+        <w:spacing w:before="40" w:beforeAutospacing="0" w:after="40" w:afterAutospacing="0"/>
+        <w:ind w:left="580" w:hanging="280"/>
+      </w:pPr>
+      <w:r>
+        <w:rPr>
+          <w:rFonts w:ascii="Cambria" w:hAnsi="Cambria"/>
+          <w:color w:val="EF4623"/>
+        </w:rPr>
+        <w:t>•</w:t>
+      </w:r>
+      <w:r>
+        <w:rPr>
+          <w:color w:val="EF4623"/>
+          <w:sz w:val="14"/>
+          <w:szCs w:val="14"/>
+        </w:rPr>
+        <w:t xml:space="preserve">   </w:t>
+      </w:r>
+      <w:r>
+        <w:rPr>
+          <w:rStyle w:val="apple-tab-span"/>
+          <w:color w:val="EF4623"/>
+          <w:sz w:val="14"/>
+          <w:szCs w:val="14"/>
+        </w:rPr>
+        <w:tab/>
+      </w:r>
+      <w:r>
+        <w:rPr>
+          <w:color w:val="000000"/>
+        </w:rPr>
+        <w:t>FROM ClinicPerson AS cp</w:t>
+      </w:r>
+    </w:p>
+    <w:p>
+      <w:pPr>
+        <w:pStyle w:val="NormalWeb"/>
+        <w:spacing w:before="40" w:beforeAutospacing="0" w:after="40" w:afterAutospacing="0"/>
+        <w:ind w:left="580" w:hanging="280"/>
+      </w:pPr>
+      <w:r>
+        <w:rPr>
+          <w:rFonts w:ascii="Cambria" w:hAnsi="Cambria"/>
+          <w:color w:val="EF4623"/>
+        </w:rPr>
+        <w:t>•</w:t>
+      </w:r>
+      <w:r>
+        <w:rPr>
+          <w:color w:val="EF4623"/>
+          <w:sz w:val="14"/>
+          <w:szCs w:val="14"/>
+        </w:rPr>
+        <w:t xml:space="preserve">   </w:t>
+      </w:r>
+      <w:r>
+        <w:rPr>
+          <w:rStyle w:val="apple-tab-span"/>
+          <w:color w:val="EF4623"/>
+          <w:sz w:val="14"/>
+          <w:szCs w:val="14"/>
+        </w:rPr>
+        <w:tab/>
+      </w:r>
+      <w:r>
+        <w:rPr>
+          <w:color w:val="000000"/>
+        </w:rPr>
+        <w:t>JOIN Patient AS p</w:t>
+      </w:r>
+    </w:p>
+    <w:p>
+      <w:pPr>
+        <w:pStyle w:val="NormalWeb"/>
+        <w:spacing w:before="40" w:beforeAutospacing="0" w:after="40" w:afterAutospacing="0"/>
+        <w:ind w:left="580" w:hanging="280"/>
+      </w:pPr>
+      <w:r>
+        <w:rPr>
+          <w:rFonts w:ascii="Cambria" w:hAnsi="Cambria"/>
+          <w:color w:val="EF4623"/>
+        </w:rPr>
+        <w:t>•</w:t>
+      </w:r>
+      <w:r>
+        <w:rPr>
+          <w:color w:val="EF4623"/>
+          <w:sz w:val="14"/>
+          <w:szCs w:val="14"/>
+        </w:rPr>
+        <w:t xml:space="preserve">   </w:t>
+      </w:r>
+      <w:r>
+        <w:rPr>
+          <w:rStyle w:val="apple-tab-span"/>
+          <w:color w:val="EF4623"/>
+          <w:sz w:val="14"/>
+          <w:szCs w:val="14"/>
+        </w:rPr>
+        <w:tab/>
+      </w:r>
+      <w:r>
+        <w:rPr>
+          <w:color w:val="000000"/>
+        </w:rPr>
+        <w:t>    ON cp.PersonID = p.PatientID</w:t>
+      </w:r>
+    </w:p>
+    <w:p>
+      <w:pPr>
+        <w:pStyle w:val="NormalWeb"/>
+        <w:spacing w:before="40" w:beforeAutospacing="0" w:after="40" w:afterAutospacing="0"/>
+        <w:ind w:left="580" w:hanging="280"/>
+      </w:pPr>
+      <w:r>
+        <w:rPr>
+          <w:rFonts w:ascii="Cambria" w:hAnsi="Cambria"/>
+          <w:color w:val="EF4623"/>
+        </w:rPr>
+        <w:t>•</w:t>
+      </w:r>
+      <w:r>
+        <w:rPr>
+          <w:color w:val="EF4623"/>
+          <w:sz w:val="14"/>
+          <w:szCs w:val="14"/>
+        </w:rPr>
+        <w:t xml:space="preserve">   </w:t>
+      </w:r>
+      <w:r>
+        <w:rPr>
+          <w:rStyle w:val="apple-tab-span"/>
+          <w:color w:val="EF4623"/>
+          <w:sz w:val="14"/>
+          <w:szCs w:val="14"/>
+        </w:rPr>
+        <w:tab/>
+      </w:r>
+      <w:r>
+        <w:rPr>
+          <w:color w:val="000000"/>
+        </w:rPr>
+        <w:t>JOIN Appointment AS a</w:t>
+      </w:r>
+    </w:p>
+    <w:p>
+      <w:pPr>
+        <w:pStyle w:val="NormalWeb"/>
+        <w:spacing w:before="40" w:beforeAutospacing="0" w:after="40" w:afterAutospacing="0"/>
+        <w:ind w:left="580" w:hanging="280"/>
+      </w:pPr>
+      <w:r>
+        <w:rPr>
+          <w:rFonts w:ascii="Cambria" w:hAnsi="Cambria"/>
+          <w:color w:val="EF4623"/>
+        </w:rPr>
+        <w:t>•</w:t>
+      </w:r>
+      <w:r>
+        <w:rPr>
+          <w:color w:val="EF4623"/>
+          <w:sz w:val="14"/>
+          <w:szCs w:val="14"/>
+        </w:rPr>
+        <w:t xml:space="preserve">   </w:t>
+      </w:r>
+      <w:r>
+        <w:rPr>
+          <w:rStyle w:val="apple-tab-span"/>
+          <w:color w:val="EF4623"/>
+          <w:sz w:val="14"/>
+          <w:szCs w:val="14"/>
+        </w:rPr>
+        <w:tab/>
+      </w:r>
+      <w:r>
+        <w:rPr>
+          <w:color w:val="000000"/>
+        </w:rPr>
+        <w:t>    ON p.PatientID = a.PatientID</w:t>
+      </w:r>
+    </w:p>
+    <w:p>
+      <w:pPr>
+        <w:pStyle w:val="NormalWeb"/>
+        <w:spacing w:before="40" w:beforeAutospacing="0" w:after="40" w:afterAutospacing="0"/>
+        <w:ind w:left="580" w:hanging="280"/>
+      </w:pPr>
+      <w:r>
+        <w:rPr>
+          <w:rFonts w:ascii="Cambria" w:hAnsi="Cambria"/>
+          <w:color w:val="EF4623"/>
+        </w:rPr>
+        <w:t>•</w:t>
+      </w:r>
+      <w:r>
+        <w:rPr>
+          <w:color w:val="EF4623"/>
+          <w:sz w:val="14"/>
+          <w:szCs w:val="14"/>
+        </w:rPr>
+        <w:t xml:space="preserve">   </w:t>
+      </w:r>
+      <w:r>
+        <w:rPr>
+          <w:rStyle w:val="apple-tab-span"/>
+          <w:color w:val="EF4623"/>
+          <w:sz w:val="14"/>
+          <w:szCs w:val="14"/>
+        </w:rPr>
+        <w:tab/>
+      </w:r>
+      <w:r>
+        <w:rPr>
+          <w:color w:val="000000"/>
+        </w:rPr>
+        <w:t>JOIN Treatment AS t</w:t>
+      </w:r>
+    </w:p>
+    <w:p>
+      <w:pPr>
+        <w:pStyle w:val="NormalWeb"/>
+        <w:spacing w:before="40" w:beforeAutospacing="0" w:after="40" w:afterAutospacing="0"/>
+        <w:ind w:left="580" w:hanging="280"/>
+      </w:pPr>
+      <w:r>
+        <w:rPr>
+          <w:rFonts w:ascii="Cambria" w:hAnsi="Cambria"/>
+          <w:color w:val="EF4623"/>
+        </w:rPr>
+        <w:t>•</w:t>
+      </w:r>
+      <w:r>
+        <w:rPr>
+          <w:color w:val="EF4623"/>
+          <w:sz w:val="14"/>
+          <w:szCs w:val="14"/>
+        </w:rPr>
+        <w:t xml:space="preserve">   </w:t>
+      </w:r>
+      <w:r>
+        <w:rPr>
+          <w:rStyle w:val="apple-tab-span"/>
+          <w:color w:val="EF4623"/>
+          <w:sz w:val="14"/>
+          <w:szCs w:val="14"/>
+        </w:rPr>
+        <w:tab/>
+      </w:r>
+      <w:r>
+        <w:rPr>
+          <w:color w:val="000000"/>
+        </w:rPr>
+        <w:t>    ON a.AppointmentID = t.AppointmentID</w:t>
+      </w:r>
+    </w:p>
+    <w:p>
+      <w:pPr>
+        <w:pStyle w:val="NormalWeb"/>
+        <w:spacing w:before="40" w:beforeAutospacing="0" w:after="40" w:afterAutospacing="0"/>
+        <w:ind w:left="580" w:hanging="280"/>
+      </w:pPr>
+      <w:r>
+        <w:rPr>
+          <w:rFonts w:ascii="Cambria" w:hAnsi="Cambria"/>
+          <w:color w:val="EF4623"/>
+        </w:rPr>
+        <w:t>•</w:t>
+      </w:r>
+      <w:r>
+        <w:rPr>
+          <w:color w:val="EF4623"/>
+          <w:sz w:val="14"/>
+          <w:szCs w:val="14"/>
+        </w:rPr>
+        <w:t xml:space="preserve">   </w:t>
+      </w:r>
+      <w:r>
+        <w:rPr>
+          <w:rStyle w:val="apple-tab-span"/>
+          <w:color w:val="EF4623"/>
+          <w:sz w:val="14"/>
+          <w:szCs w:val="14"/>
+        </w:rPr>
+        <w:tab/>
+      </w:r>
+      <w:r>
+        <w:rPr>
+          <w:color w:val="000000"/>
+        </w:rPr>
+        <w:t>WHERE t.Cost &gt; (</w:t>
+      </w:r>
+    </w:p>
+    <w:p>
+      <w:pPr>
+        <w:pStyle w:val="NormalWeb"/>
+        <w:spacing w:before="40" w:beforeAutospacing="0" w:after="40" w:afterAutospacing="0"/>
+        <w:ind w:left="580" w:hanging="280"/>
+      </w:pPr>
+      <w:r>
+        <w:rPr>
+          <w:rFonts w:ascii="Cambria" w:hAnsi="Cambria"/>
+          <w:color w:val="EF4623"/>
+        </w:rPr>
+        <w:t>•</w:t>
+      </w:r>
+      <w:r>
+        <w:rPr>
+          <w:color w:val="EF4623"/>
+          <w:sz w:val="14"/>
+          <w:szCs w:val="14"/>
+        </w:rPr>
+        <w:t xml:space="preserve">   </w:t>
+      </w:r>
+      <w:r>
+        <w:rPr>
+          <w:rStyle w:val="apple-tab-span"/>
+          <w:color w:val="EF4623"/>
+          <w:sz w:val="14"/>
+          <w:szCs w:val="14"/>
+        </w:rPr>
+        <w:tab/>
+      </w:r>
+      <w:r>
+        <w:rPr>
+          <w:color w:val="000000"/>
+        </w:rPr>
+        <w:t>    SELECT AVG(Cost)</w:t>
+      </w:r>
+    </w:p>
+    <w:p>
+      <w:pPr>
+        <w:pStyle w:val="NormalWeb"/>
+        <w:spacing w:before="40" w:beforeAutospacing="0" w:after="40" w:afterAutospacing="0"/>
+        <w:ind w:left="580" w:hanging="280"/>
+      </w:pPr>
+      <w:r>
+        <w:rPr>
+          <w:rFonts w:ascii="Cambria" w:hAnsi="Cambria"/>
+          <w:color w:val="EF4623"/>
+        </w:rPr>
+        <w:t>•</w:t>
+      </w:r>
+      <w:r>
+        <w:rPr>
+          <w:color w:val="EF4623"/>
+          <w:sz w:val="14"/>
+          <w:szCs w:val="14"/>
+        </w:rPr>
+        <w:t xml:space="preserve">   </w:t>
+      </w:r>
+      <w:r>
+        <w:rPr>
+          <w:rStyle w:val="apple-tab-span"/>
+          <w:color w:val="EF4623"/>
+          <w:sz w:val="14"/>
+          <w:szCs w:val="14"/>
+        </w:rPr>
+        <w:tab/>
+      </w:r>
+      <w:r>
+        <w:rPr>
+          <w:color w:val="000000"/>
+        </w:rPr>
+        <w:t>    FROM Treatment</w:t>
+      </w:r>
+    </w:p>
+    <w:p>
+      <w:pPr>
+        <w:pStyle w:val="NormalWeb"/>
+        <w:spacing w:before="40" w:beforeAutospacing="0" w:after="40" w:afterAutospacing="0"/>
+        <w:ind w:left="580" w:hanging="280"/>
+      </w:pPr>
+      <w:r>
+        <w:rPr>
+          <w:rFonts w:ascii="Cambria" w:hAnsi="Cambria"/>
+          <w:color w:val="EF4623"/>
+        </w:rPr>
+        <w:t>•</w:t>
+      </w:r>
+      <w:r>
+        <w:rPr>
+          <w:color w:val="EF4623"/>
+          <w:sz w:val="14"/>
+          <w:szCs w:val="14"/>
+        </w:rPr>
+        <w:t xml:space="preserve">   </w:t>
+      </w:r>
+      <w:r>
+        <w:rPr>
+          <w:rStyle w:val="apple-tab-span"/>
+          <w:color w:val="EF4623"/>
+          <w:sz w:val="14"/>
+          <w:szCs w:val="14"/>
+        </w:rPr>
+        <w:tab/>
+      </w:r>
+      <w:r>
+        <w:rPr>
+          <w:color w:val="000000"/>
+        </w:rPr>
+        <w:t>);</w:t>
+      </w:r>
+    </w:p>
+    <w:p>
+      <w:pPr>
+        <w:pStyle w:val="NormalWeb"/>
+        <w:spacing w:before="160" w:beforeAutospacing="0" w:after="0" w:afterAutospacing="0"/>
+      </w:pPr>
+      <w:r>
+        <w:rPr>
+          <w:b/>
+          <w:bCs/>
+          <w:color w:val="000000"/>
+        </w:rPr>
+        <w:t>4. Aggregate Functions with GROUP BY</w:t>
+      </w:r>
+    </w:p>
+    <w:p>
+      <w:pPr>
+        <w:pStyle w:val="NormalWeb"/>
+        <w:spacing w:before="160" w:beforeAutospacing="0" w:after="0" w:afterAutospacing="0"/>
+      </w:pPr>
+      <w:r>
+        <w:rPr>
+          <w:color w:val="000000"/>
+        </w:rPr>
+        <w:t>This query calculates the number of appointments handled by each doctor and the average treatment cost associated with that doctor.</w:t>
+      </w:r>
+    </w:p>
+    <w:p>
+      <w:pPr>
+        <w:pStyle w:val="NormalWeb"/>
+        <w:spacing w:before="40" w:beforeAutospacing="0" w:after="40" w:afterAutospacing="0"/>
+      </w:pPr>
+      <w:r>
+        <w:rPr>
+          <w:rFonts w:ascii="Cambria" w:hAnsi="Cambria"/>
+          <w:color w:val="EF4623"/>
+        </w:rPr>
+        <w:t>•</w:t>
+      </w:r>
+      <w:r>
+        <w:rPr>
+          <w:color w:val="EF4623"/>
+          <w:sz w:val="14"/>
+          <w:szCs w:val="14"/>
+        </w:rPr>
+        <w:t xml:space="preserve">   </w:t>
+      </w:r>
+      <w:r>
+        <w:rPr>
+          <w:rStyle w:val="apple-tab-span"/>
+          <w:color w:val="EF4623"/>
+          <w:sz w:val="14"/>
+          <w:szCs w:val="14"/>
+        </w:rPr>
+        <w:tab/>
+      </w:r>
+      <w:r>
+        <w:rPr>
+          <w:color w:val="000000"/>
+        </w:rPr>
+        <w:t>SELECT</w:t>
+      </w:r>
+    </w:p>
+    <w:p>
+      <w:pPr>
+        <w:pStyle w:val="NormalWeb"/>
+        <w:spacing w:before="40" w:beforeAutospacing="0" w:after="40" w:afterAutospacing="0"/>
+      </w:pPr>
+      <w:r>
+        <w:rPr>
+          <w:rFonts w:ascii="Cambria" w:hAnsi="Cambria"/>
+          <w:color w:val="EF4623"/>
+        </w:rPr>
+        <w:lastRenderedPageBreak/>
+        <w:t>•</w:t>
+      </w:r>
+      <w:r>
+        <w:rPr>
+          <w:color w:val="EF4623"/>
+          <w:sz w:val="14"/>
+          <w:szCs w:val="14"/>
+        </w:rPr>
+        <w:t xml:space="preserve">   </w:t>
+      </w:r>
+      <w:r>
+        <w:rPr>
+          <w:rStyle w:val="apple-tab-span"/>
+          <w:color w:val="EF4623"/>
+          <w:sz w:val="14"/>
+          <w:szCs w:val="14"/>
+        </w:rPr>
+        <w:tab/>
+      </w:r>
+      <w:r>
+        <w:rPr>
+          <w:color w:val="000000"/>
+        </w:rPr>
+        <w:t>    d.DoctorID,</w:t>
+      </w:r>
+    </w:p>
+    <w:p>
+      <w:pPr>
+        <w:pStyle w:val="NormalWeb"/>
+        <w:spacing w:before="40" w:beforeAutospacing="0" w:after="40" w:afterAutospacing="0"/>
+      </w:pPr>
+      <w:r>
+        <w:rPr>
+          <w:rFonts w:ascii="Cambria" w:hAnsi="Cambria"/>
+          <w:color w:val="EF4623"/>
+        </w:rPr>
+        <w:t>•</w:t>
+      </w:r>
+      <w:r>
+        <w:rPr>
+          <w:color w:val="EF4623"/>
+          <w:sz w:val="14"/>
+          <w:szCs w:val="14"/>
+        </w:rPr>
+        <w:t xml:space="preserve">   </w:t>
+      </w:r>
+      <w:r>
+        <w:rPr>
+          <w:rStyle w:val="apple-tab-span"/>
+          <w:color w:val="EF4623"/>
+          <w:sz w:val="14"/>
+          <w:szCs w:val="14"/>
+        </w:rPr>
+        <w:tab/>
+      </w:r>
+      <w:r>
+        <w:rPr>
+          <w:color w:val="000000"/>
+        </w:rPr>
+        <w:t>    cp.FullName AS DoctorName,</w:t>
+      </w:r>
+    </w:p>
+    <w:p>
+      <w:pPr>
+        <w:pStyle w:val="NormalWeb"/>
+        <w:spacing w:before="40" w:beforeAutospacing="0" w:after="40" w:afterAutospacing="0"/>
+      </w:pPr>
+      <w:r>
+        <w:rPr>
+          <w:rFonts w:ascii="Cambria" w:hAnsi="Cambria"/>
+          <w:color w:val="EF4623"/>
+        </w:rPr>
+        <w:t>•</w:t>
+      </w:r>
+      <w:r>
+        <w:rPr>
+          <w:color w:val="EF4623"/>
+          <w:sz w:val="14"/>
+          <w:szCs w:val="14"/>
+        </w:rPr>
+        <w:t xml:space="preserve">   </w:t>
+      </w:r>
+      <w:r>
+        <w:rPr>
+          <w:rStyle w:val="apple-tab-span"/>
+          <w:color w:val="EF4623"/>
+          <w:sz w:val="14"/>
+          <w:szCs w:val="14"/>
+        </w:rPr>
+        <w:tab/>
+      </w:r>
+      <w:r>
+        <w:rPr>
+          <w:color w:val="000000"/>
+        </w:rPr>
+        <w:t>    d.Specialty,</w:t>
+      </w:r>
+    </w:p>
+    <w:p>
+      <w:pPr>
+        <w:pStyle w:val="NormalWeb"/>
+        <w:spacing w:before="40" w:beforeAutospacing="0" w:after="40" w:afterAutospacing="0"/>
+      </w:pPr>
+      <w:r>
+        <w:rPr>
+          <w:rFonts w:ascii="Cambria" w:hAnsi="Cambria"/>
+          <w:color w:val="EF4623"/>
+        </w:rPr>
+        <w:t>•</w:t>
+      </w:r>
+      <w:r>
+        <w:rPr>
+          <w:color w:val="EF4623"/>
+          <w:sz w:val="14"/>
+          <w:szCs w:val="14"/>
+        </w:rPr>
+        <w:t xml:space="preserve">   </w:t>
+      </w:r>
+      <w:r>
+        <w:rPr>
+          <w:rStyle w:val="apple-tab-span"/>
+          <w:color w:val="EF4623"/>
+          <w:sz w:val="14"/>
+          <w:szCs w:val="14"/>
+        </w:rPr>
+        <w:tab/>
+      </w:r>
+      <w:r>
+        <w:rPr>
+          <w:color w:val="000000"/>
+        </w:rPr>
+        <w:t>    COUNT(DISTINCT a.AppointmentID) AS TotalAppointments,</w:t>
+      </w:r>
+    </w:p>
+    <w:p>
+      <w:pPr>
+        <w:pStyle w:val="NormalWeb"/>
+        <w:spacing w:before="40" w:beforeAutospacing="0" w:after="40" w:afterAutospacing="0"/>
+      </w:pPr>
+      <w:r>
+        <w:rPr>
+          <w:rFonts w:ascii="Cambria" w:hAnsi="Cambria"/>
+          <w:color w:val="EF4623"/>
+        </w:rPr>
+        <w:t>•</w:t>
+      </w:r>
+      <w:r>
+        <w:rPr>
+          <w:color w:val="EF4623"/>
+          <w:sz w:val="14"/>
+          <w:szCs w:val="14"/>
+        </w:rPr>
+        <w:t xml:space="preserve">   </w:t>
+      </w:r>
+      <w:r>
+        <w:rPr>
+          <w:rStyle w:val="apple-tab-span"/>
+          <w:color w:val="EF4623"/>
+          <w:sz w:val="14"/>
+          <w:szCs w:val="14"/>
+        </w:rPr>
+        <w:tab/>
+      </w:r>
+      <w:r>
+        <w:rPr>
+          <w:color w:val="000000"/>
+        </w:rPr>
+        <w:t>    ROUND(AVG(t.Cost), 2) AS AverageTreatmentCost</w:t>
+      </w:r>
+    </w:p>
+    <w:p>
+      <w:pPr>
+        <w:pStyle w:val="NormalWeb"/>
+        <w:spacing w:before="40" w:beforeAutospacing="0" w:after="40" w:afterAutospacing="0"/>
+      </w:pPr>
+      <w:r>
+        <w:rPr>
+          <w:rFonts w:ascii="Cambria" w:hAnsi="Cambria"/>
+          <w:color w:val="EF4623"/>
+        </w:rPr>
+        <w:t>•</w:t>
+      </w:r>
+      <w:r>
+        <w:rPr>
+          <w:color w:val="EF4623"/>
+          <w:sz w:val="14"/>
+          <w:szCs w:val="14"/>
+        </w:rPr>
+        <w:t xml:space="preserve">   </w:t>
+      </w:r>
+      <w:r>
+        <w:rPr>
+          <w:rStyle w:val="apple-tab-span"/>
+          <w:color w:val="EF4623"/>
+          <w:sz w:val="14"/>
+          <w:szCs w:val="14"/>
+        </w:rPr>
+        <w:tab/>
+      </w:r>
+      <w:r>
+        <w:rPr>
+          <w:color w:val="000000"/>
+        </w:rPr>
+        <w:t>FROM Doctor AS d</w:t>
+      </w:r>
+    </w:p>
+    <w:p>
+      <w:pPr>
+        <w:pStyle w:val="NormalWeb"/>
+        <w:spacing w:before="40" w:beforeAutospacing="0" w:after="40" w:afterAutospacing="0"/>
+      </w:pPr>
+      <w:r>
+        <w:rPr>
+          <w:rFonts w:ascii="Cambria" w:hAnsi="Cambria"/>
+          <w:color w:val="EF4623"/>
+        </w:rPr>
+        <w:t>•</w:t>
+      </w:r>
+      <w:r>
+        <w:rPr>
+          <w:color w:val="EF4623"/>
+          <w:sz w:val="14"/>
+          <w:szCs w:val="14"/>
+        </w:rPr>
+        <w:t xml:space="preserve">   </w:t>
+      </w:r>
+      <w:r>
+        <w:rPr>
+          <w:rStyle w:val="apple-tab-span"/>
+          <w:color w:val="EF4623"/>
+          <w:sz w:val="14"/>
+          <w:szCs w:val="14"/>
+        </w:rPr>
+        <w:tab/>
+      </w:r>
+      <w:r>
+        <w:rPr>
+          <w:color w:val="000000"/>
+        </w:rPr>
+        <w:t>JOIN ClinicPerson AS cp</w:t>
+      </w:r>
+    </w:p>
+    <w:p>
+      <w:pPr>
+        <w:pStyle w:val="NormalWeb"/>
+        <w:spacing w:before="40" w:beforeAutospacing="0" w:after="40" w:afterAutospacing="0"/>
+      </w:pPr>
+      <w:r>
+        <w:rPr>
+          <w:rFonts w:ascii="Cambria" w:hAnsi="Cambria"/>
+          <w:color w:val="EF4623"/>
+        </w:rPr>
+        <w:t>•</w:t>
+      </w:r>
+      <w:r>
+        <w:rPr>
+          <w:color w:val="EF4623"/>
+          <w:sz w:val="14"/>
+          <w:szCs w:val="14"/>
+        </w:rPr>
+        <w:t xml:space="preserve">   </w:t>
+      </w:r>
+      <w:r>
+        <w:rPr>
+          <w:rStyle w:val="apple-tab-span"/>
+          <w:color w:val="EF4623"/>
+          <w:sz w:val="14"/>
+          <w:szCs w:val="14"/>
+        </w:rPr>
+        <w:tab/>
+      </w:r>
+      <w:r>
+        <w:rPr>
+          <w:color w:val="000000"/>
+        </w:rPr>
+        <w:t>    ON d.DoctorID = cp.PersonID</w:t>
+      </w:r>
+    </w:p>
+    <w:p>
+      <w:pPr>
+        <w:pStyle w:val="NormalWeb"/>
+        <w:spacing w:before="40" w:beforeAutospacing="0" w:after="40" w:afterAutospacing="0"/>
+      </w:pPr>
+      <w:r>
+        <w:rPr>
+          <w:rFonts w:ascii="Cambria" w:hAnsi="Cambria"/>
+          <w:color w:val="EF4623"/>
+        </w:rPr>
+        <w:t>•</w:t>
+      </w:r>
+      <w:r>
+        <w:rPr>
+          <w:color w:val="EF4623"/>
+          <w:sz w:val="14"/>
+          <w:szCs w:val="14"/>
+        </w:rPr>
+        <w:t xml:space="preserve">   </w:t>
+      </w:r>
+      <w:r>
+        <w:rPr>
+          <w:rStyle w:val="apple-tab-span"/>
+          <w:color w:val="EF4623"/>
+          <w:sz w:val="14"/>
+          <w:szCs w:val="14"/>
+        </w:rPr>
+        <w:tab/>
+      </w:r>
+      <w:r>
+        <w:rPr>
+          <w:color w:val="000000"/>
+        </w:rPr>
+        <w:t>LEFT JOIN Appointment AS a</w:t>
+      </w:r>
+    </w:p>
+    <w:p>
+      <w:pPr>
+        <w:pStyle w:val="NormalWeb"/>
+        <w:spacing w:before="40" w:beforeAutospacing="0" w:after="40" w:afterAutospacing="0"/>
+      </w:pPr>
+      <w:r>
+        <w:rPr>
+          <w:rFonts w:ascii="Cambria" w:hAnsi="Cambria"/>
+          <w:color w:val="EF4623"/>
+        </w:rPr>
+        <w:t>•</w:t>
+      </w:r>
+      <w:r>
+        <w:rPr>
+          <w:color w:val="EF4623"/>
+          <w:sz w:val="14"/>
+          <w:szCs w:val="14"/>
+        </w:rPr>
+        <w:t xml:space="preserve">   </w:t>
+      </w:r>
+      <w:r>
+        <w:rPr>
+          <w:rStyle w:val="apple-tab-span"/>
+          <w:color w:val="EF4623"/>
+          <w:sz w:val="14"/>
+          <w:szCs w:val="14"/>
+        </w:rPr>
+        <w:tab/>
+      </w:r>
+      <w:r>
+        <w:rPr>
+          <w:color w:val="000000"/>
+        </w:rPr>
+        <w:t>    ON d.DoctorID = a.DoctorID</w:t>
+      </w:r>
+    </w:p>
+    <w:p>
+      <w:pPr>
+        <w:pStyle w:val="NormalWeb"/>
+        <w:spacing w:before="40" w:beforeAutospacing="0" w:after="40" w:afterAutospacing="0"/>
+      </w:pPr>
+      <w:r>
+        <w:rPr>
+          <w:rFonts w:ascii="Cambria" w:hAnsi="Cambria"/>
+          <w:color w:val="EF4623"/>
+        </w:rPr>
+        <w:t>•</w:t>
+      </w:r>
+      <w:r>
+        <w:rPr>
+          <w:color w:val="EF4623"/>
+          <w:sz w:val="14"/>
+          <w:szCs w:val="14"/>
+        </w:rPr>
+        <w:t xml:space="preserve">   </w:t>
+      </w:r>
+      <w:r>
+        <w:rPr>
+          <w:rStyle w:val="apple-tab-span"/>
+          <w:color w:val="EF4623"/>
+          <w:sz w:val="14"/>
+          <w:szCs w:val="14"/>
+        </w:rPr>
+        <w:tab/>
+      </w:r>
+      <w:r>
+        <w:rPr>
+          <w:color w:val="000000"/>
+        </w:rPr>
+        <w:t>LEFT JOIN Treatment AS t</w:t>
+      </w:r>
+    </w:p>
+    <w:p>
+      <w:pPr>
+        <w:pStyle w:val="NormalWeb"/>
+        <w:spacing w:before="40" w:beforeAutospacing="0" w:after="40" w:afterAutospacing="0"/>
+      </w:pPr>
+      <w:r>
+        <w:rPr>
+          <w:rFonts w:ascii="Cambria" w:hAnsi="Cambria"/>
+          <w:color w:val="EF4623"/>
+        </w:rPr>
+        <w:t>•</w:t>
+      </w:r>
+      <w:r>
+        <w:rPr>
+          <w:color w:val="EF4623"/>
+          <w:sz w:val="14"/>
+          <w:szCs w:val="14"/>
+        </w:rPr>
+        <w:t xml:space="preserve">   </w:t>
+      </w:r>
+      <w:r>
+        <w:rPr>
+          <w:rStyle w:val="apple-tab-span"/>
+          <w:color w:val="EF4623"/>
+          <w:sz w:val="14"/>
+          <w:szCs w:val="14"/>
+        </w:rPr>
+        <w:tab/>
+      </w:r>
+      <w:r>
+        <w:rPr>
+          <w:color w:val="000000"/>
+        </w:rPr>
+        <w:t>    ON a.AppointmentID = t.AppointmentID</w:t>
+      </w:r>
+    </w:p>
+    <w:p>
+      <w:pPr>
+        <w:pStyle w:val="NormalWeb"/>
+        <w:spacing w:before="40" w:beforeAutospacing="0" w:after="40" w:afterAutospacing="0"/>
+      </w:pPr>
+      <w:r>
+        <w:rPr>
+          <w:rFonts w:ascii="Cambria" w:hAnsi="Cambria"/>
+          <w:color w:val="EF4623"/>
+        </w:rPr>
+        <w:t>•</w:t>
+      </w:r>
+      <w:r>
+        <w:rPr>
+          <w:color w:val="EF4623"/>
+          <w:sz w:val="14"/>
+          <w:szCs w:val="14"/>
+        </w:rPr>
+        <w:t xml:space="preserve">   </w:t>
+      </w:r>
+      <w:r>
+        <w:rPr>
+          <w:rStyle w:val="apple-tab-span"/>
+          <w:color w:val="EF4623"/>
+          <w:sz w:val="14"/>
+          <w:szCs w:val="14"/>
+        </w:rPr>
+        <w:tab/>
+      </w:r>
+      <w:r>
+        <w:rPr>
+          <w:color w:val="000000"/>
+        </w:rPr>
+        <w:t>GROUP BY</w:t>
+      </w:r>
+    </w:p>
+    <w:p>
+      <w:pPr>
+        <w:pStyle w:val="NormalWeb"/>
+        <w:spacing w:before="40" w:beforeAutospacing="0" w:after="40" w:afterAutospacing="0"/>
+      </w:pPr>
+      <w:r>
+        <w:rPr>
+          <w:rFonts w:ascii="Cambria" w:hAnsi="Cambria"/>
+          <w:color w:val="EF4623"/>
+        </w:rPr>
+        <w:t>•</w:t>
+      </w:r>
+      <w:r>
+        <w:rPr>
+          <w:color w:val="EF4623"/>
+          <w:sz w:val="14"/>
+          <w:szCs w:val="14"/>
+        </w:rPr>
+        <w:t xml:space="preserve">   </w:t>
+      </w:r>
+      <w:r>
+        <w:rPr>
+          <w:rStyle w:val="apple-tab-span"/>
+          <w:color w:val="EF4623"/>
+          <w:sz w:val="14"/>
+          <w:szCs w:val="14"/>
+        </w:rPr>
+        <w:tab/>
+      </w:r>
+      <w:r>
+        <w:rPr>
+          <w:color w:val="000000"/>
+        </w:rPr>
+        <w:t>    d.DoctorID,</w:t>
+      </w:r>
+    </w:p>
+    <w:p>
+      <w:pPr>
+        <w:pStyle w:val="NormalWeb"/>
+        <w:spacing w:before="40" w:beforeAutospacing="0" w:after="40" w:afterAutospacing="0"/>
+      </w:pPr>
+      <w:r>
+        <w:rPr>
+          <w:rFonts w:ascii="Cambria" w:hAnsi="Cambria"/>
+          <w:color w:val="EF4623"/>
+        </w:rPr>
+        <w:t>•</w:t>
+      </w:r>
+      <w:r>
+        <w:rPr>
+          <w:color w:val="EF4623"/>
+          <w:sz w:val="14"/>
+          <w:szCs w:val="14"/>
+        </w:rPr>
+        <w:t xml:space="preserve">   </w:t>
+      </w:r>
+      <w:r>
+        <w:rPr>
+          <w:rStyle w:val="apple-tab-span"/>
+          <w:color w:val="EF4623"/>
+          <w:sz w:val="14"/>
+          <w:szCs w:val="14"/>
+        </w:rPr>
+        <w:tab/>
+      </w:r>
+      <w:r>
+        <w:rPr>
+          <w:color w:val="000000"/>
+        </w:rPr>
+        <w:t>    cp.FullName,</w:t>
+      </w:r>
+    </w:p>
+    <w:p>
+      <w:pPr>
+        <w:pStyle w:val="NormalWeb"/>
+        <w:spacing w:before="40" w:beforeAutospacing="0" w:after="40" w:afterAutospacing="0"/>
+      </w:pPr>
+      <w:r>
+        <w:rPr>
+          <w:rFonts w:ascii="Cambria" w:hAnsi="Cambria"/>
+          <w:color w:val="EF4623"/>
+        </w:rPr>
+        <w:t>•</w:t>
+      </w:r>
+      <w:r>
+        <w:rPr>
+          <w:color w:val="EF4623"/>
+          <w:sz w:val="14"/>
+          <w:szCs w:val="14"/>
+        </w:rPr>
+        <w:t xml:space="preserve">   </w:t>
+      </w:r>
+      <w:r>
+        <w:rPr>
+          <w:rStyle w:val="apple-tab-span"/>
+          <w:color w:val="EF4623"/>
+          <w:sz w:val="14"/>
+          <w:szCs w:val="14"/>
+        </w:rPr>
+        <w:tab/>
+      </w:r>
+      <w:r>
+        <w:rPr>
+          <w:color w:val="000000"/>
+        </w:rPr>
+        <w:t>    d.Specialty</w:t>
+      </w:r>
+    </w:p>
+    <w:p>
+      <w:pPr>
+        <w:pStyle w:val="NormalWeb"/>
+        <w:spacing w:before="40" w:beforeAutospacing="0" w:after="40" w:afterAutospacing="0"/>
+      </w:pPr>
+      <w:r>
+        <w:rPr>
+          <w:rFonts w:ascii="Cambria" w:hAnsi="Cambria"/>
+          <w:color w:val="EF4623"/>
+        </w:rPr>
+        <w:t>•</w:t>
+      </w:r>
+      <w:r>
+        <w:rPr>
+          <w:color w:val="EF4623"/>
+          <w:sz w:val="14"/>
+          <w:szCs w:val="14"/>
+        </w:rPr>
+        <w:t xml:space="preserve">   </w:t>
+      </w:r>
+      <w:r>
+        <w:rPr>
+          <w:rStyle w:val="apple-tab-span"/>
+          <w:color w:val="EF4623"/>
+          <w:sz w:val="14"/>
+          <w:szCs w:val="14"/>
+        </w:rPr>
+        <w:tab/>
+      </w:r>
+      <w:r>
+        <w:rPr>
+          <w:color w:val="000000"/>
+        </w:rPr>
+        <w:t>ORDER BY TotalAppointments DESC;</w:t>
+      </w:r>
+    </w:p>
+    <w:p>
+      <w:pPr>
+        <w:pStyle w:val="NormalWeb"/>
+        <w:spacing w:before="160" w:beforeAutospacing="0" w:after="0" w:afterAutospacing="0"/>
+      </w:pPr>
+      <w:r>
+        <w:rPr>
+          <w:b/>
+          <w:bCs/>
+          <w:color w:val="000000"/>
+        </w:rPr>
+        <w:t>5. UPDATE Statement</w:t>
+      </w:r>
+    </w:p>
+    <w:p>
+      <w:pPr>
+        <w:pStyle w:val="NormalWeb"/>
+        <w:spacing w:before="160" w:beforeAutospacing="0" w:after="0" w:afterAutospacing="0"/>
+      </w:pPr>
+      <w:r>
+        <w:rPr>
+          <w:color w:val="000000"/>
+        </w:rPr>
+        <w:t>This statement updates the address of the patient whose identifier is 3.</w:t>
+      </w:r>
+    </w:p>
+    <w:p>
+      <w:pPr>
+        <w:pStyle w:val="NormalWeb"/>
+        <w:spacing w:before="40" w:beforeAutospacing="0" w:after="40" w:afterAutospacing="0"/>
+        <w:ind w:left="580" w:hanging="280"/>
+      </w:pPr>
+      <w:r>
+        <w:rPr>
+          <w:rFonts w:ascii="Cambria" w:hAnsi="Cambria"/>
+          <w:color w:val="EF4623"/>
+        </w:rPr>
+        <w:t>•</w:t>
+      </w:r>
+      <w:r>
+        <w:rPr>
+          <w:color w:val="EF4623"/>
+          <w:sz w:val="14"/>
+          <w:szCs w:val="14"/>
+        </w:rPr>
+        <w:t xml:space="preserve">   </w:t>
+      </w:r>
+      <w:r>
+        <w:rPr>
+          <w:rStyle w:val="apple-tab-span"/>
+          <w:color w:val="EF4623"/>
+          <w:sz w:val="14"/>
+          <w:szCs w:val="14"/>
+        </w:rPr>
+        <w:tab/>
+      </w:r>
+      <w:r>
+        <w:rPr>
+          <w:color w:val="000000"/>
+        </w:rPr>
+        <w:t>UPDATE Patient</w:t>
+      </w:r>
+    </w:p>
+    <w:p>
+      <w:pPr>
+        <w:pStyle w:val="NormalWeb"/>
+        <w:spacing w:before="40" w:beforeAutospacing="0" w:after="40" w:afterAutospacing="0"/>
+        <w:ind w:left="580" w:hanging="280"/>
+      </w:pPr>
+      <w:r>
+        <w:rPr>
+          <w:rFonts w:ascii="Cambria" w:hAnsi="Cambria"/>
+          <w:color w:val="EF4623"/>
+        </w:rPr>
+        <w:t>•</w:t>
+      </w:r>
+      <w:r>
+        <w:rPr>
+          <w:color w:val="EF4623"/>
+          <w:sz w:val="14"/>
+          <w:szCs w:val="14"/>
+        </w:rPr>
+        <w:t xml:space="preserve">   </w:t>
+      </w:r>
+      <w:r>
+        <w:rPr>
+          <w:rStyle w:val="apple-tab-span"/>
+          <w:color w:val="EF4623"/>
+          <w:sz w:val="14"/>
+          <w:szCs w:val="14"/>
+        </w:rPr>
+        <w:tab/>
+      </w:r>
+      <w:r>
+        <w:rPr>
+          <w:color w:val="000000"/>
+        </w:rPr>
+        <w:t>SET Address = 'Al Shati District, Dammam'</w:t>
+      </w:r>
+    </w:p>
+    <w:p>
+      <w:pPr>
+        <w:pStyle w:val="NormalWeb"/>
+        <w:spacing w:before="40" w:beforeAutospacing="0" w:after="40" w:afterAutospacing="0"/>
+        <w:ind w:left="580" w:hanging="280"/>
+      </w:pPr>
+      <w:r>
+        <w:rPr>
+          <w:rFonts w:ascii="Cambria" w:hAnsi="Cambria"/>
+          <w:color w:val="EF4623"/>
+        </w:rPr>
+        <w:t>•</w:t>
+      </w:r>
+      <w:r>
+        <w:rPr>
+          <w:color w:val="EF4623"/>
+          <w:sz w:val="14"/>
+          <w:szCs w:val="14"/>
+        </w:rPr>
+        <w:t xml:space="preserve">   </w:t>
+      </w:r>
+      <w:r>
+        <w:rPr>
+          <w:rStyle w:val="apple-tab-span"/>
+          <w:color w:val="EF4623"/>
+          <w:sz w:val="14"/>
+          <w:szCs w:val="14"/>
+        </w:rPr>
+        <w:tab/>
+      </w:r>
+      <w:r>
+        <w:rPr>
+          <w:color w:val="000000"/>
+        </w:rPr>
+        <w:t>WHERE PatientID = 3;</w:t>
+      </w:r>
+    </w:p>
+    <w:p>
+      <w:pPr>
+        <w:pStyle w:val="NormalWeb"/>
+        <w:spacing w:before="160" w:beforeAutospacing="0" w:after="0" w:afterAutospacing="0"/>
+      </w:pPr>
+      <w:r>
+        <w:rPr>
+          <w:b/>
+          <w:bCs/>
+          <w:color w:val="000000"/>
+        </w:rPr>
+        <w:t>6. DELETE Statement</w:t>
+      </w:r>
+    </w:p>
+    <w:p>
+      <w:pPr>
+        <w:pStyle w:val="NormalWeb"/>
+        <w:spacing w:before="160" w:beforeAutospacing="0" w:after="0" w:afterAutospacing="0"/>
+      </w:pPr>
+      <w:r>
+        <w:rPr>
+          <w:color w:val="000000"/>
+        </w:rPr>
+        <w:t>This statement removes cancelled appointments whose scheduled dates have already passed. Related treatment, prescription, and payment records are also removed because their foreign keys use ON DELETE CASCADE.</w:t>
+      </w:r>
+    </w:p>
+    <w:p>
+      <w:pPr>
+        <w:pStyle w:val="NormalWeb"/>
+        <w:spacing w:before="40" w:beforeAutospacing="0" w:after="40" w:afterAutospacing="0"/>
+        <w:ind w:left="580" w:hanging="280"/>
+      </w:pPr>
+      <w:r>
+        <w:rPr>
+          <w:rFonts w:ascii="Cambria" w:hAnsi="Cambria"/>
+          <w:color w:val="EF4623"/>
+        </w:rPr>
+        <w:t>•</w:t>
+      </w:r>
+      <w:r>
+        <w:rPr>
+          <w:color w:val="EF4623"/>
+          <w:sz w:val="14"/>
+          <w:szCs w:val="14"/>
+        </w:rPr>
+        <w:t xml:space="preserve">   </w:t>
+      </w:r>
+      <w:r>
+        <w:rPr>
+          <w:rStyle w:val="apple-tab-span"/>
+          <w:color w:val="EF4623"/>
+          <w:sz w:val="14"/>
+          <w:szCs w:val="14"/>
+        </w:rPr>
+        <w:tab/>
+      </w:r>
+      <w:r>
+        <w:rPr>
+          <w:color w:val="000000"/>
+        </w:rPr>
+        <w:t>DELETE FROM Appointment</w:t>
+      </w:r>
+    </w:p>
+    <w:p>
+      <w:pPr>
+        <w:pStyle w:val="NormalWeb"/>
+        <w:spacing w:before="40" w:beforeAutospacing="0" w:after="40" w:afterAutospacing="0"/>
+        <w:ind w:left="580" w:hanging="280"/>
+      </w:pPr>
+      <w:r>
+        <w:rPr>
+          <w:rFonts w:ascii="Cambria" w:hAnsi="Cambria"/>
+          <w:color w:val="EF4623"/>
+        </w:rPr>
+        <w:t>•</w:t>
+      </w:r>
+      <w:r>
+        <w:rPr>
+          <w:color w:val="EF4623"/>
+          <w:sz w:val="14"/>
+          <w:szCs w:val="14"/>
+        </w:rPr>
+        <w:t xml:space="preserve">   </w:t>
+      </w:r>
+      <w:r>
+        <w:rPr>
+          <w:rStyle w:val="apple-tab-span"/>
+          <w:color w:val="EF4623"/>
+          <w:sz w:val="14"/>
+          <w:szCs w:val="14"/>
+        </w:rPr>
+        <w:tab/>
+      </w:r>
+      <w:r>
+        <w:rPr>
+          <w:color w:val="000000"/>
+        </w:rPr>
+        <w:t>WHERE AppointmentStatus = 'Cancelled'</w:t>
+      </w:r>
+    </w:p>
+    <w:p>
+      <w:pPr>
+        <w:pStyle w:val="NormalWeb"/>
+        <w:spacing w:before="40" w:beforeAutospacing="0" w:after="40" w:afterAutospacing="0"/>
+        <w:ind w:left="580" w:hanging="280"/>
+      </w:pPr>
+      <w:r>
+        <w:rPr>
+          <w:rFonts w:ascii="Cambria" w:hAnsi="Cambria"/>
+          <w:color w:val="EF4623"/>
+        </w:rPr>
+        <w:t>•</w:t>
+      </w:r>
+      <w:r>
+        <w:rPr>
+          <w:color w:val="EF4623"/>
+          <w:sz w:val="14"/>
+          <w:szCs w:val="14"/>
+        </w:rPr>
+        <w:t xml:space="preserve">   </w:t>
+      </w:r>
+      <w:r>
+        <w:rPr>
+          <w:rStyle w:val="apple-tab-span"/>
+          <w:color w:val="EF4623"/>
+          <w:sz w:val="14"/>
+          <w:szCs w:val="14"/>
+        </w:rPr>
+        <w:tab/>
+      </w:r>
+      <w:r>
+        <w:rPr>
+          <w:color w:val="000000"/>
+        </w:rPr>
+        <w:t>  AND ScheduledAt &lt; CURRENT_TIMESTAMP;</w:t>
+      </w:r>
+    </w:p>
+    <w:p>
+      <w:pPr>
+        <w:pStyle w:val="NormalWeb"/>
+        <w:spacing w:before="160" w:beforeAutospacing="0" w:after="0" w:afterAutospacing="0"/>
+      </w:pPr>
+      <w:r>
+        <w:rPr>
+          <w:b/>
+          <w:bCs/>
+          <w:color w:val="000000"/>
+        </w:rPr>
+        <w:t>7. Create a VIEW</w:t>
+      </w:r>
+    </w:p>
+    <w:p>
+      <w:pPr>
+        <w:pStyle w:val="NormalWeb"/>
+        <w:spacing w:before="160" w:beforeAutospacing="0" w:after="0" w:afterAutospacing="0"/>
+      </w:pPr>
+      <w:r>
+        <w:rPr>
+          <w:color w:val="000000"/>
+        </w:rPr>
+        <w:t>The view presents a reusable summary of appointments, including patient details, doctor details, appointment information, total treatment charges, and total payments.</w:t>
+      </w:r>
+    </w:p>
+    <w:p>
+      <w:pPr>
+        <w:pStyle w:val="NormalWeb"/>
+        <w:spacing w:before="40" w:beforeAutospacing="0" w:after="40" w:afterAutospacing="0"/>
+        <w:ind w:left="580" w:hanging="280"/>
+      </w:pPr>
+      <w:r>
+        <w:rPr>
+          <w:rFonts w:ascii="Cambria" w:hAnsi="Cambria"/>
+          <w:color w:val="EF4623"/>
+        </w:rPr>
+        <w:t>•</w:t>
+      </w:r>
+      <w:r>
+        <w:rPr>
+          <w:color w:val="EF4623"/>
+          <w:sz w:val="14"/>
+          <w:szCs w:val="14"/>
+        </w:rPr>
+        <w:t xml:space="preserve">   </w:t>
+      </w:r>
+      <w:r>
+        <w:rPr>
+          <w:rStyle w:val="apple-tab-span"/>
+          <w:color w:val="EF4623"/>
+          <w:sz w:val="14"/>
+          <w:szCs w:val="14"/>
+        </w:rPr>
+        <w:tab/>
+      </w:r>
+      <w:r>
+        <w:rPr>
+          <w:color w:val="000000"/>
+        </w:rPr>
+        <w:t>CREATE OR REPLACE VIEW AppointmentSummary AS</w:t>
+      </w:r>
+    </w:p>
+    <w:p>
+      <w:pPr>
+        <w:pStyle w:val="NormalWeb"/>
+        <w:spacing w:before="40" w:beforeAutospacing="0" w:after="40" w:afterAutospacing="0"/>
+        <w:ind w:left="580" w:hanging="280"/>
+      </w:pPr>
+      <w:r>
+        <w:rPr>
+          <w:rFonts w:ascii="Cambria" w:hAnsi="Cambria"/>
+          <w:color w:val="EF4623"/>
+        </w:rPr>
+        <w:t>•</w:t>
+      </w:r>
+      <w:r>
+        <w:rPr>
+          <w:color w:val="EF4623"/>
+          <w:sz w:val="14"/>
+          <w:szCs w:val="14"/>
+        </w:rPr>
+        <w:t xml:space="preserve">   </w:t>
+      </w:r>
+      <w:r>
+        <w:rPr>
+          <w:rStyle w:val="apple-tab-span"/>
+          <w:color w:val="EF4623"/>
+          <w:sz w:val="14"/>
+          <w:szCs w:val="14"/>
+        </w:rPr>
+        <w:tab/>
+      </w:r>
+      <w:r>
+        <w:rPr>
+          <w:color w:val="000000"/>
+        </w:rPr>
+        <w:t>SELECT</w:t>
+      </w:r>
+    </w:p>
+    <w:p>
+      <w:pPr>
+        <w:pStyle w:val="NormalWeb"/>
+        <w:spacing w:before="40" w:beforeAutospacing="0" w:after="40" w:afterAutospacing="0"/>
+        <w:ind w:left="580" w:hanging="280"/>
+      </w:pPr>
+      <w:r>
+        <w:rPr>
+          <w:rFonts w:ascii="Cambria" w:hAnsi="Cambria"/>
+          <w:color w:val="EF4623"/>
+        </w:rPr>
+        <w:lastRenderedPageBreak/>
+        <w:t>•</w:t>
+      </w:r>
+      <w:r>
+        <w:rPr>
+          <w:color w:val="EF4623"/>
+          <w:sz w:val="14"/>
+          <w:szCs w:val="14"/>
+        </w:rPr>
+        <w:t xml:space="preserve">   </w:t>
+      </w:r>
+      <w:r>
+        <w:rPr>
+          <w:rStyle w:val="apple-tab-span"/>
+          <w:color w:val="EF4623"/>
+          <w:sz w:val="14"/>
+          <w:szCs w:val="14"/>
+        </w:rPr>
+        <w:tab/>
+      </w:r>
+      <w:r>
+        <w:rPr>
+          <w:color w:val="000000"/>
+        </w:rPr>
+        <w:t>    a.AppointmentID,</w:t>
+      </w:r>
+    </w:p>
+    <w:p>
+      <w:pPr>
+        <w:pStyle w:val="NormalWeb"/>
+        <w:spacing w:before="40" w:beforeAutospacing="0" w:after="40" w:afterAutospacing="0"/>
+        <w:ind w:left="580" w:hanging="280"/>
+      </w:pPr>
+      <w:r>
+        <w:rPr>
+          <w:rFonts w:ascii="Cambria" w:hAnsi="Cambria"/>
+          <w:color w:val="EF4623"/>
+        </w:rPr>
+        <w:t>•</w:t>
+      </w:r>
+      <w:r>
+        <w:rPr>
+          <w:color w:val="EF4623"/>
+          <w:sz w:val="14"/>
+          <w:szCs w:val="14"/>
+        </w:rPr>
+        <w:t xml:space="preserve">   </w:t>
+      </w:r>
+      <w:r>
+        <w:rPr>
+          <w:rStyle w:val="apple-tab-span"/>
+          <w:color w:val="EF4623"/>
+          <w:sz w:val="14"/>
+          <w:szCs w:val="14"/>
+        </w:rPr>
+        <w:tab/>
+      </w:r>
+      <w:r>
+        <w:rPr>
+          <w:color w:val="000000"/>
+        </w:rPr>
+        <w:t>    patient_person.FullName AS PatientName,</w:t>
+      </w:r>
+    </w:p>
+    <w:p>
+      <w:pPr>
+        <w:pStyle w:val="NormalWeb"/>
+        <w:spacing w:before="40" w:beforeAutospacing="0" w:after="40" w:afterAutospacing="0"/>
+        <w:ind w:left="580" w:hanging="280"/>
+      </w:pPr>
+      <w:r>
+        <w:rPr>
+          <w:rFonts w:ascii="Cambria" w:hAnsi="Cambria"/>
+          <w:color w:val="EF4623"/>
+        </w:rPr>
+        <w:t>•</w:t>
+      </w:r>
+      <w:r>
+        <w:rPr>
+          <w:color w:val="EF4623"/>
+          <w:sz w:val="14"/>
+          <w:szCs w:val="14"/>
+        </w:rPr>
+        <w:t xml:space="preserve">   </w:t>
+      </w:r>
+      <w:r>
+        <w:rPr>
+          <w:rStyle w:val="apple-tab-span"/>
+          <w:color w:val="EF4623"/>
+          <w:sz w:val="14"/>
+          <w:szCs w:val="14"/>
+        </w:rPr>
+        <w:tab/>
+      </w:r>
+      <w:r>
+        <w:rPr>
+          <w:color w:val="000000"/>
+        </w:rPr>
+        <w:t>    doctor_person.FullName AS DoctorName,</w:t>
+      </w:r>
+    </w:p>
+    <w:p>
+      <w:pPr>
+        <w:pStyle w:val="NormalWeb"/>
+        <w:spacing w:before="40" w:beforeAutospacing="0" w:after="40" w:afterAutospacing="0"/>
+        <w:ind w:left="580" w:hanging="280"/>
+      </w:pPr>
+      <w:r>
+        <w:rPr>
+          <w:rFonts w:ascii="Cambria" w:hAnsi="Cambria"/>
+          <w:color w:val="EF4623"/>
+        </w:rPr>
+        <w:t>•</w:t>
+      </w:r>
+      <w:r>
+        <w:rPr>
+          <w:color w:val="EF4623"/>
+          <w:sz w:val="14"/>
+          <w:szCs w:val="14"/>
+        </w:rPr>
+        <w:t xml:space="preserve">   </w:t>
+      </w:r>
+      <w:r>
+        <w:rPr>
+          <w:rStyle w:val="apple-tab-span"/>
+          <w:color w:val="EF4623"/>
+          <w:sz w:val="14"/>
+          <w:szCs w:val="14"/>
+        </w:rPr>
+        <w:tab/>
+      </w:r>
+      <w:r>
+        <w:rPr>
+          <w:color w:val="000000"/>
+        </w:rPr>
+        <w:t>    d.Specialty,</w:t>
+      </w:r>
+    </w:p>
+    <w:p>
+      <w:pPr>
+        <w:pStyle w:val="NormalWeb"/>
+        <w:spacing w:before="40" w:beforeAutospacing="0" w:after="40" w:afterAutospacing="0"/>
+        <w:ind w:left="580" w:hanging="280"/>
+      </w:pPr>
+      <w:r>
+        <w:rPr>
+          <w:rFonts w:ascii="Cambria" w:hAnsi="Cambria"/>
+          <w:color w:val="EF4623"/>
+        </w:rPr>
+        <w:t>•</w:t>
+      </w:r>
+      <w:r>
+        <w:rPr>
+          <w:color w:val="EF4623"/>
+          <w:sz w:val="14"/>
+          <w:szCs w:val="14"/>
+        </w:rPr>
+        <w:t xml:space="preserve">   </w:t>
+      </w:r>
+      <w:r>
+        <w:rPr>
+          <w:rStyle w:val="apple-tab-span"/>
+          <w:color w:val="EF4623"/>
+          <w:sz w:val="14"/>
+          <w:szCs w:val="14"/>
+        </w:rPr>
+        <w:tab/>
+      </w:r>
+      <w:r>
+        <w:rPr>
+          <w:color w:val="000000"/>
+        </w:rPr>
+        <w:t>    a.ScheduledAt,</w:t>
+      </w:r>
+    </w:p>
+    <w:p>
+      <w:pPr>
+        <w:pStyle w:val="NormalWeb"/>
+        <w:spacing w:before="40" w:beforeAutospacing="0" w:after="40" w:afterAutospacing="0"/>
+        <w:ind w:left="580" w:hanging="280"/>
+      </w:pPr>
+      <w:r>
+        <w:rPr>
+          <w:rFonts w:ascii="Cambria" w:hAnsi="Cambria"/>
+          <w:color w:val="EF4623"/>
+        </w:rPr>
+        <w:t>•</w:t>
+      </w:r>
+      <w:r>
+        <w:rPr>
+          <w:color w:val="EF4623"/>
+          <w:sz w:val="14"/>
+          <w:szCs w:val="14"/>
+        </w:rPr>
+        <w:t xml:space="preserve">   </w:t>
+      </w:r>
+      <w:r>
+        <w:rPr>
+          <w:rStyle w:val="apple-tab-span"/>
+          <w:color w:val="EF4623"/>
+          <w:sz w:val="14"/>
+          <w:szCs w:val="14"/>
+        </w:rPr>
+        <w:tab/>
+      </w:r>
+      <w:r>
+        <w:rPr>
+          <w:color w:val="000000"/>
+        </w:rPr>
+        <w:t>    a.VisitReason,</w:t>
+      </w:r>
+    </w:p>
+    <w:p>
+      <w:pPr>
+        <w:pStyle w:val="NormalWeb"/>
+        <w:spacing w:before="40" w:beforeAutospacing="0" w:after="40" w:afterAutospacing="0"/>
+        <w:ind w:left="580" w:hanging="280"/>
+      </w:pPr>
+      <w:r>
+        <w:rPr>
+          <w:rFonts w:ascii="Cambria" w:hAnsi="Cambria"/>
+          <w:color w:val="EF4623"/>
+        </w:rPr>
+        <w:t>•</w:t>
+      </w:r>
+      <w:r>
+        <w:rPr>
+          <w:color w:val="EF4623"/>
+          <w:sz w:val="14"/>
+          <w:szCs w:val="14"/>
+        </w:rPr>
+        <w:t xml:space="preserve">   </w:t>
+      </w:r>
+      <w:r>
+        <w:rPr>
+          <w:rStyle w:val="apple-tab-span"/>
+          <w:color w:val="EF4623"/>
+          <w:sz w:val="14"/>
+          <w:szCs w:val="14"/>
+        </w:rPr>
+        <w:tab/>
+      </w:r>
+      <w:r>
+        <w:rPr>
+          <w:color w:val="000000"/>
+        </w:rPr>
+        <w:t>    a.AppointmentStatus,</w:t>
+      </w:r>
+    </w:p>
+    <w:p>
+      <w:pPr>
+        <w:pStyle w:val="NormalWeb"/>
+        <w:spacing w:before="40" w:beforeAutospacing="0" w:after="40" w:afterAutospacing="0"/>
+        <w:ind w:left="580" w:hanging="280"/>
+      </w:pPr>
+      <w:r>
+        <w:rPr>
+          <w:rFonts w:ascii="Cambria" w:hAnsi="Cambria"/>
+          <w:color w:val="EF4623"/>
+        </w:rPr>
+        <w:t>•</w:t>
+      </w:r>
+      <w:r>
+        <w:rPr>
+          <w:color w:val="EF4623"/>
+          <w:sz w:val="14"/>
+          <w:szCs w:val="14"/>
+        </w:rPr>
+        <w:t xml:space="preserve">   </w:t>
+      </w:r>
+      <w:r>
+        <w:rPr>
+          <w:rStyle w:val="apple-tab-span"/>
+          <w:color w:val="EF4623"/>
+          <w:sz w:val="14"/>
+          <w:szCs w:val="14"/>
+        </w:rPr>
+        <w:tab/>
+      </w:r>
+      <w:r>
+        <w:rPr>
+          <w:color w:val="000000"/>
+        </w:rPr>
+        <w:t>    COALESCE(treatment_totals.TotalTreatmentCost, 0.00)</w:t>
+      </w:r>
+    </w:p>
+    <w:p>
+      <w:pPr>
+        <w:pStyle w:val="NormalWeb"/>
+        <w:spacing w:before="40" w:beforeAutospacing="0" w:after="40" w:afterAutospacing="0"/>
+        <w:ind w:left="580" w:hanging="280"/>
+      </w:pPr>
+      <w:r>
+        <w:rPr>
+          <w:rFonts w:ascii="Cambria" w:hAnsi="Cambria"/>
+          <w:color w:val="EF4623"/>
+        </w:rPr>
+        <w:t>•</w:t>
+      </w:r>
+      <w:r>
+        <w:rPr>
+          <w:color w:val="EF4623"/>
+          <w:sz w:val="14"/>
+          <w:szCs w:val="14"/>
+        </w:rPr>
+        <w:t xml:space="preserve">   </w:t>
+      </w:r>
+      <w:r>
+        <w:rPr>
+          <w:rStyle w:val="apple-tab-span"/>
+          <w:color w:val="EF4623"/>
+          <w:sz w:val="14"/>
+          <w:szCs w:val="14"/>
+        </w:rPr>
+        <w:tab/>
+      </w:r>
+      <w:r>
+        <w:rPr>
+          <w:color w:val="000000"/>
+        </w:rPr>
+        <w:t>        AS TotalTreatmentCost,</w:t>
+      </w:r>
+    </w:p>
+    <w:p>
+      <w:pPr>
+        <w:pStyle w:val="NormalWeb"/>
+        <w:spacing w:before="40" w:beforeAutospacing="0" w:after="40" w:afterAutospacing="0"/>
+        <w:ind w:left="580" w:hanging="280"/>
+      </w:pPr>
+      <w:r>
+        <w:rPr>
+          <w:rFonts w:ascii="Cambria" w:hAnsi="Cambria"/>
+          <w:color w:val="EF4623"/>
+        </w:rPr>
+        <w:t>•</w:t>
+      </w:r>
+      <w:r>
+        <w:rPr>
+          <w:color w:val="EF4623"/>
+          <w:sz w:val="14"/>
+          <w:szCs w:val="14"/>
+        </w:rPr>
+        <w:t xml:space="preserve">   </w:t>
+      </w:r>
+      <w:r>
+        <w:rPr>
+          <w:rStyle w:val="apple-tab-span"/>
+          <w:color w:val="EF4623"/>
+          <w:sz w:val="14"/>
+          <w:szCs w:val="14"/>
+        </w:rPr>
+        <w:tab/>
+      </w:r>
+      <w:r>
+        <w:rPr>
+          <w:color w:val="000000"/>
+        </w:rPr>
+        <w:t>    COALESCE(payment_totals.TotalAmountPaid, 0.00)</w:t>
+      </w:r>
+    </w:p>
+    <w:p>
+      <w:pPr>
+        <w:pStyle w:val="NormalWeb"/>
+        <w:spacing w:before="40" w:beforeAutospacing="0" w:after="40" w:afterAutospacing="0"/>
+        <w:ind w:left="580" w:hanging="280"/>
+      </w:pPr>
+      <w:r>
+        <w:rPr>
+          <w:rFonts w:ascii="Cambria" w:hAnsi="Cambria"/>
+          <w:color w:val="EF4623"/>
+        </w:rPr>
+        <w:t>•</w:t>
+      </w:r>
+      <w:r>
+        <w:rPr>
+          <w:color w:val="EF4623"/>
+          <w:sz w:val="14"/>
+          <w:szCs w:val="14"/>
+        </w:rPr>
+        <w:t xml:space="preserve">   </w:t>
+      </w:r>
+      <w:r>
+        <w:rPr>
+          <w:rStyle w:val="apple-tab-span"/>
+          <w:color w:val="EF4623"/>
+          <w:sz w:val="14"/>
+          <w:szCs w:val="14"/>
+        </w:rPr>
+        <w:tab/>
+      </w:r>
+      <w:r>
+        <w:rPr>
+          <w:color w:val="000000"/>
+        </w:rPr>
+        <w:t>        AS TotalAmountPaid</w:t>
+      </w:r>
+    </w:p>
+    <w:p>
+      <w:pPr>
+        <w:pStyle w:val="NormalWeb"/>
+        <w:spacing w:before="40" w:beforeAutospacing="0" w:after="40" w:afterAutospacing="0"/>
+        <w:ind w:left="580" w:hanging="280"/>
+      </w:pPr>
+      <w:r>
+        <w:rPr>
+          <w:rFonts w:ascii="Cambria" w:hAnsi="Cambria"/>
+          <w:color w:val="EF4623"/>
+        </w:rPr>
+        <w:t>•</w:t>
+      </w:r>
+      <w:r>
+        <w:rPr>
+          <w:color w:val="EF4623"/>
+          <w:sz w:val="14"/>
+          <w:szCs w:val="14"/>
+        </w:rPr>
+        <w:t xml:space="preserve">   </w:t>
+      </w:r>
+      <w:r>
+        <w:rPr>
+          <w:rStyle w:val="apple-tab-span"/>
+          <w:color w:val="EF4623"/>
+          <w:sz w:val="14"/>
+          <w:szCs w:val="14"/>
+        </w:rPr>
+        <w:tab/>
+      </w:r>
+      <w:r>
+        <w:rPr>
+          <w:color w:val="000000"/>
+        </w:rPr>
+        <w:t>FROM Appointment AS a</w:t>
+      </w:r>
+    </w:p>
+    <w:p>
+      <w:pPr>
+        <w:pStyle w:val="NormalWeb"/>
+        <w:spacing w:before="40" w:beforeAutospacing="0" w:after="40" w:afterAutospacing="0"/>
+        <w:ind w:left="580" w:hanging="280"/>
+      </w:pPr>
+      <w:r>
+        <w:rPr>
+          <w:rFonts w:ascii="Cambria" w:hAnsi="Cambria"/>
+          <w:color w:val="EF4623"/>
+        </w:rPr>
+        <w:t>•</w:t>
+      </w:r>
+      <w:r>
+        <w:rPr>
+          <w:color w:val="EF4623"/>
+          <w:sz w:val="14"/>
+          <w:szCs w:val="14"/>
+        </w:rPr>
+        <w:t xml:space="preserve">   </w:t>
+      </w:r>
+      <w:r>
+        <w:rPr>
+          <w:rStyle w:val="apple-tab-span"/>
+          <w:color w:val="EF4623"/>
+          <w:sz w:val="14"/>
+          <w:szCs w:val="14"/>
+        </w:rPr>
+        <w:tab/>
+      </w:r>
+      <w:r>
+        <w:rPr>
+          <w:color w:val="000000"/>
+        </w:rPr>
+        <w:t>JOIN Patient AS p</w:t>
+      </w:r>
+    </w:p>
+    <w:p>
+      <w:pPr>
+        <w:pStyle w:val="NormalWeb"/>
+        <w:spacing w:before="40" w:beforeAutospacing="0" w:after="40" w:afterAutospacing="0"/>
+        <w:ind w:left="580" w:hanging="280"/>
+      </w:pPr>
+      <w:r>
+        <w:rPr>
+          <w:rFonts w:ascii="Cambria" w:hAnsi="Cambria"/>
+          <w:color w:val="EF4623"/>
+        </w:rPr>
+        <w:t>•</w:t>
+      </w:r>
+      <w:r>
+        <w:rPr>
+          <w:color w:val="EF4623"/>
+          <w:sz w:val="14"/>
+          <w:szCs w:val="14"/>
+        </w:rPr>
+        <w:t xml:space="preserve">   </w:t>
+      </w:r>
+      <w:r>
+        <w:rPr>
+          <w:rStyle w:val="apple-tab-span"/>
+          <w:color w:val="EF4623"/>
+          <w:sz w:val="14"/>
+          <w:szCs w:val="14"/>
+        </w:rPr>
+        <w:tab/>
+      </w:r>
+      <w:r>
+        <w:rPr>
+          <w:color w:val="000000"/>
+        </w:rPr>
+        <w:t>    ON a.PatientID = p.PatientID</w:t>
+      </w:r>
+    </w:p>
+    <w:p>
+      <w:pPr>
+        <w:pStyle w:val="NormalWeb"/>
+        <w:spacing w:before="40" w:beforeAutospacing="0" w:after="40" w:afterAutospacing="0"/>
+        <w:ind w:left="580" w:hanging="280"/>
+      </w:pPr>
+      <w:r>
+        <w:rPr>
+          <w:rFonts w:ascii="Cambria" w:hAnsi="Cambria"/>
+          <w:color w:val="EF4623"/>
+        </w:rPr>
+        <w:t>•</w:t>
+      </w:r>
+      <w:r>
+        <w:rPr>
+          <w:color w:val="EF4623"/>
+          <w:sz w:val="14"/>
+          <w:szCs w:val="14"/>
+        </w:rPr>
+        <w:t xml:space="preserve">   </w:t>
+      </w:r>
+      <w:r>
+        <w:rPr>
+          <w:rStyle w:val="apple-tab-span"/>
+          <w:color w:val="EF4623"/>
+          <w:sz w:val="14"/>
+          <w:szCs w:val="14"/>
+        </w:rPr>
+        <w:tab/>
+      </w:r>
+      <w:r>
+        <w:rPr>
+          <w:color w:val="000000"/>
+        </w:rPr>
+        <w:t>JOIN ClinicPerson AS patient_person</w:t>
+      </w:r>
+    </w:p>
+    <w:p>
+      <w:pPr>
+        <w:pStyle w:val="NormalWeb"/>
+        <w:spacing w:before="40" w:beforeAutospacing="0" w:after="40" w:afterAutospacing="0"/>
+        <w:ind w:left="580" w:hanging="280"/>
+      </w:pPr>
+      <w:r>
+        <w:rPr>
+          <w:rFonts w:ascii="Cambria" w:hAnsi="Cambria"/>
+          <w:color w:val="EF4623"/>
+        </w:rPr>
+        <w:t>•</w:t>
+      </w:r>
+      <w:r>
+        <w:rPr>
+          <w:color w:val="EF4623"/>
+          <w:sz w:val="14"/>
+          <w:szCs w:val="14"/>
+        </w:rPr>
+        <w:t xml:space="preserve">   </w:t>
+      </w:r>
+      <w:r>
+        <w:rPr>
+          <w:rStyle w:val="apple-tab-span"/>
+          <w:color w:val="EF4623"/>
+          <w:sz w:val="14"/>
+          <w:szCs w:val="14"/>
+        </w:rPr>
+        <w:tab/>
+      </w:r>
+      <w:r>
+        <w:rPr>
+          <w:color w:val="000000"/>
+        </w:rPr>
+        <w:t>    ON p.PatientID = patient_person.PersonID</w:t>
+      </w:r>
+    </w:p>
+    <w:p>
+      <w:pPr>
+        <w:pStyle w:val="NormalWeb"/>
+        <w:spacing w:before="40" w:beforeAutospacing="0" w:after="40" w:afterAutospacing="0"/>
+        <w:ind w:left="580" w:hanging="280"/>
+      </w:pPr>
+      <w:r>
+        <w:rPr>
+          <w:rFonts w:ascii="Cambria" w:hAnsi="Cambria"/>
+          <w:color w:val="EF4623"/>
+        </w:rPr>
+        <w:t>•</w:t>
+      </w:r>
+      <w:r>
+        <w:rPr>
+          <w:color w:val="EF4623"/>
+          <w:sz w:val="14"/>
+          <w:szCs w:val="14"/>
+        </w:rPr>
+        <w:t xml:space="preserve">   </w:t>
+      </w:r>
+      <w:r>
+        <w:rPr>
+          <w:rStyle w:val="apple-tab-span"/>
+          <w:color w:val="EF4623"/>
+          <w:sz w:val="14"/>
+          <w:szCs w:val="14"/>
+        </w:rPr>
+        <w:tab/>
+      </w:r>
+      <w:r>
+        <w:rPr>
+          <w:color w:val="000000"/>
+        </w:rPr>
+        <w:t>JOIN Doctor AS d</w:t>
+      </w:r>
+    </w:p>
+    <w:p>
+      <w:pPr>
+        <w:pStyle w:val="NormalWeb"/>
+        <w:spacing w:before="40" w:beforeAutospacing="0" w:after="40" w:afterAutospacing="0"/>
+        <w:ind w:left="580" w:hanging="280"/>
+      </w:pPr>
+      <w:r>
+        <w:rPr>
+          <w:rFonts w:ascii="Cambria" w:hAnsi="Cambria"/>
+          <w:color w:val="EF4623"/>
+        </w:rPr>
+        <w:t>•</w:t>
+      </w:r>
+      <w:r>
+        <w:rPr>
+          <w:color w:val="EF4623"/>
+          <w:sz w:val="14"/>
+          <w:szCs w:val="14"/>
+        </w:rPr>
+        <w:t xml:space="preserve">   </w:t>
+      </w:r>
+      <w:r>
+        <w:rPr>
+          <w:rStyle w:val="apple-tab-span"/>
+          <w:color w:val="EF4623"/>
+          <w:sz w:val="14"/>
+          <w:szCs w:val="14"/>
+        </w:rPr>
+        <w:tab/>
+      </w:r>
+      <w:r>
+        <w:rPr>
+          <w:color w:val="000000"/>
+        </w:rPr>
+        <w:t>    ON a.DoctorID = d.DoctorID</w:t>
+      </w:r>
+    </w:p>
+    <w:p>
+      <w:pPr>
+        <w:pStyle w:val="NormalWeb"/>
+        <w:spacing w:before="40" w:beforeAutospacing="0" w:after="40" w:afterAutospacing="0"/>
+        <w:ind w:left="580" w:hanging="280"/>
+      </w:pPr>
+      <w:r>
+        <w:rPr>
+          <w:rFonts w:ascii="Cambria" w:hAnsi="Cambria"/>
+          <w:color w:val="EF4623"/>
+        </w:rPr>
+        <w:t>•</w:t>
+      </w:r>
+      <w:r>
+        <w:rPr>
+          <w:color w:val="EF4623"/>
+          <w:sz w:val="14"/>
+          <w:szCs w:val="14"/>
+        </w:rPr>
+        <w:t xml:space="preserve">   </w:t>
+      </w:r>
+      <w:r>
+        <w:rPr>
+          <w:rStyle w:val="apple-tab-span"/>
+          <w:color w:val="EF4623"/>
+          <w:sz w:val="14"/>
+          <w:szCs w:val="14"/>
+        </w:rPr>
+        <w:tab/>
+      </w:r>
+      <w:r>
+        <w:rPr>
+          <w:color w:val="000000"/>
+        </w:rPr>
+        <w:t>JOIN ClinicPerson AS doctor_person</w:t>
+      </w:r>
+    </w:p>
+    <w:p>
+      <w:pPr>
+        <w:pStyle w:val="NormalWeb"/>
+        <w:spacing w:before="40" w:beforeAutospacing="0" w:after="40" w:afterAutospacing="0"/>
+        <w:ind w:left="580" w:hanging="280"/>
+      </w:pPr>
+      <w:r>
+        <w:rPr>
+          <w:rFonts w:ascii="Cambria" w:hAnsi="Cambria"/>
+          <w:color w:val="EF4623"/>
+        </w:rPr>
+        <w:t>•</w:t>
+      </w:r>
+      <w:r>
+        <w:rPr>
+          <w:color w:val="EF4623"/>
+          <w:sz w:val="14"/>
+          <w:szCs w:val="14"/>
+        </w:rPr>
+        <w:t xml:space="preserve">   </w:t>
+      </w:r>
+      <w:r>
+        <w:rPr>
+          <w:rStyle w:val="apple-tab-span"/>
+          <w:color w:val="EF4623"/>
+          <w:sz w:val="14"/>
+          <w:szCs w:val="14"/>
+        </w:rPr>
+        <w:tab/>
+      </w:r>
+      <w:r>
+        <w:rPr>
+          <w:color w:val="000000"/>
+        </w:rPr>
+        <w:t>    ON d.DoctorID = doctor_person.PersonID</w:t>
+      </w:r>
+    </w:p>
+    <w:p>
+      <w:pPr>
+        <w:pStyle w:val="NormalWeb"/>
+        <w:spacing w:before="40" w:beforeAutospacing="0" w:after="40" w:afterAutospacing="0"/>
+        <w:ind w:left="580" w:hanging="280"/>
+      </w:pPr>
+      <w:r>
+        <w:rPr>
+          <w:rFonts w:ascii="Cambria" w:hAnsi="Cambria"/>
+          <w:color w:val="EF4623"/>
+        </w:rPr>
+        <w:t>•</w:t>
+      </w:r>
+      <w:r>
+        <w:rPr>
+          <w:color w:val="EF4623"/>
+          <w:sz w:val="14"/>
+          <w:szCs w:val="14"/>
+        </w:rPr>
+        <w:t xml:space="preserve">   </w:t>
+      </w:r>
+      <w:r>
+        <w:rPr>
+          <w:rStyle w:val="apple-tab-span"/>
+          <w:color w:val="EF4623"/>
+          <w:sz w:val="14"/>
+          <w:szCs w:val="14"/>
+        </w:rPr>
+        <w:tab/>
+      </w:r>
+      <w:r>
+        <w:rPr>
+          <w:color w:val="000000"/>
+        </w:rPr>
+        <w:t>LEFT JOIN (</w:t>
+      </w:r>
+    </w:p>
+    <w:p>
+      <w:pPr>
+        <w:pStyle w:val="NormalWeb"/>
+        <w:spacing w:before="40" w:beforeAutospacing="0" w:after="40" w:afterAutospacing="0"/>
+        <w:ind w:left="580" w:hanging="280"/>
+      </w:pPr>
+      <w:r>
+        <w:rPr>
+          <w:rFonts w:ascii="Cambria" w:hAnsi="Cambria"/>
+          <w:color w:val="EF4623"/>
+        </w:rPr>
+        <w:t>•</w:t>
+      </w:r>
+      <w:r>
+        <w:rPr>
+          <w:color w:val="EF4623"/>
+          <w:sz w:val="14"/>
+          <w:szCs w:val="14"/>
+        </w:rPr>
+        <w:t xml:space="preserve">   </w:t>
+      </w:r>
+      <w:r>
+        <w:rPr>
+          <w:rStyle w:val="apple-tab-span"/>
+          <w:color w:val="EF4623"/>
+          <w:sz w:val="14"/>
+          <w:szCs w:val="14"/>
+        </w:rPr>
+        <w:tab/>
+      </w:r>
+      <w:r>
+        <w:rPr>
+          <w:color w:val="000000"/>
+        </w:rPr>
+        <w:t>    SELECT</w:t>
+      </w:r>
+    </w:p>
+    <w:p>
+      <w:pPr>
+        <w:pStyle w:val="NormalWeb"/>
+        <w:spacing w:before="40" w:beforeAutospacing="0" w:after="40" w:afterAutospacing="0"/>
+        <w:ind w:left="580" w:hanging="280"/>
+      </w:pPr>
+      <w:r>
+        <w:rPr>
+          <w:rFonts w:ascii="Cambria" w:hAnsi="Cambria"/>
+          <w:color w:val="EF4623"/>
+        </w:rPr>
+        <w:t>•</w:t>
+      </w:r>
+      <w:r>
+        <w:rPr>
+          <w:color w:val="EF4623"/>
+          <w:sz w:val="14"/>
+          <w:szCs w:val="14"/>
+        </w:rPr>
+        <w:t xml:space="preserve">   </w:t>
+      </w:r>
+      <w:r>
+        <w:rPr>
+          <w:rStyle w:val="apple-tab-span"/>
+          <w:color w:val="EF4623"/>
+          <w:sz w:val="14"/>
+          <w:szCs w:val="14"/>
+        </w:rPr>
+        <w:tab/>
+      </w:r>
+      <w:r>
+        <w:rPr>
+          <w:color w:val="000000"/>
+        </w:rPr>
+        <w:t>        AppointmentID,</w:t>
+      </w:r>
+    </w:p>
+    <w:p>
+      <w:pPr>
+        <w:pStyle w:val="NormalWeb"/>
+        <w:spacing w:before="40" w:beforeAutospacing="0" w:after="40" w:afterAutospacing="0"/>
+        <w:ind w:left="580" w:hanging="280"/>
+      </w:pPr>
+      <w:r>
+        <w:rPr>
+          <w:rFonts w:ascii="Cambria" w:hAnsi="Cambria"/>
+          <w:color w:val="EF4623"/>
+        </w:rPr>
+        <w:t>•</w:t>
+      </w:r>
+      <w:r>
+        <w:rPr>
+          <w:color w:val="EF4623"/>
+          <w:sz w:val="14"/>
+          <w:szCs w:val="14"/>
+        </w:rPr>
+        <w:t xml:space="preserve">   </w:t>
+      </w:r>
+      <w:r>
+        <w:rPr>
+          <w:rStyle w:val="apple-tab-span"/>
+          <w:color w:val="EF4623"/>
+          <w:sz w:val="14"/>
+          <w:szCs w:val="14"/>
+        </w:rPr>
+        <w:tab/>
+      </w:r>
+      <w:r>
+        <w:rPr>
+          <w:color w:val="000000"/>
+        </w:rPr>
+        <w:t>        SUM(Cost) AS TotalTreatmentCost</w:t>
+      </w:r>
+    </w:p>
+    <w:p>
+      <w:pPr>
+        <w:pStyle w:val="NormalWeb"/>
+        <w:spacing w:before="40" w:beforeAutospacing="0" w:after="40" w:afterAutospacing="0"/>
+        <w:ind w:left="580" w:hanging="280"/>
+      </w:pPr>
+      <w:r>
+        <w:rPr>
+          <w:rFonts w:ascii="Cambria" w:hAnsi="Cambria"/>
+          <w:color w:val="EF4623"/>
+        </w:rPr>
+        <w:t>•</w:t>
+      </w:r>
+      <w:r>
+        <w:rPr>
+          <w:color w:val="EF4623"/>
+          <w:sz w:val="14"/>
+          <w:szCs w:val="14"/>
+        </w:rPr>
+        <w:t xml:space="preserve">   </w:t>
+      </w:r>
+      <w:r>
+        <w:rPr>
+          <w:rStyle w:val="apple-tab-span"/>
+          <w:color w:val="EF4623"/>
+          <w:sz w:val="14"/>
+          <w:szCs w:val="14"/>
+        </w:rPr>
+        <w:tab/>
+      </w:r>
+      <w:r>
+        <w:rPr>
+          <w:color w:val="000000"/>
+        </w:rPr>
+        <w:t>    FROM Treatment</w:t>
+      </w:r>
+    </w:p>
+    <w:p>
+      <w:pPr>
+        <w:pStyle w:val="NormalWeb"/>
+        <w:spacing w:before="40" w:beforeAutospacing="0" w:after="40" w:afterAutospacing="0"/>
+        <w:ind w:left="580" w:hanging="280"/>
+      </w:pPr>
+      <w:r>
+        <w:rPr>
+          <w:rFonts w:ascii="Cambria" w:hAnsi="Cambria"/>
+          <w:color w:val="EF4623"/>
+        </w:rPr>
+        <w:t>•</w:t>
+      </w:r>
+      <w:r>
+        <w:rPr>
+          <w:color w:val="EF4623"/>
+          <w:sz w:val="14"/>
+          <w:szCs w:val="14"/>
+        </w:rPr>
+        <w:t xml:space="preserve">   </w:t>
+      </w:r>
+      <w:r>
+        <w:rPr>
+          <w:rStyle w:val="apple-tab-span"/>
+          <w:color w:val="EF4623"/>
+          <w:sz w:val="14"/>
+          <w:szCs w:val="14"/>
+        </w:rPr>
+        <w:tab/>
+      </w:r>
+      <w:r>
+        <w:rPr>
+          <w:color w:val="000000"/>
+        </w:rPr>
+        <w:t>    GROUP BY AppointmentID</w:t>
+      </w:r>
+    </w:p>
+    <w:p>
+      <w:pPr>
+        <w:pStyle w:val="NormalWeb"/>
+        <w:spacing w:before="40" w:beforeAutospacing="0" w:after="40" w:afterAutospacing="0"/>
+        <w:ind w:left="580" w:hanging="280"/>
+      </w:pPr>
+      <w:r>
+        <w:rPr>
+          <w:rFonts w:ascii="Cambria" w:hAnsi="Cambria"/>
+          <w:color w:val="EF4623"/>
+        </w:rPr>
+        <w:t>•</w:t>
+      </w:r>
+      <w:r>
+        <w:rPr>
+          <w:color w:val="EF4623"/>
+          <w:sz w:val="14"/>
+          <w:szCs w:val="14"/>
+        </w:rPr>
+        <w:t xml:space="preserve">   </w:t>
+      </w:r>
+      <w:r>
+        <w:rPr>
+          <w:rStyle w:val="apple-tab-span"/>
+          <w:color w:val="EF4623"/>
+          <w:sz w:val="14"/>
+          <w:szCs w:val="14"/>
+        </w:rPr>
+        <w:tab/>
+      </w:r>
+      <w:r>
+        <w:rPr>
+          <w:color w:val="000000"/>
+        </w:rPr>
+        <w:t>) AS treatment_totals</w:t>
+      </w:r>
+    </w:p>
+    <w:p>
+      <w:pPr>
+        <w:pStyle w:val="NormalWeb"/>
+        <w:spacing w:before="40" w:beforeAutospacing="0" w:after="40" w:afterAutospacing="0"/>
+        <w:ind w:left="580" w:hanging="280"/>
+      </w:pPr>
+      <w:r>
+        <w:rPr>
+          <w:rFonts w:ascii="Cambria" w:hAnsi="Cambria"/>
+          <w:color w:val="EF4623"/>
+        </w:rPr>
+        <w:t>•</w:t>
+      </w:r>
+      <w:r>
+        <w:rPr>
+          <w:color w:val="EF4623"/>
+          <w:sz w:val="14"/>
+          <w:szCs w:val="14"/>
+        </w:rPr>
+        <w:t xml:space="preserve">   </w:t>
+      </w:r>
+      <w:r>
+        <w:rPr>
+          <w:rStyle w:val="apple-tab-span"/>
+          <w:color w:val="EF4623"/>
+          <w:sz w:val="14"/>
+          <w:szCs w:val="14"/>
+        </w:rPr>
+        <w:tab/>
+      </w:r>
+      <w:r>
+        <w:rPr>
+          <w:color w:val="000000"/>
+        </w:rPr>
+        <w:t>    ON a.AppointmentID = treatment_totals.AppointmentID</w:t>
+      </w:r>
+    </w:p>
+    <w:p>
+      <w:pPr>
+        <w:pStyle w:val="NormalWeb"/>
+        <w:spacing w:before="40" w:beforeAutospacing="0" w:after="40" w:afterAutospacing="0"/>
+        <w:ind w:left="580" w:hanging="280"/>
+      </w:pPr>
+      <w:r>
+        <w:rPr>
+          <w:rFonts w:ascii="Cambria" w:hAnsi="Cambria"/>
+          <w:color w:val="EF4623"/>
+        </w:rPr>
+        <w:t>•</w:t>
+      </w:r>
+      <w:r>
+        <w:rPr>
+          <w:color w:val="EF4623"/>
+          <w:sz w:val="14"/>
+          <w:szCs w:val="14"/>
+        </w:rPr>
+        <w:t xml:space="preserve">   </w:t>
+      </w:r>
+      <w:r>
+        <w:rPr>
+          <w:rStyle w:val="apple-tab-span"/>
+          <w:color w:val="EF4623"/>
+          <w:sz w:val="14"/>
+          <w:szCs w:val="14"/>
+        </w:rPr>
+        <w:tab/>
+      </w:r>
+      <w:r>
+        <w:rPr>
+          <w:color w:val="000000"/>
+        </w:rPr>
+        <w:t>LEFT JOIN (</w:t>
+      </w:r>
+    </w:p>
+    <w:p>
+      <w:pPr>
+        <w:pStyle w:val="NormalWeb"/>
+        <w:spacing w:before="40" w:beforeAutospacing="0" w:after="40" w:afterAutospacing="0"/>
+        <w:ind w:left="580" w:hanging="280"/>
+      </w:pPr>
+      <w:r>
+        <w:rPr>
+          <w:rFonts w:ascii="Cambria" w:hAnsi="Cambria"/>
+          <w:color w:val="EF4623"/>
+        </w:rPr>
+        <w:t>•</w:t>
+      </w:r>
+      <w:r>
+        <w:rPr>
+          <w:color w:val="EF4623"/>
+          <w:sz w:val="14"/>
+          <w:szCs w:val="14"/>
+        </w:rPr>
+        <w:t xml:space="preserve">   </w:t>
+      </w:r>
+      <w:r>
+        <w:rPr>
+          <w:rStyle w:val="apple-tab-span"/>
+          <w:color w:val="EF4623"/>
+          <w:sz w:val="14"/>
+          <w:szCs w:val="14"/>
+        </w:rPr>
+        <w:tab/>
+      </w:r>
+      <w:r>
+        <w:rPr>
+          <w:color w:val="000000"/>
+        </w:rPr>
+        <w:t>    SELECT</w:t>
+      </w:r>
+    </w:p>
+    <w:p>
+      <w:pPr>
+        <w:pStyle w:val="NormalWeb"/>
+        <w:spacing w:before="40" w:beforeAutospacing="0" w:after="40" w:afterAutospacing="0"/>
+        <w:ind w:left="580" w:hanging="280"/>
+      </w:pPr>
+      <w:r>
+        <w:rPr>
+          <w:rFonts w:ascii="Cambria" w:hAnsi="Cambria"/>
+          <w:color w:val="EF4623"/>
+        </w:rPr>
+        <w:t>•</w:t>
+      </w:r>
+      <w:r>
+        <w:rPr>
+          <w:color w:val="EF4623"/>
+          <w:sz w:val="14"/>
+          <w:szCs w:val="14"/>
+        </w:rPr>
+        <w:t xml:space="preserve">   </w:t>
+      </w:r>
+      <w:r>
+        <w:rPr>
+          <w:rStyle w:val="apple-tab-span"/>
+          <w:color w:val="EF4623"/>
+          <w:sz w:val="14"/>
+          <w:szCs w:val="14"/>
+        </w:rPr>
+        <w:tab/>
+      </w:r>
+      <w:r>
+        <w:rPr>
+          <w:color w:val="000000"/>
+        </w:rPr>
+        <w:t>        AppointmentID,</w:t>
+      </w:r>
+    </w:p>
+    <w:p>
+      <w:pPr>
+        <w:pStyle w:val="NormalWeb"/>
+        <w:spacing w:before="40" w:beforeAutospacing="0" w:after="40" w:afterAutospacing="0"/>
+        <w:ind w:left="580" w:hanging="280"/>
+      </w:pPr>
+      <w:r>
+        <w:rPr>
+          <w:rFonts w:ascii="Cambria" w:hAnsi="Cambria"/>
+          <w:color w:val="EF4623"/>
+        </w:rPr>
+        <w:t>•</w:t>
+      </w:r>
+      <w:r>
+        <w:rPr>
+          <w:color w:val="EF4623"/>
+          <w:sz w:val="14"/>
+          <w:szCs w:val="14"/>
+        </w:rPr>
+        <w:t xml:space="preserve">   </w:t>
+      </w:r>
+      <w:r>
+        <w:rPr>
+          <w:rStyle w:val="apple-tab-span"/>
+          <w:color w:val="EF4623"/>
+          <w:sz w:val="14"/>
+          <w:szCs w:val="14"/>
+        </w:rPr>
+        <w:tab/>
+      </w:r>
+      <w:r>
+        <w:rPr>
+          <w:color w:val="000000"/>
+        </w:rPr>
+        <w:t>        SUM(AmountPaid) AS TotalAmountPaid</w:t>
+      </w:r>
+    </w:p>
+    <w:p>
+      <w:pPr>
+        <w:pStyle w:val="NormalWeb"/>
+        <w:spacing w:before="40" w:beforeAutospacing="0" w:after="40" w:afterAutospacing="0"/>
+        <w:ind w:left="580" w:hanging="280"/>
+      </w:pPr>
+      <w:r>
+        <w:rPr>
+          <w:rFonts w:ascii="Cambria" w:hAnsi="Cambria"/>
+          <w:color w:val="EF4623"/>
+        </w:rPr>
+        <w:t>•</w:t>
+      </w:r>
+      <w:r>
+        <w:rPr>
+          <w:color w:val="EF4623"/>
+          <w:sz w:val="14"/>
+          <w:szCs w:val="14"/>
+        </w:rPr>
+        <w:t xml:space="preserve">   </w:t>
+      </w:r>
+      <w:r>
+        <w:rPr>
+          <w:rStyle w:val="apple-tab-span"/>
+          <w:color w:val="EF4623"/>
+          <w:sz w:val="14"/>
+          <w:szCs w:val="14"/>
+        </w:rPr>
+        <w:tab/>
+      </w:r>
+      <w:r>
+        <w:rPr>
+          <w:color w:val="000000"/>
+        </w:rPr>
+        <w:t>    FROM Payment</w:t>
+      </w:r>
+    </w:p>
+    <w:p>
+      <w:pPr>
+        <w:pStyle w:val="NormalWeb"/>
+        <w:spacing w:before="40" w:beforeAutospacing="0" w:after="40" w:afterAutospacing="0"/>
+        <w:ind w:left="580" w:hanging="280"/>
+      </w:pPr>
+      <w:r>
+        <w:rPr>
+          <w:rFonts w:ascii="Cambria" w:hAnsi="Cambria"/>
+          <w:color w:val="EF4623"/>
+        </w:rPr>
+        <w:t>•</w:t>
+      </w:r>
+      <w:r>
+        <w:rPr>
+          <w:color w:val="EF4623"/>
+          <w:sz w:val="14"/>
+          <w:szCs w:val="14"/>
+        </w:rPr>
+        <w:t xml:space="preserve">   </w:t>
+      </w:r>
+      <w:r>
+        <w:rPr>
+          <w:rStyle w:val="apple-tab-span"/>
+          <w:color w:val="EF4623"/>
+          <w:sz w:val="14"/>
+          <w:szCs w:val="14"/>
+        </w:rPr>
+        <w:tab/>
+      </w:r>
+      <w:r>
+        <w:rPr>
+          <w:color w:val="000000"/>
+        </w:rPr>
+        <w:t>    WHERE PaymentStatus &lt;&gt; 'Refunded'</w:t>
+      </w:r>
+    </w:p>
+    <w:p>
+      <w:pPr>
+        <w:pStyle w:val="NormalWeb"/>
+        <w:spacing w:before="40" w:beforeAutospacing="0" w:after="40" w:afterAutospacing="0"/>
+        <w:ind w:left="580" w:hanging="280"/>
+      </w:pPr>
+      <w:r>
+        <w:rPr>
+          <w:rFonts w:ascii="Cambria" w:hAnsi="Cambria"/>
+          <w:color w:val="EF4623"/>
+        </w:rPr>
+        <w:t>•</w:t>
+      </w:r>
+      <w:r>
+        <w:rPr>
+          <w:color w:val="EF4623"/>
+          <w:sz w:val="14"/>
+          <w:szCs w:val="14"/>
+        </w:rPr>
+        <w:t xml:space="preserve">   </w:t>
+      </w:r>
+      <w:r>
+        <w:rPr>
+          <w:rStyle w:val="apple-tab-span"/>
+          <w:color w:val="EF4623"/>
+          <w:sz w:val="14"/>
+          <w:szCs w:val="14"/>
+        </w:rPr>
+        <w:tab/>
+      </w:r>
+      <w:r>
+        <w:rPr>
+          <w:color w:val="000000"/>
+        </w:rPr>
+        <w:t>    GROUP BY AppointmentID</w:t>
+      </w:r>
+    </w:p>
+    <w:p>
+      <w:pPr>
+        <w:pStyle w:val="NormalWeb"/>
+        <w:spacing w:before="40" w:beforeAutospacing="0" w:after="40" w:afterAutospacing="0"/>
+        <w:ind w:left="580" w:hanging="280"/>
+      </w:pPr>
+      <w:r>
+        <w:rPr>
+          <w:rFonts w:ascii="Cambria" w:hAnsi="Cambria"/>
+          <w:color w:val="EF4623"/>
+        </w:rPr>
+        <w:t>•</w:t>
+      </w:r>
+      <w:r>
+        <w:rPr>
+          <w:color w:val="EF4623"/>
+          <w:sz w:val="14"/>
+          <w:szCs w:val="14"/>
+        </w:rPr>
+        <w:t xml:space="preserve">   </w:t>
+      </w:r>
+      <w:r>
+        <w:rPr>
+          <w:rStyle w:val="apple-tab-span"/>
+          <w:color w:val="EF4623"/>
+          <w:sz w:val="14"/>
+          <w:szCs w:val="14"/>
+        </w:rPr>
+        <w:tab/>
+      </w:r>
+      <w:r>
+        <w:rPr>
+          <w:color w:val="000000"/>
+        </w:rPr>
+        <w:t>) AS payment_totals</w:t>
+      </w:r>
+    </w:p>
+    <w:p>
+      <w:pPr>
+        <w:pStyle w:val="NormalWeb"/>
+        <w:spacing w:before="40" w:beforeAutospacing="0" w:after="40" w:afterAutospacing="0"/>
+        <w:ind w:left="580" w:hanging="280"/>
+      </w:pPr>
+      <w:r>
+        <w:rPr>
+          <w:rFonts w:ascii="Cambria" w:hAnsi="Cambria"/>
+          <w:color w:val="EF4623"/>
+        </w:rPr>
+        <w:lastRenderedPageBreak/>
+        <w:t>•</w:t>
+      </w:r>
+      <w:r>
+        <w:rPr>
+          <w:color w:val="EF4623"/>
+          <w:sz w:val="14"/>
+          <w:szCs w:val="14"/>
+        </w:rPr>
+        <w:t xml:space="preserve">   </w:t>
+      </w:r>
+      <w:r>
+        <w:rPr>
+          <w:rStyle w:val="apple-tab-span"/>
+          <w:color w:val="EF4623"/>
+          <w:sz w:val="14"/>
+          <w:szCs w:val="14"/>
+        </w:rPr>
+        <w:tab/>
+      </w:r>
+      <w:r>
+        <w:rPr>
+          <w:color w:val="000000"/>
+        </w:rPr>
+        <w:t>    ON a.AppointmentID = payment_totals.AppointmentID;</w:t>
+      </w:r>
+    </w:p>
+    <w:p>
+      <w:pPr>
+        <w:pStyle w:val="NormalWeb"/>
+        <w:spacing w:before="160" w:beforeAutospacing="0" w:after="0" w:afterAutospacing="0"/>
+      </w:pPr>
+      <w:r>
+        <w:rPr>
+          <w:b/>
+          <w:bCs/>
+          <w:color w:val="000000"/>
+        </w:rPr>
+        <w:t>8. Create a TRIGGER</w:t>
+      </w:r>
+    </w:p>
+    <w:p>
+      <w:pPr>
+        <w:pStyle w:val="NormalWeb"/>
+        <w:spacing w:before="160" w:beforeAutospacing="0" w:after="0" w:afterAutospacing="0"/>
+      </w:pPr>
+      <w:r>
+        <w:rPr>
+          <w:color w:val="000000"/>
+        </w:rPr>
+        <w:t>This trigger prevents the clinic from recording payments that would make the cumulative payment amount exceed the total treatment cost of an appointment.</w:t>
+      </w:r>
+    </w:p>
+    <w:p>
+      <w:pPr>
+        <w:pStyle w:val="NormalWeb"/>
+        <w:spacing w:before="40" w:beforeAutospacing="0" w:after="40" w:afterAutospacing="0"/>
+        <w:ind w:left="580" w:hanging="280"/>
+      </w:pPr>
+      <w:r>
+        <w:rPr>
+          <w:rFonts w:ascii="Cambria" w:hAnsi="Cambria"/>
+          <w:color w:val="EF4623"/>
+        </w:rPr>
+        <w:t>•</w:t>
+      </w:r>
+      <w:r>
+        <w:rPr>
+          <w:color w:val="EF4623"/>
+          <w:sz w:val="14"/>
+          <w:szCs w:val="14"/>
+        </w:rPr>
+        <w:t xml:space="preserve">   </w:t>
+      </w:r>
+      <w:r>
+        <w:rPr>
+          <w:rStyle w:val="apple-tab-span"/>
+          <w:color w:val="EF4623"/>
+          <w:sz w:val="14"/>
+          <w:szCs w:val="14"/>
+        </w:rPr>
+        <w:tab/>
+      </w:r>
+      <w:r>
+        <w:rPr>
+          <w:color w:val="000000"/>
+        </w:rPr>
+        <w:t>DELIMITER //</w:t>
+      </w:r>
+    </w:p>
+    <w:p>
+      <w:pPr>
+        <w:pStyle w:val="NormalWeb"/>
+        <w:spacing w:before="40" w:beforeAutospacing="0" w:after="40" w:afterAutospacing="0"/>
+        <w:ind w:left="580" w:hanging="280"/>
+      </w:pPr>
+      <w:r>
+        <w:rPr>
+          <w:rFonts w:ascii="Cambria" w:hAnsi="Cambria"/>
+          <w:color w:val="EF4623"/>
+        </w:rPr>
+        <w:t>•</w:t>
+      </w:r>
+      <w:r>
+        <w:rPr>
+          <w:color w:val="EF4623"/>
+          <w:sz w:val="14"/>
+          <w:szCs w:val="14"/>
+        </w:rPr>
+        <w:t xml:space="preserve">   </w:t>
+      </w:r>
+      <w:r>
+        <w:rPr>
+          <w:rStyle w:val="apple-tab-span"/>
+          <w:color w:val="EF4623"/>
+          <w:sz w:val="14"/>
+          <w:szCs w:val="14"/>
+        </w:rPr>
+        <w:tab/>
+      </w:r>
+      <w:r>
+        <w:rPr>
+          <w:color w:val="000000"/>
+        </w:rPr>
+        <w:t> </w:t>
+      </w:r>
+    </w:p>
+    <w:p>
+      <w:pPr>
+        <w:pStyle w:val="NormalWeb"/>
+        <w:spacing w:before="40" w:beforeAutospacing="0" w:after="40" w:afterAutospacing="0"/>
+        <w:ind w:left="580" w:hanging="280"/>
+      </w:pPr>
+      <w:r>
+        <w:rPr>
+          <w:rFonts w:ascii="Cambria" w:hAnsi="Cambria"/>
+          <w:color w:val="EF4623"/>
+        </w:rPr>
+        <w:t>•</w:t>
+      </w:r>
+      <w:r>
+        <w:rPr>
+          <w:color w:val="EF4623"/>
+          <w:sz w:val="14"/>
+          <w:szCs w:val="14"/>
+        </w:rPr>
+        <w:t xml:space="preserve">   </w:t>
+      </w:r>
+      <w:r>
+        <w:rPr>
+          <w:rStyle w:val="apple-tab-span"/>
+          <w:color w:val="EF4623"/>
+          <w:sz w:val="14"/>
+          <w:szCs w:val="14"/>
+        </w:rPr>
+        <w:tab/>
+      </w:r>
+      <w:r>
+        <w:rPr>
+          <w:color w:val="000000"/>
+        </w:rPr>
+        <w:t>CREATE TRIGGER BeforePaymentInsert</w:t>
+      </w:r>
+    </w:p>
+    <w:p>
+      <w:pPr>
+        <w:pStyle w:val="NormalWeb"/>
+        <w:spacing w:before="40" w:beforeAutospacing="0" w:after="40" w:afterAutospacing="0"/>
+        <w:ind w:left="580" w:hanging="280"/>
+      </w:pPr>
+      <w:r>
+        <w:rPr>
+          <w:rFonts w:ascii="Cambria" w:hAnsi="Cambria"/>
+          <w:color w:val="EF4623"/>
+        </w:rPr>
+        <w:t>•</w:t>
+      </w:r>
+      <w:r>
+        <w:rPr>
+          <w:color w:val="EF4623"/>
+          <w:sz w:val="14"/>
+          <w:szCs w:val="14"/>
+        </w:rPr>
+        <w:t xml:space="preserve">   </w:t>
+      </w:r>
+      <w:r>
+        <w:rPr>
+          <w:rStyle w:val="apple-tab-span"/>
+          <w:color w:val="EF4623"/>
+          <w:sz w:val="14"/>
+          <w:szCs w:val="14"/>
+        </w:rPr>
+        <w:tab/>
+      </w:r>
+      <w:r>
+        <w:rPr>
+          <w:color w:val="000000"/>
+        </w:rPr>
+        <w:t>BEFORE INSERT ON Payment</w:t>
+      </w:r>
+    </w:p>
+    <w:p>
+      <w:pPr>
+        <w:pStyle w:val="NormalWeb"/>
+        <w:spacing w:before="40" w:beforeAutospacing="0" w:after="40" w:afterAutospacing="0"/>
+        <w:ind w:left="580" w:hanging="280"/>
+      </w:pPr>
+      <w:r>
+        <w:rPr>
+          <w:rFonts w:ascii="Cambria" w:hAnsi="Cambria"/>
+          <w:color w:val="EF4623"/>
+        </w:rPr>
+        <w:t>•</w:t>
+      </w:r>
+      <w:r>
+        <w:rPr>
+          <w:color w:val="EF4623"/>
+          <w:sz w:val="14"/>
+          <w:szCs w:val="14"/>
+        </w:rPr>
+        <w:t xml:space="preserve">   </w:t>
+      </w:r>
+      <w:r>
+        <w:rPr>
+          <w:rStyle w:val="apple-tab-span"/>
+          <w:color w:val="EF4623"/>
+          <w:sz w:val="14"/>
+          <w:szCs w:val="14"/>
+        </w:rPr>
+        <w:tab/>
+      </w:r>
+      <w:r>
+        <w:rPr>
+          <w:color w:val="000000"/>
+        </w:rPr>
+        <w:t>FOR EACH ROW</w:t>
+      </w:r>
+    </w:p>
+    <w:p>
+      <w:pPr>
+        <w:pStyle w:val="NormalWeb"/>
+        <w:spacing w:before="40" w:beforeAutospacing="0" w:after="40" w:afterAutospacing="0"/>
+        <w:ind w:left="580" w:hanging="280"/>
+      </w:pPr>
+      <w:r>
+        <w:rPr>
+          <w:rFonts w:ascii="Cambria" w:hAnsi="Cambria"/>
+          <w:color w:val="EF4623"/>
+        </w:rPr>
+        <w:t>•</w:t>
+      </w:r>
+      <w:r>
+        <w:rPr>
+          <w:color w:val="EF4623"/>
+          <w:sz w:val="14"/>
+          <w:szCs w:val="14"/>
+        </w:rPr>
+        <w:t xml:space="preserve">   </w:t>
+      </w:r>
+      <w:r>
+        <w:rPr>
+          <w:rStyle w:val="apple-tab-span"/>
+          <w:color w:val="EF4623"/>
+          <w:sz w:val="14"/>
+          <w:szCs w:val="14"/>
+        </w:rPr>
+        <w:tab/>
+      </w:r>
+      <w:r>
+        <w:rPr>
+          <w:color w:val="000000"/>
+        </w:rPr>
+        <w:t>BEGIN</w:t>
+      </w:r>
+    </w:p>
+    <w:p>
+      <w:pPr>
+        <w:pStyle w:val="NormalWeb"/>
+        <w:spacing w:before="40" w:beforeAutospacing="0" w:after="40" w:afterAutospacing="0"/>
+        <w:ind w:left="580" w:hanging="280"/>
+      </w:pPr>
+      <w:r>
+        <w:rPr>
+          <w:rFonts w:ascii="Cambria" w:hAnsi="Cambria"/>
+          <w:color w:val="EF4623"/>
+        </w:rPr>
+        <w:t>•</w:t>
+      </w:r>
+      <w:r>
+        <w:rPr>
+          <w:color w:val="EF4623"/>
+          <w:sz w:val="14"/>
+          <w:szCs w:val="14"/>
+        </w:rPr>
+        <w:t xml:space="preserve">   </w:t>
+      </w:r>
+      <w:r>
+        <w:rPr>
+          <w:rStyle w:val="apple-tab-span"/>
+          <w:color w:val="EF4623"/>
+          <w:sz w:val="14"/>
+          <w:szCs w:val="14"/>
+        </w:rPr>
+        <w:tab/>
+      </w:r>
+      <w:r>
+        <w:rPr>
+          <w:color w:val="000000"/>
+        </w:rPr>
+        <w:t>    DECLARE TotalCost DECIMAL(10,2) DEFAULT 0.00;</w:t>
+      </w:r>
+    </w:p>
+    <w:p>
+      <w:pPr>
+        <w:pStyle w:val="NormalWeb"/>
+        <w:spacing w:before="40" w:beforeAutospacing="0" w:after="40" w:afterAutospacing="0"/>
+        <w:ind w:left="580" w:hanging="280"/>
+      </w:pPr>
+      <w:r>
+        <w:rPr>
+          <w:rFonts w:ascii="Cambria" w:hAnsi="Cambria"/>
+          <w:color w:val="EF4623"/>
+        </w:rPr>
+        <w:t>•</w:t>
+      </w:r>
+      <w:r>
+        <w:rPr>
+          <w:color w:val="EF4623"/>
+          <w:sz w:val="14"/>
+          <w:szCs w:val="14"/>
+        </w:rPr>
+        <w:t xml:space="preserve">   </w:t>
+      </w:r>
+      <w:r>
+        <w:rPr>
+          <w:rStyle w:val="apple-tab-span"/>
+          <w:color w:val="EF4623"/>
+          <w:sz w:val="14"/>
+          <w:szCs w:val="14"/>
+        </w:rPr>
+        <w:tab/>
+      </w:r>
+      <w:r>
+        <w:rPr>
+          <w:color w:val="000000"/>
+        </w:rPr>
+        <w:t>    DECLARE ExistingPayments DECIMAL(10,2) DEFAULT 0.00;</w:t>
+      </w:r>
+    </w:p>
+    <w:p>
+      <w:pPr>
+        <w:pStyle w:val="NormalWeb"/>
+        <w:spacing w:before="40" w:beforeAutospacing="0" w:after="40" w:afterAutospacing="0"/>
+        <w:ind w:left="580" w:hanging="280"/>
+      </w:pPr>
+      <w:r>
+        <w:rPr>
+          <w:rFonts w:ascii="Cambria" w:hAnsi="Cambria"/>
+          <w:color w:val="EF4623"/>
+        </w:rPr>
+        <w:t>•</w:t>
+      </w:r>
+      <w:r>
+        <w:rPr>
+          <w:color w:val="EF4623"/>
+          <w:sz w:val="14"/>
+          <w:szCs w:val="14"/>
+        </w:rPr>
+        <w:t xml:space="preserve">   </w:t>
+      </w:r>
+      <w:r>
+        <w:rPr>
+          <w:rStyle w:val="apple-tab-span"/>
+          <w:color w:val="EF4623"/>
+          <w:sz w:val="14"/>
+          <w:szCs w:val="14"/>
+        </w:rPr>
+        <w:tab/>
+      </w:r>
+      <w:r>
+        <w:rPr>
+          <w:color w:val="000000"/>
+        </w:rPr>
+        <w:t> </w:t>
+      </w:r>
+    </w:p>
+    <w:p>
+      <w:pPr>
+        <w:pStyle w:val="NormalWeb"/>
+        <w:spacing w:before="40" w:beforeAutospacing="0" w:after="40" w:afterAutospacing="0"/>
+        <w:ind w:left="580" w:hanging="280"/>
+      </w:pPr>
+      <w:r>
+        <w:rPr>
+          <w:rFonts w:ascii="Cambria" w:hAnsi="Cambria"/>
+          <w:color w:val="EF4623"/>
+        </w:rPr>
+        <w:t>•</w:t>
+      </w:r>
+      <w:r>
+        <w:rPr>
+          <w:color w:val="EF4623"/>
+          <w:sz w:val="14"/>
+          <w:szCs w:val="14"/>
+        </w:rPr>
+        <w:t xml:space="preserve">   </w:t>
+      </w:r>
+      <w:r>
+        <w:rPr>
+          <w:rStyle w:val="apple-tab-span"/>
+          <w:color w:val="EF4623"/>
+          <w:sz w:val="14"/>
+          <w:szCs w:val="14"/>
+        </w:rPr>
+        <w:tab/>
+      </w:r>
+      <w:r>
+        <w:rPr>
+          <w:color w:val="000000"/>
+        </w:rPr>
+        <w:t>    SELECT COALESCE(SUM(Cost), 0.00)</w:t>
+      </w:r>
+    </w:p>
+    <w:p>
+      <w:pPr>
+        <w:pStyle w:val="NormalWeb"/>
+        <w:spacing w:before="40" w:beforeAutospacing="0" w:after="40" w:afterAutospacing="0"/>
+        <w:ind w:left="580" w:hanging="280"/>
+      </w:pPr>
+      <w:r>
+        <w:rPr>
+          <w:rFonts w:ascii="Cambria" w:hAnsi="Cambria"/>
+          <w:color w:val="EF4623"/>
+        </w:rPr>
+        <w:t>•</w:t>
+      </w:r>
+      <w:r>
+        <w:rPr>
+          <w:color w:val="EF4623"/>
+          <w:sz w:val="14"/>
+          <w:szCs w:val="14"/>
+        </w:rPr>
+        <w:t xml:space="preserve">   </w:t>
+      </w:r>
+      <w:r>
+        <w:rPr>
+          <w:rStyle w:val="apple-tab-span"/>
+          <w:color w:val="EF4623"/>
+          <w:sz w:val="14"/>
+          <w:szCs w:val="14"/>
+        </w:rPr>
+        <w:tab/>
+      </w:r>
+      <w:r>
+        <w:rPr>
+          <w:color w:val="000000"/>
+        </w:rPr>
+        <w:t>    INTO TotalCost</w:t>
+      </w:r>
+    </w:p>
+    <w:p>
+      <w:pPr>
+        <w:pStyle w:val="NormalWeb"/>
+        <w:spacing w:before="40" w:beforeAutospacing="0" w:after="40" w:afterAutospacing="0"/>
+        <w:ind w:left="580" w:hanging="280"/>
+      </w:pPr>
+      <w:r>
+        <w:rPr>
+          <w:rFonts w:ascii="Cambria" w:hAnsi="Cambria"/>
+          <w:color w:val="EF4623"/>
+        </w:rPr>
+        <w:t>•</w:t>
+      </w:r>
+      <w:r>
+        <w:rPr>
+          <w:color w:val="EF4623"/>
+          <w:sz w:val="14"/>
+          <w:szCs w:val="14"/>
+        </w:rPr>
+        <w:t xml:space="preserve">   </w:t>
+      </w:r>
+      <w:r>
+        <w:rPr>
+          <w:rStyle w:val="apple-tab-span"/>
+          <w:color w:val="EF4623"/>
+          <w:sz w:val="14"/>
+          <w:szCs w:val="14"/>
+        </w:rPr>
+        <w:tab/>
+      </w:r>
+      <w:r>
+        <w:rPr>
+          <w:color w:val="000000"/>
+        </w:rPr>
+        <w:t>    FROM Treatment</w:t>
+      </w:r>
+    </w:p>
+    <w:p>
+      <w:pPr>
+        <w:pStyle w:val="NormalWeb"/>
+        <w:spacing w:before="40" w:beforeAutospacing="0" w:after="40" w:afterAutospacing="0"/>
+        <w:ind w:left="580" w:hanging="280"/>
+      </w:pPr>
+      <w:r>
+        <w:rPr>
+          <w:rFonts w:ascii="Cambria" w:hAnsi="Cambria"/>
+          <w:color w:val="EF4623"/>
+        </w:rPr>
+        <w:t>•</w:t>
+      </w:r>
+      <w:r>
+        <w:rPr>
+          <w:color w:val="EF4623"/>
+          <w:sz w:val="14"/>
+          <w:szCs w:val="14"/>
+        </w:rPr>
+        <w:t xml:space="preserve">   </w:t>
+      </w:r>
+      <w:r>
+        <w:rPr>
+          <w:rStyle w:val="apple-tab-span"/>
+          <w:color w:val="EF4623"/>
+          <w:sz w:val="14"/>
+          <w:szCs w:val="14"/>
+        </w:rPr>
+        <w:tab/>
+      </w:r>
+      <w:r>
+        <w:rPr>
+          <w:color w:val="000000"/>
+        </w:rPr>
+        <w:t>    WHERE AppointmentID = NEW.AppointmentID;</w:t>
+      </w:r>
+    </w:p>
+    <w:p>
+      <w:pPr>
+        <w:pStyle w:val="NormalWeb"/>
+        <w:spacing w:before="40" w:beforeAutospacing="0" w:after="40" w:afterAutospacing="0"/>
+        <w:ind w:left="580" w:hanging="280"/>
+      </w:pPr>
+      <w:r>
+        <w:rPr>
+          <w:rFonts w:ascii="Cambria" w:hAnsi="Cambria"/>
+          <w:color w:val="EF4623"/>
+        </w:rPr>
+        <w:t>•</w:t>
+      </w:r>
+      <w:r>
+        <w:rPr>
+          <w:color w:val="EF4623"/>
+          <w:sz w:val="14"/>
+          <w:szCs w:val="14"/>
+        </w:rPr>
+        <w:t xml:space="preserve">   </w:t>
+      </w:r>
+      <w:r>
+        <w:rPr>
+          <w:rStyle w:val="apple-tab-span"/>
+          <w:color w:val="EF4623"/>
+          <w:sz w:val="14"/>
+          <w:szCs w:val="14"/>
+        </w:rPr>
+        <w:tab/>
+      </w:r>
+      <w:r>
+        <w:rPr>
+          <w:color w:val="000000"/>
+        </w:rPr>
+        <w:t> </w:t>
+      </w:r>
+    </w:p>
+    <w:p>
+      <w:pPr>
+        <w:pStyle w:val="NormalWeb"/>
+        <w:spacing w:before="40" w:beforeAutospacing="0" w:after="40" w:afterAutospacing="0"/>
+        <w:ind w:left="580" w:hanging="280"/>
+      </w:pPr>
+      <w:r>
+        <w:rPr>
+          <w:rFonts w:ascii="Cambria" w:hAnsi="Cambria"/>
+          <w:color w:val="EF4623"/>
+        </w:rPr>
+        <w:t>•</w:t>
+      </w:r>
+      <w:r>
+        <w:rPr>
+          <w:color w:val="EF4623"/>
+          <w:sz w:val="14"/>
+          <w:szCs w:val="14"/>
+        </w:rPr>
+        <w:t xml:space="preserve">   </w:t>
+      </w:r>
+      <w:r>
+        <w:rPr>
+          <w:rStyle w:val="apple-tab-span"/>
+          <w:color w:val="EF4623"/>
+          <w:sz w:val="14"/>
+          <w:szCs w:val="14"/>
+        </w:rPr>
+        <w:tab/>
+      </w:r>
+      <w:r>
+        <w:rPr>
+          <w:color w:val="000000"/>
+        </w:rPr>
+        <w:t>    SELECT COALESCE(SUM(AmountPaid), 0.00)</w:t>
+      </w:r>
+    </w:p>
+    <w:p>
+      <w:pPr>
+        <w:pStyle w:val="NormalWeb"/>
+        <w:spacing w:before="40" w:beforeAutospacing="0" w:after="40" w:afterAutospacing="0"/>
+        <w:ind w:left="580" w:hanging="280"/>
+      </w:pPr>
+      <w:r>
+        <w:rPr>
+          <w:rFonts w:ascii="Cambria" w:hAnsi="Cambria"/>
+          <w:color w:val="EF4623"/>
+        </w:rPr>
+        <w:t>•</w:t>
+      </w:r>
+      <w:r>
+        <w:rPr>
+          <w:color w:val="EF4623"/>
+          <w:sz w:val="14"/>
+          <w:szCs w:val="14"/>
+        </w:rPr>
+        <w:t xml:space="preserve">   </w:t>
+      </w:r>
+      <w:r>
+        <w:rPr>
+          <w:rStyle w:val="apple-tab-span"/>
+          <w:color w:val="EF4623"/>
+          <w:sz w:val="14"/>
+          <w:szCs w:val="14"/>
+        </w:rPr>
+        <w:tab/>
+      </w:r>
+      <w:r>
+        <w:rPr>
+          <w:color w:val="000000"/>
+        </w:rPr>
+        <w:t>    INTO ExistingPayments</w:t>
+      </w:r>
+    </w:p>
+    <w:p>
+      <w:pPr>
+        <w:pStyle w:val="NormalWeb"/>
+        <w:spacing w:before="40" w:beforeAutospacing="0" w:after="40" w:afterAutospacing="0"/>
+        <w:ind w:left="580" w:hanging="280"/>
+      </w:pPr>
+      <w:r>
+        <w:rPr>
+          <w:rFonts w:ascii="Cambria" w:hAnsi="Cambria"/>
+          <w:color w:val="EF4623"/>
+        </w:rPr>
+        <w:t>•</w:t>
+      </w:r>
+      <w:r>
+        <w:rPr>
+          <w:color w:val="EF4623"/>
+          <w:sz w:val="14"/>
+          <w:szCs w:val="14"/>
+        </w:rPr>
+        <w:t xml:space="preserve">   </w:t>
+      </w:r>
+      <w:r>
+        <w:rPr>
+          <w:rStyle w:val="apple-tab-span"/>
+          <w:color w:val="EF4623"/>
+          <w:sz w:val="14"/>
+          <w:szCs w:val="14"/>
+        </w:rPr>
+        <w:tab/>
+      </w:r>
+      <w:r>
+        <w:rPr>
+          <w:color w:val="000000"/>
+        </w:rPr>
+        <w:t>    FROM Payment</w:t>
+      </w:r>
+    </w:p>
+    <w:p>
+      <w:pPr>
+        <w:pStyle w:val="NormalWeb"/>
+        <w:spacing w:before="40" w:beforeAutospacing="0" w:after="40" w:afterAutospacing="0"/>
+        <w:ind w:left="580" w:hanging="280"/>
+      </w:pPr>
+      <w:r>
+        <w:rPr>
+          <w:rFonts w:ascii="Cambria" w:hAnsi="Cambria"/>
+          <w:color w:val="EF4623"/>
+        </w:rPr>
+        <w:t>•</w:t>
+      </w:r>
+      <w:r>
+        <w:rPr>
+          <w:color w:val="EF4623"/>
+          <w:sz w:val="14"/>
+          <w:szCs w:val="14"/>
+        </w:rPr>
+        <w:t xml:space="preserve">   </w:t>
+      </w:r>
+      <w:r>
+        <w:rPr>
+          <w:rStyle w:val="apple-tab-span"/>
+          <w:color w:val="EF4623"/>
+          <w:sz w:val="14"/>
+          <w:szCs w:val="14"/>
+        </w:rPr>
+        <w:tab/>
+      </w:r>
+      <w:r>
+        <w:rPr>
+          <w:color w:val="000000"/>
+        </w:rPr>
+        <w:t>    WHERE AppointmentID = NEW.AppointmentID</w:t>
+      </w:r>
+    </w:p>
+    <w:p>
+      <w:pPr>
+        <w:pStyle w:val="NormalWeb"/>
+        <w:spacing w:before="40" w:beforeAutospacing="0" w:after="40" w:afterAutospacing="0"/>
+        <w:ind w:left="580" w:hanging="280"/>
+      </w:pPr>
+      <w:r>
+        <w:rPr>
+          <w:rFonts w:ascii="Cambria" w:hAnsi="Cambria"/>
+          <w:color w:val="EF4623"/>
+        </w:rPr>
+        <w:t>•</w:t>
+      </w:r>
+      <w:r>
+        <w:rPr>
+          <w:color w:val="EF4623"/>
+          <w:sz w:val="14"/>
+          <w:szCs w:val="14"/>
+        </w:rPr>
+        <w:t xml:space="preserve">   </w:t>
+      </w:r>
+      <w:r>
+        <w:rPr>
+          <w:rStyle w:val="apple-tab-span"/>
+          <w:color w:val="EF4623"/>
+          <w:sz w:val="14"/>
+          <w:szCs w:val="14"/>
+        </w:rPr>
+        <w:tab/>
+      </w:r>
+      <w:r>
+        <w:rPr>
+          <w:color w:val="000000"/>
+        </w:rPr>
+        <w:t>      AND PaymentStatus &lt;&gt; 'Refunded';</w:t>
+      </w:r>
+    </w:p>
+    <w:p>
+      <w:pPr>
+        <w:pStyle w:val="NormalWeb"/>
+        <w:spacing w:before="40" w:beforeAutospacing="0" w:after="40" w:afterAutospacing="0"/>
+        <w:ind w:left="580" w:hanging="280"/>
+      </w:pPr>
+      <w:r>
+        <w:rPr>
+          <w:rFonts w:ascii="Cambria" w:hAnsi="Cambria"/>
+          <w:color w:val="EF4623"/>
+        </w:rPr>
+        <w:t>•</w:t>
+      </w:r>
+      <w:r>
+        <w:rPr>
+          <w:color w:val="EF4623"/>
+          <w:sz w:val="14"/>
+          <w:szCs w:val="14"/>
+        </w:rPr>
+        <w:t xml:space="preserve">   </w:t>
+      </w:r>
+      <w:r>
+        <w:rPr>
+          <w:rStyle w:val="apple-tab-span"/>
+          <w:color w:val="EF4623"/>
+          <w:sz w:val="14"/>
+          <w:szCs w:val="14"/>
+        </w:rPr>
+        <w:tab/>
+      </w:r>
+      <w:r>
+        <w:rPr>
+          <w:color w:val="000000"/>
+        </w:rPr>
+        <w:t> </w:t>
+      </w:r>
+    </w:p>
+    <w:p>
+      <w:pPr>
+        <w:pStyle w:val="NormalWeb"/>
+        <w:spacing w:before="40" w:beforeAutospacing="0" w:after="40" w:afterAutospacing="0"/>
+        <w:ind w:left="580" w:hanging="280"/>
+      </w:pPr>
+      <w:r>
+        <w:rPr>
+          <w:rFonts w:ascii="Cambria" w:hAnsi="Cambria"/>
+          <w:color w:val="EF4623"/>
+        </w:rPr>
+        <w:t>•</w:t>
+      </w:r>
+      <w:r>
+        <w:rPr>
+          <w:color w:val="EF4623"/>
+          <w:sz w:val="14"/>
+          <w:szCs w:val="14"/>
+        </w:rPr>
+        <w:t xml:space="preserve">   </w:t>
+      </w:r>
+      <w:r>
+        <w:rPr>
+          <w:rStyle w:val="apple-tab-span"/>
+          <w:color w:val="EF4623"/>
+          <w:sz w:val="14"/>
+          <w:szCs w:val="14"/>
+        </w:rPr>
+        <w:tab/>
+      </w:r>
+      <w:r>
+        <w:rPr>
+          <w:color w:val="000000"/>
+        </w:rPr>
+        <w:t>    IF NEW.PaymentStatus &lt;&gt; 'Refunded'</w:t>
+      </w:r>
+    </w:p>
+    <w:p>
+      <w:pPr>
+        <w:pStyle w:val="NormalWeb"/>
+        <w:spacing w:before="40" w:beforeAutospacing="0" w:after="40" w:afterAutospacing="0"/>
+        <w:ind w:left="580" w:hanging="280"/>
+      </w:pPr>
+      <w:r>
+        <w:rPr>
+          <w:rFonts w:ascii="Cambria" w:hAnsi="Cambria"/>
+          <w:color w:val="EF4623"/>
+        </w:rPr>
+        <w:t>•</w:t>
+      </w:r>
+      <w:r>
+        <w:rPr>
+          <w:color w:val="EF4623"/>
+          <w:sz w:val="14"/>
+          <w:szCs w:val="14"/>
+        </w:rPr>
+        <w:t xml:space="preserve">   </w:t>
+      </w:r>
+      <w:r>
+        <w:rPr>
+          <w:rStyle w:val="apple-tab-span"/>
+          <w:color w:val="EF4623"/>
+          <w:sz w:val="14"/>
+          <w:szCs w:val="14"/>
+        </w:rPr>
+        <w:tab/>
+      </w:r>
+      <w:r>
+        <w:rPr>
+          <w:color w:val="000000"/>
+        </w:rPr>
+        <w:t xml:space="preserve">       AND ExistingPayments + NEW.AmountPaid &gt; TotalCost THEN</w:t>
+      </w:r>
+    </w:p>
+    <w:p>
+      <w:pPr>
+        <w:pStyle w:val="NormalWeb"/>
+        <w:spacing w:before="40" w:beforeAutospacing="0" w:after="40" w:afterAutospacing="0"/>
+        <w:ind w:left="580" w:hanging="280"/>
+      </w:pPr>
+      <w:r>
+        <w:rPr>
+          <w:rFonts w:ascii="Cambria" w:hAnsi="Cambria"/>
+          <w:color w:val="EF4623"/>
+        </w:rPr>
+        <w:t>•</w:t>
+      </w:r>
+      <w:r>
+        <w:rPr>
+          <w:color w:val="EF4623"/>
+          <w:sz w:val="14"/>
+          <w:szCs w:val="14"/>
+        </w:rPr>
+        <w:t xml:space="preserve">   </w:t>
+      </w:r>
+      <w:r>
+        <w:rPr>
+          <w:rStyle w:val="apple-tab-span"/>
+          <w:color w:val="EF4623"/>
+          <w:sz w:val="14"/>
+          <w:szCs w:val="14"/>
+        </w:rPr>
+        <w:tab/>
+      </w:r>
+      <w:r>
+        <w:rPr>
+          <w:color w:val="000000"/>
+        </w:rPr>
+        <w:t> </w:t>
+      </w:r>
+    </w:p>
+    <w:p>
+      <w:pPr>
+        <w:pStyle w:val="NormalWeb"/>
+        <w:spacing w:before="40" w:beforeAutospacing="0" w:after="40" w:afterAutospacing="0"/>
+        <w:ind w:left="580" w:hanging="280"/>
+      </w:pPr>
+      <w:r>
+        <w:rPr>
+          <w:rFonts w:ascii="Cambria" w:hAnsi="Cambria"/>
+          <w:color w:val="EF4623"/>
+        </w:rPr>
+        <w:t>•</w:t>
+      </w:r>
+      <w:r>
+        <w:rPr>
+          <w:color w:val="EF4623"/>
+          <w:sz w:val="14"/>
+          <w:szCs w:val="14"/>
+        </w:rPr>
+        <w:t xml:space="preserve">   </w:t>
+      </w:r>
+      <w:r>
+        <w:rPr>
+          <w:rStyle w:val="apple-tab-span"/>
+          <w:color w:val="EF4623"/>
+          <w:sz w:val="14"/>
+          <w:szCs w:val="14"/>
+        </w:rPr>
+        <w:tab/>
+      </w:r>
+      <w:r>
+        <w:rPr>
+          <w:color w:val="000000"/>
+        </w:rPr>
+        <w:t>        SIGNAL SQLSTATE '45000'</w:t>
+      </w:r>
+    </w:p>
+    <w:p>
+      <w:pPr>
+        <w:pStyle w:val="NormalWeb"/>
+        <w:spacing w:before="40" w:beforeAutospacing="0" w:after="40" w:afterAutospacing="0"/>
+        <w:ind w:left="580" w:hanging="280"/>
+      </w:pPr>
+      <w:r>
+        <w:rPr>
+          <w:rFonts w:ascii="Cambria" w:hAnsi="Cambria"/>
+          <w:color w:val="EF4623"/>
+        </w:rPr>
+        <w:t>•</w:t>
+      </w:r>
+      <w:r>
+        <w:rPr>
+          <w:color w:val="EF4623"/>
+          <w:sz w:val="14"/>
+          <w:szCs w:val="14"/>
+        </w:rPr>
+        <w:t xml:space="preserve">   </w:t>
+      </w:r>
+      <w:r>
+        <w:rPr>
+          <w:rStyle w:val="apple-tab-span"/>
+          <w:color w:val="EF4623"/>
+          <w:sz w:val="14"/>
+          <w:szCs w:val="14"/>
+        </w:rPr>
+        <w:tab/>
+      </w:r>
+      <w:r>
+        <w:rPr>
+          <w:color w:val="000000"/>
+        </w:rPr>
+        <w:t>        SET MESSAGE_TEXT =</w:t>
+      </w:r>
+    </w:p>
+    <w:p>
+      <w:pPr>
+        <w:pStyle w:val="NormalWeb"/>
+        <w:spacing w:before="40" w:beforeAutospacing="0" w:after="40" w:afterAutospacing="0"/>
+        <w:ind w:left="580" w:hanging="280"/>
+      </w:pPr>
+      <w:r>
+        <w:rPr>
+          <w:rFonts w:ascii="Cambria" w:hAnsi="Cambria"/>
+          <w:color w:val="EF4623"/>
+        </w:rPr>
+        <w:t>•</w:t>
+      </w:r>
+      <w:r>
+        <w:rPr>
+          <w:color w:val="EF4623"/>
+          <w:sz w:val="14"/>
+          <w:szCs w:val="14"/>
+        </w:rPr>
+        <w:t xml:space="preserve">   </w:t>
+      </w:r>
+      <w:r>
+        <w:rPr>
+          <w:rStyle w:val="apple-tab-span"/>
+          <w:color w:val="EF4623"/>
+          <w:sz w:val="14"/>
+          <w:szCs w:val="14"/>
+        </w:rPr>
+        <w:tab/>
+      </w:r>
+      <w:r>
+        <w:rPr>
+          <w:color w:val="000000"/>
+        </w:rPr>
+        <w:t>            'Payment rejected: total payments exceed the treatment cost.';</w:t>
+      </w:r>
+    </w:p>
+    <w:p>
+      <w:pPr>
+        <w:pStyle w:val="NormalWeb"/>
+        <w:spacing w:before="40" w:beforeAutospacing="0" w:after="40" w:afterAutospacing="0"/>
+        <w:ind w:left="580" w:hanging="280"/>
+      </w:pPr>
+      <w:r>
+        <w:rPr>
+          <w:rFonts w:ascii="Cambria" w:hAnsi="Cambria"/>
+          <w:color w:val="EF4623"/>
+        </w:rPr>
+        <w:t>•</w:t>
+      </w:r>
+      <w:r>
+        <w:rPr>
+          <w:color w:val="EF4623"/>
+          <w:sz w:val="14"/>
+          <w:szCs w:val="14"/>
+        </w:rPr>
+        <w:t xml:space="preserve">   </w:t>
+      </w:r>
+      <w:r>
+        <w:rPr>
+          <w:rStyle w:val="apple-tab-span"/>
+          <w:color w:val="EF4623"/>
+          <w:sz w:val="14"/>
+          <w:szCs w:val="14"/>
+        </w:rPr>
+        <w:tab/>
+      </w:r>
+      <w:r>
+        <w:rPr>
+          <w:color w:val="000000"/>
+        </w:rPr>
+        <w:t>    END IF;</w:t>
+      </w:r>
+    </w:p>
+    <w:p>
+      <w:pPr>
+        <w:pStyle w:val="NormalWeb"/>
+        <w:spacing w:before="40" w:beforeAutospacing="0" w:after="40" w:afterAutospacing="0"/>
+        <w:ind w:left="580" w:hanging="280"/>
+      </w:pPr>
+      <w:r>
+        <w:rPr>
+          <w:rFonts w:ascii="Cambria" w:hAnsi="Cambria"/>
+          <w:color w:val="EF4623"/>
+        </w:rPr>
+        <w:t>•</w:t>
+      </w:r>
+      <w:r>
+        <w:rPr>
+          <w:color w:val="EF4623"/>
+          <w:sz w:val="14"/>
+          <w:szCs w:val="14"/>
+        </w:rPr>
+        <w:t xml:space="preserve">   </w:t>
+      </w:r>
+      <w:r>
+        <w:rPr>
+          <w:rStyle w:val="apple-tab-span"/>
+          <w:color w:val="EF4623"/>
+          <w:sz w:val="14"/>
+          <w:szCs w:val="14"/>
+        </w:rPr>
+        <w:tab/>
+      </w:r>
+      <w:r>
+        <w:rPr>
+          <w:color w:val="000000"/>
+        </w:rPr>
+        <w:t>END//</w:t>
+      </w:r>
+    </w:p>
+    <w:p>
+      <w:pPr>
+        <w:pStyle w:val="NormalWeb"/>
+        <w:spacing w:before="40" w:beforeAutospacing="0" w:after="40" w:afterAutospacing="0"/>
+        <w:ind w:left="580" w:hanging="280"/>
+      </w:pPr>
+      <w:r>
+        <w:rPr>
+          <w:rFonts w:ascii="Cambria" w:hAnsi="Cambria"/>
+          <w:color w:val="EF4623"/>
+        </w:rPr>
+        <w:t>•</w:t>
+      </w:r>
+      <w:r>
+        <w:rPr>
+          <w:color w:val="EF4623"/>
+          <w:sz w:val="14"/>
+          <w:szCs w:val="14"/>
+        </w:rPr>
+        <w:t xml:space="preserve">   </w:t>
+      </w:r>
+      <w:r>
+        <w:rPr>
+          <w:rStyle w:val="apple-tab-span"/>
+          <w:color w:val="EF4623"/>
+          <w:sz w:val="14"/>
+          <w:szCs w:val="14"/>
+        </w:rPr>
+        <w:tab/>
+      </w:r>
+      <w:r>
+        <w:rPr>
+          <w:color w:val="000000"/>
+        </w:rPr>
+        <w:t> </w:t>
+      </w:r>
+    </w:p>
+    <w:p>
+      <w:pPr>
+        <w:pStyle w:val="NormalWeb"/>
+        <w:spacing w:before="40" w:beforeAutospacing="0" w:after="40" w:afterAutospacing="0"/>
+        <w:ind w:left="580" w:hanging="280"/>
+      </w:pPr>
+      <w:r>
+        <w:rPr>
+          <w:rFonts w:ascii="Cambria" w:hAnsi="Cambria"/>
+          <w:color w:val="EF4623"/>
+        </w:rPr>
+        <w:t>•</w:t>
+      </w:r>
+      <w:r>
+        <w:rPr>
+          <w:color w:val="EF4623"/>
+          <w:sz w:val="14"/>
+          <w:szCs w:val="14"/>
+        </w:rPr>
+        <w:t xml:space="preserve">   </w:t>
+      </w:r>
+      <w:r>
+        <w:rPr>
+          <w:rStyle w:val="apple-tab-span"/>
+          <w:color w:val="EF4623"/>
+          <w:sz w:val="14"/>
+          <w:szCs w:val="14"/>
+        </w:rPr>
+        <w:tab/>
+      </w:r>
+      <w:r>
+        <w:rPr>
+          <w:color w:val="000000"/>
+        </w:rPr>
+        <w:t>DELIMITER ;</w:t>
+      </w:r>
+    </w:p>
+    <w:p>
+      <w:pPr>
+        <w:pStyle w:val="ListBullet"/>
+        <w:numPr>
+          <w:ilvl w:val="0"/>
+          <w:numId w:val="0"/>
+        </w:numPr>
+        <w:ind w:left="576" w:hanging="288"/>
+        <w:rPr>
+          <w:rFonts w:ascii="Times New Roman" w:hAnsi="Times New Roman" w:cs="Times New Roman"/>
+          <w:color w:val="auto"/>
+          <w:sz w:val="24"/>
+          <w:szCs w:val="24"/>
+        </w:rPr>
+      </w:pPr>
     </w:p>
     <w:p>
       <w:pPr>
@@ -8249,21 +12794,7 @@
         <w:rPr>
           <w:color w:val="595959"/>
         </w:rPr>
-        <w:t xml:space="preserve">One of the main challenges I faced was converting the specialization between </w:t>
-      </w:r>
-      <w:proofErr w:type="spellStart"/>
-      <w:r>
-        <w:rPr>
-          <w:color w:val="595959"/>
-        </w:rPr>
-        <w:t>ClinicPerson</w:t>
-      </w:r>
-      <w:proofErr w:type="spellEnd"/>
-      <w:r>
-        <w:rPr>
-          <w:color w:val="595959"/>
-        </w:rPr>
-        <w:t>, Patient, and Doctor into relational tables without duplicating shared information. At first, the original design stored names, phone numbers, and email addresses separately in both the Patient and Doctor tables. This created unnecessary repetition and could lead to inconsistent data. I identified the issue while mapping the EER diagram into the relational model because the same personal attributes appeared in two entities.</w:t>
+        <w:t>One of the main challenges I faced was converting the specialization between ClinicPerson, Patient, and Doctor into relational tables without duplicating shared information. At first, the original design stored names, phone numbers, and email addresses separately in both the Patient and Doctor tables. This created unnecessary repetition and could lead to inconsistent data. I identified the issue while mapping the EER diagram into the relational model because the same personal attributes appeared in two entities.</w:t>
       </w:r>
     </w:p>
     <w:p>
@@ -8277,147 +12808,7 @@
         <w:rPr>
           <w:color w:val="595959"/>
         </w:rPr>
-        <w:t xml:space="preserve">To resolve it, I created a </w:t>
-      </w:r>
-      <w:proofErr w:type="spellStart"/>
-      <w:r>
-        <w:rPr>
-          <w:color w:val="595959"/>
-        </w:rPr>
-        <w:t>ClinicPerson</w:t>
-      </w:r>
-      <w:proofErr w:type="spellEnd"/>
-      <w:r>
-        <w:rPr>
-          <w:color w:val="595959"/>
-        </w:rPr>
-        <w:t xml:space="preserve"> superclass containing </w:t>
-      </w:r>
-      <w:proofErr w:type="spellStart"/>
-      <w:r>
-        <w:rPr>
-          <w:color w:val="595959"/>
-        </w:rPr>
-        <w:t>PersonID</w:t>
-      </w:r>
-      <w:proofErr w:type="spellEnd"/>
-      <w:r>
-        <w:rPr>
-          <w:color w:val="595959"/>
-        </w:rPr>
-        <w:t xml:space="preserve">, </w:t>
-      </w:r>
-      <w:proofErr w:type="spellStart"/>
-      <w:r>
-        <w:rPr>
-          <w:color w:val="595959"/>
-        </w:rPr>
-        <w:t>FullName</w:t>
-      </w:r>
-      <w:proofErr w:type="spellEnd"/>
-      <w:r>
-        <w:rPr>
-          <w:color w:val="595959"/>
-        </w:rPr>
-        <w:t xml:space="preserve">, Phone, and Email. The Patient and Doctor tables were then implemented as subclasses. Their identifiers became both primary keys and foreign keys referencing </w:t>
-      </w:r>
-      <w:proofErr w:type="spellStart"/>
-      <w:r>
-        <w:rPr>
-          <w:color w:val="595959"/>
-        </w:rPr>
-        <w:t>ClinicPerson.PersonID</w:t>
-      </w:r>
-      <w:proofErr w:type="spellEnd"/>
-      <w:r>
-        <w:rPr>
-          <w:color w:val="595959"/>
-        </w:rPr>
-        <w:t xml:space="preserve">. Patient-specific attributes, such as </w:t>
-      </w:r>
-      <w:proofErr w:type="spellStart"/>
-      <w:r>
-        <w:rPr>
-          <w:color w:val="595959"/>
-        </w:rPr>
-        <w:t>NationalID</w:t>
-      </w:r>
-      <w:proofErr w:type="spellEnd"/>
-      <w:r>
-        <w:rPr>
-          <w:color w:val="595959"/>
-        </w:rPr>
-        <w:t xml:space="preserve">, </w:t>
-      </w:r>
-      <w:proofErr w:type="spellStart"/>
-      <w:r>
-        <w:rPr>
-          <w:color w:val="595959"/>
-        </w:rPr>
-        <w:t>BirthDate</w:t>
-      </w:r>
-      <w:proofErr w:type="spellEnd"/>
-      <w:r>
-        <w:rPr>
-          <w:color w:val="595959"/>
-        </w:rPr>
-        <w:t xml:space="preserve">, and Address, remained in </w:t>
-      </w:r>
-      <w:proofErr w:type="gramStart"/>
-      <w:r>
-        <w:rPr>
-          <w:color w:val="595959"/>
-        </w:rPr>
-        <w:t>Patient</w:t>
-      </w:r>
-      <w:proofErr w:type="gramEnd"/>
-      <w:r>
-        <w:rPr>
-          <w:color w:val="595959"/>
-        </w:rPr>
-        <w:t xml:space="preserve">, while Specialty and </w:t>
-      </w:r>
-      <w:proofErr w:type="spellStart"/>
-      <w:r>
-        <w:rPr>
-          <w:color w:val="595959"/>
-        </w:rPr>
-        <w:t>LicenseNo</w:t>
-      </w:r>
-      <w:proofErr w:type="spellEnd"/>
-      <w:r>
-        <w:rPr>
-          <w:color w:val="595959"/>
-        </w:rPr>
-        <w:t xml:space="preserve"> remained in </w:t>
-      </w:r>
-      <w:proofErr w:type="gramStart"/>
-      <w:r>
-        <w:rPr>
-          <w:color w:val="595959"/>
-        </w:rPr>
-        <w:t>Doctor</w:t>
-      </w:r>
-      <w:proofErr w:type="gramEnd"/>
-      <w:r>
-        <w:rPr>
-          <w:color w:val="595959"/>
-        </w:rPr>
-        <w:t xml:space="preserve">. I also tested the insertion order to confirm that a </w:t>
-      </w:r>
-      <w:proofErr w:type="spellStart"/>
-      <w:r>
-        <w:rPr>
-          <w:color w:val="595959"/>
-        </w:rPr>
-        <w:t>ClinicPerson</w:t>
-      </w:r>
-      <w:proofErr w:type="spellEnd"/>
-      <w:r>
-        <w:rPr>
-          <w:color w:val="595959"/>
-        </w:rPr>
-        <w:t xml:space="preserve"> record had to exist before its related subclass record could be inserted.</w:t>
+        <w:t>To resolve it, I created a ClinicPerson superclass containing PersonID, FullName, Phone, and Email. The Patient and Doctor tables were then implemented as subclasses. Their identifiers became both primary keys and foreign keys referencing ClinicPerson.PersonID. Patient-specific attributes, such as NationalID, BirthDate, and Address, remained in Patient, while Specialty and LicenseNo remained in Doctor. I also tested the insertion order to confirm that a ClinicPerson record had to exist before its related subclass record could be inserted.</w:t>
       </w:r>
     </w:p>
     <w:p>
@@ -8603,29 +12994,7 @@
           <w:sz w:val="24"/>
           <w:szCs w:val="24"/>
         </w:rPr>
-        <w:t>SQL Script (.</w:t>
-      </w:r>
-      <w:proofErr w:type="spellStart"/>
-      <w:r>
-        <w:rPr>
-          <w:rFonts w:ascii="Times New Roman" w:hAnsi="Times New Roman" w:cs="Times New Roman"/>
-          <w:b/>
-          <w:bCs/>
-          <w:sz w:val="24"/>
-          <w:szCs w:val="24"/>
-        </w:rPr>
-        <w:t>sql</w:t>
-      </w:r>
-      <w:proofErr w:type="spellEnd"/>
-      <w:r>
-        <w:rPr>
-          <w:rFonts w:ascii="Times New Roman" w:hAnsi="Times New Roman" w:cs="Times New Roman"/>
-          <w:b/>
-          <w:bCs/>
-          <w:sz w:val="24"/>
-          <w:szCs w:val="24"/>
-        </w:rPr>
-        <w:t>)</w:t>
+        <w:t>SQL Script (.sql)</w:t>
       </w:r>
       <w:r>
         <w:rPr>
@@ -8795,25 +13164,7 @@
           <w:sz w:val="24"/>
           <w:szCs w:val="24"/>
         </w:rPr>
-        <w:t xml:space="preserve">Google </w:t>
-      </w:r>
-      <w:proofErr w:type="spellStart"/>
-      <w:r>
-        <w:rPr>
-          <w:rFonts w:ascii="Times New Roman" w:hAnsi="Times New Roman" w:cs="Times New Roman"/>
-          <w:sz w:val="24"/>
-          <w:szCs w:val="24"/>
-        </w:rPr>
-        <w:t>Colab</w:t>
-      </w:r>
-      <w:proofErr w:type="spellEnd"/>
-      <w:r>
-        <w:rPr>
-          <w:rFonts w:ascii="Times New Roman" w:hAnsi="Times New Roman" w:cs="Times New Roman"/>
-          <w:sz w:val="24"/>
-          <w:szCs w:val="24"/>
-        </w:rPr>
-        <w:t xml:space="preserve"> notebook (if applicable): [link]</w:t>
+        <w:t>Google Colab notebook (if applicable): [link]</w:t>
       </w:r>
     </w:p>
     <w:p>
@@ -8858,7 +13209,7 @@
 </file>
 
 <file path=word/endnotes.xml><?xml version="1.0" encoding="utf-8"?>
-<w:endnotes xmlns:wpc="http://schemas.microsoft.com/office/word/2010/wordprocessingCanvas" xmlns:cx="http://schemas.microsoft.com/office/drawing/2014/chartex" xmlns:cx1="http://schemas.microsoft.com/office/drawing/2015/9/8/chartex" xmlns:cx2="http://schemas.microsoft.com/office/drawing/2015/10/21/chartex" xmlns:cx3="http://schemas.microsoft.com/office/drawing/2016/5/9/chartex" xmlns:cx4="http://schemas.microsoft.com/office/drawing/2016/5/10/chartex" xmlns:cx5="http://schemas.microsoft.com/office/drawing/2016/5/11/chartex" xmlns:cx6="http://schemas.microsoft.com/office/drawing/2016/5/12/chartex" xmlns:cx7="http://schemas.microsoft.com/office/drawing/2016/5/13/chartex" xmlns:cx8="http://schemas.microsoft.com/office/drawing/2016/5/14/chartex" xmlns:mc="http://schemas.openxmlformats.org/markup-compatibility/2006" xmlns:m="http://schemas.openxmlformats.org/officeDocument/2006/math" xmlns:aink="http://schemas.microsoft.com/office/drawing/2016/ink" xmlns:am3d="http://schemas.microsoft.com/office/drawing/2017/model3d" xmlns:oel="http://schemas.microsoft.com/office/2019/extlst" xmlns:r="http://schemas.openxmlformats.org/officeDocument/2006/relationships" xmlns:wp14="http://schemas.microsoft.com/office/word/2010/wordprocessingDrawing" xmlns:wp="http://schemas.openxmlformats.org/drawingml/2006/wordprocessingDrawing" xmlns:wpg="http://schemas.microsoft.com/office/word/2010/wordprocessingGroup" xmlns:wpi="http://schemas.microsoft.com/office/word/2010/wordprocessingInk" xmlns:wps="http://schemas.microsoft.com/office/word/2010/wordprocessingShape" xmlns:o="urn:schemas-microsoft-com:office:office" xmlns:v="urn:schemas-microsoft-com:vml" xmlns:w10="urn:schemas-microsoft-com:office:word" xmlns:w="http://schemas.openxmlformats.org/wordprocessingml/2006/main" xmlns:w14="http://schemas.microsoft.com/office/word/2010/wordml" xmlns:w15="http://schemas.microsoft.com/office/word/2012/wordml" xmlns:w16cei="http://schemas.microsoft.com/office/word/2026/wordml/cei" xmlns:w16cex="http://schemas.microsoft.com/office/word/2018/wordml/cex" xmlns:w16cid="http://schemas.microsoft.com/office/word/2016/wordml/cid" xmlns:w16="http://schemas.microsoft.com/office/word/2018/wordml" xmlns:w16sdtdh="http://schemas.microsoft.com/office/word/2020/wordml/sdtdatahash" xmlns:w16sdtfl="http://schemas.microsoft.com/office/word/2024/wordml/sdtformatlock" xmlns:w16se="http://schemas.microsoft.com/office/word/2015/wordml/symex" xmlns:w16du="http://schemas.microsoft.com/office/word/2023/wordml/word16du" xmlns:wne="http://schemas.microsoft.com/office/word/2006/wordml" mc:Ignorable="w14 w15 w16se w16cid w16 w16cex w16sdtdh w16sdtfl w16du wp14">
+<w:endnotes xmlns:wpc="http://schemas.microsoft.com/office/word/2010/wordprocessingCanvas" xmlns:cx="http://schemas.microsoft.com/office/drawing/2014/chartex" xmlns:cx1="http://schemas.microsoft.com/office/drawing/2015/9/8/chartex" xmlns:cx2="http://schemas.microsoft.com/office/drawing/2015/10/21/chartex" xmlns:cx3="http://schemas.microsoft.com/office/drawing/2016/5/9/chartex" xmlns:cx4="http://schemas.microsoft.com/office/drawing/2016/5/10/chartex" xmlns:cx5="http://schemas.microsoft.com/office/drawing/2016/5/11/chartex" xmlns:cx6="http://schemas.microsoft.com/office/drawing/2016/5/12/chartex" xmlns:cx7="http://schemas.microsoft.com/office/drawing/2016/5/13/chartex" xmlns:cx8="http://schemas.microsoft.com/office/drawing/2016/5/14/chartex" xmlns:mc="http://schemas.openxmlformats.org/markup-compatibility/2006" xmlns:aink="http://schemas.microsoft.com/office/drawing/2016/ink" xmlns:am3d="http://schemas.microsoft.com/office/drawing/2017/model3d" xmlns:o="urn:schemas-microsoft-com:office:office" xmlns:oel="http://schemas.microsoft.com/office/2019/extlst" xmlns:r="http://schemas.openxmlformats.org/officeDocument/2006/relationships" xmlns:m="http://schemas.openxmlformats.org/officeDocument/2006/math" xmlns:v="urn:schemas-microsoft-com:vml" xmlns:wp14="http://schemas.microsoft.com/office/word/2010/wordprocessingDrawing" xmlns:wp="http://schemas.openxmlformats.org/drawingml/2006/wordprocessingDrawing" xmlns:w10="urn:schemas-microsoft-com:office:word" xmlns:w="http://schemas.openxmlformats.org/wordprocessingml/2006/main" xmlns:w14="http://schemas.microsoft.com/office/word/2010/wordml" xmlns:w15="http://schemas.microsoft.com/office/word/2012/wordml" xmlns:w16cex="http://schemas.microsoft.com/office/word/2018/wordml/cex" xmlns:w16cid="http://schemas.microsoft.com/office/word/2016/wordml/cid" xmlns:w16="http://schemas.microsoft.com/office/word/2018/wordml" xmlns:w16du="http://schemas.microsoft.com/office/word/2023/wordml/word16du" xmlns:w16sdtdh="http://schemas.microsoft.com/office/word/2020/wordml/sdtdatahash" xmlns:w16sdtfl="http://schemas.microsoft.com/office/word/2024/wordml/sdtformatlock" xmlns:w16se="http://schemas.microsoft.com/office/word/2015/wordml/symex" xmlns:wpg="http://schemas.microsoft.com/office/word/2010/wordprocessingGroup" xmlns:wpi="http://schemas.microsoft.com/office/word/2010/wordprocessingInk" xmlns:wne="http://schemas.microsoft.com/office/word/2006/wordml" xmlns:wps="http://schemas.microsoft.com/office/word/2010/wordprocessingShape" mc:Ignorable="w14 w15 w16se w16cid w16 w16cex w16sdtdh w16sdtfl w16du wp14">
   <w:endnote w:type="separator" w:id="-1">
     <w:p>
       <w:pPr>
@@ -8887,7 +13238,7 @@
 </file>
 
 <file path=word/footer1.xml><?xml version="1.0" encoding="utf-8"?>
-<w:ftr xmlns:wpc="http://schemas.microsoft.com/office/word/2010/wordprocessingCanvas" xmlns:cx="http://schemas.microsoft.com/office/drawing/2014/chartex" xmlns:cx1="http://schemas.microsoft.com/office/drawing/2015/9/8/chartex" xmlns:cx2="http://schemas.microsoft.com/office/drawing/2015/10/21/chartex" xmlns:cx3="http://schemas.microsoft.com/office/drawing/2016/5/9/chartex" xmlns:cx4="http://schemas.microsoft.com/office/drawing/2016/5/10/chartex" xmlns:cx5="http://schemas.microsoft.com/office/drawing/2016/5/11/chartex" xmlns:cx6="http://schemas.microsoft.com/office/drawing/2016/5/12/chartex" xmlns:cx7="http://schemas.microsoft.com/office/drawing/2016/5/13/chartex" xmlns:cx8="http://schemas.microsoft.com/office/drawing/2016/5/14/chartex" xmlns:mc="http://schemas.openxmlformats.org/markup-compatibility/2006" xmlns:m="http://schemas.openxmlformats.org/officeDocument/2006/math" xmlns:aink="http://schemas.microsoft.com/office/drawing/2016/ink" xmlns:am3d="http://schemas.microsoft.com/office/drawing/2017/model3d" xmlns:oel="http://schemas.microsoft.com/office/2019/extlst" xmlns:r="http://schemas.openxmlformats.org/officeDocument/2006/relationships" xmlns:wp14="http://schemas.microsoft.com/office/word/2010/wordprocessingDrawing" xmlns:wp="http://schemas.openxmlformats.org/drawingml/2006/wordprocessingDrawing" xmlns:wpg="http://schemas.microsoft.com/office/word/2010/wordprocessingGroup" xmlns:wpi="http://schemas.microsoft.com/office/word/2010/wordprocessingInk" xmlns:wps="http://schemas.microsoft.com/office/word/2010/wordprocessingShape" xmlns:o="urn:schemas-microsoft-com:office:office" xmlns:v="urn:schemas-microsoft-com:vml" xmlns:w10="urn:schemas-microsoft-com:office:word" xmlns:w="http://schemas.openxmlformats.org/wordprocessingml/2006/main" xmlns:w14="http://schemas.microsoft.com/office/word/2010/wordml" xmlns:w15="http://schemas.microsoft.com/office/word/2012/wordml" xmlns:w16cei="http://schemas.microsoft.com/office/word/2026/wordml/cei" xmlns:w16cex="http://schemas.microsoft.com/office/word/2018/wordml/cex" xmlns:w16cid="http://schemas.microsoft.com/office/word/2016/wordml/cid" xmlns:w16="http://schemas.microsoft.com/office/word/2018/wordml" xmlns:w16sdtdh="http://schemas.microsoft.com/office/word/2020/wordml/sdtdatahash" xmlns:w16sdtfl="http://schemas.microsoft.com/office/word/2024/wordml/sdtformatlock" xmlns:w16se="http://schemas.microsoft.com/office/word/2015/wordml/symex" xmlns:w16du="http://schemas.microsoft.com/office/word/2023/wordml/word16du" xmlns:wne="http://schemas.microsoft.com/office/word/2006/wordml" mc:Ignorable="w14 w15 w16se w16cid w16 w16cex w16sdtdh w16sdtfl w16du wp14">
+<w:ftr xmlns:wpc="http://schemas.microsoft.com/office/word/2010/wordprocessingCanvas" xmlns:cx="http://schemas.microsoft.com/office/drawing/2014/chartex" xmlns:cx1="http://schemas.microsoft.com/office/drawing/2015/9/8/chartex" xmlns:cx2="http://schemas.microsoft.com/office/drawing/2015/10/21/chartex" xmlns:cx3="http://schemas.microsoft.com/office/drawing/2016/5/9/chartex" xmlns:cx4="http://schemas.microsoft.com/office/drawing/2016/5/10/chartex" xmlns:cx5="http://schemas.microsoft.com/office/drawing/2016/5/11/chartex" xmlns:cx6="http://schemas.microsoft.com/office/drawing/2016/5/12/chartex" xmlns:cx7="http://schemas.microsoft.com/office/drawing/2016/5/13/chartex" xmlns:cx8="http://schemas.microsoft.com/office/drawing/2016/5/14/chartex" xmlns:mc="http://schemas.openxmlformats.org/markup-compatibility/2006" xmlns:aink="http://schemas.microsoft.com/office/drawing/2016/ink" xmlns:am3d="http://schemas.microsoft.com/office/drawing/2017/model3d" xmlns:o="urn:schemas-microsoft-com:office:office" xmlns:oel="http://schemas.microsoft.com/office/2019/extlst" xmlns:r="http://schemas.openxmlformats.org/officeDocument/2006/relationships" xmlns:m="http://schemas.openxmlformats.org/officeDocument/2006/math" xmlns:v="urn:schemas-microsoft-com:vml" xmlns:wp14="http://schemas.microsoft.com/office/word/2010/wordprocessingDrawing" xmlns:wp="http://schemas.openxmlformats.org/drawingml/2006/wordprocessingDrawing" xmlns:w10="urn:schemas-microsoft-com:office:word" xmlns:w="http://schemas.openxmlformats.org/wordprocessingml/2006/main" xmlns:w14="http://schemas.microsoft.com/office/word/2010/wordml" xmlns:w15="http://schemas.microsoft.com/office/word/2012/wordml" xmlns:w16cex="http://schemas.microsoft.com/office/word/2018/wordml/cex" xmlns:w16cid="http://schemas.microsoft.com/office/word/2016/wordml/cid" xmlns:w16="http://schemas.microsoft.com/office/word/2018/wordml" xmlns:w16du="http://schemas.microsoft.com/office/word/2023/wordml/word16du" xmlns:w16sdtdh="http://schemas.microsoft.com/office/word/2020/wordml/sdtdatahash" xmlns:w16sdtfl="http://schemas.microsoft.com/office/word/2024/wordml/sdtformatlock" xmlns:w16se="http://schemas.microsoft.com/office/word/2015/wordml/symex" xmlns:wpg="http://schemas.microsoft.com/office/word/2010/wordprocessingGroup" xmlns:wpi="http://schemas.microsoft.com/office/word/2010/wordprocessingInk" xmlns:wne="http://schemas.microsoft.com/office/word/2006/wordml" xmlns:wps="http://schemas.microsoft.com/office/word/2010/wordprocessingShape" mc:Ignorable="w14 w15 w16se w16cid w16 w16cex w16sdtdh w16sdtfl w16du wp14">
   <w:p>
     <w:pPr>
       <w:pStyle w:val="Footer"/>
@@ -8993,7 +13344,7 @@
               <v:stroke joinstyle="miter"/>
               <v:path gradientshapeok="t" o:connecttype="rect"/>
             </v:shapetype>
-            <v:shape id="Text Box 9" o:spid="_x0000_s1033" type="#_x0000_t202" alt="Restricted - مقيد " style="position:absolute;left:0;text-align:left;margin-left:0;margin-top:0;width:84.4pt;height:32.1pt;z-index:251663360;visibility:visible;mso-wrap-style:none;mso-wrap-distance-left:0;mso-wrap-distance-top:0;mso-wrap-distance-right:0;mso-wrap-distance-bottom:0;mso-position-horizontal:left;mso-position-horizontal-relative:page;mso-position-vertical:bottom;mso-position-vertical-relative:page;v-text-anchor:bottom" o:gfxdata="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" filled="f" stroked="f">
+            <v:shape id="Text Box 9" o:spid="_x0000_s1033" type="#_x0000_t202" alt="Restricted - مقيد " style="position:absolute;left:0;text-align:left;margin-left:0;margin-top:0;width:84.4pt;height:32.1pt;z-index:251663360;visibility:visible;mso-wrap-style:none;mso-wrap-distance-left:0;mso-wrap-distance-top:0;mso-wrap-distance-right:0;mso-wrap-distance-bottom:0;mso-position-horizontal:left;mso-position-horizontal-relative:page;mso-position-vertical:bottom;mso-position-vertical-relative:page;v-text-anchor:bottom" o:gfxdata="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" filled="f" stroked="f">
               <v:textbox style="mso-fit-shape-to-text:t" inset="20pt,0,0,15pt">
                 <w:txbxContent>
                   <w:p>
@@ -9044,7 +13395,7 @@
 </file>
 
 <file path=word/footer2.xml><?xml version="1.0" encoding="utf-8"?>
-<w:ftr xmlns:wpc="http://schemas.microsoft.com/office/word/2010/wordprocessingCanvas" xmlns:cx="http://schemas.microsoft.com/office/drawing/2014/chartex" xmlns:cx1="http://schemas.microsoft.com/office/drawing/2015/9/8/chartex" xmlns:cx2="http://schemas.microsoft.com/office/drawing/2015/10/21/chartex" xmlns:cx3="http://schemas.microsoft.com/office/drawing/2016/5/9/chartex" xmlns:cx4="http://schemas.microsoft.com/office/drawing/2016/5/10/chartex" xmlns:cx5="http://schemas.microsoft.com/office/drawing/2016/5/11/chartex" xmlns:cx6="http://schemas.microsoft.com/office/drawing/2016/5/12/chartex" xmlns:cx7="http://schemas.microsoft.com/office/drawing/2016/5/13/chartex" xmlns:cx8="http://schemas.microsoft.com/office/drawing/2016/5/14/chartex" xmlns:mc="http://schemas.openxmlformats.org/markup-compatibility/2006" xmlns:m="http://schemas.openxmlformats.org/officeDocument/2006/math" xmlns:aink="http://schemas.microsoft.com/office/drawing/2016/ink" xmlns:am3d="http://schemas.microsoft.com/office/drawing/2017/model3d" xmlns:oel="http://schemas.microsoft.com/office/2019/extlst" xmlns:r="http://schemas.openxmlformats.org/officeDocument/2006/relationships" xmlns:wp14="http://schemas.microsoft.com/office/word/2010/wordprocessingDrawing" xmlns:wp="http://schemas.openxmlformats.org/drawingml/2006/wordprocessingDrawing" xmlns:wpg="http://schemas.microsoft.com/office/word/2010/wordprocessingGroup" xmlns:wpi="http://schemas.microsoft.com/office/word/2010/wordprocessingInk" xmlns:wps="http://schemas.microsoft.com/office/word/2010/wordprocessingShape" xmlns:o="urn:schemas-microsoft-com:office:office" xmlns:v="urn:schemas-microsoft-com:vml" xmlns:w10="urn:schemas-microsoft-com:office:word" xmlns:w="http://schemas.openxmlformats.org/wordprocessingml/2006/main" xmlns:w14="http://schemas.microsoft.com/office/word/2010/wordml" xmlns:w15="http://schemas.microsoft.com/office/word/2012/wordml" xmlns:w16cei="http://schemas.microsoft.com/office/word/2026/wordml/cei" xmlns:w16cex="http://schemas.microsoft.com/office/word/2018/wordml/cex" xmlns:w16cid="http://schemas.microsoft.com/office/word/2016/wordml/cid" xmlns:w16="http://schemas.microsoft.com/office/word/2018/wordml" xmlns:w16sdtdh="http://schemas.microsoft.com/office/word/2020/wordml/sdtdatahash" xmlns:w16sdtfl="http://schemas.microsoft.com/office/word/2024/wordml/sdtformatlock" xmlns:w16se="http://schemas.microsoft.com/office/word/2015/wordml/symex" xmlns:w16du="http://schemas.microsoft.com/office/word/2023/wordml/word16du" xmlns:wne="http://schemas.microsoft.com/office/word/2006/wordml" mc:Ignorable="w14 w15 w16se w16cid w16 w16cex w16sdtdh w16sdtfl w16du wp14">
+<w:ftr xmlns:wpc="http://schemas.microsoft.com/office/word/2010/wordprocessingCanvas" xmlns:cx="http://schemas.microsoft.com/office/drawing/2014/chartex" xmlns:cx1="http://schemas.microsoft.com/office/drawing/2015/9/8/chartex" xmlns:cx2="http://schemas.microsoft.com/office/drawing/2015/10/21/chartex" xmlns:cx3="http://schemas.microsoft.com/office/drawing/2016/5/9/chartex" xmlns:cx4="http://schemas.microsoft.com/office/drawing/2016/5/10/chartex" xmlns:cx5="http://schemas.microsoft.com/office/drawing/2016/5/11/chartex" xmlns:cx6="http://schemas.microsoft.com/office/drawing/2016/5/12/chartex" xmlns:cx7="http://schemas.microsoft.com/office/drawing/2016/5/13/chartex" xmlns:cx8="http://schemas.microsoft.com/office/drawing/2016/5/14/chartex" xmlns:mc="http://schemas.openxmlformats.org/markup-compatibility/2006" xmlns:aink="http://schemas.microsoft.com/office/drawing/2016/ink" xmlns:am3d="http://schemas.microsoft.com/office/drawing/2017/model3d" xmlns:o="urn:schemas-microsoft-com:office:office" xmlns:oel="http://schemas.microsoft.com/office/2019/extlst" xmlns:r="http://schemas.openxmlformats.org/officeDocument/2006/relationships" xmlns:m="http://schemas.openxmlformats.org/officeDocument/2006/math" xmlns:v="urn:schemas-microsoft-com:vml" xmlns:wp14="http://schemas.microsoft.com/office/word/2010/wordprocessingDrawing" xmlns:wp="http://schemas.openxmlformats.org/drawingml/2006/wordprocessingDrawing" xmlns:w10="urn:schemas-microsoft-com:office:word" xmlns:w="http://schemas.openxmlformats.org/wordprocessingml/2006/main" xmlns:w14="http://schemas.microsoft.com/office/word/2010/wordml" xmlns:w15="http://schemas.microsoft.com/office/word/2012/wordml" xmlns:w16cex="http://schemas.microsoft.com/office/word/2018/wordml/cex" xmlns:w16cid="http://schemas.microsoft.com/office/word/2016/wordml/cid" xmlns:w16="http://schemas.microsoft.com/office/word/2018/wordml" xmlns:w16du="http://schemas.microsoft.com/office/word/2023/wordml/word16du" xmlns:w16sdtdh="http://schemas.microsoft.com/office/word/2020/wordml/sdtdatahash" xmlns:w16sdtfl="http://schemas.microsoft.com/office/word/2024/wordml/sdtformatlock" xmlns:w16se="http://schemas.microsoft.com/office/word/2015/wordml/symex" xmlns:wpg="http://schemas.microsoft.com/office/word/2010/wordprocessingGroup" xmlns:wpi="http://schemas.microsoft.com/office/word/2010/wordprocessingInk" xmlns:wne="http://schemas.microsoft.com/office/word/2006/wordml" xmlns:wps="http://schemas.microsoft.com/office/word/2010/wordprocessingShape" mc:Ignorable="w14 w15 w16se w16cid w16 w16cex w16sdtdh w16sdtfl w16du wp14">
   <w:p>
     <w:pPr>
       <w:pStyle w:val="Footer"/>
@@ -9150,7 +13501,7 @@
               <v:stroke joinstyle="miter"/>
               <v:path gradientshapeok="t" o:connecttype="rect"/>
             </v:shapetype>
-            <v:shape id="Text Box 10" o:spid="_x0000_s1034" type="#_x0000_t202" alt="Restricted - مقيد " style="position:absolute;left:0;text-align:left;margin-left:0;margin-top:0;width:84.4pt;height:32.1pt;z-index:251664384;visibility:visible;mso-wrap-style:none;mso-wrap-distance-left:0;mso-wrap-distance-top:0;mso-wrap-distance-right:0;mso-wrap-distance-bottom:0;mso-position-horizontal:left;mso-position-horizontal-relative:page;mso-position-vertical:bottom;mso-position-vertical-relative:page;v-text-anchor:bottom" o:gfxdata="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" filled="f" stroked="f">
+            <v:shape id="Text Box 10" o:spid="_x0000_s1034" type="#_x0000_t202" alt="Restricted - مقيد " style="position:absolute;left:0;text-align:left;margin-left:0;margin-top:0;width:84.4pt;height:32.1pt;z-index:251664384;visibility:visible;mso-wrap-style:none;mso-wrap-distance-left:0;mso-wrap-distance-top:0;mso-wrap-distance-right:0;mso-wrap-distance-bottom:0;mso-position-horizontal:left;mso-position-horizontal-relative:page;mso-position-vertical:bottom;mso-position-vertical-relative:page;v-text-anchor:bottom" o:gfxdata="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" filled="f" stroked="f">
               <v:textbox style="mso-fit-shape-to-text:t" inset="20pt,0,0,15pt">
                 <w:txbxContent>
                   <w:p>
@@ -9201,7 +13552,7 @@
 </file>
 
 <file path=word/footer3.xml><?xml version="1.0" encoding="utf-8"?>
-<w:ftr xmlns:wpc="http://schemas.microsoft.com/office/word/2010/wordprocessingCanvas" xmlns:cx="http://schemas.microsoft.com/office/drawing/2014/chartex" xmlns:cx1="http://schemas.microsoft.com/office/drawing/2015/9/8/chartex" xmlns:cx2="http://schemas.microsoft.com/office/drawing/2015/10/21/chartex" xmlns:cx3="http://schemas.microsoft.com/office/drawing/2016/5/9/chartex" xmlns:cx4="http://schemas.microsoft.com/office/drawing/2016/5/10/chartex" xmlns:cx5="http://schemas.microsoft.com/office/drawing/2016/5/11/chartex" xmlns:cx6="http://schemas.microsoft.com/office/drawing/2016/5/12/chartex" xmlns:cx7="http://schemas.microsoft.com/office/drawing/2016/5/13/chartex" xmlns:cx8="http://schemas.microsoft.com/office/drawing/2016/5/14/chartex" xmlns:mc="http://schemas.openxmlformats.org/markup-compatibility/2006" xmlns:m="http://schemas.openxmlformats.org/officeDocument/2006/math" xmlns:aink="http://schemas.microsoft.com/office/drawing/2016/ink" xmlns:am3d="http://schemas.microsoft.com/office/drawing/2017/model3d" xmlns:oel="http://schemas.microsoft.com/office/2019/extlst" xmlns:r="http://schemas.openxmlformats.org/officeDocument/2006/relationships" xmlns:wp14="http://schemas.microsoft.com/office/word/2010/wordprocessingDrawing" xmlns:wp="http://schemas.openxmlformats.org/drawingml/2006/wordprocessingDrawing" xmlns:wpg="http://schemas.microsoft.com/office/word/2010/wordprocessingGroup" xmlns:wpi="http://schemas.microsoft.com/office/word/2010/wordprocessingInk" xmlns:wps="http://schemas.microsoft.com/office/word/2010/wordprocessingShape" xmlns:o="urn:schemas-microsoft-com:office:office" xmlns:v="urn:schemas-microsoft-com:vml" xmlns:w10="urn:schemas-microsoft-com:office:word" xmlns:w="http://schemas.openxmlformats.org/wordprocessingml/2006/main" xmlns:w14="http://schemas.microsoft.com/office/word/2010/wordml" xmlns:w15="http://schemas.microsoft.com/office/word/2012/wordml" xmlns:w16cei="http://schemas.microsoft.com/office/word/2026/wordml/cei" xmlns:w16cex="http://schemas.microsoft.com/office/word/2018/wordml/cex" xmlns:w16cid="http://schemas.microsoft.com/office/word/2016/wordml/cid" xmlns:w16="http://schemas.microsoft.com/office/word/2018/wordml" xmlns:w16sdtdh="http://schemas.microsoft.com/office/word/2020/wordml/sdtdatahash" xmlns:w16sdtfl="http://schemas.microsoft.com/office/word/2024/wordml/sdtformatlock" xmlns:w16se="http://schemas.microsoft.com/office/word/2015/wordml/symex" xmlns:w16du="http://schemas.microsoft.com/office/word/2023/wordml/word16du" xmlns:wne="http://schemas.microsoft.com/office/word/2006/wordml" mc:Ignorable="w14 w15 w16se w16cid w16 w16cex w16sdtdh w16sdtfl w16du wp14">
+<w:ftr xmlns:wpc="http://schemas.microsoft.com/office/word/2010/wordprocessingCanvas" xmlns:cx="http://schemas.microsoft.com/office/drawing/2014/chartex" xmlns:cx1="http://schemas.microsoft.com/office/drawing/2015/9/8/chartex" xmlns:cx2="http://schemas.microsoft.com/office/drawing/2015/10/21/chartex" xmlns:cx3="http://schemas.microsoft.com/office/drawing/2016/5/9/chartex" xmlns:cx4="http://schemas.microsoft.com/office/drawing/2016/5/10/chartex" xmlns:cx5="http://schemas.microsoft.com/office/drawing/2016/5/11/chartex" xmlns:cx6="http://schemas.microsoft.com/office/drawing/2016/5/12/chartex" xmlns:cx7="http://schemas.microsoft.com/office/drawing/2016/5/13/chartex" xmlns:cx8="http://schemas.microsoft.com/office/drawing/2016/5/14/chartex" xmlns:mc="http://schemas.openxmlformats.org/markup-compatibility/2006" xmlns:aink="http://schemas.microsoft.com/office/drawing/2016/ink" xmlns:am3d="http://schemas.microsoft.com/office/drawing/2017/model3d" xmlns:o="urn:schemas-microsoft-com:office:office" xmlns:oel="http://schemas.microsoft.com/office/2019/extlst" xmlns:r="http://schemas.openxmlformats.org/officeDocument/2006/relationships" xmlns:m="http://schemas.openxmlformats.org/officeDocument/2006/math" xmlns:v="urn:schemas-microsoft-com:vml" xmlns:wp14="http://schemas.microsoft.com/office/word/2010/wordprocessingDrawing" xmlns:wp="http://schemas.openxmlformats.org/drawingml/2006/wordprocessingDrawing" xmlns:w10="urn:schemas-microsoft-com:office:word" xmlns:w="http://schemas.openxmlformats.org/wordprocessingml/2006/main" xmlns:w14="http://schemas.microsoft.com/office/word/2010/wordml" xmlns:w15="http://schemas.microsoft.com/office/word/2012/wordml" xmlns:w16cex="http://schemas.microsoft.com/office/word/2018/wordml/cex" xmlns:w16cid="http://schemas.microsoft.com/office/word/2016/wordml/cid" xmlns:w16="http://schemas.microsoft.com/office/word/2018/wordml" xmlns:w16du="http://schemas.microsoft.com/office/word/2023/wordml/word16du" xmlns:w16sdtdh="http://schemas.microsoft.com/office/word/2020/wordml/sdtdatahash" xmlns:w16sdtfl="http://schemas.microsoft.com/office/word/2024/wordml/sdtformatlock" xmlns:w16se="http://schemas.microsoft.com/office/word/2015/wordml/symex" xmlns:wpg="http://schemas.microsoft.com/office/word/2010/wordprocessingGroup" xmlns:wpi="http://schemas.microsoft.com/office/word/2010/wordprocessingInk" xmlns:wne="http://schemas.microsoft.com/office/word/2006/wordml" xmlns:wps="http://schemas.microsoft.com/office/word/2010/wordprocessingShape" mc:Ignorable="w14 w15 w16se w16cid w16 w16cex w16sdtdh w16sdtfl w16du wp14">
   <w:p>
     <w:pPr>
       <w:pStyle w:val="Footer"/>
@@ -9307,7 +13658,7 @@
               <v:stroke joinstyle="miter"/>
               <v:path gradientshapeok="t" o:connecttype="rect"/>
             </v:shapetype>
-            <v:shape id="Text Box 8" o:spid="_x0000_s1035" type="#_x0000_t202" alt="Restricted - مقيد " style="position:absolute;left:0;text-align:left;margin-left:0;margin-top:0;width:84.4pt;height:32.1pt;z-index:251662336;visibility:visible;mso-wrap-style:none;mso-wrap-distance-left:0;mso-wrap-distance-top:0;mso-wrap-distance-right:0;mso-wrap-distance-bottom:0;mso-position-horizontal:left;mso-position-horizontal-relative:page;mso-position-vertical:bottom;mso-position-vertical-relative:page;v-text-anchor:bottom" o:gfxdata="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" filled="f" stroked="f">
+            <v:shape id="Text Box 8" o:spid="_x0000_s1035" type="#_x0000_t202" alt="Restricted - مقيد " style="position:absolute;left:0;text-align:left;margin-left:0;margin-top:0;width:84.4pt;height:32.1pt;z-index:251662336;visibility:visible;mso-wrap-style:none;mso-wrap-distance-left:0;mso-wrap-distance-top:0;mso-wrap-distance-right:0;mso-wrap-distance-bottom:0;mso-position-horizontal:left;mso-position-horizontal-relative:page;mso-position-vertical:bottom;mso-position-vertical-relative:page;v-text-anchor:bottom" o:gfxdata="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" filled="f" stroked="f">
               <v:textbox style="mso-fit-shape-to-text:t" inset="20pt,0,0,15pt">
                 <w:txbxContent>
                   <w:p>
@@ -9358,7 +13709,7 @@
 </file>
 
 <file path=word/footnotes.xml><?xml version="1.0" encoding="utf-8"?>
-<w:footnotes xmlns:wpc="http://schemas.microsoft.com/office/word/2010/wordprocessingCanvas" xmlns:cx="http://schemas.microsoft.com/office/drawing/2014/chartex" xmlns:cx1="http://schemas.microsoft.com/office/drawing/2015/9/8/chartex" xmlns:cx2="http://schemas.microsoft.com/office/drawing/2015/10/21/chartex" xmlns:cx3="http://schemas.microsoft.com/office/drawing/2016/5/9/chartex" xmlns:cx4="http://schemas.microsoft.com/office/drawing/2016/5/10/chartex" xmlns:cx5="http://schemas.microsoft.com/office/drawing/2016/5/11/chartex" xmlns:cx6="http://schemas.microsoft.com/office/drawing/2016/5/12/chartex" xmlns:cx7="http://schemas.microsoft.com/office/drawing/2016/5/13/chartex" xmlns:cx8="http://schemas.microsoft.com/office/drawing/2016/5/14/chartex" xmlns:mc="http://schemas.openxmlformats.org/markup-compatibility/2006" xmlns:m="http://schemas.openxmlformats.org/officeDocument/2006/math" xmlns:aink="http://schemas.microsoft.com/office/drawing/2016/ink" xmlns:am3d="http://schemas.microsoft.com/office/drawing/2017/model3d" xmlns:oel="http://schemas.microsoft.com/office/2019/extlst" xmlns:r="http://schemas.openxmlformats.org/officeDocument/2006/relationships" xmlns:wp14="http://schemas.microsoft.com/office/word/2010/wordprocessingDrawing" xmlns:wp="http://schemas.openxmlformats.org/drawingml/2006/wordprocessingDrawing" xmlns:wpg="http://schemas.microsoft.com/office/word/2010/wordprocessingGroup" xmlns:wpi="http://schemas.microsoft.com/office/word/2010/wordprocessingInk" xmlns:wps="http://schemas.microsoft.com/office/word/2010/wordprocessingShape" xmlns:o="urn:schemas-microsoft-com:office:office" xmlns:v="urn:schemas-microsoft-com:vml" xmlns:w10="urn:schemas-microsoft-com:office:word" xmlns:w="http://schemas.openxmlformats.org/wordprocessingml/2006/main" xmlns:w14="http://schemas.microsoft.com/office/word/2010/wordml" xmlns:w15="http://schemas.microsoft.com/office/word/2012/wordml" xmlns:w16cei="http://schemas.microsoft.com/office/word/2026/wordml/cei" xmlns:w16cex="http://schemas.microsoft.com/office/word/2018/wordml/cex" xmlns:w16cid="http://schemas.microsoft.com/office/word/2016/wordml/cid" xmlns:w16="http://schemas.microsoft.com/office/word/2018/wordml" xmlns:w16sdtdh="http://schemas.microsoft.com/office/word/2020/wordml/sdtdatahash" xmlns:w16sdtfl="http://schemas.microsoft.com/office/word/2024/wordml/sdtformatlock" xmlns:w16se="http://schemas.microsoft.com/office/word/2015/wordml/symex" xmlns:w16du="http://schemas.microsoft.com/office/word/2023/wordml/word16du" xmlns:wne="http://schemas.microsoft.com/office/word/2006/wordml" mc:Ignorable="w14 w15 w16se w16cid w16 w16cex w16sdtdh w16sdtfl w16du wp14">
+<w:footnotes xmlns:wpc="http://schemas.microsoft.com/office/word/2010/wordprocessingCanvas" xmlns:cx="http://schemas.microsoft.com/office/drawing/2014/chartex" xmlns:cx1="http://schemas.microsoft.com/office/drawing/2015/9/8/chartex" xmlns:cx2="http://schemas.microsoft.com/office/drawing/2015/10/21/chartex" xmlns:cx3="http://schemas.microsoft.com/office/drawing/2016/5/9/chartex" xmlns:cx4="http://schemas.microsoft.com/office/drawing/2016/5/10/chartex" xmlns:cx5="http://schemas.microsoft.com/office/drawing/2016/5/11/chartex" xmlns:cx6="http://schemas.microsoft.com/office/drawing/2016/5/12/chartex" xmlns:cx7="http://schemas.microsoft.com/office/drawing/2016/5/13/chartex" xmlns:cx8="http://schemas.microsoft.com/office/drawing/2016/5/14/chartex" xmlns:mc="http://schemas.openxmlformats.org/markup-compatibility/2006" xmlns:aink="http://schemas.microsoft.com/office/drawing/2016/ink" xmlns:am3d="http://schemas.microsoft.com/office/drawing/2017/model3d" xmlns:o="urn:schemas-microsoft-com:office:office" xmlns:oel="http://schemas.microsoft.com/office/2019/extlst" xmlns:r="http://schemas.openxmlformats.org/officeDocument/2006/relationships" xmlns:m="http://schemas.openxmlformats.org/officeDocument/2006/math" xmlns:v="urn:schemas-microsoft-com:vml" xmlns:wp14="http://schemas.microsoft.com/office/word/2010/wordprocessingDrawing" xmlns:wp="http://schemas.openxmlformats.org/drawingml/2006/wordprocessingDrawing" xmlns:w10="urn:schemas-microsoft-com:office:word" xmlns:w="http://schemas.openxmlformats.org/wordprocessingml/2006/main" xmlns:w14="http://schemas.microsoft.com/office/word/2010/wordml" xmlns:w15="http://schemas.microsoft.com/office/word/2012/wordml" xmlns:w16cex="http://schemas.microsoft.com/office/word/2018/wordml/cex" xmlns:w16cid="http://schemas.microsoft.com/office/word/2016/wordml/cid" xmlns:w16="http://schemas.microsoft.com/office/word/2018/wordml" xmlns:w16du="http://schemas.microsoft.com/office/word/2023/wordml/word16du" xmlns:w16sdtdh="http://schemas.microsoft.com/office/word/2020/wordml/sdtdatahash" xmlns:w16sdtfl="http://schemas.microsoft.com/office/word/2024/wordml/sdtformatlock" xmlns:w16se="http://schemas.microsoft.com/office/word/2015/wordml/symex" xmlns:wpg="http://schemas.microsoft.com/office/word/2010/wordprocessingGroup" xmlns:wpi="http://schemas.microsoft.com/office/word/2010/wordprocessingInk" xmlns:wne="http://schemas.microsoft.com/office/word/2006/wordml" xmlns:wps="http://schemas.microsoft.com/office/word/2010/wordprocessingShape" mc:Ignorable="w14 w15 w16se w16cid w16 w16cex w16sdtdh w16sdtfl w16du wp14">
   <w:footnote w:type="separator" w:id="-1">
     <w:p>
       <w:pPr>
@@ -9387,7 +13738,7 @@
 </file>
 
 <file path=word/header1.xml><?xml version="1.0" encoding="utf-8"?>
-<w:hdr xmlns:wpc="http://schemas.microsoft.com/office/word/2010/wordprocessingCanvas" xmlns:cx="http://schemas.microsoft.com/office/drawing/2014/chartex" xmlns:cx1="http://schemas.microsoft.com/office/drawing/2015/9/8/chartex" xmlns:cx2="http://schemas.microsoft.com/office/drawing/2015/10/21/chartex" xmlns:cx3="http://schemas.microsoft.com/office/drawing/2016/5/9/chartex" xmlns:cx4="http://schemas.microsoft.com/office/drawing/2016/5/10/chartex" xmlns:cx5="http://schemas.microsoft.com/office/drawing/2016/5/11/chartex" xmlns:cx6="http://schemas.microsoft.com/office/drawing/2016/5/12/chartex" xmlns:cx7="http://schemas.microsoft.com/office/drawing/2016/5/13/chartex" xmlns:cx8="http://schemas.microsoft.com/office/drawing/2016/5/14/chartex" xmlns:mc="http://schemas.openxmlformats.org/markup-compatibility/2006" xmlns:m="http://schemas.openxmlformats.org/officeDocument/2006/math" xmlns:aink="http://schemas.microsoft.com/office/drawing/2016/ink" xmlns:am3d="http://schemas.microsoft.com/office/drawing/2017/model3d" xmlns:oel="http://schemas.microsoft.com/office/2019/extlst" xmlns:r="http://schemas.openxmlformats.org/officeDocument/2006/relationships" xmlns:wp14="http://schemas.microsoft.com/office/word/2010/wordprocessingDrawing" xmlns:wp="http://schemas.openxmlformats.org/drawingml/2006/wordprocessingDrawing" xmlns:wpg="http://schemas.microsoft.com/office/word/2010/wordprocessingGroup" xmlns:wpi="http://schemas.microsoft.com/office/word/2010/wordprocessingInk" xmlns:wps="http://schemas.microsoft.com/office/word/2010/wordprocessingShape" xmlns:o="urn:schemas-microsoft-com:office:office" xmlns:v="urn:schemas-microsoft-com:vml" xmlns:w10="urn:schemas-microsoft-com:office:word" xmlns:w="http://schemas.openxmlformats.org/wordprocessingml/2006/main" xmlns:w14="http://schemas.microsoft.com/office/word/2010/wordml" xmlns:w15="http://schemas.microsoft.com/office/word/2012/wordml" xmlns:w16cei="http://schemas.microsoft.com/office/word/2026/wordml/cei" xmlns:w16cex="http://schemas.microsoft.com/office/word/2018/wordml/cex" xmlns:w16cid="http://schemas.microsoft.com/office/word/2016/wordml/cid" xmlns:w16="http://schemas.microsoft.com/office/word/2018/wordml" xmlns:w16sdtdh="http://schemas.microsoft.com/office/word/2020/wordml/sdtdatahash" xmlns:w16sdtfl="http://schemas.microsoft.com/office/word/2024/wordml/sdtformatlock" xmlns:w16se="http://schemas.microsoft.com/office/word/2015/wordml/symex" xmlns:w16du="http://schemas.microsoft.com/office/word/2023/wordml/word16du" xmlns:wne="http://schemas.microsoft.com/office/word/2006/wordml" mc:Ignorable="w14 w15 w16se w16cid w16 w16cex w16sdtdh w16sdtfl w16du wp14">
+<w:hdr xmlns:wpc="http://schemas.microsoft.com/office/word/2010/wordprocessingCanvas" xmlns:cx="http://schemas.microsoft.com/office/drawing/2014/chartex" xmlns:cx1="http://schemas.microsoft.com/office/drawing/2015/9/8/chartex" xmlns:cx2="http://schemas.microsoft.com/office/drawing/2015/10/21/chartex" xmlns:cx3="http://schemas.microsoft.com/office/drawing/2016/5/9/chartex" xmlns:cx4="http://schemas.microsoft.com/office/drawing/2016/5/10/chartex" xmlns:cx5="http://schemas.microsoft.com/office/drawing/2016/5/11/chartex" xmlns:cx6="http://schemas.microsoft.com/office/drawing/2016/5/12/chartex" xmlns:cx7="http://schemas.microsoft.com/office/drawing/2016/5/13/chartex" xmlns:cx8="http://schemas.microsoft.com/office/drawing/2016/5/14/chartex" xmlns:mc="http://schemas.openxmlformats.org/markup-compatibility/2006" xmlns:aink="http://schemas.microsoft.com/office/drawing/2016/ink" xmlns:am3d="http://schemas.microsoft.com/office/drawing/2017/model3d" xmlns:o="urn:schemas-microsoft-com:office:office" xmlns:oel="http://schemas.microsoft.com/office/2019/extlst" xmlns:r="http://schemas.openxmlformats.org/officeDocument/2006/relationships" xmlns:m="http://schemas.openxmlformats.org/officeDocument/2006/math" xmlns:v="urn:schemas-microsoft-com:vml" xmlns:wp14="http://schemas.microsoft.com/office/word/2010/wordprocessingDrawing" xmlns:wp="http://schemas.openxmlformats.org/drawingml/2006/wordprocessingDrawing" xmlns:w10="urn:schemas-microsoft-com:office:word" xmlns:w="http://schemas.openxmlformats.org/wordprocessingml/2006/main" xmlns:w14="http://schemas.microsoft.com/office/word/2010/wordml" xmlns:w15="http://schemas.microsoft.com/office/word/2012/wordml" xmlns:w16cex="http://schemas.microsoft.com/office/word/2018/wordml/cex" xmlns:w16cid="http://schemas.microsoft.com/office/word/2016/wordml/cid" xmlns:w16="http://schemas.microsoft.com/office/word/2018/wordml" xmlns:w16du="http://schemas.microsoft.com/office/word/2023/wordml/word16du" xmlns:w16sdtdh="http://schemas.microsoft.com/office/word/2020/wordml/sdtdatahash" xmlns:w16sdtfl="http://schemas.microsoft.com/office/word/2024/wordml/sdtformatlock" xmlns:w16se="http://schemas.microsoft.com/office/word/2015/wordml/symex" xmlns:wpg="http://schemas.microsoft.com/office/word/2010/wordprocessingGroup" xmlns:wpi="http://schemas.microsoft.com/office/word/2010/wordprocessingInk" xmlns:wne="http://schemas.microsoft.com/office/word/2006/wordml" xmlns:wps="http://schemas.microsoft.com/office/word/2010/wordprocessingShape" mc:Ignorable="w14 w15 w16se w16cid w16 w16cex w16sdtdh w16sdtfl w16du wp14">
   <w:tbl>
     <w:tblPr>
       <w:tblW w:w="6410" w:type="pct"/>
@@ -9487,7 +13838,7 @@
 </file>
 
 <file path=word/header2.xml><?xml version="1.0" encoding="utf-8"?>
-<w:hdr xmlns:wpc="http://schemas.microsoft.com/office/word/2010/wordprocessingCanvas" xmlns:cx="http://schemas.microsoft.com/office/drawing/2014/chartex" xmlns:cx1="http://schemas.microsoft.com/office/drawing/2015/9/8/chartex" xmlns:cx2="http://schemas.microsoft.com/office/drawing/2015/10/21/chartex" xmlns:cx3="http://schemas.microsoft.com/office/drawing/2016/5/9/chartex" xmlns:cx4="http://schemas.microsoft.com/office/drawing/2016/5/10/chartex" xmlns:cx5="http://schemas.microsoft.com/office/drawing/2016/5/11/chartex" xmlns:cx6="http://schemas.microsoft.com/office/drawing/2016/5/12/chartex" xmlns:cx7="http://schemas.microsoft.com/office/drawing/2016/5/13/chartex" xmlns:cx8="http://schemas.microsoft.com/office/drawing/2016/5/14/chartex" xmlns:mc="http://schemas.openxmlformats.org/markup-compatibility/2006" xmlns:m="http://schemas.openxmlformats.org/officeDocument/2006/math" xmlns:aink="http://schemas.microsoft.com/office/drawing/2016/ink" xmlns:am3d="http://schemas.microsoft.com/office/drawing/2017/model3d" xmlns:oel="http://schemas.microsoft.com/office/2019/extlst" xmlns:r="http://schemas.openxmlformats.org/officeDocument/2006/relationships" xmlns:wp14="http://schemas.microsoft.com/office/word/2010/wordprocessingDrawing" xmlns:wp="http://schemas.openxmlformats.org/drawingml/2006/wordprocessingDrawing" xmlns:wpg="http://schemas.microsoft.com/office/word/2010/wordprocessingGroup" xmlns:wpi="http://schemas.microsoft.com/office/word/2010/wordprocessingInk" xmlns:wps="http://schemas.microsoft.com/office/word/2010/wordprocessingShape" xmlns:o="urn:schemas-microsoft-com:office:office" xmlns:v="urn:schemas-microsoft-com:vml" xmlns:w10="urn:schemas-microsoft-com:office:word" xmlns:w="http://schemas.openxmlformats.org/wordprocessingml/2006/main" xmlns:w14="http://schemas.microsoft.com/office/word/2010/wordml" xmlns:w15="http://schemas.microsoft.com/office/word/2012/wordml" xmlns:w16cei="http://schemas.microsoft.com/office/word/2026/wordml/cei" xmlns:w16cex="http://schemas.microsoft.com/office/word/2018/wordml/cex" xmlns:w16cid="http://schemas.microsoft.com/office/word/2016/wordml/cid" xmlns:w16="http://schemas.microsoft.com/office/word/2018/wordml" xmlns:w16sdtdh="http://schemas.microsoft.com/office/word/2020/wordml/sdtdatahash" xmlns:w16sdtfl="http://schemas.microsoft.com/office/word/2024/wordml/sdtformatlock" xmlns:w16se="http://schemas.microsoft.com/office/word/2015/wordml/symex" xmlns:w16du="http://schemas.microsoft.com/office/word/2023/wordml/word16du" xmlns:wne="http://schemas.microsoft.com/office/word/2006/wordml" mc:Ignorable="w14 w15 w16se w16cid w16 w16cex w16sdtdh w16sdtfl w16du wp14">
+<w:hdr xmlns:wpc="http://schemas.microsoft.com/office/word/2010/wordprocessingCanvas" xmlns:cx="http://schemas.microsoft.com/office/drawing/2014/chartex" xmlns:cx1="http://schemas.microsoft.com/office/drawing/2015/9/8/chartex" xmlns:cx2="http://schemas.microsoft.com/office/drawing/2015/10/21/chartex" xmlns:cx3="http://schemas.microsoft.com/office/drawing/2016/5/9/chartex" xmlns:cx4="http://schemas.microsoft.com/office/drawing/2016/5/10/chartex" xmlns:cx5="http://schemas.microsoft.com/office/drawing/2016/5/11/chartex" xmlns:cx6="http://schemas.microsoft.com/office/drawing/2016/5/12/chartex" xmlns:cx7="http://schemas.microsoft.com/office/drawing/2016/5/13/chartex" xmlns:cx8="http://schemas.microsoft.com/office/drawing/2016/5/14/chartex" xmlns:mc="http://schemas.openxmlformats.org/markup-compatibility/2006" xmlns:aink="http://schemas.microsoft.com/office/drawing/2016/ink" xmlns:am3d="http://schemas.microsoft.com/office/drawing/2017/model3d" xmlns:o="urn:schemas-microsoft-com:office:office" xmlns:oel="http://schemas.microsoft.com/office/2019/extlst" xmlns:r="http://schemas.openxmlformats.org/officeDocument/2006/relationships" xmlns:m="http://schemas.openxmlformats.org/officeDocument/2006/math" xmlns:v="urn:schemas-microsoft-com:vml" xmlns:wp14="http://schemas.microsoft.com/office/word/2010/wordprocessingDrawing" xmlns:wp="http://schemas.openxmlformats.org/drawingml/2006/wordprocessingDrawing" xmlns:w10="urn:schemas-microsoft-com:office:word" xmlns:w="http://schemas.openxmlformats.org/wordprocessingml/2006/main" xmlns:w14="http://schemas.microsoft.com/office/word/2010/wordml" xmlns:w15="http://schemas.microsoft.com/office/word/2012/wordml" xmlns:w16cex="http://schemas.microsoft.com/office/word/2018/wordml/cex" xmlns:w16cid="http://schemas.microsoft.com/office/word/2016/wordml/cid" xmlns:w16="http://schemas.microsoft.com/office/word/2018/wordml" xmlns:w16du="http://schemas.microsoft.com/office/word/2023/wordml/word16du" xmlns:w16sdtdh="http://schemas.microsoft.com/office/word/2020/wordml/sdtdatahash" xmlns:w16sdtfl="http://schemas.microsoft.com/office/word/2024/wordml/sdtformatlock" xmlns:w16se="http://schemas.microsoft.com/office/word/2015/wordml/symex" xmlns:wpg="http://schemas.microsoft.com/office/word/2010/wordprocessingGroup" xmlns:wpi="http://schemas.microsoft.com/office/word/2010/wordprocessingInk" xmlns:wne="http://schemas.microsoft.com/office/word/2006/wordml" xmlns:wps="http://schemas.microsoft.com/office/word/2010/wordprocessingShape" mc:Ignorable="w14 w15 w16se w16cid w16 w16cex w16sdtdh w16sdtfl w16du wp14">
   <w:p>
     <w:pPr>
       <w:ind w:left="-2340"/>
@@ -9657,7 +14008,7 @@
             </wp:anchor>
           </w:drawing>
         </mc:Choice>
-        <mc:Fallback>
+        <mc:Fallback xmlns:w16cei="http://schemas.microsoft.com/office/word/2026/wordml/cei">
           <w:pict>
             <v:line w14:anchorId="04400D3D" id="Straight Connector 6" o:spid="_x0000_s1026" style="position:absolute;z-index:251660288;visibility:visible;mso-wrap-style:square;mso-width-percent:0;mso-height-percent:0;mso-wrap-distance-left:9pt;mso-wrap-distance-top:-3e-5mm;mso-wrap-distance-right:9pt;mso-wrap-distance-bottom:-3e-5mm;mso-position-horizontal:absolute;mso-position-horizontal-relative:text;mso-position-vertical:absolute;mso-position-vertical-relative:text;mso-width-percent:0;mso-height-percent:0;mso-width-relative:page;mso-height-relative:page" from="-68.95pt,-666.45pt" to="489.05pt,-666.45pt" o:gfxdata="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" strokecolor="#4f81bd" strokeweight="2pt">
               <v:shadow on="t" opacity="24903f" origin=",.5" offset="0,.55556mm"/>
@@ -9672,7 +14023,7 @@
 </file>
 
 <file path=word/header3.xml><?xml version="1.0" encoding="utf-8"?>
-<w:hdr xmlns:wpc="http://schemas.microsoft.com/office/word/2010/wordprocessingCanvas" xmlns:cx="http://schemas.microsoft.com/office/drawing/2014/chartex" xmlns:cx1="http://schemas.microsoft.com/office/drawing/2015/9/8/chartex" xmlns:cx2="http://schemas.microsoft.com/office/drawing/2015/10/21/chartex" xmlns:cx3="http://schemas.microsoft.com/office/drawing/2016/5/9/chartex" xmlns:cx4="http://schemas.microsoft.com/office/drawing/2016/5/10/chartex" xmlns:cx5="http://schemas.microsoft.com/office/drawing/2016/5/11/chartex" xmlns:cx6="http://schemas.microsoft.com/office/drawing/2016/5/12/chartex" xmlns:cx7="http://schemas.microsoft.com/office/drawing/2016/5/13/chartex" xmlns:cx8="http://schemas.microsoft.com/office/drawing/2016/5/14/chartex" xmlns:mc="http://schemas.openxmlformats.org/markup-compatibility/2006" xmlns:m="http://schemas.openxmlformats.org/officeDocument/2006/math" xmlns:aink="http://schemas.microsoft.com/office/drawing/2016/ink" xmlns:am3d="http://schemas.microsoft.com/office/drawing/2017/model3d" xmlns:oel="http://schemas.microsoft.com/office/2019/extlst" xmlns:r="http://schemas.openxmlformats.org/officeDocument/2006/relationships" xmlns:wp14="http://schemas.microsoft.com/office/word/2010/wordprocessingDrawing" xmlns:wp="http://schemas.openxmlformats.org/drawingml/2006/wordprocessingDrawing" xmlns:wpg="http://schemas.microsoft.com/office/word/2010/wordprocessingGroup" xmlns:wpi="http://schemas.microsoft.com/office/word/2010/wordprocessingInk" xmlns:wps="http://schemas.microsoft.com/office/word/2010/wordprocessingShape" xmlns:o="urn:schemas-microsoft-com:office:office" xmlns:v="urn:schemas-microsoft-com:vml" xmlns:w10="urn:schemas-microsoft-com:office:word" xmlns:w="http://schemas.openxmlformats.org/wordprocessingml/2006/main" xmlns:w14="http://schemas.microsoft.com/office/word/2010/wordml" xmlns:w15="http://schemas.microsoft.com/office/word/2012/wordml" xmlns:w16cei="http://schemas.microsoft.com/office/word/2026/wordml/cei" xmlns:w16cex="http://schemas.microsoft.com/office/word/2018/wordml/cex" xmlns:w16cid="http://schemas.microsoft.com/office/word/2016/wordml/cid" xmlns:w16="http://schemas.microsoft.com/office/word/2018/wordml" xmlns:w16sdtdh="http://schemas.microsoft.com/office/word/2020/wordml/sdtdatahash" xmlns:w16sdtfl="http://schemas.microsoft.com/office/word/2024/wordml/sdtformatlock" xmlns:w16se="http://schemas.microsoft.com/office/word/2015/wordml/symex" xmlns:w16du="http://schemas.microsoft.com/office/word/2023/wordml/word16du" xmlns:wne="http://schemas.microsoft.com/office/word/2006/wordml" mc:Ignorable="w14 w15 w16se w16cid w16 w16cex w16sdtdh w16sdtfl w16du wp14">
+<w:hdr xmlns:wpc="http://schemas.microsoft.com/office/word/2010/wordprocessingCanvas" xmlns:cx="http://schemas.microsoft.com/office/drawing/2014/chartex" xmlns:cx1="http://schemas.microsoft.com/office/drawing/2015/9/8/chartex" xmlns:cx2="http://schemas.microsoft.com/office/drawing/2015/10/21/chartex" xmlns:cx3="http://schemas.microsoft.com/office/drawing/2016/5/9/chartex" xmlns:cx4="http://schemas.microsoft.com/office/drawing/2016/5/10/chartex" xmlns:cx5="http://schemas.microsoft.com/office/drawing/2016/5/11/chartex" xmlns:cx6="http://schemas.microsoft.com/office/drawing/2016/5/12/chartex" xmlns:cx7="http://schemas.microsoft.com/office/drawing/2016/5/13/chartex" xmlns:cx8="http://schemas.microsoft.com/office/drawing/2016/5/14/chartex" xmlns:mc="http://schemas.openxmlformats.org/markup-compatibility/2006" xmlns:aink="http://schemas.microsoft.com/office/drawing/2016/ink" xmlns:am3d="http://schemas.microsoft.com/office/drawing/2017/model3d" xmlns:o="urn:schemas-microsoft-com:office:office" xmlns:oel="http://schemas.microsoft.com/office/2019/extlst" xmlns:r="http://schemas.openxmlformats.org/officeDocument/2006/relationships" xmlns:m="http://schemas.openxmlformats.org/officeDocument/2006/math" xmlns:v="urn:schemas-microsoft-com:vml" xmlns:wp14="http://schemas.microsoft.com/office/word/2010/wordprocessingDrawing" xmlns:wp="http://schemas.openxmlformats.org/drawingml/2006/wordprocessingDrawing" xmlns:w10="urn:schemas-microsoft-com:office:word" xmlns:w="http://schemas.openxmlformats.org/wordprocessingml/2006/main" xmlns:w14="http://schemas.microsoft.com/office/word/2010/wordml" xmlns:w15="http://schemas.microsoft.com/office/word/2012/wordml" xmlns:w16cex="http://schemas.microsoft.com/office/word/2018/wordml/cex" xmlns:w16cid="http://schemas.microsoft.com/office/word/2016/wordml/cid" xmlns:w16="http://schemas.microsoft.com/office/word/2018/wordml" xmlns:w16du="http://schemas.microsoft.com/office/word/2023/wordml/word16du" xmlns:w16sdtdh="http://schemas.microsoft.com/office/word/2020/wordml/sdtdatahash" xmlns:w16sdtfl="http://schemas.microsoft.com/office/word/2024/wordml/sdtformatlock" xmlns:w16se="http://schemas.microsoft.com/office/word/2015/wordml/symex" xmlns:wpg="http://schemas.microsoft.com/office/word/2010/wordprocessingGroup" xmlns:wpi="http://schemas.microsoft.com/office/word/2010/wordprocessingInk" xmlns:wne="http://schemas.microsoft.com/office/word/2006/wordml" xmlns:wps="http://schemas.microsoft.com/office/word/2010/wordprocessingShape" mc:Ignorable="w14 w15 w16se w16cid w16 w16cex w16sdtdh w16sdtfl w16du wp14">
   <w:tbl>
     <w:tblPr>
       <w:tblW w:w="6410" w:type="pct"/>
@@ -9768,7 +14119,7 @@
             <w:rPr>
               <w:noProof/>
             </w:rPr>
-            <w:instrText>Project Instructions</w:instrText>
+            <w:instrText>Task 4 – Reflection (2 Marks)</w:instrText>
           </w:r>
           <w:r>
             <w:rPr>
@@ -9801,7 +14152,7 @@
             <w:rPr>
               <w:noProof/>
             </w:rPr>
-            <w:instrText>Project Instructions</w:instrText>
+            <w:instrText>Task 4 – Reflection (2 Marks)</w:instrText>
           </w:r>
           <w:r>
             <w:rPr>
@@ -9819,7 +14170,7 @@
             <w:rPr>
               <w:noProof/>
             </w:rPr>
-            <w:t xml:space="preserve">Project Instructions </w:t>
+            <w:t xml:space="preserve">Task 4 – Reflection (2 Marks) </w:t>
           </w:r>
           <w:r>
             <w:fldChar w:fldCharType="end"/>
@@ -9877,7 +14228,7 @@
 </file>
 
 <file path=word/numbering.xml><?xml version="1.0" encoding="utf-8"?>
-<w:numbering xmlns:wpc="http://schemas.microsoft.com/office/word/2010/wordprocessingCanvas" xmlns:cx="http://schemas.microsoft.com/office/drawing/2014/chartex" xmlns:cx1="http://schemas.microsoft.com/office/drawing/2015/9/8/chartex" xmlns:cx2="http://schemas.microsoft.com/office/drawing/2015/10/21/chartex" xmlns:cx3="http://schemas.microsoft.com/office/drawing/2016/5/9/chartex" xmlns:cx4="http://schemas.microsoft.com/office/drawing/2016/5/10/chartex" xmlns:cx5="http://schemas.microsoft.com/office/drawing/2016/5/11/chartex" xmlns:cx6="http://schemas.microsoft.com/office/drawing/2016/5/12/chartex" xmlns:cx7="http://schemas.microsoft.com/office/drawing/2016/5/13/chartex" xmlns:cx8="http://schemas.microsoft.com/office/drawing/2016/5/14/chartex" xmlns:mc="http://schemas.openxmlformats.org/markup-compatibility/2006" xmlns:m="http://schemas.openxmlformats.org/officeDocument/2006/math" xmlns:aink="http://schemas.microsoft.com/office/drawing/2016/ink" xmlns:am3d="http://schemas.microsoft.com/office/drawing/2017/model3d" xmlns:oel="http://schemas.microsoft.com/office/2019/extlst" xmlns:r="http://schemas.openxmlformats.org/officeDocument/2006/relationships" xmlns:wp14="http://schemas.microsoft.com/office/word/2010/wordprocessingDrawing" xmlns:wp="http://schemas.openxmlformats.org/drawingml/2006/wordprocessingDrawing" xmlns:wpg="http://schemas.microsoft.com/office/word/2010/wordprocessingGroup" xmlns:wpi="http://schemas.microsoft.com/office/word/2010/wordprocessingInk" xmlns:wps="http://schemas.microsoft.com/office/word/2010/wordprocessingShape" xmlns:o="urn:schemas-microsoft-com:office:office" xmlns:v="urn:schemas-microsoft-com:vml" xmlns:w10="urn:schemas-microsoft-com:office:word" xmlns:w="http://schemas.openxmlformats.org/wordprocessingml/2006/main" xmlns:w14="http://schemas.microsoft.com/office/word/2010/wordml" xmlns:w15="http://schemas.microsoft.com/office/word/2012/wordml" xmlns:w16cei="http://schemas.microsoft.com/office/word/2026/wordml/cei" xmlns:w16cex="http://schemas.microsoft.com/office/word/2018/wordml/cex" xmlns:w16cid="http://schemas.microsoft.com/office/word/2016/wordml/cid" xmlns:w16="http://schemas.microsoft.com/office/word/2018/wordml" xmlns:w16sdtdh="http://schemas.microsoft.com/office/word/2020/wordml/sdtdatahash" xmlns:w16sdtfl="http://schemas.microsoft.com/office/word/2024/wordml/sdtformatlock" xmlns:w16se="http://schemas.microsoft.com/office/word/2015/wordml/symex" xmlns:w16du="http://schemas.microsoft.com/office/word/2023/wordml/word16du" xmlns:wne="http://schemas.microsoft.com/office/word/2006/wordml" mc:Ignorable="w14 w15 w16se w16cid w16 w16cex w16sdtdh w16sdtfl w16du wp14">
+<w:numbering xmlns:wpc="http://schemas.microsoft.com/office/word/2010/wordprocessingCanvas" xmlns:cx="http://schemas.microsoft.com/office/drawing/2014/chartex" xmlns:cx1="http://schemas.microsoft.com/office/drawing/2015/9/8/chartex" xmlns:cx2="http://schemas.microsoft.com/office/drawing/2015/10/21/chartex" xmlns:cx3="http://schemas.microsoft.com/office/drawing/2016/5/9/chartex" xmlns:cx4="http://schemas.microsoft.com/office/drawing/2016/5/10/chartex" xmlns:cx5="http://schemas.microsoft.com/office/drawing/2016/5/11/chartex" xmlns:cx6="http://schemas.microsoft.com/office/drawing/2016/5/12/chartex" xmlns:cx7="http://schemas.microsoft.com/office/drawing/2016/5/13/chartex" xmlns:cx8="http://schemas.microsoft.com/office/drawing/2016/5/14/chartex" xmlns:mc="http://schemas.openxmlformats.org/markup-compatibility/2006" xmlns:aink="http://schemas.microsoft.com/office/drawing/2016/ink" xmlns:am3d="http://schemas.microsoft.com/office/drawing/2017/model3d" xmlns:o="urn:schemas-microsoft-com:office:office" xmlns:oel="http://schemas.microsoft.com/office/2019/extlst" xmlns:r="http://schemas.openxmlformats.org/officeDocument/2006/relationships" xmlns:m="http://schemas.openxmlformats.org/officeDocument/2006/math" xmlns:v="urn:schemas-microsoft-com:vml" xmlns:wp14="http://schemas.microsoft.com/office/word/2010/wordprocessingDrawing" xmlns:wp="http://schemas.openxmlformats.org/drawingml/2006/wordprocessingDrawing" xmlns:w10="urn:schemas-microsoft-com:office:word" xmlns:w="http://schemas.openxmlformats.org/wordprocessingml/2006/main" xmlns:w14="http://schemas.microsoft.com/office/word/2010/wordml" xmlns:w15="http://schemas.microsoft.com/office/word/2012/wordml" xmlns:w16cex="http://schemas.microsoft.com/office/word/2018/wordml/cex" xmlns:w16cid="http://schemas.microsoft.com/office/word/2016/wordml/cid" xmlns:w16="http://schemas.microsoft.com/office/word/2018/wordml" xmlns:w16du="http://schemas.microsoft.com/office/word/2023/wordml/word16du" xmlns:w16sdtdh="http://schemas.microsoft.com/office/word/2020/wordml/sdtdatahash" xmlns:w16sdtfl="http://schemas.microsoft.com/office/word/2024/wordml/sdtformatlock" xmlns:w16se="http://schemas.microsoft.com/office/word/2015/wordml/symex" xmlns:wpg="http://schemas.microsoft.com/office/word/2010/wordprocessingGroup" xmlns:wpi="http://schemas.microsoft.com/office/word/2010/wordprocessingInk" xmlns:wne="http://schemas.microsoft.com/office/word/2006/wordml" xmlns:wps="http://schemas.microsoft.com/office/word/2010/wordprocessingShape" mc:Ignorable="w14 w15 w16se w16cid w16 w16cex w16sdtdh w16sdtfl w16du wp14">
   <w:abstractNum w:abstractNumId="0" w15:restartNumberingAfterBreak="0">
     <w:nsid w:val="FFFFFF89"/>
     <w:multiLevelType w:val="singleLevel"/>
@@ -13266,6 +17617,155 @@
       </w:pPr>
       <w:rPr>
         <w:rFonts w:ascii="Wingdings" w:hAnsi="Wingdings" w:hint="default"/>
+      </w:rPr>
+    </w:lvl>
+  </w:abstractNum>
+  <w:abstractNum w:abstractNumId="30" w15:restartNumberingAfterBreak="0">
+    <w:nsid w:val="78B87C65"/>
+    <w:multiLevelType w:val="multilevel"/>
+    <w:tmpl w:val="F7B0D900"/>
+    <w:lvl w:ilvl="0">
+      <w:start w:val="1"/>
+      <w:numFmt w:val="bullet"/>
+      <w:lvlText w:val=""/>
+      <w:lvlJc w:val="left"/>
+      <w:pPr>
+        <w:tabs>
+          <w:tab w:val="num" w:pos="720"/>
+        </w:tabs>
+        <w:ind w:left="720" w:hanging="360"/>
+      </w:pPr>
+      <w:rPr>
+        <w:rFonts w:ascii="Symbol" w:hAnsi="Symbol" w:hint="default"/>
+        <w:sz w:val="20"/>
+      </w:rPr>
+    </w:lvl>
+    <w:lvl w:ilvl="1" w:tentative="1">
+      <w:start w:val="1"/>
+      <w:numFmt w:val="bullet"/>
+      <w:lvlText w:val="o"/>
+      <w:lvlJc w:val="left"/>
+      <w:pPr>
+        <w:tabs>
+          <w:tab w:val="num" w:pos="1440"/>
+        </w:tabs>
+        <w:ind w:left="1440" w:hanging="360"/>
+      </w:pPr>
+      <w:rPr>
+        <w:rFonts w:ascii="Courier New" w:hAnsi="Courier New" w:hint="default"/>
+        <w:sz w:val="20"/>
+      </w:rPr>
+    </w:lvl>
+    <w:lvl w:ilvl="2" w:tentative="1">
+      <w:start w:val="1"/>
+      <w:numFmt w:val="bullet"/>
+      <w:lvlText w:val=""/>
+      <w:lvlJc w:val="left"/>
+      <w:pPr>
+        <w:tabs>
+          <w:tab w:val="num" w:pos="2160"/>
+        </w:tabs>
+        <w:ind w:left="2160" w:hanging="360"/>
+      </w:pPr>
+      <w:rPr>
+        <w:rFonts w:ascii="Wingdings" w:hAnsi="Wingdings" w:hint="default"/>
+        <w:sz w:val="20"/>
+      </w:rPr>
+    </w:lvl>
+    <w:lvl w:ilvl="3" w:tentative="1">
+      <w:start w:val="1"/>
+      <w:numFmt w:val="bullet"/>
+      <w:lvlText w:val=""/>
+      <w:lvlJc w:val="left"/>
+      <w:pPr>
+        <w:tabs>
+          <w:tab w:val="num" w:pos="2880"/>
+        </w:tabs>
+        <w:ind w:left="2880" w:hanging="360"/>
+      </w:pPr>
+      <w:rPr>
+        <w:rFonts w:ascii="Wingdings" w:hAnsi="Wingdings" w:hint="default"/>
+        <w:sz w:val="20"/>
+      </w:rPr>
+    </w:lvl>
+    <w:lvl w:ilvl="4" w:tentative="1">
+      <w:start w:val="1"/>
+      <w:numFmt w:val="bullet"/>
+      <w:lvlText w:val=""/>
+      <w:lvlJc w:val="left"/>
+      <w:pPr>
+        <w:tabs>
+          <w:tab w:val="num" w:pos="3600"/>
+        </w:tabs>
+        <w:ind w:left="3600" w:hanging="360"/>
+      </w:pPr>
+      <w:rPr>
+        <w:rFonts w:ascii="Wingdings" w:hAnsi="Wingdings" w:hint="default"/>
+        <w:sz w:val="20"/>
+      </w:rPr>
+    </w:lvl>
+    <w:lvl w:ilvl="5" w:tentative="1">
+      <w:start w:val="1"/>
+      <w:numFmt w:val="bullet"/>
+      <w:lvlText w:val=""/>
+      <w:lvlJc w:val="left"/>
+      <w:pPr>
+        <w:tabs>
+          <w:tab w:val="num" w:pos="4320"/>
+        </w:tabs>
+        <w:ind w:left="4320" w:hanging="360"/>
+      </w:pPr>
+      <w:rPr>
+        <w:rFonts w:ascii="Wingdings" w:hAnsi="Wingdings" w:hint="default"/>
+        <w:sz w:val="20"/>
+      </w:rPr>
+    </w:lvl>
+    <w:lvl w:ilvl="6" w:tentative="1">
+      <w:start w:val="1"/>
+      <w:numFmt w:val="bullet"/>
+      <w:lvlText w:val=""/>
+      <w:lvlJc w:val="left"/>
+      <w:pPr>
+        <w:tabs>
+          <w:tab w:val="num" w:pos="5040"/>
+        </w:tabs>
+        <w:ind w:left="5040" w:hanging="360"/>
+      </w:pPr>
+      <w:rPr>
+        <w:rFonts w:ascii="Wingdings" w:hAnsi="Wingdings" w:hint="default"/>
+        <w:sz w:val="20"/>
+      </w:rPr>
+    </w:lvl>
+    <w:lvl w:ilvl="7" w:tentative="1">
+      <w:start w:val="1"/>
+      <w:numFmt w:val="bullet"/>
+      <w:lvlText w:val=""/>
+      <w:lvlJc w:val="left"/>
+      <w:pPr>
+        <w:tabs>
+          <w:tab w:val="num" w:pos="5760"/>
+        </w:tabs>
+        <w:ind w:left="5760" w:hanging="360"/>
+      </w:pPr>
+      <w:rPr>
+        <w:rFonts w:ascii="Wingdings" w:hAnsi="Wingdings" w:hint="default"/>
+        <w:sz w:val="20"/>
+      </w:rPr>
+    </w:lvl>
+    <w:lvl w:ilvl="8" w:tentative="1">
+      <w:start w:val="1"/>
+      <w:numFmt w:val="bullet"/>
+      <w:lvlText w:val=""/>
+      <w:lvlJc w:val="left"/>
+      <w:pPr>
+        <w:tabs>
+          <w:tab w:val="num" w:pos="6480"/>
+        </w:tabs>
+        <w:ind w:left="6480" w:hanging="360"/>
+      </w:pPr>
+      <w:rPr>
+        <w:rFonts w:ascii="Wingdings" w:hAnsi="Wingdings" w:hint="default"/>
+        <w:sz w:val="20"/>
       </w:rPr>
     </w:lvl>
   </w:abstractNum>
@@ -13407,11 +17907,14 @@
   <w:num w:numId="35" w16cid:durableId="757141688">
     <w:abstractNumId w:val="28"/>
   </w:num>
+  <w:num w:numId="36" w16cid:durableId="697200094">
+    <w:abstractNumId w:val="30"/>
+  </w:num>
 </w:numbering>
 </file>
 
 <file path=word/styles.xml><?xml version="1.0" encoding="utf-8"?>
-<w:styles xmlns:mc="http://schemas.openxmlformats.org/markup-compatibility/2006" xmlns:r="http://schemas.openxmlformats.org/officeDocument/2006/relationships" xmlns:w="http://schemas.openxmlformats.org/wordprocessingml/2006/main" xmlns:w14="http://schemas.microsoft.com/office/word/2010/wordml" xmlns:w15="http://schemas.microsoft.com/office/word/2012/wordml" xmlns:w16cex="http://schemas.microsoft.com/office/word/2018/wordml/cex" xmlns:w16cid="http://schemas.microsoft.com/office/word/2016/wordml/cid" xmlns:w16="http://schemas.microsoft.com/office/word/2018/wordml" xmlns:w16sdtdh="http://schemas.microsoft.com/office/word/2020/wordml/sdtdatahash" xmlns:w16sdtfl="http://schemas.microsoft.com/office/word/2024/wordml/sdtformatlock" xmlns:w16se="http://schemas.microsoft.com/office/word/2015/wordml/symex" xmlns:w16du="http://schemas.microsoft.com/office/word/2023/wordml/word16du" mc:Ignorable="w14 w15 w16se w16cid w16 w16cex w16sdtdh w16sdtfl w16du">
+<w:styles xmlns:mc="http://schemas.openxmlformats.org/markup-compatibility/2006" xmlns:r="http://schemas.openxmlformats.org/officeDocument/2006/relationships" xmlns:w="http://schemas.openxmlformats.org/wordprocessingml/2006/main" xmlns:w14="http://schemas.microsoft.com/office/word/2010/wordml" xmlns:w15="http://schemas.microsoft.com/office/word/2012/wordml" xmlns:w16cex="http://schemas.microsoft.com/office/word/2018/wordml/cex" xmlns:w16cid="http://schemas.microsoft.com/office/word/2016/wordml/cid" xmlns:w16="http://schemas.microsoft.com/office/word/2018/wordml" xmlns:w16du="http://schemas.microsoft.com/office/word/2023/wordml/word16du" xmlns:w16sdtdh="http://schemas.microsoft.com/office/word/2020/wordml/sdtdatahash" xmlns:w16sdtfl="http://schemas.microsoft.com/office/word/2024/wordml/sdtformatlock" xmlns:w16se="http://schemas.microsoft.com/office/word/2015/wordml/symex" mc:Ignorable="w14 w15 w16se w16cid w16 w16cex w16sdtdh w16sdtfl w16du">
   <w:docDefaults>
     <w:rPrDefault>
       <w:rPr>
@@ -14723,7 +19226,7 @@
       <w:szCs w:val="24"/>
     </w:rPr>
   </w:style>
-  <w:style w:type="table" w:styleId="GridTable6Colorful-Accent1">
+  <w:style w:type="table" w:styleId="GridTable6ColourfulAccent1">
     <w:name w:val="Grid Table 6 Colorful Accent 1"/>
     <w:basedOn w:val="TableNormal"/>
     <w:uiPriority w:val="51"/>
@@ -14795,11 +19298,16 @@
       </w:tcPr>
     </w:tblStylePr>
   </w:style>
+  <w:style w:type="character" w:customStyle="1" w:styleId="apple-tab-span">
+    <w:name w:val="apple-tab-span"/>
+    <w:basedOn w:val="DefaultParagraphFont"/>
+    <w:rsid w:val="00CA702B"/>
+  </w:style>
 </w:styles>
 </file>
 
 <file path=word/glossary/document.xml><?xml version="1.0" encoding="utf-8"?>
-<w:glossaryDocument xmlns:wpc="http://schemas.microsoft.com/office/word/2010/wordprocessingCanvas" xmlns:cx="http://schemas.microsoft.com/office/drawing/2014/chartex" xmlns:cx1="http://schemas.microsoft.com/office/drawing/2015/9/8/chartex" xmlns:cx2="http://schemas.microsoft.com/office/drawing/2015/10/21/chartex" xmlns:cx3="http://schemas.microsoft.com/office/drawing/2016/5/9/chartex" xmlns:cx4="http://schemas.microsoft.com/office/drawing/2016/5/10/chartex" xmlns:cx5="http://schemas.microsoft.com/office/drawing/2016/5/11/chartex" xmlns:cx6="http://schemas.microsoft.com/office/drawing/2016/5/12/chartex" xmlns:cx7="http://schemas.microsoft.com/office/drawing/2016/5/13/chartex" xmlns:cx8="http://schemas.microsoft.com/office/drawing/2016/5/14/chartex" xmlns:mc="http://schemas.openxmlformats.org/markup-compatibility/2006" xmlns:m="http://schemas.openxmlformats.org/officeDocument/2006/math" xmlns:aink="http://schemas.microsoft.com/office/drawing/2016/ink" xmlns:am3d="http://schemas.microsoft.com/office/drawing/2017/model3d" xmlns:oel="http://schemas.microsoft.com/office/2019/extlst" xmlns:r="http://schemas.openxmlformats.org/officeDocument/2006/relationships" xmlns:wp14="http://schemas.microsoft.com/office/word/2010/wordprocessingDrawing" xmlns:wp="http://schemas.openxmlformats.org/drawingml/2006/wordprocessingDrawing" xmlns:wpg="http://schemas.microsoft.com/office/word/2010/wordprocessingGroup" xmlns:wpi="http://schemas.microsoft.com/office/word/2010/wordprocessingInk" xmlns:wps="http://schemas.microsoft.com/office/word/2010/wordprocessingShape" xmlns:o="urn:schemas-microsoft-com:office:office" xmlns:v="urn:schemas-microsoft-com:vml" xmlns:w10="urn:schemas-microsoft-com:office:word" xmlns:w="http://schemas.openxmlformats.org/wordprocessingml/2006/main" xmlns:w14="http://schemas.microsoft.com/office/word/2010/wordml" xmlns:w15="http://schemas.microsoft.com/office/word/2012/wordml" xmlns:w16cei="http://schemas.microsoft.com/office/word/2026/wordml/cei" xmlns:w16cex="http://schemas.microsoft.com/office/word/2018/wordml/cex" xmlns:w16cid="http://schemas.microsoft.com/office/word/2016/wordml/cid" xmlns:w16="http://schemas.microsoft.com/office/word/2018/wordml" xmlns:w16sdtdh="http://schemas.microsoft.com/office/word/2020/wordml/sdtdatahash" xmlns:w16sdtfl="http://schemas.microsoft.com/office/word/2024/wordml/sdtformatlock" xmlns:w16se="http://schemas.microsoft.com/office/word/2015/wordml/symex" xmlns:w16du="http://schemas.microsoft.com/office/word/2023/wordml/word16du" xmlns:wne="http://schemas.microsoft.com/office/word/2006/wordml" mc:Ignorable="w14 w15 w16se w16cid w16 w16cex w16sdtdh w16sdtfl w16du wp14">
+<w:glossaryDocument xmlns:wpc="http://schemas.microsoft.com/office/word/2010/wordprocessingCanvas" xmlns:cx="http://schemas.microsoft.com/office/drawing/2014/chartex" xmlns:cx1="http://schemas.microsoft.com/office/drawing/2015/9/8/chartex" xmlns:cx2="http://schemas.microsoft.com/office/drawing/2015/10/21/chartex" xmlns:cx3="http://schemas.microsoft.com/office/drawing/2016/5/9/chartex" xmlns:cx4="http://schemas.microsoft.com/office/drawing/2016/5/10/chartex" xmlns:cx5="http://schemas.microsoft.com/office/drawing/2016/5/11/chartex" xmlns:cx6="http://schemas.microsoft.com/office/drawing/2016/5/12/chartex" xmlns:cx7="http://schemas.microsoft.com/office/drawing/2016/5/13/chartex" xmlns:cx8="http://schemas.microsoft.com/office/drawing/2016/5/14/chartex" xmlns:mc="http://schemas.openxmlformats.org/markup-compatibility/2006" xmlns:aink="http://schemas.microsoft.com/office/drawing/2016/ink" xmlns:am3d="http://schemas.microsoft.com/office/drawing/2017/model3d" xmlns:o="urn:schemas-microsoft-com:office:office" xmlns:oel="http://schemas.microsoft.com/office/2019/extlst" xmlns:r="http://schemas.openxmlformats.org/officeDocument/2006/relationships" xmlns:m="http://schemas.openxmlformats.org/officeDocument/2006/math" xmlns:v="urn:schemas-microsoft-com:vml" xmlns:wp14="http://schemas.microsoft.com/office/word/2010/wordprocessingDrawing" xmlns:wp="http://schemas.openxmlformats.org/drawingml/2006/wordprocessingDrawing" xmlns:w10="urn:schemas-microsoft-com:office:word" xmlns:w="http://schemas.openxmlformats.org/wordprocessingml/2006/main" xmlns:w14="http://schemas.microsoft.com/office/word/2010/wordml" xmlns:w15="http://schemas.microsoft.com/office/word/2012/wordml" xmlns:w16cex="http://schemas.microsoft.com/office/word/2018/wordml/cex" xmlns:w16cid="http://schemas.microsoft.com/office/word/2016/wordml/cid" xmlns:w16="http://schemas.microsoft.com/office/word/2018/wordml" xmlns:w16du="http://schemas.microsoft.com/office/word/2023/wordml/word16du" xmlns:w16sdtdh="http://schemas.microsoft.com/office/word/2020/wordml/sdtdatahash" xmlns:w16sdtfl="http://schemas.microsoft.com/office/word/2024/wordml/sdtformatlock" xmlns:w16se="http://schemas.microsoft.com/office/word/2015/wordml/symex" xmlns:wpg="http://schemas.microsoft.com/office/word/2010/wordprocessingGroup" xmlns:wpi="http://schemas.microsoft.com/office/word/2010/wordprocessingInk" xmlns:wne="http://schemas.microsoft.com/office/word/2006/wordml" xmlns:wps="http://schemas.microsoft.com/office/word/2010/wordprocessingShape" mc:Ignorable="w14 w15 w16se w16cid w16 w16cex w16sdtdh w16sdtfl w16du wp14">
   <w:docParts>
     <w:docPart>
       <w:docPartPr>
@@ -14884,7 +19392,7 @@
 </file>
 
 <file path=word/glossary/fontTable.xml><?xml version="1.0" encoding="utf-8"?>
-<w:fonts xmlns:mc="http://schemas.openxmlformats.org/markup-compatibility/2006" xmlns:r="http://schemas.openxmlformats.org/officeDocument/2006/relationships" xmlns:w="http://schemas.openxmlformats.org/wordprocessingml/2006/main" xmlns:w14="http://schemas.microsoft.com/office/word/2010/wordml" xmlns:w15="http://schemas.microsoft.com/office/word/2012/wordml" xmlns:w16cex="http://schemas.microsoft.com/office/word/2018/wordml/cex" xmlns:w16cid="http://schemas.microsoft.com/office/word/2016/wordml/cid" xmlns:w16="http://schemas.microsoft.com/office/word/2018/wordml" xmlns:w16sdtdh="http://schemas.microsoft.com/office/word/2020/wordml/sdtdatahash" xmlns:w16sdtfl="http://schemas.microsoft.com/office/word/2024/wordml/sdtformatlock" xmlns:w16se="http://schemas.microsoft.com/office/word/2015/wordml/symex" xmlns:w16du="http://schemas.microsoft.com/office/word/2023/wordml/word16du" mc:Ignorable="w14 w15 w16se w16cid w16 w16cex w16sdtdh w16sdtfl w16du">
+<w:fonts xmlns:mc="http://schemas.openxmlformats.org/markup-compatibility/2006" xmlns:r="http://schemas.openxmlformats.org/officeDocument/2006/relationships" xmlns:w="http://schemas.openxmlformats.org/wordprocessingml/2006/main" xmlns:w14="http://schemas.microsoft.com/office/word/2010/wordml" xmlns:w15="http://schemas.microsoft.com/office/word/2012/wordml" xmlns:w16cex="http://schemas.microsoft.com/office/word/2018/wordml/cex" xmlns:w16cid="http://schemas.microsoft.com/office/word/2016/wordml/cid" xmlns:w16="http://schemas.microsoft.com/office/word/2018/wordml" xmlns:w16du="http://schemas.microsoft.com/office/word/2023/wordml/word16du" xmlns:w16sdtdh="http://schemas.microsoft.com/office/word/2020/wordml/sdtdatahash" xmlns:w16sdtfl="http://schemas.microsoft.com/office/word/2024/wordml/sdtformatlock" xmlns:w16se="http://schemas.microsoft.com/office/word/2015/wordml/symex" mc:Ignorable="w14 w15 w16se w16cid w16 w16cex w16sdtdh w16sdtfl w16du">
   <w:font w:name="Cambria">
     <w:panose1 w:val="02040503050406030204"/>
     <w:charset w:val="00"/>
@@ -14902,7 +19410,7 @@
   <w:font w:name="Symbol">
     <w:panose1 w:val="05050102010706020507"/>
     <w:charset w:val="02"/>
-    <w:family w:val="decorative"/>
+    <w:family w:val="roman"/>
     <w:pitch w:val="variable"/>
     <w:sig w:usb0="00000000" w:usb1="10000000" w:usb2="00000000" w:usb3="00000000" w:csb0="80000000" w:csb1="00000000"/>
   </w:font>
@@ -14942,14 +19450,12 @@
     <w:sig w:usb0="E1002EFF" w:usb1="C000605B" w:usb2="00000029" w:usb3="00000000" w:csb0="000101FF" w:csb1="00000000"/>
   </w:font>
   <w:font w:name="Aptos">
-    <w:panose1 w:val="020B0004020202020204"/>
     <w:charset w:val="00"/>
     <w:family w:val="swiss"/>
     <w:pitch w:val="variable"/>
     <w:sig w:usb0="20000287" w:usb1="00000003" w:usb2="00000000" w:usb3="00000000" w:csb0="0000019F" w:csb1="00000000"/>
   </w:font>
   <w:font w:name="Yu Mincho">
-    <w:panose1 w:val="02020400000000000000"/>
     <w:charset w:val="80"/>
     <w:family w:val="roman"/>
     <w:pitch w:val="variable"/>
@@ -14963,7 +19469,6 @@
     <w:sig w:usb0="E00002FF" w:usb1="2AC7FDFF" w:usb2="00000016" w:usb3="00000000" w:csb0="0002009F" w:csb1="00000000"/>
   </w:font>
   <w:font w:name="Aptos Display">
-    <w:panose1 w:val="020B0004020202020204"/>
     <w:charset w:val="00"/>
     <w:family w:val="swiss"/>
     <w:pitch w:val="variable"/>
@@ -14973,7 +19478,7 @@
 </file>
 
 <file path=word/glossary/numbering.xml><?xml version="1.0" encoding="utf-8"?>
-<w:numbering xmlns:wpc="http://schemas.microsoft.com/office/word/2010/wordprocessingCanvas" xmlns:cx="http://schemas.microsoft.com/office/drawing/2014/chartex" xmlns:cx1="http://schemas.microsoft.com/office/drawing/2015/9/8/chartex" xmlns:cx2="http://schemas.microsoft.com/office/drawing/2015/10/21/chartex" xmlns:cx3="http://schemas.microsoft.com/office/drawing/2016/5/9/chartex" xmlns:cx4="http://schemas.microsoft.com/office/drawing/2016/5/10/chartex" xmlns:cx5="http://schemas.microsoft.com/office/drawing/2016/5/11/chartex" xmlns:cx6="http://schemas.microsoft.com/office/drawing/2016/5/12/chartex" xmlns:cx7="http://schemas.microsoft.com/office/drawing/2016/5/13/chartex" xmlns:cx8="http://schemas.microsoft.com/office/drawing/2016/5/14/chartex" xmlns:mc="http://schemas.openxmlformats.org/markup-compatibility/2006" xmlns:m="http://schemas.openxmlformats.org/officeDocument/2006/math" xmlns:aink="http://schemas.microsoft.com/office/drawing/2016/ink" xmlns:am3d="http://schemas.microsoft.com/office/drawing/2017/model3d" xmlns:oel="http://schemas.microsoft.com/office/2019/extlst" xmlns:r="http://schemas.openxmlformats.org/officeDocument/2006/relationships" xmlns:wp14="http://schemas.microsoft.com/office/word/2010/wordprocessingDrawing" xmlns:wp="http://schemas.openxmlformats.org/drawingml/2006/wordprocessingDrawing" xmlns:wpg="http://schemas.microsoft.com/office/word/2010/wordprocessingGroup" xmlns:wpi="http://schemas.microsoft.com/office/word/2010/wordprocessingInk" xmlns:wps="http://schemas.microsoft.com/office/word/2010/wordprocessingShape" xmlns:o="urn:schemas-microsoft-com:office:office" xmlns:v="urn:schemas-microsoft-com:vml" xmlns:w10="urn:schemas-microsoft-com:office:word" xmlns:w="http://schemas.openxmlformats.org/wordprocessingml/2006/main" xmlns:w14="http://schemas.microsoft.com/office/word/2010/wordml" xmlns:w15="http://schemas.microsoft.com/office/word/2012/wordml" xmlns:w16cei="http://schemas.microsoft.com/office/word/2026/wordml/cei" xmlns:w16cex="http://schemas.microsoft.com/office/word/2018/wordml/cex" xmlns:w16cid="http://schemas.microsoft.com/office/word/2016/wordml/cid" xmlns:w16="http://schemas.microsoft.com/office/word/2018/wordml" xmlns:w16sdtdh="http://schemas.microsoft.com/office/word/2020/wordml/sdtdatahash" xmlns:w16sdtfl="http://schemas.microsoft.com/office/word/2024/wordml/sdtformatlock" xmlns:w16se="http://schemas.microsoft.com/office/word/2015/wordml/symex" xmlns:w16du="http://schemas.microsoft.com/office/word/2023/wordml/word16du" xmlns:wne="http://schemas.microsoft.com/office/word/2006/wordml" mc:Ignorable="w14 w15 w16se w16cid w16 w16cex w16sdtdh w16sdtfl w16du wp14">
+<w:numbering xmlns:wpc="http://schemas.microsoft.com/office/word/2010/wordprocessingCanvas" xmlns:cx="http://schemas.microsoft.com/office/drawing/2014/chartex" xmlns:cx1="http://schemas.microsoft.com/office/drawing/2015/9/8/chartex" xmlns:cx2="http://schemas.microsoft.com/office/drawing/2015/10/21/chartex" xmlns:cx3="http://schemas.microsoft.com/office/drawing/2016/5/9/chartex" xmlns:cx4="http://schemas.microsoft.com/office/drawing/2016/5/10/chartex" xmlns:cx5="http://schemas.microsoft.com/office/drawing/2016/5/11/chartex" xmlns:cx6="http://schemas.microsoft.com/office/drawing/2016/5/12/chartex" xmlns:cx7="http://schemas.microsoft.com/office/drawing/2016/5/13/chartex" xmlns:cx8="http://schemas.microsoft.com/office/drawing/2016/5/14/chartex" xmlns:mc="http://schemas.openxmlformats.org/markup-compatibility/2006" xmlns:aink="http://schemas.microsoft.com/office/drawing/2016/ink" xmlns:am3d="http://schemas.microsoft.com/office/drawing/2017/model3d" xmlns:o="urn:schemas-microsoft-com:office:office" xmlns:oel="http://schemas.microsoft.com/office/2019/extlst" xmlns:r="http://schemas.openxmlformats.org/officeDocument/2006/relationships" xmlns:m="http://schemas.openxmlformats.org/officeDocument/2006/math" xmlns:v="urn:schemas-microsoft-com:vml" xmlns:wp14="http://schemas.microsoft.com/office/word/2010/wordprocessingDrawing" xmlns:wp="http://schemas.openxmlformats.org/drawingml/2006/wordprocessingDrawing" xmlns:w10="urn:schemas-microsoft-com:office:word" xmlns:w="http://schemas.openxmlformats.org/wordprocessingml/2006/main" xmlns:w14="http://schemas.microsoft.com/office/word/2010/wordml" xmlns:w15="http://schemas.microsoft.com/office/word/2012/wordml" xmlns:w16cex="http://schemas.microsoft.com/office/word/2018/wordml/cex" xmlns:w16cid="http://schemas.microsoft.com/office/word/2016/wordml/cid" xmlns:w16="http://schemas.microsoft.com/office/word/2018/wordml" xmlns:w16du="http://schemas.microsoft.com/office/word/2023/wordml/word16du" xmlns:w16sdtdh="http://schemas.microsoft.com/office/word/2020/wordml/sdtdatahash" xmlns:w16sdtfl="http://schemas.microsoft.com/office/word/2024/wordml/sdtformatlock" xmlns:w16se="http://schemas.microsoft.com/office/word/2015/wordml/symex" xmlns:wpg="http://schemas.microsoft.com/office/word/2010/wordprocessingGroup" xmlns:wpi="http://schemas.microsoft.com/office/word/2010/wordprocessingInk" xmlns:wne="http://schemas.microsoft.com/office/word/2006/wordml" xmlns:wps="http://schemas.microsoft.com/office/word/2010/wordprocessingShape" mc:Ignorable="w14 w15 w16se w16cid w16 w16cex w16sdtdh w16sdtfl w16du wp14">
   <w:abstractNum w:abstractNumId="0" w15:restartNumberingAfterBreak="0">
     <w:nsid w:val="FFFFFF89"/>
     <w:multiLevelType w:val="singleLevel"/>
@@ -15000,7 +19505,7 @@
 </file>
 
 <file path=word/glossary/settings.xml><?xml version="1.0" encoding="utf-8"?>
-<w:settings xmlns:mc="http://schemas.openxmlformats.org/markup-compatibility/2006" xmlns:m="http://schemas.openxmlformats.org/officeDocument/2006/math" xmlns:r="http://schemas.openxmlformats.org/officeDocument/2006/relationships" xmlns:sl="http://schemas.openxmlformats.org/schemaLibrary/2006/main" xmlns:o="urn:schemas-microsoft-com:office:office" xmlns:v="urn:schemas-microsoft-com:vml" xmlns:w10="urn:schemas-microsoft-com:office:word" xmlns:w="http://schemas.openxmlformats.org/wordprocessingml/2006/main" xmlns:w14="http://schemas.microsoft.com/office/word/2010/wordml" xmlns:w15="http://schemas.microsoft.com/office/word/2012/wordml" xmlns:w16cex="http://schemas.microsoft.com/office/word/2018/wordml/cex" xmlns:w16cid="http://schemas.microsoft.com/office/word/2016/wordml/cid" xmlns:w16="http://schemas.microsoft.com/office/word/2018/wordml" xmlns:w16sdtdh="http://schemas.microsoft.com/office/word/2020/wordml/sdtdatahash" xmlns:w16sdtfl="http://schemas.microsoft.com/office/word/2024/wordml/sdtformatlock" xmlns:w16se="http://schemas.microsoft.com/office/word/2015/wordml/symex" xmlns:w16du="http://schemas.microsoft.com/office/word/2023/wordml/word16du" mc:Ignorable="w14 w15 w16se w16cid w16 w16cex w16sdtdh w16sdtfl w16du">
+<w:settings xmlns:mc="http://schemas.openxmlformats.org/markup-compatibility/2006" xmlns:o="urn:schemas-microsoft-com:office:office" xmlns:r="http://schemas.openxmlformats.org/officeDocument/2006/relationships" xmlns:m="http://schemas.openxmlformats.org/officeDocument/2006/math" xmlns:v="urn:schemas-microsoft-com:vml" xmlns:w10="urn:schemas-microsoft-com:office:word" xmlns:w="http://schemas.openxmlformats.org/wordprocessingml/2006/main" xmlns:w14="http://schemas.microsoft.com/office/word/2010/wordml" xmlns:w15="http://schemas.microsoft.com/office/word/2012/wordml" xmlns:w16cex="http://schemas.microsoft.com/office/word/2018/wordml/cex" xmlns:w16cid="http://schemas.microsoft.com/office/word/2016/wordml/cid" xmlns:w16="http://schemas.microsoft.com/office/word/2018/wordml" xmlns:w16du="http://schemas.microsoft.com/office/word/2023/wordml/word16du" xmlns:w16sdtdh="http://schemas.microsoft.com/office/word/2020/wordml/sdtdatahash" xmlns:w16sdtfl="http://schemas.microsoft.com/office/word/2024/wordml/sdtformatlock" xmlns:w16se="http://schemas.microsoft.com/office/word/2015/wordml/symex" xmlns:sl="http://schemas.openxmlformats.org/schemaLibrary/2006/main" mc:Ignorable="w14 w15 w16se w16cid w16 w16cex w16sdtdh w16sdtfl w16du">
   <w:view w:val="normal"/>
   <w:defaultTabStop w:val="720"/>
   <w:characterSpacingControl w:val="doNotCompress"/>
@@ -15023,6 +19528,7 @@
     <w:rsid w:val="0011571B"/>
     <w:rsid w:val="00125B68"/>
     <w:rsid w:val="001876E6"/>
+    <w:rsid w:val="001A1439"/>
     <w:rsid w:val="001A632E"/>
     <w:rsid w:val="002A69BE"/>
     <w:rsid w:val="00324ACF"/>
@@ -15048,6 +19554,7 @@
     <w:rsid w:val="00900C2A"/>
     <w:rsid w:val="00902777"/>
     <w:rsid w:val="00921B6A"/>
+    <w:rsid w:val="00935D49"/>
     <w:rsid w:val="00977680"/>
     <w:rsid w:val="009955B4"/>
     <w:rsid w:val="009A2761"/>
@@ -15101,7 +19608,7 @@
 </file>
 
 <file path=word/glossary/styles.xml><?xml version="1.0" encoding="utf-8"?>
-<w:styles xmlns:mc="http://schemas.openxmlformats.org/markup-compatibility/2006" xmlns:r="http://schemas.openxmlformats.org/officeDocument/2006/relationships" xmlns:w="http://schemas.openxmlformats.org/wordprocessingml/2006/main" xmlns:w14="http://schemas.microsoft.com/office/word/2010/wordml" xmlns:w15="http://schemas.microsoft.com/office/word/2012/wordml" xmlns:w16cex="http://schemas.microsoft.com/office/word/2018/wordml/cex" xmlns:w16cid="http://schemas.microsoft.com/office/word/2016/wordml/cid" xmlns:w16="http://schemas.microsoft.com/office/word/2018/wordml" xmlns:w16sdtdh="http://schemas.microsoft.com/office/word/2020/wordml/sdtdatahash" xmlns:w16sdtfl="http://schemas.microsoft.com/office/word/2024/wordml/sdtformatlock" xmlns:w16se="http://schemas.microsoft.com/office/word/2015/wordml/symex" xmlns:w16du="http://schemas.microsoft.com/office/word/2023/wordml/word16du" mc:Ignorable="w14 w15 w16se w16cid w16 w16cex w16sdtdh w16sdtfl w16du">
+<w:styles xmlns:mc="http://schemas.openxmlformats.org/markup-compatibility/2006" xmlns:r="http://schemas.openxmlformats.org/officeDocument/2006/relationships" xmlns:w="http://schemas.openxmlformats.org/wordprocessingml/2006/main" xmlns:w14="http://schemas.microsoft.com/office/word/2010/wordml" xmlns:w15="http://schemas.microsoft.com/office/word/2012/wordml" xmlns:w16cex="http://schemas.microsoft.com/office/word/2018/wordml/cex" xmlns:w16cid="http://schemas.microsoft.com/office/word/2016/wordml/cid" xmlns:w16="http://schemas.microsoft.com/office/word/2018/wordml" xmlns:w16du="http://schemas.microsoft.com/office/word/2023/wordml/word16du" xmlns:w16sdtdh="http://schemas.microsoft.com/office/word/2020/wordml/sdtdatahash" xmlns:w16sdtfl="http://schemas.microsoft.com/office/word/2024/wordml/sdtformatlock" xmlns:w16se="http://schemas.microsoft.com/office/word/2015/wordml/symex" mc:Ignorable="w14 w15 w16se w16cid w16 w16cex w16sdtdh w16sdtfl w16du">
   <w:docDefaults>
     <w:rPrDefault>
       <w:rPr>
@@ -15568,7 +20075,7 @@
 </file>
 
 <file path=word/glossary/webSettings.xml><?xml version="1.0" encoding="utf-8"?>
-<w:webSettings xmlns:mc="http://schemas.openxmlformats.org/markup-compatibility/2006" xmlns:r="http://schemas.openxmlformats.org/officeDocument/2006/relationships" xmlns:w="http://schemas.openxmlformats.org/wordprocessingml/2006/main" xmlns:w14="http://schemas.microsoft.com/office/word/2010/wordml" xmlns:w15="http://schemas.microsoft.com/office/word/2012/wordml" xmlns:w16cex="http://schemas.microsoft.com/office/word/2018/wordml/cex" xmlns:w16cid="http://schemas.microsoft.com/office/word/2016/wordml/cid" xmlns:w16="http://schemas.microsoft.com/office/word/2018/wordml" xmlns:w16sdtdh="http://schemas.microsoft.com/office/word/2020/wordml/sdtdatahash" xmlns:w16sdtfl="http://schemas.microsoft.com/office/word/2024/wordml/sdtformatlock" xmlns:w16se="http://schemas.microsoft.com/office/word/2015/wordml/symex" xmlns:w16du="http://schemas.microsoft.com/office/word/2023/wordml/word16du" mc:Ignorable="w14 w15 w16se w16cid w16 w16cex w16sdtdh w16sdtfl w16du">
+<w:webSettings xmlns:mc="http://schemas.openxmlformats.org/markup-compatibility/2006" xmlns:r="http://schemas.openxmlformats.org/officeDocument/2006/relationships" xmlns:w="http://schemas.openxmlformats.org/wordprocessingml/2006/main" xmlns:w14="http://schemas.microsoft.com/office/word/2010/wordml" xmlns:w15="http://schemas.microsoft.com/office/word/2012/wordml" xmlns:w16cex="http://schemas.microsoft.com/office/word/2018/wordml/cex" xmlns:w16cid="http://schemas.microsoft.com/office/word/2016/wordml/cid" xmlns:w16="http://schemas.microsoft.com/office/word/2018/wordml" xmlns:w16du="http://schemas.microsoft.com/office/word/2023/wordml/word16du" xmlns:w16sdtdh="http://schemas.microsoft.com/office/word/2020/wordml/sdtdatahash" xmlns:w16sdtfl="http://schemas.microsoft.com/office/word/2024/wordml/sdtformatlock" xmlns:w16se="http://schemas.microsoft.com/office/word/2015/wordml/symex" mc:Ignorable="w14 w15 w16se w16cid w16 w16cex w16sdtdh w16sdtfl w16du">
   <w:optimizeForBrowser/>
   <w:allowPNG/>
 </w:webSettings>

--- a/DB-Course Project.docx
+++ b/DB-Course Project.docx
@@ -2371,8 +2371,19 @@
                                           <w:sz w:val="28"/>
                                           <w:szCs w:val="28"/>
                                         </w:rPr>
-                                        <w:t>Abdulaziz alghamdi</w:t>
+                                        <w:t xml:space="preserve">Abdulaziz </w:t>
                                       </w:r>
+                                      <w:proofErr w:type="spellStart"/>
+                                      <w:r>
+                                        <w:rPr>
+                                          <w:b/>
+                                          <w:bCs/>
+                                          <w:sz w:val="28"/>
+                                          <w:szCs w:val="28"/>
+                                        </w:rPr>
+                                        <w:t>alghamdi</w:t>
+                                      </w:r>
+                                      <w:proofErr w:type="spellEnd"/>
                                     </w:p>
                                     <w:p>
                                       <w:pPr>
@@ -2431,6 +2442,26 @@
                                         </w:rPr>
                                         <w:t xml:space="preserve"> </w:t>
                                       </w:r>
+                                      <w:r>
+                                        <w:rPr>
+                                          <w:b/>
+                                          <w:bCs/>
+                                          <w:sz w:val="28"/>
+                                          <w:szCs w:val="28"/>
+                                        </w:rPr>
+                                        <w:t xml:space="preserve">Saad </w:t>
+                                      </w:r>
+                                      <w:proofErr w:type="spellStart"/>
+                                      <w:r>
+                                        <w:rPr>
+                                          <w:b/>
+                                          <w:bCs/>
+                                          <w:sz w:val="28"/>
+                                          <w:szCs w:val="28"/>
+                                        </w:rPr>
+                                        <w:t>Alsahli</w:t>
+                                      </w:r>
+                                      <w:proofErr w:type="spellEnd"/>
                                     </w:p>
                                     <w:p>
                                       <w:pPr>
@@ -2593,6 +2624,15 @@
                                           <w:szCs w:val="28"/>
                                         </w:rPr>
                                         <w:t xml:space="preserve"> </w:t>
+                                      </w:r>
+                                      <w:r>
+                                        <w:rPr>
+                                          <w:b/>
+                                          <w:bCs/>
+                                          <w:sz w:val="28"/>
+                                          <w:szCs w:val="28"/>
+                                        </w:rPr>
+                                        <w:t>s220007143</w:t>
                                       </w:r>
                                     </w:p>
                                     <w:p>
@@ -2805,8 +2845,19 @@
                                     <w:sz w:val="28"/>
                                     <w:szCs w:val="28"/>
                                   </w:rPr>
-                                  <w:t>Abdulaziz alghamdi</w:t>
+                                  <w:t xml:space="preserve">Abdulaziz </w:t>
                                 </w:r>
+                                <w:proofErr w:type="spellStart"/>
+                                <w:r>
+                                  <w:rPr>
+                                    <w:b/>
+                                    <w:bCs/>
+                                    <w:sz w:val="28"/>
+                                    <w:szCs w:val="28"/>
+                                  </w:rPr>
+                                  <w:t>alghamdi</w:t>
+                                </w:r>
+                                <w:proofErr w:type="spellEnd"/>
                               </w:p>
                               <w:p>
                                 <w:pPr>
@@ -2865,6 +2916,26 @@
                                   </w:rPr>
                                   <w:t xml:space="preserve"> </w:t>
                                 </w:r>
+                                <w:r>
+                                  <w:rPr>
+                                    <w:b/>
+                                    <w:bCs/>
+                                    <w:sz w:val="28"/>
+                                    <w:szCs w:val="28"/>
+                                  </w:rPr>
+                                  <w:t xml:space="preserve">Saad </w:t>
+                                </w:r>
+                                <w:proofErr w:type="spellStart"/>
+                                <w:r>
+                                  <w:rPr>
+                                    <w:b/>
+                                    <w:bCs/>
+                                    <w:sz w:val="28"/>
+                                    <w:szCs w:val="28"/>
+                                  </w:rPr>
+                                  <w:t>Alsahli</w:t>
+                                </w:r>
+                                <w:proofErr w:type="spellEnd"/>
                               </w:p>
                               <w:p>
                                 <w:pPr>
@@ -3028,6 +3099,15 @@
                                   </w:rPr>
                                   <w:t xml:space="preserve"> </w:t>
                                 </w:r>
+                                <w:r>
+                                  <w:rPr>
+                                    <w:b/>
+                                    <w:bCs/>
+                                    <w:sz w:val="28"/>
+                                    <w:szCs w:val="28"/>
+                                  </w:rPr>
+                                  <w:t>s220007143</w:t>
+                                </w:r>
                               </w:p>
                               <w:p>
                                 <w:pPr>
@@ -3241,6 +3321,7 @@
         </w:rPr>
         <w:t xml:space="preserve">This project </w:t>
       </w:r>
+      <w:proofErr w:type="gramStart"/>
       <w:r>
         <w:rPr>
           <w:rFonts w:ascii="Times New Roman" w:hAnsi="Times New Roman" w:cs="Times New Roman"/>
@@ -3250,7 +3331,19 @@
           <w:sz w:val="24"/>
           <w:szCs w:val="24"/>
         </w:rPr>
-        <w:t xml:space="preserve">worth </w:t>
+        <w:t>worth</w:t>
+      </w:r>
+      <w:proofErr w:type="gramEnd"/>
+      <w:r>
+        <w:rPr>
+          <w:rFonts w:ascii="Times New Roman" w:hAnsi="Times New Roman" w:cs="Times New Roman"/>
+          <w:b/>
+          <w:bCs/>
+          <w:color w:val="auto"/>
+          <w:sz w:val="24"/>
+          <w:szCs w:val="24"/>
+        </w:rPr>
+        <w:t xml:space="preserve"> </w:t>
       </w:r>
       <w:r>
         <w:rPr>
@@ -4089,7 +4182,25 @@
           <w:sz w:val="24"/>
           <w:szCs w:val="24"/>
         </w:rPr>
-        <w:t xml:space="preserve"> describing the completed work, key decisions, challenges, future plan, and contribution of each group member.</w:t>
+        <w:t xml:space="preserve"> describing the completed work, key decisions, challenges, future </w:t>
+      </w:r>
+      <w:proofErr w:type="gramStart"/>
+      <w:r>
+        <w:rPr>
+          <w:rFonts w:ascii="Times New Roman" w:hAnsi="Times New Roman" w:cs="Times New Roman"/>
+          <w:sz w:val="24"/>
+          <w:szCs w:val="24"/>
+        </w:rPr>
+        <w:t>plan</w:t>
+      </w:r>
+      <w:proofErr w:type="gramEnd"/>
+      <w:r>
+        <w:rPr>
+          <w:rFonts w:ascii="Times New Roman" w:hAnsi="Times New Roman" w:cs="Times New Roman"/>
+          <w:sz w:val="24"/>
+          <w:szCs w:val="24"/>
+        </w:rPr>
+        <w:t>, and contribution of each group member.</w:t>
       </w:r>
     </w:p>
     <w:p>
@@ -4132,7 +4243,25 @@
           <w:sz w:val="24"/>
           <w:szCs w:val="24"/>
         </w:rPr>
-        <w:t xml:space="preserve"> to the live report document, GitHub/GitLab repository, and Google Colab notebook (if applicable) in the </w:t>
+        <w:t xml:space="preserve"> to the live report document, GitHub/GitLab repository, and Google </w:t>
+      </w:r>
+      <w:proofErr w:type="spellStart"/>
+      <w:r>
+        <w:rPr>
+          <w:rFonts w:ascii="Times New Roman" w:hAnsi="Times New Roman" w:cs="Times New Roman"/>
+          <w:sz w:val="24"/>
+          <w:szCs w:val="24"/>
+        </w:rPr>
+        <w:t>Colab</w:t>
+      </w:r>
+      <w:proofErr w:type="spellEnd"/>
+      <w:r>
+        <w:rPr>
+          <w:rFonts w:ascii="Times New Roman" w:hAnsi="Times New Roman" w:cs="Times New Roman"/>
+          <w:sz w:val="24"/>
+          <w:szCs w:val="24"/>
+        </w:rPr>
+        <w:t xml:space="preserve"> notebook (if applicable) in the </w:t>
       </w:r>
       <w:r>
         <w:rPr>
@@ -4822,7 +4951,25 @@
           <w:sz w:val="24"/>
           <w:szCs w:val="24"/>
         </w:rPr>
-        <w:t>A private clinic currently manages its patient information manually, making it difficult to organize appointments, treatments, and payments. The clinic has decided to develop a database system to improve data organization and retrieval.</w:t>
+        <w:t xml:space="preserve">A private clinic currently manages </w:t>
+      </w:r>
+      <w:proofErr w:type="gramStart"/>
+      <w:r>
+        <w:rPr>
+          <w:rFonts w:ascii="Times New Roman" w:hAnsi="Times New Roman" w:cs="Times New Roman"/>
+          <w:sz w:val="24"/>
+          <w:szCs w:val="24"/>
+        </w:rPr>
+        <w:t>its patient</w:t>
+      </w:r>
+      <w:proofErr w:type="gramEnd"/>
+      <w:r>
+        <w:rPr>
+          <w:rFonts w:ascii="Times New Roman" w:hAnsi="Times New Roman" w:cs="Times New Roman"/>
+          <w:sz w:val="24"/>
+          <w:szCs w:val="24"/>
+        </w:rPr>
+        <w:t xml:space="preserve"> information manually, making it difficult to organize appointments, treatments, and payments. The clinic has decided to develop a database system to improve data organization and retrieval.</w:t>
       </w:r>
     </w:p>
     <w:p>
@@ -4888,25 +5035,27 @@
           <w:szCs w:val="24"/>
           <w:lang w:val="es-ES"/>
         </w:rPr>
-        <w:t>A complete ER/EER diagram.</w:t>
-      </w:r>
-    </w:p>
-    <w:p>
-      <w:pPr>
-        <w:pStyle w:val="ListBullet"/>
+        <w:t xml:space="preserve">A complete ER/EER </w:t>
+      </w:r>
+      <w:proofErr w:type="spellStart"/>
+      <w:r>
         <w:rPr>
           <w:rFonts w:ascii="Times New Roman" w:hAnsi="Times New Roman" w:cs="Times New Roman"/>
           <w:sz w:val="24"/>
           <w:szCs w:val="24"/>
-        </w:rPr>
-      </w:pPr>
+          <w:lang w:val="es-ES"/>
+        </w:rPr>
+        <w:t>diagram</w:t>
+      </w:r>
+      <w:proofErr w:type="spellEnd"/>
       <w:r>
         <w:rPr>
           <w:rFonts w:ascii="Times New Roman" w:hAnsi="Times New Roman" w:cs="Times New Roman"/>
           <w:sz w:val="24"/>
           <w:szCs w:val="24"/>
-        </w:rPr>
-        <w:t>Primary and foreign keys.</w:t>
+          <w:lang w:val="es-ES"/>
+        </w:rPr>
+        <w:t>.</w:t>
       </w:r>
     </w:p>
     <w:p>
@@ -4924,7 +5073,7 @@
           <w:sz w:val="24"/>
           <w:szCs w:val="24"/>
         </w:rPr>
-        <w:t>Appropriate relationships with cardinality.</w:t>
+        <w:t>Primary and foreign keys.</w:t>
       </w:r>
     </w:p>
     <w:p>
@@ -4942,7 +5091,7 @@
           <w:sz w:val="24"/>
           <w:szCs w:val="24"/>
         </w:rPr>
-        <w:t>At least one specialization/generalization (EER feature).</w:t>
+        <w:t>Appropriate relationships with cardinality.</w:t>
       </w:r>
     </w:p>
     <w:p>
@@ -4960,6 +5109,24 @@
           <w:sz w:val="24"/>
           <w:szCs w:val="24"/>
         </w:rPr>
+        <w:t>At least one specialization/generalization (EER feature).</w:t>
+      </w:r>
+    </w:p>
+    <w:p>
+      <w:pPr>
+        <w:pStyle w:val="ListBullet"/>
+        <w:rPr>
+          <w:rFonts w:ascii="Times New Roman" w:hAnsi="Times New Roman" w:cs="Times New Roman"/>
+          <w:sz w:val="24"/>
+          <w:szCs w:val="24"/>
+        </w:rPr>
+      </w:pPr>
+      <w:r>
+        <w:rPr>
+          <w:rFonts w:ascii="Times New Roman" w:hAnsi="Times New Roman" w:cs="Times New Roman"/>
+          <w:sz w:val="24"/>
+          <w:szCs w:val="24"/>
+        </w:rPr>
         <w:t>Any assumptions made during the design process.</w:t>
       </w:r>
     </w:p>
@@ -5007,7 +5174,7 @@
     </w:p>
     <w:tbl>
       <w:tblPr>
-        <w:tblStyle w:val="GridTable6ColourfulAccent1"/>
+        <w:tblStyle w:val="GridTable6Colorful-Accent1"/>
         <w:tblW w:w="0" w:type="auto"/>
         <w:tblLook w:val="04A0" w:firstRow="1" w:lastRow="0" w:firstColumn="1" w:lastColumn="0" w:noHBand="0" w:noVBand="1"/>
       </w:tblPr>
@@ -5096,8 +5263,37 @@
               <w:jc w:val="left"/>
               <w:cnfStyle w:val="000000100000" w:firstRow="0" w:lastRow="0" w:firstColumn="0" w:lastColumn="0" w:oddVBand="0" w:evenVBand="0" w:oddHBand="1" w:evenHBand="0" w:firstRowFirstColumn="0" w:firstRowLastColumn="0" w:lastRowFirstColumn="0" w:lastRowLastColumn="0"/>
             </w:pPr>
+            <w:proofErr w:type="spellStart"/>
             <w:r>
-              <w:t>PatientID, NationalID, FullName, BirthDate, Gender, Phone, Email, Address</w:t>
+              <w:t>PatientID</w:t>
+            </w:r>
+            <w:proofErr w:type="spellEnd"/>
+            <w:r>
+              <w:t xml:space="preserve">, </w:t>
+            </w:r>
+            <w:proofErr w:type="spellStart"/>
+            <w:r>
+              <w:t>NationalID</w:t>
+            </w:r>
+            <w:proofErr w:type="spellEnd"/>
+            <w:r>
+              <w:t xml:space="preserve">, </w:t>
+            </w:r>
+            <w:proofErr w:type="spellStart"/>
+            <w:r>
+              <w:t>FullName</w:t>
+            </w:r>
+            <w:proofErr w:type="spellEnd"/>
+            <w:r>
+              <w:t xml:space="preserve">, </w:t>
+            </w:r>
+            <w:proofErr w:type="spellStart"/>
+            <w:r>
+              <w:t>BirthDate</w:t>
+            </w:r>
+            <w:proofErr w:type="spellEnd"/>
+            <w:r>
+              <w:t>, Gender, Phone, Email, Address</w:t>
             </w:r>
           </w:p>
         </w:tc>
@@ -5145,8 +5341,29 @@
               <w:jc w:val="left"/>
               <w:cnfStyle w:val="000000000000" w:firstRow="0" w:lastRow="0" w:firstColumn="0" w:lastColumn="0" w:oddVBand="0" w:evenVBand="0" w:oddHBand="0" w:evenHBand="0" w:firstRowFirstColumn="0" w:firstRowLastColumn="0" w:lastRowFirstColumn="0" w:lastRowLastColumn="0"/>
             </w:pPr>
+            <w:proofErr w:type="spellStart"/>
             <w:r>
-              <w:t>DoctorID, FullName, Specialty, LicenseNo, Phone, Email</w:t>
+              <w:t>DoctorID</w:t>
+            </w:r>
+            <w:proofErr w:type="spellEnd"/>
+            <w:r>
+              <w:t xml:space="preserve">, </w:t>
+            </w:r>
+            <w:proofErr w:type="spellStart"/>
+            <w:r>
+              <w:t>FullName</w:t>
+            </w:r>
+            <w:proofErr w:type="spellEnd"/>
+            <w:r>
+              <w:t xml:space="preserve">, Specialty, </w:t>
+            </w:r>
+            <w:proofErr w:type="spellStart"/>
+            <w:r>
+              <w:t>LicenseNo</w:t>
+            </w:r>
+            <w:proofErr w:type="spellEnd"/>
+            <w:r>
+              <w:t>, Phone, Email</w:t>
             </w:r>
           </w:p>
         </w:tc>
@@ -5197,9 +5414,51 @@
               <w:jc w:val="left"/>
               <w:cnfStyle w:val="000000100000" w:firstRow="0" w:lastRow="0" w:firstColumn="0" w:lastColumn="0" w:oddVBand="0" w:evenVBand="0" w:oddHBand="1" w:evenHBand="0" w:firstRowFirstColumn="0" w:firstRowLastColumn="0" w:lastRowFirstColumn="0" w:lastRowLastColumn="0"/>
             </w:pPr>
+            <w:proofErr w:type="spellStart"/>
             <w:r>
-              <w:t>AppointmentID, PatientID, DoctorID, ScheduledAt, VisitReason, AppointmentStatus</w:t>
+              <w:t>AppointmentID</w:t>
             </w:r>
+            <w:proofErr w:type="spellEnd"/>
+            <w:r>
+              <w:t xml:space="preserve">, </w:t>
+            </w:r>
+            <w:proofErr w:type="spellStart"/>
+            <w:r>
+              <w:t>PatientID</w:t>
+            </w:r>
+            <w:proofErr w:type="spellEnd"/>
+            <w:r>
+              <w:t xml:space="preserve">, </w:t>
+            </w:r>
+            <w:proofErr w:type="spellStart"/>
+            <w:r>
+              <w:t>DoctorID</w:t>
+            </w:r>
+            <w:proofErr w:type="spellEnd"/>
+            <w:r>
+              <w:t xml:space="preserve">, </w:t>
+            </w:r>
+            <w:proofErr w:type="spellStart"/>
+            <w:r>
+              <w:t>ScheduledAt</w:t>
+            </w:r>
+            <w:proofErr w:type="spellEnd"/>
+            <w:r>
+              <w:t xml:space="preserve">, </w:t>
+            </w:r>
+            <w:proofErr w:type="spellStart"/>
+            <w:r>
+              <w:t>VisitReason</w:t>
+            </w:r>
+            <w:proofErr w:type="spellEnd"/>
+            <w:r>
+              <w:t xml:space="preserve">, </w:t>
+            </w:r>
+            <w:proofErr w:type="spellStart"/>
+            <w:r>
+              <w:t>AppointmentStatus</w:t>
+            </w:r>
+            <w:proofErr w:type="spellEnd"/>
           </w:p>
         </w:tc>
         <w:tc>
@@ -5246,8 +5505,37 @@
               <w:jc w:val="left"/>
               <w:cnfStyle w:val="000000000000" w:firstRow="0" w:lastRow="0" w:firstColumn="0" w:lastColumn="0" w:oddVBand="0" w:evenVBand="0" w:oddHBand="0" w:evenHBand="0" w:firstRowFirstColumn="0" w:firstRowLastColumn="0" w:lastRowFirstColumn="0" w:lastRowLastColumn="0"/>
             </w:pPr>
+            <w:proofErr w:type="spellStart"/>
             <w:r>
-              <w:t>TreatmentID, AppointmentID, Diagnosis, ProcedureName, TreatmentNotes, Cost</w:t>
+              <w:t>TreatmentID</w:t>
+            </w:r>
+            <w:proofErr w:type="spellEnd"/>
+            <w:r>
+              <w:t xml:space="preserve">, </w:t>
+            </w:r>
+            <w:proofErr w:type="spellStart"/>
+            <w:r>
+              <w:t>AppointmentID</w:t>
+            </w:r>
+            <w:proofErr w:type="spellEnd"/>
+            <w:r>
+              <w:t xml:space="preserve">, Diagnosis, </w:t>
+            </w:r>
+            <w:proofErr w:type="spellStart"/>
+            <w:r>
+              <w:t>ProcedureName</w:t>
+            </w:r>
+            <w:proofErr w:type="spellEnd"/>
+            <w:r>
+              <w:t xml:space="preserve">, </w:t>
+            </w:r>
+            <w:proofErr w:type="spellStart"/>
+            <w:r>
+              <w:t>TreatmentNotes</w:t>
+            </w:r>
+            <w:proofErr w:type="spellEnd"/>
+            <w:r>
+              <w:t>, Cost</w:t>
             </w:r>
           </w:p>
         </w:tc>
@@ -5299,8 +5587,37 @@
               <w:jc w:val="left"/>
               <w:cnfStyle w:val="000000100000" w:firstRow="0" w:lastRow="0" w:firstColumn="0" w:lastColumn="0" w:oddVBand="0" w:evenVBand="0" w:oddHBand="1" w:evenHBand="0" w:firstRowFirstColumn="0" w:firstRowLastColumn="0" w:lastRowFirstColumn="0" w:lastRowLastColumn="0"/>
             </w:pPr>
+            <w:proofErr w:type="spellStart"/>
             <w:r>
-              <w:t>PrescriptionID, AppointmentID, MedicineName, Dosage, Frequency, DurationDays, Instructions</w:t>
+              <w:t>PrescriptionID</w:t>
+            </w:r>
+            <w:proofErr w:type="spellEnd"/>
+            <w:r>
+              <w:t xml:space="preserve">, </w:t>
+            </w:r>
+            <w:proofErr w:type="spellStart"/>
+            <w:r>
+              <w:t>AppointmentID</w:t>
+            </w:r>
+            <w:proofErr w:type="spellEnd"/>
+            <w:r>
+              <w:t xml:space="preserve">, </w:t>
+            </w:r>
+            <w:proofErr w:type="spellStart"/>
+            <w:r>
+              <w:t>MedicineName</w:t>
+            </w:r>
+            <w:proofErr w:type="spellEnd"/>
+            <w:r>
+              <w:t xml:space="preserve">, Dosage, Frequency, </w:t>
+            </w:r>
+            <w:proofErr w:type="spellStart"/>
+            <w:r>
+              <w:t>DurationDays</w:t>
+            </w:r>
+            <w:proofErr w:type="spellEnd"/>
+            <w:r>
+              <w:t>, Instructions</w:t>
             </w:r>
           </w:p>
         </w:tc>
@@ -5348,9 +5665,51 @@
               <w:jc w:val="left"/>
               <w:cnfStyle w:val="000000000000" w:firstRow="0" w:lastRow="0" w:firstColumn="0" w:lastColumn="0" w:oddVBand="0" w:evenVBand="0" w:oddHBand="0" w:evenHBand="0" w:firstRowFirstColumn="0" w:firstRowLastColumn="0" w:lastRowFirstColumn="0" w:lastRowLastColumn="0"/>
             </w:pPr>
+            <w:proofErr w:type="spellStart"/>
             <w:r>
-              <w:t>PaymentID, AppointmentID, AmountPaid, PaymentDate, PaymentMethod, PaymentStatus</w:t>
+              <w:t>PaymentID</w:t>
             </w:r>
+            <w:proofErr w:type="spellEnd"/>
+            <w:r>
+              <w:t xml:space="preserve">, </w:t>
+            </w:r>
+            <w:proofErr w:type="spellStart"/>
+            <w:r>
+              <w:t>AppointmentID</w:t>
+            </w:r>
+            <w:proofErr w:type="spellEnd"/>
+            <w:r>
+              <w:t xml:space="preserve">, </w:t>
+            </w:r>
+            <w:proofErr w:type="spellStart"/>
+            <w:r>
+              <w:t>AmountPaid</w:t>
+            </w:r>
+            <w:proofErr w:type="spellEnd"/>
+            <w:r>
+              <w:t xml:space="preserve">, </w:t>
+            </w:r>
+            <w:proofErr w:type="spellStart"/>
+            <w:r>
+              <w:t>PaymentDate</w:t>
+            </w:r>
+            <w:proofErr w:type="spellEnd"/>
+            <w:r>
+              <w:t xml:space="preserve">, </w:t>
+            </w:r>
+            <w:proofErr w:type="spellStart"/>
+            <w:r>
+              <w:t>PaymentMethod</w:t>
+            </w:r>
+            <w:proofErr w:type="spellEnd"/>
+            <w:r>
+              <w:t xml:space="preserve">, </w:t>
+            </w:r>
+            <w:proofErr w:type="spellStart"/>
+            <w:r>
+              <w:t>PaymentStatus</w:t>
+            </w:r>
+            <w:proofErr w:type="spellEnd"/>
           </w:p>
         </w:tc>
         <w:tc>
@@ -5391,8 +5750,21 @@
           <w:numId w:val="28"/>
         </w:numPr>
       </w:pPr>
-      <w:r>
-        <w:t xml:space="preserve">PatientID is the primary key of Patient. </w:t>
+      <w:proofErr w:type="spellStart"/>
+      <w:r>
+        <w:t>PatientID</w:t>
+      </w:r>
+      <w:proofErr w:type="spellEnd"/>
+      <w:r>
+        <w:t xml:space="preserve"> is the primary key of </w:t>
+      </w:r>
+      <w:proofErr w:type="gramStart"/>
+      <w:r>
+        <w:t>Patient</w:t>
+      </w:r>
+      <w:proofErr w:type="gramEnd"/>
+      <w:r>
+        <w:t xml:space="preserve">. </w:t>
       </w:r>
     </w:p>
     <w:p>
@@ -5403,8 +5775,21 @@
           <w:numId w:val="28"/>
         </w:numPr>
       </w:pPr>
-      <w:r>
-        <w:t xml:space="preserve">DoctorID is the primary key of Doctor. </w:t>
+      <w:proofErr w:type="spellStart"/>
+      <w:r>
+        <w:t>DoctorID</w:t>
+      </w:r>
+      <w:proofErr w:type="spellEnd"/>
+      <w:r>
+        <w:t xml:space="preserve"> is the primary key of </w:t>
+      </w:r>
+      <w:proofErr w:type="gramStart"/>
+      <w:r>
+        <w:t>Doctor</w:t>
+      </w:r>
+      <w:proofErr w:type="gramEnd"/>
+      <w:r>
+        <w:t xml:space="preserve">. </w:t>
       </w:r>
     </w:p>
     <w:p>
@@ -5415,8 +5800,13 @@
           <w:numId w:val="28"/>
         </w:numPr>
       </w:pPr>
-      <w:r>
-        <w:t xml:space="preserve">AppointmentID is the primary key of Appointment and links to both Patient and Doctor. </w:t>
+      <w:proofErr w:type="spellStart"/>
+      <w:r>
+        <w:t>AppointmentID</w:t>
+      </w:r>
+      <w:proofErr w:type="spellEnd"/>
+      <w:r>
+        <w:t xml:space="preserve"> is the primary key of Appointment and links to both Patient and Doctor. </w:t>
       </w:r>
     </w:p>
     <w:p>
@@ -5520,8 +5910,18 @@
           <w:bCs/>
           <w:lang w:val="es-ES"/>
         </w:rPr>
-        <w:t>A complete ER/EER diagram</w:t>
-      </w:r>
+        <w:t xml:space="preserve">A complete ER/EER </w:t>
+      </w:r>
+      <w:proofErr w:type="spellStart"/>
+      <w:r>
+        <w:rPr>
+          <w:b/>
+          <w:bCs/>
+          <w:lang w:val="es-ES"/>
+        </w:rPr>
+        <w:t>diagram</w:t>
+      </w:r>
+      <w:proofErr w:type="spellEnd"/>
     </w:p>
     <w:p>
       <w:pPr>
@@ -5587,7 +5987,7 @@
     </w:p>
     <w:tbl>
       <w:tblPr>
-        <w:tblStyle w:val="GridTable6ColourfulAccent1"/>
+        <w:tblStyle w:val="GridTable6Colorful-Accent1"/>
         <w:tblW w:w="0" w:type="auto"/>
         <w:tblLook w:val="04A0" w:firstRow="1" w:lastRow="0" w:firstColumn="1" w:lastColumn="0" w:noHBand="0" w:noVBand="1"/>
       </w:tblPr>
@@ -5675,9 +6075,11 @@
               <w:pStyle w:val="IT"/>
               <w:cnfStyle w:val="000000100000" w:firstRow="0" w:lastRow="0" w:firstColumn="0" w:lastColumn="0" w:oddVBand="0" w:evenVBand="0" w:oddHBand="1" w:evenHBand="0" w:firstRowFirstColumn="0" w:firstRowLastColumn="0" w:lastRowFirstColumn="0" w:lastRowLastColumn="0"/>
             </w:pPr>
+            <w:proofErr w:type="spellStart"/>
             <w:r>
               <w:t>PatientID</w:t>
             </w:r>
+            <w:proofErr w:type="spellEnd"/>
           </w:p>
         </w:tc>
         <w:tc>
@@ -5722,9 +6124,11 @@
               <w:pStyle w:val="IT"/>
               <w:cnfStyle w:val="000000000000" w:firstRow="0" w:lastRow="0" w:firstColumn="0" w:lastColumn="0" w:oddVBand="0" w:evenVBand="0" w:oddHBand="0" w:evenHBand="0" w:firstRowFirstColumn="0" w:firstRowLastColumn="0" w:lastRowFirstColumn="0" w:lastRowLastColumn="0"/>
             </w:pPr>
+            <w:proofErr w:type="spellStart"/>
             <w:r>
               <w:t>DoctorID</w:t>
             </w:r>
+            <w:proofErr w:type="spellEnd"/>
           </w:p>
         </w:tc>
         <w:tc>
@@ -5772,9 +6176,11 @@
               <w:pStyle w:val="IT"/>
               <w:cnfStyle w:val="000000100000" w:firstRow="0" w:lastRow="0" w:firstColumn="0" w:lastColumn="0" w:oddVBand="0" w:evenVBand="0" w:oddHBand="1" w:evenHBand="0" w:firstRowFirstColumn="0" w:firstRowLastColumn="0" w:lastRowFirstColumn="0" w:lastRowLastColumn="0"/>
             </w:pPr>
+            <w:proofErr w:type="spellStart"/>
             <w:r>
               <w:t>AppointmentID</w:t>
             </w:r>
+            <w:proofErr w:type="spellEnd"/>
           </w:p>
         </w:tc>
         <w:tc>
@@ -5787,9 +6193,19 @@
               <w:pStyle w:val="IT"/>
               <w:cnfStyle w:val="000000100000" w:firstRow="0" w:lastRow="0" w:firstColumn="0" w:lastColumn="0" w:oddVBand="0" w:evenVBand="0" w:oddHBand="1" w:evenHBand="0" w:firstRowFirstColumn="0" w:firstRowLastColumn="0" w:lastRowFirstColumn="0" w:lastRowLastColumn="0"/>
             </w:pPr>
+            <w:proofErr w:type="spellStart"/>
             <w:r>
-              <w:t>PatientID, DoctorID</w:t>
+              <w:t>PatientID</w:t>
             </w:r>
+            <w:proofErr w:type="spellEnd"/>
+            <w:r>
+              <w:t xml:space="preserve">, </w:t>
+            </w:r>
+            <w:proofErr w:type="spellStart"/>
+            <w:r>
+              <w:t>DoctorID</w:t>
+            </w:r>
+            <w:proofErr w:type="spellEnd"/>
           </w:p>
         </w:tc>
       </w:tr>
@@ -5819,9 +6235,11 @@
               <w:pStyle w:val="IT"/>
               <w:cnfStyle w:val="000000000000" w:firstRow="0" w:lastRow="0" w:firstColumn="0" w:lastColumn="0" w:oddVBand="0" w:evenVBand="0" w:oddHBand="0" w:evenHBand="0" w:firstRowFirstColumn="0" w:firstRowLastColumn="0" w:lastRowFirstColumn="0" w:lastRowLastColumn="0"/>
             </w:pPr>
+            <w:proofErr w:type="spellStart"/>
             <w:r>
               <w:t>TreatmentID</w:t>
             </w:r>
+            <w:proofErr w:type="spellEnd"/>
           </w:p>
         </w:tc>
         <w:tc>
@@ -5834,9 +6252,11 @@
               <w:pStyle w:val="IT"/>
               <w:cnfStyle w:val="000000000000" w:firstRow="0" w:lastRow="0" w:firstColumn="0" w:lastColumn="0" w:oddVBand="0" w:evenVBand="0" w:oddHBand="0" w:evenHBand="0" w:firstRowFirstColumn="0" w:firstRowLastColumn="0" w:lastRowFirstColumn="0" w:lastRowLastColumn="0"/>
             </w:pPr>
+            <w:proofErr w:type="spellStart"/>
             <w:r>
               <w:t>AppointmentID</w:t>
             </w:r>
+            <w:proofErr w:type="spellEnd"/>
           </w:p>
         </w:tc>
       </w:tr>
@@ -5869,9 +6289,11 @@
               <w:pStyle w:val="IT"/>
               <w:cnfStyle w:val="000000100000" w:firstRow="0" w:lastRow="0" w:firstColumn="0" w:lastColumn="0" w:oddVBand="0" w:evenVBand="0" w:oddHBand="1" w:evenHBand="0" w:firstRowFirstColumn="0" w:firstRowLastColumn="0" w:lastRowFirstColumn="0" w:lastRowLastColumn="0"/>
             </w:pPr>
+            <w:proofErr w:type="spellStart"/>
             <w:r>
               <w:t>PrescriptionID</w:t>
             </w:r>
+            <w:proofErr w:type="spellEnd"/>
           </w:p>
         </w:tc>
         <w:tc>
@@ -5884,9 +6306,11 @@
               <w:pStyle w:val="IT"/>
               <w:cnfStyle w:val="000000100000" w:firstRow="0" w:lastRow="0" w:firstColumn="0" w:lastColumn="0" w:oddVBand="0" w:evenVBand="0" w:oddHBand="1" w:evenHBand="0" w:firstRowFirstColumn="0" w:firstRowLastColumn="0" w:lastRowFirstColumn="0" w:lastRowLastColumn="0"/>
             </w:pPr>
+            <w:proofErr w:type="spellStart"/>
             <w:r>
               <w:t>AppointmentID</w:t>
             </w:r>
+            <w:proofErr w:type="spellEnd"/>
           </w:p>
         </w:tc>
       </w:tr>
@@ -5917,9 +6341,11 @@
               <w:pStyle w:val="IT"/>
               <w:cnfStyle w:val="000000000000" w:firstRow="0" w:lastRow="0" w:firstColumn="0" w:lastColumn="0" w:oddVBand="0" w:evenVBand="0" w:oddHBand="0" w:evenHBand="0" w:firstRowFirstColumn="0" w:firstRowLastColumn="0" w:lastRowFirstColumn="0" w:lastRowLastColumn="0"/>
             </w:pPr>
+            <w:proofErr w:type="spellStart"/>
             <w:r>
               <w:t>PaymentID</w:t>
             </w:r>
+            <w:proofErr w:type="spellEnd"/>
           </w:p>
         </w:tc>
         <w:tc>
@@ -5932,9 +6358,11 @@
               <w:pStyle w:val="IT"/>
               <w:cnfStyle w:val="000000000000" w:firstRow="0" w:lastRow="0" w:firstColumn="0" w:lastColumn="0" w:oddVBand="0" w:evenVBand="0" w:oddHBand="0" w:evenHBand="0" w:firstRowFirstColumn="0" w:firstRowLastColumn="0" w:lastRowFirstColumn="0" w:lastRowLastColumn="0"/>
             </w:pPr>
+            <w:proofErr w:type="spellStart"/>
             <w:r>
               <w:t>AppointmentID</w:t>
             </w:r>
+            <w:proofErr w:type="spellEnd"/>
           </w:p>
         </w:tc>
       </w:tr>
@@ -5959,8 +6387,21 @@
           <w:numId w:val="30"/>
         </w:numPr>
       </w:pPr>
-      <w:r>
-        <w:t>Appointment.PatientID references Patient.PatientID.</w:t>
+      <w:proofErr w:type="spellStart"/>
+      <w:r>
+        <w:t>Appointment.PatientID</w:t>
+      </w:r>
+      <w:proofErr w:type="spellEnd"/>
+      <w:r>
+        <w:t xml:space="preserve"> references </w:t>
+      </w:r>
+      <w:proofErr w:type="spellStart"/>
+      <w:r>
+        <w:t>Patient.PatientID</w:t>
+      </w:r>
+      <w:proofErr w:type="spellEnd"/>
+      <w:r>
+        <w:t>.</w:t>
       </w:r>
     </w:p>
     <w:p>
@@ -5971,8 +6412,21 @@
           <w:numId w:val="30"/>
         </w:numPr>
       </w:pPr>
-      <w:r>
-        <w:t>Appointment.DoctorID references Doctor.DoctorID.</w:t>
+      <w:proofErr w:type="spellStart"/>
+      <w:r>
+        <w:t>Appointment.DoctorID</w:t>
+      </w:r>
+      <w:proofErr w:type="spellEnd"/>
+      <w:r>
+        <w:t xml:space="preserve"> references </w:t>
+      </w:r>
+      <w:proofErr w:type="spellStart"/>
+      <w:r>
+        <w:t>Doctor.DoctorID</w:t>
+      </w:r>
+      <w:proofErr w:type="spellEnd"/>
+      <w:r>
+        <w:t>.</w:t>
       </w:r>
     </w:p>
     <w:p>
@@ -5983,8 +6437,21 @@
           <w:numId w:val="30"/>
         </w:numPr>
       </w:pPr>
-      <w:r>
-        <w:t>Treatment.AppointmentID references Appointment.AppointmentID.</w:t>
+      <w:proofErr w:type="spellStart"/>
+      <w:r>
+        <w:t>Treatment.AppointmentID</w:t>
+      </w:r>
+      <w:proofErr w:type="spellEnd"/>
+      <w:r>
+        <w:t xml:space="preserve"> references </w:t>
+      </w:r>
+      <w:proofErr w:type="spellStart"/>
+      <w:r>
+        <w:t>Appointment.AppointmentID</w:t>
+      </w:r>
+      <w:proofErr w:type="spellEnd"/>
+      <w:r>
+        <w:t>.</w:t>
       </w:r>
     </w:p>
     <w:p>
@@ -5995,8 +6462,21 @@
           <w:numId w:val="30"/>
         </w:numPr>
       </w:pPr>
-      <w:r>
-        <w:t>Prescription.AppointmentID references Appointment.AppointmentID.</w:t>
+      <w:proofErr w:type="spellStart"/>
+      <w:r>
+        <w:t>Prescription.AppointmentID</w:t>
+      </w:r>
+      <w:proofErr w:type="spellEnd"/>
+      <w:r>
+        <w:t xml:space="preserve"> references </w:t>
+      </w:r>
+      <w:proofErr w:type="spellStart"/>
+      <w:r>
+        <w:t>Appointment.AppointmentID</w:t>
+      </w:r>
+      <w:proofErr w:type="spellEnd"/>
+      <w:r>
+        <w:t>.</w:t>
       </w:r>
     </w:p>
     <w:p>
@@ -6007,8 +6487,21 @@
           <w:numId w:val="30"/>
         </w:numPr>
       </w:pPr>
-      <w:r>
-        <w:t>Payment.AppointmentID references Appointment.AppointmentID.</w:t>
+      <w:proofErr w:type="spellStart"/>
+      <w:r>
+        <w:t>Payment.AppointmentID</w:t>
+      </w:r>
+      <w:proofErr w:type="spellEnd"/>
+      <w:r>
+        <w:t xml:space="preserve"> references </w:t>
+      </w:r>
+      <w:proofErr w:type="spellStart"/>
+      <w:r>
+        <w:t>Appointment.AppointmentID</w:t>
+      </w:r>
+      <w:proofErr w:type="spellEnd"/>
+      <w:r>
+        <w:t>.</w:t>
       </w:r>
     </w:p>
     <w:p>
@@ -6038,7 +6531,7 @@
     </w:p>
     <w:tbl>
       <w:tblPr>
-        <w:tblStyle w:val="GridTable6ColourfulAccent1"/>
+        <w:tblStyle w:val="GridTable6Colorful-Accent1"/>
         <w:tblW w:w="0" w:type="auto"/>
         <w:tblLook w:val="04A0" w:firstRow="1" w:lastRow="0" w:firstColumn="1" w:lastColumn="0" w:noHBand="0" w:noVBand="1"/>
       </w:tblPr>
@@ -6375,6 +6868,7 @@
       <w:r>
         <w:t xml:space="preserve">A superclass named </w:t>
       </w:r>
+      <w:proofErr w:type="spellStart"/>
       <w:r>
         <w:rPr>
           <w:b/>
@@ -6382,6 +6876,7 @@
         </w:rPr>
         <w:t>ClinicPerson</w:t>
       </w:r>
+      <w:proofErr w:type="spellEnd"/>
       <w:r>
         <w:t xml:space="preserve"> can be introduced to store attributes shared by patients and doctors.</w:t>
       </w:r>
@@ -6445,8 +6940,17 @@
           <w:b/>
           <w:bCs/>
         </w:rPr>
-        <w:t>Superclass: ClinicPerson</w:t>
-      </w:r>
+        <w:t xml:space="preserve">Superclass: </w:t>
+      </w:r>
+      <w:proofErr w:type="spellStart"/>
+      <w:r>
+        <w:rPr>
+          <w:b/>
+          <w:bCs/>
+        </w:rPr>
+        <w:t>ClinicPerson</w:t>
+      </w:r>
+      <w:proofErr w:type="spellEnd"/>
     </w:p>
     <w:p>
       <w:pPr>
@@ -6457,8 +6961,13 @@
         </w:numPr>
         <w:jc w:val="left"/>
       </w:pPr>
-      <w:r>
-        <w:t>PersonID — Primary Key</w:t>
+      <w:proofErr w:type="spellStart"/>
+      <w:r>
+        <w:t>PersonID</w:t>
+      </w:r>
+      <w:proofErr w:type="spellEnd"/>
+      <w:r>
+        <w:t xml:space="preserve"> — Primary Key</w:t>
       </w:r>
     </w:p>
     <w:p>
@@ -6470,9 +6979,11 @@
         </w:numPr>
         <w:jc w:val="left"/>
       </w:pPr>
+      <w:proofErr w:type="spellStart"/>
       <w:r>
         <w:t>FullName</w:t>
       </w:r>
+      <w:proofErr w:type="spellEnd"/>
     </w:p>
     <w:p>
       <w:pPr>
@@ -6539,9 +7050,19 @@
         </w:numPr>
         <w:jc w:val="left"/>
       </w:pPr>
-      <w:r>
-        <w:t>PersonID — Primary Key and Foreign Key referencing ClinicPerson</w:t>
-      </w:r>
+      <w:proofErr w:type="spellStart"/>
+      <w:r>
+        <w:t>PersonID</w:t>
+      </w:r>
+      <w:proofErr w:type="spellEnd"/>
+      <w:r>
+        <w:t xml:space="preserve"> — Primary Key and Foreign Key referencing </w:t>
+      </w:r>
+      <w:proofErr w:type="spellStart"/>
+      <w:r>
+        <w:t>ClinicPerson</w:t>
+      </w:r>
+      <w:proofErr w:type="spellEnd"/>
     </w:p>
     <w:p>
       <w:pPr>
@@ -6552,9 +7073,11 @@
         </w:numPr>
         <w:jc w:val="left"/>
       </w:pPr>
+      <w:proofErr w:type="spellStart"/>
       <w:r>
         <w:t>NationalID</w:t>
       </w:r>
+      <w:proofErr w:type="spellEnd"/>
     </w:p>
     <w:p>
       <w:pPr>
@@ -6565,9 +7088,11 @@
         </w:numPr>
         <w:jc w:val="left"/>
       </w:pPr>
+      <w:proofErr w:type="spellStart"/>
       <w:r>
         <w:t>BirthDate</w:t>
       </w:r>
+      <w:proofErr w:type="spellEnd"/>
     </w:p>
     <w:p>
       <w:pPr>
@@ -6618,9 +7143,19 @@
         </w:numPr>
         <w:jc w:val="left"/>
       </w:pPr>
-      <w:r>
-        <w:t>PersonID — Primary Key and Foreign Key referencing ClinicPerson</w:t>
-      </w:r>
+      <w:proofErr w:type="spellStart"/>
+      <w:r>
+        <w:t>PersonID</w:t>
+      </w:r>
+      <w:proofErr w:type="spellEnd"/>
+      <w:r>
+        <w:t xml:space="preserve"> — Primary Key and Foreign Key referencing </w:t>
+      </w:r>
+      <w:proofErr w:type="spellStart"/>
+      <w:r>
+        <w:t>ClinicPerson</w:t>
+      </w:r>
+      <w:proofErr w:type="spellEnd"/>
     </w:p>
     <w:p>
       <w:pPr>
@@ -6644,9 +7179,11 @@
         </w:numPr>
         <w:jc w:val="left"/>
       </w:pPr>
+      <w:proofErr w:type="spellStart"/>
       <w:r>
         <w:t>LicenseNo</w:t>
       </w:r>
+      <w:proofErr w:type="spellEnd"/>
     </w:p>
     <w:p>
       <w:pPr>
@@ -6683,7 +7220,23 @@
       </w:r>
       <w:r>
         <w:br/>
-        <w:t>Every ClinicPerson must be registered as a Patient, a Doctor, or both.</w:t>
+        <w:t xml:space="preserve">Every </w:t>
+      </w:r>
+      <w:proofErr w:type="spellStart"/>
+      <w:r>
+        <w:t>ClinicPerson</w:t>
+      </w:r>
+      <w:proofErr w:type="spellEnd"/>
+      <w:r>
+        <w:t xml:space="preserve"> must be registered as a Patient, a </w:t>
+      </w:r>
+      <w:proofErr w:type="gramStart"/>
+      <w:r>
+        <w:t>Doctor</w:t>
+      </w:r>
+      <w:proofErr w:type="gramEnd"/>
+      <w:r>
+        <w:t>, or both.</w:t>
       </w:r>
     </w:p>
     <w:p>
@@ -6695,12 +7248,21 @@
         </w:numPr>
         <w:jc w:val="left"/>
       </w:pPr>
+      <w:proofErr w:type="spellStart"/>
       <w:r>
         <w:rPr>
           <w:b/>
           <w:bCs/>
         </w:rPr>
-        <w:t>Disjointness constraint: Overlapping specialization</w:t>
+        <w:t>Disjointness</w:t>
+      </w:r>
+      <w:proofErr w:type="spellEnd"/>
+      <w:r>
+        <w:rPr>
+          <w:b/>
+          <w:bCs/>
+        </w:rPr>
+        <w:t xml:space="preserve"> constraint: Overlapping specialization</w:t>
       </w:r>
       <w:r>
         <w:br/>
@@ -6712,7 +7274,19 @@
         <w:pStyle w:val="IT"/>
       </w:pPr>
       <w:r>
-        <w:t xml:space="preserve">In the EER diagram, ClinicPerson is connected to a specialization circle marked </w:t>
+        <w:t xml:space="preserve">In the EER diagram, </w:t>
+      </w:r>
+      <w:proofErr w:type="spellStart"/>
+      <w:r>
+        <w:t>ClinicPerson</w:t>
+      </w:r>
+      <w:proofErr w:type="spellEnd"/>
+      <w:r>
+        <w:t xml:space="preserve"> is connected to a specialization circle </w:t>
+      </w:r>
+      <w:proofErr w:type="gramStart"/>
+      <w:r>
+        <w:t xml:space="preserve">marked </w:t>
       </w:r>
       <w:r>
         <w:rPr>
@@ -6721,8 +7295,41 @@
         </w:rPr>
         <w:t>o</w:t>
       </w:r>
-      <w:r>
-        <w:t xml:space="preserve"> for overlapping. A double line between ClinicPerson and the specialization circle represents total specialization. Patient and Doctor inherit PersonID, FullName, Phone, and Email from ClinicPerson.</w:t>
+      <w:proofErr w:type="gramEnd"/>
+      <w:r>
+        <w:t xml:space="preserve"> for overlapping. A double line between </w:t>
+      </w:r>
+      <w:proofErr w:type="spellStart"/>
+      <w:r>
+        <w:t>ClinicPerson</w:t>
+      </w:r>
+      <w:proofErr w:type="spellEnd"/>
+      <w:r>
+        <w:t xml:space="preserve"> and the specialization circle represents total specialization. Patient and Doctor inherit </w:t>
+      </w:r>
+      <w:proofErr w:type="spellStart"/>
+      <w:r>
+        <w:t>PersonID</w:t>
+      </w:r>
+      <w:proofErr w:type="spellEnd"/>
+      <w:r>
+        <w:t xml:space="preserve">, </w:t>
+      </w:r>
+      <w:proofErr w:type="spellStart"/>
+      <w:r>
+        <w:t>FullName</w:t>
+      </w:r>
+      <w:proofErr w:type="spellEnd"/>
+      <w:r>
+        <w:t xml:space="preserve">, Phone, and Email from </w:t>
+      </w:r>
+      <w:proofErr w:type="spellStart"/>
+      <w:r>
+        <w:t>ClinicPerson</w:t>
+      </w:r>
+      <w:proofErr w:type="spellEnd"/>
+      <w:r>
+        <w:t>.</w:t>
       </w:r>
     </w:p>
     <w:p>
@@ -6751,7 +7358,23 @@
         </w:numPr>
       </w:pPr>
       <w:r>
-        <w:t>Each patient is assigned a unique PatientID, while NationalID is also treated as unique when it is available.</w:t>
+        <w:t xml:space="preserve">Each patient is assigned a unique </w:t>
+      </w:r>
+      <w:proofErr w:type="spellStart"/>
+      <w:r>
+        <w:t>PatientID</w:t>
+      </w:r>
+      <w:proofErr w:type="spellEnd"/>
+      <w:r>
+        <w:t xml:space="preserve">, while </w:t>
+      </w:r>
+      <w:proofErr w:type="spellStart"/>
+      <w:r>
+        <w:t>NationalID</w:t>
+      </w:r>
+      <w:proofErr w:type="spellEnd"/>
+      <w:r>
+        <w:t xml:space="preserve"> is also treated as unique when it is available.</w:t>
       </w:r>
     </w:p>
     <w:p>
@@ -6763,7 +7386,23 @@
         </w:numPr>
       </w:pPr>
       <w:r>
-        <w:t>Each doctor has a unique DoctorID and a unique professional LicenseNo.</w:t>
+        <w:t xml:space="preserve">Each doctor has a unique </w:t>
+      </w:r>
+      <w:proofErr w:type="spellStart"/>
+      <w:r>
+        <w:t>DoctorID</w:t>
+      </w:r>
+      <w:proofErr w:type="spellEnd"/>
+      <w:r>
+        <w:t xml:space="preserve"> and a unique professional </w:t>
+      </w:r>
+      <w:proofErr w:type="spellStart"/>
+      <w:r>
+        <w:t>LicenseNo</w:t>
+      </w:r>
+      <w:proofErr w:type="spellEnd"/>
+      <w:r>
+        <w:t>.</w:t>
       </w:r>
     </w:p>
     <w:p>
@@ -6884,7 +7523,15 @@
         </w:numPr>
       </w:pPr>
       <w:r>
-        <w:t>The specialization of ClinicPerson into Patient and Doctor is total and disjoint. Every clinic person must belong to one subclass, and the same person cannot be registered as both a patient and a doctor under this design.</w:t>
+        <w:t xml:space="preserve">The specialization of </w:t>
+      </w:r>
+      <w:proofErr w:type="spellStart"/>
+      <w:r>
+        <w:t>ClinicPerson</w:t>
+      </w:r>
+      <w:proofErr w:type="spellEnd"/>
+      <w:r>
+        <w:t xml:space="preserve"> into Patient and Doctor is total and disjoint. Every clinic person must belong to one subclass, and the same person cannot be registered as both a patient and a doctor under this design.</w:t>
       </w:r>
     </w:p>
     <w:p>
@@ -6896,7 +7543,15 @@
         </w:numPr>
       </w:pPr>
       <w:r>
-        <w:t>Shared personal data such as full name, phone, and email are stored in ClinicPerson, while attributes specific to each role remain in the relevant subclass.</w:t>
+        <w:t xml:space="preserve">Shared personal data such as full name, phone, and email are stored in </w:t>
+      </w:r>
+      <w:proofErr w:type="spellStart"/>
+      <w:r>
+        <w:t>ClinicPerson</w:t>
+      </w:r>
+      <w:proofErr w:type="spellEnd"/>
+      <w:r>
+        <w:t>, while attributes specific to each role remain in the relevant subclass.</w:t>
       </w:r>
     </w:p>
     <w:p>
@@ -7514,7 +8169,21 @@
         <w:rPr>
           <w:color w:val="000000"/>
         </w:rPr>
-        <w:t>    AppointmentID,</w:t>
+        <w:t>    </w:t>
+      </w:r>
+      <w:proofErr w:type="spellStart"/>
+      <w:r>
+        <w:rPr>
+          <w:color w:val="000000"/>
+        </w:rPr>
+        <w:t>AppointmentID</w:t>
+      </w:r>
+      <w:proofErr w:type="spellEnd"/>
+      <w:r>
+        <w:rPr>
+          <w:color w:val="000000"/>
+        </w:rPr>
+        <w:t>,</w:t>
       </w:r>
     </w:p>
     <w:p>
@@ -7542,7 +8211,21 @@
         <w:rPr>
           <w:color w:val="000000"/>
         </w:rPr>
-        <w:t>    PatientID,</w:t>
+        <w:t>    </w:t>
+      </w:r>
+      <w:proofErr w:type="spellStart"/>
+      <w:r>
+        <w:rPr>
+          <w:color w:val="000000"/>
+        </w:rPr>
+        <w:t>PatientID</w:t>
+      </w:r>
+      <w:proofErr w:type="spellEnd"/>
+      <w:r>
+        <w:rPr>
+          <w:color w:val="000000"/>
+        </w:rPr>
+        <w:t>,</w:t>
       </w:r>
     </w:p>
     <w:p>
@@ -7570,7 +8253,21 @@
         <w:rPr>
           <w:color w:val="000000"/>
         </w:rPr>
-        <w:t>    DoctorID,</w:t>
+        <w:t>    </w:t>
+      </w:r>
+      <w:proofErr w:type="spellStart"/>
+      <w:r>
+        <w:rPr>
+          <w:color w:val="000000"/>
+        </w:rPr>
+        <w:t>DoctorID</w:t>
+      </w:r>
+      <w:proofErr w:type="spellEnd"/>
+      <w:r>
+        <w:rPr>
+          <w:color w:val="000000"/>
+        </w:rPr>
+        <w:t>,</w:t>
       </w:r>
     </w:p>
     <w:p>
@@ -7598,7 +8295,21 @@
         <w:rPr>
           <w:color w:val="000000"/>
         </w:rPr>
-        <w:t>    ScheduledAt,</w:t>
+        <w:t>    </w:t>
+      </w:r>
+      <w:proofErr w:type="spellStart"/>
+      <w:r>
+        <w:rPr>
+          <w:color w:val="000000"/>
+        </w:rPr>
+        <w:t>ScheduledAt</w:t>
+      </w:r>
+      <w:proofErr w:type="spellEnd"/>
+      <w:r>
+        <w:rPr>
+          <w:color w:val="000000"/>
+        </w:rPr>
+        <w:t>,</w:t>
       </w:r>
     </w:p>
     <w:p>
@@ -7626,7 +8337,21 @@
         <w:rPr>
           <w:color w:val="000000"/>
         </w:rPr>
-        <w:t>    VisitReason,</w:t>
+        <w:t>    </w:t>
+      </w:r>
+      <w:proofErr w:type="spellStart"/>
+      <w:r>
+        <w:rPr>
+          <w:color w:val="000000"/>
+        </w:rPr>
+        <w:t>VisitReason</w:t>
+      </w:r>
+      <w:proofErr w:type="spellEnd"/>
+      <w:r>
+        <w:rPr>
+          <w:color w:val="000000"/>
+        </w:rPr>
+        <w:t>,</w:t>
       </w:r>
     </w:p>
     <w:p>
@@ -7654,8 +8379,16 @@
         <w:rPr>
           <w:color w:val="000000"/>
         </w:rPr>
-        <w:t>    AppointmentStatus</w:t>
-      </w:r>
+        <w:t>    </w:t>
+      </w:r>
+      <w:proofErr w:type="spellStart"/>
+      <w:r>
+        <w:rPr>
+          <w:color w:val="000000"/>
+        </w:rPr>
+        <w:t>AppointmentStatus</w:t>
+      </w:r>
+      <w:proofErr w:type="spellEnd"/>
     </w:p>
     <w:p>
       <w:pPr>
@@ -7710,7 +8443,21 @@
         <w:rPr>
           <w:color w:val="000000"/>
         </w:rPr>
-        <w:t>WHERE AppointmentStatus = 'Scheduled'</w:t>
+        <w:t xml:space="preserve">WHERE </w:t>
+      </w:r>
+      <w:proofErr w:type="spellStart"/>
+      <w:r>
+        <w:rPr>
+          <w:color w:val="000000"/>
+        </w:rPr>
+        <w:t>AppointmentStatus</w:t>
+      </w:r>
+      <w:proofErr w:type="spellEnd"/>
+      <w:r>
+        <w:rPr>
+          <w:color w:val="000000"/>
+        </w:rPr>
+        <w:t xml:space="preserve"> = 'Scheduled'</w:t>
       </w:r>
     </w:p>
     <w:p>
@@ -7738,7 +8485,21 @@
         <w:rPr>
           <w:color w:val="000000"/>
         </w:rPr>
-        <w:t>ORDER BY ScheduledAt ASC;</w:t>
+        <w:t xml:space="preserve">ORDER BY </w:t>
+      </w:r>
+      <w:proofErr w:type="spellStart"/>
+      <w:r>
+        <w:rPr>
+          <w:color w:val="000000"/>
+        </w:rPr>
+        <w:t>ScheduledAt</w:t>
+      </w:r>
+      <w:proofErr w:type="spellEnd"/>
+      <w:r>
+        <w:rPr>
+          <w:color w:val="000000"/>
+        </w:rPr>
+        <w:t xml:space="preserve"> ASC;</w:t>
       </w:r>
     </w:p>
     <w:p>
@@ -7810,6 +8571,7 @@
         <w:spacing w:before="40" w:beforeAutospacing="0" w:after="40" w:afterAutospacing="0"/>
         <w:ind w:left="580" w:hanging="280"/>
       </w:pPr>
+      <w:proofErr w:type="gramStart"/>
       <w:r>
         <w:rPr>
           <w:rFonts w:ascii="Cambria" w:hAnsi="Cambria"/>
@@ -7838,7 +8600,28 @@
         <w:rPr>
           <w:color w:val="000000"/>
         </w:rPr>
-        <w:t>    a.AppointmentID,</w:t>
+        <w:t xml:space="preserve">    </w:t>
+      </w:r>
+      <w:proofErr w:type="spellStart"/>
+      <w:r>
+        <w:rPr>
+          <w:color w:val="000000"/>
+        </w:rPr>
+        <w:t>a.</w:t>
+      </w:r>
+      <w:proofErr w:type="gramEnd"/>
+      <w:r>
+        <w:rPr>
+          <w:color w:val="000000"/>
+        </w:rPr>
+        <w:t>AppointmentID</w:t>
+      </w:r>
+      <w:proofErr w:type="spellEnd"/>
+      <w:r>
+        <w:rPr>
+          <w:color w:val="000000"/>
+        </w:rPr>
+        <w:t>,</w:t>
       </w:r>
     </w:p>
     <w:p>
@@ -7875,7 +8658,35 @@
         <w:rPr>
           <w:color w:val="000000"/>
         </w:rPr>
-        <w:t>    patient_person.FullName AS PatientName,</w:t>
+        <w:t xml:space="preserve">    </w:t>
+      </w:r>
+      <w:proofErr w:type="spellStart"/>
+      <w:r>
+        <w:rPr>
+          <w:color w:val="000000"/>
+        </w:rPr>
+        <w:t>patient_person.FullName</w:t>
+      </w:r>
+      <w:proofErr w:type="spellEnd"/>
+      <w:r>
+        <w:rPr>
+          <w:color w:val="000000"/>
+        </w:rPr>
+        <w:t xml:space="preserve"> AS </w:t>
+      </w:r>
+      <w:proofErr w:type="spellStart"/>
+      <w:r>
+        <w:rPr>
+          <w:color w:val="000000"/>
+        </w:rPr>
+        <w:t>PatientName</w:t>
+      </w:r>
+      <w:proofErr w:type="spellEnd"/>
+      <w:r>
+        <w:rPr>
+          <w:color w:val="000000"/>
+        </w:rPr>
+        <w:t>,</w:t>
       </w:r>
     </w:p>
     <w:p>
@@ -7912,7 +8723,35 @@
         <w:rPr>
           <w:color w:val="000000"/>
         </w:rPr>
-        <w:t>    doctor_person.FullName AS DoctorName,</w:t>
+        <w:t xml:space="preserve">    </w:t>
+      </w:r>
+      <w:proofErr w:type="spellStart"/>
+      <w:r>
+        <w:rPr>
+          <w:color w:val="000000"/>
+        </w:rPr>
+        <w:t>doctor_person.FullName</w:t>
+      </w:r>
+      <w:proofErr w:type="spellEnd"/>
+      <w:r>
+        <w:rPr>
+          <w:color w:val="000000"/>
+        </w:rPr>
+        <w:t xml:space="preserve"> AS </w:t>
+      </w:r>
+      <w:proofErr w:type="spellStart"/>
+      <w:r>
+        <w:rPr>
+          <w:color w:val="000000"/>
+        </w:rPr>
+        <w:t>DoctorName</w:t>
+      </w:r>
+      <w:proofErr w:type="spellEnd"/>
+      <w:r>
+        <w:rPr>
+          <w:color w:val="000000"/>
+        </w:rPr>
+        <w:t>,</w:t>
       </w:r>
     </w:p>
     <w:p>
@@ -7950,7 +8789,21 @@
         <w:rPr>
           <w:color w:val="000000"/>
         </w:rPr>
-        <w:t>    d.Specialty,</w:t>
+        <w:t xml:space="preserve">    </w:t>
+      </w:r>
+      <w:proofErr w:type="spellStart"/>
+      <w:r>
+        <w:rPr>
+          <w:color w:val="000000"/>
+        </w:rPr>
+        <w:t>d.Specialty</w:t>
+      </w:r>
+      <w:proofErr w:type="spellEnd"/>
+      <w:r>
+        <w:rPr>
+          <w:color w:val="000000"/>
+        </w:rPr>
+        <w:t>,</w:t>
       </w:r>
     </w:p>
     <w:p>
@@ -7987,7 +8840,21 @@
         <w:rPr>
           <w:color w:val="000000"/>
         </w:rPr>
-        <w:t>    a.ScheduledAt,</w:t>
+        <w:t xml:space="preserve">    </w:t>
+      </w:r>
+      <w:proofErr w:type="spellStart"/>
+      <w:r>
+        <w:rPr>
+          <w:color w:val="000000"/>
+        </w:rPr>
+        <w:t>a.ScheduledAt</w:t>
+      </w:r>
+      <w:proofErr w:type="spellEnd"/>
+      <w:r>
+        <w:rPr>
+          <w:color w:val="000000"/>
+        </w:rPr>
+        <w:t>,</w:t>
       </w:r>
     </w:p>
     <w:p>
@@ -7996,6 +8863,7 @@
         <w:spacing w:before="40" w:beforeAutospacing="0" w:after="40" w:afterAutospacing="0"/>
         <w:ind w:left="580" w:hanging="280"/>
       </w:pPr>
+      <w:proofErr w:type="gramStart"/>
       <w:r>
         <w:rPr>
           <w:rFonts w:ascii="Cambria" w:hAnsi="Cambria"/>
@@ -8024,7 +8892,28 @@
         <w:rPr>
           <w:color w:val="000000"/>
         </w:rPr>
-        <w:t>    a.VisitReason,</w:t>
+        <w:t xml:space="preserve">    </w:t>
+      </w:r>
+      <w:proofErr w:type="spellStart"/>
+      <w:r>
+        <w:rPr>
+          <w:color w:val="000000"/>
+        </w:rPr>
+        <w:t>a.</w:t>
+      </w:r>
+      <w:proofErr w:type="gramEnd"/>
+      <w:r>
+        <w:rPr>
+          <w:color w:val="000000"/>
+        </w:rPr>
+        <w:t>VisitReason</w:t>
+      </w:r>
+      <w:proofErr w:type="spellEnd"/>
+      <w:r>
+        <w:rPr>
+          <w:color w:val="000000"/>
+        </w:rPr>
+        <w:t>,</w:t>
       </w:r>
     </w:p>
     <w:p>
@@ -8061,8 +8950,16 @@
         <w:rPr>
           <w:color w:val="000000"/>
         </w:rPr>
-        <w:t>    a.AppointmentStatus</w:t>
-      </w:r>
+        <w:t xml:space="preserve">    </w:t>
+      </w:r>
+      <w:proofErr w:type="spellStart"/>
+      <w:r>
+        <w:rPr>
+          <w:color w:val="000000"/>
+        </w:rPr>
+        <w:t>a.AppointmentStatus</w:t>
+      </w:r>
+      <w:proofErr w:type="spellEnd"/>
     </w:p>
     <w:p>
       <w:pPr>
@@ -8172,8 +9069,30 @@
         <w:rPr>
           <w:color w:val="000000"/>
         </w:rPr>
-        <w:t>    ON a.PatientID = p.PatientID</w:t>
-      </w:r>
+        <w:t xml:space="preserve">    ON </w:t>
+      </w:r>
+      <w:proofErr w:type="spellStart"/>
+      <w:r>
+        <w:rPr>
+          <w:color w:val="000000"/>
+        </w:rPr>
+        <w:t>a.PatientID</w:t>
+      </w:r>
+      <w:proofErr w:type="spellEnd"/>
+      <w:r>
+        <w:rPr>
+          <w:color w:val="000000"/>
+        </w:rPr>
+        <w:t xml:space="preserve"> = </w:t>
+      </w:r>
+      <w:proofErr w:type="spellStart"/>
+      <w:r>
+        <w:rPr>
+          <w:color w:val="000000"/>
+        </w:rPr>
+        <w:t>p.PatientID</w:t>
+      </w:r>
+      <w:proofErr w:type="spellEnd"/>
     </w:p>
     <w:p>
       <w:pPr>
@@ -8209,8 +9128,30 @@
         <w:rPr>
           <w:color w:val="000000"/>
         </w:rPr>
-        <w:t>JOIN ClinicPerson AS patient_person</w:t>
-      </w:r>
+        <w:t xml:space="preserve">JOIN </w:t>
+      </w:r>
+      <w:proofErr w:type="spellStart"/>
+      <w:r>
+        <w:rPr>
+          <w:color w:val="000000"/>
+        </w:rPr>
+        <w:t>ClinicPerson</w:t>
+      </w:r>
+      <w:proofErr w:type="spellEnd"/>
+      <w:r>
+        <w:rPr>
+          <w:color w:val="000000"/>
+        </w:rPr>
+        <w:t xml:space="preserve"> AS </w:t>
+      </w:r>
+      <w:proofErr w:type="spellStart"/>
+      <w:r>
+        <w:rPr>
+          <w:color w:val="000000"/>
+        </w:rPr>
+        <w:t>patient_person</w:t>
+      </w:r>
+      <w:proofErr w:type="spellEnd"/>
     </w:p>
     <w:p>
       <w:pPr>
@@ -8246,8 +9187,30 @@
         <w:rPr>
           <w:color w:val="000000"/>
         </w:rPr>
-        <w:t>    ON p.PatientID = patient_person.PersonID</w:t>
-      </w:r>
+        <w:t xml:space="preserve">    ON </w:t>
+      </w:r>
+      <w:proofErr w:type="spellStart"/>
+      <w:r>
+        <w:rPr>
+          <w:color w:val="000000"/>
+        </w:rPr>
+        <w:t>p.PatientID</w:t>
+      </w:r>
+      <w:proofErr w:type="spellEnd"/>
+      <w:r>
+        <w:rPr>
+          <w:color w:val="000000"/>
+        </w:rPr>
+        <w:t xml:space="preserve"> = </w:t>
+      </w:r>
+      <w:proofErr w:type="spellStart"/>
+      <w:r>
+        <w:rPr>
+          <w:color w:val="000000"/>
+        </w:rPr>
+        <w:t>patient_person.PersonID</w:t>
+      </w:r>
+      <w:proofErr w:type="spellEnd"/>
     </w:p>
     <w:p>
       <w:pPr>
@@ -8320,8 +9283,30 @@
         <w:rPr>
           <w:color w:val="000000"/>
         </w:rPr>
-        <w:t>    ON a.DoctorID = d.DoctorID</w:t>
-      </w:r>
+        <w:t xml:space="preserve">    ON </w:t>
+      </w:r>
+      <w:proofErr w:type="spellStart"/>
+      <w:r>
+        <w:rPr>
+          <w:color w:val="000000"/>
+        </w:rPr>
+        <w:t>a.DoctorID</w:t>
+      </w:r>
+      <w:proofErr w:type="spellEnd"/>
+      <w:r>
+        <w:rPr>
+          <w:color w:val="000000"/>
+        </w:rPr>
+        <w:t xml:space="preserve"> = </w:t>
+      </w:r>
+      <w:proofErr w:type="spellStart"/>
+      <w:r>
+        <w:rPr>
+          <w:color w:val="000000"/>
+        </w:rPr>
+        <w:t>d.DoctorID</w:t>
+      </w:r>
+      <w:proofErr w:type="spellEnd"/>
     </w:p>
     <w:p>
       <w:pPr>
@@ -8357,8 +9342,32 @@
         <w:rPr>
           <w:color w:val="000000"/>
         </w:rPr>
-        <w:t>JOIN ClinicPerson AS doctor_person</w:t>
-      </w:r>
+        <w:t xml:space="preserve">JOIN </w:t>
+      </w:r>
+      <w:proofErr w:type="spellStart"/>
+      <w:r>
+        <w:rPr>
+          <w:color w:val="000000"/>
+        </w:rPr>
+        <w:t>ClinicPerson</w:t>
+      </w:r>
+      <w:proofErr w:type="spellEnd"/>
+      <w:r>
+        <w:rPr>
+          <w:color w:val="000000"/>
+        </w:rPr>
+        <w:t xml:space="preserve"> AS </w:t>
+      </w:r>
+      <w:proofErr w:type="spellStart"/>
+      <w:proofErr w:type="gramStart"/>
+      <w:r>
+        <w:rPr>
+          <w:color w:val="000000"/>
+        </w:rPr>
+        <w:t>doctor_person</w:t>
+      </w:r>
+      <w:proofErr w:type="spellEnd"/>
+      <w:proofErr w:type="gramEnd"/>
     </w:p>
     <w:p>
       <w:pPr>
@@ -8394,8 +9403,30 @@
         <w:rPr>
           <w:color w:val="000000"/>
         </w:rPr>
-        <w:t>    ON d.DoctorID = doctor_person.PersonID</w:t>
-      </w:r>
+        <w:t xml:space="preserve">    ON </w:t>
+      </w:r>
+      <w:proofErr w:type="spellStart"/>
+      <w:r>
+        <w:rPr>
+          <w:color w:val="000000"/>
+        </w:rPr>
+        <w:t>d.DoctorID</w:t>
+      </w:r>
+      <w:proofErr w:type="spellEnd"/>
+      <w:r>
+        <w:rPr>
+          <w:color w:val="000000"/>
+        </w:rPr>
+        <w:t xml:space="preserve"> = </w:t>
+      </w:r>
+      <w:proofErr w:type="spellStart"/>
+      <w:r>
+        <w:rPr>
+          <w:color w:val="000000"/>
+        </w:rPr>
+        <w:t>doctor_person.PersonID</w:t>
+      </w:r>
+      <w:proofErr w:type="spellEnd"/>
     </w:p>
     <w:p>
       <w:pPr>
@@ -8431,7 +9462,21 @@
         <w:rPr>
           <w:color w:val="000000"/>
         </w:rPr>
-        <w:t>ORDER BY a.ScheduledAt;</w:t>
+        <w:t xml:space="preserve">ORDER BY </w:t>
+      </w:r>
+      <w:proofErr w:type="spellStart"/>
+      <w:r>
+        <w:rPr>
+          <w:color w:val="000000"/>
+        </w:rPr>
+        <w:t>a.ScheduledAt</w:t>
+      </w:r>
+      <w:proofErr w:type="spellEnd"/>
+      <w:r>
+        <w:rPr>
+          <w:color w:val="000000"/>
+        </w:rPr>
+        <w:t>;</w:t>
       </w:r>
     </w:p>
     <w:p>
@@ -8531,7 +9576,35 @@
         <w:rPr>
           <w:color w:val="000000"/>
         </w:rPr>
-        <w:t>    cp.PersonID AS PatientID,</w:t>
+        <w:t xml:space="preserve">    </w:t>
+      </w:r>
+      <w:proofErr w:type="spellStart"/>
+      <w:r>
+        <w:rPr>
+          <w:color w:val="000000"/>
+        </w:rPr>
+        <w:t>cp.PersonID</w:t>
+      </w:r>
+      <w:proofErr w:type="spellEnd"/>
+      <w:r>
+        <w:rPr>
+          <w:color w:val="000000"/>
+        </w:rPr>
+        <w:t xml:space="preserve"> AS </w:t>
+      </w:r>
+      <w:proofErr w:type="spellStart"/>
+      <w:r>
+        <w:rPr>
+          <w:color w:val="000000"/>
+        </w:rPr>
+        <w:t>PatientID</w:t>
+      </w:r>
+      <w:proofErr w:type="spellEnd"/>
+      <w:r>
+        <w:rPr>
+          <w:color w:val="000000"/>
+        </w:rPr>
+        <w:t>,</w:t>
       </w:r>
     </w:p>
     <w:p>
@@ -8568,8 +9641,16 @@
         <w:rPr>
           <w:color w:val="000000"/>
         </w:rPr>
-        <w:t>    cp.FullName</w:t>
-      </w:r>
+        <w:t xml:space="preserve">    </w:t>
+      </w:r>
+      <w:proofErr w:type="spellStart"/>
+      <w:r>
+        <w:rPr>
+          <w:color w:val="000000"/>
+        </w:rPr>
+        <w:t>cp.FullName</w:t>
+      </w:r>
+      <w:proofErr w:type="spellEnd"/>
     </w:p>
     <w:p>
       <w:pPr>
@@ -8605,7 +9686,21 @@
         <w:rPr>
           <w:color w:val="000000"/>
         </w:rPr>
-        <w:t>FROM ClinicPerson AS cp</w:t>
+        <w:t xml:space="preserve">FROM </w:t>
+      </w:r>
+      <w:proofErr w:type="spellStart"/>
+      <w:r>
+        <w:rPr>
+          <w:color w:val="000000"/>
+        </w:rPr>
+        <w:t>ClinicPerson</w:t>
+      </w:r>
+      <w:proofErr w:type="spellEnd"/>
+      <w:r>
+        <w:rPr>
+          <w:color w:val="000000"/>
+        </w:rPr>
+        <w:t xml:space="preserve"> AS cp</w:t>
       </w:r>
     </w:p>
     <w:p>
@@ -8679,8 +9774,30 @@
         <w:rPr>
           <w:color w:val="000000"/>
         </w:rPr>
-        <w:t>    ON cp.PersonID = p.PatientID</w:t>
-      </w:r>
+        <w:t xml:space="preserve">    ON </w:t>
+      </w:r>
+      <w:proofErr w:type="spellStart"/>
+      <w:r>
+        <w:rPr>
+          <w:color w:val="000000"/>
+        </w:rPr>
+        <w:t>cp.PersonID</w:t>
+      </w:r>
+      <w:proofErr w:type="spellEnd"/>
+      <w:r>
+        <w:rPr>
+          <w:color w:val="000000"/>
+        </w:rPr>
+        <w:t xml:space="preserve"> = </w:t>
+      </w:r>
+      <w:proofErr w:type="spellStart"/>
+      <w:r>
+        <w:rPr>
+          <w:color w:val="000000"/>
+        </w:rPr>
+        <w:t>p.PatientID</w:t>
+      </w:r>
+      <w:proofErr w:type="spellEnd"/>
     </w:p>
     <w:p>
       <w:pPr>
@@ -8753,8 +9870,30 @@
         <w:rPr>
           <w:color w:val="000000"/>
         </w:rPr>
-        <w:t>    ON p.PatientID = a.PatientID</w:t>
-      </w:r>
+        <w:t xml:space="preserve">    ON </w:t>
+      </w:r>
+      <w:proofErr w:type="spellStart"/>
+      <w:r>
+        <w:rPr>
+          <w:color w:val="000000"/>
+        </w:rPr>
+        <w:t>p.PatientID</w:t>
+      </w:r>
+      <w:proofErr w:type="spellEnd"/>
+      <w:r>
+        <w:rPr>
+          <w:color w:val="000000"/>
+        </w:rPr>
+        <w:t xml:space="preserve"> = </w:t>
+      </w:r>
+      <w:proofErr w:type="spellStart"/>
+      <w:r>
+        <w:rPr>
+          <w:color w:val="000000"/>
+        </w:rPr>
+        <w:t>a.PatientID</w:t>
+      </w:r>
+      <w:proofErr w:type="spellEnd"/>
     </w:p>
     <w:p>
       <w:pPr>
@@ -8799,6 +9938,7 @@
         <w:spacing w:before="40" w:beforeAutospacing="0" w:after="40" w:afterAutospacing="0"/>
         <w:ind w:left="580" w:hanging="280"/>
       </w:pPr>
+      <w:proofErr w:type="gramStart"/>
       <w:r>
         <w:rPr>
           <w:rFonts w:ascii="Cambria" w:hAnsi="Cambria"/>
@@ -8827,8 +9967,37 @@
         <w:rPr>
           <w:color w:val="000000"/>
         </w:rPr>
-        <w:t>    ON a.AppointmentID = t.AppointmentID</w:t>
-      </w:r>
+        <w:t xml:space="preserve">    ON </w:t>
+      </w:r>
+      <w:proofErr w:type="spellStart"/>
+      <w:r>
+        <w:rPr>
+          <w:color w:val="000000"/>
+        </w:rPr>
+        <w:t>a.</w:t>
+      </w:r>
+      <w:proofErr w:type="gramEnd"/>
+      <w:r>
+        <w:rPr>
+          <w:color w:val="000000"/>
+        </w:rPr>
+        <w:t>AppointmentID</w:t>
+      </w:r>
+      <w:proofErr w:type="spellEnd"/>
+      <w:r>
+        <w:rPr>
+          <w:color w:val="000000"/>
+        </w:rPr>
+        <w:t xml:space="preserve"> = </w:t>
+      </w:r>
+      <w:proofErr w:type="spellStart"/>
+      <w:r>
+        <w:rPr>
+          <w:color w:val="000000"/>
+        </w:rPr>
+        <w:t>t.AppointmentID</w:t>
+      </w:r>
+      <w:proofErr w:type="spellEnd"/>
     </w:p>
     <w:p>
       <w:pPr>
@@ -8864,7 +10033,21 @@
         <w:rPr>
           <w:color w:val="000000"/>
         </w:rPr>
-        <w:t>WHERE t.Cost &gt; (</w:t>
+        <w:t xml:space="preserve">WHERE </w:t>
+      </w:r>
+      <w:proofErr w:type="spellStart"/>
+      <w:r>
+        <w:rPr>
+          <w:color w:val="000000"/>
+        </w:rPr>
+        <w:t>t.Cost</w:t>
+      </w:r>
+      <w:proofErr w:type="spellEnd"/>
+      <w:r>
+        <w:rPr>
+          <w:color w:val="000000"/>
+        </w:rPr>
+        <w:t xml:space="preserve"> &gt; (</w:t>
       </w:r>
     </w:p>
     <w:p>
@@ -9045,6 +10228,7 @@
         <w:pStyle w:val="NormalWeb"/>
         <w:spacing w:before="40" w:beforeAutospacing="0" w:after="40" w:afterAutospacing="0"/>
       </w:pPr>
+      <w:proofErr w:type="gramStart"/>
       <w:r>
         <w:rPr>
           <w:rFonts w:ascii="Cambria" w:hAnsi="Cambria"/>
@@ -9074,7 +10258,28 @@
         <w:rPr>
           <w:color w:val="000000"/>
         </w:rPr>
-        <w:t>    d.DoctorID,</w:t>
+        <w:t xml:space="preserve">    </w:t>
+      </w:r>
+      <w:proofErr w:type="spellStart"/>
+      <w:r>
+        <w:rPr>
+          <w:color w:val="000000"/>
+        </w:rPr>
+        <w:t>d.</w:t>
+      </w:r>
+      <w:proofErr w:type="gramEnd"/>
+      <w:r>
+        <w:rPr>
+          <w:color w:val="000000"/>
+        </w:rPr>
+        <w:t>DoctorID</w:t>
+      </w:r>
+      <w:proofErr w:type="spellEnd"/>
+      <w:r>
+        <w:rPr>
+          <w:color w:val="000000"/>
+        </w:rPr>
+        <w:t>,</w:t>
       </w:r>
     </w:p>
     <w:p>
@@ -9110,7 +10315,35 @@
         <w:rPr>
           <w:color w:val="000000"/>
         </w:rPr>
-        <w:t>    cp.FullName AS DoctorName,</w:t>
+        <w:t xml:space="preserve">    </w:t>
+      </w:r>
+      <w:proofErr w:type="spellStart"/>
+      <w:r>
+        <w:rPr>
+          <w:color w:val="000000"/>
+        </w:rPr>
+        <w:t>cp.FullName</w:t>
+      </w:r>
+      <w:proofErr w:type="spellEnd"/>
+      <w:r>
+        <w:rPr>
+          <w:color w:val="000000"/>
+        </w:rPr>
+        <w:t xml:space="preserve"> AS </w:t>
+      </w:r>
+      <w:proofErr w:type="spellStart"/>
+      <w:r>
+        <w:rPr>
+          <w:color w:val="000000"/>
+        </w:rPr>
+        <w:t>DoctorName</w:t>
+      </w:r>
+      <w:proofErr w:type="spellEnd"/>
+      <w:r>
+        <w:rPr>
+          <w:color w:val="000000"/>
+        </w:rPr>
+        <w:t>,</w:t>
       </w:r>
     </w:p>
     <w:p>
@@ -9146,7 +10379,21 @@
         <w:rPr>
           <w:color w:val="000000"/>
         </w:rPr>
-        <w:t>    d.Specialty,</w:t>
+        <w:t xml:space="preserve">    </w:t>
+      </w:r>
+      <w:proofErr w:type="spellStart"/>
+      <w:r>
+        <w:rPr>
+          <w:color w:val="000000"/>
+        </w:rPr>
+        <w:t>d.Specialty</w:t>
+      </w:r>
+      <w:proofErr w:type="spellEnd"/>
+      <w:r>
+        <w:rPr>
+          <w:color w:val="000000"/>
+        </w:rPr>
+        <w:t>,</w:t>
       </w:r>
     </w:p>
     <w:p>
@@ -9182,7 +10429,35 @@
         <w:rPr>
           <w:color w:val="000000"/>
         </w:rPr>
-        <w:t>    COUNT(DISTINCT a.AppointmentID) AS TotalAppointments,</w:t>
+        <w:t xml:space="preserve">    COUNT(DISTINCT </w:t>
+      </w:r>
+      <w:proofErr w:type="spellStart"/>
+      <w:r>
+        <w:rPr>
+          <w:color w:val="000000"/>
+        </w:rPr>
+        <w:t>a.AppointmentID</w:t>
+      </w:r>
+      <w:proofErr w:type="spellEnd"/>
+      <w:r>
+        <w:rPr>
+          <w:color w:val="000000"/>
+        </w:rPr>
+        <w:t xml:space="preserve">) AS </w:t>
+      </w:r>
+      <w:proofErr w:type="spellStart"/>
+      <w:r>
+        <w:rPr>
+          <w:color w:val="000000"/>
+        </w:rPr>
+        <w:t>TotalAppointments</w:t>
+      </w:r>
+      <w:proofErr w:type="spellEnd"/>
+      <w:r>
+        <w:rPr>
+          <w:color w:val="000000"/>
+        </w:rPr>
+        <w:t>,</w:t>
       </w:r>
     </w:p>
     <w:p>
@@ -9218,8 +10493,30 @@
         <w:rPr>
           <w:color w:val="000000"/>
         </w:rPr>
-        <w:t>    ROUND(AVG(t.Cost), 2) AS AverageTreatmentCost</w:t>
-      </w:r>
+        <w:t>    ROUND(AVG(</w:t>
+      </w:r>
+      <w:proofErr w:type="spellStart"/>
+      <w:r>
+        <w:rPr>
+          <w:color w:val="000000"/>
+        </w:rPr>
+        <w:t>t.Cost</w:t>
+      </w:r>
+      <w:proofErr w:type="spellEnd"/>
+      <w:r>
+        <w:rPr>
+          <w:color w:val="000000"/>
+        </w:rPr>
+        <w:t xml:space="preserve">), 2) AS </w:t>
+      </w:r>
+      <w:proofErr w:type="spellStart"/>
+      <w:r>
+        <w:rPr>
+          <w:color w:val="000000"/>
+        </w:rPr>
+        <w:t>AverageTreatmentCost</w:t>
+      </w:r>
+      <w:proofErr w:type="spellEnd"/>
     </w:p>
     <w:p>
       <w:pPr>
@@ -9290,7 +10587,21 @@
         <w:rPr>
           <w:color w:val="000000"/>
         </w:rPr>
-        <w:t>JOIN ClinicPerson AS cp</w:t>
+        <w:t xml:space="preserve">JOIN </w:t>
+      </w:r>
+      <w:proofErr w:type="spellStart"/>
+      <w:r>
+        <w:rPr>
+          <w:color w:val="000000"/>
+        </w:rPr>
+        <w:t>ClinicPerson</w:t>
+      </w:r>
+      <w:proofErr w:type="spellEnd"/>
+      <w:r>
+        <w:rPr>
+          <w:color w:val="000000"/>
+        </w:rPr>
+        <w:t xml:space="preserve"> AS cp</w:t>
       </w:r>
     </w:p>
     <w:p>
@@ -9326,8 +10637,30 @@
         <w:rPr>
           <w:color w:val="000000"/>
         </w:rPr>
-        <w:t>    ON d.DoctorID = cp.PersonID</w:t>
-      </w:r>
+        <w:t xml:space="preserve">    ON </w:t>
+      </w:r>
+      <w:proofErr w:type="spellStart"/>
+      <w:r>
+        <w:rPr>
+          <w:color w:val="000000"/>
+        </w:rPr>
+        <w:t>d.DoctorID</w:t>
+      </w:r>
+      <w:proofErr w:type="spellEnd"/>
+      <w:r>
+        <w:rPr>
+          <w:color w:val="000000"/>
+        </w:rPr>
+        <w:t xml:space="preserve"> = </w:t>
+      </w:r>
+      <w:proofErr w:type="spellStart"/>
+      <w:r>
+        <w:rPr>
+          <w:color w:val="000000"/>
+        </w:rPr>
+        <w:t>cp.PersonID</w:t>
+      </w:r>
+      <w:proofErr w:type="spellEnd"/>
     </w:p>
     <w:p>
       <w:pPr>
@@ -9398,8 +10731,30 @@
         <w:rPr>
           <w:color w:val="000000"/>
         </w:rPr>
-        <w:t>    ON d.DoctorID = a.DoctorID</w:t>
-      </w:r>
+        <w:t xml:space="preserve">    ON </w:t>
+      </w:r>
+      <w:proofErr w:type="spellStart"/>
+      <w:r>
+        <w:rPr>
+          <w:color w:val="000000"/>
+        </w:rPr>
+        <w:t>d.DoctorID</w:t>
+      </w:r>
+      <w:proofErr w:type="spellEnd"/>
+      <w:r>
+        <w:rPr>
+          <w:color w:val="000000"/>
+        </w:rPr>
+        <w:t xml:space="preserve"> = </w:t>
+      </w:r>
+      <w:proofErr w:type="spellStart"/>
+      <w:r>
+        <w:rPr>
+          <w:color w:val="000000"/>
+        </w:rPr>
+        <w:t>a.DoctorID</w:t>
+      </w:r>
+      <w:proofErr w:type="spellEnd"/>
     </w:p>
     <w:p>
       <w:pPr>
@@ -9442,6 +10797,7 @@
         <w:pStyle w:val="NormalWeb"/>
         <w:spacing w:before="40" w:beforeAutospacing="0" w:after="40" w:afterAutospacing="0"/>
       </w:pPr>
+      <w:proofErr w:type="gramStart"/>
       <w:r>
         <w:rPr>
           <w:rFonts w:ascii="Cambria" w:hAnsi="Cambria"/>
@@ -9470,8 +10826,37 @@
         <w:rPr>
           <w:color w:val="000000"/>
         </w:rPr>
-        <w:t>    ON a.AppointmentID = t.AppointmentID</w:t>
-      </w:r>
+        <w:t xml:space="preserve">    ON </w:t>
+      </w:r>
+      <w:proofErr w:type="spellStart"/>
+      <w:r>
+        <w:rPr>
+          <w:color w:val="000000"/>
+        </w:rPr>
+        <w:t>a.</w:t>
+      </w:r>
+      <w:proofErr w:type="gramEnd"/>
+      <w:r>
+        <w:rPr>
+          <w:color w:val="000000"/>
+        </w:rPr>
+        <w:t>AppointmentID</w:t>
+      </w:r>
+      <w:proofErr w:type="spellEnd"/>
+      <w:r>
+        <w:rPr>
+          <w:color w:val="000000"/>
+        </w:rPr>
+        <w:t xml:space="preserve"> = </w:t>
+      </w:r>
+      <w:proofErr w:type="spellStart"/>
+      <w:r>
+        <w:rPr>
+          <w:color w:val="000000"/>
+        </w:rPr>
+        <w:t>t.AppointmentID</w:t>
+      </w:r>
+      <w:proofErr w:type="spellEnd"/>
     </w:p>
     <w:p>
       <w:pPr>
@@ -9514,6 +10899,7 @@
         <w:pStyle w:val="NormalWeb"/>
         <w:spacing w:before="40" w:beforeAutospacing="0" w:after="40" w:afterAutospacing="0"/>
       </w:pPr>
+      <w:proofErr w:type="gramStart"/>
       <w:r>
         <w:rPr>
           <w:rFonts w:ascii="Cambria" w:hAnsi="Cambria"/>
@@ -9542,7 +10928,28 @@
         <w:rPr>
           <w:color w:val="000000"/>
         </w:rPr>
-        <w:t>    d.DoctorID,</w:t>
+        <w:t xml:space="preserve">    </w:t>
+      </w:r>
+      <w:proofErr w:type="spellStart"/>
+      <w:r>
+        <w:rPr>
+          <w:color w:val="000000"/>
+        </w:rPr>
+        <w:t>d.</w:t>
+      </w:r>
+      <w:proofErr w:type="gramEnd"/>
+      <w:r>
+        <w:rPr>
+          <w:color w:val="000000"/>
+        </w:rPr>
+        <w:t>DoctorID</w:t>
+      </w:r>
+      <w:proofErr w:type="spellEnd"/>
+      <w:r>
+        <w:rPr>
+          <w:color w:val="000000"/>
+        </w:rPr>
+        <w:t>,</w:t>
       </w:r>
     </w:p>
     <w:p>
@@ -9578,7 +10985,21 @@
         <w:rPr>
           <w:color w:val="000000"/>
         </w:rPr>
-        <w:t>    cp.FullName,</w:t>
+        <w:t xml:space="preserve">    </w:t>
+      </w:r>
+      <w:proofErr w:type="spellStart"/>
+      <w:r>
+        <w:rPr>
+          <w:color w:val="000000"/>
+        </w:rPr>
+        <w:t>cp.FullName</w:t>
+      </w:r>
+      <w:proofErr w:type="spellEnd"/>
+      <w:r>
+        <w:rPr>
+          <w:color w:val="000000"/>
+        </w:rPr>
+        <w:t>,</w:t>
       </w:r>
     </w:p>
     <w:p>
@@ -9614,8 +11035,16 @@
         <w:rPr>
           <w:color w:val="000000"/>
         </w:rPr>
-        <w:t>    d.Specialty</w:t>
-      </w:r>
+        <w:t xml:space="preserve">    </w:t>
+      </w:r>
+      <w:proofErr w:type="spellStart"/>
+      <w:r>
+        <w:rPr>
+          <w:color w:val="000000"/>
+        </w:rPr>
+        <w:t>d.Specialty</w:t>
+      </w:r>
+      <w:proofErr w:type="spellEnd"/>
     </w:p>
     <w:p>
       <w:pPr>
@@ -9650,7 +11079,21 @@
         <w:rPr>
           <w:color w:val="000000"/>
         </w:rPr>
-        <w:t>ORDER BY TotalAppointments DESC;</w:t>
+        <w:t xml:space="preserve">ORDER BY </w:t>
+      </w:r>
+      <w:proofErr w:type="spellStart"/>
+      <w:r>
+        <w:rPr>
+          <w:color w:val="000000"/>
+        </w:rPr>
+        <w:t>TotalAppointments</w:t>
+      </w:r>
+      <w:proofErr w:type="spellEnd"/>
+      <w:r>
+        <w:rPr>
+          <w:color w:val="000000"/>
+        </w:rPr>
+        <w:t xml:space="preserve"> DESC;</w:t>
       </w:r>
     </w:p>
     <w:p>
@@ -9787,7 +11230,21 @@
         <w:rPr>
           <w:color w:val="000000"/>
         </w:rPr>
-        <w:t>WHERE PatientID = 3;</w:t>
+        <w:t xml:space="preserve">WHERE </w:t>
+      </w:r>
+      <w:proofErr w:type="spellStart"/>
+      <w:r>
+        <w:rPr>
+          <w:color w:val="000000"/>
+        </w:rPr>
+        <w:t>PatientID</w:t>
+      </w:r>
+      <w:proofErr w:type="spellEnd"/>
+      <w:r>
+        <w:rPr>
+          <w:color w:val="000000"/>
+        </w:rPr>
+        <w:t xml:space="preserve"> = 3;</w:t>
       </w:r>
     </w:p>
     <w:p>
@@ -9887,7 +11344,21 @@
         <w:rPr>
           <w:color w:val="000000"/>
         </w:rPr>
-        <w:t>WHERE AppointmentStatus = 'Cancelled'</w:t>
+        <w:t xml:space="preserve">WHERE </w:t>
+      </w:r>
+      <w:proofErr w:type="spellStart"/>
+      <w:r>
+        <w:rPr>
+          <w:color w:val="000000"/>
+        </w:rPr>
+        <w:t>AppointmentStatus</w:t>
+      </w:r>
+      <w:proofErr w:type="spellEnd"/>
+      <w:r>
+        <w:rPr>
+          <w:color w:val="000000"/>
+        </w:rPr>
+        <w:t xml:space="preserve"> = 'Cancelled'</w:t>
       </w:r>
     </w:p>
     <w:p>
@@ -9924,7 +11395,21 @@
         <w:rPr>
           <w:color w:val="000000"/>
         </w:rPr>
-        <w:t>  AND ScheduledAt &lt; CURRENT_TIMESTAMP;</w:t>
+        <w:t xml:space="preserve">  AND </w:t>
+      </w:r>
+      <w:proofErr w:type="spellStart"/>
+      <w:r>
+        <w:rPr>
+          <w:color w:val="000000"/>
+        </w:rPr>
+        <w:t>ScheduledAt</w:t>
+      </w:r>
+      <w:proofErr w:type="spellEnd"/>
+      <w:r>
+        <w:rPr>
+          <w:color w:val="000000"/>
+        </w:rPr>
+        <w:t xml:space="preserve"> &lt; CURRENT_TIMESTAMP;</w:t>
       </w:r>
     </w:p>
     <w:p>
@@ -9987,7 +11472,21 @@
         <w:rPr>
           <w:color w:val="000000"/>
         </w:rPr>
-        <w:t>CREATE OR REPLACE VIEW AppointmentSummary AS</w:t>
+        <w:t xml:space="preserve">CREATE OR REPLACE VIEW </w:t>
+      </w:r>
+      <w:proofErr w:type="spellStart"/>
+      <w:r>
+        <w:rPr>
+          <w:color w:val="000000"/>
+        </w:rPr>
+        <w:t>AppointmentSummary</w:t>
+      </w:r>
+      <w:proofErr w:type="spellEnd"/>
+      <w:r>
+        <w:rPr>
+          <w:color w:val="000000"/>
+        </w:rPr>
+        <w:t xml:space="preserve"> AS</w:t>
       </w:r>
     </w:p>
     <w:p>
@@ -10033,6 +11532,7 @@
         <w:spacing w:before="40" w:beforeAutospacing="0" w:after="40" w:afterAutospacing="0"/>
         <w:ind w:left="580" w:hanging="280"/>
       </w:pPr>
+      <w:proofErr w:type="gramStart"/>
       <w:r>
         <w:rPr>
           <w:rFonts w:ascii="Cambria" w:hAnsi="Cambria"/>
@@ -10062,7 +11562,28 @@
         <w:rPr>
           <w:color w:val="000000"/>
         </w:rPr>
-        <w:t>    a.AppointmentID,</w:t>
+        <w:t xml:space="preserve">    </w:t>
+      </w:r>
+      <w:proofErr w:type="spellStart"/>
+      <w:r>
+        <w:rPr>
+          <w:color w:val="000000"/>
+        </w:rPr>
+        <w:t>a.</w:t>
+      </w:r>
+      <w:proofErr w:type="gramEnd"/>
+      <w:r>
+        <w:rPr>
+          <w:color w:val="000000"/>
+        </w:rPr>
+        <w:t>AppointmentID</w:t>
+      </w:r>
+      <w:proofErr w:type="spellEnd"/>
+      <w:r>
+        <w:rPr>
+          <w:color w:val="000000"/>
+        </w:rPr>
+        <w:t>,</w:t>
       </w:r>
     </w:p>
     <w:p>
@@ -10099,7 +11620,35 @@
         <w:rPr>
           <w:color w:val="000000"/>
         </w:rPr>
-        <w:t>    patient_person.FullName AS PatientName,</w:t>
+        <w:t xml:space="preserve">    </w:t>
+      </w:r>
+      <w:proofErr w:type="spellStart"/>
+      <w:r>
+        <w:rPr>
+          <w:color w:val="000000"/>
+        </w:rPr>
+        <w:t>patient_person.FullName</w:t>
+      </w:r>
+      <w:proofErr w:type="spellEnd"/>
+      <w:r>
+        <w:rPr>
+          <w:color w:val="000000"/>
+        </w:rPr>
+        <w:t xml:space="preserve"> AS </w:t>
+      </w:r>
+      <w:proofErr w:type="spellStart"/>
+      <w:r>
+        <w:rPr>
+          <w:color w:val="000000"/>
+        </w:rPr>
+        <w:t>PatientName</w:t>
+      </w:r>
+      <w:proofErr w:type="spellEnd"/>
+      <w:r>
+        <w:rPr>
+          <w:color w:val="000000"/>
+        </w:rPr>
+        <w:t>,</w:t>
       </w:r>
     </w:p>
     <w:p>
@@ -10136,7 +11685,35 @@
         <w:rPr>
           <w:color w:val="000000"/>
         </w:rPr>
-        <w:t>    doctor_person.FullName AS DoctorName,</w:t>
+        <w:t xml:space="preserve">    </w:t>
+      </w:r>
+      <w:proofErr w:type="spellStart"/>
+      <w:r>
+        <w:rPr>
+          <w:color w:val="000000"/>
+        </w:rPr>
+        <w:t>doctor_person.FullName</w:t>
+      </w:r>
+      <w:proofErr w:type="spellEnd"/>
+      <w:r>
+        <w:rPr>
+          <w:color w:val="000000"/>
+        </w:rPr>
+        <w:t xml:space="preserve"> AS </w:t>
+      </w:r>
+      <w:proofErr w:type="spellStart"/>
+      <w:r>
+        <w:rPr>
+          <w:color w:val="000000"/>
+        </w:rPr>
+        <w:t>DoctorName</w:t>
+      </w:r>
+      <w:proofErr w:type="spellEnd"/>
+      <w:r>
+        <w:rPr>
+          <w:color w:val="000000"/>
+        </w:rPr>
+        <w:t>,</w:t>
       </w:r>
     </w:p>
     <w:p>
@@ -10173,7 +11750,21 @@
         <w:rPr>
           <w:color w:val="000000"/>
         </w:rPr>
-        <w:t>    d.Specialty,</w:t>
+        <w:t xml:space="preserve">    </w:t>
+      </w:r>
+      <w:proofErr w:type="spellStart"/>
+      <w:r>
+        <w:rPr>
+          <w:color w:val="000000"/>
+        </w:rPr>
+        <w:t>d.Specialty</w:t>
+      </w:r>
+      <w:proofErr w:type="spellEnd"/>
+      <w:r>
+        <w:rPr>
+          <w:color w:val="000000"/>
+        </w:rPr>
+        <w:t>,</w:t>
       </w:r>
     </w:p>
     <w:p>
@@ -10210,7 +11801,21 @@
         <w:rPr>
           <w:color w:val="000000"/>
         </w:rPr>
-        <w:t>    a.ScheduledAt,</w:t>
+        <w:t xml:space="preserve">    </w:t>
+      </w:r>
+      <w:proofErr w:type="spellStart"/>
+      <w:r>
+        <w:rPr>
+          <w:color w:val="000000"/>
+        </w:rPr>
+        <w:t>a.ScheduledAt</w:t>
+      </w:r>
+      <w:proofErr w:type="spellEnd"/>
+      <w:r>
+        <w:rPr>
+          <w:color w:val="000000"/>
+        </w:rPr>
+        <w:t>,</w:t>
       </w:r>
     </w:p>
     <w:p>
@@ -10219,6 +11824,7 @@
         <w:spacing w:before="40" w:beforeAutospacing="0" w:after="40" w:afterAutospacing="0"/>
         <w:ind w:left="580" w:hanging="280"/>
       </w:pPr>
+      <w:proofErr w:type="gramStart"/>
       <w:r>
         <w:rPr>
           <w:rFonts w:ascii="Cambria" w:hAnsi="Cambria"/>
@@ -10247,7 +11853,28 @@
         <w:rPr>
           <w:color w:val="000000"/>
         </w:rPr>
-        <w:t>    a.VisitReason,</w:t>
+        <w:t xml:space="preserve">    </w:t>
+      </w:r>
+      <w:proofErr w:type="spellStart"/>
+      <w:r>
+        <w:rPr>
+          <w:color w:val="000000"/>
+        </w:rPr>
+        <w:t>a.</w:t>
+      </w:r>
+      <w:proofErr w:type="gramEnd"/>
+      <w:r>
+        <w:rPr>
+          <w:color w:val="000000"/>
+        </w:rPr>
+        <w:t>VisitReason</w:t>
+      </w:r>
+      <w:proofErr w:type="spellEnd"/>
+      <w:r>
+        <w:rPr>
+          <w:color w:val="000000"/>
+        </w:rPr>
+        <w:t>,</w:t>
       </w:r>
     </w:p>
     <w:p>
@@ -10284,7 +11911,21 @@
         <w:rPr>
           <w:color w:val="000000"/>
         </w:rPr>
-        <w:t>    a.AppointmentStatus,</w:t>
+        <w:t xml:space="preserve">    </w:t>
+      </w:r>
+      <w:proofErr w:type="spellStart"/>
+      <w:r>
+        <w:rPr>
+          <w:color w:val="000000"/>
+        </w:rPr>
+        <w:t>a.AppointmentStatus</w:t>
+      </w:r>
+      <w:proofErr w:type="spellEnd"/>
+      <w:r>
+        <w:rPr>
+          <w:color w:val="000000"/>
+        </w:rPr>
+        <w:t>,</w:t>
       </w:r>
     </w:p>
     <w:p>
@@ -10321,7 +11962,21 @@
         <w:rPr>
           <w:color w:val="000000"/>
         </w:rPr>
-        <w:t>    COALESCE(treatment_totals.TotalTreatmentCost, 0.00)</w:t>
+        <w:t>    COALESCE(</w:t>
+      </w:r>
+      <w:proofErr w:type="spellStart"/>
+      <w:r>
+        <w:rPr>
+          <w:color w:val="000000"/>
+        </w:rPr>
+        <w:t>treatment_totals.TotalTreatmentCost</w:t>
+      </w:r>
+      <w:proofErr w:type="spellEnd"/>
+      <w:r>
+        <w:rPr>
+          <w:color w:val="000000"/>
+        </w:rPr>
+        <w:t>, 0.00)</w:t>
       </w:r>
     </w:p>
     <w:p>
@@ -10358,7 +12013,21 @@
         <w:rPr>
           <w:color w:val="000000"/>
         </w:rPr>
-        <w:t>        AS TotalTreatmentCost,</w:t>
+        <w:t xml:space="preserve">        AS </w:t>
+      </w:r>
+      <w:proofErr w:type="spellStart"/>
+      <w:r>
+        <w:rPr>
+          <w:color w:val="000000"/>
+        </w:rPr>
+        <w:t>TotalTreatmentCost</w:t>
+      </w:r>
+      <w:proofErr w:type="spellEnd"/>
+      <w:r>
+        <w:rPr>
+          <w:color w:val="000000"/>
+        </w:rPr>
+        <w:t>,</w:t>
       </w:r>
     </w:p>
     <w:p>
@@ -10395,7 +12064,21 @@
         <w:rPr>
           <w:color w:val="000000"/>
         </w:rPr>
-        <w:t>    COALESCE(payment_totals.TotalAmountPaid, 0.00)</w:t>
+        <w:t>    COALESCE(</w:t>
+      </w:r>
+      <w:proofErr w:type="spellStart"/>
+      <w:r>
+        <w:rPr>
+          <w:color w:val="000000"/>
+        </w:rPr>
+        <w:t>payment_totals.TotalAmountPaid</w:t>
+      </w:r>
+      <w:proofErr w:type="spellEnd"/>
+      <w:r>
+        <w:rPr>
+          <w:color w:val="000000"/>
+        </w:rPr>
+        <w:t>, 0.00)</w:t>
       </w:r>
     </w:p>
     <w:p>
@@ -10432,8 +12115,16 @@
         <w:rPr>
           <w:color w:val="000000"/>
         </w:rPr>
-        <w:t>        AS TotalAmountPaid</w:t>
-      </w:r>
+        <w:t xml:space="preserve">        AS </w:t>
+      </w:r>
+      <w:proofErr w:type="spellStart"/>
+      <w:r>
+        <w:rPr>
+          <w:color w:val="000000"/>
+        </w:rPr>
+        <w:t>TotalAmountPaid</w:t>
+      </w:r>
+      <w:proofErr w:type="spellEnd"/>
     </w:p>
     <w:p>
       <w:pPr>
@@ -10543,8 +12234,30 @@
         <w:rPr>
           <w:color w:val="000000"/>
         </w:rPr>
-        <w:t>    ON a.PatientID = p.PatientID</w:t>
-      </w:r>
+        <w:t xml:space="preserve">    ON </w:t>
+      </w:r>
+      <w:proofErr w:type="spellStart"/>
+      <w:r>
+        <w:rPr>
+          <w:color w:val="000000"/>
+        </w:rPr>
+        <w:t>a.PatientID</w:t>
+      </w:r>
+      <w:proofErr w:type="spellEnd"/>
+      <w:r>
+        <w:rPr>
+          <w:color w:val="000000"/>
+        </w:rPr>
+        <w:t xml:space="preserve"> = </w:t>
+      </w:r>
+      <w:proofErr w:type="spellStart"/>
+      <w:r>
+        <w:rPr>
+          <w:color w:val="000000"/>
+        </w:rPr>
+        <w:t>p.PatientID</w:t>
+      </w:r>
+      <w:proofErr w:type="spellEnd"/>
     </w:p>
     <w:p>
       <w:pPr>
@@ -10580,8 +12293,30 @@
         <w:rPr>
           <w:color w:val="000000"/>
         </w:rPr>
-        <w:t>JOIN ClinicPerson AS patient_person</w:t>
-      </w:r>
+        <w:t xml:space="preserve">JOIN </w:t>
+      </w:r>
+      <w:proofErr w:type="spellStart"/>
+      <w:r>
+        <w:rPr>
+          <w:color w:val="000000"/>
+        </w:rPr>
+        <w:t>ClinicPerson</w:t>
+      </w:r>
+      <w:proofErr w:type="spellEnd"/>
+      <w:r>
+        <w:rPr>
+          <w:color w:val="000000"/>
+        </w:rPr>
+        <w:t xml:space="preserve"> AS </w:t>
+      </w:r>
+      <w:proofErr w:type="spellStart"/>
+      <w:r>
+        <w:rPr>
+          <w:color w:val="000000"/>
+        </w:rPr>
+        <w:t>patient_person</w:t>
+      </w:r>
+      <w:proofErr w:type="spellEnd"/>
     </w:p>
     <w:p>
       <w:pPr>
@@ -10617,8 +12352,30 @@
         <w:rPr>
           <w:color w:val="000000"/>
         </w:rPr>
-        <w:t>    ON p.PatientID = patient_person.PersonID</w:t>
-      </w:r>
+        <w:t xml:space="preserve">    ON </w:t>
+      </w:r>
+      <w:proofErr w:type="spellStart"/>
+      <w:r>
+        <w:rPr>
+          <w:color w:val="000000"/>
+        </w:rPr>
+        <w:t>p.PatientID</w:t>
+      </w:r>
+      <w:proofErr w:type="spellEnd"/>
+      <w:r>
+        <w:rPr>
+          <w:color w:val="000000"/>
+        </w:rPr>
+        <w:t xml:space="preserve"> = </w:t>
+      </w:r>
+      <w:proofErr w:type="spellStart"/>
+      <w:r>
+        <w:rPr>
+          <w:color w:val="000000"/>
+        </w:rPr>
+        <w:t>patient_person.PersonID</w:t>
+      </w:r>
+      <w:proofErr w:type="spellEnd"/>
     </w:p>
     <w:p>
       <w:pPr>
@@ -10691,8 +12448,30 @@
         <w:rPr>
           <w:color w:val="000000"/>
         </w:rPr>
-        <w:t>    ON a.DoctorID = d.DoctorID</w:t>
-      </w:r>
+        <w:t xml:space="preserve">    ON </w:t>
+      </w:r>
+      <w:proofErr w:type="spellStart"/>
+      <w:r>
+        <w:rPr>
+          <w:color w:val="000000"/>
+        </w:rPr>
+        <w:t>a.DoctorID</w:t>
+      </w:r>
+      <w:proofErr w:type="spellEnd"/>
+      <w:r>
+        <w:rPr>
+          <w:color w:val="000000"/>
+        </w:rPr>
+        <w:t xml:space="preserve"> = </w:t>
+      </w:r>
+      <w:proofErr w:type="spellStart"/>
+      <w:r>
+        <w:rPr>
+          <w:color w:val="000000"/>
+        </w:rPr>
+        <w:t>d.DoctorID</w:t>
+      </w:r>
+      <w:proofErr w:type="spellEnd"/>
     </w:p>
     <w:p>
       <w:pPr>
@@ -10728,8 +12507,32 @@
         <w:rPr>
           <w:color w:val="000000"/>
         </w:rPr>
-        <w:t>JOIN ClinicPerson AS doctor_person</w:t>
-      </w:r>
+        <w:t xml:space="preserve">JOIN </w:t>
+      </w:r>
+      <w:proofErr w:type="spellStart"/>
+      <w:r>
+        <w:rPr>
+          <w:color w:val="000000"/>
+        </w:rPr>
+        <w:t>ClinicPerson</w:t>
+      </w:r>
+      <w:proofErr w:type="spellEnd"/>
+      <w:r>
+        <w:rPr>
+          <w:color w:val="000000"/>
+        </w:rPr>
+        <w:t xml:space="preserve"> AS </w:t>
+      </w:r>
+      <w:proofErr w:type="spellStart"/>
+      <w:proofErr w:type="gramStart"/>
+      <w:r>
+        <w:rPr>
+          <w:color w:val="000000"/>
+        </w:rPr>
+        <w:t>doctor_person</w:t>
+      </w:r>
+      <w:proofErr w:type="spellEnd"/>
+      <w:proofErr w:type="gramEnd"/>
     </w:p>
     <w:p>
       <w:pPr>
@@ -10765,8 +12568,30 @@
         <w:rPr>
           <w:color w:val="000000"/>
         </w:rPr>
-        <w:t>    ON d.DoctorID = doctor_person.PersonID</w:t>
-      </w:r>
+        <w:t xml:space="preserve">    ON </w:t>
+      </w:r>
+      <w:proofErr w:type="spellStart"/>
+      <w:r>
+        <w:rPr>
+          <w:color w:val="000000"/>
+        </w:rPr>
+        <w:t>d.DoctorID</w:t>
+      </w:r>
+      <w:proofErr w:type="spellEnd"/>
+      <w:r>
+        <w:rPr>
+          <w:color w:val="000000"/>
+        </w:rPr>
+        <w:t xml:space="preserve"> = </w:t>
+      </w:r>
+      <w:proofErr w:type="spellStart"/>
+      <w:r>
+        <w:rPr>
+          <w:color w:val="000000"/>
+        </w:rPr>
+        <w:t>doctor_person.PersonID</w:t>
+      </w:r>
+      <w:proofErr w:type="spellEnd"/>
     </w:p>
     <w:p>
       <w:pPr>
@@ -10876,7 +12701,21 @@
         <w:rPr>
           <w:color w:val="000000"/>
         </w:rPr>
-        <w:t>        AppointmentID,</w:t>
+        <w:t xml:space="preserve">        </w:t>
+      </w:r>
+      <w:proofErr w:type="spellStart"/>
+      <w:r>
+        <w:rPr>
+          <w:color w:val="000000"/>
+        </w:rPr>
+        <w:t>AppointmentID</w:t>
+      </w:r>
+      <w:proofErr w:type="spellEnd"/>
+      <w:r>
+        <w:rPr>
+          <w:color w:val="000000"/>
+        </w:rPr>
+        <w:t>,</w:t>
       </w:r>
     </w:p>
     <w:p>
@@ -10913,8 +12752,16 @@
         <w:rPr>
           <w:color w:val="000000"/>
         </w:rPr>
-        <w:t>        SUM(Cost) AS TotalTreatmentCost</w:t>
-      </w:r>
+        <w:t xml:space="preserve">        SUM(Cost) AS </w:t>
+      </w:r>
+      <w:proofErr w:type="spellStart"/>
+      <w:r>
+        <w:rPr>
+          <w:color w:val="000000"/>
+        </w:rPr>
+        <w:t>TotalTreatmentCost</w:t>
+      </w:r>
+      <w:proofErr w:type="spellEnd"/>
     </w:p>
     <w:p>
       <w:pPr>
@@ -10987,8 +12834,16 @@
         <w:rPr>
           <w:color w:val="000000"/>
         </w:rPr>
-        <w:t>    GROUP BY AppointmentID</w:t>
-      </w:r>
+        <w:t xml:space="preserve">    GROUP BY </w:t>
+      </w:r>
+      <w:proofErr w:type="spellStart"/>
+      <w:r>
+        <w:rPr>
+          <w:color w:val="000000"/>
+        </w:rPr>
+        <w:t>AppointmentID</w:t>
+      </w:r>
+      <w:proofErr w:type="spellEnd"/>
     </w:p>
     <w:p>
       <w:pPr>
@@ -11024,8 +12879,16 @@
         <w:rPr>
           <w:color w:val="000000"/>
         </w:rPr>
-        <w:t>) AS treatment_totals</w:t>
-      </w:r>
+        <w:t xml:space="preserve">) AS </w:t>
+      </w:r>
+      <w:proofErr w:type="spellStart"/>
+      <w:r>
+        <w:rPr>
+          <w:color w:val="000000"/>
+        </w:rPr>
+        <w:t>treatment_totals</w:t>
+      </w:r>
+      <w:proofErr w:type="spellEnd"/>
     </w:p>
     <w:p>
       <w:pPr>
@@ -11033,6 +12896,7 @@
         <w:spacing w:before="40" w:beforeAutospacing="0" w:after="40" w:afterAutospacing="0"/>
         <w:ind w:left="580" w:hanging="280"/>
       </w:pPr>
+      <w:proofErr w:type="gramStart"/>
       <w:r>
         <w:rPr>
           <w:rFonts w:ascii="Cambria" w:hAnsi="Cambria"/>
@@ -11061,8 +12925,37 @@
         <w:rPr>
           <w:color w:val="000000"/>
         </w:rPr>
-        <w:t>    ON a.AppointmentID = treatment_totals.AppointmentID</w:t>
-      </w:r>
+        <w:t xml:space="preserve">    ON </w:t>
+      </w:r>
+      <w:proofErr w:type="spellStart"/>
+      <w:r>
+        <w:rPr>
+          <w:color w:val="000000"/>
+        </w:rPr>
+        <w:t>a</w:t>
+      </w:r>
+      <w:proofErr w:type="gramEnd"/>
+      <w:r>
+        <w:rPr>
+          <w:color w:val="000000"/>
+        </w:rPr>
+        <w:t>.AppointmentID</w:t>
+      </w:r>
+      <w:proofErr w:type="spellEnd"/>
+      <w:r>
+        <w:rPr>
+          <w:color w:val="000000"/>
+        </w:rPr>
+        <w:t xml:space="preserve"> = </w:t>
+      </w:r>
+      <w:proofErr w:type="spellStart"/>
+      <w:r>
+        <w:rPr>
+          <w:color w:val="000000"/>
+        </w:rPr>
+        <w:t>treatment_totals.AppointmentID</w:t>
+      </w:r>
+      <w:proofErr w:type="spellEnd"/>
     </w:p>
     <w:p>
       <w:pPr>
@@ -11172,7 +13065,21 @@
         <w:rPr>
           <w:color w:val="000000"/>
         </w:rPr>
-        <w:t>        AppointmentID,</w:t>
+        <w:t xml:space="preserve">        </w:t>
+      </w:r>
+      <w:proofErr w:type="spellStart"/>
+      <w:r>
+        <w:rPr>
+          <w:color w:val="000000"/>
+        </w:rPr>
+        <w:t>AppointmentID</w:t>
+      </w:r>
+      <w:proofErr w:type="spellEnd"/>
+      <w:r>
+        <w:rPr>
+          <w:color w:val="000000"/>
+        </w:rPr>
+        <w:t>,</w:t>
       </w:r>
     </w:p>
     <w:p>
@@ -11209,8 +13116,30 @@
         <w:rPr>
           <w:color w:val="000000"/>
         </w:rPr>
-        <w:t>        SUM(AmountPaid) AS TotalAmountPaid</w:t>
-      </w:r>
+        <w:t>        SUM(</w:t>
+      </w:r>
+      <w:proofErr w:type="spellStart"/>
+      <w:r>
+        <w:rPr>
+          <w:color w:val="000000"/>
+        </w:rPr>
+        <w:t>AmountPaid</w:t>
+      </w:r>
+      <w:proofErr w:type="spellEnd"/>
+      <w:r>
+        <w:rPr>
+          <w:color w:val="000000"/>
+        </w:rPr>
+        <w:t xml:space="preserve">) AS </w:t>
+      </w:r>
+      <w:proofErr w:type="spellStart"/>
+      <w:r>
+        <w:rPr>
+          <w:color w:val="000000"/>
+        </w:rPr>
+        <w:t>TotalAmountPaid</w:t>
+      </w:r>
+      <w:proofErr w:type="spellEnd"/>
     </w:p>
     <w:p>
       <w:pPr>
@@ -11283,7 +13212,21 @@
         <w:rPr>
           <w:color w:val="000000"/>
         </w:rPr>
-        <w:t>    WHERE PaymentStatus &lt;&gt; 'Refunded'</w:t>
+        <w:t xml:space="preserve">    WHERE </w:t>
+      </w:r>
+      <w:proofErr w:type="spellStart"/>
+      <w:r>
+        <w:rPr>
+          <w:color w:val="000000"/>
+        </w:rPr>
+        <w:t>PaymentStatus</w:t>
+      </w:r>
+      <w:proofErr w:type="spellEnd"/>
+      <w:r>
+        <w:rPr>
+          <w:color w:val="000000"/>
+        </w:rPr>
+        <w:t xml:space="preserve"> &lt;&gt; 'Refunded'</w:t>
       </w:r>
     </w:p>
     <w:p>
@@ -11320,8 +13263,16 @@
         <w:rPr>
           <w:color w:val="000000"/>
         </w:rPr>
-        <w:t>    GROUP BY AppointmentID</w:t>
-      </w:r>
+        <w:t xml:space="preserve">    GROUP BY </w:t>
+      </w:r>
+      <w:proofErr w:type="spellStart"/>
+      <w:r>
+        <w:rPr>
+          <w:color w:val="000000"/>
+        </w:rPr>
+        <w:t>AppointmentID</w:t>
+      </w:r>
+      <w:proofErr w:type="spellEnd"/>
     </w:p>
     <w:p>
       <w:pPr>
@@ -11357,8 +13308,16 @@
         <w:rPr>
           <w:color w:val="000000"/>
         </w:rPr>
-        <w:t>) AS payment_totals</w:t>
-      </w:r>
+        <w:t xml:space="preserve">) AS </w:t>
+      </w:r>
+      <w:proofErr w:type="spellStart"/>
+      <w:r>
+        <w:rPr>
+          <w:color w:val="000000"/>
+        </w:rPr>
+        <w:t>payment_totals</w:t>
+      </w:r>
+      <w:proofErr w:type="spellEnd"/>
     </w:p>
     <w:p>
       <w:pPr>
@@ -11366,6 +13325,7 @@
         <w:spacing w:before="40" w:beforeAutospacing="0" w:after="40" w:afterAutospacing="0"/>
         <w:ind w:left="580" w:hanging="280"/>
       </w:pPr>
+      <w:proofErr w:type="gramStart"/>
       <w:r>
         <w:rPr>
           <w:rFonts w:ascii="Cambria" w:hAnsi="Cambria"/>
@@ -11395,7 +13355,42 @@
         <w:rPr>
           <w:color w:val="000000"/>
         </w:rPr>
-        <w:t>    ON a.AppointmentID = payment_totals.AppointmentID;</w:t>
+        <w:t xml:space="preserve">    ON </w:t>
+      </w:r>
+      <w:proofErr w:type="spellStart"/>
+      <w:r>
+        <w:rPr>
+          <w:color w:val="000000"/>
+        </w:rPr>
+        <w:t>a.</w:t>
+      </w:r>
+      <w:proofErr w:type="gramEnd"/>
+      <w:r>
+        <w:rPr>
+          <w:color w:val="000000"/>
+        </w:rPr>
+        <w:t>AppointmentID</w:t>
+      </w:r>
+      <w:proofErr w:type="spellEnd"/>
+      <w:r>
+        <w:rPr>
+          <w:color w:val="000000"/>
+        </w:rPr>
+        <w:t xml:space="preserve"> = </w:t>
+      </w:r>
+      <w:proofErr w:type="spellStart"/>
+      <w:r>
+        <w:rPr>
+          <w:color w:val="000000"/>
+        </w:rPr>
+        <w:t>payment_totals.AppointmentID</w:t>
+      </w:r>
+      <w:proofErr w:type="spellEnd"/>
+      <w:r>
+        <w:rPr>
+          <w:color w:val="000000"/>
+        </w:rPr>
+        <w:t>;</w:t>
       </w:r>
     </w:p>
     <w:p>
@@ -11532,8 +13527,16 @@
         <w:rPr>
           <w:color w:val="000000"/>
         </w:rPr>
-        <w:t>CREATE TRIGGER BeforePaymentInsert</w:t>
-      </w:r>
+        <w:t xml:space="preserve">CREATE TRIGGER </w:t>
+      </w:r>
+      <w:proofErr w:type="spellStart"/>
+      <w:r>
+        <w:rPr>
+          <w:color w:val="000000"/>
+        </w:rPr>
+        <w:t>BeforePaymentInsert</w:t>
+      </w:r>
+      <w:proofErr w:type="spellEnd"/>
     </w:p>
     <w:p>
       <w:pPr>
@@ -11680,7 +13683,21 @@
         <w:rPr>
           <w:color w:val="000000"/>
         </w:rPr>
-        <w:t>    DECLARE TotalCost DECIMAL(10,2) DEFAULT 0.00;</w:t>
+        <w:t xml:space="preserve">    DECLARE </w:t>
+      </w:r>
+      <w:proofErr w:type="spellStart"/>
+      <w:r>
+        <w:rPr>
+          <w:color w:val="000000"/>
+        </w:rPr>
+        <w:t>TotalCost</w:t>
+      </w:r>
+      <w:proofErr w:type="spellEnd"/>
+      <w:r>
+        <w:rPr>
+          <w:color w:val="000000"/>
+        </w:rPr>
+        <w:t xml:space="preserve"> DECIMAL(10,2) DEFAULT 0.00;</w:t>
       </w:r>
     </w:p>
     <w:p>
@@ -11717,7 +13734,21 @@
         <w:rPr>
           <w:color w:val="000000"/>
         </w:rPr>
-        <w:t>    DECLARE ExistingPayments DECIMAL(10,2) DEFAULT 0.00;</w:t>
+        <w:t xml:space="preserve">    DECLARE </w:t>
+      </w:r>
+      <w:proofErr w:type="spellStart"/>
+      <w:r>
+        <w:rPr>
+          <w:color w:val="000000"/>
+        </w:rPr>
+        <w:t>ExistingPayments</w:t>
+      </w:r>
+      <w:proofErr w:type="spellEnd"/>
+      <w:r>
+        <w:rPr>
+          <w:color w:val="000000"/>
+        </w:rPr>
+        <w:t xml:space="preserve"> DECIMAL(10,2) DEFAULT 0.00;</w:t>
       </w:r>
     </w:p>
     <w:p>
@@ -11828,8 +13859,16 @@
         <w:rPr>
           <w:color w:val="000000"/>
         </w:rPr>
-        <w:t>    INTO TotalCost</w:t>
-      </w:r>
+        <w:t xml:space="preserve">    INTO </w:t>
+      </w:r>
+      <w:proofErr w:type="spellStart"/>
+      <w:r>
+        <w:rPr>
+          <w:color w:val="000000"/>
+        </w:rPr>
+        <w:t>TotalCost</w:t>
+      </w:r>
+      <w:proofErr w:type="spellEnd"/>
     </w:p>
     <w:p>
       <w:pPr>
@@ -11902,7 +13941,35 @@
         <w:rPr>
           <w:color w:val="000000"/>
         </w:rPr>
-        <w:t>    WHERE AppointmentID = NEW.AppointmentID;</w:t>
+        <w:t xml:space="preserve">    WHERE </w:t>
+      </w:r>
+      <w:proofErr w:type="spellStart"/>
+      <w:r>
+        <w:rPr>
+          <w:color w:val="000000"/>
+        </w:rPr>
+        <w:t>AppointmentID</w:t>
+      </w:r>
+      <w:proofErr w:type="spellEnd"/>
+      <w:r>
+        <w:rPr>
+          <w:color w:val="000000"/>
+        </w:rPr>
+        <w:t xml:space="preserve"> = </w:t>
+      </w:r>
+      <w:proofErr w:type="spellStart"/>
+      <w:r>
+        <w:rPr>
+          <w:color w:val="000000"/>
+        </w:rPr>
+        <w:t>NEW.AppointmentID</w:t>
+      </w:r>
+      <w:proofErr w:type="spellEnd"/>
+      <w:r>
+        <w:rPr>
+          <w:color w:val="000000"/>
+        </w:rPr>
+        <w:t>;</w:t>
       </w:r>
     </w:p>
     <w:p>
@@ -11976,7 +14043,21 @@
         <w:rPr>
           <w:color w:val="000000"/>
         </w:rPr>
-        <w:t>    SELECT COALESCE(SUM(AmountPaid), 0.00)</w:t>
+        <w:t>    SELECT COALESCE(SUM(</w:t>
+      </w:r>
+      <w:proofErr w:type="spellStart"/>
+      <w:r>
+        <w:rPr>
+          <w:color w:val="000000"/>
+        </w:rPr>
+        <w:t>AmountPaid</w:t>
+      </w:r>
+      <w:proofErr w:type="spellEnd"/>
+      <w:r>
+        <w:rPr>
+          <w:color w:val="000000"/>
+        </w:rPr>
+        <w:t>), 0.00)</w:t>
       </w:r>
     </w:p>
     <w:p>
@@ -12013,8 +14094,16 @@
         <w:rPr>
           <w:color w:val="000000"/>
         </w:rPr>
-        <w:t>    INTO ExistingPayments</w:t>
-      </w:r>
+        <w:t xml:space="preserve">    INTO </w:t>
+      </w:r>
+      <w:proofErr w:type="spellStart"/>
+      <w:r>
+        <w:rPr>
+          <w:color w:val="000000"/>
+        </w:rPr>
+        <w:t>ExistingPayments</w:t>
+      </w:r>
+      <w:proofErr w:type="spellEnd"/>
     </w:p>
     <w:p>
       <w:pPr>
@@ -12087,8 +14176,30 @@
         <w:rPr>
           <w:color w:val="000000"/>
         </w:rPr>
-        <w:t>    WHERE AppointmentID = NEW.AppointmentID</w:t>
-      </w:r>
+        <w:t xml:space="preserve">    WHERE </w:t>
+      </w:r>
+      <w:proofErr w:type="spellStart"/>
+      <w:r>
+        <w:rPr>
+          <w:color w:val="000000"/>
+        </w:rPr>
+        <w:t>AppointmentID</w:t>
+      </w:r>
+      <w:proofErr w:type="spellEnd"/>
+      <w:r>
+        <w:rPr>
+          <w:color w:val="000000"/>
+        </w:rPr>
+        <w:t xml:space="preserve"> = </w:t>
+      </w:r>
+      <w:proofErr w:type="spellStart"/>
+      <w:r>
+        <w:rPr>
+          <w:color w:val="000000"/>
+        </w:rPr>
+        <w:t>NEW.AppointmentID</w:t>
+      </w:r>
+      <w:proofErr w:type="spellEnd"/>
     </w:p>
     <w:p>
       <w:pPr>
@@ -12124,7 +14235,21 @@
         <w:rPr>
           <w:color w:val="000000"/>
         </w:rPr>
-        <w:t>      AND PaymentStatus &lt;&gt; 'Refunded';</w:t>
+        <w:t xml:space="preserve">      AND </w:t>
+      </w:r>
+      <w:proofErr w:type="spellStart"/>
+      <w:r>
+        <w:rPr>
+          <w:color w:val="000000"/>
+        </w:rPr>
+        <w:t>PaymentStatus</w:t>
+      </w:r>
+      <w:proofErr w:type="spellEnd"/>
+      <w:r>
+        <w:rPr>
+          <w:color w:val="000000"/>
+        </w:rPr>
+        <w:t xml:space="preserve"> &lt;&gt; 'Refunded';</w:t>
       </w:r>
     </w:p>
     <w:p>
@@ -12198,7 +14323,21 @@
         <w:rPr>
           <w:color w:val="000000"/>
         </w:rPr>
-        <w:t>    IF NEW.PaymentStatus &lt;&gt; 'Refunded'</w:t>
+        <w:t xml:space="preserve">    IF </w:t>
+      </w:r>
+      <w:proofErr w:type="spellStart"/>
+      <w:r>
+        <w:rPr>
+          <w:color w:val="000000"/>
+        </w:rPr>
+        <w:t>NEW.PaymentStatus</w:t>
+      </w:r>
+      <w:proofErr w:type="spellEnd"/>
+      <w:r>
+        <w:rPr>
+          <w:color w:val="000000"/>
+        </w:rPr>
+        <w:t xml:space="preserve"> &lt;&gt; 'Refunded'</w:t>
       </w:r>
     </w:p>
     <w:p>
@@ -12235,7 +14374,49 @@
         <w:rPr>
           <w:color w:val="000000"/>
         </w:rPr>
-        <w:t xml:space="preserve">       AND ExistingPayments + NEW.AmountPaid &gt; TotalCost THEN</w:t>
+        <w:t xml:space="preserve">       AND </w:t>
+      </w:r>
+      <w:proofErr w:type="spellStart"/>
+      <w:r>
+        <w:rPr>
+          <w:color w:val="000000"/>
+        </w:rPr>
+        <w:t>ExistingPayments</w:t>
+      </w:r>
+      <w:proofErr w:type="spellEnd"/>
+      <w:r>
+        <w:rPr>
+          <w:color w:val="000000"/>
+        </w:rPr>
+        <w:t xml:space="preserve"> + </w:t>
+      </w:r>
+      <w:proofErr w:type="spellStart"/>
+      <w:r>
+        <w:rPr>
+          <w:color w:val="000000"/>
+        </w:rPr>
+        <w:t>NEW.AmountPaid</w:t>
+      </w:r>
+      <w:proofErr w:type="spellEnd"/>
+      <w:r>
+        <w:rPr>
+          <w:color w:val="000000"/>
+        </w:rPr>
+        <w:t xml:space="preserve"> &gt; </w:t>
+      </w:r>
+      <w:proofErr w:type="spellStart"/>
+      <w:r>
+        <w:rPr>
+          <w:color w:val="000000"/>
+        </w:rPr>
+        <w:t>TotalCost</w:t>
+      </w:r>
+      <w:proofErr w:type="spellEnd"/>
+      <w:r>
+        <w:rPr>
+          <w:color w:val="000000"/>
+        </w:rPr>
+        <w:t xml:space="preserve"> THEN</w:t>
       </w:r>
     </w:p>
     <w:p>
@@ -12794,7 +14975,21 @@
         <w:rPr>
           <w:color w:val="595959"/>
         </w:rPr>
-        <w:t>One of the main challenges I faced was converting the specialization between ClinicPerson, Patient, and Doctor into relational tables without duplicating shared information. At first, the original design stored names, phone numbers, and email addresses separately in both the Patient and Doctor tables. This created unnecessary repetition and could lead to inconsistent data. I identified the issue while mapping the EER diagram into the relational model because the same personal attributes appeared in two entities.</w:t>
+        <w:t xml:space="preserve">One of the main challenges I faced was converting the specialization between </w:t>
+      </w:r>
+      <w:proofErr w:type="spellStart"/>
+      <w:r>
+        <w:rPr>
+          <w:color w:val="595959"/>
+        </w:rPr>
+        <w:t>ClinicPerson</w:t>
+      </w:r>
+      <w:proofErr w:type="spellEnd"/>
+      <w:r>
+        <w:rPr>
+          <w:color w:val="595959"/>
+        </w:rPr>
+        <w:t>, Patient, and Doctor into relational tables without duplicating shared information. At first, the original design stored names, phone numbers, and email addresses separately in both the Patient and Doctor tables. This created unnecessary repetition and could lead to inconsistent data. I identified the issue while mapping the EER diagram into the relational model because the same personal attributes appeared in two entities.</w:t>
       </w:r>
     </w:p>
     <w:p>
@@ -12808,7 +15003,147 @@
         <w:rPr>
           <w:color w:val="595959"/>
         </w:rPr>
-        <w:t>To resolve it, I created a ClinicPerson superclass containing PersonID, FullName, Phone, and Email. The Patient and Doctor tables were then implemented as subclasses. Their identifiers became both primary keys and foreign keys referencing ClinicPerson.PersonID. Patient-specific attributes, such as NationalID, BirthDate, and Address, remained in Patient, while Specialty and LicenseNo remained in Doctor. I also tested the insertion order to confirm that a ClinicPerson record had to exist before its related subclass record could be inserted.</w:t>
+        <w:t xml:space="preserve">To resolve it, I created a </w:t>
+      </w:r>
+      <w:proofErr w:type="spellStart"/>
+      <w:r>
+        <w:rPr>
+          <w:color w:val="595959"/>
+        </w:rPr>
+        <w:t>ClinicPerson</w:t>
+      </w:r>
+      <w:proofErr w:type="spellEnd"/>
+      <w:r>
+        <w:rPr>
+          <w:color w:val="595959"/>
+        </w:rPr>
+        <w:t xml:space="preserve"> superclass containing </w:t>
+      </w:r>
+      <w:proofErr w:type="spellStart"/>
+      <w:r>
+        <w:rPr>
+          <w:color w:val="595959"/>
+        </w:rPr>
+        <w:t>PersonID</w:t>
+      </w:r>
+      <w:proofErr w:type="spellEnd"/>
+      <w:r>
+        <w:rPr>
+          <w:color w:val="595959"/>
+        </w:rPr>
+        <w:t xml:space="preserve">, </w:t>
+      </w:r>
+      <w:proofErr w:type="spellStart"/>
+      <w:r>
+        <w:rPr>
+          <w:color w:val="595959"/>
+        </w:rPr>
+        <w:t>FullName</w:t>
+      </w:r>
+      <w:proofErr w:type="spellEnd"/>
+      <w:r>
+        <w:rPr>
+          <w:color w:val="595959"/>
+        </w:rPr>
+        <w:t xml:space="preserve">, Phone, and Email. The Patient and Doctor tables were then implemented as subclasses. Their identifiers became both primary keys and foreign keys referencing </w:t>
+      </w:r>
+      <w:proofErr w:type="spellStart"/>
+      <w:r>
+        <w:rPr>
+          <w:color w:val="595959"/>
+        </w:rPr>
+        <w:t>ClinicPerson.PersonID</w:t>
+      </w:r>
+      <w:proofErr w:type="spellEnd"/>
+      <w:r>
+        <w:rPr>
+          <w:color w:val="595959"/>
+        </w:rPr>
+        <w:t xml:space="preserve">. Patient-specific attributes, such as </w:t>
+      </w:r>
+      <w:proofErr w:type="spellStart"/>
+      <w:r>
+        <w:rPr>
+          <w:color w:val="595959"/>
+        </w:rPr>
+        <w:t>NationalID</w:t>
+      </w:r>
+      <w:proofErr w:type="spellEnd"/>
+      <w:r>
+        <w:rPr>
+          <w:color w:val="595959"/>
+        </w:rPr>
+        <w:t xml:space="preserve">, </w:t>
+      </w:r>
+      <w:proofErr w:type="spellStart"/>
+      <w:r>
+        <w:rPr>
+          <w:color w:val="595959"/>
+        </w:rPr>
+        <w:t>BirthDate</w:t>
+      </w:r>
+      <w:proofErr w:type="spellEnd"/>
+      <w:r>
+        <w:rPr>
+          <w:color w:val="595959"/>
+        </w:rPr>
+        <w:t xml:space="preserve">, and Address, remained in </w:t>
+      </w:r>
+      <w:proofErr w:type="gramStart"/>
+      <w:r>
+        <w:rPr>
+          <w:color w:val="595959"/>
+        </w:rPr>
+        <w:t>Patient</w:t>
+      </w:r>
+      <w:proofErr w:type="gramEnd"/>
+      <w:r>
+        <w:rPr>
+          <w:color w:val="595959"/>
+        </w:rPr>
+        <w:t xml:space="preserve">, while Specialty and </w:t>
+      </w:r>
+      <w:proofErr w:type="spellStart"/>
+      <w:r>
+        <w:rPr>
+          <w:color w:val="595959"/>
+        </w:rPr>
+        <w:t>LicenseNo</w:t>
+      </w:r>
+      <w:proofErr w:type="spellEnd"/>
+      <w:r>
+        <w:rPr>
+          <w:color w:val="595959"/>
+        </w:rPr>
+        <w:t xml:space="preserve"> remained in </w:t>
+      </w:r>
+      <w:proofErr w:type="gramStart"/>
+      <w:r>
+        <w:rPr>
+          <w:color w:val="595959"/>
+        </w:rPr>
+        <w:t>Doctor</w:t>
+      </w:r>
+      <w:proofErr w:type="gramEnd"/>
+      <w:r>
+        <w:rPr>
+          <w:color w:val="595959"/>
+        </w:rPr>
+        <w:t xml:space="preserve">. I also tested the insertion order to confirm that a </w:t>
+      </w:r>
+      <w:proofErr w:type="spellStart"/>
+      <w:r>
+        <w:rPr>
+          <w:color w:val="595959"/>
+        </w:rPr>
+        <w:t>ClinicPerson</w:t>
+      </w:r>
+      <w:proofErr w:type="spellEnd"/>
+      <w:r>
+        <w:rPr>
+          <w:color w:val="595959"/>
+        </w:rPr>
+        <w:t xml:space="preserve"> record had to exist before its related subclass record could be inserted.</w:t>
       </w:r>
     </w:p>
     <w:p>
@@ -12838,7 +15173,21 @@
         <w:rPr>
           <w:color w:val="595959"/>
         </w:rPr>
-        <w:t>I chose the superclass–subclass approach instead of creating two completely independent Patient and Doctor tables. The main advantage was reduced duplication and clearer representation of the EER specialization. It also allowed shared constraints, such as unique email addresses, to be controlled in one place.</w:t>
+        <w:t xml:space="preserve">I chose the </w:t>
+      </w:r>
+      <w:proofErr w:type="gramStart"/>
+      <w:r>
+        <w:rPr>
+          <w:color w:val="595959"/>
+        </w:rPr>
+        <w:t>superclass–subclass</w:t>
+      </w:r>
+      <w:proofErr w:type="gramEnd"/>
+      <w:r>
+        <w:rPr>
+          <w:color w:val="595959"/>
+        </w:rPr>
+        <w:t xml:space="preserve"> approach instead of creating two completely independent Patient and Doctor tables. The main advantage was reduced duplication and clearer representation of the EER specialization. It also allowed shared constraints, such as unique email addresses, to be controlled in one place.</w:t>
       </w:r>
     </w:p>
     <w:p>
@@ -12853,7 +15202,21 @@
           <w:color w:val="595959"/>
         </w:rPr>
         <w:lastRenderedPageBreak/>
-        <w:t>The alternative would have been simpler because each table could store all required attributes directly. However, that design would repeat personal details and make future changes harder. The selected method required additional joins when retrieving names and introduced a more complex insertion process, but these disadvantages were acceptable because the database became more normalized and consistent.</w:t>
+        <w:t xml:space="preserve">The alternative would have been simpler because each table could store all required attributes directly. However, that design would repeat personal details and make future changes harder. The selected method required additional </w:t>
+      </w:r>
+      <w:proofErr w:type="gramStart"/>
+      <w:r>
+        <w:rPr>
+          <w:color w:val="595959"/>
+        </w:rPr>
+        <w:t>joins</w:t>
+      </w:r>
+      <w:proofErr w:type="gramEnd"/>
+      <w:r>
+        <w:rPr>
+          <w:color w:val="595959"/>
+        </w:rPr>
+        <w:t xml:space="preserve"> when retrieving names and introduced a more complex insertion process, but these disadvantages were acceptable because the database became more normalized and consistent.</w:t>
       </w:r>
     </w:p>
     <w:p>
@@ -12883,7 +15246,21 @@
         <w:rPr>
           <w:color w:val="595959"/>
         </w:rPr>
-        <w:t>I used ChatGPT during the project for brainstorming the database structure, reviewing MySQL syntax, drafting sample queries, and checking the clarity of written explanations. It was particularly useful when developing the payment trigger and the appointment summary view. I did not accept the generated output without checking it. I compared every query with the final table definitions, verified primary and foreign key references, and modified details such as Saudi payment methods, data types, constraint names, and sample records. I also reviewed the trigger logic to ensure that cumulative payments could not exceed treatment costs.</w:t>
+        <w:t xml:space="preserve">I used ChatGPT during the project for brainstorming the database structure, reviewing MySQL syntax, drafting sample queries, and checking the clarity of written explanations. It was particularly useful when developing the payment trigger and the appointment summary view. I did not accept the </w:t>
+      </w:r>
+      <w:proofErr w:type="gramStart"/>
+      <w:r>
+        <w:rPr>
+          <w:color w:val="595959"/>
+        </w:rPr>
+        <w:t>generated output</w:t>
+      </w:r>
+      <w:proofErr w:type="gramEnd"/>
+      <w:r>
+        <w:rPr>
+          <w:color w:val="595959"/>
+        </w:rPr>
+        <w:t xml:space="preserve"> without checking it. I compared every query with the final table definitions, verified primary and foreign key references, and modified details such as Saudi payment methods, data types, constraint names, and sample records. I also reviewed the trigger logic to ensure that cumulative payments could not exceed treatment costs.</w:t>
       </w:r>
     </w:p>
     <w:p>
@@ -12994,7 +15371,29 @@
           <w:sz w:val="24"/>
           <w:szCs w:val="24"/>
         </w:rPr>
-        <w:t>SQL Script (.sql)</w:t>
+        <w:t>SQL Script (.</w:t>
+      </w:r>
+      <w:proofErr w:type="spellStart"/>
+      <w:r>
+        <w:rPr>
+          <w:rFonts w:ascii="Times New Roman" w:hAnsi="Times New Roman" w:cs="Times New Roman"/>
+          <w:b/>
+          <w:bCs/>
+          <w:sz w:val="24"/>
+          <w:szCs w:val="24"/>
+        </w:rPr>
+        <w:t>sql</w:t>
+      </w:r>
+      <w:proofErr w:type="spellEnd"/>
+      <w:r>
+        <w:rPr>
+          <w:rFonts w:ascii="Times New Roman" w:hAnsi="Times New Roman" w:cs="Times New Roman"/>
+          <w:b/>
+          <w:bCs/>
+          <w:sz w:val="24"/>
+          <w:szCs w:val="24"/>
+        </w:rPr>
+        <w:t>)</w:t>
       </w:r>
       <w:r>
         <w:rPr>
@@ -13164,7 +15563,25 @@
           <w:sz w:val="24"/>
           <w:szCs w:val="24"/>
         </w:rPr>
-        <w:t>Google Colab notebook (if applicable): [link]</w:t>
+        <w:t xml:space="preserve">Google </w:t>
+      </w:r>
+      <w:proofErr w:type="spellStart"/>
+      <w:r>
+        <w:rPr>
+          <w:rFonts w:ascii="Times New Roman" w:hAnsi="Times New Roman" w:cs="Times New Roman"/>
+          <w:sz w:val="24"/>
+          <w:szCs w:val="24"/>
+        </w:rPr>
+        <w:t>Colab</w:t>
+      </w:r>
+      <w:proofErr w:type="spellEnd"/>
+      <w:r>
+        <w:rPr>
+          <w:rFonts w:ascii="Times New Roman" w:hAnsi="Times New Roman" w:cs="Times New Roman"/>
+          <w:sz w:val="24"/>
+          <w:szCs w:val="24"/>
+        </w:rPr>
+        <w:t xml:space="preserve"> notebook (if applicable): [link]</w:t>
       </w:r>
     </w:p>
     <w:p>
@@ -19226,7 +21643,7 @@
       <w:szCs w:val="24"/>
     </w:rPr>
   </w:style>
-  <w:style w:type="table" w:styleId="GridTable6ColourfulAccent1">
+  <w:style w:type="table" w:styleId="GridTable6Colorful-Accent1">
     <w:name w:val="Grid Table 6 Colorful Accent 1"/>
     <w:basedOn w:val="TableNormal"/>
     <w:uiPriority w:val="51"/>
@@ -19563,12 +21980,14 @@
     <w:rsid w:val="00A97C92"/>
     <w:rsid w:val="00AC3A9C"/>
     <w:rsid w:val="00AC55E9"/>
+    <w:rsid w:val="00AD286F"/>
     <w:rsid w:val="00AD54E3"/>
     <w:rsid w:val="00B1289C"/>
     <w:rsid w:val="00B4602D"/>
     <w:rsid w:val="00BF275B"/>
     <w:rsid w:val="00C346F5"/>
     <w:rsid w:val="00C40158"/>
+    <w:rsid w:val="00C64AFB"/>
     <w:rsid w:val="00C77297"/>
     <w:rsid w:val="00CC6F9F"/>
     <w:rsid w:val="00CE38B6"/>
@@ -20409,16 +22828,16 @@
 </file>
 
 <file path=customXml/item2.xml><?xml version="1.0" encoding="utf-8"?>
-<b:Sources xmlns:b="http://schemas.openxmlformats.org/officeDocument/2006/bibliography" SelectedStyle="\APA.XSL" StyleName="APA"/>
-</file>
-
-<file path=customXml/item3.xml><?xml version="1.0" encoding="utf-8"?>
 <?mso-contentType ?>
 <FormTemplates xmlns="http://schemas.microsoft.com/sharepoint/v3/contenttype/forms">
   <Display>DocumentLibraryForm</Display>
   <Edit>AssetEditForm</Edit>
   <New>DocumentLibraryForm</New>
 </FormTemplates>
+</file>
+
+<file path=customXml/item3.xml><?xml version="1.0" encoding="utf-8"?>
+<b:Sources xmlns:b="http://schemas.openxmlformats.org/officeDocument/2006/bibliography" SelectedStyle="\APA.XSL" StyleName="APA"/>
 </file>
 
 <file path=customXml/itemProps1.xml><?xml version="1.0" encoding="utf-8"?>
@@ -20430,17 +22849,17 @@
 </file>
 
 <file path=customXml/itemProps2.xml><?xml version="1.0" encoding="utf-8"?>
+<ds:datastoreItem xmlns:ds="http://schemas.openxmlformats.org/officeDocument/2006/customXml" ds:itemID="{E34C63B7-A026-4A37-9535-4FBB4C03A11D}">
+  <ds:schemaRefs>
+    <ds:schemaRef ds:uri="http://schemas.microsoft.com/sharepoint/v3/contenttype/forms"/>
+  </ds:schemaRefs>
+</ds:datastoreItem>
+</file>
+
+<file path=customXml/itemProps3.xml><?xml version="1.0" encoding="utf-8"?>
 <ds:datastoreItem xmlns:ds="http://schemas.openxmlformats.org/officeDocument/2006/customXml" ds:itemID="{355C5113-D031-41DB-A6D8-43CE1A0E6695}">
   <ds:schemaRefs>
     <ds:schemaRef ds:uri="http://schemas.openxmlformats.org/officeDocument/2006/bibliography"/>
   </ds:schemaRefs>
 </ds:datastoreItem>
-</file>
-
-<file path=customXml/itemProps3.xml><?xml version="1.0" encoding="utf-8"?>
-<ds:datastoreItem xmlns:ds="http://schemas.openxmlformats.org/officeDocument/2006/customXml" ds:itemID="{E34C63B7-A026-4A37-9535-4FBB4C03A11D}">
-  <ds:schemaRefs>
-    <ds:schemaRef ds:uri="http://schemas.microsoft.com/sharepoint/v3/contenttype/forms"/>
-  </ds:schemaRefs>
-</ds:datastoreItem>
 </file>